--- a/ResilienceBot-Agent FLAN-T5 Lab Tutorial.docx
+++ b/ResilienceBot-Agent FLAN-T5 Lab Tutorial.docx
@@ -65,7 +65,7 @@
           <w:r>
             <w:fldChar w:fldCharType="separate"/>
           </w:r>
-          <w:hyperlink w:anchor="_Toc223534814" w:history="1">
+          <w:hyperlink w:anchor="_Toc223537535" w:history="1">
             <w:r>
               <w:rPr>
                 <w:rStyle w:val="Hyperlink"/>
@@ -93,7 +93,7 @@
                 <w:noProof/>
                 <w:webHidden/>
               </w:rPr>
-              <w:instrText xml:space="preserve"> PAGEREF _Toc223534814 \h </w:instrText>
+              <w:instrText xml:space="preserve"> PAGEREF _Toc223537535 \h </w:instrText>
             </w:r>
             <w:r>
               <w:rPr>
@@ -140,7 +140,7 @@
               <w14:ligatures w14:val="standardContextual"/>
             </w:rPr>
           </w:pPr>
-          <w:hyperlink w:anchor="_Toc223534815" w:history="1">
+          <w:hyperlink w:anchor="_Toc223537536" w:history="1">
             <w:r>
               <w:rPr>
                 <w:rStyle w:val="Hyperlink"/>
@@ -168,7 +168,7 @@
                 <w:noProof/>
                 <w:webHidden/>
               </w:rPr>
-              <w:instrText xml:space="preserve"> PAGEREF _Toc223534815 \h </w:instrText>
+              <w:instrText xml:space="preserve"> PAGEREF _Toc223537536 \h </w:instrText>
             </w:r>
             <w:r>
               <w:rPr>
@@ -215,7 +215,7 @@
               <w14:ligatures w14:val="standardContextual"/>
             </w:rPr>
           </w:pPr>
-          <w:hyperlink w:anchor="_Toc223534816" w:history="1">
+          <w:hyperlink w:anchor="_Toc223537537" w:history="1">
             <w:r>
               <w:rPr>
                 <w:rStyle w:val="Hyperlink"/>
@@ -243,7 +243,7 @@
                 <w:noProof/>
                 <w:webHidden/>
               </w:rPr>
-              <w:instrText xml:space="preserve"> PAGEREF _Toc223534816 \h </w:instrText>
+              <w:instrText xml:space="preserve"> PAGEREF _Toc223537537 \h </w:instrText>
             </w:r>
             <w:r>
               <w:rPr>
@@ -290,7 +290,7 @@
               <w14:ligatures w14:val="standardContextual"/>
             </w:rPr>
           </w:pPr>
-          <w:hyperlink w:anchor="_Toc223534817" w:history="1">
+          <w:hyperlink w:anchor="_Toc223537538" w:history="1">
             <w:r>
               <w:rPr>
                 <w:rStyle w:val="Hyperlink"/>
@@ -317,7 +317,7 @@
                 <w:noProof/>
                 <w:webHidden/>
               </w:rPr>
-              <w:instrText xml:space="preserve"> PAGEREF _Toc223534817 \h </w:instrText>
+              <w:instrText xml:space="preserve"> PAGEREF _Toc223537538 \h </w:instrText>
             </w:r>
             <w:r>
               <w:rPr>
@@ -364,7 +364,7 @@
               <w14:ligatures w14:val="standardContextual"/>
             </w:rPr>
           </w:pPr>
-          <w:hyperlink w:anchor="_Toc223534818" w:history="1">
+          <w:hyperlink w:anchor="_Toc223537539" w:history="1">
             <w:r>
               <w:rPr>
                 <w:rStyle w:val="Hyperlink"/>
@@ -392,7 +392,7 @@
                 <w:noProof/>
                 <w:webHidden/>
               </w:rPr>
-              <w:instrText xml:space="preserve"> PAGEREF _Toc223534818 \h </w:instrText>
+              <w:instrText xml:space="preserve"> PAGEREF _Toc223537539 \h </w:instrText>
             </w:r>
             <w:r>
               <w:rPr>
@@ -439,7 +439,7 @@
               <w14:ligatures w14:val="standardContextual"/>
             </w:rPr>
           </w:pPr>
-          <w:hyperlink w:anchor="_Toc223534819" w:history="1">
+          <w:hyperlink w:anchor="_Toc223537540" w:history="1">
             <w:r>
               <w:rPr>
                 <w:rStyle w:val="Hyperlink"/>
@@ -466,7 +466,7 @@
                 <w:noProof/>
                 <w:webHidden/>
               </w:rPr>
-              <w:instrText xml:space="preserve"> PAGEREF _Toc223534819 \h </w:instrText>
+              <w:instrText xml:space="preserve"> PAGEREF _Toc223537540 \h </w:instrText>
             </w:r>
             <w:r>
               <w:rPr>
@@ -513,7 +513,7 @@
               <w14:ligatures w14:val="standardContextual"/>
             </w:rPr>
           </w:pPr>
-          <w:hyperlink w:anchor="_Toc223534820" w:history="1">
+          <w:hyperlink w:anchor="_Toc223537541" w:history="1">
             <w:r>
               <w:rPr>
                 <w:rStyle w:val="Hyperlink"/>
@@ -540,7 +540,7 @@
                 <w:noProof/>
                 <w:webHidden/>
               </w:rPr>
-              <w:instrText xml:space="preserve"> PAGEREF _Toc223534820 \h </w:instrText>
+              <w:instrText xml:space="preserve"> PAGEREF _Toc223537541 \h </w:instrText>
             </w:r>
             <w:r>
               <w:rPr>
@@ -587,7 +587,7 @@
               <w14:ligatures w14:val="standardContextual"/>
             </w:rPr>
           </w:pPr>
-          <w:hyperlink w:anchor="_Toc223534821" w:history="1">
+          <w:hyperlink w:anchor="_Toc223537542" w:history="1">
             <w:r>
               <w:rPr>
                 <w:rStyle w:val="Hyperlink"/>
@@ -614,7 +614,7 @@
                 <w:noProof/>
                 <w:webHidden/>
               </w:rPr>
-              <w:instrText xml:space="preserve"> PAGEREF _Toc223534821 \h </w:instrText>
+              <w:instrText xml:space="preserve"> PAGEREF _Toc223537542 \h </w:instrText>
             </w:r>
             <w:r>
               <w:rPr>
@@ -661,7 +661,7 @@
               <w14:ligatures w14:val="standardContextual"/>
             </w:rPr>
           </w:pPr>
-          <w:hyperlink w:anchor="_Toc223534822" w:history="1">
+          <w:hyperlink w:anchor="_Toc223537543" w:history="1">
             <w:r>
               <w:rPr>
                 <w:rStyle w:val="Hyperlink"/>
@@ -688,7 +688,7 @@
                 <w:noProof/>
                 <w:webHidden/>
               </w:rPr>
-              <w:instrText xml:space="preserve"> PAGEREF _Toc223534822 \h </w:instrText>
+              <w:instrText xml:space="preserve"> PAGEREF _Toc223537543 \h </w:instrText>
             </w:r>
             <w:r>
               <w:rPr>
@@ -735,7 +735,7 @@
               <w14:ligatures w14:val="standardContextual"/>
             </w:rPr>
           </w:pPr>
-          <w:hyperlink w:anchor="_Toc223534823" w:history="1">
+          <w:hyperlink w:anchor="_Toc223537544" w:history="1">
             <w:r>
               <w:rPr>
                 <w:rStyle w:val="Hyperlink"/>
@@ -762,7 +762,7 @@
                 <w:noProof/>
                 <w:webHidden/>
               </w:rPr>
-              <w:instrText xml:space="preserve"> PAGEREF _Toc223534823 \h </w:instrText>
+              <w:instrText xml:space="preserve"> PAGEREF _Toc223537544 \h </w:instrText>
             </w:r>
             <w:r>
               <w:rPr>
@@ -809,7 +809,7 @@
               <w14:ligatures w14:val="standardContextual"/>
             </w:rPr>
           </w:pPr>
-          <w:hyperlink w:anchor="_Toc223534824" w:history="1">
+          <w:hyperlink w:anchor="_Toc223537545" w:history="1">
             <w:r>
               <w:rPr>
                 <w:rStyle w:val="Hyperlink"/>
@@ -837,7 +837,7 @@
                 <w:noProof/>
                 <w:webHidden/>
               </w:rPr>
-              <w:instrText xml:space="preserve"> PAGEREF _Toc223534824 \h </w:instrText>
+              <w:instrText xml:space="preserve"> PAGEREF _Toc223537545 \h </w:instrText>
             </w:r>
             <w:r>
               <w:rPr>
@@ -884,7 +884,7 @@
               <w14:ligatures w14:val="standardContextual"/>
             </w:rPr>
           </w:pPr>
-          <w:hyperlink w:anchor="_Toc223534825" w:history="1">
+          <w:hyperlink w:anchor="_Toc223537546" w:history="1">
             <w:r>
               <w:rPr>
                 <w:rStyle w:val="Hyperlink"/>
@@ -912,7 +912,7 @@
                 <w:noProof/>
                 <w:webHidden/>
               </w:rPr>
-              <w:instrText xml:space="preserve"> PAGEREF _Toc223534825 \h </w:instrText>
+              <w:instrText xml:space="preserve"> PAGEREF _Toc223537546 \h </w:instrText>
             </w:r>
             <w:r>
               <w:rPr>
@@ -959,7 +959,7 @@
               <w14:ligatures w14:val="standardContextual"/>
             </w:rPr>
           </w:pPr>
-          <w:hyperlink w:anchor="_Toc223534826" w:history="1">
+          <w:hyperlink w:anchor="_Toc223537547" w:history="1">
             <w:r>
               <w:rPr>
                 <w:rStyle w:val="Hyperlink"/>
@@ -986,7 +986,7 @@
                 <w:noProof/>
                 <w:webHidden/>
               </w:rPr>
-              <w:instrText xml:space="preserve"> PAGEREF _Toc223534826 \h </w:instrText>
+              <w:instrText xml:space="preserve"> PAGEREF _Toc223537547 \h </w:instrText>
             </w:r>
             <w:r>
               <w:rPr>
@@ -1033,7 +1033,7 @@
               <w14:ligatures w14:val="standardContextual"/>
             </w:rPr>
           </w:pPr>
-          <w:hyperlink w:anchor="_Toc223534827" w:history="1">
+          <w:hyperlink w:anchor="_Toc223537548" w:history="1">
             <w:r>
               <w:rPr>
                 <w:rStyle w:val="Hyperlink"/>
@@ -1060,7 +1060,7 @@
                 <w:noProof/>
                 <w:webHidden/>
               </w:rPr>
-              <w:instrText xml:space="preserve"> PAGEREF _Toc223534827 \h </w:instrText>
+              <w:instrText xml:space="preserve"> PAGEREF _Toc223537548 \h </w:instrText>
             </w:r>
             <w:r>
               <w:rPr>
@@ -1107,7 +1107,7 @@
               <w14:ligatures w14:val="standardContextual"/>
             </w:rPr>
           </w:pPr>
-          <w:hyperlink w:anchor="_Toc223534828" w:history="1">
+          <w:hyperlink w:anchor="_Toc223537549" w:history="1">
             <w:r>
               <w:rPr>
                 <w:rStyle w:val="Hyperlink"/>
@@ -1135,7 +1135,7 @@
                 <w:noProof/>
                 <w:webHidden/>
               </w:rPr>
-              <w:instrText xml:space="preserve"> PAGEREF _Toc223534828 \h </w:instrText>
+              <w:instrText xml:space="preserve"> PAGEREF _Toc223537549 \h </w:instrText>
             </w:r>
             <w:r>
               <w:rPr>
@@ -1182,7 +1182,7 @@
               <w14:ligatures w14:val="standardContextual"/>
             </w:rPr>
           </w:pPr>
-          <w:hyperlink w:anchor="_Toc223534829" w:history="1">
+          <w:hyperlink w:anchor="_Toc223537550" w:history="1">
             <w:r>
               <w:rPr>
                 <w:rStyle w:val="Hyperlink"/>
@@ -1210,7 +1210,7 @@
                 <w:noProof/>
                 <w:webHidden/>
               </w:rPr>
-              <w:instrText xml:space="preserve"> PAGEREF _Toc223534829 \h </w:instrText>
+              <w:instrText xml:space="preserve"> PAGEREF _Toc223537550 \h </w:instrText>
             </w:r>
             <w:r>
               <w:rPr>
@@ -1257,7 +1257,7 @@
               <w14:ligatures w14:val="standardContextual"/>
             </w:rPr>
           </w:pPr>
-          <w:hyperlink w:anchor="_Toc223534830" w:history="1">
+          <w:hyperlink w:anchor="_Toc223537551" w:history="1">
             <w:r>
               <w:rPr>
                 <w:rStyle w:val="Hyperlink"/>
@@ -1284,7 +1284,7 @@
                 <w:noProof/>
                 <w:webHidden/>
               </w:rPr>
-              <w:instrText xml:space="preserve"> PAGEREF _Toc223534830 \h </w:instrText>
+              <w:instrText xml:space="preserve"> PAGEREF _Toc223537551 \h </w:instrText>
             </w:r>
             <w:r>
               <w:rPr>
@@ -1331,7 +1331,7 @@
               <w14:ligatures w14:val="standardContextual"/>
             </w:rPr>
           </w:pPr>
-          <w:hyperlink w:anchor="_Toc223534831" w:history="1">
+          <w:hyperlink w:anchor="_Toc223537552" w:history="1">
             <w:r>
               <w:rPr>
                 <w:rStyle w:val="Hyperlink"/>
@@ -1358,7 +1358,7 @@
                 <w:noProof/>
                 <w:webHidden/>
               </w:rPr>
-              <w:instrText xml:space="preserve"> PAGEREF _Toc223534831 \h </w:instrText>
+              <w:instrText xml:space="preserve"> PAGEREF _Toc223537552 \h </w:instrText>
             </w:r>
             <w:r>
               <w:rPr>
@@ -1405,7 +1405,7 @@
               <w14:ligatures w14:val="standardContextual"/>
             </w:rPr>
           </w:pPr>
-          <w:hyperlink w:anchor="_Toc223534832" w:history="1">
+          <w:hyperlink w:anchor="_Toc223537553" w:history="1">
             <w:r>
               <w:rPr>
                 <w:rStyle w:val="Hyperlink"/>
@@ -1432,7 +1432,7 @@
                 <w:noProof/>
                 <w:webHidden/>
               </w:rPr>
-              <w:instrText xml:space="preserve"> PAGEREF _Toc223534832 \h </w:instrText>
+              <w:instrText xml:space="preserve"> PAGEREF _Toc223537553 \h </w:instrText>
             </w:r>
             <w:r>
               <w:rPr>
@@ -1479,7 +1479,7 @@
               <w14:ligatures w14:val="standardContextual"/>
             </w:rPr>
           </w:pPr>
-          <w:hyperlink w:anchor="_Toc223534833" w:history="1">
+          <w:hyperlink w:anchor="_Toc223537554" w:history="1">
             <w:r>
               <w:rPr>
                 <w:rStyle w:val="Hyperlink"/>
@@ -1507,7 +1507,7 @@
                 <w:noProof/>
                 <w:webHidden/>
               </w:rPr>
-              <w:instrText xml:space="preserve"> PAGEREF _Toc223534833 \h </w:instrText>
+              <w:instrText xml:space="preserve"> PAGEREF _Toc223537554 \h </w:instrText>
             </w:r>
             <w:r>
               <w:rPr>
@@ -1554,7 +1554,7 @@
               <w14:ligatures w14:val="standardContextual"/>
             </w:rPr>
           </w:pPr>
-          <w:hyperlink w:anchor="_Toc223534834" w:history="1">
+          <w:hyperlink w:anchor="_Toc223537555" w:history="1">
             <w:r>
               <w:rPr>
                 <w:rStyle w:val="Hyperlink"/>
@@ -1582,7 +1582,7 @@
                 <w:noProof/>
                 <w:webHidden/>
               </w:rPr>
-              <w:instrText xml:space="preserve"> PAGEREF _Toc223534834 \h </w:instrText>
+              <w:instrText xml:space="preserve"> PAGEREF _Toc223537555 \h </w:instrText>
             </w:r>
             <w:r>
               <w:rPr>
@@ -1602,7 +1602,7 @@
                 <w:noProof/>
                 <w:webHidden/>
               </w:rPr>
-              <w:t>10</w:t>
+              <w:t>9</w:t>
             </w:r>
             <w:r>
               <w:rPr>
@@ -1629,7 +1629,7 @@
               <w14:ligatures w14:val="standardContextual"/>
             </w:rPr>
           </w:pPr>
-          <w:hyperlink w:anchor="_Toc223534835" w:history="1">
+          <w:hyperlink w:anchor="_Toc223537556" w:history="1">
             <w:r>
               <w:rPr>
                 <w:rStyle w:val="Hyperlink"/>
@@ -1656,7 +1656,7 @@
                 <w:noProof/>
                 <w:webHidden/>
               </w:rPr>
-              <w:instrText xml:space="preserve"> PAGEREF _Toc223534835 \h </w:instrText>
+              <w:instrText xml:space="preserve"> PAGEREF _Toc223537556 \h </w:instrText>
             </w:r>
             <w:r>
               <w:rPr>
@@ -1703,7 +1703,7 @@
               <w14:ligatures w14:val="standardContextual"/>
             </w:rPr>
           </w:pPr>
-          <w:hyperlink w:anchor="_Toc223534836" w:history="1">
+          <w:hyperlink w:anchor="_Toc223537557" w:history="1">
             <w:r>
               <w:rPr>
                 <w:rStyle w:val="Hyperlink"/>
@@ -1730,7 +1730,7 @@
                 <w:noProof/>
                 <w:webHidden/>
               </w:rPr>
-              <w:instrText xml:space="preserve"> PAGEREF _Toc223534836 \h </w:instrText>
+              <w:instrText xml:space="preserve"> PAGEREF _Toc223537557 \h </w:instrText>
             </w:r>
             <w:r>
               <w:rPr>
@@ -1777,7 +1777,7 @@
               <w14:ligatures w14:val="standardContextual"/>
             </w:rPr>
           </w:pPr>
-          <w:hyperlink w:anchor="_Toc223534837" w:history="1">
+          <w:hyperlink w:anchor="_Toc223537558" w:history="1">
             <w:r>
               <w:rPr>
                 <w:rStyle w:val="Hyperlink"/>
@@ -1804,7 +1804,7 @@
                 <w:noProof/>
                 <w:webHidden/>
               </w:rPr>
-              <w:instrText xml:space="preserve"> PAGEREF _Toc223534837 \h </w:instrText>
+              <w:instrText xml:space="preserve"> PAGEREF _Toc223537558 \h </w:instrText>
             </w:r>
             <w:r>
               <w:rPr>
@@ -1851,7 +1851,7 @@
               <w14:ligatures w14:val="standardContextual"/>
             </w:rPr>
           </w:pPr>
-          <w:hyperlink w:anchor="_Toc223534838" w:history="1">
+          <w:hyperlink w:anchor="_Toc223537559" w:history="1">
             <w:r>
               <w:rPr>
                 <w:rStyle w:val="Hyperlink"/>
@@ -1878,7 +1878,7 @@
                 <w:noProof/>
                 <w:webHidden/>
               </w:rPr>
-              <w:instrText xml:space="preserve"> PAGEREF _Toc223534838 \h </w:instrText>
+              <w:instrText xml:space="preserve"> PAGEREF _Toc223537559 \h </w:instrText>
             </w:r>
             <w:r>
               <w:rPr>
@@ -1925,7 +1925,7 @@
               <w14:ligatures w14:val="standardContextual"/>
             </w:rPr>
           </w:pPr>
-          <w:hyperlink w:anchor="_Toc223534839" w:history="1">
+          <w:hyperlink w:anchor="_Toc223537560" w:history="1">
             <w:r>
               <w:rPr>
                 <w:rStyle w:val="Hyperlink"/>
@@ -1953,7 +1953,7 @@
                 <w:noProof/>
                 <w:webHidden/>
               </w:rPr>
-              <w:instrText xml:space="preserve"> PAGEREF _Toc223534839 \h </w:instrText>
+              <w:instrText xml:space="preserve"> PAGEREF _Toc223537560 \h </w:instrText>
             </w:r>
             <w:r>
               <w:rPr>
@@ -2000,7 +2000,7 @@
               <w14:ligatures w14:val="standardContextual"/>
             </w:rPr>
           </w:pPr>
-          <w:hyperlink w:anchor="_Toc223534840" w:history="1">
+          <w:hyperlink w:anchor="_Toc223537561" w:history="1">
             <w:r>
               <w:rPr>
                 <w:rStyle w:val="Hyperlink"/>
@@ -2027,7 +2027,7 @@
                 <w:noProof/>
                 <w:webHidden/>
               </w:rPr>
-              <w:instrText xml:space="preserve"> PAGEREF _Toc223534840 \h </w:instrText>
+              <w:instrText xml:space="preserve"> PAGEREF _Toc223537561 \h </w:instrText>
             </w:r>
             <w:r>
               <w:rPr>
@@ -2074,7 +2074,7 @@
               <w14:ligatures w14:val="standardContextual"/>
             </w:rPr>
           </w:pPr>
-          <w:hyperlink w:anchor="_Toc223534841" w:history="1">
+          <w:hyperlink w:anchor="_Toc223537562" w:history="1">
             <w:r>
               <w:rPr>
                 <w:rStyle w:val="Hyperlink"/>
@@ -2102,7 +2102,7 @@
                 <w:noProof/>
                 <w:webHidden/>
               </w:rPr>
-              <w:instrText xml:space="preserve"> PAGEREF _Toc223534841 \h </w:instrText>
+              <w:instrText xml:space="preserve"> PAGEREF _Toc223537562 \h </w:instrText>
             </w:r>
             <w:r>
               <w:rPr>
@@ -2149,7 +2149,7 @@
               <w14:ligatures w14:val="standardContextual"/>
             </w:rPr>
           </w:pPr>
-          <w:hyperlink w:anchor="_Toc223534842" w:history="1">
+          <w:hyperlink w:anchor="_Toc223537563" w:history="1">
             <w:r>
               <w:rPr>
                 <w:rStyle w:val="Hyperlink"/>
@@ -2176,7 +2176,7 @@
                 <w:noProof/>
                 <w:webHidden/>
               </w:rPr>
-              <w:instrText xml:space="preserve"> PAGEREF _Toc223534842 \h </w:instrText>
+              <w:instrText xml:space="preserve"> PAGEREF _Toc223537563 \h </w:instrText>
             </w:r>
             <w:r>
               <w:rPr>
@@ -2223,7 +2223,7 @@
               <w14:ligatures w14:val="standardContextual"/>
             </w:rPr>
           </w:pPr>
-          <w:hyperlink w:anchor="_Toc223534843" w:history="1">
+          <w:hyperlink w:anchor="_Toc223537564" w:history="1">
             <w:r>
               <w:rPr>
                 <w:rStyle w:val="Hyperlink"/>
@@ -2250,7 +2250,7 @@
                 <w:noProof/>
                 <w:webHidden/>
               </w:rPr>
-              <w:instrText xml:space="preserve"> PAGEREF _Toc223534843 \h </w:instrText>
+              <w:instrText xml:space="preserve"> PAGEREF _Toc223537564 \h </w:instrText>
             </w:r>
             <w:r>
               <w:rPr>
@@ -2297,7 +2297,7 @@
               <w14:ligatures w14:val="standardContextual"/>
             </w:rPr>
           </w:pPr>
-          <w:hyperlink w:anchor="_Toc223534844" w:history="1">
+          <w:hyperlink w:anchor="_Toc223537565" w:history="1">
             <w:r>
               <w:rPr>
                 <w:rStyle w:val="Hyperlink"/>
@@ -2325,7 +2325,7 @@
                 <w:noProof/>
                 <w:webHidden/>
               </w:rPr>
-              <w:instrText xml:space="preserve"> PAGEREF _Toc223534844 \h </w:instrText>
+              <w:instrText xml:space="preserve"> PAGEREF _Toc223537565 \h </w:instrText>
             </w:r>
             <w:r>
               <w:rPr>
@@ -2345,7 +2345,7 @@
                 <w:noProof/>
                 <w:webHidden/>
               </w:rPr>
-              <w:t>14</w:t>
+              <w:t>15</w:t>
             </w:r>
             <w:r>
               <w:rPr>
@@ -2372,7 +2372,7 @@
               <w14:ligatures w14:val="standardContextual"/>
             </w:rPr>
           </w:pPr>
-          <w:hyperlink w:anchor="_Toc223534845" w:history="1">
+          <w:hyperlink w:anchor="_Toc223537566" w:history="1">
             <w:r>
               <w:rPr>
                 <w:rStyle w:val="Hyperlink"/>
@@ -2399,7 +2399,7 @@
                 <w:noProof/>
                 <w:webHidden/>
               </w:rPr>
-              <w:instrText xml:space="preserve"> PAGEREF _Toc223534845 \h </w:instrText>
+              <w:instrText xml:space="preserve"> PAGEREF _Toc223537566 \h </w:instrText>
             </w:r>
             <w:r>
               <w:rPr>
@@ -2463,7 +2463,7 @@
           <w:lang w:val="en-US"/>
         </w:rPr>
       </w:pPr>
-      <w:bookmarkStart w:id="0" w:name="_Toc223534814"/>
+      <w:bookmarkStart w:id="0" w:name="_Toc223537535"/>
       <w:r>
         <w:rPr>
           <w:lang w:val="en-US"/>
@@ -2480,7 +2480,7 @@
           <w:lang w:val="en-US"/>
         </w:rPr>
       </w:pPr>
-      <w:bookmarkStart w:id="1" w:name="_Toc223534815"/>
+      <w:bookmarkStart w:id="1" w:name="_Toc223537536"/>
       <w:r>
         <w:rPr>
           <w:lang w:val="en-US"/>
@@ -2509,220 +2509,174 @@
         </w:rPr>
         <w:t xml:space="preserve">: </w:t>
       </w:r>
-      <w:proofErr w:type="spellStart"/>
       <w:r>
         <w:rPr>
           <w:lang w:val="en-US"/>
         </w:rPr>
-        <w:t>ResilienceBot</w:t>
-      </w:r>
-      <w:proofErr w:type="spellEnd"/>
-      <w:r>
+        <w:t>ResilienceBot-Agent</w:t>
+      </w:r>
+    </w:p>
+    <w:p>
+      <w:pPr>
+        <w:pStyle w:val="Heading2"/>
         <w:rPr>
           <w:lang w:val="en-US"/>
         </w:rPr>
-        <w:t>-Agent</w:t>
+      </w:pPr>
+      <w:bookmarkStart w:id="2" w:name="_Toc223537537"/>
+      <w:r>
+        <w:rPr>
+          <w:lang w:val="en-US"/>
+        </w:rPr>
+        <w:t>Create Local Environment</w:t>
+      </w:r>
+      <w:bookmarkEnd w:id="2"/>
+    </w:p>
+    <w:p>
+      <w:pPr>
+        <w:rPr>
+          <w:lang w:val="en-US"/>
+        </w:rPr>
+      </w:pPr>
+      <w:r>
+        <w:rPr>
+          <w:lang w:val="en-US"/>
+        </w:rPr>
+        <w:t>We will be using Python 3.11.9.</w:t>
+      </w:r>
+    </w:p>
+    <w:p>
+      <w:pPr>
+        <w:rPr>
+          <w:lang w:val="en-US"/>
+        </w:rPr>
+      </w:pPr>
+      <w:r>
+        <w:rPr>
+          <w:lang w:val="en-US"/>
+        </w:rPr>
+        <w:t>In the root directory of your project, run:</w:t>
+      </w:r>
+    </w:p>
+    <w:p>
+      <w:pPr>
+        <w:pBdr>
+          <w:top w:val="single" w:sz="4" w:space="1" w:color="auto"/>
+          <w:left w:val="single" w:sz="4" w:space="4" w:color="auto"/>
+          <w:bottom w:val="single" w:sz="4" w:space="1" w:color="auto"/>
+          <w:right w:val="single" w:sz="4" w:space="4" w:color="auto"/>
+        </w:pBdr>
+        <w:spacing w:after="0" w:line="240" w:lineRule="auto"/>
+        <w:rPr>
+          <w:rFonts w:ascii="Cascadia Code" w:hAnsi="Cascadia Code"/>
+        </w:rPr>
+      </w:pPr>
+      <w:r>
+        <w:rPr>
+          <w:rFonts w:ascii="Cascadia Code" w:hAnsi="Cascadia Code"/>
+        </w:rPr>
+        <w:t>python -m venv .venv</w:t>
+      </w:r>
+    </w:p>
+    <w:p>
+      <w:pPr>
+        <w:pBdr>
+          <w:top w:val="single" w:sz="4" w:space="1" w:color="auto"/>
+          <w:left w:val="single" w:sz="4" w:space="4" w:color="auto"/>
+          <w:bottom w:val="single" w:sz="4" w:space="1" w:color="auto"/>
+          <w:right w:val="single" w:sz="4" w:space="4" w:color="auto"/>
+        </w:pBdr>
+        <w:spacing w:after="0" w:line="240" w:lineRule="auto"/>
+        <w:rPr>
+          <w:rFonts w:ascii="Cascadia Code" w:hAnsi="Cascadia Code"/>
+        </w:rPr>
+      </w:pPr>
+      <w:r>
+        <w:rPr>
+          <w:rFonts w:ascii="Cascadia Code" w:hAnsi="Cascadia Code"/>
+        </w:rPr>
+        <w:t>.venv\Scripts\Activate.ps1</w:t>
       </w:r>
     </w:p>
     <w:p>
       <w:pPr>
         <w:pStyle w:val="Heading2"/>
+      </w:pPr>
+      <w:bookmarkStart w:id="3" w:name="_Toc223537538"/>
+      <w:r>
+        <w:t>Select the Python Interpreter in VS Code</w:t>
+      </w:r>
+      <w:bookmarkEnd w:id="3"/>
+    </w:p>
+    <w:p>
+      <w:pPr>
+        <w:pBdr>
+          <w:top w:val="single" w:sz="4" w:space="1" w:color="auto"/>
+          <w:left w:val="single" w:sz="4" w:space="4" w:color="auto"/>
+          <w:bottom w:val="single" w:sz="4" w:space="1" w:color="auto"/>
+          <w:right w:val="single" w:sz="4" w:space="4" w:color="auto"/>
+        </w:pBdr>
+        <w:spacing w:after="0" w:line="240" w:lineRule="auto"/>
+        <w:rPr>
+          <w:rFonts w:ascii="Cascadia Code" w:hAnsi="Cascadia Code"/>
+        </w:rPr>
+      </w:pPr>
+      <w:r>
+        <w:rPr>
+          <w:rFonts w:ascii="Cascadia Code" w:hAnsi="Cascadia Code"/>
+        </w:rPr>
+        <w:t>CTRL+SHIFT+P</w:t>
+      </w:r>
+    </w:p>
+    <w:p>
+      <w:pPr>
+        <w:pBdr>
+          <w:top w:val="single" w:sz="4" w:space="1" w:color="auto"/>
+          <w:left w:val="single" w:sz="4" w:space="4" w:color="auto"/>
+          <w:bottom w:val="single" w:sz="4" w:space="1" w:color="auto"/>
+          <w:right w:val="single" w:sz="4" w:space="4" w:color="auto"/>
+        </w:pBdr>
+        <w:spacing w:after="0" w:line="240" w:lineRule="auto"/>
+        <w:rPr>
+          <w:rFonts w:ascii="Cascadia Code" w:hAnsi="Cascadia Code"/>
+        </w:rPr>
+      </w:pPr>
+      <w:r>
+        <w:rPr>
+          <w:rFonts w:ascii="Cascadia Code" w:hAnsi="Cascadia Code"/>
+        </w:rPr>
+        <w:t>Python: Select Interpreter</w:t>
+      </w:r>
+    </w:p>
+    <w:p>
+      <w:pPr>
+        <w:pBdr>
+          <w:top w:val="single" w:sz="4" w:space="1" w:color="auto"/>
+          <w:left w:val="single" w:sz="4" w:space="4" w:color="auto"/>
+          <w:bottom w:val="single" w:sz="4" w:space="1" w:color="auto"/>
+          <w:right w:val="single" w:sz="4" w:space="4" w:color="auto"/>
+        </w:pBdr>
+        <w:spacing w:after="0" w:line="240" w:lineRule="auto"/>
+        <w:rPr>
+          <w:rFonts w:ascii="Cascadia Code" w:hAnsi="Cascadia Code"/>
+        </w:rPr>
+      </w:pPr>
+      <w:r>
+        <w:rPr>
+          <w:rFonts w:ascii="Cascadia Code" w:hAnsi="Cascadia Code"/>
+        </w:rPr>
+        <w:t>Select the interpreter from the local environment</w:t>
+      </w:r>
+    </w:p>
+    <w:p/>
+    <w:p>
+      <w:pPr>
+        <w:pStyle w:val="Heading1"/>
         <w:rPr>
           <w:lang w:val="en-US"/>
         </w:rPr>
       </w:pPr>
-      <w:bookmarkStart w:id="2" w:name="_Toc223534816"/>
-      <w:r>
-        <w:rPr>
-          <w:lang w:val="en-US"/>
-        </w:rPr>
-        <w:t>Create Local Environment</w:t>
-      </w:r>
-      <w:bookmarkEnd w:id="2"/>
-    </w:p>
-    <w:p>
-      <w:pPr>
-        <w:rPr>
-          <w:lang w:val="en-US"/>
-        </w:rPr>
-      </w:pPr>
-      <w:r>
-        <w:rPr>
-          <w:lang w:val="en-US"/>
-        </w:rPr>
-        <w:t>We will be using Python 3.11.9.</w:t>
-      </w:r>
-    </w:p>
-    <w:p>
-      <w:pPr>
-        <w:rPr>
-          <w:lang w:val="en-US"/>
-        </w:rPr>
-      </w:pPr>
-      <w:r>
-        <w:rPr>
-          <w:lang w:val="en-US"/>
-        </w:rPr>
-        <w:t>In the root directory of your project, run:</w:t>
-      </w:r>
-    </w:p>
-    <w:p>
-      <w:pPr>
-        <w:pBdr>
-          <w:top w:val="single" w:sz="4" w:space="1" w:color="auto"/>
-          <w:left w:val="single" w:sz="4" w:space="4" w:color="auto"/>
-          <w:bottom w:val="single" w:sz="4" w:space="1" w:color="auto"/>
-          <w:right w:val="single" w:sz="4" w:space="4" w:color="auto"/>
-        </w:pBdr>
-        <w:spacing w:after="0" w:line="240" w:lineRule="auto"/>
-        <w:rPr>
-          <w:rFonts w:ascii="Cascadia Code" w:hAnsi="Cascadia Code"/>
-        </w:rPr>
-      </w:pPr>
-      <w:r>
-        <w:rPr>
-          <w:rFonts w:ascii="Cascadia Code" w:hAnsi="Cascadia Code"/>
-        </w:rPr>
-        <w:t xml:space="preserve">python -m </w:t>
-      </w:r>
-      <w:proofErr w:type="spellStart"/>
-      <w:proofErr w:type="gramStart"/>
-      <w:r>
-        <w:rPr>
-          <w:rFonts w:ascii="Cascadia Code" w:hAnsi="Cascadia Code"/>
-        </w:rPr>
-        <w:t>venv</w:t>
-      </w:r>
-      <w:proofErr w:type="spellEnd"/>
-      <w:r>
-        <w:rPr>
-          <w:rFonts w:ascii="Cascadia Code" w:hAnsi="Cascadia Code"/>
-        </w:rPr>
-        <w:t xml:space="preserve"> .</w:t>
-      </w:r>
-      <w:proofErr w:type="spellStart"/>
-      <w:r>
-        <w:rPr>
-          <w:rFonts w:ascii="Cascadia Code" w:hAnsi="Cascadia Code"/>
-        </w:rPr>
-        <w:t>venv</w:t>
-      </w:r>
-      <w:proofErr w:type="spellEnd"/>
-      <w:proofErr w:type="gramEnd"/>
-    </w:p>
-    <w:p>
-      <w:pPr>
-        <w:pBdr>
-          <w:top w:val="single" w:sz="4" w:space="1" w:color="auto"/>
-          <w:left w:val="single" w:sz="4" w:space="4" w:color="auto"/>
-          <w:bottom w:val="single" w:sz="4" w:space="1" w:color="auto"/>
-          <w:right w:val="single" w:sz="4" w:space="4" w:color="auto"/>
-        </w:pBdr>
-        <w:spacing w:after="0" w:line="240" w:lineRule="auto"/>
-        <w:rPr>
-          <w:rFonts w:ascii="Cascadia Code" w:hAnsi="Cascadia Code"/>
-        </w:rPr>
-      </w:pPr>
-      <w:r>
-        <w:rPr>
-          <w:rFonts w:ascii="Cascadia Code" w:hAnsi="Cascadia Code"/>
-        </w:rPr>
-        <w:t>.</w:t>
-      </w:r>
-      <w:proofErr w:type="spellStart"/>
-      <w:r>
-        <w:rPr>
-          <w:rFonts w:ascii="Cascadia Code" w:hAnsi="Cascadia Code"/>
-        </w:rPr>
-        <w:t>venv</w:t>
-      </w:r>
-      <w:proofErr w:type="spellEnd"/>
-      <w:r>
-        <w:rPr>
-          <w:rFonts w:ascii="Cascadia Code" w:hAnsi="Cascadia Code"/>
-        </w:rPr>
-        <w:t>\Scripts\Activate.ps1</w:t>
-      </w:r>
-    </w:p>
-    <w:p>
-      <w:pPr>
-        <w:pStyle w:val="Heading2"/>
-      </w:pPr>
-      <w:bookmarkStart w:id="3" w:name="_Toc223534817"/>
-      <w:r>
-        <w:t>Select the Python Interpreter in VS Code</w:t>
-      </w:r>
-      <w:bookmarkEnd w:id="3"/>
-    </w:p>
-    <w:p>
-      <w:pPr>
-        <w:pBdr>
-          <w:top w:val="single" w:sz="4" w:space="1" w:color="auto"/>
-          <w:left w:val="single" w:sz="4" w:space="4" w:color="auto"/>
-          <w:bottom w:val="single" w:sz="4" w:space="1" w:color="auto"/>
-          <w:right w:val="single" w:sz="4" w:space="4" w:color="auto"/>
-        </w:pBdr>
-        <w:spacing w:after="0" w:line="240" w:lineRule="auto"/>
-        <w:rPr>
-          <w:rFonts w:ascii="Cascadia Code" w:hAnsi="Cascadia Code"/>
-        </w:rPr>
-      </w:pPr>
-      <w:r>
-        <w:rPr>
-          <w:rFonts w:ascii="Cascadia Code" w:hAnsi="Cascadia Code"/>
-        </w:rPr>
-        <w:t>CTRL+SHIFT+P</w:t>
-      </w:r>
-    </w:p>
-    <w:p>
-      <w:pPr>
-        <w:pBdr>
-          <w:top w:val="single" w:sz="4" w:space="1" w:color="auto"/>
-          <w:left w:val="single" w:sz="4" w:space="4" w:color="auto"/>
-          <w:bottom w:val="single" w:sz="4" w:space="1" w:color="auto"/>
-          <w:right w:val="single" w:sz="4" w:space="4" w:color="auto"/>
-        </w:pBdr>
-        <w:spacing w:after="0" w:line="240" w:lineRule="auto"/>
-        <w:rPr>
-          <w:rFonts w:ascii="Cascadia Code" w:hAnsi="Cascadia Code"/>
-        </w:rPr>
-      </w:pPr>
-      <w:r>
-        <w:rPr>
-          <w:rFonts w:ascii="Cascadia Code" w:hAnsi="Cascadia Code"/>
-        </w:rPr>
-        <w:t>Python: Select Interpreter</w:t>
-      </w:r>
-    </w:p>
-    <w:p>
-      <w:pPr>
-        <w:pBdr>
-          <w:top w:val="single" w:sz="4" w:space="1" w:color="auto"/>
-          <w:left w:val="single" w:sz="4" w:space="4" w:color="auto"/>
-          <w:bottom w:val="single" w:sz="4" w:space="1" w:color="auto"/>
-          <w:right w:val="single" w:sz="4" w:space="4" w:color="auto"/>
-        </w:pBdr>
-        <w:spacing w:after="0" w:line="240" w:lineRule="auto"/>
-        <w:rPr>
-          <w:rFonts w:ascii="Cascadia Code" w:hAnsi="Cascadia Code"/>
-        </w:rPr>
-      </w:pPr>
-      <w:r>
-        <w:rPr>
-          <w:rFonts w:ascii="Cascadia Code" w:hAnsi="Cascadia Code"/>
-        </w:rPr>
-        <w:t>Select the interpreter from the local environment</w:t>
-      </w:r>
-    </w:p>
-    <w:p/>
-    <w:p>
-      <w:pPr>
-        <w:pStyle w:val="Heading1"/>
-        <w:rPr>
-          <w:lang w:val="en-US"/>
-        </w:rPr>
-      </w:pPr>
-      <w:bookmarkStart w:id="4" w:name="_Toc223534818"/>
+      <w:bookmarkStart w:id="4" w:name="_Toc223537539"/>
       <w:r>
         <w:rPr>
           <w:lang w:val="en-US"/>
@@ -2750,42 +2704,20 @@
         <w:rPr>
           <w:lang w:val="en-US"/>
         </w:rPr>
-        <w:t xml:space="preserve">: </w:t>
-      </w:r>
-      <w:proofErr w:type="spellStart"/>
-      <w:r>
+        <w:t>: ResilienceBot (Unified Scenario – Day 4)</w:t>
+      </w:r>
+    </w:p>
+    <w:p>
+      <w:pPr>
         <w:rPr>
           <w:lang w:val="en-US"/>
         </w:rPr>
-        <w:t>ResilienceBot</w:t>
-      </w:r>
-      <w:proofErr w:type="spellEnd"/>
+      </w:pPr>
       <w:r>
         <w:rPr>
           <w:lang w:val="en-US"/>
         </w:rPr>
-        <w:t xml:space="preserve"> (Unified Scenario – Day 4)</w:t>
-      </w:r>
-    </w:p>
-    <w:p>
-      <w:pPr>
-        <w:rPr>
-          <w:lang w:val="en-US"/>
-        </w:rPr>
-      </w:pPr>
-      <w:proofErr w:type="spellStart"/>
-      <w:r>
-        <w:rPr>
-          <w:lang w:val="en-US"/>
-        </w:rPr>
-        <w:t>ResilienceBot</w:t>
-      </w:r>
-      <w:proofErr w:type="spellEnd"/>
-      <w:r>
-        <w:rPr>
-          <w:lang w:val="en-US"/>
-        </w:rPr>
-        <w:t xml:space="preserve"> now provides high-quality RAG responses.</w:t>
+        <w:t>ResilienceBot now provides high-quality RAG responses.</w:t>
       </w:r>
     </w:p>
     <w:p>
@@ -2887,25 +2819,7 @@
           <w:bCs/>
           <w:lang w:val="en-US"/>
         </w:rPr>
-        <w:t xml:space="preserve">These </w:t>
-      </w:r>
-      <w:proofErr w:type="gramStart"/>
-      <w:r>
-        <w:rPr>
-          <w:b/>
-          <w:bCs/>
-          <w:lang w:val="en-US"/>
-        </w:rPr>
-        <w:t>require</w:t>
-      </w:r>
-      <w:proofErr w:type="gramEnd"/>
-      <w:r>
-        <w:rPr>
-          <w:b/>
-          <w:bCs/>
-          <w:lang w:val="en-US"/>
-        </w:rPr>
-        <w:t>:</w:t>
+        <w:t>These require:</w:t>
       </w:r>
     </w:p>
     <w:p>
@@ -2994,35 +2908,21 @@
         <w:rPr>
           <w:lang w:val="en-US"/>
         </w:rPr>
-        <w:t xml:space="preserve">Evolving </w:t>
-      </w:r>
-      <w:proofErr w:type="spellStart"/>
-      <w:r>
+        <w:t>Evolving ResilienceBot into an Agentic System that can use tools and produce grounded response</w:t>
+      </w:r>
+    </w:p>
+    <w:p>
+      <w:pPr>
         <w:rPr>
           <w:lang w:val="en-US"/>
         </w:rPr>
-        <w:t>ResilienceBot</w:t>
-      </w:r>
-      <w:proofErr w:type="spellEnd"/>
-      <w:r>
-        <w:rPr>
-          <w:lang w:val="en-US"/>
-        </w:rPr>
-        <w:t xml:space="preserve"> into an Agentic System that can use tools and produce grounded response</w:t>
-      </w:r>
-    </w:p>
-    <w:p>
-      <w:pPr>
-        <w:rPr>
-          <w:lang w:val="en-US"/>
-        </w:rPr>
       </w:pPr>
     </w:p>
     <w:p>
       <w:pPr>
         <w:pStyle w:val="Heading1"/>
       </w:pPr>
-      <w:bookmarkStart w:id="5" w:name="_Toc223534819"/>
+      <w:bookmarkStart w:id="5" w:name="_Toc223537540"/>
       <w:r>
         <w:lastRenderedPageBreak/>
         <w:t>From RAG to Agentic System</w:t>
@@ -3051,7 +2951,7 @@
       <w:pPr>
         <w:pStyle w:val="Heading2"/>
       </w:pPr>
-      <w:bookmarkStart w:id="6" w:name="_Toc223534820"/>
+      <w:bookmarkStart w:id="6" w:name="_Toc223537541"/>
       <w:r>
         <w:t>Goal</w:t>
       </w:r>
@@ -3059,15 +2959,7 @@
     </w:p>
     <w:p>
       <w:r>
-        <w:t xml:space="preserve">Transform </w:t>
-      </w:r>
-      <w:proofErr w:type="spellStart"/>
-      <w:r>
-        <w:t>ResilienceBot</w:t>
-      </w:r>
-      <w:proofErr w:type="spellEnd"/>
-      <w:r>
-        <w:t xml:space="preserve"> from:</w:t>
+        <w:t>Transform ResilienceBot from:</w:t>
       </w:r>
     </w:p>
     <w:p>
@@ -3120,7 +3012,7 @@
       <w:pPr>
         <w:pStyle w:val="Heading2"/>
       </w:pPr>
-      <w:bookmarkStart w:id="7" w:name="_Toc223534821"/>
+      <w:bookmarkStart w:id="7" w:name="_Toc223537542"/>
       <w:r>
         <w:t>Architecture Shift</w:t>
       </w:r>
@@ -3130,7 +3022,7 @@
       <w:pPr>
         <w:pStyle w:val="Heading3"/>
       </w:pPr>
-      <w:bookmarkStart w:id="8" w:name="_Toc223534822"/>
+      <w:bookmarkStart w:id="8" w:name="_Toc223537543"/>
       <w:r>
         <w:t>Old RAG Flow</w:t>
       </w:r>
@@ -3246,7 +3138,7 @@
       <w:pPr>
         <w:pStyle w:val="Heading3"/>
       </w:pPr>
-      <w:bookmarkStart w:id="9" w:name="_Toc223534823"/>
+      <w:bookmarkStart w:id="9" w:name="_Toc223537544"/>
       <w:r>
         <w:t>New Agent Flow</w:t>
       </w:r>
@@ -3501,7 +3393,7 @@
           <w:lang w:val="en-US"/>
         </w:rPr>
       </w:pPr>
-      <w:bookmarkStart w:id="10" w:name="_Toc223534824"/>
+      <w:bookmarkStart w:id="10" w:name="_Toc223537545"/>
       <w:r>
         <w:rPr>
           <w:lang w:val="en-US"/>
@@ -3518,7 +3410,7 @@
           <w:lang w:val="en-US"/>
         </w:rPr>
       </w:pPr>
-      <w:bookmarkStart w:id="11" w:name="_Toc223534825"/>
+      <w:bookmarkStart w:id="11" w:name="_Toc223537546"/>
       <w:r>
         <w:rPr>
           <w:lang w:val="en-US"/>
@@ -3583,7 +3475,7 @@
       <w:pPr>
         <w:pStyle w:val="Heading3"/>
       </w:pPr>
-      <w:bookmarkStart w:id="12" w:name="_Toc223534826"/>
+      <w:bookmarkStart w:id="12" w:name="_Toc223537547"/>
       <w:r>
         <w:t>Goal</w:t>
       </w:r>
@@ -3808,7 +3700,7 @@
       <w:pPr>
         <w:pStyle w:val="Heading3"/>
       </w:pPr>
-      <w:bookmarkStart w:id="13" w:name="_Toc223534827"/>
+      <w:bookmarkStart w:id="13" w:name="_Toc223537548"/>
       <w:r>
         <w:t>Architecture</w:t>
       </w:r>
@@ -3997,16 +3889,8 @@
         <w:rPr>
           <w:rFonts w:ascii="Cascadia Code" w:hAnsi="Cascadia Code"/>
         </w:rPr>
-        <w:t xml:space="preserve">                | (Vector </w:t>
-      </w:r>
-      <w:proofErr w:type="gramStart"/>
-      <w:r>
-        <w:rPr>
-          <w:rFonts w:ascii="Cascadia Code" w:hAnsi="Cascadia Code"/>
-        </w:rPr>
-        <w:t>Search)  |</w:t>
-      </w:r>
-      <w:proofErr w:type="gramEnd"/>
+        <w:t xml:space="preserve">                | (Vector Search)  |</w:t>
+      </w:r>
     </w:p>
     <w:p>
       <w:pPr>
@@ -4156,7 +4040,7 @@
           <w:lang w:val="en-US"/>
         </w:rPr>
       </w:pPr>
-      <w:bookmarkStart w:id="14" w:name="_Toc223534828"/>
+      <w:bookmarkStart w:id="14" w:name="_Toc223537549"/>
       <w:r>
         <w:rPr>
           <w:lang w:val="en-US"/>
@@ -4248,125 +4132,53 @@
         <w:rPr>
           <w:rFonts w:ascii="Cascadia Code" w:hAnsi="Cascadia Code"/>
         </w:rPr>
+        <w:t xml:space="preserve">pip install langchain langchain-community langgraph </w:t>
+      </w:r>
+    </w:p>
+    <w:p>
+      <w:pPr>
+        <w:pBdr>
+          <w:top w:val="single" w:sz="4" w:space="1" w:color="auto"/>
+          <w:left w:val="single" w:sz="4" w:space="4" w:color="auto"/>
+          <w:bottom w:val="single" w:sz="4" w:space="1" w:color="auto"/>
+          <w:right w:val="single" w:sz="4" w:space="4" w:color="auto"/>
+        </w:pBdr>
+        <w:spacing w:after="0" w:line="240" w:lineRule="auto"/>
+        <w:rPr>
+          <w:rFonts w:ascii="Cascadia Code" w:hAnsi="Cascadia Code"/>
+        </w:rPr>
+      </w:pPr>
+      <w:r>
+        <w:rPr>
+          <w:rFonts w:ascii="Cascadia Code" w:hAnsi="Cascadia Code"/>
+        </w:rPr>
         <w:t xml:space="preserve">pip install </w:t>
       </w:r>
-      <w:proofErr w:type="spellStart"/>
-      <w:r>
-        <w:rPr>
-          <w:rFonts w:ascii="Cascadia Code" w:hAnsi="Cascadia Code"/>
-        </w:rPr>
-        <w:t>langchain</w:t>
-      </w:r>
-      <w:proofErr w:type="spellEnd"/>
-      <w:r>
-        <w:rPr>
-          <w:rFonts w:ascii="Cascadia Code" w:hAnsi="Cascadia Code"/>
-        </w:rPr>
-        <w:t xml:space="preserve"> </w:t>
-      </w:r>
-      <w:proofErr w:type="spellStart"/>
-      <w:r>
-        <w:rPr>
-          <w:rFonts w:ascii="Cascadia Code" w:hAnsi="Cascadia Code"/>
-        </w:rPr>
-        <w:t>langchain</w:t>
-      </w:r>
-      <w:proofErr w:type="spellEnd"/>
-      <w:r>
-        <w:rPr>
-          <w:rFonts w:ascii="Cascadia Code" w:hAnsi="Cascadia Code"/>
-        </w:rPr>
-        <w:t xml:space="preserve">-community </w:t>
-      </w:r>
-      <w:proofErr w:type="spellStart"/>
-      <w:r>
-        <w:rPr>
-          <w:rFonts w:ascii="Cascadia Code" w:hAnsi="Cascadia Code"/>
-        </w:rPr>
-        <w:t>langgraph</w:t>
-      </w:r>
-      <w:proofErr w:type="spellEnd"/>
-      <w:r>
-        <w:rPr>
-          <w:rFonts w:ascii="Cascadia Code" w:hAnsi="Cascadia Code"/>
-        </w:rPr>
-        <w:t xml:space="preserve"> </w:t>
-      </w:r>
-      <w:proofErr w:type="spellStart"/>
-      <w:r>
-        <w:rPr>
-          <w:rFonts w:ascii="Cascadia Code" w:hAnsi="Cascadia Code"/>
-        </w:rPr>
-        <w:t>langchain</w:t>
-      </w:r>
-      <w:proofErr w:type="spellEnd"/>
-      <w:r>
-        <w:rPr>
-          <w:rFonts w:ascii="Cascadia Code" w:hAnsi="Cascadia Code"/>
-        </w:rPr>
-        <w:t xml:space="preserve">-text-splitters </w:t>
-      </w:r>
-      <w:proofErr w:type="spellStart"/>
-      <w:r>
-        <w:rPr>
-          <w:rFonts w:ascii="Cascadia Code" w:hAnsi="Cascadia Code"/>
-        </w:rPr>
-        <w:t>langchain-huggingface</w:t>
-      </w:r>
-      <w:proofErr w:type="spellEnd"/>
-      <w:r>
-        <w:rPr>
-          <w:rFonts w:ascii="Cascadia Code" w:hAnsi="Cascadia Code"/>
-        </w:rPr>
-        <w:t xml:space="preserve"> </w:t>
-      </w:r>
-    </w:p>
-    <w:p>
-      <w:pPr>
-        <w:pBdr>
-          <w:top w:val="single" w:sz="4" w:space="1" w:color="auto"/>
-          <w:left w:val="single" w:sz="4" w:space="4" w:color="auto"/>
-          <w:bottom w:val="single" w:sz="4" w:space="1" w:color="auto"/>
-          <w:right w:val="single" w:sz="4" w:space="4" w:color="auto"/>
-        </w:pBdr>
-        <w:spacing w:after="0" w:line="240" w:lineRule="auto"/>
-        <w:rPr>
-          <w:rFonts w:ascii="Cascadia Code" w:hAnsi="Cascadia Code"/>
-        </w:rPr>
-      </w:pPr>
-      <w:r>
-        <w:rPr>
-          <w:rFonts w:ascii="Cascadia Code" w:hAnsi="Cascadia Code"/>
-        </w:rPr>
-        <w:t xml:space="preserve">pip install </w:t>
-      </w:r>
-      <w:proofErr w:type="spellStart"/>
-      <w:r>
-        <w:rPr>
-          <w:rFonts w:ascii="Cascadia Code" w:hAnsi="Cascadia Code"/>
-        </w:rPr>
-        <w:t>langchain</w:t>
-      </w:r>
-      <w:proofErr w:type="spellEnd"/>
-      <w:r>
-        <w:rPr>
-          <w:rFonts w:ascii="Cascadia Code" w:hAnsi="Cascadia Code"/>
-        </w:rPr>
-        <w:t xml:space="preserve">-chroma </w:t>
-      </w:r>
-      <w:proofErr w:type="spellStart"/>
-      <w:r>
-        <w:rPr>
-          <w:rFonts w:ascii="Cascadia Code" w:hAnsi="Cascadia Code"/>
-        </w:rPr>
-        <w:t>chromadb</w:t>
-      </w:r>
-      <w:proofErr w:type="spellEnd"/>
-      <w:r>
-        <w:rPr>
-          <w:rFonts w:ascii="Cascadia Code" w:hAnsi="Cascadia Code"/>
-        </w:rPr>
-        <w:t xml:space="preserve"> </w:t>
+      <w:r>
+        <w:rPr>
+          <w:rFonts w:ascii="Cascadia Code" w:hAnsi="Cascadia Code"/>
+        </w:rPr>
+        <w:t xml:space="preserve">langchain-text-splitters langchain-huggingface </w:t>
+      </w:r>
+    </w:p>
+    <w:p>
+      <w:pPr>
+        <w:pBdr>
+          <w:top w:val="single" w:sz="4" w:space="1" w:color="auto"/>
+          <w:left w:val="single" w:sz="4" w:space="4" w:color="auto"/>
+          <w:bottom w:val="single" w:sz="4" w:space="1" w:color="auto"/>
+          <w:right w:val="single" w:sz="4" w:space="4" w:color="auto"/>
+        </w:pBdr>
+        <w:spacing w:after="0" w:line="240" w:lineRule="auto"/>
+        <w:rPr>
+          <w:rFonts w:ascii="Cascadia Code" w:hAnsi="Cascadia Code"/>
+        </w:rPr>
+      </w:pPr>
+      <w:r>
+        <w:rPr>
+          <w:rFonts w:ascii="Cascadia Code" w:hAnsi="Cascadia Code"/>
+        </w:rPr>
+        <w:t xml:space="preserve">pip install langchain-chroma chromadb </w:t>
       </w:r>
     </w:p>
     <w:p>
@@ -4963,19 +4775,11 @@
           <w:lang w:val="en-US"/>
         </w:rPr>
       </w:pPr>
-      <w:proofErr w:type="gramStart"/>
       <w:r>
         <w:rPr>
           <w:lang w:val="en-US"/>
         </w:rPr>
-        <w:t>Take a look</w:t>
-      </w:r>
-      <w:proofErr w:type="gramEnd"/>
-      <w:r>
-        <w:rPr>
-          <w:lang w:val="en-US"/>
-        </w:rPr>
-        <w:t xml:space="preserve"> at </w:t>
+        <w:t xml:space="preserve">Take a look at </w:t>
       </w:r>
       <w:r>
         <w:rPr>
@@ -5237,7 +5041,7 @@
           <w:lang w:val="en-US"/>
         </w:rPr>
       </w:pPr>
-      <w:bookmarkStart w:id="15" w:name="_Toc223534829"/>
+      <w:bookmarkStart w:id="15" w:name="_Toc223537550"/>
       <w:r>
         <w:rPr>
           <w:lang w:val="en-US"/>
@@ -5317,7 +5121,7 @@
       <w:pPr>
         <w:pStyle w:val="Heading3"/>
       </w:pPr>
-      <w:bookmarkStart w:id="16" w:name="_Toc223534830"/>
+      <w:bookmarkStart w:id="16" w:name="_Toc223537551"/>
       <w:r>
         <w:t>Goal</w:t>
       </w:r>
@@ -5325,15 +5129,7 @@
     </w:p>
     <w:p>
       <w:r>
-        <w:t xml:space="preserve">The goal is for </w:t>
-      </w:r>
-      <w:proofErr w:type="spellStart"/>
-      <w:r>
-        <w:t>ResilienceBot</w:t>
-      </w:r>
-      <w:proofErr w:type="spellEnd"/>
-      <w:r>
-        <w:t xml:space="preserve"> to answer questions like:</w:t>
+        <w:t>The goal is for ResilienceBot to answer questions like:</w:t>
       </w:r>
     </w:p>
     <w:p>
@@ -5403,7 +5199,7 @@
       <w:pPr>
         <w:pStyle w:val="Heading3"/>
       </w:pPr>
-      <w:bookmarkStart w:id="17" w:name="_Toc223534831"/>
+      <w:bookmarkStart w:id="17" w:name="_Toc223537552"/>
       <w:r>
         <w:t>Architecture</w:t>
       </w:r>
@@ -5526,21 +5322,7 @@
           <w:rFonts w:ascii="Cascadia Code" w:hAnsi="Cascadia Code"/>
         </w:rPr>
         <w:br/>
-        <w:t xml:space="preserve">Tool 1: </w:t>
-      </w:r>
-      <w:proofErr w:type="spellStart"/>
-      <w:r>
-        <w:rPr>
-          <w:rFonts w:ascii="Cascadia Code" w:hAnsi="Cascadia Code"/>
-        </w:rPr>
-        <w:t>incident_search</w:t>
-      </w:r>
-      <w:proofErr w:type="spellEnd"/>
-      <w:r>
-        <w:rPr>
-          <w:rFonts w:ascii="Cascadia Code" w:hAnsi="Cascadia Code"/>
-        </w:rPr>
-        <w:t xml:space="preserve"> (RAG)</w:t>
+        <w:t>Tool 1: incident_search (RAG)</w:t>
       </w:r>
     </w:p>
     <w:p>
@@ -5562,21 +5344,7 @@
         <w:rPr>
           <w:rFonts w:ascii="Cascadia Code" w:hAnsi="Cascadia Code"/>
         </w:rPr>
-        <w:t xml:space="preserve">Tool 2: </w:t>
-      </w:r>
-      <w:proofErr w:type="spellStart"/>
-      <w:r>
-        <w:rPr>
-          <w:rFonts w:ascii="Cascadia Code" w:hAnsi="Cascadia Code"/>
-        </w:rPr>
-        <w:t>sql_query</w:t>
-      </w:r>
-      <w:proofErr w:type="spellEnd"/>
-      <w:r>
-        <w:rPr>
-          <w:rFonts w:ascii="Cascadia Code" w:hAnsi="Cascadia Code"/>
-        </w:rPr>
-        <w:t xml:space="preserve"> (structured DB)</w:t>
+        <w:t>Tool 2: sql_query (structured DB)</w:t>
       </w:r>
     </w:p>
     <w:p>
@@ -5641,7 +5409,7 @@
       <w:pPr>
         <w:pStyle w:val="Heading3"/>
       </w:pPr>
-      <w:bookmarkStart w:id="18" w:name="_Toc223534832"/>
+      <w:bookmarkStart w:id="18" w:name="_Toc223537553"/>
       <w:r>
         <w:t>Project Structure</w:t>
       </w:r>
@@ -5810,16 +5578,8 @@
         <w:rPr>
           <w:rFonts w:ascii="Cascadia Code" w:hAnsi="Cascadia Code"/>
         </w:rPr>
-        <w:t xml:space="preserve">│     </w:t>
-      </w:r>
-      <w:proofErr w:type="spellStart"/>
-      <w:r>
-        <w:rPr>
-          <w:rFonts w:ascii="Cascadia Code" w:hAnsi="Cascadia Code"/>
-        </w:rPr>
-        <w:t>incidents.db</w:t>
-      </w:r>
-      <w:proofErr w:type="spellEnd"/>
+        <w:t>│     incidents.db</w:t>
+      </w:r>
     </w:p>
     <w:p>
       <w:pPr>
@@ -5985,7 +5745,7 @@
           <w:lang w:val="en-US"/>
         </w:rPr>
       </w:pPr>
-      <w:bookmarkStart w:id="19" w:name="_Toc223534833"/>
+      <w:bookmarkStart w:id="19" w:name="_Toc223537554"/>
       <w:r>
         <w:rPr>
           <w:lang w:val="en-US"/>
@@ -6041,21 +5801,7 @@
         <w:rPr>
           <w:rFonts w:ascii="Cascadia Code" w:hAnsi="Cascadia Code"/>
         </w:rPr>
-        <w:t xml:space="preserve">pip </w:t>
-      </w:r>
-      <w:proofErr w:type="gramStart"/>
-      <w:r>
-        <w:rPr>
-          <w:rFonts w:ascii="Cascadia Code" w:hAnsi="Cascadia Code"/>
-        </w:rPr>
-        <w:t>install</w:t>
-      </w:r>
-      <w:proofErr w:type="gramEnd"/>
-      <w:r>
-        <w:rPr>
-          <w:rFonts w:ascii="Cascadia Code" w:hAnsi="Cascadia Code"/>
-        </w:rPr>
-        <w:t xml:space="preserve"> tabulate</w:t>
+        <w:t>pip install tabulate</w:t>
       </w:r>
     </w:p>
     <w:p>
@@ -6165,16 +5911,8 @@
         <w:rPr>
           <w:rFonts w:ascii="Cascadia Code" w:hAnsi="Cascadia Code"/>
         </w:rPr>
-        <w:t>database/</w:t>
-      </w:r>
-      <w:proofErr w:type="spellStart"/>
-      <w:r>
-        <w:rPr>
-          <w:rFonts w:ascii="Cascadia Code" w:hAnsi="Cascadia Code"/>
-        </w:rPr>
-        <w:t>incidents.db</w:t>
-      </w:r>
-      <w:proofErr w:type="spellEnd"/>
+        <w:t>database/incidents.db</w:t>
+      </w:r>
     </w:p>
     <w:p>
       <w:pPr>
@@ -6204,25 +5942,17 @@
           <w:lang w:val="en-US"/>
         </w:rPr>
       </w:pPr>
-      <w:proofErr w:type="gramStart"/>
       <w:r>
         <w:rPr>
           <w:lang w:val="en-US"/>
         </w:rPr>
-        <w:t>Take a look</w:t>
-      </w:r>
-      <w:proofErr w:type="gramEnd"/>
-      <w:r>
-        <w:rPr>
+        <w:t xml:space="preserve">Take a look at code in </w:t>
+      </w:r>
+      <w:r>
+        <w:rPr>
+          <w:rFonts w:ascii="Cascadia Code" w:hAnsi="Cascadia Code"/>
           <w:lang w:val="en-US"/>
         </w:rPr>
-        <w:t xml:space="preserve"> at code in </w:t>
-      </w:r>
-      <w:r>
-        <w:rPr>
-          <w:rFonts w:ascii="Cascadia Code" w:hAnsi="Cascadia Code"/>
-          <w:lang w:val="en-US"/>
-        </w:rPr>
         <w:t>rag_index.py</w:t>
       </w:r>
     </w:p>
@@ -6240,15 +5970,7 @@
         <w:t xml:space="preserve"> — </w:t>
       </w:r>
       <w:r>
-        <w:t xml:space="preserve">Update the RAG tool and </w:t>
-      </w:r>
-      <w:proofErr w:type="gramStart"/>
-      <w:r>
-        <w:t>Create</w:t>
-      </w:r>
-      <w:proofErr w:type="gramEnd"/>
-      <w:r>
-        <w:t xml:space="preserve"> the </w:t>
+        <w:t xml:space="preserve">Update the RAG tool and Create the </w:t>
       </w:r>
       <w:r>
         <w:t>SQL Tool</w:t>
@@ -6339,33 +6061,11 @@
           <w:numId w:val="21"/>
         </w:numPr>
       </w:pPr>
-      <w:proofErr w:type="spellStart"/>
-      <w:r>
-        <w:rPr>
-          <w:rFonts w:ascii="Cascadia Code" w:hAnsi="Cascadia Code"/>
-        </w:rPr>
-        <w:t>llm_</w:t>
-      </w:r>
-      <w:proofErr w:type="gramStart"/>
-      <w:r>
-        <w:rPr>
-          <w:rFonts w:ascii="Cascadia Code" w:hAnsi="Cascadia Code"/>
-        </w:rPr>
-        <w:t>generate</w:t>
-      </w:r>
-      <w:proofErr w:type="spellEnd"/>
-      <w:r>
-        <w:rPr>
-          <w:rFonts w:ascii="Cascadia Code" w:hAnsi="Cascadia Code"/>
-        </w:rPr>
-        <w:t>(</w:t>
-      </w:r>
-      <w:proofErr w:type="gramEnd"/>
-      <w:r>
-        <w:rPr>
-          <w:rFonts w:ascii="Cascadia Code" w:hAnsi="Cascadia Code"/>
-        </w:rPr>
-        <w:t>)</w:t>
+      <w:r>
+        <w:rPr>
+          <w:rFonts w:ascii="Cascadia Code" w:hAnsi="Cascadia Code"/>
+        </w:rPr>
+        <w:t>llm_generate()</w:t>
       </w:r>
       <w:r>
         <w:t>: Uses the LLM.</w:t>
@@ -6379,33 +6079,11 @@
           <w:numId w:val="21"/>
         </w:numPr>
       </w:pPr>
-      <w:proofErr w:type="spellStart"/>
-      <w:r>
-        <w:rPr>
-          <w:rFonts w:ascii="Cascadia Code" w:hAnsi="Cascadia Code"/>
-        </w:rPr>
-        <w:t>choose_</w:t>
-      </w:r>
-      <w:proofErr w:type="gramStart"/>
-      <w:r>
-        <w:rPr>
-          <w:rFonts w:ascii="Cascadia Code" w:hAnsi="Cascadia Code"/>
-        </w:rPr>
-        <w:t>tool</w:t>
-      </w:r>
-      <w:proofErr w:type="spellEnd"/>
-      <w:r>
-        <w:rPr>
-          <w:rFonts w:ascii="Cascadia Code" w:hAnsi="Cascadia Code"/>
-        </w:rPr>
-        <w:t>(</w:t>
-      </w:r>
-      <w:proofErr w:type="gramEnd"/>
-      <w:r>
-        <w:rPr>
-          <w:rFonts w:ascii="Cascadia Code" w:hAnsi="Cascadia Code"/>
-        </w:rPr>
-        <w:t>)</w:t>
+      <w:r>
+        <w:rPr>
+          <w:rFonts w:ascii="Cascadia Code" w:hAnsi="Cascadia Code"/>
+        </w:rPr>
+        <w:t>choose_tool()</w:t>
       </w:r>
       <w:r>
         <w:t>: Decides which tool to use, RAG or SQL.</w:t>
@@ -6419,33 +6097,11 @@
           <w:numId w:val="21"/>
         </w:numPr>
       </w:pPr>
-      <w:proofErr w:type="spellStart"/>
-      <w:r>
-        <w:rPr>
-          <w:rFonts w:ascii="Cascadia Code" w:hAnsi="Cascadia Code"/>
-        </w:rPr>
-        <w:t>run_</w:t>
-      </w:r>
-      <w:proofErr w:type="gramStart"/>
-      <w:r>
-        <w:rPr>
-          <w:rFonts w:ascii="Cascadia Code" w:hAnsi="Cascadia Code"/>
-        </w:rPr>
-        <w:t>agent</w:t>
-      </w:r>
-      <w:proofErr w:type="spellEnd"/>
-      <w:r>
-        <w:rPr>
-          <w:rFonts w:ascii="Cascadia Code" w:hAnsi="Cascadia Code"/>
-        </w:rPr>
-        <w:t>(</w:t>
-      </w:r>
-      <w:proofErr w:type="gramEnd"/>
-      <w:r>
-        <w:rPr>
-          <w:rFonts w:ascii="Cascadia Code" w:hAnsi="Cascadia Code"/>
-        </w:rPr>
-        <w:t>)</w:t>
+      <w:r>
+        <w:rPr>
+          <w:rFonts w:ascii="Cascadia Code" w:hAnsi="Cascadia Code"/>
+        </w:rPr>
+        <w:t>run_agent()</w:t>
       </w:r>
       <w:r>
         <w:t>: Runs the selected tool (RAG or SQL).</w:t>
@@ -6459,33 +6115,11 @@
           <w:numId w:val="21"/>
         </w:numPr>
       </w:pPr>
-      <w:proofErr w:type="spellStart"/>
-      <w:r>
-        <w:rPr>
-          <w:rFonts w:ascii="Cascadia Code" w:hAnsi="Cascadia Code"/>
-        </w:rPr>
-        <w:t>generate_</w:t>
-      </w:r>
-      <w:proofErr w:type="gramStart"/>
-      <w:r>
-        <w:rPr>
-          <w:rFonts w:ascii="Cascadia Code" w:hAnsi="Cascadia Code"/>
-        </w:rPr>
-        <w:t>sql</w:t>
-      </w:r>
-      <w:proofErr w:type="spellEnd"/>
-      <w:r>
-        <w:rPr>
-          <w:rFonts w:ascii="Cascadia Code" w:hAnsi="Cascadia Code"/>
-        </w:rPr>
-        <w:t>(</w:t>
-      </w:r>
-      <w:proofErr w:type="gramEnd"/>
-      <w:r>
-        <w:rPr>
-          <w:rFonts w:ascii="Cascadia Code" w:hAnsi="Cascadia Code"/>
-        </w:rPr>
-        <w:t>)</w:t>
+      <w:r>
+        <w:rPr>
+          <w:rFonts w:ascii="Cascadia Code" w:hAnsi="Cascadia Code"/>
+        </w:rPr>
+        <w:t>generate_sql()</w:t>
       </w:r>
       <w:r>
         <w:t xml:space="preserve">: </w:t>
@@ -6502,33 +6136,11 @@
           <w:numId w:val="21"/>
         </w:numPr>
       </w:pPr>
-      <w:proofErr w:type="spellStart"/>
-      <w:r>
-        <w:rPr>
-          <w:rFonts w:ascii="Cascadia Code" w:hAnsi="Cascadia Code"/>
-        </w:rPr>
-        <w:t>final_</w:t>
-      </w:r>
-      <w:proofErr w:type="gramStart"/>
-      <w:r>
-        <w:rPr>
-          <w:rFonts w:ascii="Cascadia Code" w:hAnsi="Cascadia Code"/>
-        </w:rPr>
-        <w:t>answer</w:t>
-      </w:r>
-      <w:proofErr w:type="spellEnd"/>
-      <w:r>
-        <w:rPr>
-          <w:rFonts w:ascii="Cascadia Code" w:hAnsi="Cascadia Code"/>
-        </w:rPr>
-        <w:t>(</w:t>
-      </w:r>
-      <w:proofErr w:type="gramEnd"/>
-      <w:r>
-        <w:rPr>
-          <w:rFonts w:ascii="Cascadia Code" w:hAnsi="Cascadia Code"/>
-        </w:rPr>
-        <w:t>)</w:t>
+      <w:r>
+        <w:rPr>
+          <w:rFonts w:ascii="Cascadia Code" w:hAnsi="Cascadia Code"/>
+        </w:rPr>
+        <w:t>final_answer()</w:t>
       </w:r>
       <w:r>
         <w:t xml:space="preserve">: </w:t>
@@ -6790,7 +6402,7 @@
           <w:lang w:val="en-US"/>
         </w:rPr>
       </w:pPr>
-      <w:bookmarkStart w:id="20" w:name="_Toc223534834"/>
+      <w:bookmarkStart w:id="20" w:name="_Toc223537555"/>
       <w:r>
         <w:rPr>
           <w:lang w:val="en-US"/>
@@ -6909,7 +6521,7 @@
       <w:pPr>
         <w:pStyle w:val="Heading3"/>
       </w:pPr>
-      <w:bookmarkStart w:id="21" w:name="_Toc223534835"/>
+      <w:bookmarkStart w:id="21" w:name="_Toc223537556"/>
       <w:r>
         <w:t>Goal</w:t>
       </w:r>
@@ -6917,15 +6529,7 @@
     </w:p>
     <w:p>
       <w:r>
-        <w:t xml:space="preserve">The goal is for </w:t>
-      </w:r>
-      <w:proofErr w:type="spellStart"/>
-      <w:r>
-        <w:t>ResilienceBot</w:t>
-      </w:r>
-      <w:proofErr w:type="spellEnd"/>
-      <w:r>
-        <w:t xml:space="preserve"> to answer questions like:</w:t>
+        <w:t>The goal is for ResilienceBot to answer questions like:</w:t>
       </w:r>
     </w:p>
     <w:p>
@@ -7027,7 +6631,7 @@
       <w:pPr>
         <w:pStyle w:val="Heading3"/>
       </w:pPr>
-      <w:bookmarkStart w:id="22" w:name="_Toc223534836"/>
+      <w:bookmarkStart w:id="22" w:name="_Toc223537557"/>
       <w:r>
         <w:t>Architecture</w:t>
       </w:r>
@@ -7293,19 +6897,11 @@
           <w:rFonts w:ascii="Cascadia Code" w:hAnsi="Cascadia Code"/>
         </w:rPr>
       </w:pPr>
-      <w:proofErr w:type="spellStart"/>
-      <w:r>
-        <w:rPr>
-          <w:rFonts w:ascii="Cascadia Code" w:hAnsi="Cascadia Code"/>
-        </w:rPr>
-        <w:t>ChromaDB</w:t>
-      </w:r>
-      <w:proofErr w:type="spellEnd"/>
-      <w:r>
-        <w:rPr>
-          <w:rFonts w:ascii="Cascadia Code" w:hAnsi="Cascadia Code"/>
-        </w:rPr>
-        <w:t xml:space="preserve">       SQLite         Log Parser</w:t>
+      <w:r>
+        <w:rPr>
+          <w:rFonts w:ascii="Cascadia Code" w:hAnsi="Cascadia Code"/>
+        </w:rPr>
+        <w:t>ChromaDB       SQLite         Log Parser</w:t>
       </w:r>
     </w:p>
     <w:p>
@@ -7392,7 +6988,7 @@
       <w:pPr>
         <w:pStyle w:val="Heading3"/>
       </w:pPr>
-      <w:bookmarkStart w:id="23" w:name="_Toc223534837"/>
+      <w:bookmarkStart w:id="23" w:name="_Toc223537558"/>
       <w:r>
         <w:t>Updated Folder Structure</w:t>
       </w:r>
@@ -7631,16 +7227,8 @@
         <w:rPr>
           <w:rFonts w:ascii="Cascadia Code" w:hAnsi="Cascadia Code"/>
         </w:rPr>
-        <w:t xml:space="preserve">│     </w:t>
-      </w:r>
-      <w:proofErr w:type="spellStart"/>
-      <w:r>
-        <w:rPr>
-          <w:rFonts w:ascii="Cascadia Code" w:hAnsi="Cascadia Code"/>
-        </w:rPr>
-        <w:t>incidents.db</w:t>
-      </w:r>
-      <w:proofErr w:type="spellEnd"/>
+        <w:t>│     incidents.db</w:t>
+      </w:r>
     </w:p>
     <w:p>
       <w:pPr>
@@ -7685,21 +7273,7 @@
         <w:rPr>
           <w:rFonts w:ascii="Cascadia Code" w:hAnsi="Cascadia Code"/>
         </w:rPr>
-        <w:t xml:space="preserve">── </w:t>
-      </w:r>
-      <w:proofErr w:type="spellStart"/>
-      <w:r>
-        <w:rPr>
-          <w:rFonts w:ascii="Cascadia Code" w:hAnsi="Cascadia Code"/>
-        </w:rPr>
-        <w:t>chroma_db</w:t>
-      </w:r>
-      <w:proofErr w:type="spellEnd"/>
-      <w:r>
-        <w:rPr>
-          <w:rFonts w:ascii="Cascadia Code" w:hAnsi="Cascadia Code"/>
-        </w:rPr>
-        <w:t>/</w:t>
+        <w:t>── chroma_db/</w:t>
       </w:r>
     </w:p>
     <w:p>
@@ -7877,7 +7451,7 @@
       <w:pPr>
         <w:pStyle w:val="Heading3"/>
       </w:pPr>
-      <w:bookmarkStart w:id="24" w:name="_Toc223534838"/>
+      <w:bookmarkStart w:id="24" w:name="_Toc223537559"/>
       <w:r>
         <w:t>Steps</w:t>
       </w:r>
@@ -8231,10 +7805,120 @@
         <w:pStyle w:val="Heading4"/>
       </w:pPr>
       <w:r>
+        <w:t>Step 2 — Create the Incident Database</w:t>
+      </w:r>
+    </w:p>
+    <w:p>
+      <w:pPr>
+        <w:pStyle w:val="ListParagraph"/>
+        <w:numPr>
+          <w:ilvl w:val="0"/>
+          <w:numId w:val="21"/>
+        </w:numPr>
+      </w:pPr>
+      <w:r>
+        <w:t xml:space="preserve">File: </w:t>
+      </w:r>
+      <w:r>
+        <w:t xml:space="preserve"> </w:t>
+      </w:r>
+      <w:r>
+        <w:rPr>
+          <w:b/>
+          <w:bCs/>
+        </w:rPr>
+        <w:t>create_db.py</w:t>
+      </w:r>
+    </w:p>
+    <w:p>
+      <w:pPr>
+        <w:pStyle w:val="ListParagraph"/>
+        <w:numPr>
+          <w:ilvl w:val="0"/>
+          <w:numId w:val="21"/>
+        </w:numPr>
+        <w:rPr>
+          <w:lang w:eastAsia="en-IN"/>
+        </w:rPr>
+      </w:pPr>
+      <w:r>
+        <w:rPr>
+          <w:lang w:eastAsia="en-IN"/>
+        </w:rPr>
+        <w:t>Run once:</w:t>
+      </w:r>
+    </w:p>
+    <w:p>
+      <w:pPr>
+        <w:pStyle w:val="ListParagraph"/>
+        <w:pBdr>
+          <w:top w:val="single" w:sz="4" w:space="1" w:color="auto"/>
+          <w:left w:val="single" w:sz="4" w:space="4" w:color="auto"/>
+          <w:bottom w:val="single" w:sz="4" w:space="1" w:color="auto"/>
+          <w:right w:val="single" w:sz="4" w:space="4" w:color="auto"/>
+        </w:pBdr>
+        <w:spacing w:after="0" w:line="240" w:lineRule="auto"/>
+        <w:ind w:left="0"/>
+        <w:rPr>
+          <w:rFonts w:ascii="Cascadia Code" w:hAnsi="Cascadia Code"/>
+        </w:rPr>
+      </w:pPr>
+      <w:r>
+        <w:rPr>
+          <w:rFonts w:ascii="Cascadia Code" w:hAnsi="Cascadia Code"/>
+        </w:rPr>
+        <w:t>python create_db.py</w:t>
+      </w:r>
+    </w:p>
+    <w:p>
+      <w:pPr>
+        <w:pStyle w:val="ListParagraph"/>
+        <w:numPr>
+          <w:ilvl w:val="0"/>
+          <w:numId w:val="21"/>
+        </w:numPr>
+        <w:rPr>
+          <w:lang w:eastAsia="en-IN"/>
+        </w:rPr>
+      </w:pPr>
+      <w:r>
+        <w:rPr>
+          <w:lang w:eastAsia="en-IN"/>
+        </w:rPr>
+        <w:t>This creates:</w:t>
+      </w:r>
+    </w:p>
+    <w:p>
+      <w:pPr>
+        <w:pStyle w:val="ListParagraph"/>
+        <w:pBdr>
+          <w:top w:val="single" w:sz="4" w:space="1" w:color="auto"/>
+          <w:left w:val="single" w:sz="4" w:space="4" w:color="auto"/>
+          <w:bottom w:val="single" w:sz="4" w:space="1" w:color="auto"/>
+          <w:right w:val="single" w:sz="4" w:space="4" w:color="auto"/>
+        </w:pBdr>
+        <w:spacing w:after="0" w:line="240" w:lineRule="auto"/>
+        <w:ind w:left="0"/>
+        <w:rPr>
+          <w:rFonts w:ascii="Cascadia Code" w:hAnsi="Cascadia Code"/>
+        </w:rPr>
+      </w:pPr>
+      <w:r>
+        <w:rPr>
+          <w:rFonts w:ascii="Cascadia Code" w:hAnsi="Cascadia Code"/>
+        </w:rPr>
+        <w:t>database/incidents.db</w:t>
+      </w:r>
+    </w:p>
+    <w:p>
+      <w:pPr>
+        <w:pStyle w:val="Heading4"/>
+      </w:pPr>
+      <w:r>
         <w:t xml:space="preserve">Step </w:t>
       </w:r>
       <w:r>
-        <w:t>2</w:t>
+        <w:t>3</w:t>
       </w:r>
       <w:r>
         <w:t xml:space="preserve"> – </w:t>
@@ -8297,7 +7981,13 @@
         <w:pStyle w:val="Heading4"/>
       </w:pPr>
       <w:r>
-        <w:t>Step 3 – Update tools.py</w:t>
+        <w:t xml:space="preserve">Step </w:t>
+      </w:r>
+      <w:r>
+        <w:t>4</w:t>
+      </w:r>
+      <w:r>
+        <w:t xml:space="preserve"> – Update tools.py</w:t>
       </w:r>
     </w:p>
     <w:p>
@@ -8338,7 +8028,13 @@
         <w:t>We a</w:t>
       </w:r>
       <w:r>
-        <w:t>dd the new tool</w:t>
+        <w:t>dd</w:t>
+      </w:r>
+      <w:r>
+        <w:t>ed</w:t>
+      </w:r>
+      <w:r>
+        <w:t xml:space="preserve"> the new tool</w:t>
       </w:r>
       <w:r>
         <w:t>.</w:t>
@@ -8361,30 +8057,8 @@
         <w:rPr>
           <w:rFonts w:ascii="Cascadia Code" w:hAnsi="Cascadia Code"/>
         </w:rPr>
-        <w:t xml:space="preserve">from </w:t>
-      </w:r>
-      <w:proofErr w:type="spellStart"/>
-      <w:r>
-        <w:rPr>
-          <w:rFonts w:ascii="Cascadia Code" w:hAnsi="Cascadia Code"/>
-        </w:rPr>
-        <w:t>log_tool</w:t>
-      </w:r>
-      <w:proofErr w:type="spellEnd"/>
-      <w:r>
-        <w:rPr>
-          <w:rFonts w:ascii="Cascadia Code" w:hAnsi="Cascadia Code"/>
-        </w:rPr>
-        <w:t xml:space="preserve"> import </w:t>
-      </w:r>
-      <w:proofErr w:type="spellStart"/>
-      <w:r>
-        <w:rPr>
-          <w:rFonts w:ascii="Cascadia Code" w:hAnsi="Cascadia Code"/>
-        </w:rPr>
-        <w:t>log_search</w:t>
-      </w:r>
-      <w:proofErr w:type="spellEnd"/>
+        <w:t>from log_tool import log_search</w:t>
+      </w:r>
     </w:p>
     <w:p>
       <w:pPr>
@@ -8415,14 +8089,12 @@
           <w:lang w:val="en-US"/>
         </w:rPr>
       </w:pPr>
-      <w:proofErr w:type="spellStart"/>
       <w:r>
         <w:rPr>
           <w:lang w:val="en-US"/>
         </w:rPr>
         <w:t>incident_search</w:t>
       </w:r>
-      <w:proofErr w:type="spellEnd"/>
     </w:p>
     <w:p>
       <w:pPr>
@@ -8435,14 +8107,12 @@
           <w:lang w:val="en-US"/>
         </w:rPr>
       </w:pPr>
-      <w:proofErr w:type="spellStart"/>
       <w:r>
         <w:rPr>
           <w:lang w:val="en-US"/>
         </w:rPr>
         <w:t>sql_query</w:t>
       </w:r>
-      <w:proofErr w:type="spellEnd"/>
     </w:p>
     <w:p>
       <w:pPr>
@@ -8455,14 +8125,12 @@
           <w:lang w:val="en-US"/>
         </w:rPr>
       </w:pPr>
-      <w:proofErr w:type="spellStart"/>
       <w:r>
         <w:rPr>
           <w:lang w:val="en-US"/>
         </w:rPr>
         <w:t>log_search</w:t>
       </w:r>
-      <w:proofErr w:type="spellEnd"/>
     </w:p>
     <w:p>
       <w:pPr>
@@ -8479,21 +8147,8 @@
         <w:rPr>
           <w:lang w:val="en-US"/>
         </w:rPr>
-        <w:t xml:space="preserve">No other changes </w:t>
-      </w:r>
-      <w:proofErr w:type="gramStart"/>
-      <w:r>
-        <w:rPr>
-          <w:lang w:val="en-US"/>
-        </w:rPr>
-        <w:t>required</w:t>
-      </w:r>
-      <w:proofErr w:type="gramEnd"/>
-      <w:r>
-        <w:rPr>
-          <w:lang w:val="en-US"/>
-        </w:rPr>
-        <w:t>.</w:t>
+        <w:lastRenderedPageBreak/>
+        <w:t>No other changes required.</w:t>
       </w:r>
     </w:p>
     <w:p>
@@ -8504,7 +8159,7 @@
         <w:t xml:space="preserve">Step </w:t>
       </w:r>
       <w:r>
-        <w:t>4</w:t>
+        <w:t>5</w:t>
       </w:r>
       <w:r>
         <w:t xml:space="preserve"> – Update Agent Tool Routing</w:t>
@@ -8547,31 +8202,13 @@
       <w:r>
         <w:t xml:space="preserve">Method: </w:t>
       </w:r>
-      <w:proofErr w:type="spellStart"/>
       <w:r>
         <w:rPr>
           <w:b/>
           <w:bCs/>
         </w:rPr>
-        <w:t>choose_</w:t>
-      </w:r>
-      <w:proofErr w:type="gramStart"/>
-      <w:r>
-        <w:rPr>
-          <w:b/>
-          <w:bCs/>
-        </w:rPr>
-        <w:t>tool</w:t>
-      </w:r>
-      <w:proofErr w:type="spellEnd"/>
-      <w:r>
-        <w:rPr>
-          <w:b/>
-          <w:bCs/>
-        </w:rPr>
-        <w:t>(</w:t>
-      </w:r>
-      <w:proofErr w:type="gramEnd"/>
+        <w:t>choose_tool(</w:t>
+      </w:r>
       <w:r>
         <w:t>)</w:t>
       </w:r>
@@ -8585,27 +8222,29 @@
         </w:numPr>
       </w:pPr>
       <w:r>
-        <w:t>Added code to check for log analysis:</w:t>
-      </w:r>
-    </w:p>
-    <w:p>
-      <w:pPr>
-        <w:pBdr>
-          <w:top w:val="single" w:sz="4" w:space="1" w:color="auto"/>
-          <w:left w:val="single" w:sz="4" w:space="4" w:color="auto"/>
-          <w:bottom w:val="single" w:sz="4" w:space="1" w:color="auto"/>
-          <w:right w:val="single" w:sz="4" w:space="4" w:color="auto"/>
-        </w:pBdr>
-        <w:spacing w:after="0" w:line="240" w:lineRule="auto"/>
-        <w:rPr>
-          <w:rFonts w:ascii="Cascadia Code" w:hAnsi="Cascadia Code"/>
-        </w:rPr>
-      </w:pPr>
-      <w:r>
-        <w:rPr>
-          <w:rFonts w:ascii="Cascadia Code" w:hAnsi="Cascadia Code"/>
-        </w:rPr>
-        <w:lastRenderedPageBreak/>
+        <w:t>We have a</w:t>
+      </w:r>
+      <w:r>
+        <w:t>dd code to check for log analysis:</w:t>
+      </w:r>
+    </w:p>
+    <w:p>
+      <w:pPr>
+        <w:pBdr>
+          <w:top w:val="single" w:sz="4" w:space="1" w:color="auto"/>
+          <w:left w:val="single" w:sz="4" w:space="4" w:color="auto"/>
+          <w:bottom w:val="single" w:sz="4" w:space="1" w:color="auto"/>
+          <w:right w:val="single" w:sz="4" w:space="4" w:color="auto"/>
+        </w:pBdr>
+        <w:spacing w:after="0" w:line="240" w:lineRule="auto"/>
+        <w:rPr>
+          <w:rFonts w:ascii="Cascadia Code" w:hAnsi="Cascadia Code"/>
+        </w:rPr>
+      </w:pPr>
+      <w:r>
+        <w:rPr>
+          <w:rFonts w:ascii="Cascadia Code" w:hAnsi="Cascadia Code"/>
+        </w:rPr>
         <w:t xml:space="preserve">    # Log analysis</w:t>
       </w:r>
     </w:p>
@@ -8657,26 +8296,10 @@
         <w:t xml:space="preserve">Step </w:t>
       </w:r>
       <w:r>
-        <w:t>5</w:t>
-      </w:r>
-      <w:r>
-        <w:t xml:space="preserve"> – Update </w:t>
-      </w:r>
-      <w:proofErr w:type="spellStart"/>
-      <w:r>
-        <w:t>run_</w:t>
-      </w:r>
-      <w:proofErr w:type="gramStart"/>
-      <w:r>
-        <w:t>agent</w:t>
-      </w:r>
-      <w:proofErr w:type="spellEnd"/>
-      <w:r>
-        <w:t>(</w:t>
-      </w:r>
-      <w:proofErr w:type="gramEnd"/>
-      <w:r>
-        <w:t>)</w:t>
+        <w:t>6</w:t>
+      </w:r>
+      <w:r>
+        <w:t xml:space="preserve"> – Update run_agent()</w:t>
       </w:r>
       <w:r>
         <w:t xml:space="preserve"> </w:t>
@@ -8722,31 +8345,20 @@
       <w:r>
         <w:t xml:space="preserve">Method: </w:t>
       </w:r>
-      <w:proofErr w:type="spellStart"/>
       <w:r>
         <w:rPr>
           <w:b/>
           <w:bCs/>
         </w:rPr>
-        <w:t>run_</w:t>
-      </w:r>
-      <w:proofErr w:type="gramStart"/>
+        <w:t>run_agent</w:t>
+      </w:r>
       <w:r>
         <w:rPr>
           <w:b/>
           <w:bCs/>
         </w:rPr>
-        <w:t>agent</w:t>
-      </w:r>
-      <w:proofErr w:type="spellEnd"/>
-      <w:r>
-        <w:rPr>
-          <w:b/>
-          <w:bCs/>
-        </w:rPr>
         <w:t>(</w:t>
       </w:r>
-      <w:proofErr w:type="gramEnd"/>
       <w:r>
         <w:t>)</w:t>
       </w:r>
@@ -8760,7 +8372,10 @@
         </w:numPr>
       </w:pPr>
       <w:r>
-        <w:t>Added code to check for the log tool:</w:t>
+        <w:t xml:space="preserve">We add </w:t>
+      </w:r>
+      <w:r>
+        <w:t>code to check for the log tool:</w:t>
       </w:r>
     </w:p>
     <w:p>
@@ -8800,111 +8415,47 @@
         <w:rPr>
           <w:rFonts w:ascii="Cascadia Code" w:hAnsi="Cascadia Code"/>
         </w:rPr>
-        <w:t xml:space="preserve">    </w:t>
-      </w:r>
-      <w:proofErr w:type="gramStart"/>
-      <w:r>
-        <w:rPr>
-          <w:rFonts w:ascii="Cascadia Code" w:hAnsi="Cascadia Code"/>
-        </w:rPr>
-        <w:t>print(</w:t>
-      </w:r>
-      <w:proofErr w:type="gramEnd"/>
-      <w:r>
-        <w:rPr>
-          <w:rFonts w:ascii="Cascadia Code" w:hAnsi="Cascadia Code"/>
-        </w:rPr>
-        <w:t>"Searching logs")</w:t>
-      </w:r>
-    </w:p>
-    <w:p>
-      <w:pPr>
-        <w:pBdr>
-          <w:top w:val="single" w:sz="4" w:space="1" w:color="auto"/>
-          <w:left w:val="single" w:sz="4" w:space="4" w:color="auto"/>
-          <w:bottom w:val="single" w:sz="4" w:space="1" w:color="auto"/>
-          <w:right w:val="single" w:sz="4" w:space="4" w:color="auto"/>
-        </w:pBdr>
-        <w:spacing w:after="0" w:line="240" w:lineRule="auto"/>
-        <w:rPr>
-          <w:rFonts w:ascii="Cascadia Code" w:hAnsi="Cascadia Code"/>
-        </w:rPr>
-      </w:pPr>
-      <w:r>
-        <w:rPr>
-          <w:rFonts w:ascii="Cascadia Code" w:hAnsi="Cascadia Code"/>
-        </w:rPr>
-        <w:t xml:space="preserve">    result = </w:t>
-      </w:r>
-      <w:proofErr w:type="spellStart"/>
-      <w:r>
-        <w:rPr>
-          <w:rFonts w:ascii="Cascadia Code" w:hAnsi="Cascadia Code"/>
-        </w:rPr>
-        <w:t>log_</w:t>
-      </w:r>
-      <w:proofErr w:type="gramStart"/>
-      <w:r>
-        <w:rPr>
-          <w:rFonts w:ascii="Cascadia Code" w:hAnsi="Cascadia Code"/>
-        </w:rPr>
-        <w:t>search.invoke</w:t>
-      </w:r>
-      <w:proofErr w:type="spellEnd"/>
-      <w:proofErr w:type="gramEnd"/>
-      <w:r>
-        <w:rPr>
-          <w:rFonts w:ascii="Cascadia Code" w:hAnsi="Cascadia Code"/>
-        </w:rPr>
-        <w:t>({"query": query})</w:t>
-      </w:r>
-    </w:p>
-    <w:p>
-      <w:pPr>
-        <w:pBdr>
-          <w:top w:val="single" w:sz="4" w:space="1" w:color="auto"/>
-          <w:left w:val="single" w:sz="4" w:space="4" w:color="auto"/>
-          <w:bottom w:val="single" w:sz="4" w:space="1" w:color="auto"/>
-          <w:right w:val="single" w:sz="4" w:space="4" w:color="auto"/>
-        </w:pBdr>
-        <w:spacing w:after="0" w:line="240" w:lineRule="auto"/>
-        <w:rPr>
-          <w:rFonts w:ascii="Cascadia Code" w:hAnsi="Cascadia Code"/>
-        </w:rPr>
-      </w:pPr>
-      <w:r>
-        <w:rPr>
-          <w:rFonts w:ascii="Cascadia Code" w:hAnsi="Cascadia Code"/>
-        </w:rPr>
-        <w:t xml:space="preserve">    return </w:t>
-      </w:r>
-      <w:proofErr w:type="spellStart"/>
-      <w:r>
-        <w:rPr>
-          <w:rFonts w:ascii="Cascadia Code" w:hAnsi="Cascadia Code"/>
-        </w:rPr>
-        <w:t>final_</w:t>
-      </w:r>
-      <w:proofErr w:type="gramStart"/>
-      <w:r>
-        <w:rPr>
-          <w:rFonts w:ascii="Cascadia Code" w:hAnsi="Cascadia Code"/>
-        </w:rPr>
-        <w:t>answer</w:t>
-      </w:r>
-      <w:proofErr w:type="spellEnd"/>
-      <w:r>
-        <w:rPr>
-          <w:rFonts w:ascii="Cascadia Code" w:hAnsi="Cascadia Code"/>
-        </w:rPr>
-        <w:t>(</w:t>
-      </w:r>
-      <w:proofErr w:type="gramEnd"/>
-      <w:r>
-        <w:rPr>
-          <w:rFonts w:ascii="Cascadia Code" w:hAnsi="Cascadia Code"/>
-        </w:rPr>
-        <w:t>query, result)</w:t>
+        <w:t xml:space="preserve">    print("Searching logs")</w:t>
+      </w:r>
+    </w:p>
+    <w:p>
+      <w:pPr>
+        <w:pBdr>
+          <w:top w:val="single" w:sz="4" w:space="1" w:color="auto"/>
+          <w:left w:val="single" w:sz="4" w:space="4" w:color="auto"/>
+          <w:bottom w:val="single" w:sz="4" w:space="1" w:color="auto"/>
+          <w:right w:val="single" w:sz="4" w:space="4" w:color="auto"/>
+        </w:pBdr>
+        <w:spacing w:after="0" w:line="240" w:lineRule="auto"/>
+        <w:rPr>
+          <w:rFonts w:ascii="Cascadia Code" w:hAnsi="Cascadia Code"/>
+        </w:rPr>
+      </w:pPr>
+      <w:r>
+        <w:rPr>
+          <w:rFonts w:ascii="Cascadia Code" w:hAnsi="Cascadia Code"/>
+        </w:rPr>
+        <w:t xml:space="preserve">    result = log_search.invoke({"query": query})</w:t>
+      </w:r>
+    </w:p>
+    <w:p>
+      <w:pPr>
+        <w:pBdr>
+          <w:top w:val="single" w:sz="4" w:space="1" w:color="auto"/>
+          <w:left w:val="single" w:sz="4" w:space="4" w:color="auto"/>
+          <w:bottom w:val="single" w:sz="4" w:space="1" w:color="auto"/>
+          <w:right w:val="single" w:sz="4" w:space="4" w:color="auto"/>
+        </w:pBdr>
+        <w:spacing w:after="0" w:line="240" w:lineRule="auto"/>
+        <w:rPr>
+          <w:rFonts w:ascii="Cascadia Code" w:hAnsi="Cascadia Code"/>
+        </w:rPr>
+      </w:pPr>
+      <w:r>
+        <w:rPr>
+          <w:rFonts w:ascii="Cascadia Code" w:hAnsi="Cascadia Code"/>
+        </w:rPr>
+        <w:t xml:space="preserve">    return final_answer(query, result)</w:t>
       </w:r>
     </w:p>
     <w:p>
@@ -8915,7 +8466,7 @@
         <w:t xml:space="preserve">Step </w:t>
       </w:r>
       <w:r>
-        <w:t>6</w:t>
+        <w:t>7</w:t>
       </w:r>
       <w:r>
         <w:t xml:space="preserve"> — </w:t>
@@ -9070,6 +8621,87 @@
     <w:p>
       <w:pPr>
         <w:rPr>
+          <w:b/>
+          <w:bCs/>
+        </w:rPr>
+      </w:pPr>
+      <w:r>
+        <w:rPr>
+          <w:b/>
+          <w:bCs/>
+        </w:rPr>
+        <w:t>SQL queries:</w:t>
+      </w:r>
+    </w:p>
+    <w:p>
+      <w:pPr>
+        <w:pStyle w:val="ListParagraph"/>
+        <w:pBdr>
+          <w:top w:val="single" w:sz="4" w:space="1" w:color="auto"/>
+          <w:left w:val="single" w:sz="4" w:space="4" w:color="auto"/>
+          <w:bottom w:val="single" w:sz="4" w:space="1" w:color="auto"/>
+          <w:right w:val="single" w:sz="4" w:space="4" w:color="auto"/>
+        </w:pBdr>
+        <w:spacing w:after="0" w:line="240" w:lineRule="auto"/>
+        <w:ind w:left="0"/>
+        <w:rPr>
+          <w:rFonts w:ascii="Cascadia Code" w:hAnsi="Cascadia Code"/>
+        </w:rPr>
+      </w:pPr>
+      <w:r>
+        <w:rPr>
+          <w:rFonts w:ascii="Cascadia Code" w:hAnsi="Cascadia Code"/>
+        </w:rPr>
+        <w:t>Which incidents had SLA breaches?</w:t>
+      </w:r>
+    </w:p>
+    <w:p>
+      <w:pPr>
+        <w:pStyle w:val="ListParagraph"/>
+        <w:pBdr>
+          <w:top w:val="single" w:sz="4" w:space="1" w:color="auto"/>
+          <w:left w:val="single" w:sz="4" w:space="4" w:color="auto"/>
+          <w:bottom w:val="single" w:sz="4" w:space="1" w:color="auto"/>
+          <w:right w:val="single" w:sz="4" w:space="4" w:color="auto"/>
+        </w:pBdr>
+        <w:spacing w:after="0" w:line="240" w:lineRule="auto"/>
+        <w:ind w:left="0"/>
+        <w:rPr>
+          <w:rFonts w:ascii="Cascadia Code" w:hAnsi="Cascadia Code"/>
+        </w:rPr>
+      </w:pPr>
+      <w:r>
+        <w:rPr>
+          <w:rFonts w:ascii="Cascadia Code" w:hAnsi="Cascadia Code"/>
+        </w:rPr>
+        <w:t>Show payment incidents.</w:t>
+      </w:r>
+    </w:p>
+    <w:p>
+      <w:pPr>
+        <w:pStyle w:val="ListParagraph"/>
+        <w:pBdr>
+          <w:top w:val="single" w:sz="4" w:space="1" w:color="auto"/>
+          <w:left w:val="single" w:sz="4" w:space="4" w:color="auto"/>
+          <w:bottom w:val="single" w:sz="4" w:space="1" w:color="auto"/>
+          <w:right w:val="single" w:sz="4" w:space="4" w:color="auto"/>
+        </w:pBdr>
+        <w:spacing w:after="0" w:line="240" w:lineRule="auto"/>
+        <w:ind w:left="0"/>
+        <w:rPr>
+          <w:rFonts w:ascii="Cascadia Code" w:hAnsi="Cascadia Code"/>
+        </w:rPr>
+      </w:pPr>
+      <w:r>
+        <w:rPr>
+          <w:rFonts w:ascii="Cascadia Code" w:hAnsi="Cascadia Code"/>
+        </w:rPr>
+        <w:t>Which services violated SLA in 2023?</w:t>
+      </w:r>
+    </w:p>
+    <w:p>
+      <w:pPr>
+        <w:rPr>
           <w:lang w:val="en-US"/>
         </w:rPr>
       </w:pPr>
@@ -9081,7 +8713,7 @@
           <w:lang w:val="en-US"/>
         </w:rPr>
       </w:pPr>
-      <w:bookmarkStart w:id="25" w:name="_Toc223534839"/>
+      <w:bookmarkStart w:id="25" w:name="_Toc223537560"/>
       <w:r>
         <w:rPr>
           <w:lang w:val="en-US"/>
@@ -9265,21 +8897,7 @@
         <w:rPr>
           <w:rFonts w:ascii="Cascadia Code" w:hAnsi="Cascadia Code"/>
         </w:rPr>
-        <w:t xml:space="preserve">Step 2 → Logs: </w:t>
-      </w:r>
-      <w:proofErr w:type="spellStart"/>
-      <w:r>
-        <w:rPr>
-          <w:rFonts w:ascii="Cascadia Code" w:hAnsi="Cascadia Code"/>
-        </w:rPr>
-        <w:t>analyze</w:t>
-      </w:r>
-      <w:proofErr w:type="spellEnd"/>
-      <w:r>
-        <w:rPr>
-          <w:rFonts w:ascii="Cascadia Code" w:hAnsi="Cascadia Code"/>
-        </w:rPr>
-        <w:t xml:space="preserve"> errors around that time</w:t>
+        <w:t>Step 2 → Logs: analyze errors around that time</w:t>
       </w:r>
     </w:p>
     <w:p>
@@ -9301,6 +8919,7 @@
         <w:rPr>
           <w:rFonts w:ascii="Cascadia Code" w:hAnsi="Cascadia Code"/>
         </w:rPr>
+        <w:lastRenderedPageBreak/>
         <w:t>Step 3 → RAG: explain the root cause</w:t>
       </w:r>
     </w:p>
@@ -9381,7 +9000,7 @@
       <w:pPr>
         <w:pStyle w:val="Heading3"/>
       </w:pPr>
-      <w:bookmarkStart w:id="26" w:name="_Toc223534840"/>
+      <w:bookmarkStart w:id="26" w:name="_Toc223537561"/>
       <w:r>
         <w:t>Architecture</w:t>
       </w:r>
@@ -9457,7 +9076,6 @@
         <w:rPr>
           <w:rFonts w:ascii="Cascadia Code" w:hAnsi="Cascadia Code"/>
         </w:rPr>
-        <w:lastRenderedPageBreak/>
         <w:t xml:space="preserve">      ↓</w:t>
       </w:r>
       <w:r>
@@ -9591,16 +9209,8 @@
         <w:rPr>
           <w:rFonts w:ascii="Cascadia Code" w:hAnsi="Cascadia Code"/>
         </w:rPr>
-        <w:t xml:space="preserve">SQLite DB    Log Parser   </w:t>
-      </w:r>
-      <w:proofErr w:type="spellStart"/>
-      <w:r>
-        <w:rPr>
-          <w:rFonts w:ascii="Cascadia Code" w:hAnsi="Cascadia Code"/>
-        </w:rPr>
-        <w:t>ChromaDB</w:t>
-      </w:r>
-      <w:proofErr w:type="spellEnd"/>
+        <w:t>SQLite DB    Log Parser   ChromaDB</w:t>
+      </w:r>
     </w:p>
     <w:p>
       <w:pPr>
@@ -9682,7 +9292,7 @@
           <w:lang w:val="en-US"/>
         </w:rPr>
       </w:pPr>
-      <w:bookmarkStart w:id="27" w:name="_Toc223534841"/>
+      <w:bookmarkStart w:id="27" w:name="_Toc223537562"/>
       <w:r>
         <w:rPr>
           <w:lang w:val="en-US"/>
@@ -9694,6 +9304,122 @@
     <w:p>
       <w:pPr>
         <w:pStyle w:val="Heading4"/>
+      </w:pPr>
+      <w:r>
+        <w:t xml:space="preserve">Step </w:t>
+      </w:r>
+      <w:r>
+        <w:t>1</w:t>
+      </w:r>
+      <w:r>
+        <w:t xml:space="preserve"> — Create the Incident Database</w:t>
+      </w:r>
+    </w:p>
+    <w:p>
+      <w:pPr>
+        <w:pStyle w:val="ListParagraph"/>
+        <w:numPr>
+          <w:ilvl w:val="0"/>
+          <w:numId w:val="21"/>
+        </w:numPr>
+      </w:pPr>
+      <w:r>
+        <w:t xml:space="preserve">File: </w:t>
+      </w:r>
+      <w:r>
+        <w:t xml:space="preserve"> </w:t>
+      </w:r>
+      <w:r>
+        <w:rPr>
+          <w:b/>
+          <w:bCs/>
+        </w:rPr>
+        <w:t>create_db.py</w:t>
+      </w:r>
+    </w:p>
+    <w:p>
+      <w:pPr>
+        <w:pStyle w:val="ListParagraph"/>
+        <w:numPr>
+          <w:ilvl w:val="0"/>
+          <w:numId w:val="21"/>
+        </w:numPr>
+        <w:rPr>
+          <w:lang w:eastAsia="en-IN"/>
+        </w:rPr>
+      </w:pPr>
+      <w:r>
+        <w:rPr>
+          <w:lang w:eastAsia="en-IN"/>
+        </w:rPr>
+        <w:t>Run once:</w:t>
+      </w:r>
+    </w:p>
+    <w:p>
+      <w:pPr>
+        <w:pStyle w:val="ListParagraph"/>
+        <w:pBdr>
+          <w:top w:val="single" w:sz="4" w:space="1" w:color="auto"/>
+          <w:left w:val="single" w:sz="4" w:space="4" w:color="auto"/>
+          <w:bottom w:val="single" w:sz="4" w:space="1" w:color="auto"/>
+          <w:right w:val="single" w:sz="4" w:space="4" w:color="auto"/>
+        </w:pBdr>
+        <w:spacing w:after="0" w:line="240" w:lineRule="auto"/>
+        <w:ind w:left="0"/>
+        <w:rPr>
+          <w:rFonts w:ascii="Cascadia Code" w:hAnsi="Cascadia Code"/>
+        </w:rPr>
+      </w:pPr>
+      <w:r>
+        <w:rPr>
+          <w:rFonts w:ascii="Cascadia Code" w:hAnsi="Cascadia Code"/>
+        </w:rPr>
+        <w:t>python create_db.py</w:t>
+      </w:r>
+    </w:p>
+    <w:p>
+      <w:pPr>
+        <w:pStyle w:val="ListParagraph"/>
+        <w:numPr>
+          <w:ilvl w:val="0"/>
+          <w:numId w:val="21"/>
+        </w:numPr>
+        <w:rPr>
+          <w:lang w:eastAsia="en-IN"/>
+        </w:rPr>
+      </w:pPr>
+      <w:r>
+        <w:rPr>
+          <w:lang w:eastAsia="en-IN"/>
+        </w:rPr>
+        <w:t>This creates:</w:t>
+      </w:r>
+    </w:p>
+    <w:p>
+      <w:pPr>
+        <w:pStyle w:val="ListParagraph"/>
+        <w:pBdr>
+          <w:top w:val="single" w:sz="4" w:space="1" w:color="auto"/>
+          <w:left w:val="single" w:sz="4" w:space="4" w:color="auto"/>
+          <w:bottom w:val="single" w:sz="4" w:space="1" w:color="auto"/>
+          <w:right w:val="single" w:sz="4" w:space="4" w:color="auto"/>
+        </w:pBdr>
+        <w:spacing w:after="0" w:line="240" w:lineRule="auto"/>
+        <w:ind w:left="0"/>
+        <w:rPr>
+          <w:rFonts w:ascii="Cascadia Code" w:hAnsi="Cascadia Code"/>
+        </w:rPr>
+      </w:pPr>
+      <w:r>
+        <w:rPr>
+          <w:rFonts w:ascii="Cascadia Code" w:hAnsi="Cascadia Code"/>
+        </w:rPr>
+        <w:t>database/incidents.db</w:t>
+      </w:r>
+    </w:p>
+    <w:p>
+      <w:pPr>
+        <w:pStyle w:val="Heading4"/>
         <w:rPr>
           <w:rFonts w:eastAsiaTheme="minorHAnsi"/>
         </w:rPr>
@@ -9702,7 +9428,19 @@
         <w:rPr>
           <w:lang w:val="en-US"/>
         </w:rPr>
-        <w:t xml:space="preserve">Step 1 – </w:t>
+        <w:t xml:space="preserve">Step </w:t>
+      </w:r>
+      <w:r>
+        <w:rPr>
+          <w:lang w:val="en-US"/>
+        </w:rPr>
+        <w:t>2</w:t>
+      </w:r>
+      <w:r>
+        <w:rPr>
+          <w:lang w:val="en-US"/>
+        </w:rPr>
+        <w:t xml:space="preserve"> – </w:t>
       </w:r>
       <w:r>
         <w:rPr>
@@ -9729,7 +9467,10 @@
         </w:numPr>
       </w:pPr>
       <w:r>
-        <w:t xml:space="preserve">Add a </w:t>
+        <w:t>We a</w:t>
+      </w:r>
+      <w:r>
+        <w:t xml:space="preserve">dd a </w:t>
       </w:r>
       <w:r>
         <w:rPr>
@@ -9772,41 +9513,14 @@
           <w:numId w:val="32"/>
         </w:numPr>
       </w:pPr>
-      <w:proofErr w:type="gramStart"/>
-      <w:r>
-        <w:t>Take a look</w:t>
-      </w:r>
-      <w:proofErr w:type="gramEnd"/>
-      <w:r>
-        <w:t xml:space="preserve"> at the </w:t>
-      </w:r>
-      <w:proofErr w:type="spellStart"/>
+      <w:r>
+        <w:t xml:space="preserve">Take a look at the </w:t>
+      </w:r>
       <w:r>
         <w:rPr>
           <w:rFonts w:ascii="Cascadia Code" w:hAnsi="Cascadia Code" w:cs="Cascadia Code"/>
         </w:rPr>
-        <w:t>plan_</w:t>
-      </w:r>
-      <w:proofErr w:type="gramStart"/>
-      <w:r>
-        <w:rPr>
-          <w:rFonts w:ascii="Cascadia Code" w:hAnsi="Cascadia Code" w:cs="Cascadia Code"/>
-        </w:rPr>
-        <w:t>steps</w:t>
-      </w:r>
-      <w:proofErr w:type="spellEnd"/>
-      <w:r>
-        <w:rPr>
-          <w:rFonts w:ascii="Cascadia Code" w:hAnsi="Cascadia Code" w:cs="Cascadia Code"/>
-        </w:rPr>
-        <w:t>(</w:t>
-      </w:r>
-      <w:proofErr w:type="gramEnd"/>
-      <w:r>
-        <w:rPr>
-          <w:rFonts w:ascii="Cascadia Code" w:hAnsi="Cascadia Code" w:cs="Cascadia Code"/>
-        </w:rPr>
-        <w:t>)</w:t>
+        <w:t>plan_steps()</w:t>
       </w:r>
       <w:r>
         <w:t xml:space="preserve"> method.</w:t>
@@ -9817,7 +9531,13 @@
         <w:pStyle w:val="Heading4"/>
       </w:pPr>
       <w:r>
-        <w:t xml:space="preserve">Step 2 – </w:t>
+        <w:t xml:space="preserve">Step </w:t>
+      </w:r>
+      <w:r>
+        <w:t>3</w:t>
+      </w:r>
+      <w:r>
+        <w:t xml:space="preserve"> – </w:t>
       </w:r>
       <w:r>
         <w:t>Update</w:t>
@@ -9862,33 +9582,11 @@
       <w:r>
         <w:t xml:space="preserve">Look at the </w:t>
       </w:r>
-      <w:proofErr w:type="spellStart"/>
       <w:r>
         <w:rPr>
           <w:rFonts w:ascii="Cascadia Code" w:hAnsi="Cascadia Code" w:cs="Cascadia Code"/>
         </w:rPr>
-        <w:t>run_</w:t>
-      </w:r>
-      <w:proofErr w:type="gramStart"/>
-      <w:r>
-        <w:rPr>
-          <w:rFonts w:ascii="Cascadia Code" w:hAnsi="Cascadia Code" w:cs="Cascadia Code"/>
-        </w:rPr>
-        <w:t>agent</w:t>
-      </w:r>
-      <w:proofErr w:type="spellEnd"/>
-      <w:r>
-        <w:rPr>
-          <w:rFonts w:ascii="Cascadia Code" w:hAnsi="Cascadia Code" w:cs="Cascadia Code"/>
-        </w:rPr>
-        <w:t>(</w:t>
-      </w:r>
-      <w:proofErr w:type="gramEnd"/>
-      <w:r>
-        <w:rPr>
-          <w:rFonts w:ascii="Cascadia Code" w:hAnsi="Cascadia Code" w:cs="Cascadia Code"/>
-        </w:rPr>
-        <w:t>)</w:t>
+        <w:t>run_agent()</w:t>
       </w:r>
       <w:r>
         <w:t xml:space="preserve"> method.</w:t>
@@ -9903,7 +9601,13 @@
         </w:rPr>
       </w:pPr>
       <w:r>
-        <w:t xml:space="preserve">Step 3 – </w:t>
+        <w:t xml:space="preserve">Step </w:t>
+      </w:r>
+      <w:r>
+        <w:t>4</w:t>
+      </w:r>
+      <w:r>
+        <w:t xml:space="preserve"> – </w:t>
       </w:r>
       <w:r>
         <w:t>Update</w:t>
@@ -9938,33 +9642,11 @@
       <w:r>
         <w:t xml:space="preserve">Look at the </w:t>
       </w:r>
-      <w:proofErr w:type="spellStart"/>
       <w:r>
         <w:rPr>
           <w:rFonts w:ascii="Cascadia Code" w:hAnsi="Cascadia Code" w:cs="Cascadia Code"/>
         </w:rPr>
-        <w:t>final_</w:t>
-      </w:r>
-      <w:proofErr w:type="gramStart"/>
-      <w:r>
-        <w:rPr>
-          <w:rFonts w:ascii="Cascadia Code" w:hAnsi="Cascadia Code" w:cs="Cascadia Code"/>
-        </w:rPr>
-        <w:t>answer</w:t>
-      </w:r>
-      <w:proofErr w:type="spellEnd"/>
-      <w:r>
-        <w:rPr>
-          <w:rFonts w:ascii="Cascadia Code" w:hAnsi="Cascadia Code" w:cs="Cascadia Code"/>
-        </w:rPr>
-        <w:t>(</w:t>
-      </w:r>
-      <w:proofErr w:type="gramEnd"/>
-      <w:r>
-        <w:rPr>
-          <w:rFonts w:ascii="Cascadia Code" w:hAnsi="Cascadia Code" w:cs="Cascadia Code"/>
-        </w:rPr>
-        <w:t>)</w:t>
+        <w:t>final_answer()</w:t>
       </w:r>
       <w:r>
         <w:t xml:space="preserve"> method.</w:t>
@@ -9978,7 +9660,7 @@
         <w:t xml:space="preserve">Step </w:t>
       </w:r>
       <w:r>
-        <w:t>4</w:t>
+        <w:t>5</w:t>
       </w:r>
       <w:r>
         <w:t xml:space="preserve"> — </w:t>
@@ -10061,6 +9743,7 @@
           <w:bCs/>
           <w:lang w:val="en-US"/>
         </w:rPr>
+        <w:lastRenderedPageBreak/>
         <w:t>Multi-Step Queries:</w:t>
       </w:r>
     </w:p>
@@ -10398,7 +10081,6 @@
         <w:rPr>
           <w:rFonts w:ascii="Cascadia Code" w:hAnsi="Cascadia Code"/>
         </w:rPr>
-        <w:lastRenderedPageBreak/>
         <w:t>Which services violated SLA in 2023?</w:t>
       </w:r>
     </w:p>
@@ -10413,7 +10095,7 @@
       <w:pPr>
         <w:pStyle w:val="Heading2"/>
       </w:pPr>
-      <w:bookmarkStart w:id="28" w:name="_Toc223534842"/>
+      <w:bookmarkStart w:id="28" w:name="_Toc223537563"/>
       <w:r>
         <w:t>Lab 5: Tool Failure &amp; Fallback Handling</w:t>
       </w:r>
@@ -10529,7 +10211,7 @@
       <w:pPr>
         <w:pStyle w:val="Heading3"/>
       </w:pPr>
-      <w:bookmarkStart w:id="29" w:name="_Toc223534843"/>
+      <w:bookmarkStart w:id="29" w:name="_Toc223537564"/>
       <w:r>
         <w:t>Architecture</w:t>
       </w:r>
@@ -10782,6 +10464,7 @@
         <w:rPr>
           <w:rFonts w:ascii="Cascadia Code" w:hAnsi="Cascadia Code"/>
         </w:rPr>
+        <w:lastRenderedPageBreak/>
         <w:t>Retry / Skip / Fallback</w:t>
       </w:r>
     </w:p>
@@ -10850,7 +10533,7 @@
           <w:lang w:val="en-US"/>
         </w:rPr>
       </w:pPr>
-      <w:bookmarkStart w:id="30" w:name="_Toc223534844"/>
+      <w:bookmarkStart w:id="30" w:name="_Toc223537565"/>
       <w:r>
         <w:rPr>
           <w:lang w:val="en-US"/>
@@ -10864,7 +10547,129 @@
         <w:pStyle w:val="Heading4"/>
       </w:pPr>
       <w:r>
-        <w:t>Step 1 — Add Retry Utility</w:t>
+        <w:t xml:space="preserve">Step </w:t>
+      </w:r>
+      <w:r>
+        <w:t>1</w:t>
+      </w:r>
+      <w:r>
+        <w:t xml:space="preserve"> — Create the Incident Database</w:t>
+      </w:r>
+    </w:p>
+    <w:p>
+      <w:pPr>
+        <w:pStyle w:val="ListParagraph"/>
+        <w:numPr>
+          <w:ilvl w:val="0"/>
+          <w:numId w:val="21"/>
+        </w:numPr>
+      </w:pPr>
+      <w:r>
+        <w:t xml:space="preserve">File: </w:t>
+      </w:r>
+      <w:r>
+        <w:t xml:space="preserve"> </w:t>
+      </w:r>
+      <w:r>
+        <w:rPr>
+          <w:b/>
+          <w:bCs/>
+        </w:rPr>
+        <w:t>create_db.py</w:t>
+      </w:r>
+    </w:p>
+    <w:p>
+      <w:pPr>
+        <w:pStyle w:val="ListParagraph"/>
+        <w:numPr>
+          <w:ilvl w:val="0"/>
+          <w:numId w:val="21"/>
+        </w:numPr>
+        <w:rPr>
+          <w:lang w:eastAsia="en-IN"/>
+        </w:rPr>
+      </w:pPr>
+      <w:r>
+        <w:rPr>
+          <w:lang w:eastAsia="en-IN"/>
+        </w:rPr>
+        <w:t>Run once:</w:t>
+      </w:r>
+    </w:p>
+    <w:p>
+      <w:pPr>
+        <w:pStyle w:val="ListParagraph"/>
+        <w:pBdr>
+          <w:top w:val="single" w:sz="4" w:space="1" w:color="auto"/>
+          <w:left w:val="single" w:sz="4" w:space="4" w:color="auto"/>
+          <w:bottom w:val="single" w:sz="4" w:space="1" w:color="auto"/>
+          <w:right w:val="single" w:sz="4" w:space="4" w:color="auto"/>
+        </w:pBdr>
+        <w:spacing w:after="0" w:line="240" w:lineRule="auto"/>
+        <w:ind w:left="0"/>
+        <w:rPr>
+          <w:rFonts w:ascii="Cascadia Code" w:hAnsi="Cascadia Code"/>
+        </w:rPr>
+      </w:pPr>
+      <w:r>
+        <w:rPr>
+          <w:rFonts w:ascii="Cascadia Code" w:hAnsi="Cascadia Code"/>
+        </w:rPr>
+        <w:t>python create_db.py</w:t>
+      </w:r>
+    </w:p>
+    <w:p>
+      <w:pPr>
+        <w:pStyle w:val="ListParagraph"/>
+        <w:numPr>
+          <w:ilvl w:val="0"/>
+          <w:numId w:val="21"/>
+        </w:numPr>
+        <w:rPr>
+          <w:lang w:eastAsia="en-IN"/>
+        </w:rPr>
+      </w:pPr>
+      <w:r>
+        <w:rPr>
+          <w:lang w:eastAsia="en-IN"/>
+        </w:rPr>
+        <w:t>This creates:</w:t>
+      </w:r>
+    </w:p>
+    <w:p>
+      <w:pPr>
+        <w:pStyle w:val="ListParagraph"/>
+        <w:pBdr>
+          <w:top w:val="single" w:sz="4" w:space="1" w:color="auto"/>
+          <w:left w:val="single" w:sz="4" w:space="4" w:color="auto"/>
+          <w:bottom w:val="single" w:sz="4" w:space="1" w:color="auto"/>
+          <w:right w:val="single" w:sz="4" w:space="4" w:color="auto"/>
+        </w:pBdr>
+        <w:spacing w:after="0" w:line="240" w:lineRule="auto"/>
+        <w:ind w:left="0"/>
+        <w:rPr>
+          <w:rFonts w:ascii="Cascadia Code" w:hAnsi="Cascadia Code"/>
+        </w:rPr>
+      </w:pPr>
+      <w:r>
+        <w:rPr>
+          <w:rFonts w:ascii="Cascadia Code" w:hAnsi="Cascadia Code"/>
+        </w:rPr>
+        <w:t>database/incidents.db</w:t>
+      </w:r>
+    </w:p>
+    <w:p>
+      <w:pPr>
+        <w:pStyle w:val="Heading4"/>
+      </w:pPr>
+      <w:r>
+        <w:t xml:space="preserve">Step </w:t>
+      </w:r>
+      <w:r>
+        <w:t>2</w:t>
+      </w:r>
+      <w:r>
+        <w:t xml:space="preserve"> — Add Retry Utility</w:t>
       </w:r>
     </w:p>
     <w:p>
@@ -10890,33 +10695,17 @@
       <w:r>
         <w:t xml:space="preserve"> </w:t>
       </w:r>
-      <w:proofErr w:type="spellStart"/>
-      <w:r>
-        <w:rPr>
-          <w:rFonts w:ascii="Cascadia Code" w:hAnsi="Cascadia Code"/>
-        </w:rPr>
-        <w:t>safe_tool_</w:t>
-      </w:r>
-      <w:proofErr w:type="gramStart"/>
-      <w:r>
-        <w:rPr>
-          <w:rFonts w:ascii="Cascadia Code" w:hAnsi="Cascadia Code"/>
-        </w:rPr>
-        <w:t>call</w:t>
-      </w:r>
-      <w:proofErr w:type="spellEnd"/>
-      <w:r>
-        <w:rPr>
-          <w:rFonts w:ascii="Cascadia Code" w:hAnsi="Cascadia Code"/>
-        </w:rPr>
-        <w:t>(</w:t>
-      </w:r>
-      <w:proofErr w:type="gramEnd"/>
-      <w:r>
-        <w:rPr>
-          <w:rFonts w:ascii="Cascadia Code" w:hAnsi="Cascadia Code"/>
-        </w:rPr>
-        <w:t>)</w:t>
+      <w:r>
+        <w:rPr>
+          <w:rFonts w:ascii="Cascadia Code" w:hAnsi="Cascadia Code"/>
+        </w:rPr>
+        <w:t>safe_tool_call</w:t>
+      </w:r>
+      <w:r>
+        <w:rPr>
+          <w:rFonts w:ascii="Cascadia Code" w:hAnsi="Cascadia Code"/>
+        </w:rPr>
+        <w:t>()</w:t>
       </w:r>
       <w:r>
         <w:t xml:space="preserve"> to </w:t>
@@ -10978,23 +10767,13 @@
         <w:pStyle w:val="Heading4"/>
       </w:pPr>
       <w:r>
-        <w:t xml:space="preserve">Step 2 — Update </w:t>
-      </w:r>
-      <w:proofErr w:type="spellStart"/>
-      <w:r>
-        <w:t>run_</w:t>
-      </w:r>
-      <w:proofErr w:type="gramStart"/>
-      <w:r>
-        <w:t>agent</w:t>
-      </w:r>
-      <w:proofErr w:type="spellEnd"/>
-      <w:r>
-        <w:t>(</w:t>
-      </w:r>
-      <w:proofErr w:type="gramEnd"/>
-      <w:r>
-        <w:t>) Tool Calls</w:t>
+        <w:t xml:space="preserve">Step </w:t>
+      </w:r>
+      <w:r>
+        <w:t>3</w:t>
+      </w:r>
+      <w:r>
+        <w:t xml:space="preserve"> — Update run_agent() Tool Calls</w:t>
       </w:r>
     </w:p>
     <w:p>
@@ -11008,33 +10787,11 @@
       <w:r>
         <w:t xml:space="preserve">In the </w:t>
       </w:r>
-      <w:proofErr w:type="spellStart"/>
       <w:r>
         <w:rPr>
           <w:rFonts w:ascii="Cascadia Code" w:hAnsi="Cascadia Code" w:cs="Cascadia Code"/>
         </w:rPr>
-        <w:t>run_</w:t>
-      </w:r>
-      <w:proofErr w:type="gramStart"/>
-      <w:r>
-        <w:rPr>
-          <w:rFonts w:ascii="Cascadia Code" w:hAnsi="Cascadia Code" w:cs="Cascadia Code"/>
-        </w:rPr>
-        <w:t>agent</w:t>
-      </w:r>
-      <w:proofErr w:type="spellEnd"/>
-      <w:r>
-        <w:rPr>
-          <w:rFonts w:ascii="Cascadia Code" w:hAnsi="Cascadia Code" w:cs="Cascadia Code"/>
-        </w:rPr>
-        <w:t>(</w:t>
-      </w:r>
-      <w:proofErr w:type="gramEnd"/>
-      <w:r>
-        <w:rPr>
-          <w:rFonts w:ascii="Cascadia Code" w:hAnsi="Cascadia Code" w:cs="Cascadia Code"/>
-        </w:rPr>
-        <w:t>)</w:t>
+        <w:t>run_agent()</w:t>
       </w:r>
       <w:r>
         <w:t xml:space="preserve"> function, r</w:t>
@@ -11065,7 +10822,6 @@
           <w:b/>
           <w:bCs/>
         </w:rPr>
-        <w:lastRenderedPageBreak/>
         <w:t>SQL Step</w:t>
       </w:r>
     </w:p>
@@ -11094,71 +10850,27 @@
         <w:rPr>
           <w:rFonts w:ascii="Cascadia Code" w:hAnsi="Cascadia Code"/>
         </w:rPr>
-        <w:t xml:space="preserve">result = </w:t>
-      </w:r>
-      <w:proofErr w:type="spellStart"/>
-      <w:r>
-        <w:rPr>
-          <w:rFonts w:ascii="Cascadia Code" w:hAnsi="Cascadia Code"/>
-        </w:rPr>
-        <w:t>sql_</w:t>
-      </w:r>
-      <w:proofErr w:type="gramStart"/>
-      <w:r>
-        <w:rPr>
-          <w:rFonts w:ascii="Cascadia Code" w:hAnsi="Cascadia Code"/>
-        </w:rPr>
-        <w:t>query.invoke</w:t>
-      </w:r>
-      <w:proofErr w:type="spellEnd"/>
-      <w:proofErr w:type="gramEnd"/>
-      <w:r>
-        <w:rPr>
-          <w:rFonts w:ascii="Cascadia Code" w:hAnsi="Cascadia Code"/>
-        </w:rPr>
-        <w:t xml:space="preserve">({"query": </w:t>
-      </w:r>
-      <w:proofErr w:type="spellStart"/>
-      <w:r>
-        <w:rPr>
-          <w:rFonts w:ascii="Cascadia Code" w:hAnsi="Cascadia Code"/>
-        </w:rPr>
-        <w:t>sql</w:t>
-      </w:r>
-      <w:proofErr w:type="spellEnd"/>
-      <w:r>
-        <w:rPr>
-          <w:rFonts w:ascii="Cascadia Code" w:hAnsi="Cascadia Code"/>
-        </w:rPr>
-        <w:t>})</w:t>
-      </w:r>
-    </w:p>
-    <w:p>
-      <w:pPr>
-        <w:pBdr>
-          <w:top w:val="single" w:sz="4" w:space="1" w:color="auto"/>
-          <w:left w:val="single" w:sz="4" w:space="4" w:color="auto"/>
-          <w:bottom w:val="single" w:sz="4" w:space="1" w:color="auto"/>
-          <w:right w:val="single" w:sz="4" w:space="4" w:color="auto"/>
-        </w:pBdr>
-        <w:spacing w:after="0" w:line="240" w:lineRule="auto"/>
-        <w:rPr>
-          <w:rFonts w:ascii="Cascadia Code" w:hAnsi="Cascadia Code"/>
-        </w:rPr>
-      </w:pPr>
-      <w:proofErr w:type="spellStart"/>
-      <w:r>
-        <w:rPr>
-          <w:rFonts w:ascii="Cascadia Code" w:hAnsi="Cascadia Code"/>
-        </w:rPr>
-        <w:t>sql_data</w:t>
-      </w:r>
-      <w:proofErr w:type="spellEnd"/>
-      <w:r>
-        <w:rPr>
-          <w:rFonts w:ascii="Cascadia Code" w:hAnsi="Cascadia Code"/>
-        </w:rPr>
-        <w:t xml:space="preserve"> = result</w:t>
+        <w:t>result = sql_query.invoke({"query": sql})</w:t>
+      </w:r>
+    </w:p>
+    <w:p>
+      <w:pPr>
+        <w:pBdr>
+          <w:top w:val="single" w:sz="4" w:space="1" w:color="auto"/>
+          <w:left w:val="single" w:sz="4" w:space="4" w:color="auto"/>
+          <w:bottom w:val="single" w:sz="4" w:space="1" w:color="auto"/>
+          <w:right w:val="single" w:sz="4" w:space="4" w:color="auto"/>
+        </w:pBdr>
+        <w:spacing w:after="0" w:line="240" w:lineRule="auto"/>
+        <w:rPr>
+          <w:rFonts w:ascii="Cascadia Code" w:hAnsi="Cascadia Code"/>
+        </w:rPr>
+      </w:pPr>
+      <w:r>
+        <w:rPr>
+          <w:rFonts w:ascii="Cascadia Code" w:hAnsi="Cascadia Code"/>
+        </w:rPr>
+        <w:t>sql_data = result</w:t>
       </w:r>
     </w:p>
     <w:p>
@@ -11179,75 +10891,31 @@
           <w:rFonts w:ascii="Cascadia Code" w:hAnsi="Cascadia Code"/>
         </w:rPr>
       </w:pPr>
-      <w:proofErr w:type="spellStart"/>
-      <w:r>
-        <w:rPr>
-          <w:rFonts w:ascii="Cascadia Code" w:hAnsi="Cascadia Code"/>
-        </w:rPr>
-        <w:t>sql_data</w:t>
-      </w:r>
-      <w:proofErr w:type="spellEnd"/>
-      <w:r>
-        <w:rPr>
-          <w:rFonts w:ascii="Cascadia Code" w:hAnsi="Cascadia Code"/>
-        </w:rPr>
-        <w:t xml:space="preserve"> = </w:t>
-      </w:r>
-      <w:proofErr w:type="spellStart"/>
-      <w:r>
-        <w:rPr>
-          <w:rFonts w:ascii="Cascadia Code" w:hAnsi="Cascadia Code"/>
-        </w:rPr>
-        <w:t>safe_tool_</w:t>
-      </w:r>
-      <w:proofErr w:type="gramStart"/>
-      <w:r>
-        <w:rPr>
-          <w:rFonts w:ascii="Cascadia Code" w:hAnsi="Cascadia Code"/>
-        </w:rPr>
-        <w:t>call</w:t>
-      </w:r>
-      <w:proofErr w:type="spellEnd"/>
-      <w:r>
-        <w:rPr>
-          <w:rFonts w:ascii="Cascadia Code" w:hAnsi="Cascadia Code"/>
-        </w:rPr>
-        <w:t>(</w:t>
-      </w:r>
-      <w:proofErr w:type="gramEnd"/>
-    </w:p>
-    <w:p>
-      <w:pPr>
-        <w:pBdr>
-          <w:top w:val="single" w:sz="4" w:space="1" w:color="auto"/>
-          <w:left w:val="single" w:sz="4" w:space="4" w:color="auto"/>
-          <w:bottom w:val="single" w:sz="4" w:space="1" w:color="auto"/>
-          <w:right w:val="single" w:sz="4" w:space="4" w:color="auto"/>
-        </w:pBdr>
-        <w:spacing w:after="0" w:line="240" w:lineRule="auto"/>
-        <w:rPr>
-          <w:rFonts w:ascii="Cascadia Code" w:hAnsi="Cascadia Code"/>
-        </w:rPr>
-      </w:pPr>
-      <w:r>
-        <w:rPr>
-          <w:rFonts w:ascii="Cascadia Code" w:hAnsi="Cascadia Code"/>
-        </w:rPr>
-        <w:t xml:space="preserve">    </w:t>
-      </w:r>
-      <w:proofErr w:type="spellStart"/>
-      <w:r>
-        <w:rPr>
-          <w:rFonts w:ascii="Cascadia Code" w:hAnsi="Cascadia Code"/>
-        </w:rPr>
-        <w:t>sql_query</w:t>
-      </w:r>
-      <w:proofErr w:type="spellEnd"/>
-      <w:r>
-        <w:rPr>
-          <w:rFonts w:ascii="Cascadia Code" w:hAnsi="Cascadia Code"/>
-        </w:rPr>
-        <w:t>,</w:t>
+      <w:r>
+        <w:rPr>
+          <w:rFonts w:ascii="Cascadia Code" w:hAnsi="Cascadia Code"/>
+        </w:rPr>
+        <w:t>sql_data = safe_tool_call(</w:t>
+      </w:r>
+    </w:p>
+    <w:p>
+      <w:pPr>
+        <w:pBdr>
+          <w:top w:val="single" w:sz="4" w:space="1" w:color="auto"/>
+          <w:left w:val="single" w:sz="4" w:space="4" w:color="auto"/>
+          <w:bottom w:val="single" w:sz="4" w:space="1" w:color="auto"/>
+          <w:right w:val="single" w:sz="4" w:space="4" w:color="auto"/>
+        </w:pBdr>
+        <w:spacing w:after="0" w:line="240" w:lineRule="auto"/>
+        <w:rPr>
+          <w:rFonts w:ascii="Cascadia Code" w:hAnsi="Cascadia Code"/>
+        </w:rPr>
+      </w:pPr>
+      <w:r>
+        <w:rPr>
+          <w:rFonts w:ascii="Cascadia Code" w:hAnsi="Cascadia Code"/>
+        </w:rPr>
+        <w:t xml:space="preserve">    sql_query,</w:t>
       </w:r>
     </w:p>
     <w:p>
@@ -11287,21 +10955,7 @@
         <w:rPr>
           <w:rFonts w:ascii="Cascadia Code" w:hAnsi="Cascadia Code"/>
         </w:rPr>
-        <w:t xml:space="preserve">    {"query": </w:t>
-      </w:r>
-      <w:proofErr w:type="spellStart"/>
-      <w:r>
-        <w:rPr>
-          <w:rFonts w:ascii="Cascadia Code" w:hAnsi="Cascadia Code"/>
-        </w:rPr>
-        <w:t>sql</w:t>
-      </w:r>
-      <w:proofErr w:type="spellEnd"/>
-      <w:r>
-        <w:rPr>
-          <w:rFonts w:ascii="Cascadia Code" w:hAnsi="Cascadia Code"/>
-        </w:rPr>
-        <w:t>}</w:t>
+        <w:t xml:space="preserve">    {"query": sql}</w:t>
       </w:r>
     </w:p>
     <w:p>
@@ -11341,77 +10995,50 @@
     </w:p>
     <w:p>
       <w:r>
-        <w:t>Replace:</w:t>
-      </w:r>
-    </w:p>
-    <w:p>
-      <w:pPr>
-        <w:pBdr>
-          <w:top w:val="single" w:sz="4" w:space="1" w:color="auto"/>
-          <w:left w:val="single" w:sz="4" w:space="4" w:color="auto"/>
-          <w:bottom w:val="single" w:sz="4" w:space="1" w:color="auto"/>
-          <w:right w:val="single" w:sz="4" w:space="4" w:color="auto"/>
-        </w:pBdr>
-        <w:spacing w:after="0" w:line="240" w:lineRule="auto"/>
-        <w:rPr>
-          <w:rFonts w:ascii="Cascadia Code" w:hAnsi="Cascadia Code"/>
-        </w:rPr>
-      </w:pPr>
-      <w:r>
-        <w:rPr>
-          <w:rFonts w:ascii="Cascadia Code" w:hAnsi="Cascadia Code"/>
-        </w:rPr>
-        <w:t xml:space="preserve">result = </w:t>
-      </w:r>
-      <w:proofErr w:type="spellStart"/>
-      <w:r>
-        <w:rPr>
-          <w:rFonts w:ascii="Cascadia Code" w:hAnsi="Cascadia Code"/>
-        </w:rPr>
-        <w:t>log_</w:t>
-      </w:r>
-      <w:proofErr w:type="gramStart"/>
-      <w:r>
-        <w:rPr>
-          <w:rFonts w:ascii="Cascadia Code" w:hAnsi="Cascadia Code"/>
-        </w:rPr>
-        <w:t>search.invoke</w:t>
-      </w:r>
-      <w:proofErr w:type="spellEnd"/>
-      <w:proofErr w:type="gramEnd"/>
-      <w:r>
-        <w:rPr>
-          <w:rFonts w:ascii="Cascadia Code" w:hAnsi="Cascadia Code"/>
-        </w:rPr>
-        <w:t>({"query": query})</w:t>
-      </w:r>
-    </w:p>
-    <w:p>
-      <w:pPr>
-        <w:pBdr>
-          <w:top w:val="single" w:sz="4" w:space="1" w:color="auto"/>
-          <w:left w:val="single" w:sz="4" w:space="4" w:color="auto"/>
-          <w:bottom w:val="single" w:sz="4" w:space="1" w:color="auto"/>
-          <w:right w:val="single" w:sz="4" w:space="4" w:color="auto"/>
-        </w:pBdr>
-        <w:spacing w:after="0" w:line="240" w:lineRule="auto"/>
-        <w:rPr>
-          <w:rFonts w:ascii="Cascadia Code" w:hAnsi="Cascadia Code"/>
-        </w:rPr>
-      </w:pPr>
-      <w:proofErr w:type="spellStart"/>
-      <w:r>
-        <w:rPr>
-          <w:rFonts w:ascii="Cascadia Code" w:hAnsi="Cascadia Code"/>
-        </w:rPr>
-        <w:t>log_data</w:t>
-      </w:r>
-      <w:proofErr w:type="spellEnd"/>
-      <w:r>
-        <w:rPr>
-          <w:rFonts w:ascii="Cascadia Code" w:hAnsi="Cascadia Code"/>
-        </w:rPr>
-        <w:t xml:space="preserve"> = result</w:t>
+        <w:t>We r</w:t>
+      </w:r>
+      <w:r>
+        <w:t>eplace:</w:t>
+      </w:r>
+    </w:p>
+    <w:p>
+      <w:pPr>
+        <w:pBdr>
+          <w:top w:val="single" w:sz="4" w:space="1" w:color="auto"/>
+          <w:left w:val="single" w:sz="4" w:space="4" w:color="auto"/>
+          <w:bottom w:val="single" w:sz="4" w:space="1" w:color="auto"/>
+          <w:right w:val="single" w:sz="4" w:space="4" w:color="auto"/>
+        </w:pBdr>
+        <w:spacing w:after="0" w:line="240" w:lineRule="auto"/>
+        <w:rPr>
+          <w:rFonts w:ascii="Cascadia Code" w:hAnsi="Cascadia Code"/>
+        </w:rPr>
+      </w:pPr>
+      <w:r>
+        <w:rPr>
+          <w:rFonts w:ascii="Cascadia Code" w:hAnsi="Cascadia Code"/>
+        </w:rPr>
+        <w:t>result = log_search.invoke({"query": query})</w:t>
+      </w:r>
+    </w:p>
+    <w:p>
+      <w:pPr>
+        <w:pBdr>
+          <w:top w:val="single" w:sz="4" w:space="1" w:color="auto"/>
+          <w:left w:val="single" w:sz="4" w:space="4" w:color="auto"/>
+          <w:bottom w:val="single" w:sz="4" w:space="1" w:color="auto"/>
+          <w:right w:val="single" w:sz="4" w:space="4" w:color="auto"/>
+        </w:pBdr>
+        <w:spacing w:after="0" w:line="240" w:lineRule="auto"/>
+        <w:rPr>
+          <w:rFonts w:ascii="Cascadia Code" w:hAnsi="Cascadia Code"/>
+        </w:rPr>
+      </w:pPr>
+      <w:r>
+        <w:rPr>
+          <w:rFonts w:ascii="Cascadia Code" w:hAnsi="Cascadia Code"/>
+        </w:rPr>
+        <w:t>log_data = result</w:t>
       </w:r>
     </w:p>
     <w:p>
@@ -11432,75 +11059,31 @@
           <w:rFonts w:ascii="Cascadia Code" w:hAnsi="Cascadia Code"/>
         </w:rPr>
       </w:pPr>
-      <w:proofErr w:type="spellStart"/>
-      <w:r>
-        <w:rPr>
-          <w:rFonts w:ascii="Cascadia Code" w:hAnsi="Cascadia Code"/>
-        </w:rPr>
-        <w:t>log_data</w:t>
-      </w:r>
-      <w:proofErr w:type="spellEnd"/>
-      <w:r>
-        <w:rPr>
-          <w:rFonts w:ascii="Cascadia Code" w:hAnsi="Cascadia Code"/>
-        </w:rPr>
-        <w:t xml:space="preserve"> = </w:t>
-      </w:r>
-      <w:proofErr w:type="spellStart"/>
-      <w:r>
-        <w:rPr>
-          <w:rFonts w:ascii="Cascadia Code" w:hAnsi="Cascadia Code"/>
-        </w:rPr>
-        <w:t>safe_tool_</w:t>
-      </w:r>
-      <w:proofErr w:type="gramStart"/>
-      <w:r>
-        <w:rPr>
-          <w:rFonts w:ascii="Cascadia Code" w:hAnsi="Cascadia Code"/>
-        </w:rPr>
-        <w:t>call</w:t>
-      </w:r>
-      <w:proofErr w:type="spellEnd"/>
-      <w:r>
-        <w:rPr>
-          <w:rFonts w:ascii="Cascadia Code" w:hAnsi="Cascadia Code"/>
-        </w:rPr>
-        <w:t>(</w:t>
-      </w:r>
-      <w:proofErr w:type="gramEnd"/>
-    </w:p>
-    <w:p>
-      <w:pPr>
-        <w:pBdr>
-          <w:top w:val="single" w:sz="4" w:space="1" w:color="auto"/>
-          <w:left w:val="single" w:sz="4" w:space="4" w:color="auto"/>
-          <w:bottom w:val="single" w:sz="4" w:space="1" w:color="auto"/>
-          <w:right w:val="single" w:sz="4" w:space="4" w:color="auto"/>
-        </w:pBdr>
-        <w:spacing w:after="0" w:line="240" w:lineRule="auto"/>
-        <w:rPr>
-          <w:rFonts w:ascii="Cascadia Code" w:hAnsi="Cascadia Code"/>
-        </w:rPr>
-      </w:pPr>
-      <w:r>
-        <w:rPr>
-          <w:rFonts w:ascii="Cascadia Code" w:hAnsi="Cascadia Code"/>
-        </w:rPr>
-        <w:t xml:space="preserve">    </w:t>
-      </w:r>
-      <w:proofErr w:type="spellStart"/>
-      <w:r>
-        <w:rPr>
-          <w:rFonts w:ascii="Cascadia Code" w:hAnsi="Cascadia Code"/>
-        </w:rPr>
-        <w:t>log_search</w:t>
-      </w:r>
-      <w:proofErr w:type="spellEnd"/>
-      <w:r>
-        <w:rPr>
-          <w:rFonts w:ascii="Cascadia Code" w:hAnsi="Cascadia Code"/>
-        </w:rPr>
-        <w:t>,</w:t>
+      <w:r>
+        <w:rPr>
+          <w:rFonts w:ascii="Cascadia Code" w:hAnsi="Cascadia Code"/>
+        </w:rPr>
+        <w:t>log_data = safe_tool_call(</w:t>
+      </w:r>
+    </w:p>
+    <w:p>
+      <w:pPr>
+        <w:pBdr>
+          <w:top w:val="single" w:sz="4" w:space="1" w:color="auto"/>
+          <w:left w:val="single" w:sz="4" w:space="4" w:color="auto"/>
+          <w:bottom w:val="single" w:sz="4" w:space="1" w:color="auto"/>
+          <w:right w:val="single" w:sz="4" w:space="4" w:color="auto"/>
+        </w:pBdr>
+        <w:spacing w:after="0" w:line="240" w:lineRule="auto"/>
+        <w:rPr>
+          <w:rFonts w:ascii="Cascadia Code" w:hAnsi="Cascadia Code"/>
+        </w:rPr>
+      </w:pPr>
+      <w:r>
+        <w:rPr>
+          <w:rFonts w:ascii="Cascadia Code" w:hAnsi="Cascadia Code"/>
+        </w:rPr>
+        <w:t xml:space="preserve">    log_search,</w:t>
       </w:r>
     </w:p>
     <w:p>
@@ -11580,77 +11163,51 @@
     </w:p>
     <w:p>
       <w:r>
-        <w:t>Replace:</w:t>
-      </w:r>
-    </w:p>
-    <w:p>
-      <w:pPr>
-        <w:pBdr>
-          <w:top w:val="single" w:sz="4" w:space="1" w:color="auto"/>
-          <w:left w:val="single" w:sz="4" w:space="4" w:color="auto"/>
-          <w:bottom w:val="single" w:sz="4" w:space="1" w:color="auto"/>
-          <w:right w:val="single" w:sz="4" w:space="4" w:color="auto"/>
-        </w:pBdr>
-        <w:spacing w:after="0" w:line="240" w:lineRule="auto"/>
-        <w:rPr>
-          <w:rFonts w:ascii="Cascadia Code" w:hAnsi="Cascadia Code"/>
-        </w:rPr>
-      </w:pPr>
-      <w:r>
-        <w:rPr>
-          <w:rFonts w:ascii="Cascadia Code" w:hAnsi="Cascadia Code"/>
-        </w:rPr>
-        <w:t xml:space="preserve">result = </w:t>
-      </w:r>
-      <w:proofErr w:type="spellStart"/>
-      <w:r>
-        <w:rPr>
-          <w:rFonts w:ascii="Cascadia Code" w:hAnsi="Cascadia Code"/>
-        </w:rPr>
-        <w:t>incident_</w:t>
-      </w:r>
-      <w:proofErr w:type="gramStart"/>
-      <w:r>
-        <w:rPr>
-          <w:rFonts w:ascii="Cascadia Code" w:hAnsi="Cascadia Code"/>
-        </w:rPr>
-        <w:t>search.invoke</w:t>
-      </w:r>
-      <w:proofErr w:type="spellEnd"/>
-      <w:proofErr w:type="gramEnd"/>
-      <w:r>
-        <w:rPr>
-          <w:rFonts w:ascii="Cascadia Code" w:hAnsi="Cascadia Code"/>
-        </w:rPr>
-        <w:t>({"query": query})</w:t>
-      </w:r>
-    </w:p>
-    <w:p>
-      <w:pPr>
-        <w:pBdr>
-          <w:top w:val="single" w:sz="4" w:space="1" w:color="auto"/>
-          <w:left w:val="single" w:sz="4" w:space="4" w:color="auto"/>
-          <w:bottom w:val="single" w:sz="4" w:space="1" w:color="auto"/>
-          <w:right w:val="single" w:sz="4" w:space="4" w:color="auto"/>
-        </w:pBdr>
-        <w:spacing w:after="0" w:line="240" w:lineRule="auto"/>
-        <w:rPr>
-          <w:rFonts w:ascii="Cascadia Code" w:hAnsi="Cascadia Code"/>
-        </w:rPr>
-      </w:pPr>
-      <w:proofErr w:type="spellStart"/>
-      <w:r>
-        <w:rPr>
-          <w:rFonts w:ascii="Cascadia Code" w:hAnsi="Cascadia Code"/>
-        </w:rPr>
-        <w:t>rag_data</w:t>
-      </w:r>
-      <w:proofErr w:type="spellEnd"/>
-      <w:r>
-        <w:rPr>
-          <w:rFonts w:ascii="Cascadia Code" w:hAnsi="Cascadia Code"/>
-        </w:rPr>
-        <w:t xml:space="preserve"> = result</w:t>
+        <w:lastRenderedPageBreak/>
+        <w:t>We r</w:t>
+      </w:r>
+      <w:r>
+        <w:t>eplace:</w:t>
+      </w:r>
+    </w:p>
+    <w:p>
+      <w:pPr>
+        <w:pBdr>
+          <w:top w:val="single" w:sz="4" w:space="1" w:color="auto"/>
+          <w:left w:val="single" w:sz="4" w:space="4" w:color="auto"/>
+          <w:bottom w:val="single" w:sz="4" w:space="1" w:color="auto"/>
+          <w:right w:val="single" w:sz="4" w:space="4" w:color="auto"/>
+        </w:pBdr>
+        <w:spacing w:after="0" w:line="240" w:lineRule="auto"/>
+        <w:rPr>
+          <w:rFonts w:ascii="Cascadia Code" w:hAnsi="Cascadia Code"/>
+        </w:rPr>
+      </w:pPr>
+      <w:r>
+        <w:rPr>
+          <w:rFonts w:ascii="Cascadia Code" w:hAnsi="Cascadia Code"/>
+        </w:rPr>
+        <w:t>result = incident_search.invoke({"query": query})</w:t>
+      </w:r>
+    </w:p>
+    <w:p>
+      <w:pPr>
+        <w:pBdr>
+          <w:top w:val="single" w:sz="4" w:space="1" w:color="auto"/>
+          <w:left w:val="single" w:sz="4" w:space="4" w:color="auto"/>
+          <w:bottom w:val="single" w:sz="4" w:space="1" w:color="auto"/>
+          <w:right w:val="single" w:sz="4" w:space="4" w:color="auto"/>
+        </w:pBdr>
+        <w:spacing w:after="0" w:line="240" w:lineRule="auto"/>
+        <w:rPr>
+          <w:rFonts w:ascii="Cascadia Code" w:hAnsi="Cascadia Code"/>
+        </w:rPr>
+      </w:pPr>
+      <w:r>
+        <w:rPr>
+          <w:rFonts w:ascii="Cascadia Code" w:hAnsi="Cascadia Code"/>
+        </w:rPr>
+        <w:t>rag_data = result</w:t>
       </w:r>
     </w:p>
     <w:p>
@@ -11671,75 +11228,31 @@
           <w:rFonts w:ascii="Cascadia Code" w:hAnsi="Cascadia Code"/>
         </w:rPr>
       </w:pPr>
-      <w:proofErr w:type="spellStart"/>
-      <w:r>
-        <w:rPr>
-          <w:rFonts w:ascii="Cascadia Code" w:hAnsi="Cascadia Code"/>
-        </w:rPr>
-        <w:t>rag_data</w:t>
-      </w:r>
-      <w:proofErr w:type="spellEnd"/>
-      <w:r>
-        <w:rPr>
-          <w:rFonts w:ascii="Cascadia Code" w:hAnsi="Cascadia Code"/>
-        </w:rPr>
-        <w:t xml:space="preserve"> = </w:t>
-      </w:r>
-      <w:proofErr w:type="spellStart"/>
-      <w:r>
-        <w:rPr>
-          <w:rFonts w:ascii="Cascadia Code" w:hAnsi="Cascadia Code"/>
-        </w:rPr>
-        <w:t>safe_tool_</w:t>
-      </w:r>
-      <w:proofErr w:type="gramStart"/>
-      <w:r>
-        <w:rPr>
-          <w:rFonts w:ascii="Cascadia Code" w:hAnsi="Cascadia Code"/>
-        </w:rPr>
-        <w:t>call</w:t>
-      </w:r>
-      <w:proofErr w:type="spellEnd"/>
-      <w:r>
-        <w:rPr>
-          <w:rFonts w:ascii="Cascadia Code" w:hAnsi="Cascadia Code"/>
-        </w:rPr>
-        <w:t>(</w:t>
-      </w:r>
-      <w:proofErr w:type="gramEnd"/>
-    </w:p>
-    <w:p>
-      <w:pPr>
-        <w:pBdr>
-          <w:top w:val="single" w:sz="4" w:space="1" w:color="auto"/>
-          <w:left w:val="single" w:sz="4" w:space="4" w:color="auto"/>
-          <w:bottom w:val="single" w:sz="4" w:space="1" w:color="auto"/>
-          <w:right w:val="single" w:sz="4" w:space="4" w:color="auto"/>
-        </w:pBdr>
-        <w:spacing w:after="0" w:line="240" w:lineRule="auto"/>
-        <w:rPr>
-          <w:rFonts w:ascii="Cascadia Code" w:hAnsi="Cascadia Code"/>
-        </w:rPr>
-      </w:pPr>
-      <w:r>
-        <w:rPr>
-          <w:rFonts w:ascii="Cascadia Code" w:hAnsi="Cascadia Code"/>
-        </w:rPr>
-        <w:t xml:space="preserve">    </w:t>
-      </w:r>
-      <w:proofErr w:type="spellStart"/>
-      <w:r>
-        <w:rPr>
-          <w:rFonts w:ascii="Cascadia Code" w:hAnsi="Cascadia Code"/>
-        </w:rPr>
-        <w:t>incident_search</w:t>
-      </w:r>
-      <w:proofErr w:type="spellEnd"/>
-      <w:r>
-        <w:rPr>
-          <w:rFonts w:ascii="Cascadia Code" w:hAnsi="Cascadia Code"/>
-        </w:rPr>
-        <w:t>,</w:t>
+      <w:r>
+        <w:rPr>
+          <w:rFonts w:ascii="Cascadia Code" w:hAnsi="Cascadia Code"/>
+        </w:rPr>
+        <w:t>rag_data = safe_tool_call(</w:t>
+      </w:r>
+    </w:p>
+    <w:p>
+      <w:pPr>
+        <w:pBdr>
+          <w:top w:val="single" w:sz="4" w:space="1" w:color="auto"/>
+          <w:left w:val="single" w:sz="4" w:space="4" w:color="auto"/>
+          <w:bottom w:val="single" w:sz="4" w:space="1" w:color="auto"/>
+          <w:right w:val="single" w:sz="4" w:space="4" w:color="auto"/>
+        </w:pBdr>
+        <w:spacing w:after="0" w:line="240" w:lineRule="auto"/>
+        <w:rPr>
+          <w:rFonts w:ascii="Cascadia Code" w:hAnsi="Cascadia Code"/>
+        </w:rPr>
+      </w:pPr>
+      <w:r>
+        <w:rPr>
+          <w:rFonts w:ascii="Cascadia Code" w:hAnsi="Cascadia Code"/>
+        </w:rPr>
+        <w:t xml:space="preserve">    incident_search,</w:t>
       </w:r>
     </w:p>
     <w:p>
@@ -11807,7 +11320,13 @@
         <w:pStyle w:val="Heading4"/>
       </w:pPr>
       <w:r>
-        <w:t>Step 3 — Graceful Degradation</w:t>
+        <w:t xml:space="preserve">Step </w:t>
+      </w:r>
+      <w:r>
+        <w:t>4</w:t>
+      </w:r>
+      <w:r>
+        <w:t xml:space="preserve"> — Graceful Degradation</w:t>
       </w:r>
     </w:p>
     <w:p>
@@ -11821,33 +11340,11 @@
       <w:r>
         <w:t xml:space="preserve">In the same </w:t>
       </w:r>
-      <w:proofErr w:type="spellStart"/>
       <w:r>
         <w:rPr>
           <w:rFonts w:ascii="Cascadia Code" w:hAnsi="Cascadia Code" w:cs="Cascadia Code"/>
         </w:rPr>
-        <w:t>run_</w:t>
-      </w:r>
-      <w:proofErr w:type="gramStart"/>
-      <w:r>
-        <w:rPr>
-          <w:rFonts w:ascii="Cascadia Code" w:hAnsi="Cascadia Code" w:cs="Cascadia Code"/>
-        </w:rPr>
-        <w:t>agent</w:t>
-      </w:r>
-      <w:proofErr w:type="spellEnd"/>
-      <w:r>
-        <w:rPr>
-          <w:rFonts w:ascii="Cascadia Code" w:hAnsi="Cascadia Code" w:cs="Cascadia Code"/>
-        </w:rPr>
-        <w:t>(</w:t>
-      </w:r>
-      <w:proofErr w:type="gramEnd"/>
-      <w:r>
-        <w:rPr>
-          <w:rFonts w:ascii="Cascadia Code" w:hAnsi="Cascadia Code" w:cs="Cascadia Code"/>
-        </w:rPr>
-        <w:t>)</w:t>
+        <w:t>run_agent()</w:t>
       </w:r>
       <w:r>
         <w:t xml:space="preserve"> function, a</w:t>
@@ -11858,10 +11355,10 @@
     </w:p>
     <w:p>
       <w:r>
-        <w:t>Replace</w:t>
-      </w:r>
-      <w:r>
-        <w:t xml:space="preserve"> this:</w:t>
+        <w:t>We r</w:t>
+      </w:r>
+      <w:r>
+        <w:t>eplace:</w:t>
       </w:r>
     </w:p>
     <w:p>
@@ -11921,21 +11418,7 @@
         <w:rPr>
           <w:rFonts w:ascii="Cascadia Code" w:hAnsi="Cascadia Code"/>
         </w:rPr>
-        <w:t>{</w:t>
-      </w:r>
-      <w:proofErr w:type="spellStart"/>
-      <w:r>
-        <w:rPr>
-          <w:rFonts w:ascii="Cascadia Code" w:hAnsi="Cascadia Code"/>
-        </w:rPr>
-        <w:t>sql_data</w:t>
-      </w:r>
-      <w:proofErr w:type="spellEnd"/>
-      <w:r>
-        <w:rPr>
-          <w:rFonts w:ascii="Cascadia Code" w:hAnsi="Cascadia Code"/>
-        </w:rPr>
-        <w:t>}</w:t>
+        <w:t>{sql_data}</w:t>
       </w:r>
     </w:p>
     <w:p>
@@ -11989,21 +11472,7 @@
         <w:rPr>
           <w:rFonts w:ascii="Cascadia Code" w:hAnsi="Cascadia Code"/>
         </w:rPr>
-        <w:t>{</w:t>
-      </w:r>
-      <w:proofErr w:type="spellStart"/>
-      <w:r>
-        <w:rPr>
-          <w:rFonts w:ascii="Cascadia Code" w:hAnsi="Cascadia Code"/>
-        </w:rPr>
-        <w:t>log_data</w:t>
-      </w:r>
-      <w:proofErr w:type="spellEnd"/>
-      <w:r>
-        <w:rPr>
-          <w:rFonts w:ascii="Cascadia Code" w:hAnsi="Cascadia Code"/>
-        </w:rPr>
-        <w:t>}</w:t>
+        <w:t>{log_data}</w:t>
       </w:r>
     </w:p>
     <w:p>
@@ -12057,21 +11526,7 @@
         <w:rPr>
           <w:rFonts w:ascii="Cascadia Code" w:hAnsi="Cascadia Code"/>
         </w:rPr>
-        <w:t>{</w:t>
-      </w:r>
-      <w:proofErr w:type="spellStart"/>
-      <w:r>
-        <w:rPr>
-          <w:rFonts w:ascii="Cascadia Code" w:hAnsi="Cascadia Code"/>
-        </w:rPr>
-        <w:t>rag_data</w:t>
-      </w:r>
-      <w:proofErr w:type="spellEnd"/>
-      <w:r>
-        <w:rPr>
-          <w:rFonts w:ascii="Cascadia Code" w:hAnsi="Cascadia Code"/>
-        </w:rPr>
-        <w:t>}</w:t>
+        <w:t>{rag_data}</w:t>
       </w:r>
     </w:p>
     <w:p>
@@ -12151,303 +11606,135 @@
         <w:rPr>
           <w:rFonts w:ascii="Cascadia Code" w:hAnsi="Cascadia Code"/>
         </w:rPr>
-        <w:t xml:space="preserve">    if </w:t>
-      </w:r>
-      <w:proofErr w:type="spellStart"/>
-      <w:r>
-        <w:rPr>
-          <w:rFonts w:ascii="Cascadia Code" w:hAnsi="Cascadia Code"/>
-        </w:rPr>
-        <w:t>sql_data</w:t>
-      </w:r>
-      <w:proofErr w:type="spellEnd"/>
-      <w:r>
-        <w:rPr>
-          <w:rFonts w:ascii="Cascadia Code" w:hAnsi="Cascadia Code"/>
-        </w:rPr>
-        <w:t>:</w:t>
-      </w:r>
-    </w:p>
-    <w:p>
-      <w:pPr>
-        <w:pBdr>
-          <w:top w:val="single" w:sz="4" w:space="1" w:color="auto"/>
-          <w:left w:val="single" w:sz="4" w:space="4" w:color="auto"/>
-          <w:bottom w:val="single" w:sz="4" w:space="1" w:color="auto"/>
-          <w:right w:val="single" w:sz="4" w:space="4" w:color="auto"/>
-        </w:pBdr>
-        <w:spacing w:after="0" w:line="240" w:lineRule="auto"/>
-        <w:rPr>
-          <w:rFonts w:ascii="Cascadia Code" w:hAnsi="Cascadia Code"/>
-        </w:rPr>
-      </w:pPr>
-      <w:r>
-        <w:rPr>
-          <w:rFonts w:ascii="Cascadia Code" w:hAnsi="Cascadia Code"/>
-        </w:rPr>
-        <w:t>        evidence += f"\</w:t>
-      </w:r>
-      <w:proofErr w:type="spellStart"/>
-      <w:r>
-        <w:rPr>
-          <w:rFonts w:ascii="Cascadia Code" w:hAnsi="Cascadia Code"/>
-        </w:rPr>
-        <w:t>nINCIDENT</w:t>
-      </w:r>
-      <w:proofErr w:type="spellEnd"/>
-      <w:r>
-        <w:rPr>
-          <w:rFonts w:ascii="Cascadia Code" w:hAnsi="Cascadia Code"/>
-        </w:rPr>
-        <w:t xml:space="preserve"> RECORDS:\n{</w:t>
-      </w:r>
-      <w:proofErr w:type="spellStart"/>
-      <w:r>
-        <w:rPr>
-          <w:rFonts w:ascii="Cascadia Code" w:hAnsi="Cascadia Code"/>
-        </w:rPr>
-        <w:t>sql_</w:t>
-      </w:r>
-      <w:proofErr w:type="gramStart"/>
-      <w:r>
-        <w:rPr>
-          <w:rFonts w:ascii="Cascadia Code" w:hAnsi="Cascadia Code"/>
-        </w:rPr>
-        <w:t>data</w:t>
-      </w:r>
-      <w:proofErr w:type="spellEnd"/>
-      <w:r>
-        <w:rPr>
-          <w:rFonts w:ascii="Cascadia Code" w:hAnsi="Cascadia Code"/>
-        </w:rPr>
-        <w:t>}\</w:t>
-      </w:r>
-      <w:proofErr w:type="gramEnd"/>
-      <w:r>
-        <w:rPr>
-          <w:rFonts w:ascii="Cascadia Code" w:hAnsi="Cascadia Code"/>
-        </w:rPr>
-        <w:t>n"</w:t>
-      </w:r>
-    </w:p>
-    <w:p>
-      <w:pPr>
-        <w:pBdr>
-          <w:top w:val="single" w:sz="4" w:space="1" w:color="auto"/>
-          <w:left w:val="single" w:sz="4" w:space="4" w:color="auto"/>
-          <w:bottom w:val="single" w:sz="4" w:space="1" w:color="auto"/>
-          <w:right w:val="single" w:sz="4" w:space="4" w:color="auto"/>
-        </w:pBdr>
-        <w:spacing w:after="0" w:line="240" w:lineRule="auto"/>
-        <w:rPr>
-          <w:rFonts w:ascii="Cascadia Code" w:hAnsi="Cascadia Code"/>
-        </w:rPr>
-      </w:pPr>
-    </w:p>
-    <w:p>
-      <w:pPr>
-        <w:pBdr>
-          <w:top w:val="single" w:sz="4" w:space="1" w:color="auto"/>
-          <w:left w:val="single" w:sz="4" w:space="4" w:color="auto"/>
-          <w:bottom w:val="single" w:sz="4" w:space="1" w:color="auto"/>
-          <w:right w:val="single" w:sz="4" w:space="4" w:color="auto"/>
-        </w:pBdr>
-        <w:spacing w:after="0" w:line="240" w:lineRule="auto"/>
-        <w:rPr>
-          <w:rFonts w:ascii="Cascadia Code" w:hAnsi="Cascadia Code"/>
-        </w:rPr>
-      </w:pPr>
-      <w:r>
-        <w:rPr>
-          <w:rFonts w:ascii="Cascadia Code" w:hAnsi="Cascadia Code"/>
-        </w:rPr>
-        <w:t xml:space="preserve">    if </w:t>
-      </w:r>
-      <w:proofErr w:type="spellStart"/>
-      <w:r>
-        <w:rPr>
-          <w:rFonts w:ascii="Cascadia Code" w:hAnsi="Cascadia Code"/>
-        </w:rPr>
-        <w:t>log_data</w:t>
-      </w:r>
-      <w:proofErr w:type="spellEnd"/>
-      <w:r>
-        <w:rPr>
-          <w:rFonts w:ascii="Cascadia Code" w:hAnsi="Cascadia Code"/>
-        </w:rPr>
-        <w:t>:</w:t>
-      </w:r>
-    </w:p>
-    <w:p>
-      <w:pPr>
-        <w:pBdr>
-          <w:top w:val="single" w:sz="4" w:space="1" w:color="auto"/>
-          <w:left w:val="single" w:sz="4" w:space="4" w:color="auto"/>
-          <w:bottom w:val="single" w:sz="4" w:space="1" w:color="auto"/>
-          <w:right w:val="single" w:sz="4" w:space="4" w:color="auto"/>
-        </w:pBdr>
-        <w:spacing w:after="0" w:line="240" w:lineRule="auto"/>
-        <w:rPr>
-          <w:rFonts w:ascii="Cascadia Code" w:hAnsi="Cascadia Code"/>
-        </w:rPr>
-      </w:pPr>
-      <w:r>
-        <w:rPr>
-          <w:rFonts w:ascii="Cascadia Code" w:hAnsi="Cascadia Code"/>
-        </w:rPr>
-        <w:t>        evidence += f"\</w:t>
-      </w:r>
-      <w:proofErr w:type="spellStart"/>
-      <w:r>
-        <w:rPr>
-          <w:rFonts w:ascii="Cascadia Code" w:hAnsi="Cascadia Code"/>
-        </w:rPr>
-        <w:t>nLOG</w:t>
-      </w:r>
-      <w:proofErr w:type="spellEnd"/>
-      <w:r>
-        <w:rPr>
-          <w:rFonts w:ascii="Cascadia Code" w:hAnsi="Cascadia Code"/>
-        </w:rPr>
-        <w:t xml:space="preserve"> ANALYSIS:\n{</w:t>
-      </w:r>
-      <w:proofErr w:type="spellStart"/>
-      <w:r>
-        <w:rPr>
-          <w:rFonts w:ascii="Cascadia Code" w:hAnsi="Cascadia Code"/>
-        </w:rPr>
-        <w:t>log_</w:t>
-      </w:r>
-      <w:proofErr w:type="gramStart"/>
-      <w:r>
-        <w:rPr>
-          <w:rFonts w:ascii="Cascadia Code" w:hAnsi="Cascadia Code"/>
-        </w:rPr>
-        <w:t>data</w:t>
-      </w:r>
-      <w:proofErr w:type="spellEnd"/>
-      <w:r>
-        <w:rPr>
-          <w:rFonts w:ascii="Cascadia Code" w:hAnsi="Cascadia Code"/>
-        </w:rPr>
-        <w:t>}\</w:t>
-      </w:r>
-      <w:proofErr w:type="gramEnd"/>
-      <w:r>
-        <w:rPr>
-          <w:rFonts w:ascii="Cascadia Code" w:hAnsi="Cascadia Code"/>
-        </w:rPr>
-        <w:t>n"</w:t>
-      </w:r>
-    </w:p>
-    <w:p>
-      <w:pPr>
-        <w:pBdr>
-          <w:top w:val="single" w:sz="4" w:space="1" w:color="auto"/>
-          <w:left w:val="single" w:sz="4" w:space="4" w:color="auto"/>
-          <w:bottom w:val="single" w:sz="4" w:space="1" w:color="auto"/>
-          <w:right w:val="single" w:sz="4" w:space="4" w:color="auto"/>
-        </w:pBdr>
-        <w:spacing w:after="0" w:line="240" w:lineRule="auto"/>
-        <w:rPr>
-          <w:rFonts w:ascii="Cascadia Code" w:hAnsi="Cascadia Code"/>
-        </w:rPr>
-      </w:pPr>
-    </w:p>
-    <w:p>
-      <w:pPr>
-        <w:pBdr>
-          <w:top w:val="single" w:sz="4" w:space="1" w:color="auto"/>
-          <w:left w:val="single" w:sz="4" w:space="4" w:color="auto"/>
-          <w:bottom w:val="single" w:sz="4" w:space="1" w:color="auto"/>
-          <w:right w:val="single" w:sz="4" w:space="4" w:color="auto"/>
-        </w:pBdr>
-        <w:spacing w:after="0" w:line="240" w:lineRule="auto"/>
-        <w:rPr>
-          <w:rFonts w:ascii="Cascadia Code" w:hAnsi="Cascadia Code"/>
-        </w:rPr>
-      </w:pPr>
-      <w:r>
-        <w:rPr>
-          <w:rFonts w:ascii="Cascadia Code" w:hAnsi="Cascadia Code"/>
-        </w:rPr>
-        <w:t xml:space="preserve">    if </w:t>
-      </w:r>
-      <w:proofErr w:type="spellStart"/>
-      <w:r>
-        <w:rPr>
-          <w:rFonts w:ascii="Cascadia Code" w:hAnsi="Cascadia Code"/>
-        </w:rPr>
-        <w:t>rag_data</w:t>
-      </w:r>
-      <w:proofErr w:type="spellEnd"/>
-      <w:r>
-        <w:rPr>
-          <w:rFonts w:ascii="Cascadia Code" w:hAnsi="Cascadia Code"/>
-        </w:rPr>
-        <w:t>:</w:t>
-      </w:r>
-    </w:p>
-    <w:p>
-      <w:pPr>
-        <w:pBdr>
-          <w:top w:val="single" w:sz="4" w:space="1" w:color="auto"/>
-          <w:left w:val="single" w:sz="4" w:space="4" w:color="auto"/>
-          <w:bottom w:val="single" w:sz="4" w:space="1" w:color="auto"/>
-          <w:right w:val="single" w:sz="4" w:space="4" w:color="auto"/>
-        </w:pBdr>
-        <w:spacing w:after="0" w:line="240" w:lineRule="auto"/>
-        <w:rPr>
-          <w:rFonts w:ascii="Cascadia Code" w:hAnsi="Cascadia Code"/>
-        </w:rPr>
-      </w:pPr>
-      <w:r>
-        <w:rPr>
-          <w:rFonts w:ascii="Cascadia Code" w:hAnsi="Cascadia Code"/>
-        </w:rPr>
-        <w:t>        evidence += f"\</w:t>
-      </w:r>
-      <w:proofErr w:type="spellStart"/>
-      <w:r>
-        <w:rPr>
-          <w:rFonts w:ascii="Cascadia Code" w:hAnsi="Cascadia Code"/>
-        </w:rPr>
-        <w:t>nINCIDENT</w:t>
-      </w:r>
-      <w:proofErr w:type="spellEnd"/>
-      <w:r>
-        <w:rPr>
-          <w:rFonts w:ascii="Cascadia Code" w:hAnsi="Cascadia Code"/>
-        </w:rPr>
-        <w:t xml:space="preserve"> DESCRIPTION:\n{</w:t>
-      </w:r>
-      <w:proofErr w:type="spellStart"/>
-      <w:r>
-        <w:rPr>
-          <w:rFonts w:ascii="Cascadia Code" w:hAnsi="Cascadia Code"/>
-        </w:rPr>
-        <w:t>rag_</w:t>
-      </w:r>
-      <w:proofErr w:type="gramStart"/>
-      <w:r>
-        <w:rPr>
-          <w:rFonts w:ascii="Cascadia Code" w:hAnsi="Cascadia Code"/>
-        </w:rPr>
-        <w:t>data</w:t>
-      </w:r>
-      <w:proofErr w:type="spellEnd"/>
-      <w:r>
-        <w:rPr>
-          <w:rFonts w:ascii="Cascadia Code" w:hAnsi="Cascadia Code"/>
-        </w:rPr>
-        <w:t>}\</w:t>
-      </w:r>
-      <w:proofErr w:type="gramEnd"/>
-      <w:r>
-        <w:rPr>
-          <w:rFonts w:ascii="Cascadia Code" w:hAnsi="Cascadia Code"/>
-        </w:rPr>
-        <w:t>n"</w:t>
+        <w:t>    if sql_data:</w:t>
+      </w:r>
+    </w:p>
+    <w:p>
+      <w:pPr>
+        <w:pBdr>
+          <w:top w:val="single" w:sz="4" w:space="1" w:color="auto"/>
+          <w:left w:val="single" w:sz="4" w:space="4" w:color="auto"/>
+          <w:bottom w:val="single" w:sz="4" w:space="1" w:color="auto"/>
+          <w:right w:val="single" w:sz="4" w:space="4" w:color="auto"/>
+        </w:pBdr>
+        <w:spacing w:after="0" w:line="240" w:lineRule="auto"/>
+        <w:rPr>
+          <w:rFonts w:ascii="Cascadia Code" w:hAnsi="Cascadia Code"/>
+        </w:rPr>
+      </w:pPr>
+      <w:r>
+        <w:rPr>
+          <w:rFonts w:ascii="Cascadia Code" w:hAnsi="Cascadia Code"/>
+        </w:rPr>
+        <w:t>        evidence += f"\nINCIDENT RECORDS:\n{sql_data}\n"</w:t>
+      </w:r>
+    </w:p>
+    <w:p>
+      <w:pPr>
+        <w:pBdr>
+          <w:top w:val="single" w:sz="4" w:space="1" w:color="auto"/>
+          <w:left w:val="single" w:sz="4" w:space="4" w:color="auto"/>
+          <w:bottom w:val="single" w:sz="4" w:space="1" w:color="auto"/>
+          <w:right w:val="single" w:sz="4" w:space="4" w:color="auto"/>
+        </w:pBdr>
+        <w:spacing w:after="0" w:line="240" w:lineRule="auto"/>
+        <w:rPr>
+          <w:rFonts w:ascii="Cascadia Code" w:hAnsi="Cascadia Code"/>
+        </w:rPr>
+      </w:pPr>
+    </w:p>
+    <w:p>
+      <w:pPr>
+        <w:pBdr>
+          <w:top w:val="single" w:sz="4" w:space="1" w:color="auto"/>
+          <w:left w:val="single" w:sz="4" w:space="4" w:color="auto"/>
+          <w:bottom w:val="single" w:sz="4" w:space="1" w:color="auto"/>
+          <w:right w:val="single" w:sz="4" w:space="4" w:color="auto"/>
+        </w:pBdr>
+        <w:spacing w:after="0" w:line="240" w:lineRule="auto"/>
+        <w:rPr>
+          <w:rFonts w:ascii="Cascadia Code" w:hAnsi="Cascadia Code"/>
+        </w:rPr>
+      </w:pPr>
+      <w:r>
+        <w:rPr>
+          <w:rFonts w:ascii="Cascadia Code" w:hAnsi="Cascadia Code"/>
+        </w:rPr>
+        <w:t>    if log_data:</w:t>
+      </w:r>
+    </w:p>
+    <w:p>
+      <w:pPr>
+        <w:pBdr>
+          <w:top w:val="single" w:sz="4" w:space="1" w:color="auto"/>
+          <w:left w:val="single" w:sz="4" w:space="4" w:color="auto"/>
+          <w:bottom w:val="single" w:sz="4" w:space="1" w:color="auto"/>
+          <w:right w:val="single" w:sz="4" w:space="4" w:color="auto"/>
+        </w:pBdr>
+        <w:spacing w:after="0" w:line="240" w:lineRule="auto"/>
+        <w:rPr>
+          <w:rFonts w:ascii="Cascadia Code" w:hAnsi="Cascadia Code"/>
+        </w:rPr>
+      </w:pPr>
+      <w:r>
+        <w:rPr>
+          <w:rFonts w:ascii="Cascadia Code" w:hAnsi="Cascadia Code"/>
+        </w:rPr>
+        <w:t>        evidence += f"\nLOG ANALYSIS:\n{log_data}\n"</w:t>
+      </w:r>
+    </w:p>
+    <w:p>
+      <w:pPr>
+        <w:pBdr>
+          <w:top w:val="single" w:sz="4" w:space="1" w:color="auto"/>
+          <w:left w:val="single" w:sz="4" w:space="4" w:color="auto"/>
+          <w:bottom w:val="single" w:sz="4" w:space="1" w:color="auto"/>
+          <w:right w:val="single" w:sz="4" w:space="4" w:color="auto"/>
+        </w:pBdr>
+        <w:spacing w:after="0" w:line="240" w:lineRule="auto"/>
+        <w:rPr>
+          <w:rFonts w:ascii="Cascadia Code" w:hAnsi="Cascadia Code"/>
+        </w:rPr>
+      </w:pPr>
+    </w:p>
+    <w:p>
+      <w:pPr>
+        <w:pBdr>
+          <w:top w:val="single" w:sz="4" w:space="1" w:color="auto"/>
+          <w:left w:val="single" w:sz="4" w:space="4" w:color="auto"/>
+          <w:bottom w:val="single" w:sz="4" w:space="1" w:color="auto"/>
+          <w:right w:val="single" w:sz="4" w:space="4" w:color="auto"/>
+        </w:pBdr>
+        <w:spacing w:after="0" w:line="240" w:lineRule="auto"/>
+        <w:rPr>
+          <w:rFonts w:ascii="Cascadia Code" w:hAnsi="Cascadia Code"/>
+        </w:rPr>
+      </w:pPr>
+      <w:r>
+        <w:rPr>
+          <w:rFonts w:ascii="Cascadia Code" w:hAnsi="Cascadia Code"/>
+        </w:rPr>
+        <w:t>    if rag_data:</w:t>
+      </w:r>
+    </w:p>
+    <w:p>
+      <w:pPr>
+        <w:pBdr>
+          <w:top w:val="single" w:sz="4" w:space="1" w:color="auto"/>
+          <w:left w:val="single" w:sz="4" w:space="4" w:color="auto"/>
+          <w:bottom w:val="single" w:sz="4" w:space="1" w:color="auto"/>
+          <w:right w:val="single" w:sz="4" w:space="4" w:color="auto"/>
+        </w:pBdr>
+        <w:spacing w:after="0" w:line="240" w:lineRule="auto"/>
+        <w:rPr>
+          <w:rFonts w:ascii="Cascadia Code" w:hAnsi="Cascadia Code"/>
+        </w:rPr>
+      </w:pPr>
+      <w:r>
+        <w:rPr>
+          <w:rFonts w:ascii="Cascadia Code" w:hAnsi="Cascadia Code"/>
+        </w:rPr>
+        <w:t>        evidence += f"\nINCIDENT DESCRIPTION:\n{rag_data}\n"</w:t>
       </w:r>
     </w:p>
     <w:p>
@@ -12455,7 +11742,13 @@
         <w:pStyle w:val="Heading4"/>
       </w:pPr>
       <w:r>
-        <w:t>Step 4 — Handle Total Failure</w:t>
+        <w:t xml:space="preserve">Step </w:t>
+      </w:r>
+      <w:r>
+        <w:t>5</w:t>
+      </w:r>
+      <w:r>
+        <w:t xml:space="preserve"> — Handle Total Failure</w:t>
       </w:r>
     </w:p>
     <w:p>
@@ -12498,24 +11791,16 @@
         <w:rPr>
           <w:rFonts w:ascii="Cascadia Code" w:hAnsi="Cascadia Code"/>
         </w:rPr>
-        <w:t xml:space="preserve">if </w:t>
-      </w:r>
-      <w:proofErr w:type="spellStart"/>
-      <w:r>
-        <w:rPr>
-          <w:rFonts w:ascii="Cascadia Code" w:hAnsi="Cascadia Code"/>
-        </w:rPr>
-        <w:t>rag_data</w:t>
-      </w:r>
-      <w:proofErr w:type="spellEnd"/>
-      <w:r>
-        <w:rPr>
-          <w:rFonts w:ascii="Cascadia Code" w:hAnsi="Cascadia Code"/>
-        </w:rPr>
-        <w:t>:</w:t>
-      </w:r>
-      <w:r>
-        <w:t xml:space="preserve"> block, a</w:t>
+        <w:t>if rag_data:</w:t>
+      </w:r>
+      <w:r>
+        <w:t xml:space="preserve"> block,</w:t>
+      </w:r>
+      <w:r>
+        <w:t xml:space="preserve"> we</w:t>
+      </w:r>
+      <w:r>
+        <w:t xml:space="preserve"> a</w:t>
       </w:r>
       <w:r>
         <w:t>dd:</w:t>
@@ -12538,23 +11823,7 @@
         <w:rPr>
           <w:rFonts w:ascii="Cascadia Code" w:hAnsi="Cascadia Code"/>
         </w:rPr>
-        <w:t xml:space="preserve">    if not </w:t>
-      </w:r>
-      <w:proofErr w:type="spellStart"/>
-      <w:proofErr w:type="gramStart"/>
-      <w:r>
-        <w:rPr>
-          <w:rFonts w:ascii="Cascadia Code" w:hAnsi="Cascadia Code"/>
-        </w:rPr>
-        <w:t>evidence.strip</w:t>
-      </w:r>
-      <w:proofErr w:type="spellEnd"/>
-      <w:proofErr w:type="gramEnd"/>
-      <w:r>
-        <w:rPr>
-          <w:rFonts w:ascii="Cascadia Code" w:hAnsi="Cascadia Code"/>
-        </w:rPr>
-        <w:t>():</w:t>
+        <w:t>    if not evidence.strip():</w:t>
       </w:r>
     </w:p>
     <w:p>
@@ -12588,322 +11857,167 @@
         <w:rPr>
           <w:lang w:val="en-US"/>
         </w:rPr>
-        <w:t xml:space="preserve">Step 5 – The final </w:t>
-      </w:r>
-      <w:proofErr w:type="spellStart"/>
+        <w:t xml:space="preserve">Step </w:t>
+      </w:r>
       <w:r>
         <w:rPr>
           <w:lang w:val="en-US"/>
         </w:rPr>
-        <w:t>run_</w:t>
-      </w:r>
-      <w:proofErr w:type="gramStart"/>
+        <w:t>6</w:t>
+      </w:r>
       <w:r>
         <w:rPr>
           <w:lang w:val="en-US"/>
         </w:rPr>
-        <w:t>agent</w:t>
-      </w:r>
-      <w:proofErr w:type="spellEnd"/>
-      <w:r>
+        <w:t xml:space="preserve"> – The final run_agent() function</w:t>
+      </w:r>
+    </w:p>
+    <w:p>
+      <w:pPr>
         <w:rPr>
           <w:lang w:val="en-US"/>
         </w:rPr>
-        <w:t>(</w:t>
-      </w:r>
-      <w:proofErr w:type="gramEnd"/>
+      </w:pPr>
       <w:r>
         <w:rPr>
           <w:lang w:val="en-US"/>
         </w:rPr>
-        <w:t>) function</w:t>
-      </w:r>
-    </w:p>
-    <w:p>
-      <w:pPr>
-        <w:rPr>
-          <w:lang w:val="en-US"/>
-        </w:rPr>
-      </w:pPr>
-      <w:r>
-        <w:rPr>
-          <w:lang w:val="en-US"/>
-        </w:rPr>
-        <w:t xml:space="preserve">The final </w:t>
-      </w:r>
-      <w:proofErr w:type="spellStart"/>
-      <w:r>
-        <w:rPr>
-          <w:lang w:val="en-US"/>
-        </w:rPr>
-        <w:t>run_</w:t>
-      </w:r>
-      <w:proofErr w:type="gramStart"/>
-      <w:r>
-        <w:rPr>
-          <w:lang w:val="en-US"/>
-        </w:rPr>
-        <w:t>agent</w:t>
-      </w:r>
-      <w:proofErr w:type="spellEnd"/>
-      <w:r>
-        <w:rPr>
-          <w:lang w:val="en-US"/>
-        </w:rPr>
-        <w:t>(</w:t>
-      </w:r>
-      <w:proofErr w:type="gramEnd"/>
-      <w:r>
-        <w:rPr>
-          <w:lang w:val="en-US"/>
-        </w:rPr>
-        <w:t>) function should look like this:</w:t>
-      </w:r>
-    </w:p>
-    <w:p>
-      <w:pPr>
-        <w:pBdr>
-          <w:top w:val="single" w:sz="4" w:space="1" w:color="auto"/>
-          <w:left w:val="single" w:sz="4" w:space="4" w:color="auto"/>
-          <w:bottom w:val="single" w:sz="4" w:space="1" w:color="auto"/>
-          <w:right w:val="single" w:sz="4" w:space="4" w:color="auto"/>
-        </w:pBdr>
-        <w:spacing w:after="0" w:line="240" w:lineRule="auto"/>
-        <w:rPr>
-          <w:rFonts w:ascii="Cascadia Code" w:hAnsi="Cascadia Code"/>
-        </w:rPr>
-      </w:pPr>
-      <w:r>
-        <w:rPr>
-          <w:rFonts w:ascii="Cascadia Code" w:hAnsi="Cascadia Code"/>
-        </w:rPr>
-        <w:t xml:space="preserve">def </w:t>
-      </w:r>
-      <w:proofErr w:type="spellStart"/>
-      <w:r>
-        <w:rPr>
-          <w:rFonts w:ascii="Cascadia Code" w:hAnsi="Cascadia Code"/>
-        </w:rPr>
-        <w:t>run_agent</w:t>
-      </w:r>
-      <w:proofErr w:type="spellEnd"/>
-      <w:r>
-        <w:rPr>
-          <w:rFonts w:ascii="Cascadia Code" w:hAnsi="Cascadia Code"/>
-        </w:rPr>
-        <w:t>(query):</w:t>
-      </w:r>
-    </w:p>
-    <w:p>
-      <w:pPr>
-        <w:pBdr>
-          <w:top w:val="single" w:sz="4" w:space="1" w:color="auto"/>
-          <w:left w:val="single" w:sz="4" w:space="4" w:color="auto"/>
-          <w:bottom w:val="single" w:sz="4" w:space="1" w:color="auto"/>
-          <w:right w:val="single" w:sz="4" w:space="4" w:color="auto"/>
-        </w:pBdr>
-        <w:spacing w:after="0" w:line="240" w:lineRule="auto"/>
-        <w:rPr>
-          <w:rFonts w:ascii="Cascadia Code" w:hAnsi="Cascadia Code"/>
-        </w:rPr>
-      </w:pPr>
-      <w:r>
-        <w:rPr>
-          <w:rFonts w:ascii="Cascadia Code" w:hAnsi="Cascadia Code"/>
-        </w:rPr>
-        <w:t xml:space="preserve">    steps = </w:t>
-      </w:r>
-      <w:proofErr w:type="spellStart"/>
-      <w:r>
-        <w:rPr>
-          <w:rFonts w:ascii="Cascadia Code" w:hAnsi="Cascadia Code"/>
-        </w:rPr>
-        <w:t>plan_steps</w:t>
-      </w:r>
-      <w:proofErr w:type="spellEnd"/>
-      <w:r>
-        <w:rPr>
-          <w:rFonts w:ascii="Cascadia Code" w:hAnsi="Cascadia Code"/>
-        </w:rPr>
-        <w:t>(query)</w:t>
-      </w:r>
-    </w:p>
-    <w:p>
-      <w:pPr>
-        <w:pBdr>
-          <w:top w:val="single" w:sz="4" w:space="1" w:color="auto"/>
-          <w:left w:val="single" w:sz="4" w:space="4" w:color="auto"/>
-          <w:bottom w:val="single" w:sz="4" w:space="1" w:color="auto"/>
-          <w:right w:val="single" w:sz="4" w:space="4" w:color="auto"/>
-        </w:pBdr>
-        <w:spacing w:after="0" w:line="240" w:lineRule="auto"/>
-        <w:rPr>
-          <w:rFonts w:ascii="Cascadia Code" w:hAnsi="Cascadia Code"/>
-        </w:rPr>
-      </w:pPr>
-      <w:r>
-        <w:rPr>
-          <w:rFonts w:ascii="Cascadia Code" w:hAnsi="Cascadia Code"/>
-        </w:rPr>
-        <w:t xml:space="preserve">    </w:t>
-      </w:r>
-      <w:proofErr w:type="gramStart"/>
-      <w:r>
-        <w:rPr>
-          <w:rFonts w:ascii="Cascadia Code" w:hAnsi="Cascadia Code"/>
-        </w:rPr>
-        <w:t>print(</w:t>
-      </w:r>
-      <w:proofErr w:type="gramEnd"/>
-      <w:r>
-        <w:rPr>
-          <w:rFonts w:ascii="Cascadia Code" w:hAnsi="Cascadia Code"/>
-        </w:rPr>
-        <w:t xml:space="preserve">"Agent Plan →", " → </w:t>
-      </w:r>
-      <w:proofErr w:type="gramStart"/>
-      <w:r>
-        <w:rPr>
-          <w:rFonts w:ascii="Cascadia Code" w:hAnsi="Cascadia Code"/>
-        </w:rPr>
-        <w:t>".join</w:t>
-      </w:r>
-      <w:proofErr w:type="gramEnd"/>
-      <w:r>
-        <w:rPr>
-          <w:rFonts w:ascii="Cascadia Code" w:hAnsi="Cascadia Code"/>
-        </w:rPr>
-        <w:t>(steps</w:t>
-      </w:r>
-      <w:proofErr w:type="gramStart"/>
-      <w:r>
-        <w:rPr>
-          <w:rFonts w:ascii="Cascadia Code" w:hAnsi="Cascadia Code"/>
-        </w:rPr>
-        <w:t>).upper</w:t>
-      </w:r>
-      <w:proofErr w:type="gramEnd"/>
-      <w:r>
-        <w:rPr>
-          <w:rFonts w:ascii="Cascadia Code" w:hAnsi="Cascadia Code"/>
-        </w:rPr>
-        <w:t>())</w:t>
-      </w:r>
-    </w:p>
-    <w:p>
-      <w:pPr>
-        <w:pBdr>
-          <w:top w:val="single" w:sz="4" w:space="1" w:color="auto"/>
-          <w:left w:val="single" w:sz="4" w:space="4" w:color="auto"/>
-          <w:bottom w:val="single" w:sz="4" w:space="1" w:color="auto"/>
-          <w:right w:val="single" w:sz="4" w:space="4" w:color="auto"/>
-        </w:pBdr>
-        <w:spacing w:after="0" w:line="240" w:lineRule="auto"/>
-        <w:rPr>
-          <w:rFonts w:ascii="Cascadia Code" w:hAnsi="Cascadia Code"/>
-        </w:rPr>
-      </w:pPr>
-    </w:p>
-    <w:p>
-      <w:pPr>
-        <w:pBdr>
-          <w:top w:val="single" w:sz="4" w:space="1" w:color="auto"/>
-          <w:left w:val="single" w:sz="4" w:space="4" w:color="auto"/>
-          <w:bottom w:val="single" w:sz="4" w:space="1" w:color="auto"/>
-          <w:right w:val="single" w:sz="4" w:space="4" w:color="auto"/>
-        </w:pBdr>
-        <w:spacing w:after="0" w:line="240" w:lineRule="auto"/>
-        <w:rPr>
-          <w:rFonts w:ascii="Cascadia Code" w:hAnsi="Cascadia Code"/>
-        </w:rPr>
-      </w:pPr>
-      <w:r>
-        <w:rPr>
-          <w:rFonts w:ascii="Cascadia Code" w:hAnsi="Cascadia Code"/>
-        </w:rPr>
-        <w:t xml:space="preserve">    </w:t>
-      </w:r>
-      <w:proofErr w:type="spellStart"/>
-      <w:r>
-        <w:rPr>
-          <w:rFonts w:ascii="Cascadia Code" w:hAnsi="Cascadia Code"/>
-        </w:rPr>
-        <w:t>sql_data</w:t>
-      </w:r>
-      <w:proofErr w:type="spellEnd"/>
-      <w:r>
-        <w:rPr>
-          <w:rFonts w:ascii="Cascadia Code" w:hAnsi="Cascadia Code"/>
-        </w:rPr>
-        <w:t xml:space="preserve"> = ""</w:t>
-      </w:r>
-    </w:p>
-    <w:p>
-      <w:pPr>
-        <w:pBdr>
-          <w:top w:val="single" w:sz="4" w:space="1" w:color="auto"/>
-          <w:left w:val="single" w:sz="4" w:space="4" w:color="auto"/>
-          <w:bottom w:val="single" w:sz="4" w:space="1" w:color="auto"/>
-          <w:right w:val="single" w:sz="4" w:space="4" w:color="auto"/>
-        </w:pBdr>
-        <w:spacing w:after="0" w:line="240" w:lineRule="auto"/>
-        <w:rPr>
-          <w:rFonts w:ascii="Cascadia Code" w:hAnsi="Cascadia Code"/>
-        </w:rPr>
-      </w:pPr>
-      <w:r>
-        <w:rPr>
-          <w:rFonts w:ascii="Cascadia Code" w:hAnsi="Cascadia Code"/>
-        </w:rPr>
-        <w:t xml:space="preserve">    </w:t>
-      </w:r>
-      <w:proofErr w:type="spellStart"/>
-      <w:r>
-        <w:rPr>
-          <w:rFonts w:ascii="Cascadia Code" w:hAnsi="Cascadia Code"/>
-        </w:rPr>
-        <w:t>log_data</w:t>
-      </w:r>
-      <w:proofErr w:type="spellEnd"/>
-      <w:r>
-        <w:rPr>
-          <w:rFonts w:ascii="Cascadia Code" w:hAnsi="Cascadia Code"/>
-        </w:rPr>
-        <w:t xml:space="preserve"> = ""</w:t>
-      </w:r>
-    </w:p>
-    <w:p>
-      <w:pPr>
-        <w:pBdr>
-          <w:top w:val="single" w:sz="4" w:space="1" w:color="auto"/>
-          <w:left w:val="single" w:sz="4" w:space="4" w:color="auto"/>
-          <w:bottom w:val="single" w:sz="4" w:space="1" w:color="auto"/>
-          <w:right w:val="single" w:sz="4" w:space="4" w:color="auto"/>
-        </w:pBdr>
-        <w:spacing w:after="0" w:line="240" w:lineRule="auto"/>
-        <w:rPr>
-          <w:rFonts w:ascii="Cascadia Code" w:hAnsi="Cascadia Code"/>
-        </w:rPr>
-      </w:pPr>
-      <w:r>
-        <w:rPr>
-          <w:rFonts w:ascii="Cascadia Code" w:hAnsi="Cascadia Code"/>
-        </w:rPr>
-        <w:t xml:space="preserve">    </w:t>
-      </w:r>
-      <w:proofErr w:type="spellStart"/>
-      <w:r>
-        <w:rPr>
-          <w:rFonts w:ascii="Cascadia Code" w:hAnsi="Cascadia Code"/>
-        </w:rPr>
-        <w:t>rag_data</w:t>
-      </w:r>
-      <w:proofErr w:type="spellEnd"/>
-      <w:r>
-        <w:rPr>
-          <w:rFonts w:ascii="Cascadia Code" w:hAnsi="Cascadia Code"/>
-        </w:rPr>
-        <w:t xml:space="preserve"> = ""</w:t>
+        <w:t>The final run_agent() function should look like this:</w:t>
+      </w:r>
+    </w:p>
+    <w:p>
+      <w:pPr>
+        <w:pBdr>
+          <w:top w:val="single" w:sz="4" w:space="1" w:color="auto"/>
+          <w:left w:val="single" w:sz="4" w:space="4" w:color="auto"/>
+          <w:bottom w:val="single" w:sz="4" w:space="1" w:color="auto"/>
+          <w:right w:val="single" w:sz="4" w:space="4" w:color="auto"/>
+        </w:pBdr>
+        <w:spacing w:after="0" w:line="240" w:lineRule="auto"/>
+        <w:rPr>
+          <w:rFonts w:ascii="Cascadia Code" w:hAnsi="Cascadia Code"/>
+        </w:rPr>
+      </w:pPr>
+      <w:r>
+        <w:rPr>
+          <w:rFonts w:ascii="Cascadia Code" w:hAnsi="Cascadia Code"/>
+        </w:rPr>
+        <w:t>def run_agent(query):</w:t>
+      </w:r>
+    </w:p>
+    <w:p>
+      <w:pPr>
+        <w:pBdr>
+          <w:top w:val="single" w:sz="4" w:space="1" w:color="auto"/>
+          <w:left w:val="single" w:sz="4" w:space="4" w:color="auto"/>
+          <w:bottom w:val="single" w:sz="4" w:space="1" w:color="auto"/>
+          <w:right w:val="single" w:sz="4" w:space="4" w:color="auto"/>
+        </w:pBdr>
+        <w:spacing w:after="0" w:line="240" w:lineRule="auto"/>
+        <w:rPr>
+          <w:rFonts w:ascii="Cascadia Code" w:hAnsi="Cascadia Code"/>
+        </w:rPr>
+      </w:pPr>
+      <w:r>
+        <w:rPr>
+          <w:rFonts w:ascii="Cascadia Code" w:hAnsi="Cascadia Code"/>
+        </w:rPr>
+        <w:t>    steps = plan_steps(query)</w:t>
+      </w:r>
+    </w:p>
+    <w:p>
+      <w:pPr>
+        <w:pBdr>
+          <w:top w:val="single" w:sz="4" w:space="1" w:color="auto"/>
+          <w:left w:val="single" w:sz="4" w:space="4" w:color="auto"/>
+          <w:bottom w:val="single" w:sz="4" w:space="1" w:color="auto"/>
+          <w:right w:val="single" w:sz="4" w:space="4" w:color="auto"/>
+        </w:pBdr>
+        <w:spacing w:after="0" w:line="240" w:lineRule="auto"/>
+        <w:rPr>
+          <w:rFonts w:ascii="Cascadia Code" w:hAnsi="Cascadia Code"/>
+        </w:rPr>
+      </w:pPr>
+      <w:r>
+        <w:rPr>
+          <w:rFonts w:ascii="Cascadia Code" w:hAnsi="Cascadia Code"/>
+        </w:rPr>
+        <w:lastRenderedPageBreak/>
+        <w:t>    print("Agent Plan →", " → ".join(steps).upper())</w:t>
+      </w:r>
+    </w:p>
+    <w:p>
+      <w:pPr>
+        <w:pBdr>
+          <w:top w:val="single" w:sz="4" w:space="1" w:color="auto"/>
+          <w:left w:val="single" w:sz="4" w:space="4" w:color="auto"/>
+          <w:bottom w:val="single" w:sz="4" w:space="1" w:color="auto"/>
+          <w:right w:val="single" w:sz="4" w:space="4" w:color="auto"/>
+        </w:pBdr>
+        <w:spacing w:after="0" w:line="240" w:lineRule="auto"/>
+        <w:rPr>
+          <w:rFonts w:ascii="Cascadia Code" w:hAnsi="Cascadia Code"/>
+        </w:rPr>
+      </w:pPr>
+    </w:p>
+    <w:p>
+      <w:pPr>
+        <w:pBdr>
+          <w:top w:val="single" w:sz="4" w:space="1" w:color="auto"/>
+          <w:left w:val="single" w:sz="4" w:space="4" w:color="auto"/>
+          <w:bottom w:val="single" w:sz="4" w:space="1" w:color="auto"/>
+          <w:right w:val="single" w:sz="4" w:space="4" w:color="auto"/>
+        </w:pBdr>
+        <w:spacing w:after="0" w:line="240" w:lineRule="auto"/>
+        <w:rPr>
+          <w:rFonts w:ascii="Cascadia Code" w:hAnsi="Cascadia Code"/>
+        </w:rPr>
+      </w:pPr>
+      <w:r>
+        <w:rPr>
+          <w:rFonts w:ascii="Cascadia Code" w:hAnsi="Cascadia Code"/>
+        </w:rPr>
+        <w:t>    sql_data = ""</w:t>
+      </w:r>
+    </w:p>
+    <w:p>
+      <w:pPr>
+        <w:pBdr>
+          <w:top w:val="single" w:sz="4" w:space="1" w:color="auto"/>
+          <w:left w:val="single" w:sz="4" w:space="4" w:color="auto"/>
+          <w:bottom w:val="single" w:sz="4" w:space="1" w:color="auto"/>
+          <w:right w:val="single" w:sz="4" w:space="4" w:color="auto"/>
+        </w:pBdr>
+        <w:spacing w:after="0" w:line="240" w:lineRule="auto"/>
+        <w:rPr>
+          <w:rFonts w:ascii="Cascadia Code" w:hAnsi="Cascadia Code"/>
+        </w:rPr>
+      </w:pPr>
+      <w:r>
+        <w:rPr>
+          <w:rFonts w:ascii="Cascadia Code" w:hAnsi="Cascadia Code"/>
+        </w:rPr>
+        <w:t>    log_data = ""</w:t>
+      </w:r>
+    </w:p>
+    <w:p>
+      <w:pPr>
+        <w:pBdr>
+          <w:top w:val="single" w:sz="4" w:space="1" w:color="auto"/>
+          <w:left w:val="single" w:sz="4" w:space="4" w:color="auto"/>
+          <w:bottom w:val="single" w:sz="4" w:space="1" w:color="auto"/>
+          <w:right w:val="single" w:sz="4" w:space="4" w:color="auto"/>
+        </w:pBdr>
+        <w:spacing w:after="0" w:line="240" w:lineRule="auto"/>
+        <w:rPr>
+          <w:rFonts w:ascii="Cascadia Code" w:hAnsi="Cascadia Code"/>
+        </w:rPr>
+      </w:pPr>
+      <w:r>
+        <w:rPr>
+          <w:rFonts w:ascii="Cascadia Code" w:hAnsi="Cascadia Code"/>
+        </w:rPr>
+        <w:t>    rag_data = ""</w:t>
       </w:r>
     </w:p>
     <w:p>
@@ -12957,21 +12071,435 @@
         <w:rPr>
           <w:rFonts w:ascii="Cascadia Code" w:hAnsi="Cascadia Code"/>
         </w:rPr>
-        <w:t>        if step == "</w:t>
-      </w:r>
-      <w:proofErr w:type="spellStart"/>
-      <w:r>
-        <w:rPr>
-          <w:rFonts w:ascii="Cascadia Code" w:hAnsi="Cascadia Code"/>
-        </w:rPr>
-        <w:t>sql</w:t>
-      </w:r>
-      <w:proofErr w:type="spellEnd"/>
-      <w:r>
-        <w:rPr>
-          <w:rFonts w:ascii="Cascadia Code" w:hAnsi="Cascadia Code"/>
-        </w:rPr>
-        <w:t>":</w:t>
+        <w:t>        if step == "sql":</w:t>
+      </w:r>
+    </w:p>
+    <w:p>
+      <w:pPr>
+        <w:pBdr>
+          <w:top w:val="single" w:sz="4" w:space="1" w:color="auto"/>
+          <w:left w:val="single" w:sz="4" w:space="4" w:color="auto"/>
+          <w:bottom w:val="single" w:sz="4" w:space="1" w:color="auto"/>
+          <w:right w:val="single" w:sz="4" w:space="4" w:color="auto"/>
+        </w:pBdr>
+        <w:spacing w:after="0" w:line="240" w:lineRule="auto"/>
+        <w:rPr>
+          <w:rFonts w:ascii="Cascadia Code" w:hAnsi="Cascadia Code"/>
+        </w:rPr>
+      </w:pPr>
+      <w:r>
+        <w:rPr>
+          <w:rFonts w:ascii="Cascadia Code" w:hAnsi="Cascadia Code"/>
+        </w:rPr>
+        <w:t>            sql = generate_sql(query)</w:t>
+      </w:r>
+    </w:p>
+    <w:p>
+      <w:pPr>
+        <w:pBdr>
+          <w:top w:val="single" w:sz="4" w:space="1" w:color="auto"/>
+          <w:left w:val="single" w:sz="4" w:space="4" w:color="auto"/>
+          <w:bottom w:val="single" w:sz="4" w:space="1" w:color="auto"/>
+          <w:right w:val="single" w:sz="4" w:space="4" w:color="auto"/>
+        </w:pBdr>
+        <w:spacing w:after="0" w:line="240" w:lineRule="auto"/>
+        <w:rPr>
+          <w:rFonts w:ascii="Cascadia Code" w:hAnsi="Cascadia Code"/>
+        </w:rPr>
+      </w:pPr>
+      <w:r>
+        <w:rPr>
+          <w:rFonts w:ascii="Cascadia Code" w:hAnsi="Cascadia Code"/>
+        </w:rPr>
+        <w:t>            print("Running SQL step")</w:t>
+      </w:r>
+    </w:p>
+    <w:p>
+      <w:pPr>
+        <w:pBdr>
+          <w:top w:val="single" w:sz="4" w:space="1" w:color="auto"/>
+          <w:left w:val="single" w:sz="4" w:space="4" w:color="auto"/>
+          <w:bottom w:val="single" w:sz="4" w:space="1" w:color="auto"/>
+          <w:right w:val="single" w:sz="4" w:space="4" w:color="auto"/>
+        </w:pBdr>
+        <w:spacing w:after="0" w:line="240" w:lineRule="auto"/>
+        <w:rPr>
+          <w:rFonts w:ascii="Cascadia Code" w:hAnsi="Cascadia Code"/>
+        </w:rPr>
+      </w:pPr>
+    </w:p>
+    <w:p>
+      <w:pPr>
+        <w:pBdr>
+          <w:top w:val="single" w:sz="4" w:space="1" w:color="auto"/>
+          <w:left w:val="single" w:sz="4" w:space="4" w:color="auto"/>
+          <w:bottom w:val="single" w:sz="4" w:space="1" w:color="auto"/>
+          <w:right w:val="single" w:sz="4" w:space="4" w:color="auto"/>
+        </w:pBdr>
+        <w:spacing w:after="0" w:line="240" w:lineRule="auto"/>
+        <w:rPr>
+          <w:rFonts w:ascii="Cascadia Code" w:hAnsi="Cascadia Code"/>
+        </w:rPr>
+      </w:pPr>
+      <w:r>
+        <w:rPr>
+          <w:rFonts w:ascii="Cascadia Code" w:hAnsi="Cascadia Code"/>
+        </w:rPr>
+        <w:t>            # result = sql_query.invoke({"query": sql})</w:t>
+      </w:r>
+    </w:p>
+    <w:p>
+      <w:pPr>
+        <w:pBdr>
+          <w:top w:val="single" w:sz="4" w:space="1" w:color="auto"/>
+          <w:left w:val="single" w:sz="4" w:space="4" w:color="auto"/>
+          <w:bottom w:val="single" w:sz="4" w:space="1" w:color="auto"/>
+          <w:right w:val="single" w:sz="4" w:space="4" w:color="auto"/>
+        </w:pBdr>
+        <w:spacing w:after="0" w:line="240" w:lineRule="auto"/>
+        <w:rPr>
+          <w:rFonts w:ascii="Cascadia Code" w:hAnsi="Cascadia Code"/>
+        </w:rPr>
+      </w:pPr>
+      <w:r>
+        <w:rPr>
+          <w:rFonts w:ascii="Cascadia Code" w:hAnsi="Cascadia Code"/>
+        </w:rPr>
+        <w:t>            # sql_data = result</w:t>
+      </w:r>
+    </w:p>
+    <w:p>
+      <w:pPr>
+        <w:pBdr>
+          <w:top w:val="single" w:sz="4" w:space="1" w:color="auto"/>
+          <w:left w:val="single" w:sz="4" w:space="4" w:color="auto"/>
+          <w:bottom w:val="single" w:sz="4" w:space="1" w:color="auto"/>
+          <w:right w:val="single" w:sz="4" w:space="4" w:color="auto"/>
+        </w:pBdr>
+        <w:spacing w:after="0" w:line="240" w:lineRule="auto"/>
+        <w:rPr>
+          <w:rFonts w:ascii="Cascadia Code" w:hAnsi="Cascadia Code"/>
+        </w:rPr>
+      </w:pPr>
+      <w:r>
+        <w:rPr>
+          <w:rFonts w:ascii="Cascadia Code" w:hAnsi="Cascadia Code"/>
+        </w:rPr>
+        <w:t>            sql_data = safe_tool_call(</w:t>
+      </w:r>
+    </w:p>
+    <w:p>
+      <w:pPr>
+        <w:pBdr>
+          <w:top w:val="single" w:sz="4" w:space="1" w:color="auto"/>
+          <w:left w:val="single" w:sz="4" w:space="4" w:color="auto"/>
+          <w:bottom w:val="single" w:sz="4" w:space="1" w:color="auto"/>
+          <w:right w:val="single" w:sz="4" w:space="4" w:color="auto"/>
+        </w:pBdr>
+        <w:spacing w:after="0" w:line="240" w:lineRule="auto"/>
+        <w:rPr>
+          <w:rFonts w:ascii="Cascadia Code" w:hAnsi="Cascadia Code"/>
+        </w:rPr>
+      </w:pPr>
+      <w:r>
+        <w:rPr>
+          <w:rFonts w:ascii="Cascadia Code" w:hAnsi="Cascadia Code"/>
+        </w:rPr>
+        <w:t>                sql_query,</w:t>
+      </w:r>
+    </w:p>
+    <w:p>
+      <w:pPr>
+        <w:pBdr>
+          <w:top w:val="single" w:sz="4" w:space="1" w:color="auto"/>
+          <w:left w:val="single" w:sz="4" w:space="4" w:color="auto"/>
+          <w:bottom w:val="single" w:sz="4" w:space="1" w:color="auto"/>
+          <w:right w:val="single" w:sz="4" w:space="4" w:color="auto"/>
+        </w:pBdr>
+        <w:spacing w:after="0" w:line="240" w:lineRule="auto"/>
+        <w:rPr>
+          <w:rFonts w:ascii="Cascadia Code" w:hAnsi="Cascadia Code"/>
+        </w:rPr>
+      </w:pPr>
+      <w:r>
+        <w:rPr>
+          <w:rFonts w:ascii="Cascadia Code" w:hAnsi="Cascadia Code"/>
+        </w:rPr>
+        <w:t>                "SQL Tool",</w:t>
+      </w:r>
+    </w:p>
+    <w:p>
+      <w:pPr>
+        <w:pBdr>
+          <w:top w:val="single" w:sz="4" w:space="1" w:color="auto"/>
+          <w:left w:val="single" w:sz="4" w:space="4" w:color="auto"/>
+          <w:bottom w:val="single" w:sz="4" w:space="1" w:color="auto"/>
+          <w:right w:val="single" w:sz="4" w:space="4" w:color="auto"/>
+        </w:pBdr>
+        <w:spacing w:after="0" w:line="240" w:lineRule="auto"/>
+        <w:rPr>
+          <w:rFonts w:ascii="Cascadia Code" w:hAnsi="Cascadia Code"/>
+        </w:rPr>
+      </w:pPr>
+      <w:r>
+        <w:rPr>
+          <w:rFonts w:ascii="Cascadia Code" w:hAnsi="Cascadia Code"/>
+        </w:rPr>
+        <w:t>                {"query": sql}</w:t>
+      </w:r>
+    </w:p>
+    <w:p>
+      <w:pPr>
+        <w:pBdr>
+          <w:top w:val="single" w:sz="4" w:space="1" w:color="auto"/>
+          <w:left w:val="single" w:sz="4" w:space="4" w:color="auto"/>
+          <w:bottom w:val="single" w:sz="4" w:space="1" w:color="auto"/>
+          <w:right w:val="single" w:sz="4" w:space="4" w:color="auto"/>
+        </w:pBdr>
+        <w:spacing w:after="0" w:line="240" w:lineRule="auto"/>
+        <w:rPr>
+          <w:rFonts w:ascii="Cascadia Code" w:hAnsi="Cascadia Code"/>
+        </w:rPr>
+      </w:pPr>
+      <w:r>
+        <w:rPr>
+          <w:rFonts w:ascii="Cascadia Code" w:hAnsi="Cascadia Code"/>
+        </w:rPr>
+        <w:t>            )</w:t>
+      </w:r>
+    </w:p>
+    <w:p>
+      <w:pPr>
+        <w:pBdr>
+          <w:top w:val="single" w:sz="4" w:space="1" w:color="auto"/>
+          <w:left w:val="single" w:sz="4" w:space="4" w:color="auto"/>
+          <w:bottom w:val="single" w:sz="4" w:space="1" w:color="auto"/>
+          <w:right w:val="single" w:sz="4" w:space="4" w:color="auto"/>
+        </w:pBdr>
+        <w:spacing w:after="0" w:line="240" w:lineRule="auto"/>
+        <w:rPr>
+          <w:rFonts w:ascii="Cascadia Code" w:hAnsi="Cascadia Code"/>
+        </w:rPr>
+      </w:pPr>
+      <w:r>
+        <w:rPr>
+          <w:rFonts w:ascii="Cascadia Code" w:hAnsi="Cascadia Code"/>
+        </w:rPr>
+        <w:t>        elif step == "log":</w:t>
+      </w:r>
+    </w:p>
+    <w:p>
+      <w:pPr>
+        <w:pBdr>
+          <w:top w:val="single" w:sz="4" w:space="1" w:color="auto"/>
+          <w:left w:val="single" w:sz="4" w:space="4" w:color="auto"/>
+          <w:bottom w:val="single" w:sz="4" w:space="1" w:color="auto"/>
+          <w:right w:val="single" w:sz="4" w:space="4" w:color="auto"/>
+        </w:pBdr>
+        <w:spacing w:after="0" w:line="240" w:lineRule="auto"/>
+        <w:rPr>
+          <w:rFonts w:ascii="Cascadia Code" w:hAnsi="Cascadia Code"/>
+        </w:rPr>
+      </w:pPr>
+      <w:r>
+        <w:rPr>
+          <w:rFonts w:ascii="Cascadia Code" w:hAnsi="Cascadia Code"/>
+        </w:rPr>
+        <w:t>            print("Analyzing logs")</w:t>
+      </w:r>
+    </w:p>
+    <w:p>
+      <w:pPr>
+        <w:pBdr>
+          <w:top w:val="single" w:sz="4" w:space="1" w:color="auto"/>
+          <w:left w:val="single" w:sz="4" w:space="4" w:color="auto"/>
+          <w:bottom w:val="single" w:sz="4" w:space="1" w:color="auto"/>
+          <w:right w:val="single" w:sz="4" w:space="4" w:color="auto"/>
+        </w:pBdr>
+        <w:spacing w:after="0" w:line="240" w:lineRule="auto"/>
+        <w:rPr>
+          <w:rFonts w:ascii="Cascadia Code" w:hAnsi="Cascadia Code"/>
+        </w:rPr>
+      </w:pPr>
+    </w:p>
+    <w:p>
+      <w:pPr>
+        <w:pBdr>
+          <w:top w:val="single" w:sz="4" w:space="1" w:color="auto"/>
+          <w:left w:val="single" w:sz="4" w:space="4" w:color="auto"/>
+          <w:bottom w:val="single" w:sz="4" w:space="1" w:color="auto"/>
+          <w:right w:val="single" w:sz="4" w:space="4" w:color="auto"/>
+        </w:pBdr>
+        <w:spacing w:after="0" w:line="240" w:lineRule="auto"/>
+        <w:rPr>
+          <w:rFonts w:ascii="Cascadia Code" w:hAnsi="Cascadia Code"/>
+        </w:rPr>
+      </w:pPr>
+      <w:r>
+        <w:rPr>
+          <w:rFonts w:ascii="Cascadia Code" w:hAnsi="Cascadia Code"/>
+        </w:rPr>
+        <w:t>            # result = log_search.invoke({"query": query})</w:t>
+      </w:r>
+    </w:p>
+    <w:p>
+      <w:pPr>
+        <w:pBdr>
+          <w:top w:val="single" w:sz="4" w:space="1" w:color="auto"/>
+          <w:left w:val="single" w:sz="4" w:space="4" w:color="auto"/>
+          <w:bottom w:val="single" w:sz="4" w:space="1" w:color="auto"/>
+          <w:right w:val="single" w:sz="4" w:space="4" w:color="auto"/>
+        </w:pBdr>
+        <w:spacing w:after="0" w:line="240" w:lineRule="auto"/>
+        <w:rPr>
+          <w:rFonts w:ascii="Cascadia Code" w:hAnsi="Cascadia Code"/>
+        </w:rPr>
+      </w:pPr>
+      <w:r>
+        <w:rPr>
+          <w:rFonts w:ascii="Cascadia Code" w:hAnsi="Cascadia Code"/>
+        </w:rPr>
+        <w:t>            # log_data = result</w:t>
+      </w:r>
+    </w:p>
+    <w:p>
+      <w:pPr>
+        <w:pBdr>
+          <w:top w:val="single" w:sz="4" w:space="1" w:color="auto"/>
+          <w:left w:val="single" w:sz="4" w:space="4" w:color="auto"/>
+          <w:bottom w:val="single" w:sz="4" w:space="1" w:color="auto"/>
+          <w:right w:val="single" w:sz="4" w:space="4" w:color="auto"/>
+        </w:pBdr>
+        <w:spacing w:after="0" w:line="240" w:lineRule="auto"/>
+        <w:rPr>
+          <w:rFonts w:ascii="Cascadia Code" w:hAnsi="Cascadia Code"/>
+        </w:rPr>
+      </w:pPr>
+      <w:r>
+        <w:rPr>
+          <w:rFonts w:ascii="Cascadia Code" w:hAnsi="Cascadia Code"/>
+        </w:rPr>
+        <w:t>            log_data = safe_tool_call(</w:t>
+      </w:r>
+    </w:p>
+    <w:p>
+      <w:pPr>
+        <w:pBdr>
+          <w:top w:val="single" w:sz="4" w:space="1" w:color="auto"/>
+          <w:left w:val="single" w:sz="4" w:space="4" w:color="auto"/>
+          <w:bottom w:val="single" w:sz="4" w:space="1" w:color="auto"/>
+          <w:right w:val="single" w:sz="4" w:space="4" w:color="auto"/>
+        </w:pBdr>
+        <w:spacing w:after="0" w:line="240" w:lineRule="auto"/>
+        <w:rPr>
+          <w:rFonts w:ascii="Cascadia Code" w:hAnsi="Cascadia Code"/>
+        </w:rPr>
+      </w:pPr>
+      <w:r>
+        <w:rPr>
+          <w:rFonts w:ascii="Cascadia Code" w:hAnsi="Cascadia Code"/>
+        </w:rPr>
+        <w:t>                log_search,</w:t>
+      </w:r>
+    </w:p>
+    <w:p>
+      <w:pPr>
+        <w:pBdr>
+          <w:top w:val="single" w:sz="4" w:space="1" w:color="auto"/>
+          <w:left w:val="single" w:sz="4" w:space="4" w:color="auto"/>
+          <w:bottom w:val="single" w:sz="4" w:space="1" w:color="auto"/>
+          <w:right w:val="single" w:sz="4" w:space="4" w:color="auto"/>
+        </w:pBdr>
+        <w:spacing w:after="0" w:line="240" w:lineRule="auto"/>
+        <w:rPr>
+          <w:rFonts w:ascii="Cascadia Code" w:hAnsi="Cascadia Code"/>
+        </w:rPr>
+      </w:pPr>
+      <w:r>
+        <w:rPr>
+          <w:rFonts w:ascii="Cascadia Code" w:hAnsi="Cascadia Code"/>
+        </w:rPr>
+        <w:t>                "Log Search Tool",</w:t>
+      </w:r>
+    </w:p>
+    <w:p>
+      <w:pPr>
+        <w:pBdr>
+          <w:top w:val="single" w:sz="4" w:space="1" w:color="auto"/>
+          <w:left w:val="single" w:sz="4" w:space="4" w:color="auto"/>
+          <w:bottom w:val="single" w:sz="4" w:space="1" w:color="auto"/>
+          <w:right w:val="single" w:sz="4" w:space="4" w:color="auto"/>
+        </w:pBdr>
+        <w:spacing w:after="0" w:line="240" w:lineRule="auto"/>
+        <w:rPr>
+          <w:rFonts w:ascii="Cascadia Code" w:hAnsi="Cascadia Code"/>
+        </w:rPr>
+      </w:pPr>
+      <w:r>
+        <w:rPr>
+          <w:rFonts w:ascii="Cascadia Code" w:hAnsi="Cascadia Code"/>
+        </w:rPr>
+        <w:t>                {"query": query}</w:t>
+      </w:r>
+    </w:p>
+    <w:p>
+      <w:pPr>
+        <w:pBdr>
+          <w:top w:val="single" w:sz="4" w:space="1" w:color="auto"/>
+          <w:left w:val="single" w:sz="4" w:space="4" w:color="auto"/>
+          <w:bottom w:val="single" w:sz="4" w:space="1" w:color="auto"/>
+          <w:right w:val="single" w:sz="4" w:space="4" w:color="auto"/>
+        </w:pBdr>
+        <w:spacing w:after="0" w:line="240" w:lineRule="auto"/>
+        <w:rPr>
+          <w:rFonts w:ascii="Cascadia Code" w:hAnsi="Cascadia Code"/>
+        </w:rPr>
+      </w:pPr>
+      <w:r>
+        <w:rPr>
+          <w:rFonts w:ascii="Cascadia Code" w:hAnsi="Cascadia Code"/>
+        </w:rPr>
+        <w:t>            )</w:t>
+      </w:r>
+    </w:p>
+    <w:p>
+      <w:pPr>
+        <w:pBdr>
+          <w:top w:val="single" w:sz="4" w:space="1" w:color="auto"/>
+          <w:left w:val="single" w:sz="4" w:space="4" w:color="auto"/>
+          <w:bottom w:val="single" w:sz="4" w:space="1" w:color="auto"/>
+          <w:right w:val="single" w:sz="4" w:space="4" w:color="auto"/>
+        </w:pBdr>
+        <w:spacing w:after="0" w:line="240" w:lineRule="auto"/>
+        <w:rPr>
+          <w:rFonts w:ascii="Cascadia Code" w:hAnsi="Cascadia Code"/>
+        </w:rPr>
+      </w:pPr>
+      <w:r>
+        <w:rPr>
+          <w:rFonts w:ascii="Cascadia Code" w:hAnsi="Cascadia Code"/>
+        </w:rPr>
+        <w:t>        elif step == "rag":</w:t>
+      </w:r>
+    </w:p>
+    <w:p>
+      <w:pPr>
+        <w:pBdr>
+          <w:top w:val="single" w:sz="4" w:space="1" w:color="auto"/>
+          <w:left w:val="single" w:sz="4" w:space="4" w:color="auto"/>
+          <w:bottom w:val="single" w:sz="4" w:space="1" w:color="auto"/>
+          <w:right w:val="single" w:sz="4" w:space="4" w:color="auto"/>
+        </w:pBdr>
+        <w:spacing w:after="0" w:line="240" w:lineRule="auto"/>
+        <w:rPr>
+          <w:rFonts w:ascii="Cascadia Code" w:hAnsi="Cascadia Code"/>
+        </w:rPr>
+      </w:pPr>
+      <w:r>
+        <w:rPr>
+          <w:rFonts w:ascii="Cascadia Code" w:hAnsi="Cascadia Code"/>
+        </w:rPr>
+        <w:t>            print("Searching incident knowledge base")</w:t>
       </w:r>
     </w:p>
     <w:p>
@@ -12993,315 +12521,125 @@
         </w:rPr>
         <w:t xml:space="preserve">            </w:t>
       </w:r>
-      <w:proofErr w:type="spellStart"/>
-      <w:r>
-        <w:rPr>
-          <w:rFonts w:ascii="Cascadia Code" w:hAnsi="Cascadia Code"/>
-        </w:rPr>
-        <w:t>sql</w:t>
-      </w:r>
-      <w:proofErr w:type="spellEnd"/>
-      <w:r>
-        <w:rPr>
-          <w:rFonts w:ascii="Cascadia Code" w:hAnsi="Cascadia Code"/>
-        </w:rPr>
-        <w:t xml:space="preserve"> = </w:t>
-      </w:r>
-      <w:proofErr w:type="spellStart"/>
-      <w:r>
-        <w:rPr>
-          <w:rFonts w:ascii="Cascadia Code" w:hAnsi="Cascadia Code"/>
-        </w:rPr>
-        <w:t>generate_sql</w:t>
-      </w:r>
-      <w:proofErr w:type="spellEnd"/>
-      <w:r>
-        <w:rPr>
-          <w:rFonts w:ascii="Cascadia Code" w:hAnsi="Cascadia Code"/>
-        </w:rPr>
-        <w:t>(query)</w:t>
-      </w:r>
-    </w:p>
-    <w:p>
-      <w:pPr>
-        <w:pBdr>
-          <w:top w:val="single" w:sz="4" w:space="1" w:color="auto"/>
-          <w:left w:val="single" w:sz="4" w:space="4" w:color="auto"/>
-          <w:bottom w:val="single" w:sz="4" w:space="1" w:color="auto"/>
-          <w:right w:val="single" w:sz="4" w:space="4" w:color="auto"/>
-        </w:pBdr>
-        <w:spacing w:after="0" w:line="240" w:lineRule="auto"/>
-        <w:rPr>
-          <w:rFonts w:ascii="Cascadia Code" w:hAnsi="Cascadia Code"/>
-        </w:rPr>
-      </w:pPr>
-      <w:r>
-        <w:rPr>
-          <w:rFonts w:ascii="Cascadia Code" w:hAnsi="Cascadia Code"/>
-        </w:rPr>
-        <w:t xml:space="preserve">            </w:t>
-      </w:r>
-      <w:proofErr w:type="gramStart"/>
-      <w:r>
-        <w:rPr>
-          <w:rFonts w:ascii="Cascadia Code" w:hAnsi="Cascadia Code"/>
-        </w:rPr>
-        <w:t>print(</w:t>
-      </w:r>
-      <w:proofErr w:type="gramEnd"/>
-      <w:r>
-        <w:rPr>
-          <w:rFonts w:ascii="Cascadia Code" w:hAnsi="Cascadia Code"/>
-        </w:rPr>
-        <w:t>"Running SQL step")</w:t>
-      </w:r>
-    </w:p>
-    <w:p>
-      <w:pPr>
-        <w:pBdr>
-          <w:top w:val="single" w:sz="4" w:space="1" w:color="auto"/>
-          <w:left w:val="single" w:sz="4" w:space="4" w:color="auto"/>
-          <w:bottom w:val="single" w:sz="4" w:space="1" w:color="auto"/>
-          <w:right w:val="single" w:sz="4" w:space="4" w:color="auto"/>
-        </w:pBdr>
-        <w:spacing w:after="0" w:line="240" w:lineRule="auto"/>
-        <w:rPr>
-          <w:rFonts w:ascii="Cascadia Code" w:hAnsi="Cascadia Code"/>
-        </w:rPr>
-      </w:pPr>
-    </w:p>
-    <w:p>
-      <w:pPr>
-        <w:pBdr>
-          <w:top w:val="single" w:sz="4" w:space="1" w:color="auto"/>
-          <w:left w:val="single" w:sz="4" w:space="4" w:color="auto"/>
-          <w:bottom w:val="single" w:sz="4" w:space="1" w:color="auto"/>
-          <w:right w:val="single" w:sz="4" w:space="4" w:color="auto"/>
-        </w:pBdr>
-        <w:spacing w:after="0" w:line="240" w:lineRule="auto"/>
-        <w:rPr>
-          <w:rFonts w:ascii="Cascadia Code" w:hAnsi="Cascadia Code"/>
-        </w:rPr>
-      </w:pPr>
-      <w:r>
-        <w:rPr>
-          <w:rFonts w:ascii="Cascadia Code" w:hAnsi="Cascadia Code"/>
-        </w:rPr>
-        <w:t xml:space="preserve">            # result = </w:t>
-      </w:r>
-      <w:proofErr w:type="spellStart"/>
-      <w:r>
-        <w:rPr>
-          <w:rFonts w:ascii="Cascadia Code" w:hAnsi="Cascadia Code"/>
-        </w:rPr>
-        <w:t>sql_</w:t>
-      </w:r>
-      <w:proofErr w:type="gramStart"/>
-      <w:r>
-        <w:rPr>
-          <w:rFonts w:ascii="Cascadia Code" w:hAnsi="Cascadia Code"/>
-        </w:rPr>
-        <w:t>query.invoke</w:t>
-      </w:r>
-      <w:proofErr w:type="spellEnd"/>
-      <w:proofErr w:type="gramEnd"/>
-      <w:r>
-        <w:rPr>
-          <w:rFonts w:ascii="Cascadia Code" w:hAnsi="Cascadia Code"/>
-        </w:rPr>
-        <w:t xml:space="preserve">({"query": </w:t>
-      </w:r>
-      <w:proofErr w:type="spellStart"/>
-      <w:r>
-        <w:rPr>
-          <w:rFonts w:ascii="Cascadia Code" w:hAnsi="Cascadia Code"/>
-        </w:rPr>
-        <w:t>sql</w:t>
-      </w:r>
-      <w:proofErr w:type="spellEnd"/>
-      <w:r>
-        <w:rPr>
-          <w:rFonts w:ascii="Cascadia Code" w:hAnsi="Cascadia Code"/>
-        </w:rPr>
-        <w:t>})</w:t>
-      </w:r>
-    </w:p>
-    <w:p>
-      <w:pPr>
-        <w:pBdr>
-          <w:top w:val="single" w:sz="4" w:space="1" w:color="auto"/>
-          <w:left w:val="single" w:sz="4" w:space="4" w:color="auto"/>
-          <w:bottom w:val="single" w:sz="4" w:space="1" w:color="auto"/>
-          <w:right w:val="single" w:sz="4" w:space="4" w:color="auto"/>
-        </w:pBdr>
-        <w:spacing w:after="0" w:line="240" w:lineRule="auto"/>
-        <w:rPr>
-          <w:rFonts w:ascii="Cascadia Code" w:hAnsi="Cascadia Code"/>
-        </w:rPr>
-      </w:pPr>
-      <w:r>
-        <w:rPr>
-          <w:rFonts w:ascii="Cascadia Code" w:hAnsi="Cascadia Code"/>
-        </w:rPr>
-        <w:t xml:space="preserve">            # </w:t>
-      </w:r>
-      <w:proofErr w:type="spellStart"/>
-      <w:r>
-        <w:rPr>
-          <w:rFonts w:ascii="Cascadia Code" w:hAnsi="Cascadia Code"/>
-        </w:rPr>
-        <w:t>sql_data</w:t>
-      </w:r>
-      <w:proofErr w:type="spellEnd"/>
-      <w:r>
-        <w:rPr>
-          <w:rFonts w:ascii="Cascadia Code" w:hAnsi="Cascadia Code"/>
-        </w:rPr>
-        <w:t xml:space="preserve"> = result</w:t>
-      </w:r>
-    </w:p>
-    <w:p>
-      <w:pPr>
-        <w:pBdr>
-          <w:top w:val="single" w:sz="4" w:space="1" w:color="auto"/>
-          <w:left w:val="single" w:sz="4" w:space="4" w:color="auto"/>
-          <w:bottom w:val="single" w:sz="4" w:space="1" w:color="auto"/>
-          <w:right w:val="single" w:sz="4" w:space="4" w:color="auto"/>
-        </w:pBdr>
-        <w:spacing w:after="0" w:line="240" w:lineRule="auto"/>
-        <w:rPr>
-          <w:rFonts w:ascii="Cascadia Code" w:hAnsi="Cascadia Code"/>
-        </w:rPr>
-      </w:pPr>
-      <w:r>
-        <w:rPr>
-          <w:rFonts w:ascii="Cascadia Code" w:hAnsi="Cascadia Code"/>
-        </w:rPr>
-        <w:t xml:space="preserve">            </w:t>
-      </w:r>
-      <w:proofErr w:type="spellStart"/>
-      <w:r>
-        <w:rPr>
-          <w:rFonts w:ascii="Cascadia Code" w:hAnsi="Cascadia Code"/>
-        </w:rPr>
-        <w:t>sql_data</w:t>
-      </w:r>
-      <w:proofErr w:type="spellEnd"/>
-      <w:r>
-        <w:rPr>
-          <w:rFonts w:ascii="Cascadia Code" w:hAnsi="Cascadia Code"/>
-        </w:rPr>
-        <w:t xml:space="preserve"> = </w:t>
-      </w:r>
-      <w:proofErr w:type="spellStart"/>
-      <w:r>
-        <w:rPr>
-          <w:rFonts w:ascii="Cascadia Code" w:hAnsi="Cascadia Code"/>
-        </w:rPr>
-        <w:t>safe_tool_</w:t>
-      </w:r>
-      <w:proofErr w:type="gramStart"/>
-      <w:r>
-        <w:rPr>
-          <w:rFonts w:ascii="Cascadia Code" w:hAnsi="Cascadia Code"/>
-        </w:rPr>
-        <w:t>call</w:t>
-      </w:r>
-      <w:proofErr w:type="spellEnd"/>
-      <w:r>
-        <w:rPr>
-          <w:rFonts w:ascii="Cascadia Code" w:hAnsi="Cascadia Code"/>
-        </w:rPr>
-        <w:t>(</w:t>
-      </w:r>
-      <w:proofErr w:type="gramEnd"/>
-    </w:p>
-    <w:p>
-      <w:pPr>
-        <w:pBdr>
-          <w:top w:val="single" w:sz="4" w:space="1" w:color="auto"/>
-          <w:left w:val="single" w:sz="4" w:space="4" w:color="auto"/>
-          <w:bottom w:val="single" w:sz="4" w:space="1" w:color="auto"/>
-          <w:right w:val="single" w:sz="4" w:space="4" w:color="auto"/>
-        </w:pBdr>
-        <w:spacing w:after="0" w:line="240" w:lineRule="auto"/>
-        <w:rPr>
-          <w:rFonts w:ascii="Cascadia Code" w:hAnsi="Cascadia Code"/>
-        </w:rPr>
-      </w:pPr>
-      <w:r>
-        <w:rPr>
-          <w:rFonts w:ascii="Cascadia Code" w:hAnsi="Cascadia Code"/>
-        </w:rPr>
-        <w:t xml:space="preserve">                </w:t>
-      </w:r>
-      <w:proofErr w:type="spellStart"/>
-      <w:r>
-        <w:rPr>
-          <w:rFonts w:ascii="Cascadia Code" w:hAnsi="Cascadia Code"/>
-        </w:rPr>
-        <w:t>sql_query</w:t>
-      </w:r>
-      <w:proofErr w:type="spellEnd"/>
-      <w:r>
-        <w:rPr>
-          <w:rFonts w:ascii="Cascadia Code" w:hAnsi="Cascadia Code"/>
-        </w:rPr>
-        <w:t>,</w:t>
-      </w:r>
-    </w:p>
-    <w:p>
-      <w:pPr>
-        <w:pBdr>
-          <w:top w:val="single" w:sz="4" w:space="1" w:color="auto"/>
-          <w:left w:val="single" w:sz="4" w:space="4" w:color="auto"/>
-          <w:bottom w:val="single" w:sz="4" w:space="1" w:color="auto"/>
-          <w:right w:val="single" w:sz="4" w:space="4" w:color="auto"/>
-        </w:pBdr>
-        <w:spacing w:after="0" w:line="240" w:lineRule="auto"/>
-        <w:rPr>
-          <w:rFonts w:ascii="Cascadia Code" w:hAnsi="Cascadia Code"/>
-        </w:rPr>
-      </w:pPr>
-      <w:r>
-        <w:rPr>
-          <w:rFonts w:ascii="Cascadia Code" w:hAnsi="Cascadia Code"/>
-        </w:rPr>
-        <w:t>                "SQL Tool",</w:t>
-      </w:r>
-    </w:p>
-    <w:p>
-      <w:pPr>
-        <w:pBdr>
-          <w:top w:val="single" w:sz="4" w:space="1" w:color="auto"/>
-          <w:left w:val="single" w:sz="4" w:space="4" w:color="auto"/>
-          <w:bottom w:val="single" w:sz="4" w:space="1" w:color="auto"/>
-          <w:right w:val="single" w:sz="4" w:space="4" w:color="auto"/>
-        </w:pBdr>
-        <w:spacing w:after="0" w:line="240" w:lineRule="auto"/>
-        <w:rPr>
-          <w:rFonts w:ascii="Cascadia Code" w:hAnsi="Cascadia Code"/>
-        </w:rPr>
-      </w:pPr>
-      <w:r>
-        <w:rPr>
-          <w:rFonts w:ascii="Cascadia Code" w:hAnsi="Cascadia Code"/>
-        </w:rPr>
-        <w:t xml:space="preserve">                {"query": </w:t>
-      </w:r>
-      <w:proofErr w:type="spellStart"/>
-      <w:r>
-        <w:rPr>
-          <w:rFonts w:ascii="Cascadia Code" w:hAnsi="Cascadia Code"/>
-        </w:rPr>
-        <w:t>sql</w:t>
-      </w:r>
-      <w:proofErr w:type="spellEnd"/>
-      <w:r>
-        <w:rPr>
-          <w:rFonts w:ascii="Cascadia Code" w:hAnsi="Cascadia Code"/>
-        </w:rPr>
-        <w:t>}</w:t>
+    </w:p>
+    <w:p>
+      <w:pPr>
+        <w:pBdr>
+          <w:top w:val="single" w:sz="4" w:space="1" w:color="auto"/>
+          <w:left w:val="single" w:sz="4" w:space="4" w:color="auto"/>
+          <w:bottom w:val="single" w:sz="4" w:space="1" w:color="auto"/>
+          <w:right w:val="single" w:sz="4" w:space="4" w:color="auto"/>
+        </w:pBdr>
+        <w:spacing w:after="0" w:line="240" w:lineRule="auto"/>
+        <w:rPr>
+          <w:rFonts w:ascii="Cascadia Code" w:hAnsi="Cascadia Code"/>
+        </w:rPr>
+      </w:pPr>
+      <w:r>
+        <w:rPr>
+          <w:rFonts w:ascii="Cascadia Code" w:hAnsi="Cascadia Code"/>
+        </w:rPr>
+        <w:t>            # result = incident_search.invoke({"query": query})</w:t>
+      </w:r>
+    </w:p>
+    <w:p>
+      <w:pPr>
+        <w:pBdr>
+          <w:top w:val="single" w:sz="4" w:space="1" w:color="auto"/>
+          <w:left w:val="single" w:sz="4" w:space="4" w:color="auto"/>
+          <w:bottom w:val="single" w:sz="4" w:space="1" w:color="auto"/>
+          <w:right w:val="single" w:sz="4" w:space="4" w:color="auto"/>
+        </w:pBdr>
+        <w:spacing w:after="0" w:line="240" w:lineRule="auto"/>
+        <w:rPr>
+          <w:rFonts w:ascii="Cascadia Code" w:hAnsi="Cascadia Code"/>
+        </w:rPr>
+      </w:pPr>
+      <w:r>
+        <w:rPr>
+          <w:rFonts w:ascii="Cascadia Code" w:hAnsi="Cascadia Code"/>
+        </w:rPr>
+        <w:t>            # rag_data = result</w:t>
+      </w:r>
+    </w:p>
+    <w:p>
+      <w:pPr>
+        <w:pBdr>
+          <w:top w:val="single" w:sz="4" w:space="1" w:color="auto"/>
+          <w:left w:val="single" w:sz="4" w:space="4" w:color="auto"/>
+          <w:bottom w:val="single" w:sz="4" w:space="1" w:color="auto"/>
+          <w:right w:val="single" w:sz="4" w:space="4" w:color="auto"/>
+        </w:pBdr>
+        <w:spacing w:after="0" w:line="240" w:lineRule="auto"/>
+        <w:rPr>
+          <w:rFonts w:ascii="Cascadia Code" w:hAnsi="Cascadia Code"/>
+        </w:rPr>
+      </w:pPr>
+      <w:r>
+        <w:rPr>
+          <w:rFonts w:ascii="Cascadia Code" w:hAnsi="Cascadia Code"/>
+        </w:rPr>
+        <w:t>            rag_data = safe_tool_call(</w:t>
+      </w:r>
+    </w:p>
+    <w:p>
+      <w:pPr>
+        <w:pBdr>
+          <w:top w:val="single" w:sz="4" w:space="1" w:color="auto"/>
+          <w:left w:val="single" w:sz="4" w:space="4" w:color="auto"/>
+          <w:bottom w:val="single" w:sz="4" w:space="1" w:color="auto"/>
+          <w:right w:val="single" w:sz="4" w:space="4" w:color="auto"/>
+        </w:pBdr>
+        <w:spacing w:after="0" w:line="240" w:lineRule="auto"/>
+        <w:rPr>
+          <w:rFonts w:ascii="Cascadia Code" w:hAnsi="Cascadia Code"/>
+        </w:rPr>
+      </w:pPr>
+      <w:r>
+        <w:rPr>
+          <w:rFonts w:ascii="Cascadia Code" w:hAnsi="Cascadia Code"/>
+        </w:rPr>
+        <w:t>                incident_search,</w:t>
+      </w:r>
+    </w:p>
+    <w:p>
+      <w:pPr>
+        <w:pBdr>
+          <w:top w:val="single" w:sz="4" w:space="1" w:color="auto"/>
+          <w:left w:val="single" w:sz="4" w:space="4" w:color="auto"/>
+          <w:bottom w:val="single" w:sz="4" w:space="1" w:color="auto"/>
+          <w:right w:val="single" w:sz="4" w:space="4" w:color="auto"/>
+        </w:pBdr>
+        <w:spacing w:after="0" w:line="240" w:lineRule="auto"/>
+        <w:rPr>
+          <w:rFonts w:ascii="Cascadia Code" w:hAnsi="Cascadia Code"/>
+        </w:rPr>
+      </w:pPr>
+      <w:r>
+        <w:rPr>
+          <w:rFonts w:ascii="Cascadia Code" w:hAnsi="Cascadia Code"/>
+        </w:rPr>
+        <w:t>                "RAG Tool",</w:t>
+      </w:r>
+    </w:p>
+    <w:p>
+      <w:pPr>
+        <w:pBdr>
+          <w:top w:val="single" w:sz="4" w:space="1" w:color="auto"/>
+          <w:left w:val="single" w:sz="4" w:space="4" w:color="auto"/>
+          <w:bottom w:val="single" w:sz="4" w:space="1" w:color="auto"/>
+          <w:right w:val="single" w:sz="4" w:space="4" w:color="auto"/>
+        </w:pBdr>
+        <w:spacing w:after="0" w:line="240" w:lineRule="auto"/>
+        <w:rPr>
+          <w:rFonts w:ascii="Cascadia Code" w:hAnsi="Cascadia Code"/>
+        </w:rPr>
+      </w:pPr>
+      <w:r>
+        <w:rPr>
+          <w:rFonts w:ascii="Cascadia Code" w:hAnsi="Cascadia Code"/>
+        </w:rPr>
+        <w:t>                {"query": query}</w:t>
       </w:r>
     </w:p>
     <w:p>
@@ -13341,643 +12679,6 @@
         <w:rPr>
           <w:rFonts w:ascii="Cascadia Code" w:hAnsi="Cascadia Code"/>
         </w:rPr>
-        <w:t xml:space="preserve">        </w:t>
-      </w:r>
-      <w:proofErr w:type="spellStart"/>
-      <w:r>
-        <w:rPr>
-          <w:rFonts w:ascii="Cascadia Code" w:hAnsi="Cascadia Code"/>
-        </w:rPr>
-        <w:t>elif</w:t>
-      </w:r>
-      <w:proofErr w:type="spellEnd"/>
-      <w:r>
-        <w:rPr>
-          <w:rFonts w:ascii="Cascadia Code" w:hAnsi="Cascadia Code"/>
-        </w:rPr>
-        <w:t xml:space="preserve"> step == "log":</w:t>
-      </w:r>
-    </w:p>
-    <w:p>
-      <w:pPr>
-        <w:pBdr>
-          <w:top w:val="single" w:sz="4" w:space="1" w:color="auto"/>
-          <w:left w:val="single" w:sz="4" w:space="4" w:color="auto"/>
-          <w:bottom w:val="single" w:sz="4" w:space="1" w:color="auto"/>
-          <w:right w:val="single" w:sz="4" w:space="4" w:color="auto"/>
-        </w:pBdr>
-        <w:spacing w:after="0" w:line="240" w:lineRule="auto"/>
-        <w:rPr>
-          <w:rFonts w:ascii="Cascadia Code" w:hAnsi="Cascadia Code"/>
-        </w:rPr>
-      </w:pPr>
-      <w:r>
-        <w:rPr>
-          <w:rFonts w:ascii="Cascadia Code" w:hAnsi="Cascadia Code"/>
-        </w:rPr>
-        <w:t xml:space="preserve">            </w:t>
-      </w:r>
-      <w:proofErr w:type="gramStart"/>
-      <w:r>
-        <w:rPr>
-          <w:rFonts w:ascii="Cascadia Code" w:hAnsi="Cascadia Code"/>
-        </w:rPr>
-        <w:t>print(</w:t>
-      </w:r>
-      <w:proofErr w:type="gramEnd"/>
-      <w:r>
-        <w:rPr>
-          <w:rFonts w:ascii="Cascadia Code" w:hAnsi="Cascadia Code"/>
-        </w:rPr>
-        <w:t>"</w:t>
-      </w:r>
-      <w:proofErr w:type="spellStart"/>
-      <w:r>
-        <w:rPr>
-          <w:rFonts w:ascii="Cascadia Code" w:hAnsi="Cascadia Code"/>
-        </w:rPr>
-        <w:t>Analyzing</w:t>
-      </w:r>
-      <w:proofErr w:type="spellEnd"/>
-      <w:r>
-        <w:rPr>
-          <w:rFonts w:ascii="Cascadia Code" w:hAnsi="Cascadia Code"/>
-        </w:rPr>
-        <w:t xml:space="preserve"> logs")</w:t>
-      </w:r>
-    </w:p>
-    <w:p>
-      <w:pPr>
-        <w:pBdr>
-          <w:top w:val="single" w:sz="4" w:space="1" w:color="auto"/>
-          <w:left w:val="single" w:sz="4" w:space="4" w:color="auto"/>
-          <w:bottom w:val="single" w:sz="4" w:space="1" w:color="auto"/>
-          <w:right w:val="single" w:sz="4" w:space="4" w:color="auto"/>
-        </w:pBdr>
-        <w:spacing w:after="0" w:line="240" w:lineRule="auto"/>
-        <w:rPr>
-          <w:rFonts w:ascii="Cascadia Code" w:hAnsi="Cascadia Code"/>
-        </w:rPr>
-      </w:pPr>
-    </w:p>
-    <w:p>
-      <w:pPr>
-        <w:pBdr>
-          <w:top w:val="single" w:sz="4" w:space="1" w:color="auto"/>
-          <w:left w:val="single" w:sz="4" w:space="4" w:color="auto"/>
-          <w:bottom w:val="single" w:sz="4" w:space="1" w:color="auto"/>
-          <w:right w:val="single" w:sz="4" w:space="4" w:color="auto"/>
-        </w:pBdr>
-        <w:spacing w:after="0" w:line="240" w:lineRule="auto"/>
-        <w:rPr>
-          <w:rFonts w:ascii="Cascadia Code" w:hAnsi="Cascadia Code"/>
-        </w:rPr>
-      </w:pPr>
-      <w:r>
-        <w:rPr>
-          <w:rFonts w:ascii="Cascadia Code" w:hAnsi="Cascadia Code"/>
-        </w:rPr>
-        <w:t xml:space="preserve">            # result = </w:t>
-      </w:r>
-      <w:proofErr w:type="spellStart"/>
-      <w:r>
-        <w:rPr>
-          <w:rFonts w:ascii="Cascadia Code" w:hAnsi="Cascadia Code"/>
-        </w:rPr>
-        <w:t>log_</w:t>
-      </w:r>
-      <w:proofErr w:type="gramStart"/>
-      <w:r>
-        <w:rPr>
-          <w:rFonts w:ascii="Cascadia Code" w:hAnsi="Cascadia Code"/>
-        </w:rPr>
-        <w:t>search.invoke</w:t>
-      </w:r>
-      <w:proofErr w:type="spellEnd"/>
-      <w:proofErr w:type="gramEnd"/>
-      <w:r>
-        <w:rPr>
-          <w:rFonts w:ascii="Cascadia Code" w:hAnsi="Cascadia Code"/>
-        </w:rPr>
-        <w:t>({"query": query})</w:t>
-      </w:r>
-    </w:p>
-    <w:p>
-      <w:pPr>
-        <w:pBdr>
-          <w:top w:val="single" w:sz="4" w:space="1" w:color="auto"/>
-          <w:left w:val="single" w:sz="4" w:space="4" w:color="auto"/>
-          <w:bottom w:val="single" w:sz="4" w:space="1" w:color="auto"/>
-          <w:right w:val="single" w:sz="4" w:space="4" w:color="auto"/>
-        </w:pBdr>
-        <w:spacing w:after="0" w:line="240" w:lineRule="auto"/>
-        <w:rPr>
-          <w:rFonts w:ascii="Cascadia Code" w:hAnsi="Cascadia Code"/>
-        </w:rPr>
-      </w:pPr>
-      <w:r>
-        <w:rPr>
-          <w:rFonts w:ascii="Cascadia Code" w:hAnsi="Cascadia Code"/>
-        </w:rPr>
-        <w:t xml:space="preserve">            # </w:t>
-      </w:r>
-      <w:proofErr w:type="spellStart"/>
-      <w:r>
-        <w:rPr>
-          <w:rFonts w:ascii="Cascadia Code" w:hAnsi="Cascadia Code"/>
-        </w:rPr>
-        <w:t>log_data</w:t>
-      </w:r>
-      <w:proofErr w:type="spellEnd"/>
-      <w:r>
-        <w:rPr>
-          <w:rFonts w:ascii="Cascadia Code" w:hAnsi="Cascadia Code"/>
-        </w:rPr>
-        <w:t xml:space="preserve"> = result</w:t>
-      </w:r>
-    </w:p>
-    <w:p>
-      <w:pPr>
-        <w:pBdr>
-          <w:top w:val="single" w:sz="4" w:space="1" w:color="auto"/>
-          <w:left w:val="single" w:sz="4" w:space="4" w:color="auto"/>
-          <w:bottom w:val="single" w:sz="4" w:space="1" w:color="auto"/>
-          <w:right w:val="single" w:sz="4" w:space="4" w:color="auto"/>
-        </w:pBdr>
-        <w:spacing w:after="0" w:line="240" w:lineRule="auto"/>
-        <w:rPr>
-          <w:rFonts w:ascii="Cascadia Code" w:hAnsi="Cascadia Code"/>
-        </w:rPr>
-      </w:pPr>
-      <w:r>
-        <w:rPr>
-          <w:rFonts w:ascii="Cascadia Code" w:hAnsi="Cascadia Code"/>
-        </w:rPr>
-        <w:t xml:space="preserve">            </w:t>
-      </w:r>
-      <w:proofErr w:type="spellStart"/>
-      <w:r>
-        <w:rPr>
-          <w:rFonts w:ascii="Cascadia Code" w:hAnsi="Cascadia Code"/>
-        </w:rPr>
-        <w:t>log_data</w:t>
-      </w:r>
-      <w:proofErr w:type="spellEnd"/>
-      <w:r>
-        <w:rPr>
-          <w:rFonts w:ascii="Cascadia Code" w:hAnsi="Cascadia Code"/>
-        </w:rPr>
-        <w:t xml:space="preserve"> = </w:t>
-      </w:r>
-      <w:proofErr w:type="spellStart"/>
-      <w:r>
-        <w:rPr>
-          <w:rFonts w:ascii="Cascadia Code" w:hAnsi="Cascadia Code"/>
-        </w:rPr>
-        <w:t>safe_tool_</w:t>
-      </w:r>
-      <w:proofErr w:type="gramStart"/>
-      <w:r>
-        <w:rPr>
-          <w:rFonts w:ascii="Cascadia Code" w:hAnsi="Cascadia Code"/>
-        </w:rPr>
-        <w:t>call</w:t>
-      </w:r>
-      <w:proofErr w:type="spellEnd"/>
-      <w:r>
-        <w:rPr>
-          <w:rFonts w:ascii="Cascadia Code" w:hAnsi="Cascadia Code"/>
-        </w:rPr>
-        <w:t>(</w:t>
-      </w:r>
-      <w:proofErr w:type="gramEnd"/>
-    </w:p>
-    <w:p>
-      <w:pPr>
-        <w:pBdr>
-          <w:top w:val="single" w:sz="4" w:space="1" w:color="auto"/>
-          <w:left w:val="single" w:sz="4" w:space="4" w:color="auto"/>
-          <w:bottom w:val="single" w:sz="4" w:space="1" w:color="auto"/>
-          <w:right w:val="single" w:sz="4" w:space="4" w:color="auto"/>
-        </w:pBdr>
-        <w:spacing w:after="0" w:line="240" w:lineRule="auto"/>
-        <w:rPr>
-          <w:rFonts w:ascii="Cascadia Code" w:hAnsi="Cascadia Code"/>
-        </w:rPr>
-      </w:pPr>
-      <w:r>
-        <w:rPr>
-          <w:rFonts w:ascii="Cascadia Code" w:hAnsi="Cascadia Code"/>
-        </w:rPr>
-        <w:t xml:space="preserve">                </w:t>
-      </w:r>
-      <w:proofErr w:type="spellStart"/>
-      <w:r>
-        <w:rPr>
-          <w:rFonts w:ascii="Cascadia Code" w:hAnsi="Cascadia Code"/>
-        </w:rPr>
-        <w:t>log_search</w:t>
-      </w:r>
-      <w:proofErr w:type="spellEnd"/>
-      <w:r>
-        <w:rPr>
-          <w:rFonts w:ascii="Cascadia Code" w:hAnsi="Cascadia Code"/>
-        </w:rPr>
-        <w:t>,</w:t>
-      </w:r>
-    </w:p>
-    <w:p>
-      <w:pPr>
-        <w:pBdr>
-          <w:top w:val="single" w:sz="4" w:space="1" w:color="auto"/>
-          <w:left w:val="single" w:sz="4" w:space="4" w:color="auto"/>
-          <w:bottom w:val="single" w:sz="4" w:space="1" w:color="auto"/>
-          <w:right w:val="single" w:sz="4" w:space="4" w:color="auto"/>
-        </w:pBdr>
-        <w:spacing w:after="0" w:line="240" w:lineRule="auto"/>
-        <w:rPr>
-          <w:rFonts w:ascii="Cascadia Code" w:hAnsi="Cascadia Code"/>
-        </w:rPr>
-      </w:pPr>
-      <w:r>
-        <w:rPr>
-          <w:rFonts w:ascii="Cascadia Code" w:hAnsi="Cascadia Code"/>
-        </w:rPr>
-        <w:t>                "Log Search Tool",</w:t>
-      </w:r>
-    </w:p>
-    <w:p>
-      <w:pPr>
-        <w:pBdr>
-          <w:top w:val="single" w:sz="4" w:space="1" w:color="auto"/>
-          <w:left w:val="single" w:sz="4" w:space="4" w:color="auto"/>
-          <w:bottom w:val="single" w:sz="4" w:space="1" w:color="auto"/>
-          <w:right w:val="single" w:sz="4" w:space="4" w:color="auto"/>
-        </w:pBdr>
-        <w:spacing w:after="0" w:line="240" w:lineRule="auto"/>
-        <w:rPr>
-          <w:rFonts w:ascii="Cascadia Code" w:hAnsi="Cascadia Code"/>
-        </w:rPr>
-      </w:pPr>
-      <w:r>
-        <w:rPr>
-          <w:rFonts w:ascii="Cascadia Code" w:hAnsi="Cascadia Code"/>
-        </w:rPr>
-        <w:lastRenderedPageBreak/>
-        <w:t>                {"query": query}</w:t>
-      </w:r>
-    </w:p>
-    <w:p>
-      <w:pPr>
-        <w:pBdr>
-          <w:top w:val="single" w:sz="4" w:space="1" w:color="auto"/>
-          <w:left w:val="single" w:sz="4" w:space="4" w:color="auto"/>
-          <w:bottom w:val="single" w:sz="4" w:space="1" w:color="auto"/>
-          <w:right w:val="single" w:sz="4" w:space="4" w:color="auto"/>
-        </w:pBdr>
-        <w:spacing w:after="0" w:line="240" w:lineRule="auto"/>
-        <w:rPr>
-          <w:rFonts w:ascii="Cascadia Code" w:hAnsi="Cascadia Code"/>
-        </w:rPr>
-      </w:pPr>
-      <w:r>
-        <w:rPr>
-          <w:rFonts w:ascii="Cascadia Code" w:hAnsi="Cascadia Code"/>
-        </w:rPr>
-        <w:t>            )</w:t>
-      </w:r>
-    </w:p>
-    <w:p>
-      <w:pPr>
-        <w:pBdr>
-          <w:top w:val="single" w:sz="4" w:space="1" w:color="auto"/>
-          <w:left w:val="single" w:sz="4" w:space="4" w:color="auto"/>
-          <w:bottom w:val="single" w:sz="4" w:space="1" w:color="auto"/>
-          <w:right w:val="single" w:sz="4" w:space="4" w:color="auto"/>
-        </w:pBdr>
-        <w:spacing w:after="0" w:line="240" w:lineRule="auto"/>
-        <w:rPr>
-          <w:rFonts w:ascii="Cascadia Code" w:hAnsi="Cascadia Code"/>
-        </w:rPr>
-      </w:pPr>
-      <w:r>
-        <w:rPr>
-          <w:rFonts w:ascii="Cascadia Code" w:hAnsi="Cascadia Code"/>
-        </w:rPr>
-        <w:t xml:space="preserve">        </w:t>
-      </w:r>
-      <w:proofErr w:type="spellStart"/>
-      <w:r>
-        <w:rPr>
-          <w:rFonts w:ascii="Cascadia Code" w:hAnsi="Cascadia Code"/>
-        </w:rPr>
-        <w:t>elif</w:t>
-      </w:r>
-      <w:proofErr w:type="spellEnd"/>
-      <w:r>
-        <w:rPr>
-          <w:rFonts w:ascii="Cascadia Code" w:hAnsi="Cascadia Code"/>
-        </w:rPr>
-        <w:t xml:space="preserve"> step == "rag":</w:t>
-      </w:r>
-    </w:p>
-    <w:p>
-      <w:pPr>
-        <w:pBdr>
-          <w:top w:val="single" w:sz="4" w:space="1" w:color="auto"/>
-          <w:left w:val="single" w:sz="4" w:space="4" w:color="auto"/>
-          <w:bottom w:val="single" w:sz="4" w:space="1" w:color="auto"/>
-          <w:right w:val="single" w:sz="4" w:space="4" w:color="auto"/>
-        </w:pBdr>
-        <w:spacing w:after="0" w:line="240" w:lineRule="auto"/>
-        <w:rPr>
-          <w:rFonts w:ascii="Cascadia Code" w:hAnsi="Cascadia Code"/>
-        </w:rPr>
-      </w:pPr>
-      <w:r>
-        <w:rPr>
-          <w:rFonts w:ascii="Cascadia Code" w:hAnsi="Cascadia Code"/>
-        </w:rPr>
-        <w:t xml:space="preserve">            </w:t>
-      </w:r>
-      <w:proofErr w:type="gramStart"/>
-      <w:r>
-        <w:rPr>
-          <w:rFonts w:ascii="Cascadia Code" w:hAnsi="Cascadia Code"/>
-        </w:rPr>
-        <w:t>print(</w:t>
-      </w:r>
-      <w:proofErr w:type="gramEnd"/>
-      <w:r>
-        <w:rPr>
-          <w:rFonts w:ascii="Cascadia Code" w:hAnsi="Cascadia Code"/>
-        </w:rPr>
-        <w:t>"Searching incident knowledge base")</w:t>
-      </w:r>
-    </w:p>
-    <w:p>
-      <w:pPr>
-        <w:pBdr>
-          <w:top w:val="single" w:sz="4" w:space="1" w:color="auto"/>
-          <w:left w:val="single" w:sz="4" w:space="4" w:color="auto"/>
-          <w:bottom w:val="single" w:sz="4" w:space="1" w:color="auto"/>
-          <w:right w:val="single" w:sz="4" w:space="4" w:color="auto"/>
-        </w:pBdr>
-        <w:spacing w:after="0" w:line="240" w:lineRule="auto"/>
-        <w:rPr>
-          <w:rFonts w:ascii="Cascadia Code" w:hAnsi="Cascadia Code"/>
-        </w:rPr>
-      </w:pPr>
-      <w:r>
-        <w:rPr>
-          <w:rFonts w:ascii="Cascadia Code" w:hAnsi="Cascadia Code"/>
-        </w:rPr>
-        <w:t xml:space="preserve">            </w:t>
-      </w:r>
-    </w:p>
-    <w:p>
-      <w:pPr>
-        <w:pBdr>
-          <w:top w:val="single" w:sz="4" w:space="1" w:color="auto"/>
-          <w:left w:val="single" w:sz="4" w:space="4" w:color="auto"/>
-          <w:bottom w:val="single" w:sz="4" w:space="1" w:color="auto"/>
-          <w:right w:val="single" w:sz="4" w:space="4" w:color="auto"/>
-        </w:pBdr>
-        <w:spacing w:after="0" w:line="240" w:lineRule="auto"/>
-        <w:rPr>
-          <w:rFonts w:ascii="Cascadia Code" w:hAnsi="Cascadia Code"/>
-        </w:rPr>
-      </w:pPr>
-      <w:r>
-        <w:rPr>
-          <w:rFonts w:ascii="Cascadia Code" w:hAnsi="Cascadia Code"/>
-        </w:rPr>
-        <w:t xml:space="preserve">            # result = </w:t>
-      </w:r>
-      <w:proofErr w:type="spellStart"/>
-      <w:r>
-        <w:rPr>
-          <w:rFonts w:ascii="Cascadia Code" w:hAnsi="Cascadia Code"/>
-        </w:rPr>
-        <w:t>incident_</w:t>
-      </w:r>
-      <w:proofErr w:type="gramStart"/>
-      <w:r>
-        <w:rPr>
-          <w:rFonts w:ascii="Cascadia Code" w:hAnsi="Cascadia Code"/>
-        </w:rPr>
-        <w:t>search.invoke</w:t>
-      </w:r>
-      <w:proofErr w:type="spellEnd"/>
-      <w:proofErr w:type="gramEnd"/>
-      <w:r>
-        <w:rPr>
-          <w:rFonts w:ascii="Cascadia Code" w:hAnsi="Cascadia Code"/>
-        </w:rPr>
-        <w:t>({"query": query})</w:t>
-      </w:r>
-    </w:p>
-    <w:p>
-      <w:pPr>
-        <w:pBdr>
-          <w:top w:val="single" w:sz="4" w:space="1" w:color="auto"/>
-          <w:left w:val="single" w:sz="4" w:space="4" w:color="auto"/>
-          <w:bottom w:val="single" w:sz="4" w:space="1" w:color="auto"/>
-          <w:right w:val="single" w:sz="4" w:space="4" w:color="auto"/>
-        </w:pBdr>
-        <w:spacing w:after="0" w:line="240" w:lineRule="auto"/>
-        <w:rPr>
-          <w:rFonts w:ascii="Cascadia Code" w:hAnsi="Cascadia Code"/>
-        </w:rPr>
-      </w:pPr>
-      <w:r>
-        <w:rPr>
-          <w:rFonts w:ascii="Cascadia Code" w:hAnsi="Cascadia Code"/>
-        </w:rPr>
-        <w:t xml:space="preserve">            # </w:t>
-      </w:r>
-      <w:proofErr w:type="spellStart"/>
-      <w:r>
-        <w:rPr>
-          <w:rFonts w:ascii="Cascadia Code" w:hAnsi="Cascadia Code"/>
-        </w:rPr>
-        <w:t>rag_data</w:t>
-      </w:r>
-      <w:proofErr w:type="spellEnd"/>
-      <w:r>
-        <w:rPr>
-          <w:rFonts w:ascii="Cascadia Code" w:hAnsi="Cascadia Code"/>
-        </w:rPr>
-        <w:t xml:space="preserve"> = result</w:t>
-      </w:r>
-    </w:p>
-    <w:p>
-      <w:pPr>
-        <w:pBdr>
-          <w:top w:val="single" w:sz="4" w:space="1" w:color="auto"/>
-          <w:left w:val="single" w:sz="4" w:space="4" w:color="auto"/>
-          <w:bottom w:val="single" w:sz="4" w:space="1" w:color="auto"/>
-          <w:right w:val="single" w:sz="4" w:space="4" w:color="auto"/>
-        </w:pBdr>
-        <w:spacing w:after="0" w:line="240" w:lineRule="auto"/>
-        <w:rPr>
-          <w:rFonts w:ascii="Cascadia Code" w:hAnsi="Cascadia Code"/>
-        </w:rPr>
-      </w:pPr>
-      <w:r>
-        <w:rPr>
-          <w:rFonts w:ascii="Cascadia Code" w:hAnsi="Cascadia Code"/>
-        </w:rPr>
-        <w:t xml:space="preserve">            </w:t>
-      </w:r>
-      <w:proofErr w:type="spellStart"/>
-      <w:r>
-        <w:rPr>
-          <w:rFonts w:ascii="Cascadia Code" w:hAnsi="Cascadia Code"/>
-        </w:rPr>
-        <w:t>rag_data</w:t>
-      </w:r>
-      <w:proofErr w:type="spellEnd"/>
-      <w:r>
-        <w:rPr>
-          <w:rFonts w:ascii="Cascadia Code" w:hAnsi="Cascadia Code"/>
-        </w:rPr>
-        <w:t xml:space="preserve"> = </w:t>
-      </w:r>
-      <w:proofErr w:type="spellStart"/>
-      <w:r>
-        <w:rPr>
-          <w:rFonts w:ascii="Cascadia Code" w:hAnsi="Cascadia Code"/>
-        </w:rPr>
-        <w:t>safe_tool_</w:t>
-      </w:r>
-      <w:proofErr w:type="gramStart"/>
-      <w:r>
-        <w:rPr>
-          <w:rFonts w:ascii="Cascadia Code" w:hAnsi="Cascadia Code"/>
-        </w:rPr>
-        <w:t>call</w:t>
-      </w:r>
-      <w:proofErr w:type="spellEnd"/>
-      <w:r>
-        <w:rPr>
-          <w:rFonts w:ascii="Cascadia Code" w:hAnsi="Cascadia Code"/>
-        </w:rPr>
-        <w:t>(</w:t>
-      </w:r>
-      <w:proofErr w:type="gramEnd"/>
-    </w:p>
-    <w:p>
-      <w:pPr>
-        <w:pBdr>
-          <w:top w:val="single" w:sz="4" w:space="1" w:color="auto"/>
-          <w:left w:val="single" w:sz="4" w:space="4" w:color="auto"/>
-          <w:bottom w:val="single" w:sz="4" w:space="1" w:color="auto"/>
-          <w:right w:val="single" w:sz="4" w:space="4" w:color="auto"/>
-        </w:pBdr>
-        <w:spacing w:after="0" w:line="240" w:lineRule="auto"/>
-        <w:rPr>
-          <w:rFonts w:ascii="Cascadia Code" w:hAnsi="Cascadia Code"/>
-        </w:rPr>
-      </w:pPr>
-      <w:r>
-        <w:rPr>
-          <w:rFonts w:ascii="Cascadia Code" w:hAnsi="Cascadia Code"/>
-        </w:rPr>
-        <w:t xml:space="preserve">                </w:t>
-      </w:r>
-      <w:proofErr w:type="spellStart"/>
-      <w:r>
-        <w:rPr>
-          <w:rFonts w:ascii="Cascadia Code" w:hAnsi="Cascadia Code"/>
-        </w:rPr>
-        <w:t>incident_search</w:t>
-      </w:r>
-      <w:proofErr w:type="spellEnd"/>
-      <w:r>
-        <w:rPr>
-          <w:rFonts w:ascii="Cascadia Code" w:hAnsi="Cascadia Code"/>
-        </w:rPr>
-        <w:t>,</w:t>
-      </w:r>
-    </w:p>
-    <w:p>
-      <w:pPr>
-        <w:pBdr>
-          <w:top w:val="single" w:sz="4" w:space="1" w:color="auto"/>
-          <w:left w:val="single" w:sz="4" w:space="4" w:color="auto"/>
-          <w:bottom w:val="single" w:sz="4" w:space="1" w:color="auto"/>
-          <w:right w:val="single" w:sz="4" w:space="4" w:color="auto"/>
-        </w:pBdr>
-        <w:spacing w:after="0" w:line="240" w:lineRule="auto"/>
-        <w:rPr>
-          <w:rFonts w:ascii="Cascadia Code" w:hAnsi="Cascadia Code"/>
-        </w:rPr>
-      </w:pPr>
-      <w:r>
-        <w:rPr>
-          <w:rFonts w:ascii="Cascadia Code" w:hAnsi="Cascadia Code"/>
-        </w:rPr>
-        <w:t>                "RAG Tool",</w:t>
-      </w:r>
-    </w:p>
-    <w:p>
-      <w:pPr>
-        <w:pBdr>
-          <w:top w:val="single" w:sz="4" w:space="1" w:color="auto"/>
-          <w:left w:val="single" w:sz="4" w:space="4" w:color="auto"/>
-          <w:bottom w:val="single" w:sz="4" w:space="1" w:color="auto"/>
-          <w:right w:val="single" w:sz="4" w:space="4" w:color="auto"/>
-        </w:pBdr>
-        <w:spacing w:after="0" w:line="240" w:lineRule="auto"/>
-        <w:rPr>
-          <w:rFonts w:ascii="Cascadia Code" w:hAnsi="Cascadia Code"/>
-        </w:rPr>
-      </w:pPr>
-      <w:r>
-        <w:rPr>
-          <w:rFonts w:ascii="Cascadia Code" w:hAnsi="Cascadia Code"/>
-        </w:rPr>
-        <w:t>                {"query": query}</w:t>
-      </w:r>
-    </w:p>
-    <w:p>
-      <w:pPr>
-        <w:pBdr>
-          <w:top w:val="single" w:sz="4" w:space="1" w:color="auto"/>
-          <w:left w:val="single" w:sz="4" w:space="4" w:color="auto"/>
-          <w:bottom w:val="single" w:sz="4" w:space="1" w:color="auto"/>
-          <w:right w:val="single" w:sz="4" w:space="4" w:color="auto"/>
-        </w:pBdr>
-        <w:spacing w:after="0" w:line="240" w:lineRule="auto"/>
-        <w:rPr>
-          <w:rFonts w:ascii="Cascadia Code" w:hAnsi="Cascadia Code"/>
-        </w:rPr>
-      </w:pPr>
-      <w:r>
-        <w:rPr>
-          <w:rFonts w:ascii="Cascadia Code" w:hAnsi="Cascadia Code"/>
-        </w:rPr>
-        <w:t>            )</w:t>
-      </w:r>
-    </w:p>
-    <w:p>
-      <w:pPr>
-        <w:pBdr>
-          <w:top w:val="single" w:sz="4" w:space="1" w:color="auto"/>
-          <w:left w:val="single" w:sz="4" w:space="4" w:color="auto"/>
-          <w:bottom w:val="single" w:sz="4" w:space="1" w:color="auto"/>
-          <w:right w:val="single" w:sz="4" w:space="4" w:color="auto"/>
-        </w:pBdr>
-        <w:spacing w:after="0" w:line="240" w:lineRule="auto"/>
-        <w:rPr>
-          <w:rFonts w:ascii="Cascadia Code" w:hAnsi="Cascadia Code"/>
-        </w:rPr>
-      </w:pPr>
-      <w:r>
-        <w:rPr>
-          <w:rFonts w:ascii="Cascadia Code" w:hAnsi="Cascadia Code"/>
-        </w:rPr>
         <w:t>    # Structured evidence for reasoning</w:t>
       </w:r>
     </w:p>
@@ -14032,353 +12733,169 @@
         <w:rPr>
           <w:rFonts w:ascii="Cascadia Code" w:hAnsi="Cascadia Code"/>
         </w:rPr>
-        <w:t xml:space="preserve">    if </w:t>
-      </w:r>
-      <w:proofErr w:type="spellStart"/>
-      <w:r>
-        <w:rPr>
-          <w:rFonts w:ascii="Cascadia Code" w:hAnsi="Cascadia Code"/>
-        </w:rPr>
-        <w:t>sql_data</w:t>
-      </w:r>
-      <w:proofErr w:type="spellEnd"/>
-      <w:r>
-        <w:rPr>
-          <w:rFonts w:ascii="Cascadia Code" w:hAnsi="Cascadia Code"/>
-        </w:rPr>
-        <w:t>:</w:t>
-      </w:r>
-    </w:p>
-    <w:p>
-      <w:pPr>
-        <w:pBdr>
-          <w:top w:val="single" w:sz="4" w:space="1" w:color="auto"/>
-          <w:left w:val="single" w:sz="4" w:space="4" w:color="auto"/>
-          <w:bottom w:val="single" w:sz="4" w:space="1" w:color="auto"/>
-          <w:right w:val="single" w:sz="4" w:space="4" w:color="auto"/>
-        </w:pBdr>
-        <w:spacing w:after="0" w:line="240" w:lineRule="auto"/>
-        <w:rPr>
-          <w:rFonts w:ascii="Cascadia Code" w:hAnsi="Cascadia Code"/>
-        </w:rPr>
-      </w:pPr>
-      <w:r>
-        <w:rPr>
-          <w:rFonts w:ascii="Cascadia Code" w:hAnsi="Cascadia Code"/>
-        </w:rPr>
-        <w:t>        evidence += f"\</w:t>
-      </w:r>
-      <w:proofErr w:type="spellStart"/>
-      <w:r>
-        <w:rPr>
-          <w:rFonts w:ascii="Cascadia Code" w:hAnsi="Cascadia Code"/>
-        </w:rPr>
-        <w:t>nINCIDENT</w:t>
-      </w:r>
-      <w:proofErr w:type="spellEnd"/>
-      <w:r>
-        <w:rPr>
-          <w:rFonts w:ascii="Cascadia Code" w:hAnsi="Cascadia Code"/>
-        </w:rPr>
-        <w:t xml:space="preserve"> RECORDS:\n{</w:t>
-      </w:r>
-      <w:proofErr w:type="spellStart"/>
-      <w:r>
-        <w:rPr>
-          <w:rFonts w:ascii="Cascadia Code" w:hAnsi="Cascadia Code"/>
-        </w:rPr>
-        <w:t>sql_</w:t>
-      </w:r>
-      <w:proofErr w:type="gramStart"/>
-      <w:r>
-        <w:rPr>
-          <w:rFonts w:ascii="Cascadia Code" w:hAnsi="Cascadia Code"/>
-        </w:rPr>
-        <w:t>data</w:t>
-      </w:r>
-      <w:proofErr w:type="spellEnd"/>
-      <w:r>
-        <w:rPr>
-          <w:rFonts w:ascii="Cascadia Code" w:hAnsi="Cascadia Code"/>
-        </w:rPr>
-        <w:t>}\</w:t>
-      </w:r>
-      <w:proofErr w:type="gramEnd"/>
-      <w:r>
-        <w:rPr>
-          <w:rFonts w:ascii="Cascadia Code" w:hAnsi="Cascadia Code"/>
-        </w:rPr>
-        <w:t>n"</w:t>
-      </w:r>
-    </w:p>
-    <w:p>
-      <w:pPr>
-        <w:pBdr>
-          <w:top w:val="single" w:sz="4" w:space="1" w:color="auto"/>
-          <w:left w:val="single" w:sz="4" w:space="4" w:color="auto"/>
-          <w:bottom w:val="single" w:sz="4" w:space="1" w:color="auto"/>
-          <w:right w:val="single" w:sz="4" w:space="4" w:color="auto"/>
-        </w:pBdr>
-        <w:spacing w:after="0" w:line="240" w:lineRule="auto"/>
-        <w:rPr>
-          <w:rFonts w:ascii="Cascadia Code" w:hAnsi="Cascadia Code"/>
-        </w:rPr>
-      </w:pPr>
-    </w:p>
-    <w:p>
-      <w:pPr>
-        <w:pBdr>
-          <w:top w:val="single" w:sz="4" w:space="1" w:color="auto"/>
-          <w:left w:val="single" w:sz="4" w:space="4" w:color="auto"/>
-          <w:bottom w:val="single" w:sz="4" w:space="1" w:color="auto"/>
-          <w:right w:val="single" w:sz="4" w:space="4" w:color="auto"/>
-        </w:pBdr>
-        <w:spacing w:after="0" w:line="240" w:lineRule="auto"/>
-        <w:rPr>
-          <w:rFonts w:ascii="Cascadia Code" w:hAnsi="Cascadia Code"/>
-        </w:rPr>
-      </w:pPr>
-      <w:r>
-        <w:rPr>
-          <w:rFonts w:ascii="Cascadia Code" w:hAnsi="Cascadia Code"/>
-        </w:rPr>
-        <w:t xml:space="preserve">    if </w:t>
-      </w:r>
-      <w:proofErr w:type="spellStart"/>
-      <w:r>
-        <w:rPr>
-          <w:rFonts w:ascii="Cascadia Code" w:hAnsi="Cascadia Code"/>
-        </w:rPr>
-        <w:t>log_data</w:t>
-      </w:r>
-      <w:proofErr w:type="spellEnd"/>
-      <w:r>
-        <w:rPr>
-          <w:rFonts w:ascii="Cascadia Code" w:hAnsi="Cascadia Code"/>
-        </w:rPr>
-        <w:t>:</w:t>
-      </w:r>
-    </w:p>
-    <w:p>
-      <w:pPr>
-        <w:pBdr>
-          <w:top w:val="single" w:sz="4" w:space="1" w:color="auto"/>
-          <w:left w:val="single" w:sz="4" w:space="4" w:color="auto"/>
-          <w:bottom w:val="single" w:sz="4" w:space="1" w:color="auto"/>
-          <w:right w:val="single" w:sz="4" w:space="4" w:color="auto"/>
-        </w:pBdr>
-        <w:spacing w:after="0" w:line="240" w:lineRule="auto"/>
-        <w:rPr>
-          <w:rFonts w:ascii="Cascadia Code" w:hAnsi="Cascadia Code"/>
-        </w:rPr>
-      </w:pPr>
-      <w:r>
-        <w:rPr>
-          <w:rFonts w:ascii="Cascadia Code" w:hAnsi="Cascadia Code"/>
-        </w:rPr>
-        <w:t>        evidence += f"\</w:t>
-      </w:r>
-      <w:proofErr w:type="spellStart"/>
-      <w:r>
-        <w:rPr>
-          <w:rFonts w:ascii="Cascadia Code" w:hAnsi="Cascadia Code"/>
-        </w:rPr>
-        <w:t>nLOG</w:t>
-      </w:r>
-      <w:proofErr w:type="spellEnd"/>
-      <w:r>
-        <w:rPr>
-          <w:rFonts w:ascii="Cascadia Code" w:hAnsi="Cascadia Code"/>
-        </w:rPr>
-        <w:t xml:space="preserve"> ANALYSIS:\n{</w:t>
-      </w:r>
-      <w:proofErr w:type="spellStart"/>
-      <w:r>
-        <w:rPr>
-          <w:rFonts w:ascii="Cascadia Code" w:hAnsi="Cascadia Code"/>
-        </w:rPr>
-        <w:t>log_</w:t>
-      </w:r>
-      <w:proofErr w:type="gramStart"/>
-      <w:r>
-        <w:rPr>
-          <w:rFonts w:ascii="Cascadia Code" w:hAnsi="Cascadia Code"/>
-        </w:rPr>
-        <w:t>data</w:t>
-      </w:r>
-      <w:proofErr w:type="spellEnd"/>
-      <w:r>
-        <w:rPr>
-          <w:rFonts w:ascii="Cascadia Code" w:hAnsi="Cascadia Code"/>
-        </w:rPr>
-        <w:t>}\</w:t>
-      </w:r>
-      <w:proofErr w:type="gramEnd"/>
-      <w:r>
-        <w:rPr>
-          <w:rFonts w:ascii="Cascadia Code" w:hAnsi="Cascadia Code"/>
-        </w:rPr>
-        <w:t>n"</w:t>
-      </w:r>
-    </w:p>
-    <w:p>
-      <w:pPr>
-        <w:pBdr>
-          <w:top w:val="single" w:sz="4" w:space="1" w:color="auto"/>
-          <w:left w:val="single" w:sz="4" w:space="4" w:color="auto"/>
-          <w:bottom w:val="single" w:sz="4" w:space="1" w:color="auto"/>
-          <w:right w:val="single" w:sz="4" w:space="4" w:color="auto"/>
-        </w:pBdr>
-        <w:spacing w:after="0" w:line="240" w:lineRule="auto"/>
-        <w:rPr>
-          <w:rFonts w:ascii="Cascadia Code" w:hAnsi="Cascadia Code"/>
-        </w:rPr>
-      </w:pPr>
-    </w:p>
-    <w:p>
-      <w:pPr>
-        <w:pBdr>
-          <w:top w:val="single" w:sz="4" w:space="1" w:color="auto"/>
-          <w:left w:val="single" w:sz="4" w:space="4" w:color="auto"/>
-          <w:bottom w:val="single" w:sz="4" w:space="1" w:color="auto"/>
-          <w:right w:val="single" w:sz="4" w:space="4" w:color="auto"/>
-        </w:pBdr>
-        <w:spacing w:after="0" w:line="240" w:lineRule="auto"/>
-        <w:rPr>
-          <w:rFonts w:ascii="Cascadia Code" w:hAnsi="Cascadia Code"/>
-        </w:rPr>
-      </w:pPr>
-      <w:r>
-        <w:rPr>
-          <w:rFonts w:ascii="Cascadia Code" w:hAnsi="Cascadia Code"/>
-        </w:rPr>
-        <w:t xml:space="preserve">    if </w:t>
-      </w:r>
-      <w:proofErr w:type="spellStart"/>
-      <w:r>
-        <w:rPr>
-          <w:rFonts w:ascii="Cascadia Code" w:hAnsi="Cascadia Code"/>
-        </w:rPr>
-        <w:t>rag_data</w:t>
-      </w:r>
-      <w:proofErr w:type="spellEnd"/>
-      <w:r>
-        <w:rPr>
-          <w:rFonts w:ascii="Cascadia Code" w:hAnsi="Cascadia Code"/>
-        </w:rPr>
-        <w:t>:</w:t>
-      </w:r>
-    </w:p>
-    <w:p>
-      <w:pPr>
-        <w:pBdr>
-          <w:top w:val="single" w:sz="4" w:space="1" w:color="auto"/>
-          <w:left w:val="single" w:sz="4" w:space="4" w:color="auto"/>
-          <w:bottom w:val="single" w:sz="4" w:space="1" w:color="auto"/>
-          <w:right w:val="single" w:sz="4" w:space="4" w:color="auto"/>
-        </w:pBdr>
-        <w:spacing w:after="0" w:line="240" w:lineRule="auto"/>
-        <w:rPr>
-          <w:rFonts w:ascii="Cascadia Code" w:hAnsi="Cascadia Code"/>
-        </w:rPr>
-      </w:pPr>
-      <w:r>
-        <w:rPr>
-          <w:rFonts w:ascii="Cascadia Code" w:hAnsi="Cascadia Code"/>
-        </w:rPr>
-        <w:t>        evidence += f"\</w:t>
-      </w:r>
-      <w:proofErr w:type="spellStart"/>
-      <w:r>
-        <w:rPr>
-          <w:rFonts w:ascii="Cascadia Code" w:hAnsi="Cascadia Code"/>
-        </w:rPr>
-        <w:t>nINCIDENT</w:t>
-      </w:r>
-      <w:proofErr w:type="spellEnd"/>
-      <w:r>
-        <w:rPr>
-          <w:rFonts w:ascii="Cascadia Code" w:hAnsi="Cascadia Code"/>
-        </w:rPr>
-        <w:t xml:space="preserve"> DESCRIPTION:\n{</w:t>
-      </w:r>
-      <w:proofErr w:type="spellStart"/>
-      <w:r>
-        <w:rPr>
-          <w:rFonts w:ascii="Cascadia Code" w:hAnsi="Cascadia Code"/>
-        </w:rPr>
-        <w:t>rag_</w:t>
-      </w:r>
-      <w:proofErr w:type="gramStart"/>
-      <w:r>
-        <w:rPr>
-          <w:rFonts w:ascii="Cascadia Code" w:hAnsi="Cascadia Code"/>
-        </w:rPr>
-        <w:t>data</w:t>
-      </w:r>
-      <w:proofErr w:type="spellEnd"/>
-      <w:r>
-        <w:rPr>
-          <w:rFonts w:ascii="Cascadia Code" w:hAnsi="Cascadia Code"/>
-        </w:rPr>
-        <w:t>}\</w:t>
-      </w:r>
-      <w:proofErr w:type="gramEnd"/>
-      <w:r>
-        <w:rPr>
-          <w:rFonts w:ascii="Cascadia Code" w:hAnsi="Cascadia Code"/>
-        </w:rPr>
-        <w:t>n"</w:t>
-      </w:r>
-    </w:p>
-    <w:p>
-      <w:pPr>
-        <w:pBdr>
-          <w:top w:val="single" w:sz="4" w:space="1" w:color="auto"/>
-          <w:left w:val="single" w:sz="4" w:space="4" w:color="auto"/>
-          <w:bottom w:val="single" w:sz="4" w:space="1" w:color="auto"/>
-          <w:right w:val="single" w:sz="4" w:space="4" w:color="auto"/>
-        </w:pBdr>
-        <w:spacing w:after="0" w:line="240" w:lineRule="auto"/>
-        <w:rPr>
-          <w:rFonts w:ascii="Cascadia Code" w:hAnsi="Cascadia Code"/>
-        </w:rPr>
-      </w:pPr>
-    </w:p>
-    <w:p>
-      <w:pPr>
-        <w:pBdr>
-          <w:top w:val="single" w:sz="4" w:space="1" w:color="auto"/>
-          <w:left w:val="single" w:sz="4" w:space="4" w:color="auto"/>
-          <w:bottom w:val="single" w:sz="4" w:space="1" w:color="auto"/>
-          <w:right w:val="single" w:sz="4" w:space="4" w:color="auto"/>
-        </w:pBdr>
-        <w:spacing w:after="0" w:line="240" w:lineRule="auto"/>
-        <w:rPr>
-          <w:rFonts w:ascii="Cascadia Code" w:hAnsi="Cascadia Code"/>
-        </w:rPr>
-      </w:pPr>
-      <w:r>
-        <w:rPr>
-          <w:rFonts w:ascii="Cascadia Code" w:hAnsi="Cascadia Code"/>
-        </w:rPr>
-        <w:t xml:space="preserve">    if not </w:t>
-      </w:r>
-      <w:proofErr w:type="spellStart"/>
-      <w:proofErr w:type="gramStart"/>
-      <w:r>
-        <w:rPr>
-          <w:rFonts w:ascii="Cascadia Code" w:hAnsi="Cascadia Code"/>
-        </w:rPr>
-        <w:t>evidence.strip</w:t>
-      </w:r>
-      <w:proofErr w:type="spellEnd"/>
-      <w:proofErr w:type="gramEnd"/>
-      <w:r>
-        <w:rPr>
-          <w:rFonts w:ascii="Cascadia Code" w:hAnsi="Cascadia Code"/>
-        </w:rPr>
-        <w:t>():</w:t>
+        <w:t>    if sql_data:</w:t>
+      </w:r>
+    </w:p>
+    <w:p>
+      <w:pPr>
+        <w:pBdr>
+          <w:top w:val="single" w:sz="4" w:space="1" w:color="auto"/>
+          <w:left w:val="single" w:sz="4" w:space="4" w:color="auto"/>
+          <w:bottom w:val="single" w:sz="4" w:space="1" w:color="auto"/>
+          <w:right w:val="single" w:sz="4" w:space="4" w:color="auto"/>
+        </w:pBdr>
+        <w:spacing w:after="0" w:line="240" w:lineRule="auto"/>
+        <w:rPr>
+          <w:rFonts w:ascii="Cascadia Code" w:hAnsi="Cascadia Code"/>
+        </w:rPr>
+      </w:pPr>
+      <w:r>
+        <w:rPr>
+          <w:rFonts w:ascii="Cascadia Code" w:hAnsi="Cascadia Code"/>
+        </w:rPr>
+        <w:t>        evidence += f"\nINCIDENT RECORDS:\n{sql_data}\n"</w:t>
+      </w:r>
+    </w:p>
+    <w:p>
+      <w:pPr>
+        <w:pBdr>
+          <w:top w:val="single" w:sz="4" w:space="1" w:color="auto"/>
+          <w:left w:val="single" w:sz="4" w:space="4" w:color="auto"/>
+          <w:bottom w:val="single" w:sz="4" w:space="1" w:color="auto"/>
+          <w:right w:val="single" w:sz="4" w:space="4" w:color="auto"/>
+        </w:pBdr>
+        <w:spacing w:after="0" w:line="240" w:lineRule="auto"/>
+        <w:rPr>
+          <w:rFonts w:ascii="Cascadia Code" w:hAnsi="Cascadia Code"/>
+        </w:rPr>
+      </w:pPr>
+    </w:p>
+    <w:p>
+      <w:pPr>
+        <w:pBdr>
+          <w:top w:val="single" w:sz="4" w:space="1" w:color="auto"/>
+          <w:left w:val="single" w:sz="4" w:space="4" w:color="auto"/>
+          <w:bottom w:val="single" w:sz="4" w:space="1" w:color="auto"/>
+          <w:right w:val="single" w:sz="4" w:space="4" w:color="auto"/>
+        </w:pBdr>
+        <w:spacing w:after="0" w:line="240" w:lineRule="auto"/>
+        <w:rPr>
+          <w:rFonts w:ascii="Cascadia Code" w:hAnsi="Cascadia Code"/>
+        </w:rPr>
+      </w:pPr>
+      <w:r>
+        <w:rPr>
+          <w:rFonts w:ascii="Cascadia Code" w:hAnsi="Cascadia Code"/>
+        </w:rPr>
+        <w:t>    if log_data:</w:t>
+      </w:r>
+    </w:p>
+    <w:p>
+      <w:pPr>
+        <w:pBdr>
+          <w:top w:val="single" w:sz="4" w:space="1" w:color="auto"/>
+          <w:left w:val="single" w:sz="4" w:space="4" w:color="auto"/>
+          <w:bottom w:val="single" w:sz="4" w:space="1" w:color="auto"/>
+          <w:right w:val="single" w:sz="4" w:space="4" w:color="auto"/>
+        </w:pBdr>
+        <w:spacing w:after="0" w:line="240" w:lineRule="auto"/>
+        <w:rPr>
+          <w:rFonts w:ascii="Cascadia Code" w:hAnsi="Cascadia Code"/>
+        </w:rPr>
+      </w:pPr>
+      <w:r>
+        <w:rPr>
+          <w:rFonts w:ascii="Cascadia Code" w:hAnsi="Cascadia Code"/>
+        </w:rPr>
+        <w:t>        evidence += f"\nLOG ANALYSIS:\n{log_data}\n"</w:t>
+      </w:r>
+    </w:p>
+    <w:p>
+      <w:pPr>
+        <w:pBdr>
+          <w:top w:val="single" w:sz="4" w:space="1" w:color="auto"/>
+          <w:left w:val="single" w:sz="4" w:space="4" w:color="auto"/>
+          <w:bottom w:val="single" w:sz="4" w:space="1" w:color="auto"/>
+          <w:right w:val="single" w:sz="4" w:space="4" w:color="auto"/>
+        </w:pBdr>
+        <w:spacing w:after="0" w:line="240" w:lineRule="auto"/>
+        <w:rPr>
+          <w:rFonts w:ascii="Cascadia Code" w:hAnsi="Cascadia Code"/>
+        </w:rPr>
+      </w:pPr>
+    </w:p>
+    <w:p>
+      <w:pPr>
+        <w:pBdr>
+          <w:top w:val="single" w:sz="4" w:space="1" w:color="auto"/>
+          <w:left w:val="single" w:sz="4" w:space="4" w:color="auto"/>
+          <w:bottom w:val="single" w:sz="4" w:space="1" w:color="auto"/>
+          <w:right w:val="single" w:sz="4" w:space="4" w:color="auto"/>
+        </w:pBdr>
+        <w:spacing w:after="0" w:line="240" w:lineRule="auto"/>
+        <w:rPr>
+          <w:rFonts w:ascii="Cascadia Code" w:hAnsi="Cascadia Code"/>
+        </w:rPr>
+      </w:pPr>
+      <w:r>
+        <w:rPr>
+          <w:rFonts w:ascii="Cascadia Code" w:hAnsi="Cascadia Code"/>
+        </w:rPr>
+        <w:t>    if rag_data:</w:t>
+      </w:r>
+    </w:p>
+    <w:p>
+      <w:pPr>
+        <w:pBdr>
+          <w:top w:val="single" w:sz="4" w:space="1" w:color="auto"/>
+          <w:left w:val="single" w:sz="4" w:space="4" w:color="auto"/>
+          <w:bottom w:val="single" w:sz="4" w:space="1" w:color="auto"/>
+          <w:right w:val="single" w:sz="4" w:space="4" w:color="auto"/>
+        </w:pBdr>
+        <w:spacing w:after="0" w:line="240" w:lineRule="auto"/>
+        <w:rPr>
+          <w:rFonts w:ascii="Cascadia Code" w:hAnsi="Cascadia Code"/>
+        </w:rPr>
+      </w:pPr>
+      <w:r>
+        <w:rPr>
+          <w:rFonts w:ascii="Cascadia Code" w:hAnsi="Cascadia Code"/>
+        </w:rPr>
+        <w:t>        evidence += f"\nINCIDENT DESCRIPTION:\n{rag_data}\n"</w:t>
+      </w:r>
+    </w:p>
+    <w:p>
+      <w:pPr>
+        <w:pBdr>
+          <w:top w:val="single" w:sz="4" w:space="1" w:color="auto"/>
+          <w:left w:val="single" w:sz="4" w:space="4" w:color="auto"/>
+          <w:bottom w:val="single" w:sz="4" w:space="1" w:color="auto"/>
+          <w:right w:val="single" w:sz="4" w:space="4" w:color="auto"/>
+        </w:pBdr>
+        <w:spacing w:after="0" w:line="240" w:lineRule="auto"/>
+        <w:rPr>
+          <w:rFonts w:ascii="Cascadia Code" w:hAnsi="Cascadia Code"/>
+        </w:rPr>
+      </w:pPr>
+    </w:p>
+    <w:p>
+      <w:pPr>
+        <w:pBdr>
+          <w:top w:val="single" w:sz="4" w:space="1" w:color="auto"/>
+          <w:left w:val="single" w:sz="4" w:space="4" w:color="auto"/>
+          <w:bottom w:val="single" w:sz="4" w:space="1" w:color="auto"/>
+          <w:right w:val="single" w:sz="4" w:space="4" w:color="auto"/>
+        </w:pBdr>
+        <w:spacing w:after="0" w:line="240" w:lineRule="auto"/>
+        <w:rPr>
+          <w:rFonts w:ascii="Cascadia Code" w:hAnsi="Cascadia Code"/>
+        </w:rPr>
+      </w:pPr>
+      <w:r>
+        <w:rPr>
+          <w:rFonts w:ascii="Cascadia Code" w:hAnsi="Cascadia Code"/>
+        </w:rPr>
+        <w:t>    if not evidence.strip():</w:t>
       </w:r>
     </w:p>
     <w:p>
@@ -14432,35 +12949,7 @@
         <w:rPr>
           <w:rFonts w:ascii="Cascadia Code" w:hAnsi="Cascadia Code"/>
         </w:rPr>
-        <w:t xml:space="preserve">    return </w:t>
-      </w:r>
-      <w:proofErr w:type="spellStart"/>
-      <w:r>
-        <w:rPr>
-          <w:rFonts w:ascii="Cascadia Code" w:hAnsi="Cascadia Code"/>
-        </w:rPr>
-        <w:t>final_</w:t>
-      </w:r>
-      <w:proofErr w:type="gramStart"/>
-      <w:r>
-        <w:rPr>
-          <w:rFonts w:ascii="Cascadia Code" w:hAnsi="Cascadia Code"/>
-        </w:rPr>
-        <w:t>answer</w:t>
-      </w:r>
-      <w:proofErr w:type="spellEnd"/>
-      <w:r>
-        <w:rPr>
-          <w:rFonts w:ascii="Cascadia Code" w:hAnsi="Cascadia Code"/>
-        </w:rPr>
-        <w:t>(</w:t>
-      </w:r>
-      <w:proofErr w:type="gramEnd"/>
-      <w:r>
-        <w:rPr>
-          <w:rFonts w:ascii="Cascadia Code" w:hAnsi="Cascadia Code"/>
-        </w:rPr>
-        <w:t>query, evidence)</w:t>
+        <w:t>    return final_answer(query, evidence)</w:t>
       </w:r>
     </w:p>
     <w:p/>
@@ -14472,7 +12961,7 @@
         <w:t xml:space="preserve">Step </w:t>
       </w:r>
       <w:r>
-        <w:t>4</w:t>
+        <w:t>7</w:t>
       </w:r>
       <w:r>
         <w:t xml:space="preserve"> — </w:t>
@@ -14582,7 +13071,7 @@
         <w:t xml:space="preserve">Step </w:t>
       </w:r>
       <w:r>
-        <w:t>5</w:t>
+        <w:t>8</w:t>
       </w:r>
       <w:r>
         <w:t xml:space="preserve"> — </w:t>
@@ -14618,14 +13107,7 @@
         <w:rPr>
           <w:rFonts w:ascii="Cascadia Code" w:hAnsi="Cascadia Code"/>
         </w:rPr>
-        <w:t>logs/</w:t>
-      </w:r>
-      <w:proofErr w:type="spellStart"/>
-      <w:r>
-        <w:rPr>
-          <w:rFonts w:ascii="Cascadia Code" w:hAnsi="Cascadia Code"/>
-        </w:rPr>
-        <w:t>system_logs.</w:t>
+        <w:t>logs/system_logs.</w:t>
       </w:r>
       <w:r>
         <w:rPr>
@@ -14633,7 +13115,6 @@
         </w:rPr>
         <w:t>tmp</w:t>
       </w:r>
-      <w:proofErr w:type="spellEnd"/>
     </w:p>
     <w:p>
       <w:pPr>
@@ -14656,49 +13137,27 @@
         </w:numPr>
       </w:pPr>
       <w:r>
-        <w:t xml:space="preserve">It should a message </w:t>
-      </w:r>
-      <w:proofErr w:type="gramStart"/>
-      <w:r>
-        <w:t>similar to</w:t>
-      </w:r>
-      <w:proofErr w:type="gramEnd"/>
-      <w:r>
-        <w:t>:</w:t>
-      </w:r>
-    </w:p>
-    <w:p>
-      <w:pPr>
-        <w:pBdr>
-          <w:top w:val="single" w:sz="4" w:space="1" w:color="auto"/>
-          <w:left w:val="single" w:sz="4" w:space="4" w:color="auto"/>
-          <w:bottom w:val="single" w:sz="4" w:space="1" w:color="auto"/>
-          <w:right w:val="single" w:sz="4" w:space="4" w:color="auto"/>
-        </w:pBdr>
-        <w:spacing w:after="0" w:line="240" w:lineRule="auto"/>
-        <w:rPr>
-          <w:rFonts w:ascii="Cascadia Code" w:hAnsi="Cascadia Code"/>
-        </w:rPr>
-      </w:pPr>
-      <w:r>
-        <w:rPr>
-          <w:rFonts w:ascii="Cascadia Code" w:hAnsi="Cascadia Code"/>
-        </w:rPr>
-        <w:t>Log Search Tool failed (attempt 1): [</w:t>
-      </w:r>
-      <w:proofErr w:type="spellStart"/>
-      <w:r>
-        <w:rPr>
-          <w:rFonts w:ascii="Cascadia Code" w:hAnsi="Cascadia Code"/>
-        </w:rPr>
-        <w:t>Errno</w:t>
-      </w:r>
-      <w:proofErr w:type="spellEnd"/>
-      <w:r>
-        <w:rPr>
-          <w:rFonts w:ascii="Cascadia Code" w:hAnsi="Cascadia Code"/>
-        </w:rPr>
-        <w:t xml:space="preserve"> 2] No such file or directory: 'logs/system_logs.txt'</w:t>
+        <w:t>It should a message similar to:</w:t>
+      </w:r>
+    </w:p>
+    <w:p>
+      <w:pPr>
+        <w:pBdr>
+          <w:top w:val="single" w:sz="4" w:space="1" w:color="auto"/>
+          <w:left w:val="single" w:sz="4" w:space="4" w:color="auto"/>
+          <w:bottom w:val="single" w:sz="4" w:space="1" w:color="auto"/>
+          <w:right w:val="single" w:sz="4" w:space="4" w:color="auto"/>
+        </w:pBdr>
+        <w:spacing w:after="0" w:line="240" w:lineRule="auto"/>
+        <w:rPr>
+          <w:rFonts w:ascii="Cascadia Code" w:hAnsi="Cascadia Code"/>
+        </w:rPr>
+      </w:pPr>
+      <w:r>
+        <w:rPr>
+          <w:rFonts w:ascii="Cascadia Code" w:hAnsi="Cascadia Code"/>
+        </w:rPr>
+        <w:t>Log Search Tool failed (attempt 1): [Errno 2] No such file or directory: 'logs/system_logs.txt'</w:t>
       </w:r>
     </w:p>
     <w:p>
@@ -14731,14 +13190,12 @@
         <w:t>Retry the query, and it should work.</w:t>
       </w:r>
     </w:p>
-    <w:p/>
     <w:p>
       <w:pPr>
         <w:pStyle w:val="Heading2"/>
       </w:pPr>
-      <w:bookmarkStart w:id="31" w:name="_Toc223534845"/>
-      <w:r>
-        <w:lastRenderedPageBreak/>
+      <w:bookmarkStart w:id="31" w:name="_Toc223537566"/>
+      <w:r>
         <w:t>What You Have Now Built</w:t>
       </w:r>
       <w:bookmarkEnd w:id="31"/>
@@ -15331,7 +13788,6 @@
         <w:szCs w:val="32"/>
       </w:rPr>
     </w:pPr>
-    <w:proofErr w:type="spellStart"/>
     <w:r>
       <w:rPr>
         <w:b/>
@@ -15339,17 +13795,7 @@
         <w:sz w:val="32"/>
         <w:szCs w:val="32"/>
       </w:rPr>
-      <w:t>ResilienceBot</w:t>
-    </w:r>
-    <w:proofErr w:type="spellEnd"/>
-    <w:r>
-      <w:rPr>
-        <w:b/>
-        <w:bCs/>
-        <w:sz w:val="32"/>
-        <w:szCs w:val="32"/>
-      </w:rPr>
-      <w:t>-Agent Lab Tutorial</w:t>
+      <w:t>ResilienceBot-Agent Lab Tutorial</w:t>
     </w:r>
   </w:p>
 </w:hdr>
@@ -21060,7 +19506,7 @@
   <w:style w:type="paragraph" w:default="1" w:styleId="Normal">
     <w:name w:val="Normal"/>
     <w:qFormat/>
-    <w:rsid w:val="00BC388A"/>
+    <w:rsid w:val="00952802"/>
     <w:pPr>
       <w:spacing w:line="259" w:lineRule="auto"/>
       <w:jc w:val="both"/>
@@ -21968,9 +20414,9 @@
   <w:rsids>
     <w:rsidRoot w:val="004A39B0"/>
     <w:rsid w:val="001320D7"/>
+    <w:rsid w:val="00191D4A"/>
     <w:rsid w:val="004A39B0"/>
     <w:rsid w:val="0053072C"/>
-    <w:rsid w:val="005A0C20"/>
     <w:rsid w:val="005F55AC"/>
     <w:rsid w:val="00B52243"/>
     <w:rsid w:val="00EC6EC2"/>

--- a/ResilienceBot-Agent FLAN-T5 Lab Tutorial.docx
+++ b/ResilienceBot-Agent FLAN-T5 Lab Tutorial.docx
@@ -2509,11 +2509,19 @@
         </w:rPr>
         <w:t xml:space="preserve">: </w:t>
       </w:r>
+      <w:proofErr w:type="spellStart"/>
       <w:r>
         <w:rPr>
           <w:lang w:val="en-US"/>
         </w:rPr>
-        <w:t>ResilienceBot-Agent</w:t>
+        <w:t>ResilienceBot</w:t>
+      </w:r>
+      <w:proofErr w:type="spellEnd"/>
+      <w:r>
+        <w:rPr>
+          <w:lang w:val="en-US"/>
+        </w:rPr>
+        <w:t>-Agent</w:t>
       </w:r>
     </w:p>
     <w:p>
@@ -2575,27 +2583,65 @@
         <w:rPr>
           <w:rFonts w:ascii="Cascadia Code" w:hAnsi="Cascadia Code"/>
         </w:rPr>
-        <w:t>python -m venv .venv</w:t>
-      </w:r>
-    </w:p>
-    <w:p>
-      <w:pPr>
-        <w:pBdr>
-          <w:top w:val="single" w:sz="4" w:space="1" w:color="auto"/>
-          <w:left w:val="single" w:sz="4" w:space="4" w:color="auto"/>
-          <w:bottom w:val="single" w:sz="4" w:space="1" w:color="auto"/>
-          <w:right w:val="single" w:sz="4" w:space="4" w:color="auto"/>
-        </w:pBdr>
-        <w:spacing w:after="0" w:line="240" w:lineRule="auto"/>
-        <w:rPr>
-          <w:rFonts w:ascii="Cascadia Code" w:hAnsi="Cascadia Code"/>
-        </w:rPr>
-      </w:pPr>
-      <w:r>
-        <w:rPr>
-          <w:rFonts w:ascii="Cascadia Code" w:hAnsi="Cascadia Code"/>
-        </w:rPr>
-        <w:t>.venv\Scripts\Activate.ps1</w:t>
+        <w:t xml:space="preserve">python -m </w:t>
+      </w:r>
+      <w:proofErr w:type="spellStart"/>
+      <w:proofErr w:type="gramStart"/>
+      <w:r>
+        <w:rPr>
+          <w:rFonts w:ascii="Cascadia Code" w:hAnsi="Cascadia Code"/>
+        </w:rPr>
+        <w:t>venv</w:t>
+      </w:r>
+      <w:proofErr w:type="spellEnd"/>
+      <w:r>
+        <w:rPr>
+          <w:rFonts w:ascii="Cascadia Code" w:hAnsi="Cascadia Code"/>
+        </w:rPr>
+        <w:t xml:space="preserve"> .</w:t>
+      </w:r>
+      <w:proofErr w:type="spellStart"/>
+      <w:r>
+        <w:rPr>
+          <w:rFonts w:ascii="Cascadia Code" w:hAnsi="Cascadia Code"/>
+        </w:rPr>
+        <w:t>venv</w:t>
+      </w:r>
+      <w:proofErr w:type="spellEnd"/>
+      <w:proofErr w:type="gramEnd"/>
+    </w:p>
+    <w:p>
+      <w:pPr>
+        <w:pBdr>
+          <w:top w:val="single" w:sz="4" w:space="1" w:color="auto"/>
+          <w:left w:val="single" w:sz="4" w:space="4" w:color="auto"/>
+          <w:bottom w:val="single" w:sz="4" w:space="1" w:color="auto"/>
+          <w:right w:val="single" w:sz="4" w:space="4" w:color="auto"/>
+        </w:pBdr>
+        <w:spacing w:after="0" w:line="240" w:lineRule="auto"/>
+        <w:rPr>
+          <w:rFonts w:ascii="Cascadia Code" w:hAnsi="Cascadia Code"/>
+        </w:rPr>
+      </w:pPr>
+      <w:r>
+        <w:rPr>
+          <w:rFonts w:ascii="Cascadia Code" w:hAnsi="Cascadia Code"/>
+        </w:rPr>
+        <w:t>.</w:t>
+      </w:r>
+      <w:proofErr w:type="spellStart"/>
+      <w:r>
+        <w:rPr>
+          <w:rFonts w:ascii="Cascadia Code" w:hAnsi="Cascadia Code"/>
+        </w:rPr>
+        <w:t>venv</w:t>
+      </w:r>
+      <w:proofErr w:type="spellEnd"/>
+      <w:r>
+        <w:rPr>
+          <w:rFonts w:ascii="Cascadia Code" w:hAnsi="Cascadia Code"/>
+        </w:rPr>
+        <w:t>\Scripts\Activate.ps1</w:t>
       </w:r>
     </w:p>
     <w:p>
@@ -2704,20 +2750,42 @@
         <w:rPr>
           <w:lang w:val="en-US"/>
         </w:rPr>
-        <w:t>: ResilienceBot (Unified Scenario – Day 4)</w:t>
-      </w:r>
-    </w:p>
-    <w:p>
-      <w:pPr>
+        <w:t xml:space="preserve">: </w:t>
+      </w:r>
+      <w:proofErr w:type="spellStart"/>
+      <w:r>
         <w:rPr>
           <w:lang w:val="en-US"/>
         </w:rPr>
-      </w:pPr>
+        <w:t>ResilienceBot</w:t>
+      </w:r>
+      <w:proofErr w:type="spellEnd"/>
       <w:r>
         <w:rPr>
           <w:lang w:val="en-US"/>
         </w:rPr>
-        <w:t>ResilienceBot now provides high-quality RAG responses.</w:t>
+        <w:t xml:space="preserve"> (Unified Scenario – Day 4)</w:t>
+      </w:r>
+    </w:p>
+    <w:p>
+      <w:pPr>
+        <w:rPr>
+          <w:lang w:val="en-US"/>
+        </w:rPr>
+      </w:pPr>
+      <w:proofErr w:type="spellStart"/>
+      <w:r>
+        <w:rPr>
+          <w:lang w:val="en-US"/>
+        </w:rPr>
+        <w:t>ResilienceBot</w:t>
+      </w:r>
+      <w:proofErr w:type="spellEnd"/>
+      <w:r>
+        <w:rPr>
+          <w:lang w:val="en-US"/>
+        </w:rPr>
+        <w:t xml:space="preserve"> now provides high-quality RAG responses.</w:t>
       </w:r>
     </w:p>
     <w:p>
@@ -2819,7 +2887,25 @@
           <w:bCs/>
           <w:lang w:val="en-US"/>
         </w:rPr>
-        <w:t>These require:</w:t>
+        <w:t xml:space="preserve">These </w:t>
+      </w:r>
+      <w:proofErr w:type="gramStart"/>
+      <w:r>
+        <w:rPr>
+          <w:b/>
+          <w:bCs/>
+          <w:lang w:val="en-US"/>
+        </w:rPr>
+        <w:t>require</w:t>
+      </w:r>
+      <w:proofErr w:type="gramEnd"/>
+      <w:r>
+        <w:rPr>
+          <w:b/>
+          <w:bCs/>
+          <w:lang w:val="en-US"/>
+        </w:rPr>
+        <w:t>:</w:t>
       </w:r>
     </w:p>
     <w:p>
@@ -2908,7 +2994,21 @@
         <w:rPr>
           <w:lang w:val="en-US"/>
         </w:rPr>
-        <w:t>Evolving ResilienceBot into an Agentic System that can use tools and produce grounded response</w:t>
+        <w:t xml:space="preserve">Evolving </w:t>
+      </w:r>
+      <w:proofErr w:type="spellStart"/>
+      <w:r>
+        <w:rPr>
+          <w:lang w:val="en-US"/>
+        </w:rPr>
+        <w:t>ResilienceBot</w:t>
+      </w:r>
+      <w:proofErr w:type="spellEnd"/>
+      <w:r>
+        <w:rPr>
+          <w:lang w:val="en-US"/>
+        </w:rPr>
+        <w:t xml:space="preserve"> into an Agentic System that can use tools and produce grounded response</w:t>
       </w:r>
     </w:p>
     <w:p>
@@ -2959,7 +3059,15 @@
     </w:p>
     <w:p>
       <w:r>
-        <w:t>Transform ResilienceBot from:</w:t>
+        <w:t xml:space="preserve">Transform </w:t>
+      </w:r>
+      <w:proofErr w:type="spellStart"/>
+      <w:r>
+        <w:t>ResilienceBot</w:t>
+      </w:r>
+      <w:proofErr w:type="spellEnd"/>
+      <w:r>
+        <w:t xml:space="preserve"> from:</w:t>
       </w:r>
     </w:p>
     <w:p>
@@ -3393,31 +3501,15 @@
           <w:lang w:val="en-US"/>
         </w:rPr>
       </w:pPr>
-      <w:bookmarkStart w:id="10" w:name="_Toc223537545"/>
+      <w:bookmarkStart w:id="10" w:name="_Toc223537546"/>
       <w:r>
         <w:rPr>
           <w:lang w:val="en-US"/>
         </w:rPr>
         <w:lastRenderedPageBreak/>
-        <w:t>Labs</w:t>
+        <w:t>Lab 1: Convert RAG Flow into a Simple Agent</w:t>
       </w:r>
       <w:bookmarkEnd w:id="10"/>
-    </w:p>
-    <w:p>
-      <w:pPr>
-        <w:pStyle w:val="Heading2"/>
-        <w:rPr>
-          <w:lang w:val="en-US"/>
-        </w:rPr>
-      </w:pPr>
-      <w:bookmarkStart w:id="11" w:name="_Toc223537546"/>
-      <w:r>
-        <w:rPr>
-          <w:lang w:val="en-US"/>
-        </w:rPr>
-        <w:t>Lab 1: Convert RAG Flow into a Simple Agent</w:t>
-      </w:r>
-      <w:bookmarkEnd w:id="11"/>
     </w:p>
     <w:p>
       <w:pPr>
@@ -3475,11 +3567,11 @@
       <w:pPr>
         <w:pStyle w:val="Heading3"/>
       </w:pPr>
-      <w:bookmarkStart w:id="12" w:name="_Toc223537547"/>
+      <w:bookmarkStart w:id="11" w:name="_Toc223537547"/>
       <w:r>
         <w:t>Goal</w:t>
       </w:r>
-      <w:bookmarkEnd w:id="12"/>
+      <w:bookmarkEnd w:id="11"/>
     </w:p>
     <w:p>
       <w:r>
@@ -3700,11 +3792,11 @@
       <w:pPr>
         <w:pStyle w:val="Heading3"/>
       </w:pPr>
-      <w:bookmarkStart w:id="13" w:name="_Toc223537548"/>
+      <w:bookmarkStart w:id="12" w:name="_Toc223537548"/>
       <w:r>
         <w:t>Architecture</w:t>
       </w:r>
-      <w:bookmarkEnd w:id="13"/>
+      <w:bookmarkEnd w:id="12"/>
     </w:p>
     <w:p>
       <w:pPr>
@@ -3889,8 +3981,16 @@
         <w:rPr>
           <w:rFonts w:ascii="Cascadia Code" w:hAnsi="Cascadia Code"/>
         </w:rPr>
-        <w:t xml:space="preserve">                | (Vector Search)  |</w:t>
-      </w:r>
+        <w:t xml:space="preserve">                | (Vector </w:t>
+      </w:r>
+      <w:proofErr w:type="gramStart"/>
+      <w:r>
+        <w:rPr>
+          <w:rFonts w:ascii="Cascadia Code" w:hAnsi="Cascadia Code"/>
+        </w:rPr>
+        <w:t>Search)  |</w:t>
+      </w:r>
+      <w:proofErr w:type="gramEnd"/>
     </w:p>
     <w:p>
       <w:pPr>
@@ -4040,14 +4140,14 @@
           <w:lang w:val="en-US"/>
         </w:rPr>
       </w:pPr>
-      <w:bookmarkStart w:id="14" w:name="_Toc223537549"/>
+      <w:bookmarkStart w:id="13" w:name="_Toc223537549"/>
       <w:r>
         <w:rPr>
           <w:lang w:val="en-US"/>
         </w:rPr>
         <w:t>Steps</w:t>
       </w:r>
-      <w:bookmarkEnd w:id="14"/>
+      <w:bookmarkEnd w:id="13"/>
     </w:p>
     <w:p>
       <w:pPr>
@@ -4111,74 +4211,166 @@
         <w:rPr>
           <w:lang w:val="en-US"/>
         </w:rPr>
+        <w:t>Run:</w:t>
+      </w:r>
+    </w:p>
+    <w:p>
+      <w:pPr>
+        <w:pBdr>
+          <w:top w:val="single" w:sz="4" w:space="1" w:color="auto"/>
+          <w:left w:val="single" w:sz="4" w:space="4" w:color="auto"/>
+          <w:bottom w:val="single" w:sz="4" w:space="1" w:color="auto"/>
+          <w:right w:val="single" w:sz="4" w:space="4" w:color="auto"/>
+        </w:pBdr>
+        <w:spacing w:after="0" w:line="240" w:lineRule="auto"/>
+        <w:rPr>
+          <w:rFonts w:ascii="Cascadia Code" w:hAnsi="Cascadia Code"/>
+        </w:rPr>
+      </w:pPr>
+      <w:r>
+        <w:rPr>
+          <w:rFonts w:ascii="Cascadia Code" w:hAnsi="Cascadia Code"/>
+        </w:rPr>
         <w:lastRenderedPageBreak/>
-        <w:t>Run:</w:t>
-      </w:r>
-    </w:p>
-    <w:p>
-      <w:pPr>
-        <w:pBdr>
-          <w:top w:val="single" w:sz="4" w:space="1" w:color="auto"/>
-          <w:left w:val="single" w:sz="4" w:space="4" w:color="auto"/>
-          <w:bottom w:val="single" w:sz="4" w:space="1" w:color="auto"/>
-          <w:right w:val="single" w:sz="4" w:space="4" w:color="auto"/>
-        </w:pBdr>
-        <w:spacing w:after="0" w:line="240" w:lineRule="auto"/>
-        <w:rPr>
-          <w:rFonts w:ascii="Cascadia Code" w:hAnsi="Cascadia Code"/>
-        </w:rPr>
-      </w:pPr>
-      <w:r>
-        <w:rPr>
-          <w:rFonts w:ascii="Cascadia Code" w:hAnsi="Cascadia Code"/>
-        </w:rPr>
-        <w:t xml:space="preserve">pip install langchain langchain-community langgraph </w:t>
-      </w:r>
-    </w:p>
-    <w:p>
-      <w:pPr>
-        <w:pBdr>
-          <w:top w:val="single" w:sz="4" w:space="1" w:color="auto"/>
-          <w:left w:val="single" w:sz="4" w:space="4" w:color="auto"/>
-          <w:bottom w:val="single" w:sz="4" w:space="1" w:color="auto"/>
-          <w:right w:val="single" w:sz="4" w:space="4" w:color="auto"/>
-        </w:pBdr>
-        <w:spacing w:after="0" w:line="240" w:lineRule="auto"/>
-        <w:rPr>
-          <w:rFonts w:ascii="Cascadia Code" w:hAnsi="Cascadia Code"/>
-        </w:rPr>
-      </w:pPr>
-      <w:r>
-        <w:rPr>
-          <w:rFonts w:ascii="Cascadia Code" w:hAnsi="Cascadia Code"/>
-        </w:rPr>
         <w:t xml:space="preserve">pip install </w:t>
       </w:r>
-      <w:r>
-        <w:rPr>
-          <w:rFonts w:ascii="Cascadia Code" w:hAnsi="Cascadia Code"/>
-        </w:rPr>
-        <w:t xml:space="preserve">langchain-text-splitters langchain-huggingface </w:t>
-      </w:r>
-    </w:p>
-    <w:p>
-      <w:pPr>
-        <w:pBdr>
-          <w:top w:val="single" w:sz="4" w:space="1" w:color="auto"/>
-          <w:left w:val="single" w:sz="4" w:space="4" w:color="auto"/>
-          <w:bottom w:val="single" w:sz="4" w:space="1" w:color="auto"/>
-          <w:right w:val="single" w:sz="4" w:space="4" w:color="auto"/>
-        </w:pBdr>
-        <w:spacing w:after="0" w:line="240" w:lineRule="auto"/>
-        <w:rPr>
-          <w:rFonts w:ascii="Cascadia Code" w:hAnsi="Cascadia Code"/>
-        </w:rPr>
-      </w:pPr>
-      <w:r>
-        <w:rPr>
-          <w:rFonts w:ascii="Cascadia Code" w:hAnsi="Cascadia Code"/>
-        </w:rPr>
-        <w:t xml:space="preserve">pip install langchain-chroma chromadb </w:t>
+      <w:proofErr w:type="spellStart"/>
+      <w:r>
+        <w:rPr>
+          <w:rFonts w:ascii="Cascadia Code" w:hAnsi="Cascadia Code"/>
+        </w:rPr>
+        <w:t>langchain</w:t>
+      </w:r>
+      <w:proofErr w:type="spellEnd"/>
+      <w:r>
+        <w:rPr>
+          <w:rFonts w:ascii="Cascadia Code" w:hAnsi="Cascadia Code"/>
+        </w:rPr>
+        <w:t xml:space="preserve"> </w:t>
+      </w:r>
+      <w:proofErr w:type="spellStart"/>
+      <w:r>
+        <w:rPr>
+          <w:rFonts w:ascii="Cascadia Code" w:hAnsi="Cascadia Code"/>
+        </w:rPr>
+        <w:t>langchain</w:t>
+      </w:r>
+      <w:proofErr w:type="spellEnd"/>
+      <w:r>
+        <w:rPr>
+          <w:rFonts w:ascii="Cascadia Code" w:hAnsi="Cascadia Code"/>
+        </w:rPr>
+        <w:t xml:space="preserve">-community </w:t>
+      </w:r>
+      <w:proofErr w:type="spellStart"/>
+      <w:r>
+        <w:rPr>
+          <w:rFonts w:ascii="Cascadia Code" w:hAnsi="Cascadia Code"/>
+        </w:rPr>
+        <w:t>langgraph</w:t>
+      </w:r>
+      <w:proofErr w:type="spellEnd"/>
+      <w:r>
+        <w:rPr>
+          <w:rFonts w:ascii="Cascadia Code" w:hAnsi="Cascadia Code"/>
+        </w:rPr>
+        <w:t xml:space="preserve"> </w:t>
+      </w:r>
+    </w:p>
+    <w:p>
+      <w:pPr>
+        <w:pBdr>
+          <w:top w:val="single" w:sz="4" w:space="1" w:color="auto"/>
+          <w:left w:val="single" w:sz="4" w:space="4" w:color="auto"/>
+          <w:bottom w:val="single" w:sz="4" w:space="1" w:color="auto"/>
+          <w:right w:val="single" w:sz="4" w:space="4" w:color="auto"/>
+        </w:pBdr>
+        <w:spacing w:after="0" w:line="240" w:lineRule="auto"/>
+        <w:rPr>
+          <w:rFonts w:ascii="Cascadia Code" w:hAnsi="Cascadia Code"/>
+        </w:rPr>
+      </w:pPr>
+      <w:r>
+        <w:rPr>
+          <w:rFonts w:ascii="Cascadia Code" w:hAnsi="Cascadia Code"/>
+        </w:rPr>
+        <w:t xml:space="preserve">pip install </w:t>
+      </w:r>
+      <w:proofErr w:type="spellStart"/>
+      <w:r>
+        <w:rPr>
+          <w:rFonts w:ascii="Cascadia Code" w:hAnsi="Cascadia Code"/>
+        </w:rPr>
+        <w:t>langchain</w:t>
+      </w:r>
+      <w:proofErr w:type="spellEnd"/>
+      <w:r>
+        <w:rPr>
+          <w:rFonts w:ascii="Cascadia Code" w:hAnsi="Cascadia Code"/>
+        </w:rPr>
+        <w:t xml:space="preserve">-text-splitters </w:t>
+      </w:r>
+      <w:proofErr w:type="spellStart"/>
+      <w:r>
+        <w:rPr>
+          <w:rFonts w:ascii="Cascadia Code" w:hAnsi="Cascadia Code"/>
+        </w:rPr>
+        <w:t>langchain-huggingface</w:t>
+      </w:r>
+      <w:proofErr w:type="spellEnd"/>
+      <w:r>
+        <w:rPr>
+          <w:rFonts w:ascii="Cascadia Code" w:hAnsi="Cascadia Code"/>
+        </w:rPr>
+        <w:t xml:space="preserve"> </w:t>
+      </w:r>
+    </w:p>
+    <w:p>
+      <w:pPr>
+        <w:pBdr>
+          <w:top w:val="single" w:sz="4" w:space="1" w:color="auto"/>
+          <w:left w:val="single" w:sz="4" w:space="4" w:color="auto"/>
+          <w:bottom w:val="single" w:sz="4" w:space="1" w:color="auto"/>
+          <w:right w:val="single" w:sz="4" w:space="4" w:color="auto"/>
+        </w:pBdr>
+        <w:spacing w:after="0" w:line="240" w:lineRule="auto"/>
+        <w:rPr>
+          <w:rFonts w:ascii="Cascadia Code" w:hAnsi="Cascadia Code"/>
+        </w:rPr>
+      </w:pPr>
+      <w:r>
+        <w:rPr>
+          <w:rFonts w:ascii="Cascadia Code" w:hAnsi="Cascadia Code"/>
+        </w:rPr>
+        <w:t xml:space="preserve">pip install </w:t>
+      </w:r>
+      <w:proofErr w:type="spellStart"/>
+      <w:r>
+        <w:rPr>
+          <w:rFonts w:ascii="Cascadia Code" w:hAnsi="Cascadia Code"/>
+        </w:rPr>
+        <w:t>langchain</w:t>
+      </w:r>
+      <w:proofErr w:type="spellEnd"/>
+      <w:r>
+        <w:rPr>
+          <w:rFonts w:ascii="Cascadia Code" w:hAnsi="Cascadia Code"/>
+        </w:rPr>
+        <w:t xml:space="preserve">-chroma </w:t>
+      </w:r>
+      <w:proofErr w:type="spellStart"/>
+      <w:r>
+        <w:rPr>
+          <w:rFonts w:ascii="Cascadia Code" w:hAnsi="Cascadia Code"/>
+        </w:rPr>
+        <w:t>chromadb</w:t>
+      </w:r>
+      <w:proofErr w:type="spellEnd"/>
+      <w:r>
+        <w:rPr>
+          <w:rFonts w:ascii="Cascadia Code" w:hAnsi="Cascadia Code"/>
+        </w:rPr>
+        <w:t xml:space="preserve"> </w:t>
       </w:r>
     </w:p>
     <w:p>
@@ -4775,11 +4967,19 @@
           <w:lang w:val="en-US"/>
         </w:rPr>
       </w:pPr>
+      <w:proofErr w:type="gramStart"/>
       <w:r>
         <w:rPr>
           <w:lang w:val="en-US"/>
         </w:rPr>
-        <w:t xml:space="preserve">Take a look at </w:t>
+        <w:t>Take a look</w:t>
+      </w:r>
+      <w:proofErr w:type="gramEnd"/>
+      <w:r>
+        <w:rPr>
+          <w:lang w:val="en-US"/>
+        </w:rPr>
+        <w:t xml:space="preserve"> at </w:t>
       </w:r>
       <w:r>
         <w:rPr>
@@ -4938,7 +5138,6 @@
         <w:rPr>
           <w:rFonts w:ascii="Cascadia Code" w:hAnsi="Cascadia Code"/>
         </w:rPr>
-        <w:lastRenderedPageBreak/>
         <w:t>python main.py</w:t>
       </w:r>
     </w:p>
@@ -4958,6 +5157,7 @@
           <w:i/>
           <w:iCs/>
         </w:rPr>
+        <w:lastRenderedPageBreak/>
         <w:t>Example queries:</w:t>
       </w:r>
     </w:p>
@@ -5036,19 +5236,20 @@
     </w:p>
     <w:p>
       <w:pPr>
-        <w:pStyle w:val="Heading2"/>
+        <w:pStyle w:val="Heading1"/>
         <w:rPr>
           <w:lang w:val="en-US"/>
         </w:rPr>
       </w:pPr>
-      <w:bookmarkStart w:id="15" w:name="_Toc223537550"/>
+      <w:bookmarkStart w:id="14" w:name="_Toc223537550"/>
       <w:r>
         <w:rPr>
           <w:lang w:val="en-US"/>
         </w:rPr>
+        <w:lastRenderedPageBreak/>
         <w:t>Lab 2: Integrate SQL Query Tool</w:t>
       </w:r>
-      <w:bookmarkEnd w:id="15"/>
+      <w:bookmarkEnd w:id="14"/>
     </w:p>
     <w:p>
       <w:pPr>
@@ -5121,15 +5322,23 @@
       <w:pPr>
         <w:pStyle w:val="Heading3"/>
       </w:pPr>
-      <w:bookmarkStart w:id="16" w:name="_Toc223537551"/>
+      <w:bookmarkStart w:id="15" w:name="_Toc223537551"/>
       <w:r>
         <w:t>Goal</w:t>
       </w:r>
-      <w:bookmarkEnd w:id="16"/>
-    </w:p>
-    <w:p>
-      <w:r>
-        <w:t>The goal is for ResilienceBot to answer questions like:</w:t>
+      <w:bookmarkEnd w:id="15"/>
+    </w:p>
+    <w:p>
+      <w:r>
+        <w:t xml:space="preserve">The goal is for </w:t>
+      </w:r>
+      <w:proofErr w:type="spellStart"/>
+      <w:r>
+        <w:t>ResilienceBot</w:t>
+      </w:r>
+      <w:proofErr w:type="spellEnd"/>
+      <w:r>
+        <w:t xml:space="preserve"> to answer questions like:</w:t>
       </w:r>
     </w:p>
     <w:p>
@@ -5199,11 +5408,11 @@
       <w:pPr>
         <w:pStyle w:val="Heading3"/>
       </w:pPr>
-      <w:bookmarkStart w:id="17" w:name="_Toc223537552"/>
+      <w:bookmarkStart w:id="16" w:name="_Toc223537552"/>
       <w:r>
         <w:t>Architecture</w:t>
       </w:r>
-      <w:bookmarkEnd w:id="17"/>
+      <w:bookmarkEnd w:id="16"/>
     </w:p>
     <w:p>
       <w:r>
@@ -5322,7 +5531,21 @@
           <w:rFonts w:ascii="Cascadia Code" w:hAnsi="Cascadia Code"/>
         </w:rPr>
         <w:br/>
-        <w:t>Tool 1: incident_search (RAG)</w:t>
+        <w:t xml:space="preserve">Tool 1: </w:t>
+      </w:r>
+      <w:proofErr w:type="spellStart"/>
+      <w:r>
+        <w:rPr>
+          <w:rFonts w:ascii="Cascadia Code" w:hAnsi="Cascadia Code"/>
+        </w:rPr>
+        <w:t>incident_search</w:t>
+      </w:r>
+      <w:proofErr w:type="spellEnd"/>
+      <w:r>
+        <w:rPr>
+          <w:rFonts w:ascii="Cascadia Code" w:hAnsi="Cascadia Code"/>
+        </w:rPr>
+        <w:t xml:space="preserve"> (RAG)</w:t>
       </w:r>
     </w:p>
     <w:p>
@@ -5344,7 +5567,21 @@
         <w:rPr>
           <w:rFonts w:ascii="Cascadia Code" w:hAnsi="Cascadia Code"/>
         </w:rPr>
-        <w:t>Tool 2: sql_query (structured DB)</w:t>
+        <w:t xml:space="preserve">Tool 2: </w:t>
+      </w:r>
+      <w:proofErr w:type="spellStart"/>
+      <w:r>
+        <w:rPr>
+          <w:rFonts w:ascii="Cascadia Code" w:hAnsi="Cascadia Code"/>
+        </w:rPr>
+        <w:t>sql_query</w:t>
+      </w:r>
+      <w:proofErr w:type="spellEnd"/>
+      <w:r>
+        <w:rPr>
+          <w:rFonts w:ascii="Cascadia Code" w:hAnsi="Cascadia Code"/>
+        </w:rPr>
+        <w:t xml:space="preserve"> (structured DB)</w:t>
       </w:r>
     </w:p>
     <w:p>
@@ -5409,350 +5646,358 @@
       <w:pPr>
         <w:pStyle w:val="Heading3"/>
       </w:pPr>
-      <w:bookmarkStart w:id="18" w:name="_Toc223537553"/>
+      <w:bookmarkStart w:id="17" w:name="_Toc223537553"/>
       <w:r>
         <w:t>Project Structure</w:t>
       </w:r>
+      <w:bookmarkEnd w:id="17"/>
+    </w:p>
+    <w:p>
+      <w:pPr>
+        <w:pStyle w:val="ListParagraph"/>
+        <w:pBdr>
+          <w:top w:val="single" w:sz="4" w:space="1" w:color="auto"/>
+          <w:left w:val="single" w:sz="4" w:space="4" w:color="auto"/>
+          <w:bottom w:val="single" w:sz="4" w:space="1" w:color="auto"/>
+          <w:right w:val="single" w:sz="4" w:space="4" w:color="auto"/>
+        </w:pBdr>
+        <w:spacing w:after="0" w:line="240" w:lineRule="auto"/>
+        <w:ind w:left="0"/>
+        <w:rPr>
+          <w:rFonts w:ascii="Cascadia Code" w:hAnsi="Cascadia Code"/>
+        </w:rPr>
+      </w:pPr>
+      <w:r>
+        <w:rPr>
+          <w:rFonts w:ascii="Cascadia Code" w:hAnsi="Cascadia Code"/>
+        </w:rPr>
+        <w:t>Lab02/</w:t>
+      </w:r>
+    </w:p>
+    <w:p>
+      <w:pPr>
+        <w:pStyle w:val="ListParagraph"/>
+        <w:pBdr>
+          <w:top w:val="single" w:sz="4" w:space="1" w:color="auto"/>
+          <w:left w:val="single" w:sz="4" w:space="4" w:color="auto"/>
+          <w:bottom w:val="single" w:sz="4" w:space="1" w:color="auto"/>
+          <w:right w:val="single" w:sz="4" w:space="4" w:color="auto"/>
+        </w:pBdr>
+        <w:spacing w:after="0" w:line="240" w:lineRule="auto"/>
+        <w:ind w:left="0"/>
+        <w:rPr>
+          <w:rFonts w:ascii="Cascadia Code" w:hAnsi="Cascadia Code"/>
+        </w:rPr>
+      </w:pPr>
+      <w:r>
+        <w:rPr>
+          <w:rFonts w:ascii="Cascadia Code" w:hAnsi="Cascadia Code"/>
+        </w:rPr>
+        <w:t>│</w:t>
+      </w:r>
+    </w:p>
+    <w:p>
+      <w:pPr>
+        <w:pStyle w:val="ListParagraph"/>
+        <w:pBdr>
+          <w:top w:val="single" w:sz="4" w:space="1" w:color="auto"/>
+          <w:left w:val="single" w:sz="4" w:space="4" w:color="auto"/>
+          <w:bottom w:val="single" w:sz="4" w:space="1" w:color="auto"/>
+          <w:right w:val="single" w:sz="4" w:space="4" w:color="auto"/>
+        </w:pBdr>
+        <w:spacing w:after="0" w:line="240" w:lineRule="auto"/>
+        <w:ind w:left="0"/>
+        <w:rPr>
+          <w:rFonts w:ascii="Cascadia Code" w:hAnsi="Cascadia Code"/>
+        </w:rPr>
+      </w:pPr>
+      <w:r>
+        <w:rPr>
+          <w:rFonts w:ascii="MS Gothic" w:eastAsia="MS Gothic" w:hAnsi="MS Gothic" w:cs="MS Gothic" w:hint="eastAsia"/>
+        </w:rPr>
+        <w:t>├</w:t>
+      </w:r>
+      <w:r>
+        <w:rPr>
+          <w:rFonts w:ascii="Cascadia Code" w:hAnsi="Cascadia Code"/>
+        </w:rPr>
+        <w:t>── data/</w:t>
+      </w:r>
+    </w:p>
+    <w:p>
+      <w:pPr>
+        <w:pStyle w:val="ListParagraph"/>
+        <w:pBdr>
+          <w:top w:val="single" w:sz="4" w:space="1" w:color="auto"/>
+          <w:left w:val="single" w:sz="4" w:space="4" w:color="auto"/>
+          <w:bottom w:val="single" w:sz="4" w:space="1" w:color="auto"/>
+          <w:right w:val="single" w:sz="4" w:space="4" w:color="auto"/>
+        </w:pBdr>
+        <w:spacing w:after="0" w:line="240" w:lineRule="auto"/>
+        <w:ind w:left="0"/>
+        <w:rPr>
+          <w:rFonts w:ascii="Cascadia Code" w:hAnsi="Cascadia Code"/>
+        </w:rPr>
+      </w:pPr>
+      <w:r>
+        <w:rPr>
+          <w:rFonts w:ascii="Cascadia Code" w:hAnsi="Cascadia Code"/>
+        </w:rPr>
+        <w:t>│     incidents.txt</w:t>
+      </w:r>
+    </w:p>
+    <w:p>
+      <w:pPr>
+        <w:pStyle w:val="ListParagraph"/>
+        <w:pBdr>
+          <w:top w:val="single" w:sz="4" w:space="1" w:color="auto"/>
+          <w:left w:val="single" w:sz="4" w:space="4" w:color="auto"/>
+          <w:bottom w:val="single" w:sz="4" w:space="1" w:color="auto"/>
+          <w:right w:val="single" w:sz="4" w:space="4" w:color="auto"/>
+        </w:pBdr>
+        <w:spacing w:after="0" w:line="240" w:lineRule="auto"/>
+        <w:ind w:left="0"/>
+        <w:rPr>
+          <w:rFonts w:ascii="Cascadia Code" w:hAnsi="Cascadia Code"/>
+        </w:rPr>
+      </w:pPr>
+      <w:r>
+        <w:rPr>
+          <w:rFonts w:ascii="Cascadia Code" w:hAnsi="Cascadia Code"/>
+        </w:rPr>
+        <w:t>│</w:t>
+      </w:r>
+    </w:p>
+    <w:p>
+      <w:pPr>
+        <w:pStyle w:val="ListParagraph"/>
+        <w:pBdr>
+          <w:top w:val="single" w:sz="4" w:space="1" w:color="auto"/>
+          <w:left w:val="single" w:sz="4" w:space="4" w:color="auto"/>
+          <w:bottom w:val="single" w:sz="4" w:space="1" w:color="auto"/>
+          <w:right w:val="single" w:sz="4" w:space="4" w:color="auto"/>
+        </w:pBdr>
+        <w:spacing w:after="0" w:line="240" w:lineRule="auto"/>
+        <w:ind w:left="0"/>
+        <w:rPr>
+          <w:rFonts w:ascii="Cascadia Code" w:hAnsi="Cascadia Code"/>
+        </w:rPr>
+      </w:pPr>
+      <w:r>
+        <w:rPr>
+          <w:rFonts w:ascii="MS Gothic" w:eastAsia="MS Gothic" w:hAnsi="MS Gothic" w:cs="MS Gothic" w:hint="eastAsia"/>
+        </w:rPr>
+        <w:t>├</w:t>
+      </w:r>
+      <w:r>
+        <w:rPr>
+          <w:rFonts w:ascii="Cascadia Code" w:hAnsi="Cascadia Code"/>
+        </w:rPr>
+        <w:t>── database/</w:t>
+      </w:r>
+    </w:p>
+    <w:p>
+      <w:pPr>
+        <w:pStyle w:val="ListParagraph"/>
+        <w:pBdr>
+          <w:top w:val="single" w:sz="4" w:space="1" w:color="auto"/>
+          <w:left w:val="single" w:sz="4" w:space="4" w:color="auto"/>
+          <w:bottom w:val="single" w:sz="4" w:space="1" w:color="auto"/>
+          <w:right w:val="single" w:sz="4" w:space="4" w:color="auto"/>
+        </w:pBdr>
+        <w:spacing w:after="0" w:line="240" w:lineRule="auto"/>
+        <w:ind w:left="0"/>
+        <w:rPr>
+          <w:rFonts w:ascii="Cascadia Code" w:hAnsi="Cascadia Code"/>
+        </w:rPr>
+      </w:pPr>
+      <w:r>
+        <w:rPr>
+          <w:rFonts w:ascii="Cascadia Code" w:hAnsi="Cascadia Code"/>
+        </w:rPr>
+        <w:t xml:space="preserve">│     </w:t>
+      </w:r>
+      <w:proofErr w:type="spellStart"/>
+      <w:r>
+        <w:rPr>
+          <w:rFonts w:ascii="Cascadia Code" w:hAnsi="Cascadia Code"/>
+        </w:rPr>
+        <w:t>incidents.db</w:t>
+      </w:r>
+      <w:proofErr w:type="spellEnd"/>
+    </w:p>
+    <w:p>
+      <w:pPr>
+        <w:pStyle w:val="ListParagraph"/>
+        <w:pBdr>
+          <w:top w:val="single" w:sz="4" w:space="1" w:color="auto"/>
+          <w:left w:val="single" w:sz="4" w:space="4" w:color="auto"/>
+          <w:bottom w:val="single" w:sz="4" w:space="1" w:color="auto"/>
+          <w:right w:val="single" w:sz="4" w:space="4" w:color="auto"/>
+        </w:pBdr>
+        <w:spacing w:after="0" w:line="240" w:lineRule="auto"/>
+        <w:ind w:left="0"/>
+        <w:rPr>
+          <w:rFonts w:ascii="Cascadia Code" w:hAnsi="Cascadia Code"/>
+        </w:rPr>
+      </w:pPr>
+      <w:r>
+        <w:rPr>
+          <w:rFonts w:ascii="Cascadia Code" w:hAnsi="Cascadia Code"/>
+        </w:rPr>
+        <w:t>│</w:t>
+      </w:r>
+    </w:p>
+    <w:p>
+      <w:pPr>
+        <w:pStyle w:val="ListParagraph"/>
+        <w:pBdr>
+          <w:top w:val="single" w:sz="4" w:space="1" w:color="auto"/>
+          <w:left w:val="single" w:sz="4" w:space="4" w:color="auto"/>
+          <w:bottom w:val="single" w:sz="4" w:space="1" w:color="auto"/>
+          <w:right w:val="single" w:sz="4" w:space="4" w:color="auto"/>
+        </w:pBdr>
+        <w:spacing w:after="0" w:line="240" w:lineRule="auto"/>
+        <w:ind w:left="0"/>
+        <w:rPr>
+          <w:rFonts w:ascii="Cascadia Code" w:hAnsi="Cascadia Code"/>
+        </w:rPr>
+      </w:pPr>
+      <w:r>
+        <w:rPr>
+          <w:rFonts w:ascii="MS Gothic" w:eastAsia="MS Gothic" w:hAnsi="MS Gothic" w:cs="MS Gothic" w:hint="eastAsia"/>
+        </w:rPr>
+        <w:t>├</w:t>
+      </w:r>
+      <w:r>
+        <w:rPr>
+          <w:rFonts w:ascii="Cascadia Code" w:hAnsi="Cascadia Code"/>
+        </w:rPr>
+        <w:t>── rag_index.py</w:t>
+      </w:r>
+    </w:p>
+    <w:p>
+      <w:pPr>
+        <w:pStyle w:val="ListParagraph"/>
+        <w:pBdr>
+          <w:top w:val="single" w:sz="4" w:space="1" w:color="auto"/>
+          <w:left w:val="single" w:sz="4" w:space="4" w:color="auto"/>
+          <w:bottom w:val="single" w:sz="4" w:space="1" w:color="auto"/>
+          <w:right w:val="single" w:sz="4" w:space="4" w:color="auto"/>
+        </w:pBdr>
+        <w:spacing w:after="0" w:line="240" w:lineRule="auto"/>
+        <w:ind w:left="0"/>
+        <w:rPr>
+          <w:rFonts w:ascii="Cascadia Code" w:hAnsi="Cascadia Code"/>
+        </w:rPr>
+      </w:pPr>
+      <w:r>
+        <w:rPr>
+          <w:rFonts w:ascii="MS Gothic" w:eastAsia="MS Gothic" w:hAnsi="MS Gothic" w:cs="MS Gothic" w:hint="eastAsia"/>
+        </w:rPr>
+        <w:t>├</w:t>
+      </w:r>
+      <w:r>
+        <w:rPr>
+          <w:rFonts w:ascii="Cascadia Code" w:hAnsi="Cascadia Code"/>
+        </w:rPr>
+        <w:t>── tools.py</w:t>
+      </w:r>
+    </w:p>
+    <w:p>
+      <w:pPr>
+        <w:pStyle w:val="ListParagraph"/>
+        <w:pBdr>
+          <w:top w:val="single" w:sz="4" w:space="1" w:color="auto"/>
+          <w:left w:val="single" w:sz="4" w:space="4" w:color="auto"/>
+          <w:bottom w:val="single" w:sz="4" w:space="1" w:color="auto"/>
+          <w:right w:val="single" w:sz="4" w:space="4" w:color="auto"/>
+        </w:pBdr>
+        <w:spacing w:after="0" w:line="240" w:lineRule="auto"/>
+        <w:ind w:left="0"/>
+        <w:rPr>
+          <w:rFonts w:ascii="Cascadia Code" w:hAnsi="Cascadia Code"/>
+        </w:rPr>
+      </w:pPr>
+      <w:r>
+        <w:rPr>
+          <w:rFonts w:ascii="MS Gothic" w:eastAsia="MS Gothic" w:hAnsi="MS Gothic" w:cs="MS Gothic" w:hint="eastAsia"/>
+        </w:rPr>
+        <w:t>├</w:t>
+      </w:r>
+      <w:r>
+        <w:rPr>
+          <w:rFonts w:ascii="Cascadia Code" w:hAnsi="Cascadia Code"/>
+        </w:rPr>
+        <w:t>── agent.py</w:t>
+      </w:r>
+    </w:p>
+    <w:p>
+      <w:pPr>
+        <w:pStyle w:val="ListParagraph"/>
+        <w:pBdr>
+          <w:top w:val="single" w:sz="4" w:space="1" w:color="auto"/>
+          <w:left w:val="single" w:sz="4" w:space="4" w:color="auto"/>
+          <w:bottom w:val="single" w:sz="4" w:space="1" w:color="auto"/>
+          <w:right w:val="single" w:sz="4" w:space="4" w:color="auto"/>
+        </w:pBdr>
+        <w:spacing w:after="0" w:line="240" w:lineRule="auto"/>
+        <w:ind w:left="0"/>
+        <w:rPr>
+          <w:rFonts w:ascii="Cascadia Code" w:hAnsi="Cascadia Code"/>
+        </w:rPr>
+      </w:pPr>
+      <w:r>
+        <w:rPr>
+          <w:rFonts w:ascii="MS Gothic" w:eastAsia="MS Gothic" w:hAnsi="MS Gothic" w:cs="MS Gothic" w:hint="eastAsia"/>
+        </w:rPr>
+        <w:t>├</w:t>
+      </w:r>
+      <w:r>
+        <w:rPr>
+          <w:rFonts w:ascii="Cascadia Code" w:hAnsi="Cascadia Code"/>
+        </w:rPr>
+        <w:t>── create_db.py</w:t>
+      </w:r>
+    </w:p>
+    <w:p>
+      <w:pPr>
+        <w:pStyle w:val="ListParagraph"/>
+        <w:pBdr>
+          <w:top w:val="single" w:sz="4" w:space="1" w:color="auto"/>
+          <w:left w:val="single" w:sz="4" w:space="4" w:color="auto"/>
+          <w:bottom w:val="single" w:sz="4" w:space="1" w:color="auto"/>
+          <w:right w:val="single" w:sz="4" w:space="4" w:color="auto"/>
+        </w:pBdr>
+        <w:spacing w:after="0" w:line="240" w:lineRule="auto"/>
+        <w:ind w:left="0"/>
+        <w:rPr>
+          <w:rFonts w:ascii="Cascadia Code" w:hAnsi="Cascadia Code"/>
+        </w:rPr>
+      </w:pPr>
+      <w:r>
+        <w:rPr>
+          <w:rFonts w:ascii="Cascadia Code" w:hAnsi="Cascadia Code"/>
+        </w:rPr>
+        <w:t>└── main.py</w:t>
+      </w:r>
+    </w:p>
+    <w:p>
+      <w:pPr>
+        <w:pStyle w:val="Heading3"/>
+        <w:rPr>
+          <w:lang w:val="en-US"/>
+        </w:rPr>
+      </w:pPr>
+      <w:bookmarkStart w:id="18" w:name="_Toc223537554"/>
+      <w:r>
+        <w:rPr>
+          <w:lang w:val="en-US"/>
+        </w:rPr>
+        <w:lastRenderedPageBreak/>
+        <w:t>Steps</w:t>
+      </w:r>
       <w:bookmarkEnd w:id="18"/>
-    </w:p>
-    <w:p>
-      <w:pPr>
-        <w:pStyle w:val="ListParagraph"/>
-        <w:pBdr>
-          <w:top w:val="single" w:sz="4" w:space="1" w:color="auto"/>
-          <w:left w:val="single" w:sz="4" w:space="4" w:color="auto"/>
-          <w:bottom w:val="single" w:sz="4" w:space="1" w:color="auto"/>
-          <w:right w:val="single" w:sz="4" w:space="4" w:color="auto"/>
-        </w:pBdr>
-        <w:spacing w:after="0" w:line="240" w:lineRule="auto"/>
-        <w:ind w:left="0"/>
-        <w:rPr>
-          <w:rFonts w:ascii="Cascadia Code" w:hAnsi="Cascadia Code"/>
-        </w:rPr>
-      </w:pPr>
-      <w:r>
-        <w:rPr>
-          <w:rFonts w:ascii="Cascadia Code" w:hAnsi="Cascadia Code"/>
-        </w:rPr>
-        <w:t>Lab02/</w:t>
-      </w:r>
-    </w:p>
-    <w:p>
-      <w:pPr>
-        <w:pStyle w:val="ListParagraph"/>
-        <w:pBdr>
-          <w:top w:val="single" w:sz="4" w:space="1" w:color="auto"/>
-          <w:left w:val="single" w:sz="4" w:space="4" w:color="auto"/>
-          <w:bottom w:val="single" w:sz="4" w:space="1" w:color="auto"/>
-          <w:right w:val="single" w:sz="4" w:space="4" w:color="auto"/>
-        </w:pBdr>
-        <w:spacing w:after="0" w:line="240" w:lineRule="auto"/>
-        <w:ind w:left="0"/>
-        <w:rPr>
-          <w:rFonts w:ascii="Cascadia Code" w:hAnsi="Cascadia Code"/>
-        </w:rPr>
-      </w:pPr>
-      <w:r>
-        <w:rPr>
-          <w:rFonts w:ascii="Cascadia Code" w:hAnsi="Cascadia Code"/>
-        </w:rPr>
-        <w:t>│</w:t>
-      </w:r>
-    </w:p>
-    <w:p>
-      <w:pPr>
-        <w:pStyle w:val="ListParagraph"/>
-        <w:pBdr>
-          <w:top w:val="single" w:sz="4" w:space="1" w:color="auto"/>
-          <w:left w:val="single" w:sz="4" w:space="4" w:color="auto"/>
-          <w:bottom w:val="single" w:sz="4" w:space="1" w:color="auto"/>
-          <w:right w:val="single" w:sz="4" w:space="4" w:color="auto"/>
-        </w:pBdr>
-        <w:spacing w:after="0" w:line="240" w:lineRule="auto"/>
-        <w:ind w:left="0"/>
-        <w:rPr>
-          <w:rFonts w:ascii="Cascadia Code" w:hAnsi="Cascadia Code"/>
-        </w:rPr>
-      </w:pPr>
-      <w:r>
-        <w:rPr>
-          <w:rFonts w:ascii="MS Gothic" w:eastAsia="MS Gothic" w:hAnsi="MS Gothic" w:cs="MS Gothic" w:hint="eastAsia"/>
-        </w:rPr>
-        <w:t>├</w:t>
-      </w:r>
-      <w:r>
-        <w:rPr>
-          <w:rFonts w:ascii="Cascadia Code" w:hAnsi="Cascadia Code"/>
-        </w:rPr>
-        <w:t>── data/</w:t>
-      </w:r>
-    </w:p>
-    <w:p>
-      <w:pPr>
-        <w:pStyle w:val="ListParagraph"/>
-        <w:pBdr>
-          <w:top w:val="single" w:sz="4" w:space="1" w:color="auto"/>
-          <w:left w:val="single" w:sz="4" w:space="4" w:color="auto"/>
-          <w:bottom w:val="single" w:sz="4" w:space="1" w:color="auto"/>
-          <w:right w:val="single" w:sz="4" w:space="4" w:color="auto"/>
-        </w:pBdr>
-        <w:spacing w:after="0" w:line="240" w:lineRule="auto"/>
-        <w:ind w:left="0"/>
-        <w:rPr>
-          <w:rFonts w:ascii="Cascadia Code" w:hAnsi="Cascadia Code"/>
-        </w:rPr>
-      </w:pPr>
-      <w:r>
-        <w:rPr>
-          <w:rFonts w:ascii="Cascadia Code" w:hAnsi="Cascadia Code"/>
-        </w:rPr>
-        <w:t>│     incidents.txt</w:t>
-      </w:r>
-    </w:p>
-    <w:p>
-      <w:pPr>
-        <w:pStyle w:val="ListParagraph"/>
-        <w:pBdr>
-          <w:top w:val="single" w:sz="4" w:space="1" w:color="auto"/>
-          <w:left w:val="single" w:sz="4" w:space="4" w:color="auto"/>
-          <w:bottom w:val="single" w:sz="4" w:space="1" w:color="auto"/>
-          <w:right w:val="single" w:sz="4" w:space="4" w:color="auto"/>
-        </w:pBdr>
-        <w:spacing w:after="0" w:line="240" w:lineRule="auto"/>
-        <w:ind w:left="0"/>
-        <w:rPr>
-          <w:rFonts w:ascii="Cascadia Code" w:hAnsi="Cascadia Code"/>
-        </w:rPr>
-      </w:pPr>
-      <w:r>
-        <w:rPr>
-          <w:rFonts w:ascii="Cascadia Code" w:hAnsi="Cascadia Code"/>
-        </w:rPr>
-        <w:t>│</w:t>
-      </w:r>
-    </w:p>
-    <w:p>
-      <w:pPr>
-        <w:pStyle w:val="ListParagraph"/>
-        <w:pBdr>
-          <w:top w:val="single" w:sz="4" w:space="1" w:color="auto"/>
-          <w:left w:val="single" w:sz="4" w:space="4" w:color="auto"/>
-          <w:bottom w:val="single" w:sz="4" w:space="1" w:color="auto"/>
-          <w:right w:val="single" w:sz="4" w:space="4" w:color="auto"/>
-        </w:pBdr>
-        <w:spacing w:after="0" w:line="240" w:lineRule="auto"/>
-        <w:ind w:left="0"/>
-        <w:rPr>
-          <w:rFonts w:ascii="Cascadia Code" w:hAnsi="Cascadia Code"/>
-        </w:rPr>
-      </w:pPr>
-      <w:r>
-        <w:rPr>
-          <w:rFonts w:ascii="MS Gothic" w:eastAsia="MS Gothic" w:hAnsi="MS Gothic" w:cs="MS Gothic" w:hint="eastAsia"/>
-        </w:rPr>
-        <w:t>├</w:t>
-      </w:r>
-      <w:r>
-        <w:rPr>
-          <w:rFonts w:ascii="Cascadia Code" w:hAnsi="Cascadia Code"/>
-        </w:rPr>
-        <w:t>── database/</w:t>
-      </w:r>
-    </w:p>
-    <w:p>
-      <w:pPr>
-        <w:pStyle w:val="ListParagraph"/>
-        <w:pBdr>
-          <w:top w:val="single" w:sz="4" w:space="1" w:color="auto"/>
-          <w:left w:val="single" w:sz="4" w:space="4" w:color="auto"/>
-          <w:bottom w:val="single" w:sz="4" w:space="1" w:color="auto"/>
-          <w:right w:val="single" w:sz="4" w:space="4" w:color="auto"/>
-        </w:pBdr>
-        <w:spacing w:after="0" w:line="240" w:lineRule="auto"/>
-        <w:ind w:left="0"/>
-        <w:rPr>
-          <w:rFonts w:ascii="Cascadia Code" w:hAnsi="Cascadia Code"/>
-        </w:rPr>
-      </w:pPr>
-      <w:r>
-        <w:rPr>
-          <w:rFonts w:ascii="Cascadia Code" w:hAnsi="Cascadia Code"/>
-        </w:rPr>
-        <w:t>│     incidents.db</w:t>
-      </w:r>
-    </w:p>
-    <w:p>
-      <w:pPr>
-        <w:pStyle w:val="ListParagraph"/>
-        <w:pBdr>
-          <w:top w:val="single" w:sz="4" w:space="1" w:color="auto"/>
-          <w:left w:val="single" w:sz="4" w:space="4" w:color="auto"/>
-          <w:bottom w:val="single" w:sz="4" w:space="1" w:color="auto"/>
-          <w:right w:val="single" w:sz="4" w:space="4" w:color="auto"/>
-        </w:pBdr>
-        <w:spacing w:after="0" w:line="240" w:lineRule="auto"/>
-        <w:ind w:left="0"/>
-        <w:rPr>
-          <w:rFonts w:ascii="Cascadia Code" w:hAnsi="Cascadia Code"/>
-        </w:rPr>
-      </w:pPr>
-      <w:r>
-        <w:rPr>
-          <w:rFonts w:ascii="Cascadia Code" w:hAnsi="Cascadia Code"/>
-        </w:rPr>
-        <w:t>│</w:t>
-      </w:r>
-    </w:p>
-    <w:p>
-      <w:pPr>
-        <w:pStyle w:val="ListParagraph"/>
-        <w:pBdr>
-          <w:top w:val="single" w:sz="4" w:space="1" w:color="auto"/>
-          <w:left w:val="single" w:sz="4" w:space="4" w:color="auto"/>
-          <w:bottom w:val="single" w:sz="4" w:space="1" w:color="auto"/>
-          <w:right w:val="single" w:sz="4" w:space="4" w:color="auto"/>
-        </w:pBdr>
-        <w:spacing w:after="0" w:line="240" w:lineRule="auto"/>
-        <w:ind w:left="0"/>
-        <w:rPr>
-          <w:rFonts w:ascii="Cascadia Code" w:hAnsi="Cascadia Code"/>
-        </w:rPr>
-      </w:pPr>
-      <w:r>
-        <w:rPr>
-          <w:rFonts w:ascii="MS Gothic" w:eastAsia="MS Gothic" w:hAnsi="MS Gothic" w:cs="MS Gothic" w:hint="eastAsia"/>
-        </w:rPr>
-        <w:t>├</w:t>
-      </w:r>
-      <w:r>
-        <w:rPr>
-          <w:rFonts w:ascii="Cascadia Code" w:hAnsi="Cascadia Code"/>
-        </w:rPr>
-        <w:t>── rag_index.py</w:t>
-      </w:r>
-    </w:p>
-    <w:p>
-      <w:pPr>
-        <w:pStyle w:val="ListParagraph"/>
-        <w:pBdr>
-          <w:top w:val="single" w:sz="4" w:space="1" w:color="auto"/>
-          <w:left w:val="single" w:sz="4" w:space="4" w:color="auto"/>
-          <w:bottom w:val="single" w:sz="4" w:space="1" w:color="auto"/>
-          <w:right w:val="single" w:sz="4" w:space="4" w:color="auto"/>
-        </w:pBdr>
-        <w:spacing w:after="0" w:line="240" w:lineRule="auto"/>
-        <w:ind w:left="0"/>
-        <w:rPr>
-          <w:rFonts w:ascii="Cascadia Code" w:hAnsi="Cascadia Code"/>
-        </w:rPr>
-      </w:pPr>
-      <w:r>
-        <w:rPr>
-          <w:rFonts w:ascii="MS Gothic" w:eastAsia="MS Gothic" w:hAnsi="MS Gothic" w:cs="MS Gothic" w:hint="eastAsia"/>
-        </w:rPr>
-        <w:t>├</w:t>
-      </w:r>
-      <w:r>
-        <w:rPr>
-          <w:rFonts w:ascii="Cascadia Code" w:hAnsi="Cascadia Code"/>
-        </w:rPr>
-        <w:t>── tools.py</w:t>
-      </w:r>
-    </w:p>
-    <w:p>
-      <w:pPr>
-        <w:pStyle w:val="ListParagraph"/>
-        <w:pBdr>
-          <w:top w:val="single" w:sz="4" w:space="1" w:color="auto"/>
-          <w:left w:val="single" w:sz="4" w:space="4" w:color="auto"/>
-          <w:bottom w:val="single" w:sz="4" w:space="1" w:color="auto"/>
-          <w:right w:val="single" w:sz="4" w:space="4" w:color="auto"/>
-        </w:pBdr>
-        <w:spacing w:after="0" w:line="240" w:lineRule="auto"/>
-        <w:ind w:left="0"/>
-        <w:rPr>
-          <w:rFonts w:ascii="Cascadia Code" w:hAnsi="Cascadia Code"/>
-        </w:rPr>
-      </w:pPr>
-      <w:r>
-        <w:rPr>
-          <w:rFonts w:ascii="MS Gothic" w:eastAsia="MS Gothic" w:hAnsi="MS Gothic" w:cs="MS Gothic" w:hint="eastAsia"/>
-        </w:rPr>
-        <w:lastRenderedPageBreak/>
-        <w:t>├</w:t>
-      </w:r>
-      <w:r>
-        <w:rPr>
-          <w:rFonts w:ascii="Cascadia Code" w:hAnsi="Cascadia Code"/>
-        </w:rPr>
-        <w:t>── agent.py</w:t>
-      </w:r>
-    </w:p>
-    <w:p>
-      <w:pPr>
-        <w:pStyle w:val="ListParagraph"/>
-        <w:pBdr>
-          <w:top w:val="single" w:sz="4" w:space="1" w:color="auto"/>
-          <w:left w:val="single" w:sz="4" w:space="4" w:color="auto"/>
-          <w:bottom w:val="single" w:sz="4" w:space="1" w:color="auto"/>
-          <w:right w:val="single" w:sz="4" w:space="4" w:color="auto"/>
-        </w:pBdr>
-        <w:spacing w:after="0" w:line="240" w:lineRule="auto"/>
-        <w:ind w:left="0"/>
-        <w:rPr>
-          <w:rFonts w:ascii="Cascadia Code" w:hAnsi="Cascadia Code"/>
-        </w:rPr>
-      </w:pPr>
-      <w:r>
-        <w:rPr>
-          <w:rFonts w:ascii="MS Gothic" w:eastAsia="MS Gothic" w:hAnsi="MS Gothic" w:cs="MS Gothic" w:hint="eastAsia"/>
-        </w:rPr>
-        <w:t>├</w:t>
-      </w:r>
-      <w:r>
-        <w:rPr>
-          <w:rFonts w:ascii="Cascadia Code" w:hAnsi="Cascadia Code"/>
-        </w:rPr>
-        <w:t>── create_db.py</w:t>
-      </w:r>
-    </w:p>
-    <w:p>
-      <w:pPr>
-        <w:pStyle w:val="ListParagraph"/>
-        <w:pBdr>
-          <w:top w:val="single" w:sz="4" w:space="1" w:color="auto"/>
-          <w:left w:val="single" w:sz="4" w:space="4" w:color="auto"/>
-          <w:bottom w:val="single" w:sz="4" w:space="1" w:color="auto"/>
-          <w:right w:val="single" w:sz="4" w:space="4" w:color="auto"/>
-        </w:pBdr>
-        <w:spacing w:after="0" w:line="240" w:lineRule="auto"/>
-        <w:ind w:left="0"/>
-        <w:rPr>
-          <w:rFonts w:ascii="Cascadia Code" w:hAnsi="Cascadia Code"/>
-        </w:rPr>
-      </w:pPr>
-      <w:r>
-        <w:rPr>
-          <w:rFonts w:ascii="Cascadia Code" w:hAnsi="Cascadia Code"/>
-        </w:rPr>
-        <w:t>└── main.py</w:t>
-      </w:r>
-    </w:p>
-    <w:p>
-      <w:pPr>
-        <w:pStyle w:val="Heading3"/>
-        <w:rPr>
-          <w:lang w:val="en-US"/>
-        </w:rPr>
-      </w:pPr>
-      <w:bookmarkStart w:id="19" w:name="_Toc223537554"/>
-      <w:r>
-        <w:rPr>
-          <w:lang w:val="en-US"/>
-        </w:rPr>
-        <w:t>Steps</w:t>
-      </w:r>
-      <w:bookmarkEnd w:id="19"/>
     </w:p>
     <w:p>
       <w:pPr>
@@ -5801,7 +6046,21 @@
         <w:rPr>
           <w:rFonts w:ascii="Cascadia Code" w:hAnsi="Cascadia Code"/>
         </w:rPr>
-        <w:t>pip install tabulate</w:t>
+        <w:t xml:space="preserve">pip </w:t>
+      </w:r>
+      <w:proofErr w:type="gramStart"/>
+      <w:r>
+        <w:rPr>
+          <w:rFonts w:ascii="Cascadia Code" w:hAnsi="Cascadia Code"/>
+        </w:rPr>
+        <w:t>install</w:t>
+      </w:r>
+      <w:proofErr w:type="gramEnd"/>
+      <w:r>
+        <w:rPr>
+          <w:rFonts w:ascii="Cascadia Code" w:hAnsi="Cascadia Code"/>
+        </w:rPr>
+        <w:t xml:space="preserve"> tabulate</w:t>
       </w:r>
     </w:p>
     <w:p>
@@ -5911,8 +6170,16 @@
         <w:rPr>
           <w:rFonts w:ascii="Cascadia Code" w:hAnsi="Cascadia Code"/>
         </w:rPr>
-        <w:t>database/incidents.db</w:t>
-      </w:r>
+        <w:t>database/</w:t>
+      </w:r>
+      <w:proofErr w:type="spellStart"/>
+      <w:r>
+        <w:rPr>
+          <w:rFonts w:ascii="Cascadia Code" w:hAnsi="Cascadia Code"/>
+        </w:rPr>
+        <w:t>incidents.db</w:t>
+      </w:r>
+      <w:proofErr w:type="spellEnd"/>
     </w:p>
     <w:p>
       <w:pPr>
@@ -5942,17 +6209,25 @@
           <w:lang w:val="en-US"/>
         </w:rPr>
       </w:pPr>
+      <w:proofErr w:type="gramStart"/>
       <w:r>
         <w:rPr>
           <w:lang w:val="en-US"/>
         </w:rPr>
-        <w:t xml:space="preserve">Take a look at code in </w:t>
-      </w:r>
-      <w:r>
-        <w:rPr>
-          <w:rFonts w:ascii="Cascadia Code" w:hAnsi="Cascadia Code"/>
+        <w:t>Take a look</w:t>
+      </w:r>
+      <w:proofErr w:type="gramEnd"/>
+      <w:r>
+        <w:rPr>
           <w:lang w:val="en-US"/>
         </w:rPr>
+        <w:t xml:space="preserve"> at code in </w:t>
+      </w:r>
+      <w:r>
+        <w:rPr>
+          <w:rFonts w:ascii="Cascadia Code" w:hAnsi="Cascadia Code"/>
+          <w:lang w:val="en-US"/>
+        </w:rPr>
         <w:t>rag_index.py</w:t>
       </w:r>
     </w:p>
@@ -5970,7 +6245,15 @@
         <w:t xml:space="preserve"> — </w:t>
       </w:r>
       <w:r>
-        <w:t xml:space="preserve">Update the RAG tool and Create the </w:t>
+        <w:t xml:space="preserve">Update the RAG tool and </w:t>
+      </w:r>
+      <w:proofErr w:type="gramStart"/>
+      <w:r>
+        <w:t>Create</w:t>
+      </w:r>
+      <w:proofErr w:type="gramEnd"/>
+      <w:r>
+        <w:t xml:space="preserve"> the </w:t>
       </w:r>
       <w:r>
         <w:t>SQL Tool</w:t>
@@ -6061,11 +6344,33 @@
           <w:numId w:val="21"/>
         </w:numPr>
       </w:pPr>
-      <w:r>
-        <w:rPr>
-          <w:rFonts w:ascii="Cascadia Code" w:hAnsi="Cascadia Code"/>
-        </w:rPr>
-        <w:t>llm_generate()</w:t>
+      <w:proofErr w:type="spellStart"/>
+      <w:r>
+        <w:rPr>
+          <w:rFonts w:ascii="Cascadia Code" w:hAnsi="Cascadia Code"/>
+        </w:rPr>
+        <w:t>llm_</w:t>
+      </w:r>
+      <w:proofErr w:type="gramStart"/>
+      <w:r>
+        <w:rPr>
+          <w:rFonts w:ascii="Cascadia Code" w:hAnsi="Cascadia Code"/>
+        </w:rPr>
+        <w:t>generate</w:t>
+      </w:r>
+      <w:proofErr w:type="spellEnd"/>
+      <w:r>
+        <w:rPr>
+          <w:rFonts w:ascii="Cascadia Code" w:hAnsi="Cascadia Code"/>
+        </w:rPr>
+        <w:t>(</w:t>
+      </w:r>
+      <w:proofErr w:type="gramEnd"/>
+      <w:r>
+        <w:rPr>
+          <w:rFonts w:ascii="Cascadia Code" w:hAnsi="Cascadia Code"/>
+        </w:rPr>
+        <w:t>)</w:t>
       </w:r>
       <w:r>
         <w:t>: Uses the LLM.</w:t>
@@ -6079,11 +6384,33 @@
           <w:numId w:val="21"/>
         </w:numPr>
       </w:pPr>
-      <w:r>
-        <w:rPr>
-          <w:rFonts w:ascii="Cascadia Code" w:hAnsi="Cascadia Code"/>
-        </w:rPr>
-        <w:t>choose_tool()</w:t>
+      <w:proofErr w:type="spellStart"/>
+      <w:r>
+        <w:rPr>
+          <w:rFonts w:ascii="Cascadia Code" w:hAnsi="Cascadia Code"/>
+        </w:rPr>
+        <w:t>choose_</w:t>
+      </w:r>
+      <w:proofErr w:type="gramStart"/>
+      <w:r>
+        <w:rPr>
+          <w:rFonts w:ascii="Cascadia Code" w:hAnsi="Cascadia Code"/>
+        </w:rPr>
+        <w:t>tool</w:t>
+      </w:r>
+      <w:proofErr w:type="spellEnd"/>
+      <w:r>
+        <w:rPr>
+          <w:rFonts w:ascii="Cascadia Code" w:hAnsi="Cascadia Code"/>
+        </w:rPr>
+        <w:t>(</w:t>
+      </w:r>
+      <w:proofErr w:type="gramEnd"/>
+      <w:r>
+        <w:rPr>
+          <w:rFonts w:ascii="Cascadia Code" w:hAnsi="Cascadia Code"/>
+        </w:rPr>
+        <w:t>)</w:t>
       </w:r>
       <w:r>
         <w:t>: Decides which tool to use, RAG or SQL.</w:t>
@@ -6097,11 +6424,33 @@
           <w:numId w:val="21"/>
         </w:numPr>
       </w:pPr>
-      <w:r>
-        <w:rPr>
-          <w:rFonts w:ascii="Cascadia Code" w:hAnsi="Cascadia Code"/>
-        </w:rPr>
-        <w:t>run_agent()</w:t>
+      <w:proofErr w:type="spellStart"/>
+      <w:r>
+        <w:rPr>
+          <w:rFonts w:ascii="Cascadia Code" w:hAnsi="Cascadia Code"/>
+        </w:rPr>
+        <w:t>run_</w:t>
+      </w:r>
+      <w:proofErr w:type="gramStart"/>
+      <w:r>
+        <w:rPr>
+          <w:rFonts w:ascii="Cascadia Code" w:hAnsi="Cascadia Code"/>
+        </w:rPr>
+        <w:t>agent</w:t>
+      </w:r>
+      <w:proofErr w:type="spellEnd"/>
+      <w:r>
+        <w:rPr>
+          <w:rFonts w:ascii="Cascadia Code" w:hAnsi="Cascadia Code"/>
+        </w:rPr>
+        <w:t>(</w:t>
+      </w:r>
+      <w:proofErr w:type="gramEnd"/>
+      <w:r>
+        <w:rPr>
+          <w:rFonts w:ascii="Cascadia Code" w:hAnsi="Cascadia Code"/>
+        </w:rPr>
+        <w:t>)</w:t>
       </w:r>
       <w:r>
         <w:t>: Runs the selected tool (RAG or SQL).</w:t>
@@ -6115,11 +6464,33 @@
           <w:numId w:val="21"/>
         </w:numPr>
       </w:pPr>
-      <w:r>
-        <w:rPr>
-          <w:rFonts w:ascii="Cascadia Code" w:hAnsi="Cascadia Code"/>
-        </w:rPr>
-        <w:t>generate_sql()</w:t>
+      <w:proofErr w:type="spellStart"/>
+      <w:r>
+        <w:rPr>
+          <w:rFonts w:ascii="Cascadia Code" w:hAnsi="Cascadia Code"/>
+        </w:rPr>
+        <w:t>generate_</w:t>
+      </w:r>
+      <w:proofErr w:type="gramStart"/>
+      <w:r>
+        <w:rPr>
+          <w:rFonts w:ascii="Cascadia Code" w:hAnsi="Cascadia Code"/>
+        </w:rPr>
+        <w:t>sql</w:t>
+      </w:r>
+      <w:proofErr w:type="spellEnd"/>
+      <w:r>
+        <w:rPr>
+          <w:rFonts w:ascii="Cascadia Code" w:hAnsi="Cascadia Code"/>
+        </w:rPr>
+        <w:t>(</w:t>
+      </w:r>
+      <w:proofErr w:type="gramEnd"/>
+      <w:r>
+        <w:rPr>
+          <w:rFonts w:ascii="Cascadia Code" w:hAnsi="Cascadia Code"/>
+        </w:rPr>
+        <w:t>)</w:t>
       </w:r>
       <w:r>
         <w:t xml:space="preserve">: </w:t>
@@ -6136,11 +6507,33 @@
           <w:numId w:val="21"/>
         </w:numPr>
       </w:pPr>
-      <w:r>
-        <w:rPr>
-          <w:rFonts w:ascii="Cascadia Code" w:hAnsi="Cascadia Code"/>
-        </w:rPr>
-        <w:t>final_answer()</w:t>
+      <w:proofErr w:type="spellStart"/>
+      <w:r>
+        <w:rPr>
+          <w:rFonts w:ascii="Cascadia Code" w:hAnsi="Cascadia Code"/>
+        </w:rPr>
+        <w:t>final_</w:t>
+      </w:r>
+      <w:proofErr w:type="gramStart"/>
+      <w:r>
+        <w:rPr>
+          <w:rFonts w:ascii="Cascadia Code" w:hAnsi="Cascadia Code"/>
+        </w:rPr>
+        <w:t>answer</w:t>
+      </w:r>
+      <w:proofErr w:type="spellEnd"/>
+      <w:r>
+        <w:rPr>
+          <w:rFonts w:ascii="Cascadia Code" w:hAnsi="Cascadia Code"/>
+        </w:rPr>
+        <w:t>(</w:t>
+      </w:r>
+      <w:proofErr w:type="gramEnd"/>
+      <w:r>
+        <w:rPr>
+          <w:rFonts w:ascii="Cascadia Code" w:hAnsi="Cascadia Code"/>
+        </w:rPr>
+        <w:t>)</w:t>
       </w:r>
       <w:r>
         <w:t xml:space="preserve">: </w:t>
@@ -6397,16 +6790,17 @@
     <w:p/>
     <w:p>
       <w:pPr>
-        <w:pStyle w:val="Heading2"/>
+        <w:pStyle w:val="Heading1"/>
         <w:rPr>
           <w:lang w:val="en-US"/>
         </w:rPr>
       </w:pPr>
-      <w:bookmarkStart w:id="20" w:name="_Toc223537555"/>
+      <w:bookmarkStart w:id="19" w:name="_Toc223537555"/>
       <w:r>
         <w:rPr>
           <w:lang w:val="en-US"/>
         </w:rPr>
+        <w:lastRenderedPageBreak/>
         <w:t xml:space="preserve">Lab </w:t>
       </w:r>
       <w:r>
@@ -6427,7 +6821,7 @@
         </w:rPr>
         <w:t>Integrate Log Search Tool</w:t>
       </w:r>
-      <w:bookmarkEnd w:id="20"/>
+      <w:bookmarkEnd w:id="19"/>
     </w:p>
     <w:p>
       <w:pPr>
@@ -6454,7 +6848,6 @@
           <w:bCs/>
           <w:lang w:val="en-US"/>
         </w:rPr>
-        <w:lastRenderedPageBreak/>
         <w:t>Path</w:t>
       </w:r>
       <w:r>
@@ -6521,15 +6914,23 @@
       <w:pPr>
         <w:pStyle w:val="Heading3"/>
       </w:pPr>
-      <w:bookmarkStart w:id="21" w:name="_Toc223537556"/>
+      <w:bookmarkStart w:id="20" w:name="_Toc223537556"/>
       <w:r>
         <w:t>Goal</w:t>
       </w:r>
-      <w:bookmarkEnd w:id="21"/>
-    </w:p>
-    <w:p>
-      <w:r>
-        <w:t>The goal is for ResilienceBot to answer questions like:</w:t>
+      <w:bookmarkEnd w:id="20"/>
+    </w:p>
+    <w:p>
+      <w:r>
+        <w:t xml:space="preserve">The goal is for </w:t>
+      </w:r>
+      <w:proofErr w:type="spellStart"/>
+      <w:r>
+        <w:t>ResilienceBot</w:t>
+      </w:r>
+      <w:proofErr w:type="spellEnd"/>
+      <w:r>
+        <w:t xml:space="preserve"> to answer questions like:</w:t>
       </w:r>
     </w:p>
     <w:p>
@@ -6631,831 +7032,861 @@
       <w:pPr>
         <w:pStyle w:val="Heading3"/>
       </w:pPr>
-      <w:bookmarkStart w:id="22" w:name="_Toc223537557"/>
+      <w:bookmarkStart w:id="21" w:name="_Toc223537557"/>
       <w:r>
         <w:t>Architecture</w:t>
       </w:r>
+      <w:bookmarkEnd w:id="21"/>
+    </w:p>
+    <w:p>
+      <w:r>
+        <w:t>So</w:t>
+      </w:r>
+      <w:r>
+        <w:t xml:space="preserve">, </w:t>
+      </w:r>
+      <w:r>
+        <w:t>the architecture becomes:</w:t>
+      </w:r>
+    </w:p>
+    <w:p>
+      <w:pPr>
+        <w:pBdr>
+          <w:top w:val="single" w:sz="4" w:space="1" w:color="auto"/>
+          <w:left w:val="single" w:sz="4" w:space="4" w:color="auto"/>
+          <w:bottom w:val="single" w:sz="4" w:space="1" w:color="auto"/>
+          <w:right w:val="single" w:sz="4" w:space="4" w:color="auto"/>
+        </w:pBdr>
+        <w:spacing w:after="0" w:line="240" w:lineRule="auto"/>
+        <w:rPr>
+          <w:rFonts w:ascii="Cascadia Code" w:hAnsi="Cascadia Code"/>
+        </w:rPr>
+      </w:pPr>
+      <w:r>
+        <w:rPr>
+          <w:rFonts w:ascii="Cascadia Code" w:hAnsi="Cascadia Code"/>
+        </w:rPr>
+        <w:t>User Question</w:t>
+      </w:r>
+    </w:p>
+    <w:p>
+      <w:pPr>
+        <w:pBdr>
+          <w:top w:val="single" w:sz="4" w:space="1" w:color="auto"/>
+          <w:left w:val="single" w:sz="4" w:space="4" w:color="auto"/>
+          <w:bottom w:val="single" w:sz="4" w:space="1" w:color="auto"/>
+          <w:right w:val="single" w:sz="4" w:space="4" w:color="auto"/>
+        </w:pBdr>
+        <w:spacing w:after="0" w:line="240" w:lineRule="auto"/>
+        <w:rPr>
+          <w:rFonts w:ascii="Cascadia Code" w:hAnsi="Cascadia Code"/>
+        </w:rPr>
+      </w:pPr>
+      <w:r>
+        <w:rPr>
+          <w:rFonts w:ascii="Cascadia Code" w:hAnsi="Cascadia Code"/>
+        </w:rPr>
+        <w:t xml:space="preserve">      ↓</w:t>
+      </w:r>
+    </w:p>
+    <w:p>
+      <w:pPr>
+        <w:pBdr>
+          <w:top w:val="single" w:sz="4" w:space="1" w:color="auto"/>
+          <w:left w:val="single" w:sz="4" w:space="4" w:color="auto"/>
+          <w:bottom w:val="single" w:sz="4" w:space="1" w:color="auto"/>
+          <w:right w:val="single" w:sz="4" w:space="4" w:color="auto"/>
+        </w:pBdr>
+        <w:spacing w:after="0" w:line="240" w:lineRule="auto"/>
+        <w:rPr>
+          <w:rFonts w:ascii="Cascadia Code" w:hAnsi="Cascadia Code"/>
+        </w:rPr>
+      </w:pPr>
+      <w:r>
+        <w:rPr>
+          <w:rFonts w:ascii="Cascadia Code" w:hAnsi="Cascadia Code"/>
+        </w:rPr>
+        <w:t>Agent</w:t>
+      </w:r>
+    </w:p>
+    <w:p>
+      <w:pPr>
+        <w:pBdr>
+          <w:top w:val="single" w:sz="4" w:space="1" w:color="auto"/>
+          <w:left w:val="single" w:sz="4" w:space="4" w:color="auto"/>
+          <w:bottom w:val="single" w:sz="4" w:space="1" w:color="auto"/>
+          <w:right w:val="single" w:sz="4" w:space="4" w:color="auto"/>
+        </w:pBdr>
+        <w:spacing w:after="0" w:line="240" w:lineRule="auto"/>
+        <w:rPr>
+          <w:rFonts w:ascii="Cascadia Code" w:hAnsi="Cascadia Code"/>
+        </w:rPr>
+      </w:pPr>
+      <w:r>
+        <w:rPr>
+          <w:rFonts w:ascii="Cascadia Code" w:hAnsi="Cascadia Code"/>
+        </w:rPr>
+        <w:t xml:space="preserve">      ↓</w:t>
+      </w:r>
+    </w:p>
+    <w:p>
+      <w:pPr>
+        <w:pBdr>
+          <w:top w:val="single" w:sz="4" w:space="1" w:color="auto"/>
+          <w:left w:val="single" w:sz="4" w:space="4" w:color="auto"/>
+          <w:bottom w:val="single" w:sz="4" w:space="1" w:color="auto"/>
+          <w:right w:val="single" w:sz="4" w:space="4" w:color="auto"/>
+        </w:pBdr>
+        <w:spacing w:after="0" w:line="240" w:lineRule="auto"/>
+        <w:rPr>
+          <w:rFonts w:ascii="Cascadia Code" w:hAnsi="Cascadia Code"/>
+        </w:rPr>
+      </w:pPr>
+      <w:r>
+        <w:rPr>
+          <w:rFonts w:ascii="Cascadia Code" w:hAnsi="Cascadia Code"/>
+        </w:rPr>
+        <w:t>Tool Decision</w:t>
+      </w:r>
+    </w:p>
+    <w:p>
+      <w:pPr>
+        <w:pBdr>
+          <w:top w:val="single" w:sz="4" w:space="1" w:color="auto"/>
+          <w:left w:val="single" w:sz="4" w:space="4" w:color="auto"/>
+          <w:bottom w:val="single" w:sz="4" w:space="1" w:color="auto"/>
+          <w:right w:val="single" w:sz="4" w:space="4" w:color="auto"/>
+        </w:pBdr>
+        <w:spacing w:after="0" w:line="240" w:lineRule="auto"/>
+        <w:rPr>
+          <w:rFonts w:ascii="Cascadia Code" w:hAnsi="Cascadia Code"/>
+        </w:rPr>
+      </w:pPr>
+      <w:r>
+        <w:rPr>
+          <w:rFonts w:ascii="Cascadia Code" w:hAnsi="Cascadia Code"/>
+        </w:rPr>
+        <w:t xml:space="preserve">      ↓</w:t>
+      </w:r>
+    </w:p>
+    <w:p>
+      <w:pPr>
+        <w:pBdr>
+          <w:top w:val="single" w:sz="4" w:space="1" w:color="auto"/>
+          <w:left w:val="single" w:sz="4" w:space="4" w:color="auto"/>
+          <w:bottom w:val="single" w:sz="4" w:space="1" w:color="auto"/>
+          <w:right w:val="single" w:sz="4" w:space="4" w:color="auto"/>
+        </w:pBdr>
+        <w:spacing w:after="0" w:line="240" w:lineRule="auto"/>
+        <w:rPr>
+          <w:rFonts w:ascii="Cascadia Code" w:hAnsi="Cascadia Code"/>
+        </w:rPr>
+      </w:pPr>
+      <w:r>
+        <w:rPr>
+          <w:rFonts w:ascii="Cascadia Code" w:hAnsi="Cascadia Code"/>
+        </w:rPr>
+        <w:t>┌──────────────</w:t>
+      </w:r>
+      <w:r>
+        <w:rPr>
+          <w:rFonts w:ascii="MS Gothic" w:eastAsia="MS Gothic" w:hAnsi="MS Gothic" w:cs="MS Gothic" w:hint="eastAsia"/>
+        </w:rPr>
+        <w:t>┬</w:t>
+      </w:r>
+      <w:r>
+        <w:rPr>
+          <w:rFonts w:ascii="Cascadia Code" w:hAnsi="Cascadia Code"/>
+        </w:rPr>
+        <w:t>──────────────</w:t>
+      </w:r>
+      <w:r>
+        <w:rPr>
+          <w:rFonts w:ascii="MS Gothic" w:eastAsia="MS Gothic" w:hAnsi="MS Gothic" w:cs="MS Gothic" w:hint="eastAsia"/>
+        </w:rPr>
+        <w:t>┬</w:t>
+      </w:r>
+      <w:r>
+        <w:rPr>
+          <w:rFonts w:ascii="Cascadia Code" w:hAnsi="Cascadia Code"/>
+        </w:rPr>
+        <w:t>──────────────┐</w:t>
+      </w:r>
+    </w:p>
+    <w:p>
+      <w:pPr>
+        <w:pBdr>
+          <w:top w:val="single" w:sz="4" w:space="1" w:color="auto"/>
+          <w:left w:val="single" w:sz="4" w:space="4" w:color="auto"/>
+          <w:bottom w:val="single" w:sz="4" w:space="1" w:color="auto"/>
+          <w:right w:val="single" w:sz="4" w:space="4" w:color="auto"/>
+        </w:pBdr>
+        <w:spacing w:after="0" w:line="240" w:lineRule="auto"/>
+        <w:rPr>
+          <w:rFonts w:ascii="Cascadia Code" w:hAnsi="Cascadia Code"/>
+        </w:rPr>
+      </w:pPr>
+      <w:r>
+        <w:rPr>
+          <w:rFonts w:ascii="Cascadia Code" w:hAnsi="Cascadia Code"/>
+        </w:rPr>
+        <w:t xml:space="preserve">│           </w:t>
+      </w:r>
+      <w:r>
+        <w:rPr>
+          <w:rFonts w:ascii="Cascadia Code" w:hAnsi="Cascadia Code"/>
+        </w:rPr>
+        <w:t xml:space="preserve"> </w:t>
+      </w:r>
+      <w:r>
+        <w:rPr>
+          <w:rFonts w:ascii="Cascadia Code" w:hAnsi="Cascadia Code"/>
+        </w:rPr>
+        <w:t xml:space="preserve">  │              │              │</w:t>
+      </w:r>
+    </w:p>
+    <w:p>
+      <w:pPr>
+        <w:pBdr>
+          <w:top w:val="single" w:sz="4" w:space="1" w:color="auto"/>
+          <w:left w:val="single" w:sz="4" w:space="4" w:color="auto"/>
+          <w:bottom w:val="single" w:sz="4" w:space="1" w:color="auto"/>
+          <w:right w:val="single" w:sz="4" w:space="4" w:color="auto"/>
+        </w:pBdr>
+        <w:spacing w:after="0" w:line="240" w:lineRule="auto"/>
+        <w:rPr>
+          <w:rFonts w:ascii="Cascadia Code" w:hAnsi="Cascadia Code"/>
+        </w:rPr>
+      </w:pPr>
+      <w:r>
+        <w:rPr>
+          <w:rFonts w:ascii="Cascadia Code" w:hAnsi="Cascadia Code"/>
+        </w:rPr>
+        <w:t>RAG Tool       SQL Tool       Log Tool</w:t>
+      </w:r>
+    </w:p>
+    <w:p>
+      <w:pPr>
+        <w:pBdr>
+          <w:top w:val="single" w:sz="4" w:space="1" w:color="auto"/>
+          <w:left w:val="single" w:sz="4" w:space="4" w:color="auto"/>
+          <w:bottom w:val="single" w:sz="4" w:space="1" w:color="auto"/>
+          <w:right w:val="single" w:sz="4" w:space="4" w:color="auto"/>
+        </w:pBdr>
+        <w:spacing w:after="0" w:line="240" w:lineRule="auto"/>
+        <w:rPr>
+          <w:rFonts w:ascii="Cascadia Code" w:hAnsi="Cascadia Code"/>
+        </w:rPr>
+      </w:pPr>
+      <w:r>
+        <w:rPr>
+          <w:rFonts w:ascii="Cascadia Code" w:hAnsi="Cascadia Code"/>
+        </w:rPr>
+        <w:t>│              │              │</w:t>
+      </w:r>
+    </w:p>
+    <w:p>
+      <w:pPr>
+        <w:pBdr>
+          <w:top w:val="single" w:sz="4" w:space="1" w:color="auto"/>
+          <w:left w:val="single" w:sz="4" w:space="4" w:color="auto"/>
+          <w:bottom w:val="single" w:sz="4" w:space="1" w:color="auto"/>
+          <w:right w:val="single" w:sz="4" w:space="4" w:color="auto"/>
+        </w:pBdr>
+        <w:spacing w:after="0" w:line="240" w:lineRule="auto"/>
+        <w:rPr>
+          <w:rFonts w:ascii="Cascadia Code" w:hAnsi="Cascadia Code"/>
+        </w:rPr>
+      </w:pPr>
+      <w:proofErr w:type="spellStart"/>
+      <w:r>
+        <w:rPr>
+          <w:rFonts w:ascii="Cascadia Code" w:hAnsi="Cascadia Code"/>
+        </w:rPr>
+        <w:t>ChromaDB</w:t>
+      </w:r>
+      <w:proofErr w:type="spellEnd"/>
+      <w:r>
+        <w:rPr>
+          <w:rFonts w:ascii="Cascadia Code" w:hAnsi="Cascadia Code"/>
+        </w:rPr>
+        <w:t xml:space="preserve">       SQLite         Log Parser</w:t>
+      </w:r>
+    </w:p>
+    <w:p>
+      <w:pPr>
+        <w:pBdr>
+          <w:top w:val="single" w:sz="4" w:space="1" w:color="auto"/>
+          <w:left w:val="single" w:sz="4" w:space="4" w:color="auto"/>
+          <w:bottom w:val="single" w:sz="4" w:space="1" w:color="auto"/>
+          <w:right w:val="single" w:sz="4" w:space="4" w:color="auto"/>
+        </w:pBdr>
+        <w:spacing w:after="0" w:line="240" w:lineRule="auto"/>
+        <w:rPr>
+          <w:rFonts w:ascii="Cascadia Code" w:hAnsi="Cascadia Code"/>
+        </w:rPr>
+      </w:pPr>
+      <w:r>
+        <w:rPr>
+          <w:rFonts w:ascii="Cascadia Code" w:hAnsi="Cascadia Code"/>
+        </w:rPr>
+        <w:t>│              │              │</w:t>
+      </w:r>
+    </w:p>
+    <w:p>
+      <w:pPr>
+        <w:pBdr>
+          <w:top w:val="single" w:sz="4" w:space="1" w:color="auto"/>
+          <w:left w:val="single" w:sz="4" w:space="4" w:color="auto"/>
+          <w:bottom w:val="single" w:sz="4" w:space="1" w:color="auto"/>
+          <w:right w:val="single" w:sz="4" w:space="4" w:color="auto"/>
+        </w:pBdr>
+        <w:spacing w:after="0" w:line="240" w:lineRule="auto"/>
+        <w:rPr>
+          <w:rFonts w:ascii="Cascadia Code" w:hAnsi="Cascadia Code"/>
+        </w:rPr>
+      </w:pPr>
+      <w:r>
+        <w:rPr>
+          <w:rFonts w:ascii="Cascadia Code" w:hAnsi="Cascadia Code"/>
+        </w:rPr>
+        <w:t>Retrieved Data</w:t>
+      </w:r>
+    </w:p>
+    <w:p>
+      <w:pPr>
+        <w:pBdr>
+          <w:top w:val="single" w:sz="4" w:space="1" w:color="auto"/>
+          <w:left w:val="single" w:sz="4" w:space="4" w:color="auto"/>
+          <w:bottom w:val="single" w:sz="4" w:space="1" w:color="auto"/>
+          <w:right w:val="single" w:sz="4" w:space="4" w:color="auto"/>
+        </w:pBdr>
+        <w:spacing w:after="0" w:line="240" w:lineRule="auto"/>
+        <w:rPr>
+          <w:rFonts w:ascii="Cascadia Code" w:hAnsi="Cascadia Code"/>
+        </w:rPr>
+      </w:pPr>
+      <w:r>
+        <w:rPr>
+          <w:rFonts w:ascii="Cascadia Code" w:hAnsi="Cascadia Code"/>
+        </w:rPr>
+        <w:t xml:space="preserve">      ↓</w:t>
+      </w:r>
+    </w:p>
+    <w:p>
+      <w:pPr>
+        <w:pBdr>
+          <w:top w:val="single" w:sz="4" w:space="1" w:color="auto"/>
+          <w:left w:val="single" w:sz="4" w:space="4" w:color="auto"/>
+          <w:bottom w:val="single" w:sz="4" w:space="1" w:color="auto"/>
+          <w:right w:val="single" w:sz="4" w:space="4" w:color="auto"/>
+        </w:pBdr>
+        <w:spacing w:after="0" w:line="240" w:lineRule="auto"/>
+        <w:rPr>
+          <w:rFonts w:ascii="Cascadia Code" w:hAnsi="Cascadia Code"/>
+        </w:rPr>
+      </w:pPr>
+      <w:r>
+        <w:rPr>
+          <w:rFonts w:ascii="Cascadia Code" w:hAnsi="Cascadia Code"/>
+        </w:rPr>
+        <w:t>LLM Explanation</w:t>
+      </w:r>
+    </w:p>
+    <w:p>
+      <w:pPr>
+        <w:pStyle w:val="Heading3"/>
+      </w:pPr>
+      <w:bookmarkStart w:id="22" w:name="_Toc223537558"/>
+      <w:r>
+        <w:t>Updated Folder Structure</w:t>
+      </w:r>
       <w:bookmarkEnd w:id="22"/>
     </w:p>
     <w:p>
-      <w:r>
-        <w:t>So</w:t>
-      </w:r>
-      <w:r>
-        <w:t xml:space="preserve">, </w:t>
-      </w:r>
-      <w:r>
-        <w:t>the architecture becomes:</w:t>
-      </w:r>
-    </w:p>
-    <w:p>
-      <w:pPr>
-        <w:pBdr>
-          <w:top w:val="single" w:sz="4" w:space="1" w:color="auto"/>
-          <w:left w:val="single" w:sz="4" w:space="4" w:color="auto"/>
-          <w:bottom w:val="single" w:sz="4" w:space="1" w:color="auto"/>
-          <w:right w:val="single" w:sz="4" w:space="4" w:color="auto"/>
-        </w:pBdr>
-        <w:spacing w:after="0" w:line="240" w:lineRule="auto"/>
-        <w:rPr>
-          <w:rFonts w:ascii="Cascadia Code" w:hAnsi="Cascadia Code"/>
-        </w:rPr>
-      </w:pPr>
-      <w:r>
-        <w:rPr>
-          <w:rFonts w:ascii="Cascadia Code" w:hAnsi="Cascadia Code"/>
-        </w:rPr>
-        <w:t>User Question</w:t>
-      </w:r>
-    </w:p>
-    <w:p>
-      <w:pPr>
-        <w:pBdr>
-          <w:top w:val="single" w:sz="4" w:space="1" w:color="auto"/>
-          <w:left w:val="single" w:sz="4" w:space="4" w:color="auto"/>
-          <w:bottom w:val="single" w:sz="4" w:space="1" w:color="auto"/>
-          <w:right w:val="single" w:sz="4" w:space="4" w:color="auto"/>
-        </w:pBdr>
-        <w:spacing w:after="0" w:line="240" w:lineRule="auto"/>
-        <w:rPr>
-          <w:rFonts w:ascii="Cascadia Code" w:hAnsi="Cascadia Code"/>
-        </w:rPr>
-      </w:pPr>
-      <w:r>
-        <w:rPr>
-          <w:rFonts w:ascii="Cascadia Code" w:hAnsi="Cascadia Code"/>
-        </w:rPr>
-        <w:t xml:space="preserve">      ↓</w:t>
-      </w:r>
-    </w:p>
-    <w:p>
-      <w:pPr>
-        <w:pBdr>
-          <w:top w:val="single" w:sz="4" w:space="1" w:color="auto"/>
-          <w:left w:val="single" w:sz="4" w:space="4" w:color="auto"/>
-          <w:bottom w:val="single" w:sz="4" w:space="1" w:color="auto"/>
-          <w:right w:val="single" w:sz="4" w:space="4" w:color="auto"/>
-        </w:pBdr>
-        <w:spacing w:after="0" w:line="240" w:lineRule="auto"/>
-        <w:rPr>
-          <w:rFonts w:ascii="Cascadia Code" w:hAnsi="Cascadia Code"/>
-        </w:rPr>
-      </w:pPr>
-      <w:r>
-        <w:rPr>
-          <w:rFonts w:ascii="Cascadia Code" w:hAnsi="Cascadia Code"/>
-        </w:rPr>
-        <w:t>Agent</w:t>
-      </w:r>
-    </w:p>
-    <w:p>
-      <w:pPr>
-        <w:pBdr>
-          <w:top w:val="single" w:sz="4" w:space="1" w:color="auto"/>
-          <w:left w:val="single" w:sz="4" w:space="4" w:color="auto"/>
-          <w:bottom w:val="single" w:sz="4" w:space="1" w:color="auto"/>
-          <w:right w:val="single" w:sz="4" w:space="4" w:color="auto"/>
-        </w:pBdr>
-        <w:spacing w:after="0" w:line="240" w:lineRule="auto"/>
-        <w:rPr>
-          <w:rFonts w:ascii="Cascadia Code" w:hAnsi="Cascadia Code"/>
-        </w:rPr>
-      </w:pPr>
-      <w:r>
-        <w:rPr>
-          <w:rFonts w:ascii="Cascadia Code" w:hAnsi="Cascadia Code"/>
-        </w:rPr>
-        <w:t xml:space="preserve">      ↓</w:t>
-      </w:r>
-    </w:p>
-    <w:p>
-      <w:pPr>
-        <w:pBdr>
-          <w:top w:val="single" w:sz="4" w:space="1" w:color="auto"/>
-          <w:left w:val="single" w:sz="4" w:space="4" w:color="auto"/>
-          <w:bottom w:val="single" w:sz="4" w:space="1" w:color="auto"/>
-          <w:right w:val="single" w:sz="4" w:space="4" w:color="auto"/>
-        </w:pBdr>
-        <w:spacing w:after="0" w:line="240" w:lineRule="auto"/>
-        <w:rPr>
-          <w:rFonts w:ascii="Cascadia Code" w:hAnsi="Cascadia Code"/>
-        </w:rPr>
-      </w:pPr>
-      <w:r>
-        <w:rPr>
-          <w:rFonts w:ascii="Cascadia Code" w:hAnsi="Cascadia Code"/>
-        </w:rPr>
-        <w:t>Tool Decision</w:t>
-      </w:r>
-    </w:p>
-    <w:p>
-      <w:pPr>
-        <w:pBdr>
-          <w:top w:val="single" w:sz="4" w:space="1" w:color="auto"/>
-          <w:left w:val="single" w:sz="4" w:space="4" w:color="auto"/>
-          <w:bottom w:val="single" w:sz="4" w:space="1" w:color="auto"/>
-          <w:right w:val="single" w:sz="4" w:space="4" w:color="auto"/>
-        </w:pBdr>
-        <w:spacing w:after="0" w:line="240" w:lineRule="auto"/>
-        <w:rPr>
-          <w:rFonts w:ascii="Cascadia Code" w:hAnsi="Cascadia Code"/>
-        </w:rPr>
-      </w:pPr>
-      <w:r>
-        <w:rPr>
-          <w:rFonts w:ascii="Cascadia Code" w:hAnsi="Cascadia Code"/>
-        </w:rPr>
-        <w:t xml:space="preserve">      ↓</w:t>
-      </w:r>
-    </w:p>
-    <w:p>
-      <w:pPr>
-        <w:pBdr>
-          <w:top w:val="single" w:sz="4" w:space="1" w:color="auto"/>
-          <w:left w:val="single" w:sz="4" w:space="4" w:color="auto"/>
-          <w:bottom w:val="single" w:sz="4" w:space="1" w:color="auto"/>
-          <w:right w:val="single" w:sz="4" w:space="4" w:color="auto"/>
-        </w:pBdr>
-        <w:spacing w:after="0" w:line="240" w:lineRule="auto"/>
-        <w:rPr>
-          <w:rFonts w:ascii="Cascadia Code" w:hAnsi="Cascadia Code"/>
-        </w:rPr>
-      </w:pPr>
-      <w:r>
-        <w:rPr>
-          <w:rFonts w:ascii="Cascadia Code" w:hAnsi="Cascadia Code"/>
-        </w:rPr>
-        <w:t>┌──────────────</w:t>
-      </w:r>
+      <w:pPr>
+        <w:pBdr>
+          <w:top w:val="single" w:sz="4" w:space="1" w:color="auto"/>
+          <w:left w:val="single" w:sz="4" w:space="4" w:color="auto"/>
+          <w:bottom w:val="single" w:sz="4" w:space="1" w:color="auto"/>
+          <w:right w:val="single" w:sz="4" w:space="4" w:color="auto"/>
+        </w:pBdr>
+        <w:spacing w:after="0" w:line="240" w:lineRule="auto"/>
+        <w:rPr>
+          <w:rFonts w:ascii="Cascadia Code" w:hAnsi="Cascadia Code"/>
+        </w:rPr>
+      </w:pPr>
+      <w:r>
+        <w:rPr>
+          <w:rFonts w:ascii="Cascadia Code" w:hAnsi="Cascadia Code"/>
+        </w:rPr>
+        <w:t>Lab03/</w:t>
+      </w:r>
+    </w:p>
+    <w:p>
+      <w:pPr>
+        <w:pBdr>
+          <w:top w:val="single" w:sz="4" w:space="1" w:color="auto"/>
+          <w:left w:val="single" w:sz="4" w:space="4" w:color="auto"/>
+          <w:bottom w:val="single" w:sz="4" w:space="1" w:color="auto"/>
+          <w:right w:val="single" w:sz="4" w:space="4" w:color="auto"/>
+        </w:pBdr>
+        <w:spacing w:after="0" w:line="240" w:lineRule="auto"/>
+        <w:rPr>
+          <w:rFonts w:ascii="Cascadia Code" w:hAnsi="Cascadia Code"/>
+        </w:rPr>
+      </w:pPr>
+      <w:r>
+        <w:rPr>
+          <w:rFonts w:ascii="Cascadia Code" w:hAnsi="Cascadia Code"/>
+        </w:rPr>
+        <w:t>│</w:t>
+      </w:r>
+    </w:p>
+    <w:p>
+      <w:pPr>
+        <w:pBdr>
+          <w:top w:val="single" w:sz="4" w:space="1" w:color="auto"/>
+          <w:left w:val="single" w:sz="4" w:space="4" w:color="auto"/>
+          <w:bottom w:val="single" w:sz="4" w:space="1" w:color="auto"/>
+          <w:right w:val="single" w:sz="4" w:space="4" w:color="auto"/>
+        </w:pBdr>
+        <w:spacing w:after="0" w:line="240" w:lineRule="auto"/>
+        <w:rPr>
+          <w:rFonts w:ascii="Cascadia Code" w:hAnsi="Cascadia Code"/>
+        </w:rPr>
+      </w:pPr>
       <w:r>
         <w:rPr>
           <w:rFonts w:ascii="MS Gothic" w:eastAsia="MS Gothic" w:hAnsi="MS Gothic" w:cs="MS Gothic" w:hint="eastAsia"/>
         </w:rPr>
-        <w:t>┬</w:t>
-      </w:r>
-      <w:r>
-        <w:rPr>
-          <w:rFonts w:ascii="Cascadia Code" w:hAnsi="Cascadia Code"/>
-        </w:rPr>
-        <w:t>──────────────</w:t>
-      </w:r>
+        <w:t>├</w:t>
+      </w:r>
+      <w:r>
+        <w:rPr>
+          <w:rFonts w:ascii="Cascadia Code" w:hAnsi="Cascadia Code"/>
+        </w:rPr>
+        <w:t>── data/</w:t>
+      </w:r>
+    </w:p>
+    <w:p>
+      <w:pPr>
+        <w:pBdr>
+          <w:top w:val="single" w:sz="4" w:space="1" w:color="auto"/>
+          <w:left w:val="single" w:sz="4" w:space="4" w:color="auto"/>
+          <w:bottom w:val="single" w:sz="4" w:space="1" w:color="auto"/>
+          <w:right w:val="single" w:sz="4" w:space="4" w:color="auto"/>
+        </w:pBdr>
+        <w:spacing w:after="0" w:line="240" w:lineRule="auto"/>
+        <w:rPr>
+          <w:rFonts w:ascii="Cascadia Code" w:hAnsi="Cascadia Code"/>
+        </w:rPr>
+      </w:pPr>
+      <w:r>
+        <w:rPr>
+          <w:rFonts w:ascii="Cascadia Code" w:hAnsi="Cascadia Code"/>
+        </w:rPr>
+        <w:t>│     incidents.txt</w:t>
+      </w:r>
+    </w:p>
+    <w:p>
+      <w:pPr>
+        <w:pBdr>
+          <w:top w:val="single" w:sz="4" w:space="1" w:color="auto"/>
+          <w:left w:val="single" w:sz="4" w:space="4" w:color="auto"/>
+          <w:bottom w:val="single" w:sz="4" w:space="1" w:color="auto"/>
+          <w:right w:val="single" w:sz="4" w:space="4" w:color="auto"/>
+        </w:pBdr>
+        <w:spacing w:after="0" w:line="240" w:lineRule="auto"/>
+        <w:rPr>
+          <w:rFonts w:ascii="Cascadia Code" w:hAnsi="Cascadia Code"/>
+        </w:rPr>
+      </w:pPr>
+      <w:r>
+        <w:rPr>
+          <w:rFonts w:ascii="Cascadia Code" w:hAnsi="Cascadia Code"/>
+        </w:rPr>
+        <w:t>│</w:t>
+      </w:r>
+    </w:p>
+    <w:p>
+      <w:pPr>
+        <w:pBdr>
+          <w:top w:val="single" w:sz="4" w:space="1" w:color="auto"/>
+          <w:left w:val="single" w:sz="4" w:space="4" w:color="auto"/>
+          <w:bottom w:val="single" w:sz="4" w:space="1" w:color="auto"/>
+          <w:right w:val="single" w:sz="4" w:space="4" w:color="auto"/>
+        </w:pBdr>
+        <w:spacing w:after="0" w:line="240" w:lineRule="auto"/>
+        <w:rPr>
+          <w:rFonts w:ascii="Cascadia Code" w:hAnsi="Cascadia Code"/>
+        </w:rPr>
+      </w:pPr>
       <w:r>
         <w:rPr>
           <w:rFonts w:ascii="MS Gothic" w:eastAsia="MS Gothic" w:hAnsi="MS Gothic" w:cs="MS Gothic" w:hint="eastAsia"/>
         </w:rPr>
-        <w:t>┬</w:t>
-      </w:r>
-      <w:r>
-        <w:rPr>
-          <w:rFonts w:ascii="Cascadia Code" w:hAnsi="Cascadia Code"/>
-        </w:rPr>
-        <w:t>──────────────┐</w:t>
-      </w:r>
-    </w:p>
-    <w:p>
-      <w:pPr>
-        <w:pBdr>
-          <w:top w:val="single" w:sz="4" w:space="1" w:color="auto"/>
-          <w:left w:val="single" w:sz="4" w:space="4" w:color="auto"/>
-          <w:bottom w:val="single" w:sz="4" w:space="1" w:color="auto"/>
-          <w:right w:val="single" w:sz="4" w:space="4" w:color="auto"/>
-        </w:pBdr>
-        <w:spacing w:after="0" w:line="240" w:lineRule="auto"/>
-        <w:rPr>
-          <w:rFonts w:ascii="Cascadia Code" w:hAnsi="Cascadia Code"/>
-        </w:rPr>
-      </w:pPr>
-      <w:r>
-        <w:rPr>
-          <w:rFonts w:ascii="Cascadia Code" w:hAnsi="Cascadia Code"/>
-        </w:rPr>
-        <w:t xml:space="preserve">│           </w:t>
-      </w:r>
-      <w:r>
-        <w:rPr>
-          <w:rFonts w:ascii="Cascadia Code" w:hAnsi="Cascadia Code"/>
-        </w:rPr>
-        <w:t xml:space="preserve"> </w:t>
-      </w:r>
-      <w:r>
-        <w:rPr>
-          <w:rFonts w:ascii="Cascadia Code" w:hAnsi="Cascadia Code"/>
-        </w:rPr>
-        <w:t xml:space="preserve">  │              │              │</w:t>
-      </w:r>
-    </w:p>
-    <w:p>
-      <w:pPr>
-        <w:pBdr>
-          <w:top w:val="single" w:sz="4" w:space="1" w:color="auto"/>
-          <w:left w:val="single" w:sz="4" w:space="4" w:color="auto"/>
-          <w:bottom w:val="single" w:sz="4" w:space="1" w:color="auto"/>
-          <w:right w:val="single" w:sz="4" w:space="4" w:color="auto"/>
-        </w:pBdr>
-        <w:spacing w:after="0" w:line="240" w:lineRule="auto"/>
-        <w:rPr>
-          <w:rFonts w:ascii="Cascadia Code" w:hAnsi="Cascadia Code"/>
-        </w:rPr>
-      </w:pPr>
-      <w:r>
-        <w:rPr>
-          <w:rFonts w:ascii="Cascadia Code" w:hAnsi="Cascadia Code"/>
-        </w:rPr>
-        <w:t>RAG Tool       SQL Tool       Log Tool</w:t>
-      </w:r>
-    </w:p>
-    <w:p>
-      <w:pPr>
-        <w:pBdr>
-          <w:top w:val="single" w:sz="4" w:space="1" w:color="auto"/>
-          <w:left w:val="single" w:sz="4" w:space="4" w:color="auto"/>
-          <w:bottom w:val="single" w:sz="4" w:space="1" w:color="auto"/>
-          <w:right w:val="single" w:sz="4" w:space="4" w:color="auto"/>
-        </w:pBdr>
-        <w:spacing w:after="0" w:line="240" w:lineRule="auto"/>
-        <w:rPr>
-          <w:rFonts w:ascii="Cascadia Code" w:hAnsi="Cascadia Code"/>
-        </w:rPr>
-      </w:pPr>
-      <w:r>
-        <w:rPr>
-          <w:rFonts w:ascii="Cascadia Code" w:hAnsi="Cascadia Code"/>
-        </w:rPr>
-        <w:t>│              │              │</w:t>
-      </w:r>
-    </w:p>
-    <w:p>
-      <w:pPr>
-        <w:pBdr>
-          <w:top w:val="single" w:sz="4" w:space="1" w:color="auto"/>
-          <w:left w:val="single" w:sz="4" w:space="4" w:color="auto"/>
-          <w:bottom w:val="single" w:sz="4" w:space="1" w:color="auto"/>
-          <w:right w:val="single" w:sz="4" w:space="4" w:color="auto"/>
-        </w:pBdr>
-        <w:spacing w:after="0" w:line="240" w:lineRule="auto"/>
-        <w:rPr>
-          <w:rFonts w:ascii="Cascadia Code" w:hAnsi="Cascadia Code"/>
-        </w:rPr>
-      </w:pPr>
-      <w:r>
-        <w:rPr>
-          <w:rFonts w:ascii="Cascadia Code" w:hAnsi="Cascadia Code"/>
-        </w:rPr>
-        <w:t>ChromaDB       SQLite         Log Parser</w:t>
-      </w:r>
-    </w:p>
-    <w:p>
-      <w:pPr>
-        <w:pBdr>
-          <w:top w:val="single" w:sz="4" w:space="1" w:color="auto"/>
-          <w:left w:val="single" w:sz="4" w:space="4" w:color="auto"/>
-          <w:bottom w:val="single" w:sz="4" w:space="1" w:color="auto"/>
-          <w:right w:val="single" w:sz="4" w:space="4" w:color="auto"/>
-        </w:pBdr>
-        <w:spacing w:after="0" w:line="240" w:lineRule="auto"/>
-        <w:rPr>
-          <w:rFonts w:ascii="Cascadia Code" w:hAnsi="Cascadia Code"/>
-        </w:rPr>
-      </w:pPr>
-      <w:r>
-        <w:rPr>
-          <w:rFonts w:ascii="Cascadia Code" w:hAnsi="Cascadia Code"/>
-        </w:rPr>
-        <w:t>│              │              │</w:t>
-      </w:r>
-    </w:p>
-    <w:p>
-      <w:pPr>
-        <w:pBdr>
-          <w:top w:val="single" w:sz="4" w:space="1" w:color="auto"/>
-          <w:left w:val="single" w:sz="4" w:space="4" w:color="auto"/>
-          <w:bottom w:val="single" w:sz="4" w:space="1" w:color="auto"/>
-          <w:right w:val="single" w:sz="4" w:space="4" w:color="auto"/>
-        </w:pBdr>
-        <w:spacing w:after="0" w:line="240" w:lineRule="auto"/>
-        <w:rPr>
-          <w:rFonts w:ascii="Cascadia Code" w:hAnsi="Cascadia Code"/>
-        </w:rPr>
-      </w:pPr>
-      <w:r>
-        <w:rPr>
-          <w:rFonts w:ascii="Cascadia Code" w:hAnsi="Cascadia Code"/>
-        </w:rPr>
-        <w:t>Retrieved Data</w:t>
-      </w:r>
-    </w:p>
-    <w:p>
-      <w:pPr>
-        <w:pBdr>
-          <w:top w:val="single" w:sz="4" w:space="1" w:color="auto"/>
-          <w:left w:val="single" w:sz="4" w:space="4" w:color="auto"/>
-          <w:bottom w:val="single" w:sz="4" w:space="1" w:color="auto"/>
-          <w:right w:val="single" w:sz="4" w:space="4" w:color="auto"/>
-        </w:pBdr>
-        <w:spacing w:after="0" w:line="240" w:lineRule="auto"/>
-        <w:rPr>
-          <w:rFonts w:ascii="Cascadia Code" w:hAnsi="Cascadia Code"/>
-        </w:rPr>
-      </w:pPr>
-      <w:r>
-        <w:rPr>
-          <w:rFonts w:ascii="Cascadia Code" w:hAnsi="Cascadia Code"/>
-        </w:rPr>
-        <w:t xml:space="preserve">      ↓</w:t>
-      </w:r>
-    </w:p>
-    <w:p>
-      <w:pPr>
-        <w:pBdr>
-          <w:top w:val="single" w:sz="4" w:space="1" w:color="auto"/>
-          <w:left w:val="single" w:sz="4" w:space="4" w:color="auto"/>
-          <w:bottom w:val="single" w:sz="4" w:space="1" w:color="auto"/>
-          <w:right w:val="single" w:sz="4" w:space="4" w:color="auto"/>
-        </w:pBdr>
-        <w:spacing w:after="0" w:line="240" w:lineRule="auto"/>
-        <w:rPr>
-          <w:rFonts w:ascii="Cascadia Code" w:hAnsi="Cascadia Code"/>
-        </w:rPr>
-      </w:pPr>
-      <w:r>
-        <w:rPr>
-          <w:rFonts w:ascii="Cascadia Code" w:hAnsi="Cascadia Code"/>
-        </w:rPr>
-        <w:t>LLM Explanation</w:t>
+        <w:t>├</w:t>
+      </w:r>
+      <w:r>
+        <w:rPr>
+          <w:rFonts w:ascii="Cascadia Code" w:hAnsi="Cascadia Code"/>
+        </w:rPr>
+        <w:t>── logs/</w:t>
+      </w:r>
+    </w:p>
+    <w:p>
+      <w:pPr>
+        <w:pBdr>
+          <w:top w:val="single" w:sz="4" w:space="1" w:color="auto"/>
+          <w:left w:val="single" w:sz="4" w:space="4" w:color="auto"/>
+          <w:bottom w:val="single" w:sz="4" w:space="1" w:color="auto"/>
+          <w:right w:val="single" w:sz="4" w:space="4" w:color="auto"/>
+        </w:pBdr>
+        <w:spacing w:after="0" w:line="240" w:lineRule="auto"/>
+        <w:rPr>
+          <w:rFonts w:ascii="Cascadia Code" w:hAnsi="Cascadia Code"/>
+        </w:rPr>
+      </w:pPr>
+      <w:r>
+        <w:rPr>
+          <w:rFonts w:ascii="Cascadia Code" w:hAnsi="Cascadia Code"/>
+        </w:rPr>
+        <w:t>│     system_logs.txt</w:t>
+      </w:r>
+      <w:r>
+        <w:rPr>
+          <w:rFonts w:ascii="Cascadia Code" w:hAnsi="Cascadia Code"/>
+        </w:rPr>
+        <w:tab/>
+      </w:r>
+      <w:r>
+        <w:rPr>
+          <w:rFonts w:ascii="Cascadia Code" w:hAnsi="Cascadia Code"/>
+        </w:rPr>
+        <w:tab/>
+      </w:r>
+      <w:r>
+        <w:rPr>
+          <w:rFonts w:ascii="Cascadia Code" w:hAnsi="Cascadia Code"/>
+        </w:rPr>
+        <w:t>← NEW</w:t>
+      </w:r>
+    </w:p>
+    <w:p>
+      <w:pPr>
+        <w:pBdr>
+          <w:top w:val="single" w:sz="4" w:space="1" w:color="auto"/>
+          <w:left w:val="single" w:sz="4" w:space="4" w:color="auto"/>
+          <w:bottom w:val="single" w:sz="4" w:space="1" w:color="auto"/>
+          <w:right w:val="single" w:sz="4" w:space="4" w:color="auto"/>
+        </w:pBdr>
+        <w:spacing w:after="0" w:line="240" w:lineRule="auto"/>
+        <w:rPr>
+          <w:rFonts w:ascii="Cascadia Code" w:hAnsi="Cascadia Code"/>
+        </w:rPr>
+      </w:pPr>
+      <w:r>
+        <w:rPr>
+          <w:rFonts w:ascii="Cascadia Code" w:hAnsi="Cascadia Code"/>
+        </w:rPr>
+        <w:t>│</w:t>
+      </w:r>
+    </w:p>
+    <w:p>
+      <w:pPr>
+        <w:pBdr>
+          <w:top w:val="single" w:sz="4" w:space="1" w:color="auto"/>
+          <w:left w:val="single" w:sz="4" w:space="4" w:color="auto"/>
+          <w:bottom w:val="single" w:sz="4" w:space="1" w:color="auto"/>
+          <w:right w:val="single" w:sz="4" w:space="4" w:color="auto"/>
+        </w:pBdr>
+        <w:spacing w:after="0" w:line="240" w:lineRule="auto"/>
+        <w:rPr>
+          <w:rFonts w:ascii="Cascadia Code" w:hAnsi="Cascadia Code"/>
+        </w:rPr>
+      </w:pPr>
+      <w:r>
+        <w:rPr>
+          <w:rFonts w:ascii="MS Gothic" w:eastAsia="MS Gothic" w:hAnsi="MS Gothic" w:cs="MS Gothic" w:hint="eastAsia"/>
+        </w:rPr>
+        <w:t>├</w:t>
+      </w:r>
+      <w:r>
+        <w:rPr>
+          <w:rFonts w:ascii="Cascadia Code" w:hAnsi="Cascadia Code"/>
+        </w:rPr>
+        <w:t>── database/</w:t>
+      </w:r>
+    </w:p>
+    <w:p>
+      <w:pPr>
+        <w:pBdr>
+          <w:top w:val="single" w:sz="4" w:space="1" w:color="auto"/>
+          <w:left w:val="single" w:sz="4" w:space="4" w:color="auto"/>
+          <w:bottom w:val="single" w:sz="4" w:space="1" w:color="auto"/>
+          <w:right w:val="single" w:sz="4" w:space="4" w:color="auto"/>
+        </w:pBdr>
+        <w:spacing w:after="0" w:line="240" w:lineRule="auto"/>
+        <w:rPr>
+          <w:rFonts w:ascii="Cascadia Code" w:hAnsi="Cascadia Code"/>
+        </w:rPr>
+      </w:pPr>
+      <w:r>
+        <w:rPr>
+          <w:rFonts w:ascii="Cascadia Code" w:hAnsi="Cascadia Code"/>
+        </w:rPr>
+        <w:lastRenderedPageBreak/>
+        <w:t xml:space="preserve">│     </w:t>
+      </w:r>
+      <w:proofErr w:type="spellStart"/>
+      <w:r>
+        <w:rPr>
+          <w:rFonts w:ascii="Cascadia Code" w:hAnsi="Cascadia Code"/>
+        </w:rPr>
+        <w:t>incidents.db</w:t>
+      </w:r>
+      <w:proofErr w:type="spellEnd"/>
+    </w:p>
+    <w:p>
+      <w:pPr>
+        <w:pBdr>
+          <w:top w:val="single" w:sz="4" w:space="1" w:color="auto"/>
+          <w:left w:val="single" w:sz="4" w:space="4" w:color="auto"/>
+          <w:bottom w:val="single" w:sz="4" w:space="1" w:color="auto"/>
+          <w:right w:val="single" w:sz="4" w:space="4" w:color="auto"/>
+        </w:pBdr>
+        <w:spacing w:after="0" w:line="240" w:lineRule="auto"/>
+        <w:rPr>
+          <w:rFonts w:ascii="Cascadia Code" w:hAnsi="Cascadia Code"/>
+        </w:rPr>
+      </w:pPr>
+      <w:r>
+        <w:rPr>
+          <w:rFonts w:ascii="Cascadia Code" w:hAnsi="Cascadia Code"/>
+        </w:rPr>
+        <w:t>│</w:t>
+      </w:r>
+    </w:p>
+    <w:p>
+      <w:pPr>
+        <w:pBdr>
+          <w:top w:val="single" w:sz="4" w:space="1" w:color="auto"/>
+          <w:left w:val="single" w:sz="4" w:space="4" w:color="auto"/>
+          <w:bottom w:val="single" w:sz="4" w:space="1" w:color="auto"/>
+          <w:right w:val="single" w:sz="4" w:space="4" w:color="auto"/>
+        </w:pBdr>
+        <w:spacing w:after="0" w:line="240" w:lineRule="auto"/>
+        <w:rPr>
+          <w:rFonts w:ascii="Cascadia Code" w:hAnsi="Cascadia Code"/>
+        </w:rPr>
+      </w:pPr>
+      <w:r>
+        <w:rPr>
+          <w:rFonts w:ascii="MS Gothic" w:eastAsia="MS Gothic" w:hAnsi="MS Gothic" w:cs="MS Gothic" w:hint="eastAsia"/>
+        </w:rPr>
+        <w:t>├</w:t>
+      </w:r>
+      <w:r>
+        <w:rPr>
+          <w:rFonts w:ascii="Cascadia Code" w:hAnsi="Cascadia Code"/>
+        </w:rPr>
+        <w:t xml:space="preserve">── </w:t>
+      </w:r>
+      <w:proofErr w:type="spellStart"/>
+      <w:r>
+        <w:rPr>
+          <w:rFonts w:ascii="Cascadia Code" w:hAnsi="Cascadia Code"/>
+        </w:rPr>
+        <w:t>chroma_db</w:t>
+      </w:r>
+      <w:proofErr w:type="spellEnd"/>
+      <w:r>
+        <w:rPr>
+          <w:rFonts w:ascii="Cascadia Code" w:hAnsi="Cascadia Code"/>
+        </w:rPr>
+        <w:t>/</w:t>
+      </w:r>
+    </w:p>
+    <w:p>
+      <w:pPr>
+        <w:pBdr>
+          <w:top w:val="single" w:sz="4" w:space="1" w:color="auto"/>
+          <w:left w:val="single" w:sz="4" w:space="4" w:color="auto"/>
+          <w:bottom w:val="single" w:sz="4" w:space="1" w:color="auto"/>
+          <w:right w:val="single" w:sz="4" w:space="4" w:color="auto"/>
+        </w:pBdr>
+        <w:spacing w:after="0" w:line="240" w:lineRule="auto"/>
+        <w:rPr>
+          <w:rFonts w:ascii="Cascadia Code" w:hAnsi="Cascadia Code"/>
+        </w:rPr>
+      </w:pPr>
+      <w:r>
+        <w:rPr>
+          <w:rFonts w:ascii="Cascadia Code" w:hAnsi="Cascadia Code"/>
+        </w:rPr>
+        <w:t>│</w:t>
+      </w:r>
+    </w:p>
+    <w:p>
+      <w:pPr>
+        <w:pBdr>
+          <w:top w:val="single" w:sz="4" w:space="1" w:color="auto"/>
+          <w:left w:val="single" w:sz="4" w:space="4" w:color="auto"/>
+          <w:bottom w:val="single" w:sz="4" w:space="1" w:color="auto"/>
+          <w:right w:val="single" w:sz="4" w:space="4" w:color="auto"/>
+        </w:pBdr>
+        <w:spacing w:after="0" w:line="240" w:lineRule="auto"/>
+        <w:rPr>
+          <w:rFonts w:ascii="Cascadia Code" w:hAnsi="Cascadia Code"/>
+        </w:rPr>
+      </w:pPr>
+      <w:r>
+        <w:rPr>
+          <w:rFonts w:ascii="MS Gothic" w:eastAsia="MS Gothic" w:hAnsi="MS Gothic" w:cs="MS Gothic" w:hint="eastAsia"/>
+        </w:rPr>
+        <w:t>├</w:t>
+      </w:r>
+      <w:r>
+        <w:rPr>
+          <w:rFonts w:ascii="Cascadia Code" w:hAnsi="Cascadia Code"/>
+        </w:rPr>
+        <w:t>── agent.py</w:t>
+      </w:r>
+    </w:p>
+    <w:p>
+      <w:pPr>
+        <w:pBdr>
+          <w:top w:val="single" w:sz="4" w:space="1" w:color="auto"/>
+          <w:left w:val="single" w:sz="4" w:space="4" w:color="auto"/>
+          <w:bottom w:val="single" w:sz="4" w:space="1" w:color="auto"/>
+          <w:right w:val="single" w:sz="4" w:space="4" w:color="auto"/>
+        </w:pBdr>
+        <w:spacing w:after="0" w:line="240" w:lineRule="auto"/>
+        <w:rPr>
+          <w:rFonts w:ascii="Cascadia Code" w:hAnsi="Cascadia Code"/>
+        </w:rPr>
+      </w:pPr>
+      <w:r>
+        <w:rPr>
+          <w:rFonts w:ascii="MS Gothic" w:eastAsia="MS Gothic" w:hAnsi="MS Gothic" w:cs="MS Gothic" w:hint="eastAsia"/>
+        </w:rPr>
+        <w:t>├</w:t>
+      </w:r>
+      <w:r>
+        <w:rPr>
+          <w:rFonts w:ascii="Cascadia Code" w:hAnsi="Cascadia Code"/>
+        </w:rPr>
+        <w:t>── tools.py</w:t>
+      </w:r>
+    </w:p>
+    <w:p>
+      <w:pPr>
+        <w:pBdr>
+          <w:top w:val="single" w:sz="4" w:space="1" w:color="auto"/>
+          <w:left w:val="single" w:sz="4" w:space="4" w:color="auto"/>
+          <w:bottom w:val="single" w:sz="4" w:space="1" w:color="auto"/>
+          <w:right w:val="single" w:sz="4" w:space="4" w:color="auto"/>
+        </w:pBdr>
+        <w:spacing w:after="0" w:line="240" w:lineRule="auto"/>
+        <w:rPr>
+          <w:rFonts w:ascii="Cascadia Code" w:hAnsi="Cascadia Code"/>
+        </w:rPr>
+      </w:pPr>
+      <w:r>
+        <w:rPr>
+          <w:rFonts w:ascii="MS Gothic" w:eastAsia="MS Gothic" w:hAnsi="MS Gothic" w:cs="MS Gothic" w:hint="eastAsia"/>
+        </w:rPr>
+        <w:t>├</w:t>
+      </w:r>
+      <w:r>
+        <w:rPr>
+          <w:rFonts w:ascii="Cascadia Code" w:hAnsi="Cascadia Code"/>
+        </w:rPr>
+        <w:t>── rag_index.py</w:t>
+      </w:r>
+    </w:p>
+    <w:p>
+      <w:pPr>
+        <w:pBdr>
+          <w:top w:val="single" w:sz="4" w:space="1" w:color="auto"/>
+          <w:left w:val="single" w:sz="4" w:space="4" w:color="auto"/>
+          <w:bottom w:val="single" w:sz="4" w:space="1" w:color="auto"/>
+          <w:right w:val="single" w:sz="4" w:space="4" w:color="auto"/>
+        </w:pBdr>
+        <w:spacing w:after="0" w:line="240" w:lineRule="auto"/>
+        <w:rPr>
+          <w:rFonts w:ascii="Cascadia Code" w:hAnsi="Cascadia Code"/>
+        </w:rPr>
+      </w:pPr>
+      <w:r>
+        <w:rPr>
+          <w:rFonts w:ascii="MS Gothic" w:eastAsia="MS Gothic" w:hAnsi="MS Gothic" w:cs="MS Gothic" w:hint="eastAsia"/>
+        </w:rPr>
+        <w:t>├</w:t>
+      </w:r>
+      <w:r>
+        <w:rPr>
+          <w:rFonts w:ascii="Cascadia Code" w:hAnsi="Cascadia Code"/>
+        </w:rPr>
+        <w:t>── log_tool.py      ← NEW</w:t>
+      </w:r>
+    </w:p>
+    <w:p>
+      <w:pPr>
+        <w:pBdr>
+          <w:top w:val="single" w:sz="4" w:space="1" w:color="auto"/>
+          <w:left w:val="single" w:sz="4" w:space="4" w:color="auto"/>
+          <w:bottom w:val="single" w:sz="4" w:space="1" w:color="auto"/>
+          <w:right w:val="single" w:sz="4" w:space="4" w:color="auto"/>
+        </w:pBdr>
+        <w:spacing w:after="0" w:line="240" w:lineRule="auto"/>
+        <w:rPr>
+          <w:rFonts w:ascii="Cascadia Code" w:hAnsi="Cascadia Code"/>
+        </w:rPr>
+      </w:pPr>
+      <w:r>
+        <w:rPr>
+          <w:rFonts w:ascii="MS Gothic" w:eastAsia="MS Gothic" w:hAnsi="MS Gothic" w:cs="MS Gothic" w:hint="eastAsia"/>
+        </w:rPr>
+        <w:t>├</w:t>
+      </w:r>
+      <w:r>
+        <w:rPr>
+          <w:rFonts w:ascii="Cascadia Code" w:hAnsi="Cascadia Code"/>
+        </w:rPr>
+        <w:t>── create_db.py</w:t>
+      </w:r>
+    </w:p>
+    <w:p>
+      <w:pPr>
+        <w:pBdr>
+          <w:top w:val="single" w:sz="4" w:space="1" w:color="auto"/>
+          <w:left w:val="single" w:sz="4" w:space="4" w:color="auto"/>
+          <w:bottom w:val="single" w:sz="4" w:space="1" w:color="auto"/>
+          <w:right w:val="single" w:sz="4" w:space="4" w:color="auto"/>
+        </w:pBdr>
+        <w:spacing w:after="0" w:line="240" w:lineRule="auto"/>
+        <w:rPr>
+          <w:rFonts w:ascii="Cascadia Code" w:hAnsi="Cascadia Code"/>
+        </w:rPr>
+      </w:pPr>
+      <w:r>
+        <w:rPr>
+          <w:rFonts w:ascii="Cascadia Code" w:hAnsi="Cascadia Code"/>
+        </w:rPr>
+        <w:t>└── main.py</w:t>
       </w:r>
     </w:p>
     <w:p>
       <w:pPr>
         <w:pStyle w:val="Heading3"/>
       </w:pPr>
-      <w:bookmarkStart w:id="23" w:name="_Toc223537558"/>
-      <w:r>
-        <w:t>Updated Folder Structure</w:t>
+      <w:bookmarkStart w:id="23" w:name="_Toc223537559"/>
+      <w:r>
+        <w:t>Steps</w:t>
       </w:r>
       <w:bookmarkEnd w:id="23"/>
-    </w:p>
-    <w:p>
-      <w:pPr>
-        <w:pBdr>
-          <w:top w:val="single" w:sz="4" w:space="1" w:color="auto"/>
-          <w:left w:val="single" w:sz="4" w:space="4" w:color="auto"/>
-          <w:bottom w:val="single" w:sz="4" w:space="1" w:color="auto"/>
-          <w:right w:val="single" w:sz="4" w:space="4" w:color="auto"/>
-        </w:pBdr>
-        <w:spacing w:after="0" w:line="240" w:lineRule="auto"/>
-        <w:rPr>
-          <w:rFonts w:ascii="Cascadia Code" w:hAnsi="Cascadia Code"/>
-        </w:rPr>
-      </w:pPr>
-      <w:r>
-        <w:rPr>
-          <w:rFonts w:ascii="Cascadia Code" w:hAnsi="Cascadia Code"/>
-        </w:rPr>
-        <w:t>Lab03/</w:t>
-      </w:r>
-    </w:p>
-    <w:p>
-      <w:pPr>
-        <w:pBdr>
-          <w:top w:val="single" w:sz="4" w:space="1" w:color="auto"/>
-          <w:left w:val="single" w:sz="4" w:space="4" w:color="auto"/>
-          <w:bottom w:val="single" w:sz="4" w:space="1" w:color="auto"/>
-          <w:right w:val="single" w:sz="4" w:space="4" w:color="auto"/>
-        </w:pBdr>
-        <w:spacing w:after="0" w:line="240" w:lineRule="auto"/>
-        <w:rPr>
-          <w:rFonts w:ascii="Cascadia Code" w:hAnsi="Cascadia Code"/>
-        </w:rPr>
-      </w:pPr>
-      <w:r>
-        <w:rPr>
-          <w:rFonts w:ascii="Cascadia Code" w:hAnsi="Cascadia Code"/>
-        </w:rPr>
-        <w:t>│</w:t>
-      </w:r>
-    </w:p>
-    <w:p>
-      <w:pPr>
-        <w:pBdr>
-          <w:top w:val="single" w:sz="4" w:space="1" w:color="auto"/>
-          <w:left w:val="single" w:sz="4" w:space="4" w:color="auto"/>
-          <w:bottom w:val="single" w:sz="4" w:space="1" w:color="auto"/>
-          <w:right w:val="single" w:sz="4" w:space="4" w:color="auto"/>
-        </w:pBdr>
-        <w:spacing w:after="0" w:line="240" w:lineRule="auto"/>
-        <w:rPr>
-          <w:rFonts w:ascii="Cascadia Code" w:hAnsi="Cascadia Code"/>
-        </w:rPr>
-      </w:pPr>
-      <w:r>
-        <w:rPr>
-          <w:rFonts w:ascii="MS Gothic" w:eastAsia="MS Gothic" w:hAnsi="MS Gothic" w:cs="MS Gothic" w:hint="eastAsia"/>
-        </w:rPr>
-        <w:t>├</w:t>
-      </w:r>
-      <w:r>
-        <w:rPr>
-          <w:rFonts w:ascii="Cascadia Code" w:hAnsi="Cascadia Code"/>
-        </w:rPr>
-        <w:t>── data/</w:t>
-      </w:r>
-    </w:p>
-    <w:p>
-      <w:pPr>
-        <w:pBdr>
-          <w:top w:val="single" w:sz="4" w:space="1" w:color="auto"/>
-          <w:left w:val="single" w:sz="4" w:space="4" w:color="auto"/>
-          <w:bottom w:val="single" w:sz="4" w:space="1" w:color="auto"/>
-          <w:right w:val="single" w:sz="4" w:space="4" w:color="auto"/>
-        </w:pBdr>
-        <w:spacing w:after="0" w:line="240" w:lineRule="auto"/>
-        <w:rPr>
-          <w:rFonts w:ascii="Cascadia Code" w:hAnsi="Cascadia Code"/>
-        </w:rPr>
-      </w:pPr>
-      <w:r>
-        <w:rPr>
-          <w:rFonts w:ascii="Cascadia Code" w:hAnsi="Cascadia Code"/>
-        </w:rPr>
-        <w:t>│     incidents.txt</w:t>
-      </w:r>
-    </w:p>
-    <w:p>
-      <w:pPr>
-        <w:pBdr>
-          <w:top w:val="single" w:sz="4" w:space="1" w:color="auto"/>
-          <w:left w:val="single" w:sz="4" w:space="4" w:color="auto"/>
-          <w:bottom w:val="single" w:sz="4" w:space="1" w:color="auto"/>
-          <w:right w:val="single" w:sz="4" w:space="4" w:color="auto"/>
-        </w:pBdr>
-        <w:spacing w:after="0" w:line="240" w:lineRule="auto"/>
-        <w:rPr>
-          <w:rFonts w:ascii="Cascadia Code" w:hAnsi="Cascadia Code"/>
-        </w:rPr>
-      </w:pPr>
-      <w:r>
-        <w:rPr>
-          <w:rFonts w:ascii="Cascadia Code" w:hAnsi="Cascadia Code"/>
-        </w:rPr>
-        <w:t>│</w:t>
-      </w:r>
-    </w:p>
-    <w:p>
-      <w:pPr>
-        <w:pBdr>
-          <w:top w:val="single" w:sz="4" w:space="1" w:color="auto"/>
-          <w:left w:val="single" w:sz="4" w:space="4" w:color="auto"/>
-          <w:bottom w:val="single" w:sz="4" w:space="1" w:color="auto"/>
-          <w:right w:val="single" w:sz="4" w:space="4" w:color="auto"/>
-        </w:pBdr>
-        <w:spacing w:after="0" w:line="240" w:lineRule="auto"/>
-        <w:rPr>
-          <w:rFonts w:ascii="Cascadia Code" w:hAnsi="Cascadia Code"/>
-        </w:rPr>
-      </w:pPr>
-      <w:r>
-        <w:rPr>
-          <w:rFonts w:ascii="MS Gothic" w:eastAsia="MS Gothic" w:hAnsi="MS Gothic" w:cs="MS Gothic" w:hint="eastAsia"/>
-        </w:rPr>
-        <w:t>├</w:t>
-      </w:r>
-      <w:r>
-        <w:rPr>
-          <w:rFonts w:ascii="Cascadia Code" w:hAnsi="Cascadia Code"/>
-        </w:rPr>
-        <w:t>── logs/</w:t>
-      </w:r>
-    </w:p>
-    <w:p>
-      <w:pPr>
-        <w:pBdr>
-          <w:top w:val="single" w:sz="4" w:space="1" w:color="auto"/>
-          <w:left w:val="single" w:sz="4" w:space="4" w:color="auto"/>
-          <w:bottom w:val="single" w:sz="4" w:space="1" w:color="auto"/>
-          <w:right w:val="single" w:sz="4" w:space="4" w:color="auto"/>
-        </w:pBdr>
-        <w:spacing w:after="0" w:line="240" w:lineRule="auto"/>
-        <w:rPr>
-          <w:rFonts w:ascii="Cascadia Code" w:hAnsi="Cascadia Code"/>
-        </w:rPr>
-      </w:pPr>
-      <w:r>
-        <w:rPr>
-          <w:rFonts w:ascii="Cascadia Code" w:hAnsi="Cascadia Code"/>
-        </w:rPr>
-        <w:t>│     system_logs.txt</w:t>
-      </w:r>
-      <w:r>
-        <w:rPr>
-          <w:rFonts w:ascii="Cascadia Code" w:hAnsi="Cascadia Code"/>
-        </w:rPr>
-        <w:tab/>
-      </w:r>
-      <w:r>
-        <w:rPr>
-          <w:rFonts w:ascii="Cascadia Code" w:hAnsi="Cascadia Code"/>
-        </w:rPr>
-        <w:tab/>
-      </w:r>
-      <w:r>
-        <w:rPr>
-          <w:rFonts w:ascii="Cascadia Code" w:hAnsi="Cascadia Code"/>
-        </w:rPr>
-        <w:t>← NEW</w:t>
-      </w:r>
-    </w:p>
-    <w:p>
-      <w:pPr>
-        <w:pBdr>
-          <w:top w:val="single" w:sz="4" w:space="1" w:color="auto"/>
-          <w:left w:val="single" w:sz="4" w:space="4" w:color="auto"/>
-          <w:bottom w:val="single" w:sz="4" w:space="1" w:color="auto"/>
-          <w:right w:val="single" w:sz="4" w:space="4" w:color="auto"/>
-        </w:pBdr>
-        <w:spacing w:after="0" w:line="240" w:lineRule="auto"/>
-        <w:rPr>
-          <w:rFonts w:ascii="Cascadia Code" w:hAnsi="Cascadia Code"/>
-        </w:rPr>
-      </w:pPr>
-      <w:r>
-        <w:rPr>
-          <w:rFonts w:ascii="Cascadia Code" w:hAnsi="Cascadia Code"/>
-        </w:rPr>
-        <w:t>│</w:t>
-      </w:r>
-    </w:p>
-    <w:p>
-      <w:pPr>
-        <w:pBdr>
-          <w:top w:val="single" w:sz="4" w:space="1" w:color="auto"/>
-          <w:left w:val="single" w:sz="4" w:space="4" w:color="auto"/>
-          <w:bottom w:val="single" w:sz="4" w:space="1" w:color="auto"/>
-          <w:right w:val="single" w:sz="4" w:space="4" w:color="auto"/>
-        </w:pBdr>
-        <w:spacing w:after="0" w:line="240" w:lineRule="auto"/>
-        <w:rPr>
-          <w:rFonts w:ascii="Cascadia Code" w:hAnsi="Cascadia Code"/>
-        </w:rPr>
-      </w:pPr>
-      <w:r>
-        <w:rPr>
-          <w:rFonts w:ascii="MS Gothic" w:eastAsia="MS Gothic" w:hAnsi="MS Gothic" w:cs="MS Gothic" w:hint="eastAsia"/>
-        </w:rPr>
-        <w:t>├</w:t>
-      </w:r>
-      <w:r>
-        <w:rPr>
-          <w:rFonts w:ascii="Cascadia Code" w:hAnsi="Cascadia Code"/>
-        </w:rPr>
-        <w:t>── database/</w:t>
-      </w:r>
-    </w:p>
-    <w:p>
-      <w:pPr>
-        <w:pBdr>
-          <w:top w:val="single" w:sz="4" w:space="1" w:color="auto"/>
-          <w:left w:val="single" w:sz="4" w:space="4" w:color="auto"/>
-          <w:bottom w:val="single" w:sz="4" w:space="1" w:color="auto"/>
-          <w:right w:val="single" w:sz="4" w:space="4" w:color="auto"/>
-        </w:pBdr>
-        <w:spacing w:after="0" w:line="240" w:lineRule="auto"/>
-        <w:rPr>
-          <w:rFonts w:ascii="Cascadia Code" w:hAnsi="Cascadia Code"/>
-        </w:rPr>
-      </w:pPr>
-      <w:r>
-        <w:rPr>
-          <w:rFonts w:ascii="Cascadia Code" w:hAnsi="Cascadia Code"/>
-        </w:rPr>
-        <w:t>│     incidents.db</w:t>
-      </w:r>
-    </w:p>
-    <w:p>
-      <w:pPr>
-        <w:pBdr>
-          <w:top w:val="single" w:sz="4" w:space="1" w:color="auto"/>
-          <w:left w:val="single" w:sz="4" w:space="4" w:color="auto"/>
-          <w:bottom w:val="single" w:sz="4" w:space="1" w:color="auto"/>
-          <w:right w:val="single" w:sz="4" w:space="4" w:color="auto"/>
-        </w:pBdr>
-        <w:spacing w:after="0" w:line="240" w:lineRule="auto"/>
-        <w:rPr>
-          <w:rFonts w:ascii="Cascadia Code" w:hAnsi="Cascadia Code"/>
-        </w:rPr>
-      </w:pPr>
-      <w:r>
-        <w:rPr>
-          <w:rFonts w:ascii="Cascadia Code" w:hAnsi="Cascadia Code"/>
-        </w:rPr>
-        <w:t>│</w:t>
-      </w:r>
-    </w:p>
-    <w:p>
-      <w:pPr>
-        <w:pBdr>
-          <w:top w:val="single" w:sz="4" w:space="1" w:color="auto"/>
-          <w:left w:val="single" w:sz="4" w:space="4" w:color="auto"/>
-          <w:bottom w:val="single" w:sz="4" w:space="1" w:color="auto"/>
-          <w:right w:val="single" w:sz="4" w:space="4" w:color="auto"/>
-        </w:pBdr>
-        <w:spacing w:after="0" w:line="240" w:lineRule="auto"/>
-        <w:rPr>
-          <w:rFonts w:ascii="Cascadia Code" w:hAnsi="Cascadia Code"/>
-        </w:rPr>
-      </w:pPr>
-      <w:r>
-        <w:rPr>
-          <w:rFonts w:ascii="MS Gothic" w:eastAsia="MS Gothic" w:hAnsi="MS Gothic" w:cs="MS Gothic" w:hint="eastAsia"/>
-        </w:rPr>
-        <w:t>├</w:t>
-      </w:r>
-      <w:r>
-        <w:rPr>
-          <w:rFonts w:ascii="Cascadia Code" w:hAnsi="Cascadia Code"/>
-        </w:rPr>
-        <w:t>── chroma_db/</w:t>
-      </w:r>
-    </w:p>
-    <w:p>
-      <w:pPr>
-        <w:pBdr>
-          <w:top w:val="single" w:sz="4" w:space="1" w:color="auto"/>
-          <w:left w:val="single" w:sz="4" w:space="4" w:color="auto"/>
-          <w:bottom w:val="single" w:sz="4" w:space="1" w:color="auto"/>
-          <w:right w:val="single" w:sz="4" w:space="4" w:color="auto"/>
-        </w:pBdr>
-        <w:spacing w:after="0" w:line="240" w:lineRule="auto"/>
-        <w:rPr>
-          <w:rFonts w:ascii="Cascadia Code" w:hAnsi="Cascadia Code"/>
-        </w:rPr>
-      </w:pPr>
-      <w:r>
-        <w:rPr>
-          <w:rFonts w:ascii="Cascadia Code" w:hAnsi="Cascadia Code"/>
-        </w:rPr>
-        <w:t>│</w:t>
-      </w:r>
-    </w:p>
-    <w:p>
-      <w:pPr>
-        <w:pBdr>
-          <w:top w:val="single" w:sz="4" w:space="1" w:color="auto"/>
-          <w:left w:val="single" w:sz="4" w:space="4" w:color="auto"/>
-          <w:bottom w:val="single" w:sz="4" w:space="1" w:color="auto"/>
-          <w:right w:val="single" w:sz="4" w:space="4" w:color="auto"/>
-        </w:pBdr>
-        <w:spacing w:after="0" w:line="240" w:lineRule="auto"/>
-        <w:rPr>
-          <w:rFonts w:ascii="Cascadia Code" w:hAnsi="Cascadia Code"/>
-        </w:rPr>
-      </w:pPr>
-      <w:r>
-        <w:rPr>
-          <w:rFonts w:ascii="MS Gothic" w:eastAsia="MS Gothic" w:hAnsi="MS Gothic" w:cs="MS Gothic" w:hint="eastAsia"/>
-        </w:rPr>
-        <w:lastRenderedPageBreak/>
-        <w:t>├</w:t>
-      </w:r>
-      <w:r>
-        <w:rPr>
-          <w:rFonts w:ascii="Cascadia Code" w:hAnsi="Cascadia Code"/>
-        </w:rPr>
-        <w:t>── agent.py</w:t>
-      </w:r>
-    </w:p>
-    <w:p>
-      <w:pPr>
-        <w:pBdr>
-          <w:top w:val="single" w:sz="4" w:space="1" w:color="auto"/>
-          <w:left w:val="single" w:sz="4" w:space="4" w:color="auto"/>
-          <w:bottom w:val="single" w:sz="4" w:space="1" w:color="auto"/>
-          <w:right w:val="single" w:sz="4" w:space="4" w:color="auto"/>
-        </w:pBdr>
-        <w:spacing w:after="0" w:line="240" w:lineRule="auto"/>
-        <w:rPr>
-          <w:rFonts w:ascii="Cascadia Code" w:hAnsi="Cascadia Code"/>
-        </w:rPr>
-      </w:pPr>
-      <w:r>
-        <w:rPr>
-          <w:rFonts w:ascii="MS Gothic" w:eastAsia="MS Gothic" w:hAnsi="MS Gothic" w:cs="MS Gothic" w:hint="eastAsia"/>
-        </w:rPr>
-        <w:t>├</w:t>
-      </w:r>
-      <w:r>
-        <w:rPr>
-          <w:rFonts w:ascii="Cascadia Code" w:hAnsi="Cascadia Code"/>
-        </w:rPr>
-        <w:t>── tools.py</w:t>
-      </w:r>
-    </w:p>
-    <w:p>
-      <w:pPr>
-        <w:pBdr>
-          <w:top w:val="single" w:sz="4" w:space="1" w:color="auto"/>
-          <w:left w:val="single" w:sz="4" w:space="4" w:color="auto"/>
-          <w:bottom w:val="single" w:sz="4" w:space="1" w:color="auto"/>
-          <w:right w:val="single" w:sz="4" w:space="4" w:color="auto"/>
-        </w:pBdr>
-        <w:spacing w:after="0" w:line="240" w:lineRule="auto"/>
-        <w:rPr>
-          <w:rFonts w:ascii="Cascadia Code" w:hAnsi="Cascadia Code"/>
-        </w:rPr>
-      </w:pPr>
-      <w:r>
-        <w:rPr>
-          <w:rFonts w:ascii="MS Gothic" w:eastAsia="MS Gothic" w:hAnsi="MS Gothic" w:cs="MS Gothic" w:hint="eastAsia"/>
-        </w:rPr>
-        <w:t>├</w:t>
-      </w:r>
-      <w:r>
-        <w:rPr>
-          <w:rFonts w:ascii="Cascadia Code" w:hAnsi="Cascadia Code"/>
-        </w:rPr>
-        <w:t>── rag_index.py</w:t>
-      </w:r>
-    </w:p>
-    <w:p>
-      <w:pPr>
-        <w:pBdr>
-          <w:top w:val="single" w:sz="4" w:space="1" w:color="auto"/>
-          <w:left w:val="single" w:sz="4" w:space="4" w:color="auto"/>
-          <w:bottom w:val="single" w:sz="4" w:space="1" w:color="auto"/>
-          <w:right w:val="single" w:sz="4" w:space="4" w:color="auto"/>
-        </w:pBdr>
-        <w:spacing w:after="0" w:line="240" w:lineRule="auto"/>
-        <w:rPr>
-          <w:rFonts w:ascii="Cascadia Code" w:hAnsi="Cascadia Code"/>
-        </w:rPr>
-      </w:pPr>
-      <w:r>
-        <w:rPr>
-          <w:rFonts w:ascii="MS Gothic" w:eastAsia="MS Gothic" w:hAnsi="MS Gothic" w:cs="MS Gothic" w:hint="eastAsia"/>
-        </w:rPr>
-        <w:t>├</w:t>
-      </w:r>
-      <w:r>
-        <w:rPr>
-          <w:rFonts w:ascii="Cascadia Code" w:hAnsi="Cascadia Code"/>
-        </w:rPr>
-        <w:t>── log_tool.py      ← NEW</w:t>
-      </w:r>
-    </w:p>
-    <w:p>
-      <w:pPr>
-        <w:pBdr>
-          <w:top w:val="single" w:sz="4" w:space="1" w:color="auto"/>
-          <w:left w:val="single" w:sz="4" w:space="4" w:color="auto"/>
-          <w:bottom w:val="single" w:sz="4" w:space="1" w:color="auto"/>
-          <w:right w:val="single" w:sz="4" w:space="4" w:color="auto"/>
-        </w:pBdr>
-        <w:spacing w:after="0" w:line="240" w:lineRule="auto"/>
-        <w:rPr>
-          <w:rFonts w:ascii="Cascadia Code" w:hAnsi="Cascadia Code"/>
-        </w:rPr>
-      </w:pPr>
-      <w:r>
-        <w:rPr>
-          <w:rFonts w:ascii="MS Gothic" w:eastAsia="MS Gothic" w:hAnsi="MS Gothic" w:cs="MS Gothic" w:hint="eastAsia"/>
-        </w:rPr>
-        <w:t>├</w:t>
-      </w:r>
-      <w:r>
-        <w:rPr>
-          <w:rFonts w:ascii="Cascadia Code" w:hAnsi="Cascadia Code"/>
-        </w:rPr>
-        <w:t>── create_db.py</w:t>
-      </w:r>
-    </w:p>
-    <w:p>
-      <w:pPr>
-        <w:pBdr>
-          <w:top w:val="single" w:sz="4" w:space="1" w:color="auto"/>
-          <w:left w:val="single" w:sz="4" w:space="4" w:color="auto"/>
-          <w:bottom w:val="single" w:sz="4" w:space="1" w:color="auto"/>
-          <w:right w:val="single" w:sz="4" w:space="4" w:color="auto"/>
-        </w:pBdr>
-        <w:spacing w:after="0" w:line="240" w:lineRule="auto"/>
-        <w:rPr>
-          <w:rFonts w:ascii="Cascadia Code" w:hAnsi="Cascadia Code"/>
-        </w:rPr>
-      </w:pPr>
-      <w:r>
-        <w:rPr>
-          <w:rFonts w:ascii="Cascadia Code" w:hAnsi="Cascadia Code"/>
-        </w:rPr>
-        <w:t>└── main.py</w:t>
-      </w:r>
-    </w:p>
-    <w:p>
-      <w:pPr>
-        <w:pStyle w:val="Heading3"/>
-      </w:pPr>
-      <w:bookmarkStart w:id="24" w:name="_Toc223537559"/>
-      <w:r>
-        <w:t>Steps</w:t>
-      </w:r>
-      <w:bookmarkEnd w:id="24"/>
     </w:p>
     <w:p>
       <w:pPr>
@@ -7907,8 +8338,16 @@
         <w:rPr>
           <w:rFonts w:ascii="Cascadia Code" w:hAnsi="Cascadia Code"/>
         </w:rPr>
-        <w:t>database/incidents.db</w:t>
-      </w:r>
+        <w:t>database/</w:t>
+      </w:r>
+      <w:proofErr w:type="spellStart"/>
+      <w:r>
+        <w:rPr>
+          <w:rFonts w:ascii="Cascadia Code" w:hAnsi="Cascadia Code"/>
+        </w:rPr>
+        <w:t>incidents.db</w:t>
+      </w:r>
+      <w:proofErr w:type="spellEnd"/>
     </w:p>
     <w:p>
       <w:pPr>
@@ -8057,8 +8496,30 @@
         <w:rPr>
           <w:rFonts w:ascii="Cascadia Code" w:hAnsi="Cascadia Code"/>
         </w:rPr>
-        <w:t>from log_tool import log_search</w:t>
-      </w:r>
+        <w:t xml:space="preserve">from </w:t>
+      </w:r>
+      <w:proofErr w:type="spellStart"/>
+      <w:r>
+        <w:rPr>
+          <w:rFonts w:ascii="Cascadia Code" w:hAnsi="Cascadia Code"/>
+        </w:rPr>
+        <w:t>log_tool</w:t>
+      </w:r>
+      <w:proofErr w:type="spellEnd"/>
+      <w:r>
+        <w:rPr>
+          <w:rFonts w:ascii="Cascadia Code" w:hAnsi="Cascadia Code"/>
+        </w:rPr>
+        <w:t xml:space="preserve"> import </w:t>
+      </w:r>
+      <w:proofErr w:type="spellStart"/>
+      <w:r>
+        <w:rPr>
+          <w:rFonts w:ascii="Cascadia Code" w:hAnsi="Cascadia Code"/>
+        </w:rPr>
+        <w:t>log_search</w:t>
+      </w:r>
+      <w:proofErr w:type="spellEnd"/>
     </w:p>
     <w:p>
       <w:pPr>
@@ -8075,6 +8536,7 @@
         <w:rPr>
           <w:lang w:val="en-US"/>
         </w:rPr>
+        <w:lastRenderedPageBreak/>
         <w:t>Now your available tools are:</w:t>
       </w:r>
     </w:p>
@@ -8089,12 +8551,14 @@
           <w:lang w:val="en-US"/>
         </w:rPr>
       </w:pPr>
+      <w:proofErr w:type="spellStart"/>
       <w:r>
         <w:rPr>
           <w:lang w:val="en-US"/>
         </w:rPr>
         <w:t>incident_search</w:t>
       </w:r>
+      <w:proofErr w:type="spellEnd"/>
     </w:p>
     <w:p>
       <w:pPr>
@@ -8107,12 +8571,14 @@
           <w:lang w:val="en-US"/>
         </w:rPr>
       </w:pPr>
+      <w:proofErr w:type="spellStart"/>
       <w:r>
         <w:rPr>
           <w:lang w:val="en-US"/>
         </w:rPr>
         <w:t>sql_query</w:t>
       </w:r>
+      <w:proofErr w:type="spellEnd"/>
     </w:p>
     <w:p>
       <w:pPr>
@@ -8125,12 +8591,14 @@
           <w:lang w:val="en-US"/>
         </w:rPr>
       </w:pPr>
+      <w:proofErr w:type="spellStart"/>
       <w:r>
         <w:rPr>
           <w:lang w:val="en-US"/>
         </w:rPr>
         <w:t>log_search</w:t>
       </w:r>
+      <w:proofErr w:type="spellEnd"/>
     </w:p>
     <w:p>
       <w:pPr>
@@ -8147,8 +8615,21 @@
         <w:rPr>
           <w:lang w:val="en-US"/>
         </w:rPr>
-        <w:lastRenderedPageBreak/>
-        <w:t>No other changes required.</w:t>
+        <w:t xml:space="preserve">No other changes </w:t>
+      </w:r>
+      <w:proofErr w:type="gramStart"/>
+      <w:r>
+        <w:rPr>
+          <w:lang w:val="en-US"/>
+        </w:rPr>
+        <w:t>required</w:t>
+      </w:r>
+      <w:proofErr w:type="gramEnd"/>
+      <w:r>
+        <w:rPr>
+          <w:lang w:val="en-US"/>
+        </w:rPr>
+        <w:t>.</w:t>
       </w:r>
     </w:p>
     <w:p>
@@ -8202,13 +8683,31 @@
       <w:r>
         <w:t xml:space="preserve">Method: </w:t>
       </w:r>
+      <w:proofErr w:type="spellStart"/>
       <w:r>
         <w:rPr>
           <w:b/>
           <w:bCs/>
         </w:rPr>
-        <w:t>choose_tool(</w:t>
-      </w:r>
+        <w:t>choose_</w:t>
+      </w:r>
+      <w:proofErr w:type="gramStart"/>
+      <w:r>
+        <w:rPr>
+          <w:b/>
+          <w:bCs/>
+        </w:rPr>
+        <w:t>tool</w:t>
+      </w:r>
+      <w:proofErr w:type="spellEnd"/>
+      <w:r>
+        <w:rPr>
+          <w:b/>
+          <w:bCs/>
+        </w:rPr>
+        <w:t>(</w:t>
+      </w:r>
+      <w:proofErr w:type="gramEnd"/>
       <w:r>
         <w:t>)</w:t>
       </w:r>
@@ -8222,10 +8721,18 @@
         </w:numPr>
       </w:pPr>
       <w:r>
-        <w:t>We have a</w:t>
-      </w:r>
-      <w:r>
-        <w:t>dd code to check for log analysis:</w:t>
+        <w:t xml:space="preserve">We have </w:t>
+      </w:r>
+      <w:proofErr w:type="gramStart"/>
+      <w:r>
+        <w:t>a</w:t>
+      </w:r>
+      <w:r>
+        <w:t>dd</w:t>
+      </w:r>
+      <w:proofErr w:type="gramEnd"/>
+      <w:r>
+        <w:t xml:space="preserve"> code to check for log analysis:</w:t>
       </w:r>
     </w:p>
     <w:p>
@@ -8299,7 +8806,23 @@
         <w:t>6</w:t>
       </w:r>
       <w:r>
-        <w:t xml:space="preserve"> – Update run_agent()</w:t>
+        <w:t xml:space="preserve"> – Update </w:t>
+      </w:r>
+      <w:proofErr w:type="spellStart"/>
+      <w:r>
+        <w:t>run_</w:t>
+      </w:r>
+      <w:proofErr w:type="gramStart"/>
+      <w:r>
+        <w:t>agent</w:t>
+      </w:r>
+      <w:proofErr w:type="spellEnd"/>
+      <w:r>
+        <w:t>(</w:t>
+      </w:r>
+      <w:proofErr w:type="gramEnd"/>
+      <w:r>
+        <w:t>)</w:t>
       </w:r>
       <w:r>
         <w:t xml:space="preserve"> </w:t>
@@ -8345,20 +8868,31 @@
       <w:r>
         <w:t xml:space="preserve">Method: </w:t>
       </w:r>
+      <w:proofErr w:type="spellStart"/>
       <w:r>
         <w:rPr>
           <w:b/>
           <w:bCs/>
         </w:rPr>
-        <w:t>run_agent</w:t>
-      </w:r>
+        <w:t>run_</w:t>
+      </w:r>
+      <w:proofErr w:type="gramStart"/>
       <w:r>
         <w:rPr>
           <w:b/>
           <w:bCs/>
         </w:rPr>
+        <w:t>agent</w:t>
+      </w:r>
+      <w:proofErr w:type="spellEnd"/>
+      <w:r>
+        <w:rPr>
+          <w:b/>
+          <w:bCs/>
+        </w:rPr>
         <w:t>(</w:t>
       </w:r>
+      <w:proofErr w:type="gramEnd"/>
       <w:r>
         <w:t>)</w:t>
       </w:r>
@@ -8415,47 +8949,111 @@
         <w:rPr>
           <w:rFonts w:ascii="Cascadia Code" w:hAnsi="Cascadia Code"/>
         </w:rPr>
-        <w:t xml:space="preserve">    print("Searching logs")</w:t>
-      </w:r>
-    </w:p>
-    <w:p>
-      <w:pPr>
-        <w:pBdr>
-          <w:top w:val="single" w:sz="4" w:space="1" w:color="auto"/>
-          <w:left w:val="single" w:sz="4" w:space="4" w:color="auto"/>
-          <w:bottom w:val="single" w:sz="4" w:space="1" w:color="auto"/>
-          <w:right w:val="single" w:sz="4" w:space="4" w:color="auto"/>
-        </w:pBdr>
-        <w:spacing w:after="0" w:line="240" w:lineRule="auto"/>
-        <w:rPr>
-          <w:rFonts w:ascii="Cascadia Code" w:hAnsi="Cascadia Code"/>
-        </w:rPr>
-      </w:pPr>
-      <w:r>
-        <w:rPr>
-          <w:rFonts w:ascii="Cascadia Code" w:hAnsi="Cascadia Code"/>
-        </w:rPr>
-        <w:t xml:space="preserve">    result = log_search.invoke({"query": query})</w:t>
-      </w:r>
-    </w:p>
-    <w:p>
-      <w:pPr>
-        <w:pBdr>
-          <w:top w:val="single" w:sz="4" w:space="1" w:color="auto"/>
-          <w:left w:val="single" w:sz="4" w:space="4" w:color="auto"/>
-          <w:bottom w:val="single" w:sz="4" w:space="1" w:color="auto"/>
-          <w:right w:val="single" w:sz="4" w:space="4" w:color="auto"/>
-        </w:pBdr>
-        <w:spacing w:after="0" w:line="240" w:lineRule="auto"/>
-        <w:rPr>
-          <w:rFonts w:ascii="Cascadia Code" w:hAnsi="Cascadia Code"/>
-        </w:rPr>
-      </w:pPr>
-      <w:r>
-        <w:rPr>
-          <w:rFonts w:ascii="Cascadia Code" w:hAnsi="Cascadia Code"/>
-        </w:rPr>
-        <w:t xml:space="preserve">    return final_answer(query, result)</w:t>
+        <w:t xml:space="preserve">    </w:t>
+      </w:r>
+      <w:proofErr w:type="gramStart"/>
+      <w:r>
+        <w:rPr>
+          <w:rFonts w:ascii="Cascadia Code" w:hAnsi="Cascadia Code"/>
+        </w:rPr>
+        <w:t>print(</w:t>
+      </w:r>
+      <w:proofErr w:type="gramEnd"/>
+      <w:r>
+        <w:rPr>
+          <w:rFonts w:ascii="Cascadia Code" w:hAnsi="Cascadia Code"/>
+        </w:rPr>
+        <w:t>"Searching logs")</w:t>
+      </w:r>
+    </w:p>
+    <w:p>
+      <w:pPr>
+        <w:pBdr>
+          <w:top w:val="single" w:sz="4" w:space="1" w:color="auto"/>
+          <w:left w:val="single" w:sz="4" w:space="4" w:color="auto"/>
+          <w:bottom w:val="single" w:sz="4" w:space="1" w:color="auto"/>
+          <w:right w:val="single" w:sz="4" w:space="4" w:color="auto"/>
+        </w:pBdr>
+        <w:spacing w:after="0" w:line="240" w:lineRule="auto"/>
+        <w:rPr>
+          <w:rFonts w:ascii="Cascadia Code" w:hAnsi="Cascadia Code"/>
+        </w:rPr>
+      </w:pPr>
+      <w:r>
+        <w:rPr>
+          <w:rFonts w:ascii="Cascadia Code" w:hAnsi="Cascadia Code"/>
+        </w:rPr>
+        <w:t xml:space="preserve">    result = </w:t>
+      </w:r>
+      <w:proofErr w:type="spellStart"/>
+      <w:r>
+        <w:rPr>
+          <w:rFonts w:ascii="Cascadia Code" w:hAnsi="Cascadia Code"/>
+        </w:rPr>
+        <w:t>log_</w:t>
+      </w:r>
+      <w:proofErr w:type="gramStart"/>
+      <w:r>
+        <w:rPr>
+          <w:rFonts w:ascii="Cascadia Code" w:hAnsi="Cascadia Code"/>
+        </w:rPr>
+        <w:t>search.invoke</w:t>
+      </w:r>
+      <w:proofErr w:type="spellEnd"/>
+      <w:proofErr w:type="gramEnd"/>
+      <w:r>
+        <w:rPr>
+          <w:rFonts w:ascii="Cascadia Code" w:hAnsi="Cascadia Code"/>
+        </w:rPr>
+        <w:t>({"query": query})</w:t>
+      </w:r>
+    </w:p>
+    <w:p>
+      <w:pPr>
+        <w:pBdr>
+          <w:top w:val="single" w:sz="4" w:space="1" w:color="auto"/>
+          <w:left w:val="single" w:sz="4" w:space="4" w:color="auto"/>
+          <w:bottom w:val="single" w:sz="4" w:space="1" w:color="auto"/>
+          <w:right w:val="single" w:sz="4" w:space="4" w:color="auto"/>
+        </w:pBdr>
+        <w:spacing w:after="0" w:line="240" w:lineRule="auto"/>
+        <w:rPr>
+          <w:rFonts w:ascii="Cascadia Code" w:hAnsi="Cascadia Code"/>
+        </w:rPr>
+      </w:pPr>
+      <w:r>
+        <w:rPr>
+          <w:rFonts w:ascii="Cascadia Code" w:hAnsi="Cascadia Code"/>
+        </w:rPr>
+        <w:t xml:space="preserve">    return </w:t>
+      </w:r>
+      <w:proofErr w:type="spellStart"/>
+      <w:r>
+        <w:rPr>
+          <w:rFonts w:ascii="Cascadia Code" w:hAnsi="Cascadia Code"/>
+        </w:rPr>
+        <w:t>final_</w:t>
+      </w:r>
+      <w:proofErr w:type="gramStart"/>
+      <w:r>
+        <w:rPr>
+          <w:rFonts w:ascii="Cascadia Code" w:hAnsi="Cascadia Code"/>
+        </w:rPr>
+        <w:t>answer</w:t>
+      </w:r>
+      <w:proofErr w:type="spellEnd"/>
+      <w:r>
+        <w:rPr>
+          <w:rFonts w:ascii="Cascadia Code" w:hAnsi="Cascadia Code"/>
+        </w:rPr>
+        <w:t>(</w:t>
+      </w:r>
+      <w:proofErr w:type="gramEnd"/>
+      <w:r>
+        <w:rPr>
+          <w:rFonts w:ascii="Cascadia Code" w:hAnsi="Cascadia Code"/>
+        </w:rPr>
+        <w:t>query, result)</w:t>
       </w:r>
     </w:p>
     <w:p>
@@ -8708,19 +9306,20 @@
     </w:p>
     <w:p>
       <w:pPr>
-        <w:pStyle w:val="Heading2"/>
+        <w:pStyle w:val="Heading1"/>
         <w:rPr>
           <w:lang w:val="en-US"/>
         </w:rPr>
       </w:pPr>
-      <w:bookmarkStart w:id="25" w:name="_Toc223537560"/>
+      <w:bookmarkStart w:id="24" w:name="_Toc223537560"/>
       <w:r>
         <w:rPr>
           <w:lang w:val="en-US"/>
         </w:rPr>
+        <w:lastRenderedPageBreak/>
         <w:t>Lab 4: Multi-Step Agent Workflow</w:t>
       </w:r>
-      <w:bookmarkEnd w:id="25"/>
+      <w:bookmarkEnd w:id="24"/>
     </w:p>
     <w:p>
       <w:pPr>
@@ -8897,7 +9496,21 @@
         <w:rPr>
           <w:rFonts w:ascii="Cascadia Code" w:hAnsi="Cascadia Code"/>
         </w:rPr>
-        <w:t>Step 2 → Logs: analyze errors around that time</w:t>
+        <w:t xml:space="preserve">Step 2 → Logs: </w:t>
+      </w:r>
+      <w:proofErr w:type="spellStart"/>
+      <w:r>
+        <w:rPr>
+          <w:rFonts w:ascii="Cascadia Code" w:hAnsi="Cascadia Code"/>
+        </w:rPr>
+        <w:t>analyze</w:t>
+      </w:r>
+      <w:proofErr w:type="spellEnd"/>
+      <w:r>
+        <w:rPr>
+          <w:rFonts w:ascii="Cascadia Code" w:hAnsi="Cascadia Code"/>
+        </w:rPr>
+        <w:t xml:space="preserve"> errors around that time</w:t>
       </w:r>
     </w:p>
     <w:p>
@@ -8919,7 +9532,6 @@
         <w:rPr>
           <w:rFonts w:ascii="Cascadia Code" w:hAnsi="Cascadia Code"/>
         </w:rPr>
-        <w:lastRenderedPageBreak/>
         <w:t>Step 3 → RAG: explain the root cause</w:t>
       </w:r>
     </w:p>
@@ -9000,11 +9612,11 @@
       <w:pPr>
         <w:pStyle w:val="Heading3"/>
       </w:pPr>
-      <w:bookmarkStart w:id="26" w:name="_Toc223537561"/>
+      <w:bookmarkStart w:id="25" w:name="_Toc223537561"/>
       <w:r>
         <w:t>Architecture</w:t>
       </w:r>
-      <w:bookmarkEnd w:id="26"/>
+      <w:bookmarkEnd w:id="25"/>
     </w:p>
     <w:p>
       <w:pPr>
@@ -9209,8 +9821,16 @@
         <w:rPr>
           <w:rFonts w:ascii="Cascadia Code" w:hAnsi="Cascadia Code"/>
         </w:rPr>
-        <w:t>SQLite DB    Log Parser   ChromaDB</w:t>
-      </w:r>
+        <w:t xml:space="preserve">SQLite DB    Log Parser   </w:t>
+      </w:r>
+      <w:proofErr w:type="spellStart"/>
+      <w:r>
+        <w:rPr>
+          <w:rFonts w:ascii="Cascadia Code" w:hAnsi="Cascadia Code"/>
+        </w:rPr>
+        <w:t>ChromaDB</w:t>
+      </w:r>
+      <w:proofErr w:type="spellEnd"/>
     </w:p>
     <w:p>
       <w:pPr>
@@ -9292,14 +9912,14 @@
           <w:lang w:val="en-US"/>
         </w:rPr>
       </w:pPr>
-      <w:bookmarkStart w:id="27" w:name="_Toc223537562"/>
+      <w:bookmarkStart w:id="26" w:name="_Toc223537562"/>
       <w:r>
         <w:rPr>
           <w:lang w:val="en-US"/>
         </w:rPr>
         <w:t>Steps</w:t>
       </w:r>
-      <w:bookmarkEnd w:id="27"/>
+      <w:bookmarkEnd w:id="26"/>
     </w:p>
     <w:p>
       <w:pPr>
@@ -9414,8 +10034,16 @@
         <w:rPr>
           <w:rFonts w:ascii="Cascadia Code" w:hAnsi="Cascadia Code"/>
         </w:rPr>
-        <w:t>database/incidents.db</w:t>
-      </w:r>
+        <w:t>database/</w:t>
+      </w:r>
+      <w:proofErr w:type="spellStart"/>
+      <w:r>
+        <w:rPr>
+          <w:rFonts w:ascii="Cascadia Code" w:hAnsi="Cascadia Code"/>
+        </w:rPr>
+        <w:t>incidents.db</w:t>
+      </w:r>
+      <w:proofErr w:type="spellEnd"/>
     </w:p>
     <w:p>
       <w:pPr>
@@ -9492,6 +10120,7 @@
         </w:numPr>
       </w:pPr>
       <w:r>
+        <w:lastRenderedPageBreak/>
         <w:t xml:space="preserve">File: </w:t>
       </w:r>
       <w:r>
@@ -9513,14 +10142,41 @@
           <w:numId w:val="32"/>
         </w:numPr>
       </w:pPr>
-      <w:r>
-        <w:t xml:space="preserve">Take a look at the </w:t>
-      </w:r>
+      <w:proofErr w:type="gramStart"/>
+      <w:r>
+        <w:t>Take a look</w:t>
+      </w:r>
+      <w:proofErr w:type="gramEnd"/>
+      <w:r>
+        <w:t xml:space="preserve"> at the </w:t>
+      </w:r>
+      <w:proofErr w:type="spellStart"/>
       <w:r>
         <w:rPr>
           <w:rFonts w:ascii="Cascadia Code" w:hAnsi="Cascadia Code" w:cs="Cascadia Code"/>
         </w:rPr>
-        <w:t>plan_steps()</w:t>
+        <w:t>plan_</w:t>
+      </w:r>
+      <w:proofErr w:type="gramStart"/>
+      <w:r>
+        <w:rPr>
+          <w:rFonts w:ascii="Cascadia Code" w:hAnsi="Cascadia Code" w:cs="Cascadia Code"/>
+        </w:rPr>
+        <w:t>steps</w:t>
+      </w:r>
+      <w:proofErr w:type="spellEnd"/>
+      <w:r>
+        <w:rPr>
+          <w:rFonts w:ascii="Cascadia Code" w:hAnsi="Cascadia Code" w:cs="Cascadia Code"/>
+        </w:rPr>
+        <w:t>(</w:t>
+      </w:r>
+      <w:proofErr w:type="gramEnd"/>
+      <w:r>
+        <w:rPr>
+          <w:rFonts w:ascii="Cascadia Code" w:hAnsi="Cascadia Code" w:cs="Cascadia Code"/>
+        </w:rPr>
+        <w:t>)</w:t>
       </w:r>
       <w:r>
         <w:t xml:space="preserve"> method.</w:t>
@@ -9582,11 +10238,33 @@
       <w:r>
         <w:t xml:space="preserve">Look at the </w:t>
       </w:r>
+      <w:proofErr w:type="spellStart"/>
       <w:r>
         <w:rPr>
           <w:rFonts w:ascii="Cascadia Code" w:hAnsi="Cascadia Code" w:cs="Cascadia Code"/>
         </w:rPr>
-        <w:t>run_agent()</w:t>
+        <w:t>run_</w:t>
+      </w:r>
+      <w:proofErr w:type="gramStart"/>
+      <w:r>
+        <w:rPr>
+          <w:rFonts w:ascii="Cascadia Code" w:hAnsi="Cascadia Code" w:cs="Cascadia Code"/>
+        </w:rPr>
+        <w:t>agent</w:t>
+      </w:r>
+      <w:proofErr w:type="spellEnd"/>
+      <w:r>
+        <w:rPr>
+          <w:rFonts w:ascii="Cascadia Code" w:hAnsi="Cascadia Code" w:cs="Cascadia Code"/>
+        </w:rPr>
+        <w:t>(</w:t>
+      </w:r>
+      <w:proofErr w:type="gramEnd"/>
+      <w:r>
+        <w:rPr>
+          <w:rFonts w:ascii="Cascadia Code" w:hAnsi="Cascadia Code" w:cs="Cascadia Code"/>
+        </w:rPr>
+        <w:t>)</w:t>
       </w:r>
       <w:r>
         <w:t xml:space="preserve"> method.</w:t>
@@ -9642,11 +10320,33 @@
       <w:r>
         <w:t xml:space="preserve">Look at the </w:t>
       </w:r>
+      <w:proofErr w:type="spellStart"/>
       <w:r>
         <w:rPr>
           <w:rFonts w:ascii="Cascadia Code" w:hAnsi="Cascadia Code" w:cs="Cascadia Code"/>
         </w:rPr>
-        <w:t>final_answer()</w:t>
+        <w:t>final_</w:t>
+      </w:r>
+      <w:proofErr w:type="gramStart"/>
+      <w:r>
+        <w:rPr>
+          <w:rFonts w:ascii="Cascadia Code" w:hAnsi="Cascadia Code" w:cs="Cascadia Code"/>
+        </w:rPr>
+        <w:t>answer</w:t>
+      </w:r>
+      <w:proofErr w:type="spellEnd"/>
+      <w:r>
+        <w:rPr>
+          <w:rFonts w:ascii="Cascadia Code" w:hAnsi="Cascadia Code" w:cs="Cascadia Code"/>
+        </w:rPr>
+        <w:t>(</w:t>
+      </w:r>
+      <w:proofErr w:type="gramEnd"/>
+      <w:r>
+        <w:rPr>
+          <w:rFonts w:ascii="Cascadia Code" w:hAnsi="Cascadia Code" w:cs="Cascadia Code"/>
+        </w:rPr>
+        <w:t>)</w:t>
       </w:r>
       <w:r>
         <w:t xml:space="preserve"> method.</w:t>
@@ -9743,7 +10443,6 @@
           <w:bCs/>
           <w:lang w:val="en-US"/>
         </w:rPr>
-        <w:lastRenderedPageBreak/>
         <w:t>Multi-Step Queries:</w:t>
       </w:r>
     </w:p>
@@ -10093,13 +10792,14 @@
     </w:p>
     <w:p>
       <w:pPr>
-        <w:pStyle w:val="Heading2"/>
-      </w:pPr>
-      <w:bookmarkStart w:id="28" w:name="_Toc223537563"/>
-      <w:r>
+        <w:pStyle w:val="Heading1"/>
+      </w:pPr>
+      <w:bookmarkStart w:id="27" w:name="_Toc223537563"/>
+      <w:r>
+        <w:lastRenderedPageBreak/>
         <w:t>Lab 5: Tool Failure &amp; Fallback Handling</w:t>
       </w:r>
-      <w:bookmarkEnd w:id="28"/>
+      <w:bookmarkEnd w:id="27"/>
     </w:p>
     <w:p>
       <w:r>
@@ -10211,11 +10911,11 @@
       <w:pPr>
         <w:pStyle w:val="Heading3"/>
       </w:pPr>
-      <w:bookmarkStart w:id="29" w:name="_Toc223537564"/>
+      <w:bookmarkStart w:id="28" w:name="_Toc223537564"/>
       <w:r>
         <w:t>Architecture</w:t>
       </w:r>
-      <w:bookmarkEnd w:id="29"/>
+      <w:bookmarkEnd w:id="28"/>
     </w:p>
     <w:p>
       <w:pPr>
@@ -10464,7 +11164,6 @@
         <w:rPr>
           <w:rFonts w:ascii="Cascadia Code" w:hAnsi="Cascadia Code"/>
         </w:rPr>
-        <w:lastRenderedPageBreak/>
         <w:t>Retry / Skip / Fallback</w:t>
       </w:r>
     </w:p>
@@ -10533,14 +11232,14 @@
           <w:lang w:val="en-US"/>
         </w:rPr>
       </w:pPr>
-      <w:bookmarkStart w:id="30" w:name="_Toc223537565"/>
+      <w:bookmarkStart w:id="29" w:name="_Toc223537565"/>
       <w:r>
         <w:rPr>
           <w:lang w:val="en-US"/>
         </w:rPr>
         <w:t>Steps</w:t>
       </w:r>
-      <w:bookmarkEnd w:id="30"/>
+      <w:bookmarkEnd w:id="29"/>
     </w:p>
     <w:p>
       <w:pPr>
@@ -10655,8 +11354,16 @@
         <w:rPr>
           <w:rFonts w:ascii="Cascadia Code" w:hAnsi="Cascadia Code"/>
         </w:rPr>
-        <w:t>database/incidents.db</w:t>
-      </w:r>
+        <w:t>database/</w:t>
+      </w:r>
+      <w:proofErr w:type="spellStart"/>
+      <w:r>
+        <w:rPr>
+          <w:rFonts w:ascii="Cascadia Code" w:hAnsi="Cascadia Code"/>
+        </w:rPr>
+        <w:t>incidents.db</w:t>
+      </w:r>
+      <w:proofErr w:type="spellEnd"/>
     </w:p>
     <w:p>
       <w:pPr>
@@ -10695,17 +11402,33 @@
       <w:r>
         <w:t xml:space="preserve"> </w:t>
       </w:r>
-      <w:r>
-        <w:rPr>
-          <w:rFonts w:ascii="Cascadia Code" w:hAnsi="Cascadia Code"/>
-        </w:rPr>
-        <w:t>safe_tool_call</w:t>
-      </w:r>
-      <w:r>
-        <w:rPr>
-          <w:rFonts w:ascii="Cascadia Code" w:hAnsi="Cascadia Code"/>
-        </w:rPr>
-        <w:t>()</w:t>
+      <w:proofErr w:type="spellStart"/>
+      <w:r>
+        <w:rPr>
+          <w:rFonts w:ascii="Cascadia Code" w:hAnsi="Cascadia Code"/>
+        </w:rPr>
+        <w:t>safe_tool_</w:t>
+      </w:r>
+      <w:proofErr w:type="gramStart"/>
+      <w:r>
+        <w:rPr>
+          <w:rFonts w:ascii="Cascadia Code" w:hAnsi="Cascadia Code"/>
+        </w:rPr>
+        <w:t>call</w:t>
+      </w:r>
+      <w:proofErr w:type="spellEnd"/>
+      <w:r>
+        <w:rPr>
+          <w:rFonts w:ascii="Cascadia Code" w:hAnsi="Cascadia Code"/>
+        </w:rPr>
+        <w:t>(</w:t>
+      </w:r>
+      <w:proofErr w:type="gramEnd"/>
+      <w:r>
+        <w:rPr>
+          <w:rFonts w:ascii="Cascadia Code" w:hAnsi="Cascadia Code"/>
+        </w:rPr>
+        <w:t>)</w:t>
       </w:r>
       <w:r>
         <w:t xml:space="preserve"> to </w:t>
@@ -10759,6 +11482,7 @@
         </w:numPr>
       </w:pPr>
       <w:r>
+        <w:lastRenderedPageBreak/>
         <w:t>retry attempts</w:t>
       </w:r>
     </w:p>
@@ -10773,7 +11497,23 @@
         <w:t>3</w:t>
       </w:r>
       <w:r>
-        <w:t xml:space="preserve"> — Update run_agent() Tool Calls</w:t>
+        <w:t xml:space="preserve"> — Update </w:t>
+      </w:r>
+      <w:proofErr w:type="spellStart"/>
+      <w:r>
+        <w:t>run_</w:t>
+      </w:r>
+      <w:proofErr w:type="gramStart"/>
+      <w:r>
+        <w:t>agent</w:t>
+      </w:r>
+      <w:proofErr w:type="spellEnd"/>
+      <w:r>
+        <w:t>(</w:t>
+      </w:r>
+      <w:proofErr w:type="gramEnd"/>
+      <w:r>
+        <w:t>) Tool Calls</w:t>
       </w:r>
     </w:p>
     <w:p>
@@ -10787,11 +11527,33 @@
       <w:r>
         <w:t xml:space="preserve">In the </w:t>
       </w:r>
+      <w:proofErr w:type="spellStart"/>
       <w:r>
         <w:rPr>
           <w:rFonts w:ascii="Cascadia Code" w:hAnsi="Cascadia Code" w:cs="Cascadia Code"/>
         </w:rPr>
-        <w:t>run_agent()</w:t>
+        <w:t>run_</w:t>
+      </w:r>
+      <w:proofErr w:type="gramStart"/>
+      <w:r>
+        <w:rPr>
+          <w:rFonts w:ascii="Cascadia Code" w:hAnsi="Cascadia Code" w:cs="Cascadia Code"/>
+        </w:rPr>
+        <w:t>agent</w:t>
+      </w:r>
+      <w:proofErr w:type="spellEnd"/>
+      <w:r>
+        <w:rPr>
+          <w:rFonts w:ascii="Cascadia Code" w:hAnsi="Cascadia Code" w:cs="Cascadia Code"/>
+        </w:rPr>
+        <w:t>(</w:t>
+      </w:r>
+      <w:proofErr w:type="gramEnd"/>
+      <w:r>
+        <w:rPr>
+          <w:rFonts w:ascii="Cascadia Code" w:hAnsi="Cascadia Code" w:cs="Cascadia Code"/>
+        </w:rPr>
+        <w:t>)</w:t>
       </w:r>
       <w:r>
         <w:t xml:space="preserve"> function, r</w:t>
@@ -10850,27 +11612,71 @@
         <w:rPr>
           <w:rFonts w:ascii="Cascadia Code" w:hAnsi="Cascadia Code"/>
         </w:rPr>
-        <w:t>result = sql_query.invoke({"query": sql})</w:t>
-      </w:r>
-    </w:p>
-    <w:p>
-      <w:pPr>
-        <w:pBdr>
-          <w:top w:val="single" w:sz="4" w:space="1" w:color="auto"/>
-          <w:left w:val="single" w:sz="4" w:space="4" w:color="auto"/>
-          <w:bottom w:val="single" w:sz="4" w:space="1" w:color="auto"/>
-          <w:right w:val="single" w:sz="4" w:space="4" w:color="auto"/>
-        </w:pBdr>
-        <w:spacing w:after="0" w:line="240" w:lineRule="auto"/>
-        <w:rPr>
-          <w:rFonts w:ascii="Cascadia Code" w:hAnsi="Cascadia Code"/>
-        </w:rPr>
-      </w:pPr>
-      <w:r>
-        <w:rPr>
-          <w:rFonts w:ascii="Cascadia Code" w:hAnsi="Cascadia Code"/>
-        </w:rPr>
-        <w:t>sql_data = result</w:t>
+        <w:t xml:space="preserve">result = </w:t>
+      </w:r>
+      <w:proofErr w:type="spellStart"/>
+      <w:r>
+        <w:rPr>
+          <w:rFonts w:ascii="Cascadia Code" w:hAnsi="Cascadia Code"/>
+        </w:rPr>
+        <w:t>sql_</w:t>
+      </w:r>
+      <w:proofErr w:type="gramStart"/>
+      <w:r>
+        <w:rPr>
+          <w:rFonts w:ascii="Cascadia Code" w:hAnsi="Cascadia Code"/>
+        </w:rPr>
+        <w:t>query.invoke</w:t>
+      </w:r>
+      <w:proofErr w:type="spellEnd"/>
+      <w:proofErr w:type="gramEnd"/>
+      <w:r>
+        <w:rPr>
+          <w:rFonts w:ascii="Cascadia Code" w:hAnsi="Cascadia Code"/>
+        </w:rPr>
+        <w:t xml:space="preserve">({"query": </w:t>
+      </w:r>
+      <w:proofErr w:type="spellStart"/>
+      <w:r>
+        <w:rPr>
+          <w:rFonts w:ascii="Cascadia Code" w:hAnsi="Cascadia Code"/>
+        </w:rPr>
+        <w:t>sql</w:t>
+      </w:r>
+      <w:proofErr w:type="spellEnd"/>
+      <w:r>
+        <w:rPr>
+          <w:rFonts w:ascii="Cascadia Code" w:hAnsi="Cascadia Code"/>
+        </w:rPr>
+        <w:t>})</w:t>
+      </w:r>
+    </w:p>
+    <w:p>
+      <w:pPr>
+        <w:pBdr>
+          <w:top w:val="single" w:sz="4" w:space="1" w:color="auto"/>
+          <w:left w:val="single" w:sz="4" w:space="4" w:color="auto"/>
+          <w:bottom w:val="single" w:sz="4" w:space="1" w:color="auto"/>
+          <w:right w:val="single" w:sz="4" w:space="4" w:color="auto"/>
+        </w:pBdr>
+        <w:spacing w:after="0" w:line="240" w:lineRule="auto"/>
+        <w:rPr>
+          <w:rFonts w:ascii="Cascadia Code" w:hAnsi="Cascadia Code"/>
+        </w:rPr>
+      </w:pPr>
+      <w:proofErr w:type="spellStart"/>
+      <w:r>
+        <w:rPr>
+          <w:rFonts w:ascii="Cascadia Code" w:hAnsi="Cascadia Code"/>
+        </w:rPr>
+        <w:t>sql_data</w:t>
+      </w:r>
+      <w:proofErr w:type="spellEnd"/>
+      <w:r>
+        <w:rPr>
+          <w:rFonts w:ascii="Cascadia Code" w:hAnsi="Cascadia Code"/>
+        </w:rPr>
+        <w:t xml:space="preserve"> = result</w:t>
       </w:r>
     </w:p>
     <w:p>
@@ -10891,31 +11697,75 @@
           <w:rFonts w:ascii="Cascadia Code" w:hAnsi="Cascadia Code"/>
         </w:rPr>
       </w:pPr>
-      <w:r>
-        <w:rPr>
-          <w:rFonts w:ascii="Cascadia Code" w:hAnsi="Cascadia Code"/>
-        </w:rPr>
-        <w:t>sql_data = safe_tool_call(</w:t>
-      </w:r>
-    </w:p>
-    <w:p>
-      <w:pPr>
-        <w:pBdr>
-          <w:top w:val="single" w:sz="4" w:space="1" w:color="auto"/>
-          <w:left w:val="single" w:sz="4" w:space="4" w:color="auto"/>
-          <w:bottom w:val="single" w:sz="4" w:space="1" w:color="auto"/>
-          <w:right w:val="single" w:sz="4" w:space="4" w:color="auto"/>
-        </w:pBdr>
-        <w:spacing w:after="0" w:line="240" w:lineRule="auto"/>
-        <w:rPr>
-          <w:rFonts w:ascii="Cascadia Code" w:hAnsi="Cascadia Code"/>
-        </w:rPr>
-      </w:pPr>
-      <w:r>
-        <w:rPr>
-          <w:rFonts w:ascii="Cascadia Code" w:hAnsi="Cascadia Code"/>
-        </w:rPr>
-        <w:t xml:space="preserve">    sql_query,</w:t>
+      <w:proofErr w:type="spellStart"/>
+      <w:r>
+        <w:rPr>
+          <w:rFonts w:ascii="Cascadia Code" w:hAnsi="Cascadia Code"/>
+        </w:rPr>
+        <w:t>sql_data</w:t>
+      </w:r>
+      <w:proofErr w:type="spellEnd"/>
+      <w:r>
+        <w:rPr>
+          <w:rFonts w:ascii="Cascadia Code" w:hAnsi="Cascadia Code"/>
+        </w:rPr>
+        <w:t xml:space="preserve"> = </w:t>
+      </w:r>
+      <w:proofErr w:type="spellStart"/>
+      <w:r>
+        <w:rPr>
+          <w:rFonts w:ascii="Cascadia Code" w:hAnsi="Cascadia Code"/>
+        </w:rPr>
+        <w:t>safe_tool_</w:t>
+      </w:r>
+      <w:proofErr w:type="gramStart"/>
+      <w:r>
+        <w:rPr>
+          <w:rFonts w:ascii="Cascadia Code" w:hAnsi="Cascadia Code"/>
+        </w:rPr>
+        <w:t>call</w:t>
+      </w:r>
+      <w:proofErr w:type="spellEnd"/>
+      <w:r>
+        <w:rPr>
+          <w:rFonts w:ascii="Cascadia Code" w:hAnsi="Cascadia Code"/>
+        </w:rPr>
+        <w:t>(</w:t>
+      </w:r>
+      <w:proofErr w:type="gramEnd"/>
+    </w:p>
+    <w:p>
+      <w:pPr>
+        <w:pBdr>
+          <w:top w:val="single" w:sz="4" w:space="1" w:color="auto"/>
+          <w:left w:val="single" w:sz="4" w:space="4" w:color="auto"/>
+          <w:bottom w:val="single" w:sz="4" w:space="1" w:color="auto"/>
+          <w:right w:val="single" w:sz="4" w:space="4" w:color="auto"/>
+        </w:pBdr>
+        <w:spacing w:after="0" w:line="240" w:lineRule="auto"/>
+        <w:rPr>
+          <w:rFonts w:ascii="Cascadia Code" w:hAnsi="Cascadia Code"/>
+        </w:rPr>
+      </w:pPr>
+      <w:r>
+        <w:rPr>
+          <w:rFonts w:ascii="Cascadia Code" w:hAnsi="Cascadia Code"/>
+        </w:rPr>
+        <w:t xml:space="preserve">    </w:t>
+      </w:r>
+      <w:proofErr w:type="spellStart"/>
+      <w:r>
+        <w:rPr>
+          <w:rFonts w:ascii="Cascadia Code" w:hAnsi="Cascadia Code"/>
+        </w:rPr>
+        <w:t>sql_query</w:t>
+      </w:r>
+      <w:proofErr w:type="spellEnd"/>
+      <w:r>
+        <w:rPr>
+          <w:rFonts w:ascii="Cascadia Code" w:hAnsi="Cascadia Code"/>
+        </w:rPr>
+        <w:t>,</w:t>
       </w:r>
     </w:p>
     <w:p>
@@ -10955,7 +11805,21 @@
         <w:rPr>
           <w:rFonts w:ascii="Cascadia Code" w:hAnsi="Cascadia Code"/>
         </w:rPr>
-        <w:t xml:space="preserve">    {"query": sql}</w:t>
+        <w:t xml:space="preserve">    {"query": </w:t>
+      </w:r>
+      <w:proofErr w:type="spellStart"/>
+      <w:r>
+        <w:rPr>
+          <w:rFonts w:ascii="Cascadia Code" w:hAnsi="Cascadia Code"/>
+        </w:rPr>
+        <w:t>sql</w:t>
+      </w:r>
+      <w:proofErr w:type="spellEnd"/>
+      <w:r>
+        <w:rPr>
+          <w:rFonts w:ascii="Cascadia Code" w:hAnsi="Cascadia Code"/>
+        </w:rPr>
+        <w:t>}</w:t>
       </w:r>
     </w:p>
     <w:p>
@@ -11018,27 +11882,57 @@
         <w:rPr>
           <w:rFonts w:ascii="Cascadia Code" w:hAnsi="Cascadia Code"/>
         </w:rPr>
-        <w:t>result = log_search.invoke({"query": query})</w:t>
-      </w:r>
-    </w:p>
-    <w:p>
-      <w:pPr>
-        <w:pBdr>
-          <w:top w:val="single" w:sz="4" w:space="1" w:color="auto"/>
-          <w:left w:val="single" w:sz="4" w:space="4" w:color="auto"/>
-          <w:bottom w:val="single" w:sz="4" w:space="1" w:color="auto"/>
-          <w:right w:val="single" w:sz="4" w:space="4" w:color="auto"/>
-        </w:pBdr>
-        <w:spacing w:after="0" w:line="240" w:lineRule="auto"/>
-        <w:rPr>
-          <w:rFonts w:ascii="Cascadia Code" w:hAnsi="Cascadia Code"/>
-        </w:rPr>
-      </w:pPr>
-      <w:r>
-        <w:rPr>
-          <w:rFonts w:ascii="Cascadia Code" w:hAnsi="Cascadia Code"/>
-        </w:rPr>
-        <w:t>log_data = result</w:t>
+        <w:t xml:space="preserve">result = </w:t>
+      </w:r>
+      <w:proofErr w:type="spellStart"/>
+      <w:r>
+        <w:rPr>
+          <w:rFonts w:ascii="Cascadia Code" w:hAnsi="Cascadia Code"/>
+        </w:rPr>
+        <w:t>log_</w:t>
+      </w:r>
+      <w:proofErr w:type="gramStart"/>
+      <w:r>
+        <w:rPr>
+          <w:rFonts w:ascii="Cascadia Code" w:hAnsi="Cascadia Code"/>
+        </w:rPr>
+        <w:t>search.invoke</w:t>
+      </w:r>
+      <w:proofErr w:type="spellEnd"/>
+      <w:proofErr w:type="gramEnd"/>
+      <w:r>
+        <w:rPr>
+          <w:rFonts w:ascii="Cascadia Code" w:hAnsi="Cascadia Code"/>
+        </w:rPr>
+        <w:t>({"query": query})</w:t>
+      </w:r>
+    </w:p>
+    <w:p>
+      <w:pPr>
+        <w:pBdr>
+          <w:top w:val="single" w:sz="4" w:space="1" w:color="auto"/>
+          <w:left w:val="single" w:sz="4" w:space="4" w:color="auto"/>
+          <w:bottom w:val="single" w:sz="4" w:space="1" w:color="auto"/>
+          <w:right w:val="single" w:sz="4" w:space="4" w:color="auto"/>
+        </w:pBdr>
+        <w:spacing w:after="0" w:line="240" w:lineRule="auto"/>
+        <w:rPr>
+          <w:rFonts w:ascii="Cascadia Code" w:hAnsi="Cascadia Code"/>
+        </w:rPr>
+      </w:pPr>
+      <w:proofErr w:type="spellStart"/>
+      <w:r>
+        <w:rPr>
+          <w:rFonts w:ascii="Cascadia Code" w:hAnsi="Cascadia Code"/>
+        </w:rPr>
+        <w:t>log_data</w:t>
+      </w:r>
+      <w:proofErr w:type="spellEnd"/>
+      <w:r>
+        <w:rPr>
+          <w:rFonts w:ascii="Cascadia Code" w:hAnsi="Cascadia Code"/>
+        </w:rPr>
+        <w:t xml:space="preserve"> = result</w:t>
       </w:r>
     </w:p>
     <w:p>
@@ -11059,31 +11953,75 @@
           <w:rFonts w:ascii="Cascadia Code" w:hAnsi="Cascadia Code"/>
         </w:rPr>
       </w:pPr>
-      <w:r>
-        <w:rPr>
-          <w:rFonts w:ascii="Cascadia Code" w:hAnsi="Cascadia Code"/>
-        </w:rPr>
-        <w:t>log_data = safe_tool_call(</w:t>
-      </w:r>
-    </w:p>
-    <w:p>
-      <w:pPr>
-        <w:pBdr>
-          <w:top w:val="single" w:sz="4" w:space="1" w:color="auto"/>
-          <w:left w:val="single" w:sz="4" w:space="4" w:color="auto"/>
-          <w:bottom w:val="single" w:sz="4" w:space="1" w:color="auto"/>
-          <w:right w:val="single" w:sz="4" w:space="4" w:color="auto"/>
-        </w:pBdr>
-        <w:spacing w:after="0" w:line="240" w:lineRule="auto"/>
-        <w:rPr>
-          <w:rFonts w:ascii="Cascadia Code" w:hAnsi="Cascadia Code"/>
-        </w:rPr>
-      </w:pPr>
-      <w:r>
-        <w:rPr>
-          <w:rFonts w:ascii="Cascadia Code" w:hAnsi="Cascadia Code"/>
-        </w:rPr>
-        <w:t xml:space="preserve">    log_search,</w:t>
+      <w:proofErr w:type="spellStart"/>
+      <w:r>
+        <w:rPr>
+          <w:rFonts w:ascii="Cascadia Code" w:hAnsi="Cascadia Code"/>
+        </w:rPr>
+        <w:t>log_data</w:t>
+      </w:r>
+      <w:proofErr w:type="spellEnd"/>
+      <w:r>
+        <w:rPr>
+          <w:rFonts w:ascii="Cascadia Code" w:hAnsi="Cascadia Code"/>
+        </w:rPr>
+        <w:t xml:space="preserve"> = </w:t>
+      </w:r>
+      <w:proofErr w:type="spellStart"/>
+      <w:r>
+        <w:rPr>
+          <w:rFonts w:ascii="Cascadia Code" w:hAnsi="Cascadia Code"/>
+        </w:rPr>
+        <w:t>safe_tool_</w:t>
+      </w:r>
+      <w:proofErr w:type="gramStart"/>
+      <w:r>
+        <w:rPr>
+          <w:rFonts w:ascii="Cascadia Code" w:hAnsi="Cascadia Code"/>
+        </w:rPr>
+        <w:t>call</w:t>
+      </w:r>
+      <w:proofErr w:type="spellEnd"/>
+      <w:r>
+        <w:rPr>
+          <w:rFonts w:ascii="Cascadia Code" w:hAnsi="Cascadia Code"/>
+        </w:rPr>
+        <w:t>(</w:t>
+      </w:r>
+      <w:proofErr w:type="gramEnd"/>
+    </w:p>
+    <w:p>
+      <w:pPr>
+        <w:pBdr>
+          <w:top w:val="single" w:sz="4" w:space="1" w:color="auto"/>
+          <w:left w:val="single" w:sz="4" w:space="4" w:color="auto"/>
+          <w:bottom w:val="single" w:sz="4" w:space="1" w:color="auto"/>
+          <w:right w:val="single" w:sz="4" w:space="4" w:color="auto"/>
+        </w:pBdr>
+        <w:spacing w:after="0" w:line="240" w:lineRule="auto"/>
+        <w:rPr>
+          <w:rFonts w:ascii="Cascadia Code" w:hAnsi="Cascadia Code"/>
+        </w:rPr>
+      </w:pPr>
+      <w:r>
+        <w:rPr>
+          <w:rFonts w:ascii="Cascadia Code" w:hAnsi="Cascadia Code"/>
+        </w:rPr>
+        <w:t xml:space="preserve">    </w:t>
+      </w:r>
+      <w:proofErr w:type="spellStart"/>
+      <w:r>
+        <w:rPr>
+          <w:rFonts w:ascii="Cascadia Code" w:hAnsi="Cascadia Code"/>
+        </w:rPr>
+        <w:t>log_search</w:t>
+      </w:r>
+      <w:proofErr w:type="spellEnd"/>
+      <w:r>
+        <w:rPr>
+          <w:rFonts w:ascii="Cascadia Code" w:hAnsi="Cascadia Code"/>
+        </w:rPr>
+        <w:t>,</w:t>
       </w:r>
     </w:p>
     <w:p>
@@ -11163,7 +12101,6 @@
     </w:p>
     <w:p>
       <w:r>
-        <w:lastRenderedPageBreak/>
         <w:t>We r</w:t>
       </w:r>
       <w:r>
@@ -11187,27 +12124,57 @@
         <w:rPr>
           <w:rFonts w:ascii="Cascadia Code" w:hAnsi="Cascadia Code"/>
         </w:rPr>
-        <w:t>result = incident_search.invoke({"query": query})</w:t>
-      </w:r>
-    </w:p>
-    <w:p>
-      <w:pPr>
-        <w:pBdr>
-          <w:top w:val="single" w:sz="4" w:space="1" w:color="auto"/>
-          <w:left w:val="single" w:sz="4" w:space="4" w:color="auto"/>
-          <w:bottom w:val="single" w:sz="4" w:space="1" w:color="auto"/>
-          <w:right w:val="single" w:sz="4" w:space="4" w:color="auto"/>
-        </w:pBdr>
-        <w:spacing w:after="0" w:line="240" w:lineRule="auto"/>
-        <w:rPr>
-          <w:rFonts w:ascii="Cascadia Code" w:hAnsi="Cascadia Code"/>
-        </w:rPr>
-      </w:pPr>
-      <w:r>
-        <w:rPr>
-          <w:rFonts w:ascii="Cascadia Code" w:hAnsi="Cascadia Code"/>
-        </w:rPr>
-        <w:t>rag_data = result</w:t>
+        <w:t xml:space="preserve">result = </w:t>
+      </w:r>
+      <w:proofErr w:type="spellStart"/>
+      <w:r>
+        <w:rPr>
+          <w:rFonts w:ascii="Cascadia Code" w:hAnsi="Cascadia Code"/>
+        </w:rPr>
+        <w:t>incident_</w:t>
+      </w:r>
+      <w:proofErr w:type="gramStart"/>
+      <w:r>
+        <w:rPr>
+          <w:rFonts w:ascii="Cascadia Code" w:hAnsi="Cascadia Code"/>
+        </w:rPr>
+        <w:t>search.invoke</w:t>
+      </w:r>
+      <w:proofErr w:type="spellEnd"/>
+      <w:proofErr w:type="gramEnd"/>
+      <w:r>
+        <w:rPr>
+          <w:rFonts w:ascii="Cascadia Code" w:hAnsi="Cascadia Code"/>
+        </w:rPr>
+        <w:t>({"query": query})</w:t>
+      </w:r>
+    </w:p>
+    <w:p>
+      <w:pPr>
+        <w:pBdr>
+          <w:top w:val="single" w:sz="4" w:space="1" w:color="auto"/>
+          <w:left w:val="single" w:sz="4" w:space="4" w:color="auto"/>
+          <w:bottom w:val="single" w:sz="4" w:space="1" w:color="auto"/>
+          <w:right w:val="single" w:sz="4" w:space="4" w:color="auto"/>
+        </w:pBdr>
+        <w:spacing w:after="0" w:line="240" w:lineRule="auto"/>
+        <w:rPr>
+          <w:rFonts w:ascii="Cascadia Code" w:hAnsi="Cascadia Code"/>
+        </w:rPr>
+      </w:pPr>
+      <w:proofErr w:type="spellStart"/>
+      <w:r>
+        <w:rPr>
+          <w:rFonts w:ascii="Cascadia Code" w:hAnsi="Cascadia Code"/>
+        </w:rPr>
+        <w:t>rag_data</w:t>
+      </w:r>
+      <w:proofErr w:type="spellEnd"/>
+      <w:r>
+        <w:rPr>
+          <w:rFonts w:ascii="Cascadia Code" w:hAnsi="Cascadia Code"/>
+        </w:rPr>
+        <w:t xml:space="preserve"> = result</w:t>
       </w:r>
     </w:p>
     <w:p>
@@ -11228,31 +12195,75 @@
           <w:rFonts w:ascii="Cascadia Code" w:hAnsi="Cascadia Code"/>
         </w:rPr>
       </w:pPr>
-      <w:r>
-        <w:rPr>
-          <w:rFonts w:ascii="Cascadia Code" w:hAnsi="Cascadia Code"/>
-        </w:rPr>
-        <w:t>rag_data = safe_tool_call(</w:t>
-      </w:r>
-    </w:p>
-    <w:p>
-      <w:pPr>
-        <w:pBdr>
-          <w:top w:val="single" w:sz="4" w:space="1" w:color="auto"/>
-          <w:left w:val="single" w:sz="4" w:space="4" w:color="auto"/>
-          <w:bottom w:val="single" w:sz="4" w:space="1" w:color="auto"/>
-          <w:right w:val="single" w:sz="4" w:space="4" w:color="auto"/>
-        </w:pBdr>
-        <w:spacing w:after="0" w:line="240" w:lineRule="auto"/>
-        <w:rPr>
-          <w:rFonts w:ascii="Cascadia Code" w:hAnsi="Cascadia Code"/>
-        </w:rPr>
-      </w:pPr>
-      <w:r>
-        <w:rPr>
-          <w:rFonts w:ascii="Cascadia Code" w:hAnsi="Cascadia Code"/>
-        </w:rPr>
-        <w:t xml:space="preserve">    incident_search,</w:t>
+      <w:proofErr w:type="spellStart"/>
+      <w:r>
+        <w:rPr>
+          <w:rFonts w:ascii="Cascadia Code" w:hAnsi="Cascadia Code"/>
+        </w:rPr>
+        <w:t>rag_data</w:t>
+      </w:r>
+      <w:proofErr w:type="spellEnd"/>
+      <w:r>
+        <w:rPr>
+          <w:rFonts w:ascii="Cascadia Code" w:hAnsi="Cascadia Code"/>
+        </w:rPr>
+        <w:t xml:space="preserve"> = </w:t>
+      </w:r>
+      <w:proofErr w:type="spellStart"/>
+      <w:r>
+        <w:rPr>
+          <w:rFonts w:ascii="Cascadia Code" w:hAnsi="Cascadia Code"/>
+        </w:rPr>
+        <w:t>safe_tool_</w:t>
+      </w:r>
+      <w:proofErr w:type="gramStart"/>
+      <w:r>
+        <w:rPr>
+          <w:rFonts w:ascii="Cascadia Code" w:hAnsi="Cascadia Code"/>
+        </w:rPr>
+        <w:t>call</w:t>
+      </w:r>
+      <w:proofErr w:type="spellEnd"/>
+      <w:r>
+        <w:rPr>
+          <w:rFonts w:ascii="Cascadia Code" w:hAnsi="Cascadia Code"/>
+        </w:rPr>
+        <w:t>(</w:t>
+      </w:r>
+      <w:proofErr w:type="gramEnd"/>
+    </w:p>
+    <w:p>
+      <w:pPr>
+        <w:pBdr>
+          <w:top w:val="single" w:sz="4" w:space="1" w:color="auto"/>
+          <w:left w:val="single" w:sz="4" w:space="4" w:color="auto"/>
+          <w:bottom w:val="single" w:sz="4" w:space="1" w:color="auto"/>
+          <w:right w:val="single" w:sz="4" w:space="4" w:color="auto"/>
+        </w:pBdr>
+        <w:spacing w:after="0" w:line="240" w:lineRule="auto"/>
+        <w:rPr>
+          <w:rFonts w:ascii="Cascadia Code" w:hAnsi="Cascadia Code"/>
+        </w:rPr>
+      </w:pPr>
+      <w:r>
+        <w:rPr>
+          <w:rFonts w:ascii="Cascadia Code" w:hAnsi="Cascadia Code"/>
+        </w:rPr>
+        <w:t xml:space="preserve">    </w:t>
+      </w:r>
+      <w:proofErr w:type="spellStart"/>
+      <w:r>
+        <w:rPr>
+          <w:rFonts w:ascii="Cascadia Code" w:hAnsi="Cascadia Code"/>
+        </w:rPr>
+        <w:t>incident_search</w:t>
+      </w:r>
+      <w:proofErr w:type="spellEnd"/>
+      <w:r>
+        <w:rPr>
+          <w:rFonts w:ascii="Cascadia Code" w:hAnsi="Cascadia Code"/>
+        </w:rPr>
+        <w:t>,</w:t>
       </w:r>
     </w:p>
     <w:p>
@@ -11340,11 +12351,33 @@
       <w:r>
         <w:t xml:space="preserve">In the same </w:t>
       </w:r>
+      <w:proofErr w:type="spellStart"/>
       <w:r>
         <w:rPr>
           <w:rFonts w:ascii="Cascadia Code" w:hAnsi="Cascadia Code" w:cs="Cascadia Code"/>
         </w:rPr>
-        <w:t>run_agent()</w:t>
+        <w:t>run_</w:t>
+      </w:r>
+      <w:proofErr w:type="gramStart"/>
+      <w:r>
+        <w:rPr>
+          <w:rFonts w:ascii="Cascadia Code" w:hAnsi="Cascadia Code" w:cs="Cascadia Code"/>
+        </w:rPr>
+        <w:t>agent</w:t>
+      </w:r>
+      <w:proofErr w:type="spellEnd"/>
+      <w:r>
+        <w:rPr>
+          <w:rFonts w:ascii="Cascadia Code" w:hAnsi="Cascadia Code" w:cs="Cascadia Code"/>
+        </w:rPr>
+        <w:t>(</w:t>
+      </w:r>
+      <w:proofErr w:type="gramEnd"/>
+      <w:r>
+        <w:rPr>
+          <w:rFonts w:ascii="Cascadia Code" w:hAnsi="Cascadia Code" w:cs="Cascadia Code"/>
+        </w:rPr>
+        <w:t>)</w:t>
       </w:r>
       <w:r>
         <w:t xml:space="preserve"> function, a</w:t>
@@ -11418,7 +12451,21 @@
         <w:rPr>
           <w:rFonts w:ascii="Cascadia Code" w:hAnsi="Cascadia Code"/>
         </w:rPr>
-        <w:t>{sql_data}</w:t>
+        <w:t>{</w:t>
+      </w:r>
+      <w:proofErr w:type="spellStart"/>
+      <w:r>
+        <w:rPr>
+          <w:rFonts w:ascii="Cascadia Code" w:hAnsi="Cascadia Code"/>
+        </w:rPr>
+        <w:t>sql_data</w:t>
+      </w:r>
+      <w:proofErr w:type="spellEnd"/>
+      <w:r>
+        <w:rPr>
+          <w:rFonts w:ascii="Cascadia Code" w:hAnsi="Cascadia Code"/>
+        </w:rPr>
+        <w:t>}</w:t>
       </w:r>
     </w:p>
     <w:p>
@@ -11472,7 +12519,22 @@
         <w:rPr>
           <w:rFonts w:ascii="Cascadia Code" w:hAnsi="Cascadia Code"/>
         </w:rPr>
-        <w:t>{log_data}</w:t>
+        <w:lastRenderedPageBreak/>
+        <w:t>{</w:t>
+      </w:r>
+      <w:proofErr w:type="spellStart"/>
+      <w:r>
+        <w:rPr>
+          <w:rFonts w:ascii="Cascadia Code" w:hAnsi="Cascadia Code"/>
+        </w:rPr>
+        <w:t>log_data</w:t>
+      </w:r>
+      <w:proofErr w:type="spellEnd"/>
+      <w:r>
+        <w:rPr>
+          <w:rFonts w:ascii="Cascadia Code" w:hAnsi="Cascadia Code"/>
+        </w:rPr>
+        <w:t>}</w:t>
       </w:r>
     </w:p>
     <w:p>
@@ -11526,7 +12588,21 @@
         <w:rPr>
           <w:rFonts w:ascii="Cascadia Code" w:hAnsi="Cascadia Code"/>
         </w:rPr>
-        <w:t>{rag_data}</w:t>
+        <w:t>{</w:t>
+      </w:r>
+      <w:proofErr w:type="spellStart"/>
+      <w:r>
+        <w:rPr>
+          <w:rFonts w:ascii="Cascadia Code" w:hAnsi="Cascadia Code"/>
+        </w:rPr>
+        <w:t>rag_data</w:t>
+      </w:r>
+      <w:proofErr w:type="spellEnd"/>
+      <w:r>
+        <w:rPr>
+          <w:rFonts w:ascii="Cascadia Code" w:hAnsi="Cascadia Code"/>
+        </w:rPr>
+        <w:t>}</w:t>
       </w:r>
     </w:p>
     <w:p>
@@ -11606,135 +12682,303 @@
         <w:rPr>
           <w:rFonts w:ascii="Cascadia Code" w:hAnsi="Cascadia Code"/>
         </w:rPr>
-        <w:t>    if sql_data:</w:t>
-      </w:r>
-    </w:p>
-    <w:p>
-      <w:pPr>
-        <w:pBdr>
-          <w:top w:val="single" w:sz="4" w:space="1" w:color="auto"/>
-          <w:left w:val="single" w:sz="4" w:space="4" w:color="auto"/>
-          <w:bottom w:val="single" w:sz="4" w:space="1" w:color="auto"/>
-          <w:right w:val="single" w:sz="4" w:space="4" w:color="auto"/>
-        </w:pBdr>
-        <w:spacing w:after="0" w:line="240" w:lineRule="auto"/>
-        <w:rPr>
-          <w:rFonts w:ascii="Cascadia Code" w:hAnsi="Cascadia Code"/>
-        </w:rPr>
-      </w:pPr>
-      <w:r>
-        <w:rPr>
-          <w:rFonts w:ascii="Cascadia Code" w:hAnsi="Cascadia Code"/>
-        </w:rPr>
-        <w:t>        evidence += f"\nINCIDENT RECORDS:\n{sql_data}\n"</w:t>
-      </w:r>
-    </w:p>
-    <w:p>
-      <w:pPr>
-        <w:pBdr>
-          <w:top w:val="single" w:sz="4" w:space="1" w:color="auto"/>
-          <w:left w:val="single" w:sz="4" w:space="4" w:color="auto"/>
-          <w:bottom w:val="single" w:sz="4" w:space="1" w:color="auto"/>
-          <w:right w:val="single" w:sz="4" w:space="4" w:color="auto"/>
-        </w:pBdr>
-        <w:spacing w:after="0" w:line="240" w:lineRule="auto"/>
-        <w:rPr>
-          <w:rFonts w:ascii="Cascadia Code" w:hAnsi="Cascadia Code"/>
-        </w:rPr>
-      </w:pPr>
-    </w:p>
-    <w:p>
-      <w:pPr>
-        <w:pBdr>
-          <w:top w:val="single" w:sz="4" w:space="1" w:color="auto"/>
-          <w:left w:val="single" w:sz="4" w:space="4" w:color="auto"/>
-          <w:bottom w:val="single" w:sz="4" w:space="1" w:color="auto"/>
-          <w:right w:val="single" w:sz="4" w:space="4" w:color="auto"/>
-        </w:pBdr>
-        <w:spacing w:after="0" w:line="240" w:lineRule="auto"/>
-        <w:rPr>
-          <w:rFonts w:ascii="Cascadia Code" w:hAnsi="Cascadia Code"/>
-        </w:rPr>
-      </w:pPr>
-      <w:r>
-        <w:rPr>
-          <w:rFonts w:ascii="Cascadia Code" w:hAnsi="Cascadia Code"/>
-        </w:rPr>
-        <w:t>    if log_data:</w:t>
-      </w:r>
-    </w:p>
-    <w:p>
-      <w:pPr>
-        <w:pBdr>
-          <w:top w:val="single" w:sz="4" w:space="1" w:color="auto"/>
-          <w:left w:val="single" w:sz="4" w:space="4" w:color="auto"/>
-          <w:bottom w:val="single" w:sz="4" w:space="1" w:color="auto"/>
-          <w:right w:val="single" w:sz="4" w:space="4" w:color="auto"/>
-        </w:pBdr>
-        <w:spacing w:after="0" w:line="240" w:lineRule="auto"/>
-        <w:rPr>
-          <w:rFonts w:ascii="Cascadia Code" w:hAnsi="Cascadia Code"/>
-        </w:rPr>
-      </w:pPr>
-      <w:r>
-        <w:rPr>
-          <w:rFonts w:ascii="Cascadia Code" w:hAnsi="Cascadia Code"/>
-        </w:rPr>
-        <w:t>        evidence += f"\nLOG ANALYSIS:\n{log_data}\n"</w:t>
-      </w:r>
-    </w:p>
-    <w:p>
-      <w:pPr>
-        <w:pBdr>
-          <w:top w:val="single" w:sz="4" w:space="1" w:color="auto"/>
-          <w:left w:val="single" w:sz="4" w:space="4" w:color="auto"/>
-          <w:bottom w:val="single" w:sz="4" w:space="1" w:color="auto"/>
-          <w:right w:val="single" w:sz="4" w:space="4" w:color="auto"/>
-        </w:pBdr>
-        <w:spacing w:after="0" w:line="240" w:lineRule="auto"/>
-        <w:rPr>
-          <w:rFonts w:ascii="Cascadia Code" w:hAnsi="Cascadia Code"/>
-        </w:rPr>
-      </w:pPr>
-    </w:p>
-    <w:p>
-      <w:pPr>
-        <w:pBdr>
-          <w:top w:val="single" w:sz="4" w:space="1" w:color="auto"/>
-          <w:left w:val="single" w:sz="4" w:space="4" w:color="auto"/>
-          <w:bottom w:val="single" w:sz="4" w:space="1" w:color="auto"/>
-          <w:right w:val="single" w:sz="4" w:space="4" w:color="auto"/>
-        </w:pBdr>
-        <w:spacing w:after="0" w:line="240" w:lineRule="auto"/>
-        <w:rPr>
-          <w:rFonts w:ascii="Cascadia Code" w:hAnsi="Cascadia Code"/>
-        </w:rPr>
-      </w:pPr>
-      <w:r>
-        <w:rPr>
-          <w:rFonts w:ascii="Cascadia Code" w:hAnsi="Cascadia Code"/>
-        </w:rPr>
-        <w:t>    if rag_data:</w:t>
-      </w:r>
-    </w:p>
-    <w:p>
-      <w:pPr>
-        <w:pBdr>
-          <w:top w:val="single" w:sz="4" w:space="1" w:color="auto"/>
-          <w:left w:val="single" w:sz="4" w:space="4" w:color="auto"/>
-          <w:bottom w:val="single" w:sz="4" w:space="1" w:color="auto"/>
-          <w:right w:val="single" w:sz="4" w:space="4" w:color="auto"/>
-        </w:pBdr>
-        <w:spacing w:after="0" w:line="240" w:lineRule="auto"/>
-        <w:rPr>
-          <w:rFonts w:ascii="Cascadia Code" w:hAnsi="Cascadia Code"/>
-        </w:rPr>
-      </w:pPr>
-      <w:r>
-        <w:rPr>
-          <w:rFonts w:ascii="Cascadia Code" w:hAnsi="Cascadia Code"/>
-        </w:rPr>
-        <w:t>        evidence += f"\nINCIDENT DESCRIPTION:\n{rag_data}\n"</w:t>
+        <w:t xml:space="preserve">    if </w:t>
+      </w:r>
+      <w:proofErr w:type="spellStart"/>
+      <w:r>
+        <w:rPr>
+          <w:rFonts w:ascii="Cascadia Code" w:hAnsi="Cascadia Code"/>
+        </w:rPr>
+        <w:t>sql_data</w:t>
+      </w:r>
+      <w:proofErr w:type="spellEnd"/>
+      <w:r>
+        <w:rPr>
+          <w:rFonts w:ascii="Cascadia Code" w:hAnsi="Cascadia Code"/>
+        </w:rPr>
+        <w:t>:</w:t>
+      </w:r>
+    </w:p>
+    <w:p>
+      <w:pPr>
+        <w:pBdr>
+          <w:top w:val="single" w:sz="4" w:space="1" w:color="auto"/>
+          <w:left w:val="single" w:sz="4" w:space="4" w:color="auto"/>
+          <w:bottom w:val="single" w:sz="4" w:space="1" w:color="auto"/>
+          <w:right w:val="single" w:sz="4" w:space="4" w:color="auto"/>
+        </w:pBdr>
+        <w:spacing w:after="0" w:line="240" w:lineRule="auto"/>
+        <w:rPr>
+          <w:rFonts w:ascii="Cascadia Code" w:hAnsi="Cascadia Code"/>
+        </w:rPr>
+      </w:pPr>
+      <w:r>
+        <w:rPr>
+          <w:rFonts w:ascii="Cascadia Code" w:hAnsi="Cascadia Code"/>
+        </w:rPr>
+        <w:t>        evidence += f"\</w:t>
+      </w:r>
+      <w:proofErr w:type="spellStart"/>
+      <w:r>
+        <w:rPr>
+          <w:rFonts w:ascii="Cascadia Code" w:hAnsi="Cascadia Code"/>
+        </w:rPr>
+        <w:t>nINCIDENT</w:t>
+      </w:r>
+      <w:proofErr w:type="spellEnd"/>
+      <w:r>
+        <w:rPr>
+          <w:rFonts w:ascii="Cascadia Code" w:hAnsi="Cascadia Code"/>
+        </w:rPr>
+        <w:t xml:space="preserve"> RECORDS:\n{</w:t>
+      </w:r>
+      <w:proofErr w:type="spellStart"/>
+      <w:r>
+        <w:rPr>
+          <w:rFonts w:ascii="Cascadia Code" w:hAnsi="Cascadia Code"/>
+        </w:rPr>
+        <w:t>sql_</w:t>
+      </w:r>
+      <w:proofErr w:type="gramStart"/>
+      <w:r>
+        <w:rPr>
+          <w:rFonts w:ascii="Cascadia Code" w:hAnsi="Cascadia Code"/>
+        </w:rPr>
+        <w:t>data</w:t>
+      </w:r>
+      <w:proofErr w:type="spellEnd"/>
+      <w:r>
+        <w:rPr>
+          <w:rFonts w:ascii="Cascadia Code" w:hAnsi="Cascadia Code"/>
+        </w:rPr>
+        <w:t>}\</w:t>
+      </w:r>
+      <w:proofErr w:type="gramEnd"/>
+      <w:r>
+        <w:rPr>
+          <w:rFonts w:ascii="Cascadia Code" w:hAnsi="Cascadia Code"/>
+        </w:rPr>
+        <w:t>n"</w:t>
+      </w:r>
+    </w:p>
+    <w:p>
+      <w:pPr>
+        <w:pBdr>
+          <w:top w:val="single" w:sz="4" w:space="1" w:color="auto"/>
+          <w:left w:val="single" w:sz="4" w:space="4" w:color="auto"/>
+          <w:bottom w:val="single" w:sz="4" w:space="1" w:color="auto"/>
+          <w:right w:val="single" w:sz="4" w:space="4" w:color="auto"/>
+        </w:pBdr>
+        <w:spacing w:after="0" w:line="240" w:lineRule="auto"/>
+        <w:rPr>
+          <w:rFonts w:ascii="Cascadia Code" w:hAnsi="Cascadia Code"/>
+        </w:rPr>
+      </w:pPr>
+    </w:p>
+    <w:p>
+      <w:pPr>
+        <w:pBdr>
+          <w:top w:val="single" w:sz="4" w:space="1" w:color="auto"/>
+          <w:left w:val="single" w:sz="4" w:space="4" w:color="auto"/>
+          <w:bottom w:val="single" w:sz="4" w:space="1" w:color="auto"/>
+          <w:right w:val="single" w:sz="4" w:space="4" w:color="auto"/>
+        </w:pBdr>
+        <w:spacing w:after="0" w:line="240" w:lineRule="auto"/>
+        <w:rPr>
+          <w:rFonts w:ascii="Cascadia Code" w:hAnsi="Cascadia Code"/>
+        </w:rPr>
+      </w:pPr>
+      <w:r>
+        <w:rPr>
+          <w:rFonts w:ascii="Cascadia Code" w:hAnsi="Cascadia Code"/>
+        </w:rPr>
+        <w:t xml:space="preserve">    if </w:t>
+      </w:r>
+      <w:proofErr w:type="spellStart"/>
+      <w:r>
+        <w:rPr>
+          <w:rFonts w:ascii="Cascadia Code" w:hAnsi="Cascadia Code"/>
+        </w:rPr>
+        <w:t>log_data</w:t>
+      </w:r>
+      <w:proofErr w:type="spellEnd"/>
+      <w:r>
+        <w:rPr>
+          <w:rFonts w:ascii="Cascadia Code" w:hAnsi="Cascadia Code"/>
+        </w:rPr>
+        <w:t>:</w:t>
+      </w:r>
+    </w:p>
+    <w:p>
+      <w:pPr>
+        <w:pBdr>
+          <w:top w:val="single" w:sz="4" w:space="1" w:color="auto"/>
+          <w:left w:val="single" w:sz="4" w:space="4" w:color="auto"/>
+          <w:bottom w:val="single" w:sz="4" w:space="1" w:color="auto"/>
+          <w:right w:val="single" w:sz="4" w:space="4" w:color="auto"/>
+        </w:pBdr>
+        <w:spacing w:after="0" w:line="240" w:lineRule="auto"/>
+        <w:rPr>
+          <w:rFonts w:ascii="Cascadia Code" w:hAnsi="Cascadia Code"/>
+        </w:rPr>
+      </w:pPr>
+      <w:r>
+        <w:rPr>
+          <w:rFonts w:ascii="Cascadia Code" w:hAnsi="Cascadia Code"/>
+        </w:rPr>
+        <w:t>        evidence += f"\</w:t>
+      </w:r>
+      <w:proofErr w:type="spellStart"/>
+      <w:r>
+        <w:rPr>
+          <w:rFonts w:ascii="Cascadia Code" w:hAnsi="Cascadia Code"/>
+        </w:rPr>
+        <w:t>nLOG</w:t>
+      </w:r>
+      <w:proofErr w:type="spellEnd"/>
+      <w:r>
+        <w:rPr>
+          <w:rFonts w:ascii="Cascadia Code" w:hAnsi="Cascadia Code"/>
+        </w:rPr>
+        <w:t xml:space="preserve"> ANALYSIS:\n{</w:t>
+      </w:r>
+      <w:proofErr w:type="spellStart"/>
+      <w:r>
+        <w:rPr>
+          <w:rFonts w:ascii="Cascadia Code" w:hAnsi="Cascadia Code"/>
+        </w:rPr>
+        <w:t>log_</w:t>
+      </w:r>
+      <w:proofErr w:type="gramStart"/>
+      <w:r>
+        <w:rPr>
+          <w:rFonts w:ascii="Cascadia Code" w:hAnsi="Cascadia Code"/>
+        </w:rPr>
+        <w:t>data</w:t>
+      </w:r>
+      <w:proofErr w:type="spellEnd"/>
+      <w:r>
+        <w:rPr>
+          <w:rFonts w:ascii="Cascadia Code" w:hAnsi="Cascadia Code"/>
+        </w:rPr>
+        <w:t>}\</w:t>
+      </w:r>
+      <w:proofErr w:type="gramEnd"/>
+      <w:r>
+        <w:rPr>
+          <w:rFonts w:ascii="Cascadia Code" w:hAnsi="Cascadia Code"/>
+        </w:rPr>
+        <w:t>n"</w:t>
+      </w:r>
+    </w:p>
+    <w:p>
+      <w:pPr>
+        <w:pBdr>
+          <w:top w:val="single" w:sz="4" w:space="1" w:color="auto"/>
+          <w:left w:val="single" w:sz="4" w:space="4" w:color="auto"/>
+          <w:bottom w:val="single" w:sz="4" w:space="1" w:color="auto"/>
+          <w:right w:val="single" w:sz="4" w:space="4" w:color="auto"/>
+        </w:pBdr>
+        <w:spacing w:after="0" w:line="240" w:lineRule="auto"/>
+        <w:rPr>
+          <w:rFonts w:ascii="Cascadia Code" w:hAnsi="Cascadia Code"/>
+        </w:rPr>
+      </w:pPr>
+    </w:p>
+    <w:p>
+      <w:pPr>
+        <w:pBdr>
+          <w:top w:val="single" w:sz="4" w:space="1" w:color="auto"/>
+          <w:left w:val="single" w:sz="4" w:space="4" w:color="auto"/>
+          <w:bottom w:val="single" w:sz="4" w:space="1" w:color="auto"/>
+          <w:right w:val="single" w:sz="4" w:space="4" w:color="auto"/>
+        </w:pBdr>
+        <w:spacing w:after="0" w:line="240" w:lineRule="auto"/>
+        <w:rPr>
+          <w:rFonts w:ascii="Cascadia Code" w:hAnsi="Cascadia Code"/>
+        </w:rPr>
+      </w:pPr>
+      <w:r>
+        <w:rPr>
+          <w:rFonts w:ascii="Cascadia Code" w:hAnsi="Cascadia Code"/>
+        </w:rPr>
+        <w:t xml:space="preserve">    if </w:t>
+      </w:r>
+      <w:proofErr w:type="spellStart"/>
+      <w:r>
+        <w:rPr>
+          <w:rFonts w:ascii="Cascadia Code" w:hAnsi="Cascadia Code"/>
+        </w:rPr>
+        <w:t>rag_data</w:t>
+      </w:r>
+      <w:proofErr w:type="spellEnd"/>
+      <w:r>
+        <w:rPr>
+          <w:rFonts w:ascii="Cascadia Code" w:hAnsi="Cascadia Code"/>
+        </w:rPr>
+        <w:t>:</w:t>
+      </w:r>
+    </w:p>
+    <w:p>
+      <w:pPr>
+        <w:pBdr>
+          <w:top w:val="single" w:sz="4" w:space="1" w:color="auto"/>
+          <w:left w:val="single" w:sz="4" w:space="4" w:color="auto"/>
+          <w:bottom w:val="single" w:sz="4" w:space="1" w:color="auto"/>
+          <w:right w:val="single" w:sz="4" w:space="4" w:color="auto"/>
+        </w:pBdr>
+        <w:spacing w:after="0" w:line="240" w:lineRule="auto"/>
+        <w:rPr>
+          <w:rFonts w:ascii="Cascadia Code" w:hAnsi="Cascadia Code"/>
+        </w:rPr>
+      </w:pPr>
+      <w:r>
+        <w:rPr>
+          <w:rFonts w:ascii="Cascadia Code" w:hAnsi="Cascadia Code"/>
+        </w:rPr>
+        <w:t>        evidence += f"\</w:t>
+      </w:r>
+      <w:proofErr w:type="spellStart"/>
+      <w:r>
+        <w:rPr>
+          <w:rFonts w:ascii="Cascadia Code" w:hAnsi="Cascadia Code"/>
+        </w:rPr>
+        <w:t>nINCIDENT</w:t>
+      </w:r>
+      <w:proofErr w:type="spellEnd"/>
+      <w:r>
+        <w:rPr>
+          <w:rFonts w:ascii="Cascadia Code" w:hAnsi="Cascadia Code"/>
+        </w:rPr>
+        <w:t xml:space="preserve"> DESCRIPTION:\n{</w:t>
+      </w:r>
+      <w:proofErr w:type="spellStart"/>
+      <w:r>
+        <w:rPr>
+          <w:rFonts w:ascii="Cascadia Code" w:hAnsi="Cascadia Code"/>
+        </w:rPr>
+        <w:t>rag_</w:t>
+      </w:r>
+      <w:proofErr w:type="gramStart"/>
+      <w:r>
+        <w:rPr>
+          <w:rFonts w:ascii="Cascadia Code" w:hAnsi="Cascadia Code"/>
+        </w:rPr>
+        <w:t>data</w:t>
+      </w:r>
+      <w:proofErr w:type="spellEnd"/>
+      <w:r>
+        <w:rPr>
+          <w:rFonts w:ascii="Cascadia Code" w:hAnsi="Cascadia Code"/>
+        </w:rPr>
+        <w:t>}\</w:t>
+      </w:r>
+      <w:proofErr w:type="gramEnd"/>
+      <w:r>
+        <w:rPr>
+          <w:rFonts w:ascii="Cascadia Code" w:hAnsi="Cascadia Code"/>
+        </w:rPr>
+        <w:t>n"</w:t>
       </w:r>
     </w:p>
     <w:p>
@@ -11791,7 +13035,21 @@
         <w:rPr>
           <w:rFonts w:ascii="Cascadia Code" w:hAnsi="Cascadia Code"/>
         </w:rPr>
-        <w:t>if rag_data:</w:t>
+        <w:t xml:space="preserve">if </w:t>
+      </w:r>
+      <w:proofErr w:type="spellStart"/>
+      <w:r>
+        <w:rPr>
+          <w:rFonts w:ascii="Cascadia Code" w:hAnsi="Cascadia Code"/>
+        </w:rPr>
+        <w:t>rag_data</w:t>
+      </w:r>
+      <w:proofErr w:type="spellEnd"/>
+      <w:r>
+        <w:rPr>
+          <w:rFonts w:ascii="Cascadia Code" w:hAnsi="Cascadia Code"/>
+        </w:rPr>
+        <w:t>:</w:t>
       </w:r>
       <w:r>
         <w:t xml:space="preserve"> block,</w:t>
@@ -11823,7 +13081,23 @@
         <w:rPr>
           <w:rFonts w:ascii="Cascadia Code" w:hAnsi="Cascadia Code"/>
         </w:rPr>
-        <w:t>    if not evidence.strip():</w:t>
+        <w:t xml:space="preserve">    if not </w:t>
+      </w:r>
+      <w:proofErr w:type="spellStart"/>
+      <w:proofErr w:type="gramStart"/>
+      <w:r>
+        <w:rPr>
+          <w:rFonts w:ascii="Cascadia Code" w:hAnsi="Cascadia Code"/>
+        </w:rPr>
+        <w:t>evidence.strip</w:t>
+      </w:r>
+      <w:proofErr w:type="spellEnd"/>
+      <w:proofErr w:type="gramEnd"/>
+      <w:r>
+        <w:rPr>
+          <w:rFonts w:ascii="Cascadia Code" w:hAnsi="Cascadia Code"/>
+        </w:rPr>
+        <w:t>():</w:t>
       </w:r>
     </w:p>
     <w:p>
@@ -11869,61 +13143,837 @@
         <w:rPr>
           <w:lang w:val="en-US"/>
         </w:rPr>
-        <w:t xml:space="preserve"> – The final run_agent() function</w:t>
-      </w:r>
-    </w:p>
-    <w:p>
-      <w:pPr>
+        <w:t xml:space="preserve"> – The final </w:t>
+      </w:r>
+      <w:proofErr w:type="spellStart"/>
+      <w:r>
         <w:rPr>
           <w:lang w:val="en-US"/>
         </w:rPr>
-      </w:pPr>
+        <w:t>run_</w:t>
+      </w:r>
+      <w:proofErr w:type="gramStart"/>
       <w:r>
         <w:rPr>
           <w:lang w:val="en-US"/>
         </w:rPr>
-        <w:t>The final run_agent() function should look like this:</w:t>
-      </w:r>
-    </w:p>
-    <w:p>
-      <w:pPr>
-        <w:pBdr>
-          <w:top w:val="single" w:sz="4" w:space="1" w:color="auto"/>
-          <w:left w:val="single" w:sz="4" w:space="4" w:color="auto"/>
-          <w:bottom w:val="single" w:sz="4" w:space="1" w:color="auto"/>
-          <w:right w:val="single" w:sz="4" w:space="4" w:color="auto"/>
-        </w:pBdr>
-        <w:spacing w:after="0" w:line="240" w:lineRule="auto"/>
-        <w:rPr>
-          <w:rFonts w:ascii="Cascadia Code" w:hAnsi="Cascadia Code"/>
-        </w:rPr>
-      </w:pPr>
-      <w:r>
-        <w:rPr>
-          <w:rFonts w:ascii="Cascadia Code" w:hAnsi="Cascadia Code"/>
-        </w:rPr>
-        <w:t>def run_agent(query):</w:t>
-      </w:r>
-    </w:p>
-    <w:p>
-      <w:pPr>
-        <w:pBdr>
-          <w:top w:val="single" w:sz="4" w:space="1" w:color="auto"/>
-          <w:left w:val="single" w:sz="4" w:space="4" w:color="auto"/>
-          <w:bottom w:val="single" w:sz="4" w:space="1" w:color="auto"/>
-          <w:right w:val="single" w:sz="4" w:space="4" w:color="auto"/>
-        </w:pBdr>
-        <w:spacing w:after="0" w:line="240" w:lineRule="auto"/>
-        <w:rPr>
-          <w:rFonts w:ascii="Cascadia Code" w:hAnsi="Cascadia Code"/>
-        </w:rPr>
-      </w:pPr>
-      <w:r>
-        <w:rPr>
-          <w:rFonts w:ascii="Cascadia Code" w:hAnsi="Cascadia Code"/>
-        </w:rPr>
-        <w:t>    steps = plan_steps(query)</w:t>
-      </w:r>
+        <w:t>agent</w:t>
+      </w:r>
+      <w:proofErr w:type="spellEnd"/>
+      <w:r>
+        <w:rPr>
+          <w:lang w:val="en-US"/>
+        </w:rPr>
+        <w:t>(</w:t>
+      </w:r>
+      <w:proofErr w:type="gramEnd"/>
+      <w:r>
+        <w:rPr>
+          <w:lang w:val="en-US"/>
+        </w:rPr>
+        <w:t>) function</w:t>
+      </w:r>
+    </w:p>
+    <w:p>
+      <w:pPr>
+        <w:rPr>
+          <w:lang w:val="en-US"/>
+        </w:rPr>
+      </w:pPr>
+      <w:r>
+        <w:rPr>
+          <w:lang w:val="en-US"/>
+        </w:rPr>
+        <w:t xml:space="preserve">The final </w:t>
+      </w:r>
+      <w:proofErr w:type="spellStart"/>
+      <w:r>
+        <w:rPr>
+          <w:lang w:val="en-US"/>
+        </w:rPr>
+        <w:t>run_</w:t>
+      </w:r>
+      <w:proofErr w:type="gramStart"/>
+      <w:r>
+        <w:rPr>
+          <w:lang w:val="en-US"/>
+        </w:rPr>
+        <w:t>agent</w:t>
+      </w:r>
+      <w:proofErr w:type="spellEnd"/>
+      <w:r>
+        <w:rPr>
+          <w:lang w:val="en-US"/>
+        </w:rPr>
+        <w:t>(</w:t>
+      </w:r>
+      <w:proofErr w:type="gramEnd"/>
+      <w:r>
+        <w:rPr>
+          <w:lang w:val="en-US"/>
+        </w:rPr>
+        <w:t>) function should look like this:</w:t>
+      </w:r>
+    </w:p>
+    <w:p>
+      <w:pPr>
+        <w:pBdr>
+          <w:top w:val="single" w:sz="4" w:space="1" w:color="auto"/>
+          <w:left w:val="single" w:sz="4" w:space="4" w:color="auto"/>
+          <w:bottom w:val="single" w:sz="4" w:space="1" w:color="auto"/>
+          <w:right w:val="single" w:sz="4" w:space="4" w:color="auto"/>
+        </w:pBdr>
+        <w:spacing w:after="0" w:line="240" w:lineRule="auto"/>
+        <w:rPr>
+          <w:rFonts w:ascii="Cascadia Code" w:hAnsi="Cascadia Code"/>
+        </w:rPr>
+      </w:pPr>
+      <w:r>
+        <w:rPr>
+          <w:rFonts w:ascii="Cascadia Code" w:hAnsi="Cascadia Code"/>
+        </w:rPr>
+        <w:t xml:space="preserve">def </w:t>
+      </w:r>
+      <w:proofErr w:type="spellStart"/>
+      <w:r>
+        <w:rPr>
+          <w:rFonts w:ascii="Cascadia Code" w:hAnsi="Cascadia Code"/>
+        </w:rPr>
+        <w:t>run_agent</w:t>
+      </w:r>
+      <w:proofErr w:type="spellEnd"/>
+      <w:r>
+        <w:rPr>
+          <w:rFonts w:ascii="Cascadia Code" w:hAnsi="Cascadia Code"/>
+        </w:rPr>
+        <w:t>(query):</w:t>
+      </w:r>
+    </w:p>
+    <w:p>
+      <w:pPr>
+        <w:pBdr>
+          <w:top w:val="single" w:sz="4" w:space="1" w:color="auto"/>
+          <w:left w:val="single" w:sz="4" w:space="4" w:color="auto"/>
+          <w:bottom w:val="single" w:sz="4" w:space="1" w:color="auto"/>
+          <w:right w:val="single" w:sz="4" w:space="4" w:color="auto"/>
+        </w:pBdr>
+        <w:spacing w:after="0" w:line="240" w:lineRule="auto"/>
+        <w:rPr>
+          <w:rFonts w:ascii="Cascadia Code" w:hAnsi="Cascadia Code"/>
+        </w:rPr>
+      </w:pPr>
+      <w:r>
+        <w:rPr>
+          <w:rFonts w:ascii="Cascadia Code" w:hAnsi="Cascadia Code"/>
+        </w:rPr>
+        <w:t xml:space="preserve">    steps = </w:t>
+      </w:r>
+      <w:proofErr w:type="spellStart"/>
+      <w:r>
+        <w:rPr>
+          <w:rFonts w:ascii="Cascadia Code" w:hAnsi="Cascadia Code"/>
+        </w:rPr>
+        <w:t>plan_steps</w:t>
+      </w:r>
+      <w:proofErr w:type="spellEnd"/>
+      <w:r>
+        <w:rPr>
+          <w:rFonts w:ascii="Cascadia Code" w:hAnsi="Cascadia Code"/>
+        </w:rPr>
+        <w:t>(query)</w:t>
+      </w:r>
+    </w:p>
+    <w:p>
+      <w:pPr>
+        <w:pBdr>
+          <w:top w:val="single" w:sz="4" w:space="1" w:color="auto"/>
+          <w:left w:val="single" w:sz="4" w:space="4" w:color="auto"/>
+          <w:bottom w:val="single" w:sz="4" w:space="1" w:color="auto"/>
+          <w:right w:val="single" w:sz="4" w:space="4" w:color="auto"/>
+        </w:pBdr>
+        <w:spacing w:after="0" w:line="240" w:lineRule="auto"/>
+        <w:rPr>
+          <w:rFonts w:ascii="Cascadia Code" w:hAnsi="Cascadia Code"/>
+        </w:rPr>
+      </w:pPr>
+      <w:r>
+        <w:rPr>
+          <w:rFonts w:ascii="Cascadia Code" w:hAnsi="Cascadia Code"/>
+        </w:rPr>
+        <w:t xml:space="preserve">    </w:t>
+      </w:r>
+      <w:proofErr w:type="gramStart"/>
+      <w:r>
+        <w:rPr>
+          <w:rFonts w:ascii="Cascadia Code" w:hAnsi="Cascadia Code"/>
+        </w:rPr>
+        <w:t>print(</w:t>
+      </w:r>
+      <w:proofErr w:type="gramEnd"/>
+      <w:r>
+        <w:rPr>
+          <w:rFonts w:ascii="Cascadia Code" w:hAnsi="Cascadia Code"/>
+        </w:rPr>
+        <w:t xml:space="preserve">"Agent Plan →", " → </w:t>
+      </w:r>
+      <w:proofErr w:type="gramStart"/>
+      <w:r>
+        <w:rPr>
+          <w:rFonts w:ascii="Cascadia Code" w:hAnsi="Cascadia Code"/>
+        </w:rPr>
+        <w:t>".join</w:t>
+      </w:r>
+      <w:proofErr w:type="gramEnd"/>
+      <w:r>
+        <w:rPr>
+          <w:rFonts w:ascii="Cascadia Code" w:hAnsi="Cascadia Code"/>
+        </w:rPr>
+        <w:t>(steps</w:t>
+      </w:r>
+      <w:proofErr w:type="gramStart"/>
+      <w:r>
+        <w:rPr>
+          <w:rFonts w:ascii="Cascadia Code" w:hAnsi="Cascadia Code"/>
+        </w:rPr>
+        <w:t>).upper</w:t>
+      </w:r>
+      <w:proofErr w:type="gramEnd"/>
+      <w:r>
+        <w:rPr>
+          <w:rFonts w:ascii="Cascadia Code" w:hAnsi="Cascadia Code"/>
+        </w:rPr>
+        <w:t>())</w:t>
+      </w:r>
+    </w:p>
+    <w:p>
+      <w:pPr>
+        <w:pBdr>
+          <w:top w:val="single" w:sz="4" w:space="1" w:color="auto"/>
+          <w:left w:val="single" w:sz="4" w:space="4" w:color="auto"/>
+          <w:bottom w:val="single" w:sz="4" w:space="1" w:color="auto"/>
+          <w:right w:val="single" w:sz="4" w:space="4" w:color="auto"/>
+        </w:pBdr>
+        <w:spacing w:after="0" w:line="240" w:lineRule="auto"/>
+        <w:rPr>
+          <w:rFonts w:ascii="Cascadia Code" w:hAnsi="Cascadia Code"/>
+        </w:rPr>
+      </w:pPr>
+    </w:p>
+    <w:p>
+      <w:pPr>
+        <w:pBdr>
+          <w:top w:val="single" w:sz="4" w:space="1" w:color="auto"/>
+          <w:left w:val="single" w:sz="4" w:space="4" w:color="auto"/>
+          <w:bottom w:val="single" w:sz="4" w:space="1" w:color="auto"/>
+          <w:right w:val="single" w:sz="4" w:space="4" w:color="auto"/>
+        </w:pBdr>
+        <w:spacing w:after="0" w:line="240" w:lineRule="auto"/>
+        <w:rPr>
+          <w:rFonts w:ascii="Cascadia Code" w:hAnsi="Cascadia Code"/>
+        </w:rPr>
+      </w:pPr>
+      <w:r>
+        <w:rPr>
+          <w:rFonts w:ascii="Cascadia Code" w:hAnsi="Cascadia Code"/>
+        </w:rPr>
+        <w:t xml:space="preserve">    </w:t>
+      </w:r>
+      <w:proofErr w:type="spellStart"/>
+      <w:r>
+        <w:rPr>
+          <w:rFonts w:ascii="Cascadia Code" w:hAnsi="Cascadia Code"/>
+        </w:rPr>
+        <w:t>sql_data</w:t>
+      </w:r>
+      <w:proofErr w:type="spellEnd"/>
+      <w:r>
+        <w:rPr>
+          <w:rFonts w:ascii="Cascadia Code" w:hAnsi="Cascadia Code"/>
+        </w:rPr>
+        <w:t xml:space="preserve"> = ""</w:t>
+      </w:r>
+    </w:p>
+    <w:p>
+      <w:pPr>
+        <w:pBdr>
+          <w:top w:val="single" w:sz="4" w:space="1" w:color="auto"/>
+          <w:left w:val="single" w:sz="4" w:space="4" w:color="auto"/>
+          <w:bottom w:val="single" w:sz="4" w:space="1" w:color="auto"/>
+          <w:right w:val="single" w:sz="4" w:space="4" w:color="auto"/>
+        </w:pBdr>
+        <w:spacing w:after="0" w:line="240" w:lineRule="auto"/>
+        <w:rPr>
+          <w:rFonts w:ascii="Cascadia Code" w:hAnsi="Cascadia Code"/>
+        </w:rPr>
+      </w:pPr>
+      <w:r>
+        <w:rPr>
+          <w:rFonts w:ascii="Cascadia Code" w:hAnsi="Cascadia Code"/>
+        </w:rPr>
+        <w:t xml:space="preserve">    </w:t>
+      </w:r>
+      <w:proofErr w:type="spellStart"/>
+      <w:r>
+        <w:rPr>
+          <w:rFonts w:ascii="Cascadia Code" w:hAnsi="Cascadia Code"/>
+        </w:rPr>
+        <w:t>log_data</w:t>
+      </w:r>
+      <w:proofErr w:type="spellEnd"/>
+      <w:r>
+        <w:rPr>
+          <w:rFonts w:ascii="Cascadia Code" w:hAnsi="Cascadia Code"/>
+        </w:rPr>
+        <w:t xml:space="preserve"> = ""</w:t>
+      </w:r>
+    </w:p>
+    <w:p>
+      <w:pPr>
+        <w:pBdr>
+          <w:top w:val="single" w:sz="4" w:space="1" w:color="auto"/>
+          <w:left w:val="single" w:sz="4" w:space="4" w:color="auto"/>
+          <w:bottom w:val="single" w:sz="4" w:space="1" w:color="auto"/>
+          <w:right w:val="single" w:sz="4" w:space="4" w:color="auto"/>
+        </w:pBdr>
+        <w:spacing w:after="0" w:line="240" w:lineRule="auto"/>
+        <w:rPr>
+          <w:rFonts w:ascii="Cascadia Code" w:hAnsi="Cascadia Code"/>
+        </w:rPr>
+      </w:pPr>
+      <w:r>
+        <w:rPr>
+          <w:rFonts w:ascii="Cascadia Code" w:hAnsi="Cascadia Code"/>
+        </w:rPr>
+        <w:t xml:space="preserve">    </w:t>
+      </w:r>
+      <w:proofErr w:type="spellStart"/>
+      <w:r>
+        <w:rPr>
+          <w:rFonts w:ascii="Cascadia Code" w:hAnsi="Cascadia Code"/>
+        </w:rPr>
+        <w:t>rag_data</w:t>
+      </w:r>
+      <w:proofErr w:type="spellEnd"/>
+      <w:r>
+        <w:rPr>
+          <w:rFonts w:ascii="Cascadia Code" w:hAnsi="Cascadia Code"/>
+        </w:rPr>
+        <w:t xml:space="preserve"> = ""</w:t>
+      </w:r>
+    </w:p>
+    <w:p>
+      <w:pPr>
+        <w:pBdr>
+          <w:top w:val="single" w:sz="4" w:space="1" w:color="auto"/>
+          <w:left w:val="single" w:sz="4" w:space="4" w:color="auto"/>
+          <w:bottom w:val="single" w:sz="4" w:space="1" w:color="auto"/>
+          <w:right w:val="single" w:sz="4" w:space="4" w:color="auto"/>
+        </w:pBdr>
+        <w:spacing w:after="0" w:line="240" w:lineRule="auto"/>
+        <w:rPr>
+          <w:rFonts w:ascii="Cascadia Code" w:hAnsi="Cascadia Code"/>
+        </w:rPr>
+      </w:pPr>
+    </w:p>
+    <w:p>
+      <w:pPr>
+        <w:pBdr>
+          <w:top w:val="single" w:sz="4" w:space="1" w:color="auto"/>
+          <w:left w:val="single" w:sz="4" w:space="4" w:color="auto"/>
+          <w:bottom w:val="single" w:sz="4" w:space="1" w:color="auto"/>
+          <w:right w:val="single" w:sz="4" w:space="4" w:color="auto"/>
+        </w:pBdr>
+        <w:spacing w:after="0" w:line="240" w:lineRule="auto"/>
+        <w:rPr>
+          <w:rFonts w:ascii="Cascadia Code" w:hAnsi="Cascadia Code"/>
+        </w:rPr>
+      </w:pPr>
+      <w:r>
+        <w:rPr>
+          <w:rFonts w:ascii="Cascadia Code" w:hAnsi="Cascadia Code"/>
+        </w:rPr>
+        <w:t>    for step in steps:</w:t>
+      </w:r>
+    </w:p>
+    <w:p>
+      <w:pPr>
+        <w:pBdr>
+          <w:top w:val="single" w:sz="4" w:space="1" w:color="auto"/>
+          <w:left w:val="single" w:sz="4" w:space="4" w:color="auto"/>
+          <w:bottom w:val="single" w:sz="4" w:space="1" w:color="auto"/>
+          <w:right w:val="single" w:sz="4" w:space="4" w:color="auto"/>
+        </w:pBdr>
+        <w:spacing w:after="0" w:line="240" w:lineRule="auto"/>
+        <w:rPr>
+          <w:rFonts w:ascii="Cascadia Code" w:hAnsi="Cascadia Code"/>
+        </w:rPr>
+      </w:pPr>
+      <w:r>
+        <w:rPr>
+          <w:rFonts w:ascii="Cascadia Code" w:hAnsi="Cascadia Code"/>
+        </w:rPr>
+        <w:t>        if step == "</w:t>
+      </w:r>
+      <w:proofErr w:type="spellStart"/>
+      <w:r>
+        <w:rPr>
+          <w:rFonts w:ascii="Cascadia Code" w:hAnsi="Cascadia Code"/>
+        </w:rPr>
+        <w:t>sql</w:t>
+      </w:r>
+      <w:proofErr w:type="spellEnd"/>
+      <w:r>
+        <w:rPr>
+          <w:rFonts w:ascii="Cascadia Code" w:hAnsi="Cascadia Code"/>
+        </w:rPr>
+        <w:t>":</w:t>
+      </w:r>
+    </w:p>
+    <w:p>
+      <w:pPr>
+        <w:pBdr>
+          <w:top w:val="single" w:sz="4" w:space="1" w:color="auto"/>
+          <w:left w:val="single" w:sz="4" w:space="4" w:color="auto"/>
+          <w:bottom w:val="single" w:sz="4" w:space="1" w:color="auto"/>
+          <w:right w:val="single" w:sz="4" w:space="4" w:color="auto"/>
+        </w:pBdr>
+        <w:spacing w:after="0" w:line="240" w:lineRule="auto"/>
+        <w:rPr>
+          <w:rFonts w:ascii="Cascadia Code" w:hAnsi="Cascadia Code"/>
+        </w:rPr>
+      </w:pPr>
+      <w:r>
+        <w:rPr>
+          <w:rFonts w:ascii="Cascadia Code" w:hAnsi="Cascadia Code"/>
+        </w:rPr>
+        <w:t xml:space="preserve">            </w:t>
+      </w:r>
+      <w:proofErr w:type="spellStart"/>
+      <w:r>
+        <w:rPr>
+          <w:rFonts w:ascii="Cascadia Code" w:hAnsi="Cascadia Code"/>
+        </w:rPr>
+        <w:t>sql</w:t>
+      </w:r>
+      <w:proofErr w:type="spellEnd"/>
+      <w:r>
+        <w:rPr>
+          <w:rFonts w:ascii="Cascadia Code" w:hAnsi="Cascadia Code"/>
+        </w:rPr>
+        <w:t xml:space="preserve"> = </w:t>
+      </w:r>
+      <w:proofErr w:type="spellStart"/>
+      <w:r>
+        <w:rPr>
+          <w:rFonts w:ascii="Cascadia Code" w:hAnsi="Cascadia Code"/>
+        </w:rPr>
+        <w:t>generate_sql</w:t>
+      </w:r>
+      <w:proofErr w:type="spellEnd"/>
+      <w:r>
+        <w:rPr>
+          <w:rFonts w:ascii="Cascadia Code" w:hAnsi="Cascadia Code"/>
+        </w:rPr>
+        <w:t>(query)</w:t>
+      </w:r>
+    </w:p>
+    <w:p>
+      <w:pPr>
+        <w:pBdr>
+          <w:top w:val="single" w:sz="4" w:space="1" w:color="auto"/>
+          <w:left w:val="single" w:sz="4" w:space="4" w:color="auto"/>
+          <w:bottom w:val="single" w:sz="4" w:space="1" w:color="auto"/>
+          <w:right w:val="single" w:sz="4" w:space="4" w:color="auto"/>
+        </w:pBdr>
+        <w:spacing w:after="0" w:line="240" w:lineRule="auto"/>
+        <w:rPr>
+          <w:rFonts w:ascii="Cascadia Code" w:hAnsi="Cascadia Code"/>
+        </w:rPr>
+      </w:pPr>
+      <w:r>
+        <w:rPr>
+          <w:rFonts w:ascii="Cascadia Code" w:hAnsi="Cascadia Code"/>
+        </w:rPr>
+        <w:t xml:space="preserve">            </w:t>
+      </w:r>
+      <w:proofErr w:type="gramStart"/>
+      <w:r>
+        <w:rPr>
+          <w:rFonts w:ascii="Cascadia Code" w:hAnsi="Cascadia Code"/>
+        </w:rPr>
+        <w:t>print(</w:t>
+      </w:r>
+      <w:proofErr w:type="gramEnd"/>
+      <w:r>
+        <w:rPr>
+          <w:rFonts w:ascii="Cascadia Code" w:hAnsi="Cascadia Code"/>
+        </w:rPr>
+        <w:t>"Running SQL step")</w:t>
+      </w:r>
+    </w:p>
+    <w:p>
+      <w:pPr>
+        <w:pBdr>
+          <w:top w:val="single" w:sz="4" w:space="1" w:color="auto"/>
+          <w:left w:val="single" w:sz="4" w:space="4" w:color="auto"/>
+          <w:bottom w:val="single" w:sz="4" w:space="1" w:color="auto"/>
+          <w:right w:val="single" w:sz="4" w:space="4" w:color="auto"/>
+        </w:pBdr>
+        <w:spacing w:after="0" w:line="240" w:lineRule="auto"/>
+        <w:rPr>
+          <w:rFonts w:ascii="Cascadia Code" w:hAnsi="Cascadia Code"/>
+        </w:rPr>
+      </w:pPr>
+    </w:p>
+    <w:p>
+      <w:pPr>
+        <w:pBdr>
+          <w:top w:val="single" w:sz="4" w:space="1" w:color="auto"/>
+          <w:left w:val="single" w:sz="4" w:space="4" w:color="auto"/>
+          <w:bottom w:val="single" w:sz="4" w:space="1" w:color="auto"/>
+          <w:right w:val="single" w:sz="4" w:space="4" w:color="auto"/>
+        </w:pBdr>
+        <w:spacing w:after="0" w:line="240" w:lineRule="auto"/>
+        <w:rPr>
+          <w:rFonts w:ascii="Cascadia Code" w:hAnsi="Cascadia Code"/>
+        </w:rPr>
+      </w:pPr>
+      <w:r>
+        <w:rPr>
+          <w:rFonts w:ascii="Cascadia Code" w:hAnsi="Cascadia Code"/>
+        </w:rPr>
+        <w:t xml:space="preserve">            # result = </w:t>
+      </w:r>
+      <w:proofErr w:type="spellStart"/>
+      <w:r>
+        <w:rPr>
+          <w:rFonts w:ascii="Cascadia Code" w:hAnsi="Cascadia Code"/>
+        </w:rPr>
+        <w:t>sql_</w:t>
+      </w:r>
+      <w:proofErr w:type="gramStart"/>
+      <w:r>
+        <w:rPr>
+          <w:rFonts w:ascii="Cascadia Code" w:hAnsi="Cascadia Code"/>
+        </w:rPr>
+        <w:t>query.invoke</w:t>
+      </w:r>
+      <w:proofErr w:type="spellEnd"/>
+      <w:proofErr w:type="gramEnd"/>
+      <w:r>
+        <w:rPr>
+          <w:rFonts w:ascii="Cascadia Code" w:hAnsi="Cascadia Code"/>
+        </w:rPr>
+        <w:t xml:space="preserve">({"query": </w:t>
+      </w:r>
+      <w:proofErr w:type="spellStart"/>
+      <w:r>
+        <w:rPr>
+          <w:rFonts w:ascii="Cascadia Code" w:hAnsi="Cascadia Code"/>
+        </w:rPr>
+        <w:t>sql</w:t>
+      </w:r>
+      <w:proofErr w:type="spellEnd"/>
+      <w:r>
+        <w:rPr>
+          <w:rFonts w:ascii="Cascadia Code" w:hAnsi="Cascadia Code"/>
+        </w:rPr>
+        <w:t>})</w:t>
+      </w:r>
+    </w:p>
+    <w:p>
+      <w:pPr>
+        <w:pBdr>
+          <w:top w:val="single" w:sz="4" w:space="1" w:color="auto"/>
+          <w:left w:val="single" w:sz="4" w:space="4" w:color="auto"/>
+          <w:bottom w:val="single" w:sz="4" w:space="1" w:color="auto"/>
+          <w:right w:val="single" w:sz="4" w:space="4" w:color="auto"/>
+        </w:pBdr>
+        <w:spacing w:after="0" w:line="240" w:lineRule="auto"/>
+        <w:rPr>
+          <w:rFonts w:ascii="Cascadia Code" w:hAnsi="Cascadia Code"/>
+        </w:rPr>
+      </w:pPr>
+      <w:r>
+        <w:rPr>
+          <w:rFonts w:ascii="Cascadia Code" w:hAnsi="Cascadia Code"/>
+        </w:rPr>
+        <w:t xml:space="preserve">            # </w:t>
+      </w:r>
+      <w:proofErr w:type="spellStart"/>
+      <w:r>
+        <w:rPr>
+          <w:rFonts w:ascii="Cascadia Code" w:hAnsi="Cascadia Code"/>
+        </w:rPr>
+        <w:t>sql_data</w:t>
+      </w:r>
+      <w:proofErr w:type="spellEnd"/>
+      <w:r>
+        <w:rPr>
+          <w:rFonts w:ascii="Cascadia Code" w:hAnsi="Cascadia Code"/>
+        </w:rPr>
+        <w:t xml:space="preserve"> = result</w:t>
+      </w:r>
+    </w:p>
+    <w:p>
+      <w:pPr>
+        <w:pBdr>
+          <w:top w:val="single" w:sz="4" w:space="1" w:color="auto"/>
+          <w:left w:val="single" w:sz="4" w:space="4" w:color="auto"/>
+          <w:bottom w:val="single" w:sz="4" w:space="1" w:color="auto"/>
+          <w:right w:val="single" w:sz="4" w:space="4" w:color="auto"/>
+        </w:pBdr>
+        <w:spacing w:after="0" w:line="240" w:lineRule="auto"/>
+        <w:rPr>
+          <w:rFonts w:ascii="Cascadia Code" w:hAnsi="Cascadia Code"/>
+        </w:rPr>
+      </w:pPr>
+      <w:r>
+        <w:rPr>
+          <w:rFonts w:ascii="Cascadia Code" w:hAnsi="Cascadia Code"/>
+        </w:rPr>
+        <w:t xml:space="preserve">            </w:t>
+      </w:r>
+      <w:proofErr w:type="spellStart"/>
+      <w:r>
+        <w:rPr>
+          <w:rFonts w:ascii="Cascadia Code" w:hAnsi="Cascadia Code"/>
+        </w:rPr>
+        <w:t>sql_data</w:t>
+      </w:r>
+      <w:proofErr w:type="spellEnd"/>
+      <w:r>
+        <w:rPr>
+          <w:rFonts w:ascii="Cascadia Code" w:hAnsi="Cascadia Code"/>
+        </w:rPr>
+        <w:t xml:space="preserve"> = </w:t>
+      </w:r>
+      <w:proofErr w:type="spellStart"/>
+      <w:r>
+        <w:rPr>
+          <w:rFonts w:ascii="Cascadia Code" w:hAnsi="Cascadia Code"/>
+        </w:rPr>
+        <w:t>safe_tool_</w:t>
+      </w:r>
+      <w:proofErr w:type="gramStart"/>
+      <w:r>
+        <w:rPr>
+          <w:rFonts w:ascii="Cascadia Code" w:hAnsi="Cascadia Code"/>
+        </w:rPr>
+        <w:t>call</w:t>
+      </w:r>
+      <w:proofErr w:type="spellEnd"/>
+      <w:r>
+        <w:rPr>
+          <w:rFonts w:ascii="Cascadia Code" w:hAnsi="Cascadia Code"/>
+        </w:rPr>
+        <w:t>(</w:t>
+      </w:r>
+      <w:proofErr w:type="gramEnd"/>
+    </w:p>
+    <w:p>
+      <w:pPr>
+        <w:pBdr>
+          <w:top w:val="single" w:sz="4" w:space="1" w:color="auto"/>
+          <w:left w:val="single" w:sz="4" w:space="4" w:color="auto"/>
+          <w:bottom w:val="single" w:sz="4" w:space="1" w:color="auto"/>
+          <w:right w:val="single" w:sz="4" w:space="4" w:color="auto"/>
+        </w:pBdr>
+        <w:spacing w:after="0" w:line="240" w:lineRule="auto"/>
+        <w:rPr>
+          <w:rFonts w:ascii="Cascadia Code" w:hAnsi="Cascadia Code"/>
+        </w:rPr>
+      </w:pPr>
+      <w:r>
+        <w:rPr>
+          <w:rFonts w:ascii="Cascadia Code" w:hAnsi="Cascadia Code"/>
+        </w:rPr>
+        <w:t xml:space="preserve">                </w:t>
+      </w:r>
+      <w:proofErr w:type="spellStart"/>
+      <w:r>
+        <w:rPr>
+          <w:rFonts w:ascii="Cascadia Code" w:hAnsi="Cascadia Code"/>
+        </w:rPr>
+        <w:t>sql_query</w:t>
+      </w:r>
+      <w:proofErr w:type="spellEnd"/>
+      <w:r>
+        <w:rPr>
+          <w:rFonts w:ascii="Cascadia Code" w:hAnsi="Cascadia Code"/>
+        </w:rPr>
+        <w:t>,</w:t>
+      </w:r>
+    </w:p>
+    <w:p>
+      <w:pPr>
+        <w:pBdr>
+          <w:top w:val="single" w:sz="4" w:space="1" w:color="auto"/>
+          <w:left w:val="single" w:sz="4" w:space="4" w:color="auto"/>
+          <w:bottom w:val="single" w:sz="4" w:space="1" w:color="auto"/>
+          <w:right w:val="single" w:sz="4" w:space="4" w:color="auto"/>
+        </w:pBdr>
+        <w:spacing w:after="0" w:line="240" w:lineRule="auto"/>
+        <w:rPr>
+          <w:rFonts w:ascii="Cascadia Code" w:hAnsi="Cascadia Code"/>
+        </w:rPr>
+      </w:pPr>
+      <w:r>
+        <w:rPr>
+          <w:rFonts w:ascii="Cascadia Code" w:hAnsi="Cascadia Code"/>
+        </w:rPr>
+        <w:t>                "SQL Tool",</w:t>
+      </w:r>
+    </w:p>
+    <w:p>
+      <w:pPr>
+        <w:pBdr>
+          <w:top w:val="single" w:sz="4" w:space="1" w:color="auto"/>
+          <w:left w:val="single" w:sz="4" w:space="4" w:color="auto"/>
+          <w:bottom w:val="single" w:sz="4" w:space="1" w:color="auto"/>
+          <w:right w:val="single" w:sz="4" w:space="4" w:color="auto"/>
+        </w:pBdr>
+        <w:spacing w:after="0" w:line="240" w:lineRule="auto"/>
+        <w:rPr>
+          <w:rFonts w:ascii="Cascadia Code" w:hAnsi="Cascadia Code"/>
+        </w:rPr>
+      </w:pPr>
+      <w:r>
+        <w:rPr>
+          <w:rFonts w:ascii="Cascadia Code" w:hAnsi="Cascadia Code"/>
+        </w:rPr>
+        <w:t xml:space="preserve">                {"query": </w:t>
+      </w:r>
+      <w:proofErr w:type="spellStart"/>
+      <w:r>
+        <w:rPr>
+          <w:rFonts w:ascii="Cascadia Code" w:hAnsi="Cascadia Code"/>
+        </w:rPr>
+        <w:t>sql</w:t>
+      </w:r>
+      <w:proofErr w:type="spellEnd"/>
+      <w:r>
+        <w:rPr>
+          <w:rFonts w:ascii="Cascadia Code" w:hAnsi="Cascadia Code"/>
+        </w:rPr>
+        <w:t>}</w:t>
+      </w:r>
+    </w:p>
+    <w:p>
+      <w:pPr>
+        <w:pBdr>
+          <w:top w:val="single" w:sz="4" w:space="1" w:color="auto"/>
+          <w:left w:val="single" w:sz="4" w:space="4" w:color="auto"/>
+          <w:bottom w:val="single" w:sz="4" w:space="1" w:color="auto"/>
+          <w:right w:val="single" w:sz="4" w:space="4" w:color="auto"/>
+        </w:pBdr>
+        <w:spacing w:after="0" w:line="240" w:lineRule="auto"/>
+        <w:rPr>
+          <w:rFonts w:ascii="Cascadia Code" w:hAnsi="Cascadia Code"/>
+        </w:rPr>
+      </w:pPr>
+      <w:r>
+        <w:rPr>
+          <w:rFonts w:ascii="Cascadia Code" w:hAnsi="Cascadia Code"/>
+        </w:rPr>
+        <w:t>            )</w:t>
+      </w:r>
+    </w:p>
+    <w:p>
+      <w:pPr>
+        <w:pBdr>
+          <w:top w:val="single" w:sz="4" w:space="1" w:color="auto"/>
+          <w:left w:val="single" w:sz="4" w:space="4" w:color="auto"/>
+          <w:bottom w:val="single" w:sz="4" w:space="1" w:color="auto"/>
+          <w:right w:val="single" w:sz="4" w:space="4" w:color="auto"/>
+        </w:pBdr>
+        <w:spacing w:after="0" w:line="240" w:lineRule="auto"/>
+        <w:rPr>
+          <w:rFonts w:ascii="Cascadia Code" w:hAnsi="Cascadia Code"/>
+        </w:rPr>
+      </w:pPr>
+      <w:r>
+        <w:rPr>
+          <w:rFonts w:ascii="Cascadia Code" w:hAnsi="Cascadia Code"/>
+        </w:rPr>
+        <w:t xml:space="preserve">        </w:t>
+      </w:r>
+      <w:proofErr w:type="spellStart"/>
+      <w:r>
+        <w:rPr>
+          <w:rFonts w:ascii="Cascadia Code" w:hAnsi="Cascadia Code"/>
+        </w:rPr>
+        <w:t>elif</w:t>
+      </w:r>
+      <w:proofErr w:type="spellEnd"/>
+      <w:r>
+        <w:rPr>
+          <w:rFonts w:ascii="Cascadia Code" w:hAnsi="Cascadia Code"/>
+        </w:rPr>
+        <w:t xml:space="preserve"> step == "log":</w:t>
+      </w:r>
+    </w:p>
+    <w:p>
+      <w:pPr>
+        <w:pBdr>
+          <w:top w:val="single" w:sz="4" w:space="1" w:color="auto"/>
+          <w:left w:val="single" w:sz="4" w:space="4" w:color="auto"/>
+          <w:bottom w:val="single" w:sz="4" w:space="1" w:color="auto"/>
+          <w:right w:val="single" w:sz="4" w:space="4" w:color="auto"/>
+        </w:pBdr>
+        <w:spacing w:after="0" w:line="240" w:lineRule="auto"/>
+        <w:rPr>
+          <w:rFonts w:ascii="Cascadia Code" w:hAnsi="Cascadia Code"/>
+        </w:rPr>
+      </w:pPr>
+      <w:r>
+        <w:rPr>
+          <w:rFonts w:ascii="Cascadia Code" w:hAnsi="Cascadia Code"/>
+        </w:rPr>
+        <w:t xml:space="preserve">            </w:t>
+      </w:r>
+      <w:proofErr w:type="gramStart"/>
+      <w:r>
+        <w:rPr>
+          <w:rFonts w:ascii="Cascadia Code" w:hAnsi="Cascadia Code"/>
+        </w:rPr>
+        <w:t>print(</w:t>
+      </w:r>
+      <w:proofErr w:type="gramEnd"/>
+      <w:r>
+        <w:rPr>
+          <w:rFonts w:ascii="Cascadia Code" w:hAnsi="Cascadia Code"/>
+        </w:rPr>
+        <w:t>"</w:t>
+      </w:r>
+      <w:proofErr w:type="spellStart"/>
+      <w:r>
+        <w:rPr>
+          <w:rFonts w:ascii="Cascadia Code" w:hAnsi="Cascadia Code"/>
+        </w:rPr>
+        <w:t>Analyzing</w:t>
+      </w:r>
+      <w:proofErr w:type="spellEnd"/>
+      <w:r>
+        <w:rPr>
+          <w:rFonts w:ascii="Cascadia Code" w:hAnsi="Cascadia Code"/>
+        </w:rPr>
+        <w:t xml:space="preserve"> logs")</w:t>
+      </w:r>
+    </w:p>
+    <w:p>
+      <w:pPr>
+        <w:pBdr>
+          <w:top w:val="single" w:sz="4" w:space="1" w:color="auto"/>
+          <w:left w:val="single" w:sz="4" w:space="4" w:color="auto"/>
+          <w:bottom w:val="single" w:sz="4" w:space="1" w:color="auto"/>
+          <w:right w:val="single" w:sz="4" w:space="4" w:color="auto"/>
+        </w:pBdr>
+        <w:spacing w:after="0" w:line="240" w:lineRule="auto"/>
+        <w:rPr>
+          <w:rFonts w:ascii="Cascadia Code" w:hAnsi="Cascadia Code"/>
+        </w:rPr>
+      </w:pPr>
     </w:p>
     <w:p>
       <w:pPr>
@@ -11943,309 +13993,193 @@
           <w:rFonts w:ascii="Cascadia Code" w:hAnsi="Cascadia Code"/>
         </w:rPr>
         <w:lastRenderedPageBreak/>
-        <w:t>    print("Agent Plan →", " → ".join(steps).upper())</w:t>
-      </w:r>
-    </w:p>
-    <w:p>
-      <w:pPr>
-        <w:pBdr>
-          <w:top w:val="single" w:sz="4" w:space="1" w:color="auto"/>
-          <w:left w:val="single" w:sz="4" w:space="4" w:color="auto"/>
-          <w:bottom w:val="single" w:sz="4" w:space="1" w:color="auto"/>
-          <w:right w:val="single" w:sz="4" w:space="4" w:color="auto"/>
-        </w:pBdr>
-        <w:spacing w:after="0" w:line="240" w:lineRule="auto"/>
-        <w:rPr>
-          <w:rFonts w:ascii="Cascadia Code" w:hAnsi="Cascadia Code"/>
-        </w:rPr>
-      </w:pPr>
-    </w:p>
-    <w:p>
-      <w:pPr>
-        <w:pBdr>
-          <w:top w:val="single" w:sz="4" w:space="1" w:color="auto"/>
-          <w:left w:val="single" w:sz="4" w:space="4" w:color="auto"/>
-          <w:bottom w:val="single" w:sz="4" w:space="1" w:color="auto"/>
-          <w:right w:val="single" w:sz="4" w:space="4" w:color="auto"/>
-        </w:pBdr>
-        <w:spacing w:after="0" w:line="240" w:lineRule="auto"/>
-        <w:rPr>
-          <w:rFonts w:ascii="Cascadia Code" w:hAnsi="Cascadia Code"/>
-        </w:rPr>
-      </w:pPr>
-      <w:r>
-        <w:rPr>
-          <w:rFonts w:ascii="Cascadia Code" w:hAnsi="Cascadia Code"/>
-        </w:rPr>
-        <w:t>    sql_data = ""</w:t>
-      </w:r>
-    </w:p>
-    <w:p>
-      <w:pPr>
-        <w:pBdr>
-          <w:top w:val="single" w:sz="4" w:space="1" w:color="auto"/>
-          <w:left w:val="single" w:sz="4" w:space="4" w:color="auto"/>
-          <w:bottom w:val="single" w:sz="4" w:space="1" w:color="auto"/>
-          <w:right w:val="single" w:sz="4" w:space="4" w:color="auto"/>
-        </w:pBdr>
-        <w:spacing w:after="0" w:line="240" w:lineRule="auto"/>
-        <w:rPr>
-          <w:rFonts w:ascii="Cascadia Code" w:hAnsi="Cascadia Code"/>
-        </w:rPr>
-      </w:pPr>
-      <w:r>
-        <w:rPr>
-          <w:rFonts w:ascii="Cascadia Code" w:hAnsi="Cascadia Code"/>
-        </w:rPr>
-        <w:t>    log_data = ""</w:t>
-      </w:r>
-    </w:p>
-    <w:p>
-      <w:pPr>
-        <w:pBdr>
-          <w:top w:val="single" w:sz="4" w:space="1" w:color="auto"/>
-          <w:left w:val="single" w:sz="4" w:space="4" w:color="auto"/>
-          <w:bottom w:val="single" w:sz="4" w:space="1" w:color="auto"/>
-          <w:right w:val="single" w:sz="4" w:space="4" w:color="auto"/>
-        </w:pBdr>
-        <w:spacing w:after="0" w:line="240" w:lineRule="auto"/>
-        <w:rPr>
-          <w:rFonts w:ascii="Cascadia Code" w:hAnsi="Cascadia Code"/>
-        </w:rPr>
-      </w:pPr>
-      <w:r>
-        <w:rPr>
-          <w:rFonts w:ascii="Cascadia Code" w:hAnsi="Cascadia Code"/>
-        </w:rPr>
-        <w:t>    rag_data = ""</w:t>
-      </w:r>
-    </w:p>
-    <w:p>
-      <w:pPr>
-        <w:pBdr>
-          <w:top w:val="single" w:sz="4" w:space="1" w:color="auto"/>
-          <w:left w:val="single" w:sz="4" w:space="4" w:color="auto"/>
-          <w:bottom w:val="single" w:sz="4" w:space="1" w:color="auto"/>
-          <w:right w:val="single" w:sz="4" w:space="4" w:color="auto"/>
-        </w:pBdr>
-        <w:spacing w:after="0" w:line="240" w:lineRule="auto"/>
-        <w:rPr>
-          <w:rFonts w:ascii="Cascadia Code" w:hAnsi="Cascadia Code"/>
-        </w:rPr>
-      </w:pPr>
-    </w:p>
-    <w:p>
-      <w:pPr>
-        <w:pBdr>
-          <w:top w:val="single" w:sz="4" w:space="1" w:color="auto"/>
-          <w:left w:val="single" w:sz="4" w:space="4" w:color="auto"/>
-          <w:bottom w:val="single" w:sz="4" w:space="1" w:color="auto"/>
-          <w:right w:val="single" w:sz="4" w:space="4" w:color="auto"/>
-        </w:pBdr>
-        <w:spacing w:after="0" w:line="240" w:lineRule="auto"/>
-        <w:rPr>
-          <w:rFonts w:ascii="Cascadia Code" w:hAnsi="Cascadia Code"/>
-        </w:rPr>
-      </w:pPr>
-      <w:r>
-        <w:rPr>
-          <w:rFonts w:ascii="Cascadia Code" w:hAnsi="Cascadia Code"/>
-        </w:rPr>
-        <w:t>    for step in steps:</w:t>
-      </w:r>
-    </w:p>
-    <w:p>
-      <w:pPr>
-        <w:pBdr>
-          <w:top w:val="single" w:sz="4" w:space="1" w:color="auto"/>
-          <w:left w:val="single" w:sz="4" w:space="4" w:color="auto"/>
-          <w:bottom w:val="single" w:sz="4" w:space="1" w:color="auto"/>
-          <w:right w:val="single" w:sz="4" w:space="4" w:color="auto"/>
-        </w:pBdr>
-        <w:spacing w:after="0" w:line="240" w:lineRule="auto"/>
-        <w:rPr>
-          <w:rFonts w:ascii="Cascadia Code" w:hAnsi="Cascadia Code"/>
-        </w:rPr>
-      </w:pPr>
-      <w:r>
-        <w:rPr>
-          <w:rFonts w:ascii="Cascadia Code" w:hAnsi="Cascadia Code"/>
-        </w:rPr>
-        <w:t>        if step == "sql":</w:t>
-      </w:r>
-    </w:p>
-    <w:p>
-      <w:pPr>
-        <w:pBdr>
-          <w:top w:val="single" w:sz="4" w:space="1" w:color="auto"/>
-          <w:left w:val="single" w:sz="4" w:space="4" w:color="auto"/>
-          <w:bottom w:val="single" w:sz="4" w:space="1" w:color="auto"/>
-          <w:right w:val="single" w:sz="4" w:space="4" w:color="auto"/>
-        </w:pBdr>
-        <w:spacing w:after="0" w:line="240" w:lineRule="auto"/>
-        <w:rPr>
-          <w:rFonts w:ascii="Cascadia Code" w:hAnsi="Cascadia Code"/>
-        </w:rPr>
-      </w:pPr>
-      <w:r>
-        <w:rPr>
-          <w:rFonts w:ascii="Cascadia Code" w:hAnsi="Cascadia Code"/>
-        </w:rPr>
-        <w:t>            sql = generate_sql(query)</w:t>
-      </w:r>
-    </w:p>
-    <w:p>
-      <w:pPr>
-        <w:pBdr>
-          <w:top w:val="single" w:sz="4" w:space="1" w:color="auto"/>
-          <w:left w:val="single" w:sz="4" w:space="4" w:color="auto"/>
-          <w:bottom w:val="single" w:sz="4" w:space="1" w:color="auto"/>
-          <w:right w:val="single" w:sz="4" w:space="4" w:color="auto"/>
-        </w:pBdr>
-        <w:spacing w:after="0" w:line="240" w:lineRule="auto"/>
-        <w:rPr>
-          <w:rFonts w:ascii="Cascadia Code" w:hAnsi="Cascadia Code"/>
-        </w:rPr>
-      </w:pPr>
-      <w:r>
-        <w:rPr>
-          <w:rFonts w:ascii="Cascadia Code" w:hAnsi="Cascadia Code"/>
-        </w:rPr>
-        <w:t>            print("Running SQL step")</w:t>
-      </w:r>
-    </w:p>
-    <w:p>
-      <w:pPr>
-        <w:pBdr>
-          <w:top w:val="single" w:sz="4" w:space="1" w:color="auto"/>
-          <w:left w:val="single" w:sz="4" w:space="4" w:color="auto"/>
-          <w:bottom w:val="single" w:sz="4" w:space="1" w:color="auto"/>
-          <w:right w:val="single" w:sz="4" w:space="4" w:color="auto"/>
-        </w:pBdr>
-        <w:spacing w:after="0" w:line="240" w:lineRule="auto"/>
-        <w:rPr>
-          <w:rFonts w:ascii="Cascadia Code" w:hAnsi="Cascadia Code"/>
-        </w:rPr>
-      </w:pPr>
-    </w:p>
-    <w:p>
-      <w:pPr>
-        <w:pBdr>
-          <w:top w:val="single" w:sz="4" w:space="1" w:color="auto"/>
-          <w:left w:val="single" w:sz="4" w:space="4" w:color="auto"/>
-          <w:bottom w:val="single" w:sz="4" w:space="1" w:color="auto"/>
-          <w:right w:val="single" w:sz="4" w:space="4" w:color="auto"/>
-        </w:pBdr>
-        <w:spacing w:after="0" w:line="240" w:lineRule="auto"/>
-        <w:rPr>
-          <w:rFonts w:ascii="Cascadia Code" w:hAnsi="Cascadia Code"/>
-        </w:rPr>
-      </w:pPr>
-      <w:r>
-        <w:rPr>
-          <w:rFonts w:ascii="Cascadia Code" w:hAnsi="Cascadia Code"/>
-        </w:rPr>
-        <w:t>            # result = sql_query.invoke({"query": sql})</w:t>
-      </w:r>
-    </w:p>
-    <w:p>
-      <w:pPr>
-        <w:pBdr>
-          <w:top w:val="single" w:sz="4" w:space="1" w:color="auto"/>
-          <w:left w:val="single" w:sz="4" w:space="4" w:color="auto"/>
-          <w:bottom w:val="single" w:sz="4" w:space="1" w:color="auto"/>
-          <w:right w:val="single" w:sz="4" w:space="4" w:color="auto"/>
-        </w:pBdr>
-        <w:spacing w:after="0" w:line="240" w:lineRule="auto"/>
-        <w:rPr>
-          <w:rFonts w:ascii="Cascadia Code" w:hAnsi="Cascadia Code"/>
-        </w:rPr>
-      </w:pPr>
-      <w:r>
-        <w:rPr>
-          <w:rFonts w:ascii="Cascadia Code" w:hAnsi="Cascadia Code"/>
-        </w:rPr>
-        <w:t>            # sql_data = result</w:t>
-      </w:r>
-    </w:p>
-    <w:p>
-      <w:pPr>
-        <w:pBdr>
-          <w:top w:val="single" w:sz="4" w:space="1" w:color="auto"/>
-          <w:left w:val="single" w:sz="4" w:space="4" w:color="auto"/>
-          <w:bottom w:val="single" w:sz="4" w:space="1" w:color="auto"/>
-          <w:right w:val="single" w:sz="4" w:space="4" w:color="auto"/>
-        </w:pBdr>
-        <w:spacing w:after="0" w:line="240" w:lineRule="auto"/>
-        <w:rPr>
-          <w:rFonts w:ascii="Cascadia Code" w:hAnsi="Cascadia Code"/>
-        </w:rPr>
-      </w:pPr>
-      <w:r>
-        <w:rPr>
-          <w:rFonts w:ascii="Cascadia Code" w:hAnsi="Cascadia Code"/>
-        </w:rPr>
-        <w:t>            sql_data = safe_tool_call(</w:t>
-      </w:r>
-    </w:p>
-    <w:p>
-      <w:pPr>
-        <w:pBdr>
-          <w:top w:val="single" w:sz="4" w:space="1" w:color="auto"/>
-          <w:left w:val="single" w:sz="4" w:space="4" w:color="auto"/>
-          <w:bottom w:val="single" w:sz="4" w:space="1" w:color="auto"/>
-          <w:right w:val="single" w:sz="4" w:space="4" w:color="auto"/>
-        </w:pBdr>
-        <w:spacing w:after="0" w:line="240" w:lineRule="auto"/>
-        <w:rPr>
-          <w:rFonts w:ascii="Cascadia Code" w:hAnsi="Cascadia Code"/>
-        </w:rPr>
-      </w:pPr>
-      <w:r>
-        <w:rPr>
-          <w:rFonts w:ascii="Cascadia Code" w:hAnsi="Cascadia Code"/>
-        </w:rPr>
-        <w:t>                sql_query,</w:t>
-      </w:r>
-    </w:p>
-    <w:p>
-      <w:pPr>
-        <w:pBdr>
-          <w:top w:val="single" w:sz="4" w:space="1" w:color="auto"/>
-          <w:left w:val="single" w:sz="4" w:space="4" w:color="auto"/>
-          <w:bottom w:val="single" w:sz="4" w:space="1" w:color="auto"/>
-          <w:right w:val="single" w:sz="4" w:space="4" w:color="auto"/>
-        </w:pBdr>
-        <w:spacing w:after="0" w:line="240" w:lineRule="auto"/>
-        <w:rPr>
-          <w:rFonts w:ascii="Cascadia Code" w:hAnsi="Cascadia Code"/>
-        </w:rPr>
-      </w:pPr>
-      <w:r>
-        <w:rPr>
-          <w:rFonts w:ascii="Cascadia Code" w:hAnsi="Cascadia Code"/>
-        </w:rPr>
-        <w:t>                "SQL Tool",</w:t>
-      </w:r>
-    </w:p>
-    <w:p>
-      <w:pPr>
-        <w:pBdr>
-          <w:top w:val="single" w:sz="4" w:space="1" w:color="auto"/>
-          <w:left w:val="single" w:sz="4" w:space="4" w:color="auto"/>
-          <w:bottom w:val="single" w:sz="4" w:space="1" w:color="auto"/>
-          <w:right w:val="single" w:sz="4" w:space="4" w:color="auto"/>
-        </w:pBdr>
-        <w:spacing w:after="0" w:line="240" w:lineRule="auto"/>
-        <w:rPr>
-          <w:rFonts w:ascii="Cascadia Code" w:hAnsi="Cascadia Code"/>
-        </w:rPr>
-      </w:pPr>
-      <w:r>
-        <w:rPr>
-          <w:rFonts w:ascii="Cascadia Code" w:hAnsi="Cascadia Code"/>
-        </w:rPr>
-        <w:t>                {"query": sql}</w:t>
+        <w:t xml:space="preserve">            # result = </w:t>
+      </w:r>
+      <w:proofErr w:type="spellStart"/>
+      <w:r>
+        <w:rPr>
+          <w:rFonts w:ascii="Cascadia Code" w:hAnsi="Cascadia Code"/>
+        </w:rPr>
+        <w:t>log_</w:t>
+      </w:r>
+      <w:proofErr w:type="gramStart"/>
+      <w:r>
+        <w:rPr>
+          <w:rFonts w:ascii="Cascadia Code" w:hAnsi="Cascadia Code"/>
+        </w:rPr>
+        <w:t>search.invoke</w:t>
+      </w:r>
+      <w:proofErr w:type="spellEnd"/>
+      <w:proofErr w:type="gramEnd"/>
+      <w:r>
+        <w:rPr>
+          <w:rFonts w:ascii="Cascadia Code" w:hAnsi="Cascadia Code"/>
+        </w:rPr>
+        <w:t>({"query": query})</w:t>
+      </w:r>
+    </w:p>
+    <w:p>
+      <w:pPr>
+        <w:pBdr>
+          <w:top w:val="single" w:sz="4" w:space="1" w:color="auto"/>
+          <w:left w:val="single" w:sz="4" w:space="4" w:color="auto"/>
+          <w:bottom w:val="single" w:sz="4" w:space="1" w:color="auto"/>
+          <w:right w:val="single" w:sz="4" w:space="4" w:color="auto"/>
+        </w:pBdr>
+        <w:spacing w:after="0" w:line="240" w:lineRule="auto"/>
+        <w:rPr>
+          <w:rFonts w:ascii="Cascadia Code" w:hAnsi="Cascadia Code"/>
+        </w:rPr>
+      </w:pPr>
+      <w:r>
+        <w:rPr>
+          <w:rFonts w:ascii="Cascadia Code" w:hAnsi="Cascadia Code"/>
+        </w:rPr>
+        <w:t xml:space="preserve">            # </w:t>
+      </w:r>
+      <w:proofErr w:type="spellStart"/>
+      <w:r>
+        <w:rPr>
+          <w:rFonts w:ascii="Cascadia Code" w:hAnsi="Cascadia Code"/>
+        </w:rPr>
+        <w:t>log_data</w:t>
+      </w:r>
+      <w:proofErr w:type="spellEnd"/>
+      <w:r>
+        <w:rPr>
+          <w:rFonts w:ascii="Cascadia Code" w:hAnsi="Cascadia Code"/>
+        </w:rPr>
+        <w:t xml:space="preserve"> = result</w:t>
+      </w:r>
+    </w:p>
+    <w:p>
+      <w:pPr>
+        <w:pBdr>
+          <w:top w:val="single" w:sz="4" w:space="1" w:color="auto"/>
+          <w:left w:val="single" w:sz="4" w:space="4" w:color="auto"/>
+          <w:bottom w:val="single" w:sz="4" w:space="1" w:color="auto"/>
+          <w:right w:val="single" w:sz="4" w:space="4" w:color="auto"/>
+        </w:pBdr>
+        <w:spacing w:after="0" w:line="240" w:lineRule="auto"/>
+        <w:rPr>
+          <w:rFonts w:ascii="Cascadia Code" w:hAnsi="Cascadia Code"/>
+        </w:rPr>
+      </w:pPr>
+      <w:r>
+        <w:rPr>
+          <w:rFonts w:ascii="Cascadia Code" w:hAnsi="Cascadia Code"/>
+        </w:rPr>
+        <w:t xml:space="preserve">            </w:t>
+      </w:r>
+      <w:proofErr w:type="spellStart"/>
+      <w:r>
+        <w:rPr>
+          <w:rFonts w:ascii="Cascadia Code" w:hAnsi="Cascadia Code"/>
+        </w:rPr>
+        <w:t>log_data</w:t>
+      </w:r>
+      <w:proofErr w:type="spellEnd"/>
+      <w:r>
+        <w:rPr>
+          <w:rFonts w:ascii="Cascadia Code" w:hAnsi="Cascadia Code"/>
+        </w:rPr>
+        <w:t xml:space="preserve"> = </w:t>
+      </w:r>
+      <w:proofErr w:type="spellStart"/>
+      <w:r>
+        <w:rPr>
+          <w:rFonts w:ascii="Cascadia Code" w:hAnsi="Cascadia Code"/>
+        </w:rPr>
+        <w:t>safe_tool_</w:t>
+      </w:r>
+      <w:proofErr w:type="gramStart"/>
+      <w:r>
+        <w:rPr>
+          <w:rFonts w:ascii="Cascadia Code" w:hAnsi="Cascadia Code"/>
+        </w:rPr>
+        <w:t>call</w:t>
+      </w:r>
+      <w:proofErr w:type="spellEnd"/>
+      <w:r>
+        <w:rPr>
+          <w:rFonts w:ascii="Cascadia Code" w:hAnsi="Cascadia Code"/>
+        </w:rPr>
+        <w:t>(</w:t>
+      </w:r>
+      <w:proofErr w:type="gramEnd"/>
+    </w:p>
+    <w:p>
+      <w:pPr>
+        <w:pBdr>
+          <w:top w:val="single" w:sz="4" w:space="1" w:color="auto"/>
+          <w:left w:val="single" w:sz="4" w:space="4" w:color="auto"/>
+          <w:bottom w:val="single" w:sz="4" w:space="1" w:color="auto"/>
+          <w:right w:val="single" w:sz="4" w:space="4" w:color="auto"/>
+        </w:pBdr>
+        <w:spacing w:after="0" w:line="240" w:lineRule="auto"/>
+        <w:rPr>
+          <w:rFonts w:ascii="Cascadia Code" w:hAnsi="Cascadia Code"/>
+        </w:rPr>
+      </w:pPr>
+      <w:r>
+        <w:rPr>
+          <w:rFonts w:ascii="Cascadia Code" w:hAnsi="Cascadia Code"/>
+        </w:rPr>
+        <w:t xml:space="preserve">                </w:t>
+      </w:r>
+      <w:proofErr w:type="spellStart"/>
+      <w:r>
+        <w:rPr>
+          <w:rFonts w:ascii="Cascadia Code" w:hAnsi="Cascadia Code"/>
+        </w:rPr>
+        <w:t>log_search</w:t>
+      </w:r>
+      <w:proofErr w:type="spellEnd"/>
+      <w:r>
+        <w:rPr>
+          <w:rFonts w:ascii="Cascadia Code" w:hAnsi="Cascadia Code"/>
+        </w:rPr>
+        <w:t>,</w:t>
+      </w:r>
+    </w:p>
+    <w:p>
+      <w:pPr>
+        <w:pBdr>
+          <w:top w:val="single" w:sz="4" w:space="1" w:color="auto"/>
+          <w:left w:val="single" w:sz="4" w:space="4" w:color="auto"/>
+          <w:bottom w:val="single" w:sz="4" w:space="1" w:color="auto"/>
+          <w:right w:val="single" w:sz="4" w:space="4" w:color="auto"/>
+        </w:pBdr>
+        <w:spacing w:after="0" w:line="240" w:lineRule="auto"/>
+        <w:rPr>
+          <w:rFonts w:ascii="Cascadia Code" w:hAnsi="Cascadia Code"/>
+        </w:rPr>
+      </w:pPr>
+      <w:r>
+        <w:rPr>
+          <w:rFonts w:ascii="Cascadia Code" w:hAnsi="Cascadia Code"/>
+        </w:rPr>
+        <w:t>                "Log Search Tool",</w:t>
+      </w:r>
+    </w:p>
+    <w:p>
+      <w:pPr>
+        <w:pBdr>
+          <w:top w:val="single" w:sz="4" w:space="1" w:color="auto"/>
+          <w:left w:val="single" w:sz="4" w:space="4" w:color="auto"/>
+          <w:bottom w:val="single" w:sz="4" w:space="1" w:color="auto"/>
+          <w:right w:val="single" w:sz="4" w:space="4" w:color="auto"/>
+        </w:pBdr>
+        <w:spacing w:after="0" w:line="240" w:lineRule="auto"/>
+        <w:rPr>
+          <w:rFonts w:ascii="Cascadia Code" w:hAnsi="Cascadia Code"/>
+        </w:rPr>
+      </w:pPr>
+      <w:r>
+        <w:rPr>
+          <w:rFonts w:ascii="Cascadia Code" w:hAnsi="Cascadia Code"/>
+        </w:rPr>
+        <w:t>                {"query": query}</w:t>
       </w:r>
     </w:p>
     <w:p>
@@ -12285,141 +14219,261 @@
         <w:rPr>
           <w:rFonts w:ascii="Cascadia Code" w:hAnsi="Cascadia Code"/>
         </w:rPr>
-        <w:t>        elif step == "log":</w:t>
-      </w:r>
-    </w:p>
-    <w:p>
-      <w:pPr>
-        <w:pBdr>
-          <w:top w:val="single" w:sz="4" w:space="1" w:color="auto"/>
-          <w:left w:val="single" w:sz="4" w:space="4" w:color="auto"/>
-          <w:bottom w:val="single" w:sz="4" w:space="1" w:color="auto"/>
-          <w:right w:val="single" w:sz="4" w:space="4" w:color="auto"/>
-        </w:pBdr>
-        <w:spacing w:after="0" w:line="240" w:lineRule="auto"/>
-        <w:rPr>
-          <w:rFonts w:ascii="Cascadia Code" w:hAnsi="Cascadia Code"/>
-        </w:rPr>
-      </w:pPr>
-      <w:r>
-        <w:rPr>
-          <w:rFonts w:ascii="Cascadia Code" w:hAnsi="Cascadia Code"/>
-        </w:rPr>
-        <w:t>            print("Analyzing logs")</w:t>
-      </w:r>
-    </w:p>
-    <w:p>
-      <w:pPr>
-        <w:pBdr>
-          <w:top w:val="single" w:sz="4" w:space="1" w:color="auto"/>
-          <w:left w:val="single" w:sz="4" w:space="4" w:color="auto"/>
-          <w:bottom w:val="single" w:sz="4" w:space="1" w:color="auto"/>
-          <w:right w:val="single" w:sz="4" w:space="4" w:color="auto"/>
-        </w:pBdr>
-        <w:spacing w:after="0" w:line="240" w:lineRule="auto"/>
-        <w:rPr>
-          <w:rFonts w:ascii="Cascadia Code" w:hAnsi="Cascadia Code"/>
-        </w:rPr>
-      </w:pPr>
-    </w:p>
-    <w:p>
-      <w:pPr>
-        <w:pBdr>
-          <w:top w:val="single" w:sz="4" w:space="1" w:color="auto"/>
-          <w:left w:val="single" w:sz="4" w:space="4" w:color="auto"/>
-          <w:bottom w:val="single" w:sz="4" w:space="1" w:color="auto"/>
-          <w:right w:val="single" w:sz="4" w:space="4" w:color="auto"/>
-        </w:pBdr>
-        <w:spacing w:after="0" w:line="240" w:lineRule="auto"/>
-        <w:rPr>
-          <w:rFonts w:ascii="Cascadia Code" w:hAnsi="Cascadia Code"/>
-        </w:rPr>
-      </w:pPr>
-      <w:r>
-        <w:rPr>
-          <w:rFonts w:ascii="Cascadia Code" w:hAnsi="Cascadia Code"/>
-        </w:rPr>
-        <w:t>            # result = log_search.invoke({"query": query})</w:t>
-      </w:r>
-    </w:p>
-    <w:p>
-      <w:pPr>
-        <w:pBdr>
-          <w:top w:val="single" w:sz="4" w:space="1" w:color="auto"/>
-          <w:left w:val="single" w:sz="4" w:space="4" w:color="auto"/>
-          <w:bottom w:val="single" w:sz="4" w:space="1" w:color="auto"/>
-          <w:right w:val="single" w:sz="4" w:space="4" w:color="auto"/>
-        </w:pBdr>
-        <w:spacing w:after="0" w:line="240" w:lineRule="auto"/>
-        <w:rPr>
-          <w:rFonts w:ascii="Cascadia Code" w:hAnsi="Cascadia Code"/>
-        </w:rPr>
-      </w:pPr>
-      <w:r>
-        <w:rPr>
-          <w:rFonts w:ascii="Cascadia Code" w:hAnsi="Cascadia Code"/>
-        </w:rPr>
-        <w:t>            # log_data = result</w:t>
-      </w:r>
-    </w:p>
-    <w:p>
-      <w:pPr>
-        <w:pBdr>
-          <w:top w:val="single" w:sz="4" w:space="1" w:color="auto"/>
-          <w:left w:val="single" w:sz="4" w:space="4" w:color="auto"/>
-          <w:bottom w:val="single" w:sz="4" w:space="1" w:color="auto"/>
-          <w:right w:val="single" w:sz="4" w:space="4" w:color="auto"/>
-        </w:pBdr>
-        <w:spacing w:after="0" w:line="240" w:lineRule="auto"/>
-        <w:rPr>
-          <w:rFonts w:ascii="Cascadia Code" w:hAnsi="Cascadia Code"/>
-        </w:rPr>
-      </w:pPr>
-      <w:r>
-        <w:rPr>
-          <w:rFonts w:ascii="Cascadia Code" w:hAnsi="Cascadia Code"/>
-        </w:rPr>
-        <w:t>            log_data = safe_tool_call(</w:t>
-      </w:r>
-    </w:p>
-    <w:p>
-      <w:pPr>
-        <w:pBdr>
-          <w:top w:val="single" w:sz="4" w:space="1" w:color="auto"/>
-          <w:left w:val="single" w:sz="4" w:space="4" w:color="auto"/>
-          <w:bottom w:val="single" w:sz="4" w:space="1" w:color="auto"/>
-          <w:right w:val="single" w:sz="4" w:space="4" w:color="auto"/>
-        </w:pBdr>
-        <w:spacing w:after="0" w:line="240" w:lineRule="auto"/>
-        <w:rPr>
-          <w:rFonts w:ascii="Cascadia Code" w:hAnsi="Cascadia Code"/>
-        </w:rPr>
-      </w:pPr>
-      <w:r>
-        <w:rPr>
-          <w:rFonts w:ascii="Cascadia Code" w:hAnsi="Cascadia Code"/>
-        </w:rPr>
-        <w:t>                log_search,</w:t>
-      </w:r>
-    </w:p>
-    <w:p>
-      <w:pPr>
-        <w:pBdr>
-          <w:top w:val="single" w:sz="4" w:space="1" w:color="auto"/>
-          <w:left w:val="single" w:sz="4" w:space="4" w:color="auto"/>
-          <w:bottom w:val="single" w:sz="4" w:space="1" w:color="auto"/>
-          <w:right w:val="single" w:sz="4" w:space="4" w:color="auto"/>
-        </w:pBdr>
-        <w:spacing w:after="0" w:line="240" w:lineRule="auto"/>
-        <w:rPr>
-          <w:rFonts w:ascii="Cascadia Code" w:hAnsi="Cascadia Code"/>
-        </w:rPr>
-      </w:pPr>
-      <w:r>
-        <w:rPr>
-          <w:rFonts w:ascii="Cascadia Code" w:hAnsi="Cascadia Code"/>
-        </w:rPr>
-        <w:t>                "Log Search Tool",</w:t>
+        <w:t xml:space="preserve">        </w:t>
+      </w:r>
+      <w:proofErr w:type="spellStart"/>
+      <w:r>
+        <w:rPr>
+          <w:rFonts w:ascii="Cascadia Code" w:hAnsi="Cascadia Code"/>
+        </w:rPr>
+        <w:t>elif</w:t>
+      </w:r>
+      <w:proofErr w:type="spellEnd"/>
+      <w:r>
+        <w:rPr>
+          <w:rFonts w:ascii="Cascadia Code" w:hAnsi="Cascadia Code"/>
+        </w:rPr>
+        <w:t xml:space="preserve"> step == "rag":</w:t>
+      </w:r>
+    </w:p>
+    <w:p>
+      <w:pPr>
+        <w:pBdr>
+          <w:top w:val="single" w:sz="4" w:space="1" w:color="auto"/>
+          <w:left w:val="single" w:sz="4" w:space="4" w:color="auto"/>
+          <w:bottom w:val="single" w:sz="4" w:space="1" w:color="auto"/>
+          <w:right w:val="single" w:sz="4" w:space="4" w:color="auto"/>
+        </w:pBdr>
+        <w:spacing w:after="0" w:line="240" w:lineRule="auto"/>
+        <w:rPr>
+          <w:rFonts w:ascii="Cascadia Code" w:hAnsi="Cascadia Code"/>
+        </w:rPr>
+      </w:pPr>
+      <w:r>
+        <w:rPr>
+          <w:rFonts w:ascii="Cascadia Code" w:hAnsi="Cascadia Code"/>
+        </w:rPr>
+        <w:t xml:space="preserve">            </w:t>
+      </w:r>
+      <w:proofErr w:type="gramStart"/>
+      <w:r>
+        <w:rPr>
+          <w:rFonts w:ascii="Cascadia Code" w:hAnsi="Cascadia Code"/>
+        </w:rPr>
+        <w:t>print(</w:t>
+      </w:r>
+      <w:proofErr w:type="gramEnd"/>
+      <w:r>
+        <w:rPr>
+          <w:rFonts w:ascii="Cascadia Code" w:hAnsi="Cascadia Code"/>
+        </w:rPr>
+        <w:t>"Searching incident knowledge base")</w:t>
+      </w:r>
+    </w:p>
+    <w:p>
+      <w:pPr>
+        <w:pBdr>
+          <w:top w:val="single" w:sz="4" w:space="1" w:color="auto"/>
+          <w:left w:val="single" w:sz="4" w:space="4" w:color="auto"/>
+          <w:bottom w:val="single" w:sz="4" w:space="1" w:color="auto"/>
+          <w:right w:val="single" w:sz="4" w:space="4" w:color="auto"/>
+        </w:pBdr>
+        <w:spacing w:after="0" w:line="240" w:lineRule="auto"/>
+        <w:rPr>
+          <w:rFonts w:ascii="Cascadia Code" w:hAnsi="Cascadia Code"/>
+        </w:rPr>
+      </w:pPr>
+      <w:r>
+        <w:rPr>
+          <w:rFonts w:ascii="Cascadia Code" w:hAnsi="Cascadia Code"/>
+        </w:rPr>
+        <w:t xml:space="preserve">            </w:t>
+      </w:r>
+    </w:p>
+    <w:p>
+      <w:pPr>
+        <w:pBdr>
+          <w:top w:val="single" w:sz="4" w:space="1" w:color="auto"/>
+          <w:left w:val="single" w:sz="4" w:space="4" w:color="auto"/>
+          <w:bottom w:val="single" w:sz="4" w:space="1" w:color="auto"/>
+          <w:right w:val="single" w:sz="4" w:space="4" w:color="auto"/>
+        </w:pBdr>
+        <w:spacing w:after="0" w:line="240" w:lineRule="auto"/>
+        <w:rPr>
+          <w:rFonts w:ascii="Cascadia Code" w:hAnsi="Cascadia Code"/>
+        </w:rPr>
+      </w:pPr>
+      <w:r>
+        <w:rPr>
+          <w:rFonts w:ascii="Cascadia Code" w:hAnsi="Cascadia Code"/>
+        </w:rPr>
+        <w:t xml:space="preserve">            # result = </w:t>
+      </w:r>
+      <w:proofErr w:type="spellStart"/>
+      <w:r>
+        <w:rPr>
+          <w:rFonts w:ascii="Cascadia Code" w:hAnsi="Cascadia Code"/>
+        </w:rPr>
+        <w:t>incident_</w:t>
+      </w:r>
+      <w:proofErr w:type="gramStart"/>
+      <w:r>
+        <w:rPr>
+          <w:rFonts w:ascii="Cascadia Code" w:hAnsi="Cascadia Code"/>
+        </w:rPr>
+        <w:t>search.invoke</w:t>
+      </w:r>
+      <w:proofErr w:type="spellEnd"/>
+      <w:proofErr w:type="gramEnd"/>
+      <w:r>
+        <w:rPr>
+          <w:rFonts w:ascii="Cascadia Code" w:hAnsi="Cascadia Code"/>
+        </w:rPr>
+        <w:t>({"query": query})</w:t>
+      </w:r>
+    </w:p>
+    <w:p>
+      <w:pPr>
+        <w:pBdr>
+          <w:top w:val="single" w:sz="4" w:space="1" w:color="auto"/>
+          <w:left w:val="single" w:sz="4" w:space="4" w:color="auto"/>
+          <w:bottom w:val="single" w:sz="4" w:space="1" w:color="auto"/>
+          <w:right w:val="single" w:sz="4" w:space="4" w:color="auto"/>
+        </w:pBdr>
+        <w:spacing w:after="0" w:line="240" w:lineRule="auto"/>
+        <w:rPr>
+          <w:rFonts w:ascii="Cascadia Code" w:hAnsi="Cascadia Code"/>
+        </w:rPr>
+      </w:pPr>
+      <w:r>
+        <w:rPr>
+          <w:rFonts w:ascii="Cascadia Code" w:hAnsi="Cascadia Code"/>
+        </w:rPr>
+        <w:t xml:space="preserve">            # </w:t>
+      </w:r>
+      <w:proofErr w:type="spellStart"/>
+      <w:r>
+        <w:rPr>
+          <w:rFonts w:ascii="Cascadia Code" w:hAnsi="Cascadia Code"/>
+        </w:rPr>
+        <w:t>rag_data</w:t>
+      </w:r>
+      <w:proofErr w:type="spellEnd"/>
+      <w:r>
+        <w:rPr>
+          <w:rFonts w:ascii="Cascadia Code" w:hAnsi="Cascadia Code"/>
+        </w:rPr>
+        <w:t xml:space="preserve"> = result</w:t>
+      </w:r>
+    </w:p>
+    <w:p>
+      <w:pPr>
+        <w:pBdr>
+          <w:top w:val="single" w:sz="4" w:space="1" w:color="auto"/>
+          <w:left w:val="single" w:sz="4" w:space="4" w:color="auto"/>
+          <w:bottom w:val="single" w:sz="4" w:space="1" w:color="auto"/>
+          <w:right w:val="single" w:sz="4" w:space="4" w:color="auto"/>
+        </w:pBdr>
+        <w:spacing w:after="0" w:line="240" w:lineRule="auto"/>
+        <w:rPr>
+          <w:rFonts w:ascii="Cascadia Code" w:hAnsi="Cascadia Code"/>
+        </w:rPr>
+      </w:pPr>
+      <w:r>
+        <w:rPr>
+          <w:rFonts w:ascii="Cascadia Code" w:hAnsi="Cascadia Code"/>
+        </w:rPr>
+        <w:t xml:space="preserve">            </w:t>
+      </w:r>
+      <w:proofErr w:type="spellStart"/>
+      <w:r>
+        <w:rPr>
+          <w:rFonts w:ascii="Cascadia Code" w:hAnsi="Cascadia Code"/>
+        </w:rPr>
+        <w:t>rag_data</w:t>
+      </w:r>
+      <w:proofErr w:type="spellEnd"/>
+      <w:r>
+        <w:rPr>
+          <w:rFonts w:ascii="Cascadia Code" w:hAnsi="Cascadia Code"/>
+        </w:rPr>
+        <w:t xml:space="preserve"> = </w:t>
+      </w:r>
+      <w:proofErr w:type="spellStart"/>
+      <w:r>
+        <w:rPr>
+          <w:rFonts w:ascii="Cascadia Code" w:hAnsi="Cascadia Code"/>
+        </w:rPr>
+        <w:t>safe_tool_</w:t>
+      </w:r>
+      <w:proofErr w:type="gramStart"/>
+      <w:r>
+        <w:rPr>
+          <w:rFonts w:ascii="Cascadia Code" w:hAnsi="Cascadia Code"/>
+        </w:rPr>
+        <w:t>call</w:t>
+      </w:r>
+      <w:proofErr w:type="spellEnd"/>
+      <w:r>
+        <w:rPr>
+          <w:rFonts w:ascii="Cascadia Code" w:hAnsi="Cascadia Code"/>
+        </w:rPr>
+        <w:t>(</w:t>
+      </w:r>
+      <w:proofErr w:type="gramEnd"/>
+    </w:p>
+    <w:p>
+      <w:pPr>
+        <w:pBdr>
+          <w:top w:val="single" w:sz="4" w:space="1" w:color="auto"/>
+          <w:left w:val="single" w:sz="4" w:space="4" w:color="auto"/>
+          <w:bottom w:val="single" w:sz="4" w:space="1" w:color="auto"/>
+          <w:right w:val="single" w:sz="4" w:space="4" w:color="auto"/>
+        </w:pBdr>
+        <w:spacing w:after="0" w:line="240" w:lineRule="auto"/>
+        <w:rPr>
+          <w:rFonts w:ascii="Cascadia Code" w:hAnsi="Cascadia Code"/>
+        </w:rPr>
+      </w:pPr>
+      <w:r>
+        <w:rPr>
+          <w:rFonts w:ascii="Cascadia Code" w:hAnsi="Cascadia Code"/>
+        </w:rPr>
+        <w:t xml:space="preserve">                </w:t>
+      </w:r>
+      <w:proofErr w:type="spellStart"/>
+      <w:r>
+        <w:rPr>
+          <w:rFonts w:ascii="Cascadia Code" w:hAnsi="Cascadia Code"/>
+        </w:rPr>
+        <w:t>incident_search</w:t>
+      </w:r>
+      <w:proofErr w:type="spellEnd"/>
+      <w:r>
+        <w:rPr>
+          <w:rFonts w:ascii="Cascadia Code" w:hAnsi="Cascadia Code"/>
+        </w:rPr>
+        <w:t>,</w:t>
+      </w:r>
+    </w:p>
+    <w:p>
+      <w:pPr>
+        <w:pBdr>
+          <w:top w:val="single" w:sz="4" w:space="1" w:color="auto"/>
+          <w:left w:val="single" w:sz="4" w:space="4" w:color="auto"/>
+          <w:bottom w:val="single" w:sz="4" w:space="1" w:color="auto"/>
+          <w:right w:val="single" w:sz="4" w:space="4" w:color="auto"/>
+        </w:pBdr>
+        <w:spacing w:after="0" w:line="240" w:lineRule="auto"/>
+        <w:rPr>
+          <w:rFonts w:ascii="Cascadia Code" w:hAnsi="Cascadia Code"/>
+        </w:rPr>
+      </w:pPr>
+      <w:r>
+        <w:rPr>
+          <w:rFonts w:ascii="Cascadia Code" w:hAnsi="Cascadia Code"/>
+        </w:rPr>
+        <w:t>                "RAG Tool",</w:t>
       </w:r>
     </w:p>
     <w:p>
@@ -12479,206 +14533,6 @@
         <w:rPr>
           <w:rFonts w:ascii="Cascadia Code" w:hAnsi="Cascadia Code"/>
         </w:rPr>
-        <w:t>        elif step == "rag":</w:t>
-      </w:r>
-    </w:p>
-    <w:p>
-      <w:pPr>
-        <w:pBdr>
-          <w:top w:val="single" w:sz="4" w:space="1" w:color="auto"/>
-          <w:left w:val="single" w:sz="4" w:space="4" w:color="auto"/>
-          <w:bottom w:val="single" w:sz="4" w:space="1" w:color="auto"/>
-          <w:right w:val="single" w:sz="4" w:space="4" w:color="auto"/>
-        </w:pBdr>
-        <w:spacing w:after="0" w:line="240" w:lineRule="auto"/>
-        <w:rPr>
-          <w:rFonts w:ascii="Cascadia Code" w:hAnsi="Cascadia Code"/>
-        </w:rPr>
-      </w:pPr>
-      <w:r>
-        <w:rPr>
-          <w:rFonts w:ascii="Cascadia Code" w:hAnsi="Cascadia Code"/>
-        </w:rPr>
-        <w:t>            print("Searching incident knowledge base")</w:t>
-      </w:r>
-    </w:p>
-    <w:p>
-      <w:pPr>
-        <w:pBdr>
-          <w:top w:val="single" w:sz="4" w:space="1" w:color="auto"/>
-          <w:left w:val="single" w:sz="4" w:space="4" w:color="auto"/>
-          <w:bottom w:val="single" w:sz="4" w:space="1" w:color="auto"/>
-          <w:right w:val="single" w:sz="4" w:space="4" w:color="auto"/>
-        </w:pBdr>
-        <w:spacing w:after="0" w:line="240" w:lineRule="auto"/>
-        <w:rPr>
-          <w:rFonts w:ascii="Cascadia Code" w:hAnsi="Cascadia Code"/>
-        </w:rPr>
-      </w:pPr>
-      <w:r>
-        <w:rPr>
-          <w:rFonts w:ascii="Cascadia Code" w:hAnsi="Cascadia Code"/>
-        </w:rPr>
-        <w:t xml:space="preserve">            </w:t>
-      </w:r>
-    </w:p>
-    <w:p>
-      <w:pPr>
-        <w:pBdr>
-          <w:top w:val="single" w:sz="4" w:space="1" w:color="auto"/>
-          <w:left w:val="single" w:sz="4" w:space="4" w:color="auto"/>
-          <w:bottom w:val="single" w:sz="4" w:space="1" w:color="auto"/>
-          <w:right w:val="single" w:sz="4" w:space="4" w:color="auto"/>
-        </w:pBdr>
-        <w:spacing w:after="0" w:line="240" w:lineRule="auto"/>
-        <w:rPr>
-          <w:rFonts w:ascii="Cascadia Code" w:hAnsi="Cascadia Code"/>
-        </w:rPr>
-      </w:pPr>
-      <w:r>
-        <w:rPr>
-          <w:rFonts w:ascii="Cascadia Code" w:hAnsi="Cascadia Code"/>
-        </w:rPr>
-        <w:t>            # result = incident_search.invoke({"query": query})</w:t>
-      </w:r>
-    </w:p>
-    <w:p>
-      <w:pPr>
-        <w:pBdr>
-          <w:top w:val="single" w:sz="4" w:space="1" w:color="auto"/>
-          <w:left w:val="single" w:sz="4" w:space="4" w:color="auto"/>
-          <w:bottom w:val="single" w:sz="4" w:space="1" w:color="auto"/>
-          <w:right w:val="single" w:sz="4" w:space="4" w:color="auto"/>
-        </w:pBdr>
-        <w:spacing w:after="0" w:line="240" w:lineRule="auto"/>
-        <w:rPr>
-          <w:rFonts w:ascii="Cascadia Code" w:hAnsi="Cascadia Code"/>
-        </w:rPr>
-      </w:pPr>
-      <w:r>
-        <w:rPr>
-          <w:rFonts w:ascii="Cascadia Code" w:hAnsi="Cascadia Code"/>
-        </w:rPr>
-        <w:t>            # rag_data = result</w:t>
-      </w:r>
-    </w:p>
-    <w:p>
-      <w:pPr>
-        <w:pBdr>
-          <w:top w:val="single" w:sz="4" w:space="1" w:color="auto"/>
-          <w:left w:val="single" w:sz="4" w:space="4" w:color="auto"/>
-          <w:bottom w:val="single" w:sz="4" w:space="1" w:color="auto"/>
-          <w:right w:val="single" w:sz="4" w:space="4" w:color="auto"/>
-        </w:pBdr>
-        <w:spacing w:after="0" w:line="240" w:lineRule="auto"/>
-        <w:rPr>
-          <w:rFonts w:ascii="Cascadia Code" w:hAnsi="Cascadia Code"/>
-        </w:rPr>
-      </w:pPr>
-      <w:r>
-        <w:rPr>
-          <w:rFonts w:ascii="Cascadia Code" w:hAnsi="Cascadia Code"/>
-        </w:rPr>
-        <w:t>            rag_data = safe_tool_call(</w:t>
-      </w:r>
-    </w:p>
-    <w:p>
-      <w:pPr>
-        <w:pBdr>
-          <w:top w:val="single" w:sz="4" w:space="1" w:color="auto"/>
-          <w:left w:val="single" w:sz="4" w:space="4" w:color="auto"/>
-          <w:bottom w:val="single" w:sz="4" w:space="1" w:color="auto"/>
-          <w:right w:val="single" w:sz="4" w:space="4" w:color="auto"/>
-        </w:pBdr>
-        <w:spacing w:after="0" w:line="240" w:lineRule="auto"/>
-        <w:rPr>
-          <w:rFonts w:ascii="Cascadia Code" w:hAnsi="Cascadia Code"/>
-        </w:rPr>
-      </w:pPr>
-      <w:r>
-        <w:rPr>
-          <w:rFonts w:ascii="Cascadia Code" w:hAnsi="Cascadia Code"/>
-        </w:rPr>
-        <w:t>                incident_search,</w:t>
-      </w:r>
-    </w:p>
-    <w:p>
-      <w:pPr>
-        <w:pBdr>
-          <w:top w:val="single" w:sz="4" w:space="1" w:color="auto"/>
-          <w:left w:val="single" w:sz="4" w:space="4" w:color="auto"/>
-          <w:bottom w:val="single" w:sz="4" w:space="1" w:color="auto"/>
-          <w:right w:val="single" w:sz="4" w:space="4" w:color="auto"/>
-        </w:pBdr>
-        <w:spacing w:after="0" w:line="240" w:lineRule="auto"/>
-        <w:rPr>
-          <w:rFonts w:ascii="Cascadia Code" w:hAnsi="Cascadia Code"/>
-        </w:rPr>
-      </w:pPr>
-      <w:r>
-        <w:rPr>
-          <w:rFonts w:ascii="Cascadia Code" w:hAnsi="Cascadia Code"/>
-        </w:rPr>
-        <w:t>                "RAG Tool",</w:t>
-      </w:r>
-    </w:p>
-    <w:p>
-      <w:pPr>
-        <w:pBdr>
-          <w:top w:val="single" w:sz="4" w:space="1" w:color="auto"/>
-          <w:left w:val="single" w:sz="4" w:space="4" w:color="auto"/>
-          <w:bottom w:val="single" w:sz="4" w:space="1" w:color="auto"/>
-          <w:right w:val="single" w:sz="4" w:space="4" w:color="auto"/>
-        </w:pBdr>
-        <w:spacing w:after="0" w:line="240" w:lineRule="auto"/>
-        <w:rPr>
-          <w:rFonts w:ascii="Cascadia Code" w:hAnsi="Cascadia Code"/>
-        </w:rPr>
-      </w:pPr>
-      <w:r>
-        <w:rPr>
-          <w:rFonts w:ascii="Cascadia Code" w:hAnsi="Cascadia Code"/>
-        </w:rPr>
-        <w:t>                {"query": query}</w:t>
-      </w:r>
-    </w:p>
-    <w:p>
-      <w:pPr>
-        <w:pBdr>
-          <w:top w:val="single" w:sz="4" w:space="1" w:color="auto"/>
-          <w:left w:val="single" w:sz="4" w:space="4" w:color="auto"/>
-          <w:bottom w:val="single" w:sz="4" w:space="1" w:color="auto"/>
-          <w:right w:val="single" w:sz="4" w:space="4" w:color="auto"/>
-        </w:pBdr>
-        <w:spacing w:after="0" w:line="240" w:lineRule="auto"/>
-        <w:rPr>
-          <w:rFonts w:ascii="Cascadia Code" w:hAnsi="Cascadia Code"/>
-        </w:rPr>
-      </w:pPr>
-      <w:r>
-        <w:rPr>
-          <w:rFonts w:ascii="Cascadia Code" w:hAnsi="Cascadia Code"/>
-        </w:rPr>
-        <w:t>            )</w:t>
-      </w:r>
-    </w:p>
-    <w:p>
-      <w:pPr>
-        <w:pBdr>
-          <w:top w:val="single" w:sz="4" w:space="1" w:color="auto"/>
-          <w:left w:val="single" w:sz="4" w:space="4" w:color="auto"/>
-          <w:bottom w:val="single" w:sz="4" w:space="1" w:color="auto"/>
-          <w:right w:val="single" w:sz="4" w:space="4" w:color="auto"/>
-        </w:pBdr>
-        <w:spacing w:after="0" w:line="240" w:lineRule="auto"/>
-        <w:rPr>
-          <w:rFonts w:ascii="Cascadia Code" w:hAnsi="Cascadia Code"/>
-        </w:rPr>
-      </w:pPr>
-      <w:r>
-        <w:rPr>
-          <w:rFonts w:ascii="Cascadia Code" w:hAnsi="Cascadia Code"/>
-        </w:rPr>
         <w:t>    # Structured evidence for reasoning</w:t>
       </w:r>
     </w:p>
@@ -12733,169 +14587,353 @@
         <w:rPr>
           <w:rFonts w:ascii="Cascadia Code" w:hAnsi="Cascadia Code"/>
         </w:rPr>
-        <w:t>    if sql_data:</w:t>
-      </w:r>
-    </w:p>
-    <w:p>
-      <w:pPr>
-        <w:pBdr>
-          <w:top w:val="single" w:sz="4" w:space="1" w:color="auto"/>
-          <w:left w:val="single" w:sz="4" w:space="4" w:color="auto"/>
-          <w:bottom w:val="single" w:sz="4" w:space="1" w:color="auto"/>
-          <w:right w:val="single" w:sz="4" w:space="4" w:color="auto"/>
-        </w:pBdr>
-        <w:spacing w:after="0" w:line="240" w:lineRule="auto"/>
-        <w:rPr>
-          <w:rFonts w:ascii="Cascadia Code" w:hAnsi="Cascadia Code"/>
-        </w:rPr>
-      </w:pPr>
-      <w:r>
-        <w:rPr>
-          <w:rFonts w:ascii="Cascadia Code" w:hAnsi="Cascadia Code"/>
-        </w:rPr>
-        <w:t>        evidence += f"\nINCIDENT RECORDS:\n{sql_data}\n"</w:t>
-      </w:r>
-    </w:p>
-    <w:p>
-      <w:pPr>
-        <w:pBdr>
-          <w:top w:val="single" w:sz="4" w:space="1" w:color="auto"/>
-          <w:left w:val="single" w:sz="4" w:space="4" w:color="auto"/>
-          <w:bottom w:val="single" w:sz="4" w:space="1" w:color="auto"/>
-          <w:right w:val="single" w:sz="4" w:space="4" w:color="auto"/>
-        </w:pBdr>
-        <w:spacing w:after="0" w:line="240" w:lineRule="auto"/>
-        <w:rPr>
-          <w:rFonts w:ascii="Cascadia Code" w:hAnsi="Cascadia Code"/>
-        </w:rPr>
-      </w:pPr>
-    </w:p>
-    <w:p>
-      <w:pPr>
-        <w:pBdr>
-          <w:top w:val="single" w:sz="4" w:space="1" w:color="auto"/>
-          <w:left w:val="single" w:sz="4" w:space="4" w:color="auto"/>
-          <w:bottom w:val="single" w:sz="4" w:space="1" w:color="auto"/>
-          <w:right w:val="single" w:sz="4" w:space="4" w:color="auto"/>
-        </w:pBdr>
-        <w:spacing w:after="0" w:line="240" w:lineRule="auto"/>
-        <w:rPr>
-          <w:rFonts w:ascii="Cascadia Code" w:hAnsi="Cascadia Code"/>
-        </w:rPr>
-      </w:pPr>
-      <w:r>
-        <w:rPr>
-          <w:rFonts w:ascii="Cascadia Code" w:hAnsi="Cascadia Code"/>
-        </w:rPr>
-        <w:t>    if log_data:</w:t>
-      </w:r>
-    </w:p>
-    <w:p>
-      <w:pPr>
-        <w:pBdr>
-          <w:top w:val="single" w:sz="4" w:space="1" w:color="auto"/>
-          <w:left w:val="single" w:sz="4" w:space="4" w:color="auto"/>
-          <w:bottom w:val="single" w:sz="4" w:space="1" w:color="auto"/>
-          <w:right w:val="single" w:sz="4" w:space="4" w:color="auto"/>
-        </w:pBdr>
-        <w:spacing w:after="0" w:line="240" w:lineRule="auto"/>
-        <w:rPr>
-          <w:rFonts w:ascii="Cascadia Code" w:hAnsi="Cascadia Code"/>
-        </w:rPr>
-      </w:pPr>
-      <w:r>
-        <w:rPr>
-          <w:rFonts w:ascii="Cascadia Code" w:hAnsi="Cascadia Code"/>
-        </w:rPr>
-        <w:t>        evidence += f"\nLOG ANALYSIS:\n{log_data}\n"</w:t>
-      </w:r>
-    </w:p>
-    <w:p>
-      <w:pPr>
-        <w:pBdr>
-          <w:top w:val="single" w:sz="4" w:space="1" w:color="auto"/>
-          <w:left w:val="single" w:sz="4" w:space="4" w:color="auto"/>
-          <w:bottom w:val="single" w:sz="4" w:space="1" w:color="auto"/>
-          <w:right w:val="single" w:sz="4" w:space="4" w:color="auto"/>
-        </w:pBdr>
-        <w:spacing w:after="0" w:line="240" w:lineRule="auto"/>
-        <w:rPr>
-          <w:rFonts w:ascii="Cascadia Code" w:hAnsi="Cascadia Code"/>
-        </w:rPr>
-      </w:pPr>
-    </w:p>
-    <w:p>
-      <w:pPr>
-        <w:pBdr>
-          <w:top w:val="single" w:sz="4" w:space="1" w:color="auto"/>
-          <w:left w:val="single" w:sz="4" w:space="4" w:color="auto"/>
-          <w:bottom w:val="single" w:sz="4" w:space="1" w:color="auto"/>
-          <w:right w:val="single" w:sz="4" w:space="4" w:color="auto"/>
-        </w:pBdr>
-        <w:spacing w:after="0" w:line="240" w:lineRule="auto"/>
-        <w:rPr>
-          <w:rFonts w:ascii="Cascadia Code" w:hAnsi="Cascadia Code"/>
-        </w:rPr>
-      </w:pPr>
-      <w:r>
-        <w:rPr>
-          <w:rFonts w:ascii="Cascadia Code" w:hAnsi="Cascadia Code"/>
-        </w:rPr>
-        <w:t>    if rag_data:</w:t>
-      </w:r>
-    </w:p>
-    <w:p>
-      <w:pPr>
-        <w:pBdr>
-          <w:top w:val="single" w:sz="4" w:space="1" w:color="auto"/>
-          <w:left w:val="single" w:sz="4" w:space="4" w:color="auto"/>
-          <w:bottom w:val="single" w:sz="4" w:space="1" w:color="auto"/>
-          <w:right w:val="single" w:sz="4" w:space="4" w:color="auto"/>
-        </w:pBdr>
-        <w:spacing w:after="0" w:line="240" w:lineRule="auto"/>
-        <w:rPr>
-          <w:rFonts w:ascii="Cascadia Code" w:hAnsi="Cascadia Code"/>
-        </w:rPr>
-      </w:pPr>
-      <w:r>
-        <w:rPr>
-          <w:rFonts w:ascii="Cascadia Code" w:hAnsi="Cascadia Code"/>
-        </w:rPr>
-        <w:t>        evidence += f"\nINCIDENT DESCRIPTION:\n{rag_data}\n"</w:t>
-      </w:r>
-    </w:p>
-    <w:p>
-      <w:pPr>
-        <w:pBdr>
-          <w:top w:val="single" w:sz="4" w:space="1" w:color="auto"/>
-          <w:left w:val="single" w:sz="4" w:space="4" w:color="auto"/>
-          <w:bottom w:val="single" w:sz="4" w:space="1" w:color="auto"/>
-          <w:right w:val="single" w:sz="4" w:space="4" w:color="auto"/>
-        </w:pBdr>
-        <w:spacing w:after="0" w:line="240" w:lineRule="auto"/>
-        <w:rPr>
-          <w:rFonts w:ascii="Cascadia Code" w:hAnsi="Cascadia Code"/>
-        </w:rPr>
-      </w:pPr>
-    </w:p>
-    <w:p>
-      <w:pPr>
-        <w:pBdr>
-          <w:top w:val="single" w:sz="4" w:space="1" w:color="auto"/>
-          <w:left w:val="single" w:sz="4" w:space="4" w:color="auto"/>
-          <w:bottom w:val="single" w:sz="4" w:space="1" w:color="auto"/>
-          <w:right w:val="single" w:sz="4" w:space="4" w:color="auto"/>
-        </w:pBdr>
-        <w:spacing w:after="0" w:line="240" w:lineRule="auto"/>
-        <w:rPr>
-          <w:rFonts w:ascii="Cascadia Code" w:hAnsi="Cascadia Code"/>
-        </w:rPr>
-      </w:pPr>
-      <w:r>
-        <w:rPr>
-          <w:rFonts w:ascii="Cascadia Code" w:hAnsi="Cascadia Code"/>
-        </w:rPr>
-        <w:t>    if not evidence.strip():</w:t>
+        <w:t xml:space="preserve">    if </w:t>
+      </w:r>
+      <w:proofErr w:type="spellStart"/>
+      <w:r>
+        <w:rPr>
+          <w:rFonts w:ascii="Cascadia Code" w:hAnsi="Cascadia Code"/>
+        </w:rPr>
+        <w:t>sql_data</w:t>
+      </w:r>
+      <w:proofErr w:type="spellEnd"/>
+      <w:r>
+        <w:rPr>
+          <w:rFonts w:ascii="Cascadia Code" w:hAnsi="Cascadia Code"/>
+        </w:rPr>
+        <w:t>:</w:t>
+      </w:r>
+    </w:p>
+    <w:p>
+      <w:pPr>
+        <w:pBdr>
+          <w:top w:val="single" w:sz="4" w:space="1" w:color="auto"/>
+          <w:left w:val="single" w:sz="4" w:space="4" w:color="auto"/>
+          <w:bottom w:val="single" w:sz="4" w:space="1" w:color="auto"/>
+          <w:right w:val="single" w:sz="4" w:space="4" w:color="auto"/>
+        </w:pBdr>
+        <w:spacing w:after="0" w:line="240" w:lineRule="auto"/>
+        <w:rPr>
+          <w:rFonts w:ascii="Cascadia Code" w:hAnsi="Cascadia Code"/>
+        </w:rPr>
+      </w:pPr>
+      <w:r>
+        <w:rPr>
+          <w:rFonts w:ascii="Cascadia Code" w:hAnsi="Cascadia Code"/>
+        </w:rPr>
+        <w:t>        evidence += f"\</w:t>
+      </w:r>
+      <w:proofErr w:type="spellStart"/>
+      <w:r>
+        <w:rPr>
+          <w:rFonts w:ascii="Cascadia Code" w:hAnsi="Cascadia Code"/>
+        </w:rPr>
+        <w:t>nINCIDENT</w:t>
+      </w:r>
+      <w:proofErr w:type="spellEnd"/>
+      <w:r>
+        <w:rPr>
+          <w:rFonts w:ascii="Cascadia Code" w:hAnsi="Cascadia Code"/>
+        </w:rPr>
+        <w:t xml:space="preserve"> RECORDS:\n{</w:t>
+      </w:r>
+      <w:proofErr w:type="spellStart"/>
+      <w:r>
+        <w:rPr>
+          <w:rFonts w:ascii="Cascadia Code" w:hAnsi="Cascadia Code"/>
+        </w:rPr>
+        <w:t>sql_</w:t>
+      </w:r>
+      <w:proofErr w:type="gramStart"/>
+      <w:r>
+        <w:rPr>
+          <w:rFonts w:ascii="Cascadia Code" w:hAnsi="Cascadia Code"/>
+        </w:rPr>
+        <w:t>data</w:t>
+      </w:r>
+      <w:proofErr w:type="spellEnd"/>
+      <w:r>
+        <w:rPr>
+          <w:rFonts w:ascii="Cascadia Code" w:hAnsi="Cascadia Code"/>
+        </w:rPr>
+        <w:t>}\</w:t>
+      </w:r>
+      <w:proofErr w:type="gramEnd"/>
+      <w:r>
+        <w:rPr>
+          <w:rFonts w:ascii="Cascadia Code" w:hAnsi="Cascadia Code"/>
+        </w:rPr>
+        <w:t>n"</w:t>
+      </w:r>
+    </w:p>
+    <w:p>
+      <w:pPr>
+        <w:pBdr>
+          <w:top w:val="single" w:sz="4" w:space="1" w:color="auto"/>
+          <w:left w:val="single" w:sz="4" w:space="4" w:color="auto"/>
+          <w:bottom w:val="single" w:sz="4" w:space="1" w:color="auto"/>
+          <w:right w:val="single" w:sz="4" w:space="4" w:color="auto"/>
+        </w:pBdr>
+        <w:spacing w:after="0" w:line="240" w:lineRule="auto"/>
+        <w:rPr>
+          <w:rFonts w:ascii="Cascadia Code" w:hAnsi="Cascadia Code"/>
+        </w:rPr>
+      </w:pPr>
+    </w:p>
+    <w:p>
+      <w:pPr>
+        <w:pBdr>
+          <w:top w:val="single" w:sz="4" w:space="1" w:color="auto"/>
+          <w:left w:val="single" w:sz="4" w:space="4" w:color="auto"/>
+          <w:bottom w:val="single" w:sz="4" w:space="1" w:color="auto"/>
+          <w:right w:val="single" w:sz="4" w:space="4" w:color="auto"/>
+        </w:pBdr>
+        <w:spacing w:after="0" w:line="240" w:lineRule="auto"/>
+        <w:rPr>
+          <w:rFonts w:ascii="Cascadia Code" w:hAnsi="Cascadia Code"/>
+        </w:rPr>
+      </w:pPr>
+      <w:r>
+        <w:rPr>
+          <w:rFonts w:ascii="Cascadia Code" w:hAnsi="Cascadia Code"/>
+        </w:rPr>
+        <w:t xml:space="preserve">    if </w:t>
+      </w:r>
+      <w:proofErr w:type="spellStart"/>
+      <w:r>
+        <w:rPr>
+          <w:rFonts w:ascii="Cascadia Code" w:hAnsi="Cascadia Code"/>
+        </w:rPr>
+        <w:t>log_data</w:t>
+      </w:r>
+      <w:proofErr w:type="spellEnd"/>
+      <w:r>
+        <w:rPr>
+          <w:rFonts w:ascii="Cascadia Code" w:hAnsi="Cascadia Code"/>
+        </w:rPr>
+        <w:t>:</w:t>
+      </w:r>
+    </w:p>
+    <w:p>
+      <w:pPr>
+        <w:pBdr>
+          <w:top w:val="single" w:sz="4" w:space="1" w:color="auto"/>
+          <w:left w:val="single" w:sz="4" w:space="4" w:color="auto"/>
+          <w:bottom w:val="single" w:sz="4" w:space="1" w:color="auto"/>
+          <w:right w:val="single" w:sz="4" w:space="4" w:color="auto"/>
+        </w:pBdr>
+        <w:spacing w:after="0" w:line="240" w:lineRule="auto"/>
+        <w:rPr>
+          <w:rFonts w:ascii="Cascadia Code" w:hAnsi="Cascadia Code"/>
+        </w:rPr>
+      </w:pPr>
+      <w:r>
+        <w:rPr>
+          <w:rFonts w:ascii="Cascadia Code" w:hAnsi="Cascadia Code"/>
+        </w:rPr>
+        <w:t>        evidence += f"\</w:t>
+      </w:r>
+      <w:proofErr w:type="spellStart"/>
+      <w:r>
+        <w:rPr>
+          <w:rFonts w:ascii="Cascadia Code" w:hAnsi="Cascadia Code"/>
+        </w:rPr>
+        <w:t>nLOG</w:t>
+      </w:r>
+      <w:proofErr w:type="spellEnd"/>
+      <w:r>
+        <w:rPr>
+          <w:rFonts w:ascii="Cascadia Code" w:hAnsi="Cascadia Code"/>
+        </w:rPr>
+        <w:t xml:space="preserve"> ANALYSIS:\n{</w:t>
+      </w:r>
+      <w:proofErr w:type="spellStart"/>
+      <w:r>
+        <w:rPr>
+          <w:rFonts w:ascii="Cascadia Code" w:hAnsi="Cascadia Code"/>
+        </w:rPr>
+        <w:t>log_</w:t>
+      </w:r>
+      <w:proofErr w:type="gramStart"/>
+      <w:r>
+        <w:rPr>
+          <w:rFonts w:ascii="Cascadia Code" w:hAnsi="Cascadia Code"/>
+        </w:rPr>
+        <w:t>data</w:t>
+      </w:r>
+      <w:proofErr w:type="spellEnd"/>
+      <w:r>
+        <w:rPr>
+          <w:rFonts w:ascii="Cascadia Code" w:hAnsi="Cascadia Code"/>
+        </w:rPr>
+        <w:t>}\</w:t>
+      </w:r>
+      <w:proofErr w:type="gramEnd"/>
+      <w:r>
+        <w:rPr>
+          <w:rFonts w:ascii="Cascadia Code" w:hAnsi="Cascadia Code"/>
+        </w:rPr>
+        <w:t>n"</w:t>
+      </w:r>
+    </w:p>
+    <w:p>
+      <w:pPr>
+        <w:pBdr>
+          <w:top w:val="single" w:sz="4" w:space="1" w:color="auto"/>
+          <w:left w:val="single" w:sz="4" w:space="4" w:color="auto"/>
+          <w:bottom w:val="single" w:sz="4" w:space="1" w:color="auto"/>
+          <w:right w:val="single" w:sz="4" w:space="4" w:color="auto"/>
+        </w:pBdr>
+        <w:spacing w:after="0" w:line="240" w:lineRule="auto"/>
+        <w:rPr>
+          <w:rFonts w:ascii="Cascadia Code" w:hAnsi="Cascadia Code"/>
+        </w:rPr>
+      </w:pPr>
+    </w:p>
+    <w:p>
+      <w:pPr>
+        <w:pBdr>
+          <w:top w:val="single" w:sz="4" w:space="1" w:color="auto"/>
+          <w:left w:val="single" w:sz="4" w:space="4" w:color="auto"/>
+          <w:bottom w:val="single" w:sz="4" w:space="1" w:color="auto"/>
+          <w:right w:val="single" w:sz="4" w:space="4" w:color="auto"/>
+        </w:pBdr>
+        <w:spacing w:after="0" w:line="240" w:lineRule="auto"/>
+        <w:rPr>
+          <w:rFonts w:ascii="Cascadia Code" w:hAnsi="Cascadia Code"/>
+        </w:rPr>
+      </w:pPr>
+      <w:r>
+        <w:rPr>
+          <w:rFonts w:ascii="Cascadia Code" w:hAnsi="Cascadia Code"/>
+        </w:rPr>
+        <w:t xml:space="preserve">    if </w:t>
+      </w:r>
+      <w:proofErr w:type="spellStart"/>
+      <w:r>
+        <w:rPr>
+          <w:rFonts w:ascii="Cascadia Code" w:hAnsi="Cascadia Code"/>
+        </w:rPr>
+        <w:t>rag_data</w:t>
+      </w:r>
+      <w:proofErr w:type="spellEnd"/>
+      <w:r>
+        <w:rPr>
+          <w:rFonts w:ascii="Cascadia Code" w:hAnsi="Cascadia Code"/>
+        </w:rPr>
+        <w:t>:</w:t>
+      </w:r>
+    </w:p>
+    <w:p>
+      <w:pPr>
+        <w:pBdr>
+          <w:top w:val="single" w:sz="4" w:space="1" w:color="auto"/>
+          <w:left w:val="single" w:sz="4" w:space="4" w:color="auto"/>
+          <w:bottom w:val="single" w:sz="4" w:space="1" w:color="auto"/>
+          <w:right w:val="single" w:sz="4" w:space="4" w:color="auto"/>
+        </w:pBdr>
+        <w:spacing w:after="0" w:line="240" w:lineRule="auto"/>
+        <w:rPr>
+          <w:rFonts w:ascii="Cascadia Code" w:hAnsi="Cascadia Code"/>
+        </w:rPr>
+      </w:pPr>
+      <w:r>
+        <w:rPr>
+          <w:rFonts w:ascii="Cascadia Code" w:hAnsi="Cascadia Code"/>
+        </w:rPr>
+        <w:t>        evidence += f"\</w:t>
+      </w:r>
+      <w:proofErr w:type="spellStart"/>
+      <w:r>
+        <w:rPr>
+          <w:rFonts w:ascii="Cascadia Code" w:hAnsi="Cascadia Code"/>
+        </w:rPr>
+        <w:t>nINCIDENT</w:t>
+      </w:r>
+      <w:proofErr w:type="spellEnd"/>
+      <w:r>
+        <w:rPr>
+          <w:rFonts w:ascii="Cascadia Code" w:hAnsi="Cascadia Code"/>
+        </w:rPr>
+        <w:t xml:space="preserve"> DESCRIPTION:\n{</w:t>
+      </w:r>
+      <w:proofErr w:type="spellStart"/>
+      <w:r>
+        <w:rPr>
+          <w:rFonts w:ascii="Cascadia Code" w:hAnsi="Cascadia Code"/>
+        </w:rPr>
+        <w:t>rag_</w:t>
+      </w:r>
+      <w:proofErr w:type="gramStart"/>
+      <w:r>
+        <w:rPr>
+          <w:rFonts w:ascii="Cascadia Code" w:hAnsi="Cascadia Code"/>
+        </w:rPr>
+        <w:t>data</w:t>
+      </w:r>
+      <w:proofErr w:type="spellEnd"/>
+      <w:r>
+        <w:rPr>
+          <w:rFonts w:ascii="Cascadia Code" w:hAnsi="Cascadia Code"/>
+        </w:rPr>
+        <w:t>}\</w:t>
+      </w:r>
+      <w:proofErr w:type="gramEnd"/>
+      <w:r>
+        <w:rPr>
+          <w:rFonts w:ascii="Cascadia Code" w:hAnsi="Cascadia Code"/>
+        </w:rPr>
+        <w:t>n"</w:t>
+      </w:r>
+    </w:p>
+    <w:p>
+      <w:pPr>
+        <w:pBdr>
+          <w:top w:val="single" w:sz="4" w:space="1" w:color="auto"/>
+          <w:left w:val="single" w:sz="4" w:space="4" w:color="auto"/>
+          <w:bottom w:val="single" w:sz="4" w:space="1" w:color="auto"/>
+          <w:right w:val="single" w:sz="4" w:space="4" w:color="auto"/>
+        </w:pBdr>
+        <w:spacing w:after="0" w:line="240" w:lineRule="auto"/>
+        <w:rPr>
+          <w:rFonts w:ascii="Cascadia Code" w:hAnsi="Cascadia Code"/>
+        </w:rPr>
+      </w:pPr>
+    </w:p>
+    <w:p>
+      <w:pPr>
+        <w:pBdr>
+          <w:top w:val="single" w:sz="4" w:space="1" w:color="auto"/>
+          <w:left w:val="single" w:sz="4" w:space="4" w:color="auto"/>
+          <w:bottom w:val="single" w:sz="4" w:space="1" w:color="auto"/>
+          <w:right w:val="single" w:sz="4" w:space="4" w:color="auto"/>
+        </w:pBdr>
+        <w:spacing w:after="0" w:line="240" w:lineRule="auto"/>
+        <w:rPr>
+          <w:rFonts w:ascii="Cascadia Code" w:hAnsi="Cascadia Code"/>
+        </w:rPr>
+      </w:pPr>
+      <w:r>
+        <w:rPr>
+          <w:rFonts w:ascii="Cascadia Code" w:hAnsi="Cascadia Code"/>
+        </w:rPr>
+        <w:t xml:space="preserve">    if not </w:t>
+      </w:r>
+      <w:proofErr w:type="spellStart"/>
+      <w:proofErr w:type="gramStart"/>
+      <w:r>
+        <w:rPr>
+          <w:rFonts w:ascii="Cascadia Code" w:hAnsi="Cascadia Code"/>
+        </w:rPr>
+        <w:t>evidence.strip</w:t>
+      </w:r>
+      <w:proofErr w:type="spellEnd"/>
+      <w:proofErr w:type="gramEnd"/>
+      <w:r>
+        <w:rPr>
+          <w:rFonts w:ascii="Cascadia Code" w:hAnsi="Cascadia Code"/>
+        </w:rPr>
+        <w:t>():</w:t>
       </w:r>
     </w:p>
     <w:p>
@@ -12949,7 +14987,35 @@
         <w:rPr>
           <w:rFonts w:ascii="Cascadia Code" w:hAnsi="Cascadia Code"/>
         </w:rPr>
-        <w:t>    return final_answer(query, evidence)</w:t>
+        <w:t xml:space="preserve">    return </w:t>
+      </w:r>
+      <w:proofErr w:type="spellStart"/>
+      <w:r>
+        <w:rPr>
+          <w:rFonts w:ascii="Cascadia Code" w:hAnsi="Cascadia Code"/>
+        </w:rPr>
+        <w:t>final_</w:t>
+      </w:r>
+      <w:proofErr w:type="gramStart"/>
+      <w:r>
+        <w:rPr>
+          <w:rFonts w:ascii="Cascadia Code" w:hAnsi="Cascadia Code"/>
+        </w:rPr>
+        <w:t>answer</w:t>
+      </w:r>
+      <w:proofErr w:type="spellEnd"/>
+      <w:r>
+        <w:rPr>
+          <w:rFonts w:ascii="Cascadia Code" w:hAnsi="Cascadia Code"/>
+        </w:rPr>
+        <w:t>(</w:t>
+      </w:r>
+      <w:proofErr w:type="gramEnd"/>
+      <w:r>
+        <w:rPr>
+          <w:rFonts w:ascii="Cascadia Code" w:hAnsi="Cascadia Code"/>
+        </w:rPr>
+        <w:t>query, evidence)</w:t>
       </w:r>
     </w:p>
     <w:p/>
@@ -13107,7 +15173,14 @@
         <w:rPr>
           <w:rFonts w:ascii="Cascadia Code" w:hAnsi="Cascadia Code"/>
         </w:rPr>
-        <w:t>logs/system_logs.</w:t>
+        <w:t>logs/</w:t>
+      </w:r>
+      <w:proofErr w:type="spellStart"/>
+      <w:r>
+        <w:rPr>
+          <w:rFonts w:ascii="Cascadia Code" w:hAnsi="Cascadia Code"/>
+        </w:rPr>
+        <w:t>system_logs.</w:t>
       </w:r>
       <w:r>
         <w:rPr>
@@ -13115,6 +15188,7 @@
         </w:rPr>
         <w:t>tmp</w:t>
       </w:r>
+      <w:proofErr w:type="spellEnd"/>
     </w:p>
     <w:p>
       <w:pPr>
@@ -13137,27 +15211,49 @@
         </w:numPr>
       </w:pPr>
       <w:r>
-        <w:t>It should a message similar to:</w:t>
-      </w:r>
-    </w:p>
-    <w:p>
-      <w:pPr>
-        <w:pBdr>
-          <w:top w:val="single" w:sz="4" w:space="1" w:color="auto"/>
-          <w:left w:val="single" w:sz="4" w:space="4" w:color="auto"/>
-          <w:bottom w:val="single" w:sz="4" w:space="1" w:color="auto"/>
-          <w:right w:val="single" w:sz="4" w:space="4" w:color="auto"/>
-        </w:pBdr>
-        <w:spacing w:after="0" w:line="240" w:lineRule="auto"/>
-        <w:rPr>
-          <w:rFonts w:ascii="Cascadia Code" w:hAnsi="Cascadia Code"/>
-        </w:rPr>
-      </w:pPr>
-      <w:r>
-        <w:rPr>
-          <w:rFonts w:ascii="Cascadia Code" w:hAnsi="Cascadia Code"/>
-        </w:rPr>
-        <w:t>Log Search Tool failed (attempt 1): [Errno 2] No such file or directory: 'logs/system_logs.txt'</w:t>
+        <w:t xml:space="preserve">It should a message </w:t>
+      </w:r>
+      <w:proofErr w:type="gramStart"/>
+      <w:r>
+        <w:t>similar to</w:t>
+      </w:r>
+      <w:proofErr w:type="gramEnd"/>
+      <w:r>
+        <w:t>:</w:t>
+      </w:r>
+    </w:p>
+    <w:p>
+      <w:pPr>
+        <w:pBdr>
+          <w:top w:val="single" w:sz="4" w:space="1" w:color="auto"/>
+          <w:left w:val="single" w:sz="4" w:space="4" w:color="auto"/>
+          <w:bottom w:val="single" w:sz="4" w:space="1" w:color="auto"/>
+          <w:right w:val="single" w:sz="4" w:space="4" w:color="auto"/>
+        </w:pBdr>
+        <w:spacing w:after="0" w:line="240" w:lineRule="auto"/>
+        <w:rPr>
+          <w:rFonts w:ascii="Cascadia Code" w:hAnsi="Cascadia Code"/>
+        </w:rPr>
+      </w:pPr>
+      <w:r>
+        <w:rPr>
+          <w:rFonts w:ascii="Cascadia Code" w:hAnsi="Cascadia Code"/>
+        </w:rPr>
+        <w:t>Log Search Tool failed (attempt 1): [</w:t>
+      </w:r>
+      <w:proofErr w:type="spellStart"/>
+      <w:r>
+        <w:rPr>
+          <w:rFonts w:ascii="Cascadia Code" w:hAnsi="Cascadia Code"/>
+        </w:rPr>
+        <w:t>Errno</w:t>
+      </w:r>
+      <w:proofErr w:type="spellEnd"/>
+      <w:r>
+        <w:rPr>
+          <w:rFonts w:ascii="Cascadia Code" w:hAnsi="Cascadia Code"/>
+        </w:rPr>
+        <w:t xml:space="preserve"> 2] No such file or directory: 'logs/system_logs.txt'</w:t>
       </w:r>
     </w:p>
     <w:p>
@@ -13187,6 +15283,7 @@
         </w:numPr>
       </w:pPr>
       <w:r>
+        <w:lastRenderedPageBreak/>
         <w:t>Retry the query, and it should work.</w:t>
       </w:r>
     </w:p>
@@ -13194,11 +15291,11 @@
       <w:pPr>
         <w:pStyle w:val="Heading2"/>
       </w:pPr>
-      <w:bookmarkStart w:id="31" w:name="_Toc223537566"/>
+      <w:bookmarkStart w:id="30" w:name="_Toc223537566"/>
       <w:r>
         <w:t>What You Have Now Built</w:t>
       </w:r>
-      <w:bookmarkEnd w:id="31"/>
+      <w:bookmarkEnd w:id="30"/>
     </w:p>
     <w:p>
       <w:r>
@@ -13788,6 +15885,7 @@
         <w:szCs w:val="32"/>
       </w:rPr>
     </w:pPr>
+    <w:proofErr w:type="spellStart"/>
     <w:r>
       <w:rPr>
         <w:b/>
@@ -13795,7 +15893,17 @@
         <w:sz w:val="32"/>
         <w:szCs w:val="32"/>
       </w:rPr>
-      <w:t>ResilienceBot-Agent Lab Tutorial</w:t>
+      <w:t>ResilienceBot</w:t>
+    </w:r>
+    <w:proofErr w:type="spellEnd"/>
+    <w:r>
+      <w:rPr>
+        <w:b/>
+        <w:bCs/>
+        <w:sz w:val="32"/>
+        <w:szCs w:val="32"/>
+      </w:rPr>
+      <w:t>-Agent Lab Tutorial</w:t>
     </w:r>
   </w:p>
 </w:hdr>
@@ -20414,9 +22522,9 @@
   <w:rsids>
     <w:rsidRoot w:val="004A39B0"/>
     <w:rsid w:val="001320D7"/>
-    <w:rsid w:val="00191D4A"/>
     <w:rsid w:val="004A39B0"/>
     <w:rsid w:val="0053072C"/>
+    <w:rsid w:val="005A1FFC"/>
     <w:rsid w:val="005F55AC"/>
     <w:rsid w:val="00B52243"/>
     <w:rsid w:val="00EC6EC2"/>

--- a/ResilienceBot-Agent FLAN-T5 Lab Tutorial.docx
+++ b/ResilienceBot-Agent FLAN-T5 Lab Tutorial.docx
@@ -65,7 +65,7 @@
           <w:r>
             <w:fldChar w:fldCharType="separate"/>
           </w:r>
-          <w:hyperlink w:anchor="_Toc223537535" w:history="1">
+          <w:hyperlink w:anchor="_Toc223542608" w:history="1">
             <w:r>
               <w:rPr>
                 <w:rStyle w:val="Hyperlink"/>
@@ -93,7 +93,7 @@
                 <w:noProof/>
                 <w:webHidden/>
               </w:rPr>
-              <w:instrText xml:space="preserve"> PAGEREF _Toc223537535 \h </w:instrText>
+              <w:instrText xml:space="preserve"> PAGEREF _Toc223542608 \h </w:instrText>
             </w:r>
             <w:r>
               <w:rPr>
@@ -140,7 +140,7 @@
               <w14:ligatures w14:val="standardContextual"/>
             </w:rPr>
           </w:pPr>
-          <w:hyperlink w:anchor="_Toc223537536" w:history="1">
+          <w:hyperlink w:anchor="_Toc223542609" w:history="1">
             <w:r>
               <w:rPr>
                 <w:rStyle w:val="Hyperlink"/>
@@ -168,7 +168,7 @@
                 <w:noProof/>
                 <w:webHidden/>
               </w:rPr>
-              <w:instrText xml:space="preserve"> PAGEREF _Toc223537536 \h </w:instrText>
+              <w:instrText xml:space="preserve"> PAGEREF _Toc223542609 \h </w:instrText>
             </w:r>
             <w:r>
               <w:rPr>
@@ -215,7 +215,7 @@
               <w14:ligatures w14:val="standardContextual"/>
             </w:rPr>
           </w:pPr>
-          <w:hyperlink w:anchor="_Toc223537537" w:history="1">
+          <w:hyperlink w:anchor="_Toc223542610" w:history="1">
             <w:r>
               <w:rPr>
                 <w:rStyle w:val="Hyperlink"/>
@@ -243,7 +243,7 @@
                 <w:noProof/>
                 <w:webHidden/>
               </w:rPr>
-              <w:instrText xml:space="preserve"> PAGEREF _Toc223537537 \h </w:instrText>
+              <w:instrText xml:space="preserve"> PAGEREF _Toc223542610 \h </w:instrText>
             </w:r>
             <w:r>
               <w:rPr>
@@ -290,7 +290,7 @@
               <w14:ligatures w14:val="standardContextual"/>
             </w:rPr>
           </w:pPr>
-          <w:hyperlink w:anchor="_Toc223537538" w:history="1">
+          <w:hyperlink w:anchor="_Toc223542611" w:history="1">
             <w:r>
               <w:rPr>
                 <w:rStyle w:val="Hyperlink"/>
@@ -317,7 +317,7 @@
                 <w:noProof/>
                 <w:webHidden/>
               </w:rPr>
-              <w:instrText xml:space="preserve"> PAGEREF _Toc223537538 \h </w:instrText>
+              <w:instrText xml:space="preserve"> PAGEREF _Toc223542611 \h </w:instrText>
             </w:r>
             <w:r>
               <w:rPr>
@@ -364,7 +364,7 @@
               <w14:ligatures w14:val="standardContextual"/>
             </w:rPr>
           </w:pPr>
-          <w:hyperlink w:anchor="_Toc223537539" w:history="1">
+          <w:hyperlink w:anchor="_Toc223542612" w:history="1">
             <w:r>
               <w:rPr>
                 <w:rStyle w:val="Hyperlink"/>
@@ -392,7 +392,7 @@
                 <w:noProof/>
                 <w:webHidden/>
               </w:rPr>
-              <w:instrText xml:space="preserve"> PAGEREF _Toc223537539 \h </w:instrText>
+              <w:instrText xml:space="preserve"> PAGEREF _Toc223542612 \h </w:instrText>
             </w:r>
             <w:r>
               <w:rPr>
@@ -439,7 +439,7 @@
               <w14:ligatures w14:val="standardContextual"/>
             </w:rPr>
           </w:pPr>
-          <w:hyperlink w:anchor="_Toc223537540" w:history="1">
+          <w:hyperlink w:anchor="_Toc223542613" w:history="1">
             <w:r>
               <w:rPr>
                 <w:rStyle w:val="Hyperlink"/>
@@ -466,7 +466,7 @@
                 <w:noProof/>
                 <w:webHidden/>
               </w:rPr>
-              <w:instrText xml:space="preserve"> PAGEREF _Toc223537540 \h </w:instrText>
+              <w:instrText xml:space="preserve"> PAGEREF _Toc223542613 \h </w:instrText>
             </w:r>
             <w:r>
               <w:rPr>
@@ -513,7 +513,7 @@
               <w14:ligatures w14:val="standardContextual"/>
             </w:rPr>
           </w:pPr>
-          <w:hyperlink w:anchor="_Toc223537541" w:history="1">
+          <w:hyperlink w:anchor="_Toc223542614" w:history="1">
             <w:r>
               <w:rPr>
                 <w:rStyle w:val="Hyperlink"/>
@@ -540,7 +540,7 @@
                 <w:noProof/>
                 <w:webHidden/>
               </w:rPr>
-              <w:instrText xml:space="preserve"> PAGEREF _Toc223537541 \h </w:instrText>
+              <w:instrText xml:space="preserve"> PAGEREF _Toc223542614 \h </w:instrText>
             </w:r>
             <w:r>
               <w:rPr>
@@ -587,7 +587,7 @@
               <w14:ligatures w14:val="standardContextual"/>
             </w:rPr>
           </w:pPr>
-          <w:hyperlink w:anchor="_Toc223537542" w:history="1">
+          <w:hyperlink w:anchor="_Toc223542615" w:history="1">
             <w:r>
               <w:rPr>
                 <w:rStyle w:val="Hyperlink"/>
@@ -614,7 +614,7 @@
                 <w:noProof/>
                 <w:webHidden/>
               </w:rPr>
-              <w:instrText xml:space="preserve"> PAGEREF _Toc223537542 \h </w:instrText>
+              <w:instrText xml:space="preserve"> PAGEREF _Toc223542615 \h </w:instrText>
             </w:r>
             <w:r>
               <w:rPr>
@@ -661,7 +661,7 @@
               <w14:ligatures w14:val="standardContextual"/>
             </w:rPr>
           </w:pPr>
-          <w:hyperlink w:anchor="_Toc223537543" w:history="1">
+          <w:hyperlink w:anchor="_Toc223542616" w:history="1">
             <w:r>
               <w:rPr>
                 <w:rStyle w:val="Hyperlink"/>
@@ -688,7 +688,7 @@
                 <w:noProof/>
                 <w:webHidden/>
               </w:rPr>
-              <w:instrText xml:space="preserve"> PAGEREF _Toc223537543 \h </w:instrText>
+              <w:instrText xml:space="preserve"> PAGEREF _Toc223542616 \h </w:instrText>
             </w:r>
             <w:r>
               <w:rPr>
@@ -735,7 +735,7 @@
               <w14:ligatures w14:val="standardContextual"/>
             </w:rPr>
           </w:pPr>
-          <w:hyperlink w:anchor="_Toc223537544" w:history="1">
+          <w:hyperlink w:anchor="_Toc223542617" w:history="1">
             <w:r>
               <w:rPr>
                 <w:rStyle w:val="Hyperlink"/>
@@ -762,7 +762,7 @@
                 <w:noProof/>
                 <w:webHidden/>
               </w:rPr>
-              <w:instrText xml:space="preserve"> PAGEREF _Toc223537544 \h </w:instrText>
+              <w:instrText xml:space="preserve"> PAGEREF _Toc223542617 \h </w:instrText>
             </w:r>
             <w:r>
               <w:rPr>
@@ -809,14 +809,14 @@
               <w14:ligatures w14:val="standardContextual"/>
             </w:rPr>
           </w:pPr>
-          <w:hyperlink w:anchor="_Toc223537545" w:history="1">
+          <w:hyperlink w:anchor="_Toc223542618" w:history="1">
             <w:r>
               <w:rPr>
                 <w:rStyle w:val="Hyperlink"/>
                 <w:noProof/>
                 <w:lang w:val="en-US"/>
               </w:rPr>
-              <w:t>Labs</w:t>
+              <w:t>Lab 1: Convert RAG Flow into a Simple Agent</w:t>
             </w:r>
             <w:r>
               <w:rPr>
@@ -837,7 +837,7 @@
                 <w:noProof/>
                 <w:webHidden/>
               </w:rPr>
-              <w:instrText xml:space="preserve"> PAGEREF _Toc223537545 \h </w:instrText>
+              <w:instrText xml:space="preserve"> PAGEREF _Toc223542618 \h </w:instrText>
             </w:r>
             <w:r>
               <w:rPr>
@@ -858,6 +858,1419 @@
                 <w:webHidden/>
               </w:rPr>
               <w:t>6</w:t>
+            </w:r>
+            <w:r>
+              <w:rPr>
+                <w:noProof/>
+                <w:webHidden/>
+              </w:rPr>
+              <w:fldChar w:fldCharType="end"/>
+            </w:r>
+          </w:hyperlink>
+        </w:p>
+        <w:p>
+          <w:pPr>
+            <w:pStyle w:val="TOC3"/>
+            <w:tabs>
+              <w:tab w:val="right" w:leader="dot" w:pos="9016"/>
+            </w:tabs>
+            <w:rPr>
+              <w:rFonts w:eastAsiaTheme="minorEastAsia"/>
+              <w:noProof/>
+              <w:kern w:val="2"/>
+              <w:sz w:val="24"/>
+              <w:szCs w:val="24"/>
+              <w:lang w:eastAsia="en-IN"/>
+              <w14:ligatures w14:val="standardContextual"/>
+            </w:rPr>
+          </w:pPr>
+          <w:hyperlink w:anchor="_Toc223542619" w:history="1">
+            <w:r>
+              <w:rPr>
+                <w:rStyle w:val="Hyperlink"/>
+                <w:noProof/>
+              </w:rPr>
+              <w:t>Goal</w:t>
+            </w:r>
+            <w:r>
+              <w:rPr>
+                <w:noProof/>
+                <w:webHidden/>
+              </w:rPr>
+              <w:tab/>
+            </w:r>
+            <w:r>
+              <w:rPr>
+                <w:noProof/>
+                <w:webHidden/>
+              </w:rPr>
+              <w:fldChar w:fldCharType="begin"/>
+            </w:r>
+            <w:r>
+              <w:rPr>
+                <w:noProof/>
+                <w:webHidden/>
+              </w:rPr>
+              <w:instrText xml:space="preserve"> PAGEREF _Toc223542619 \h </w:instrText>
+            </w:r>
+            <w:r>
+              <w:rPr>
+                <w:noProof/>
+                <w:webHidden/>
+              </w:rPr>
+            </w:r>
+            <w:r>
+              <w:rPr>
+                <w:noProof/>
+                <w:webHidden/>
+              </w:rPr>
+              <w:fldChar w:fldCharType="separate"/>
+            </w:r>
+            <w:r>
+              <w:rPr>
+                <w:noProof/>
+                <w:webHidden/>
+              </w:rPr>
+              <w:t>6</w:t>
+            </w:r>
+            <w:r>
+              <w:rPr>
+                <w:noProof/>
+                <w:webHidden/>
+              </w:rPr>
+              <w:fldChar w:fldCharType="end"/>
+            </w:r>
+          </w:hyperlink>
+        </w:p>
+        <w:p>
+          <w:pPr>
+            <w:pStyle w:val="TOC3"/>
+            <w:tabs>
+              <w:tab w:val="right" w:leader="dot" w:pos="9016"/>
+            </w:tabs>
+            <w:rPr>
+              <w:rFonts w:eastAsiaTheme="minorEastAsia"/>
+              <w:noProof/>
+              <w:kern w:val="2"/>
+              <w:sz w:val="24"/>
+              <w:szCs w:val="24"/>
+              <w:lang w:eastAsia="en-IN"/>
+              <w14:ligatures w14:val="standardContextual"/>
+            </w:rPr>
+          </w:pPr>
+          <w:hyperlink w:anchor="_Toc223542620" w:history="1">
+            <w:r>
+              <w:rPr>
+                <w:rStyle w:val="Hyperlink"/>
+                <w:noProof/>
+              </w:rPr>
+              <w:t>Architecture</w:t>
+            </w:r>
+            <w:r>
+              <w:rPr>
+                <w:noProof/>
+                <w:webHidden/>
+              </w:rPr>
+              <w:tab/>
+            </w:r>
+            <w:r>
+              <w:rPr>
+                <w:noProof/>
+                <w:webHidden/>
+              </w:rPr>
+              <w:fldChar w:fldCharType="begin"/>
+            </w:r>
+            <w:r>
+              <w:rPr>
+                <w:noProof/>
+                <w:webHidden/>
+              </w:rPr>
+              <w:instrText xml:space="preserve"> PAGEREF _Toc223542620 \h </w:instrText>
+            </w:r>
+            <w:r>
+              <w:rPr>
+                <w:noProof/>
+                <w:webHidden/>
+              </w:rPr>
+            </w:r>
+            <w:r>
+              <w:rPr>
+                <w:noProof/>
+                <w:webHidden/>
+              </w:rPr>
+              <w:fldChar w:fldCharType="separate"/>
+            </w:r>
+            <w:r>
+              <w:rPr>
+                <w:noProof/>
+                <w:webHidden/>
+              </w:rPr>
+              <w:t>6</w:t>
+            </w:r>
+            <w:r>
+              <w:rPr>
+                <w:noProof/>
+                <w:webHidden/>
+              </w:rPr>
+              <w:fldChar w:fldCharType="end"/>
+            </w:r>
+          </w:hyperlink>
+        </w:p>
+        <w:p>
+          <w:pPr>
+            <w:pStyle w:val="TOC3"/>
+            <w:tabs>
+              <w:tab w:val="right" w:leader="dot" w:pos="9016"/>
+            </w:tabs>
+            <w:rPr>
+              <w:rFonts w:eastAsiaTheme="minorEastAsia"/>
+              <w:noProof/>
+              <w:kern w:val="2"/>
+              <w:sz w:val="24"/>
+              <w:szCs w:val="24"/>
+              <w:lang w:eastAsia="en-IN"/>
+              <w14:ligatures w14:val="standardContextual"/>
+            </w:rPr>
+          </w:pPr>
+          <w:hyperlink w:anchor="_Toc223542621" w:history="1">
+            <w:r>
+              <w:rPr>
+                <w:rStyle w:val="Hyperlink"/>
+                <w:noProof/>
+                <w:lang w:val="en-US"/>
+              </w:rPr>
+              <w:t>Steps</w:t>
+            </w:r>
+            <w:r>
+              <w:rPr>
+                <w:noProof/>
+                <w:webHidden/>
+              </w:rPr>
+              <w:tab/>
+            </w:r>
+            <w:r>
+              <w:rPr>
+                <w:noProof/>
+                <w:webHidden/>
+              </w:rPr>
+              <w:fldChar w:fldCharType="begin"/>
+            </w:r>
+            <w:r>
+              <w:rPr>
+                <w:noProof/>
+                <w:webHidden/>
+              </w:rPr>
+              <w:instrText xml:space="preserve"> PAGEREF _Toc223542621 \h </w:instrText>
+            </w:r>
+            <w:r>
+              <w:rPr>
+                <w:noProof/>
+                <w:webHidden/>
+              </w:rPr>
+            </w:r>
+            <w:r>
+              <w:rPr>
+                <w:noProof/>
+                <w:webHidden/>
+              </w:rPr>
+              <w:fldChar w:fldCharType="separate"/>
+            </w:r>
+            <w:r>
+              <w:rPr>
+                <w:noProof/>
+                <w:webHidden/>
+              </w:rPr>
+              <w:t>6</w:t>
+            </w:r>
+            <w:r>
+              <w:rPr>
+                <w:noProof/>
+                <w:webHidden/>
+              </w:rPr>
+              <w:fldChar w:fldCharType="end"/>
+            </w:r>
+          </w:hyperlink>
+        </w:p>
+        <w:p>
+          <w:pPr>
+            <w:pStyle w:val="TOC1"/>
+            <w:tabs>
+              <w:tab w:val="right" w:leader="dot" w:pos="9016"/>
+            </w:tabs>
+            <w:rPr>
+              <w:rFonts w:eastAsiaTheme="minorEastAsia"/>
+              <w:noProof/>
+              <w:kern w:val="2"/>
+              <w:sz w:val="24"/>
+              <w:szCs w:val="24"/>
+              <w:lang w:eastAsia="en-IN"/>
+              <w14:ligatures w14:val="standardContextual"/>
+            </w:rPr>
+          </w:pPr>
+          <w:hyperlink w:anchor="_Toc223542622" w:history="1">
+            <w:r>
+              <w:rPr>
+                <w:rStyle w:val="Hyperlink"/>
+                <w:noProof/>
+                <w:lang w:val="en-US"/>
+              </w:rPr>
+              <w:t>Lab 2: Integrate SQL Query Tool</w:t>
+            </w:r>
+            <w:r>
+              <w:rPr>
+                <w:noProof/>
+                <w:webHidden/>
+              </w:rPr>
+              <w:tab/>
+            </w:r>
+            <w:r>
+              <w:rPr>
+                <w:noProof/>
+                <w:webHidden/>
+              </w:rPr>
+              <w:fldChar w:fldCharType="begin"/>
+            </w:r>
+            <w:r>
+              <w:rPr>
+                <w:noProof/>
+                <w:webHidden/>
+              </w:rPr>
+              <w:instrText xml:space="preserve"> PAGEREF _Toc223542622 \h </w:instrText>
+            </w:r>
+            <w:r>
+              <w:rPr>
+                <w:noProof/>
+                <w:webHidden/>
+              </w:rPr>
+            </w:r>
+            <w:r>
+              <w:rPr>
+                <w:noProof/>
+                <w:webHidden/>
+              </w:rPr>
+              <w:fldChar w:fldCharType="separate"/>
+            </w:r>
+            <w:r>
+              <w:rPr>
+                <w:noProof/>
+                <w:webHidden/>
+              </w:rPr>
+              <w:t>9</w:t>
+            </w:r>
+            <w:r>
+              <w:rPr>
+                <w:noProof/>
+                <w:webHidden/>
+              </w:rPr>
+              <w:fldChar w:fldCharType="end"/>
+            </w:r>
+          </w:hyperlink>
+        </w:p>
+        <w:p>
+          <w:pPr>
+            <w:pStyle w:val="TOC3"/>
+            <w:tabs>
+              <w:tab w:val="right" w:leader="dot" w:pos="9016"/>
+            </w:tabs>
+            <w:rPr>
+              <w:rFonts w:eastAsiaTheme="minorEastAsia"/>
+              <w:noProof/>
+              <w:kern w:val="2"/>
+              <w:sz w:val="24"/>
+              <w:szCs w:val="24"/>
+              <w:lang w:eastAsia="en-IN"/>
+              <w14:ligatures w14:val="standardContextual"/>
+            </w:rPr>
+          </w:pPr>
+          <w:hyperlink w:anchor="_Toc223542623" w:history="1">
+            <w:r>
+              <w:rPr>
+                <w:rStyle w:val="Hyperlink"/>
+                <w:noProof/>
+              </w:rPr>
+              <w:t>Goal</w:t>
+            </w:r>
+            <w:r>
+              <w:rPr>
+                <w:noProof/>
+                <w:webHidden/>
+              </w:rPr>
+              <w:tab/>
+            </w:r>
+            <w:r>
+              <w:rPr>
+                <w:noProof/>
+                <w:webHidden/>
+              </w:rPr>
+              <w:fldChar w:fldCharType="begin"/>
+            </w:r>
+            <w:r>
+              <w:rPr>
+                <w:noProof/>
+                <w:webHidden/>
+              </w:rPr>
+              <w:instrText xml:space="preserve"> PAGEREF _Toc223542623 \h </w:instrText>
+            </w:r>
+            <w:r>
+              <w:rPr>
+                <w:noProof/>
+                <w:webHidden/>
+              </w:rPr>
+            </w:r>
+            <w:r>
+              <w:rPr>
+                <w:noProof/>
+                <w:webHidden/>
+              </w:rPr>
+              <w:fldChar w:fldCharType="separate"/>
+            </w:r>
+            <w:r>
+              <w:rPr>
+                <w:noProof/>
+                <w:webHidden/>
+              </w:rPr>
+              <w:t>9</w:t>
+            </w:r>
+            <w:r>
+              <w:rPr>
+                <w:noProof/>
+                <w:webHidden/>
+              </w:rPr>
+              <w:fldChar w:fldCharType="end"/>
+            </w:r>
+          </w:hyperlink>
+        </w:p>
+        <w:p>
+          <w:pPr>
+            <w:pStyle w:val="TOC3"/>
+            <w:tabs>
+              <w:tab w:val="right" w:leader="dot" w:pos="9016"/>
+            </w:tabs>
+            <w:rPr>
+              <w:rFonts w:eastAsiaTheme="minorEastAsia"/>
+              <w:noProof/>
+              <w:kern w:val="2"/>
+              <w:sz w:val="24"/>
+              <w:szCs w:val="24"/>
+              <w:lang w:eastAsia="en-IN"/>
+              <w14:ligatures w14:val="standardContextual"/>
+            </w:rPr>
+          </w:pPr>
+          <w:hyperlink w:anchor="_Toc223542624" w:history="1">
+            <w:r>
+              <w:rPr>
+                <w:rStyle w:val="Hyperlink"/>
+                <w:noProof/>
+              </w:rPr>
+              <w:t>Architecture</w:t>
+            </w:r>
+            <w:r>
+              <w:rPr>
+                <w:noProof/>
+                <w:webHidden/>
+              </w:rPr>
+              <w:tab/>
+            </w:r>
+            <w:r>
+              <w:rPr>
+                <w:noProof/>
+                <w:webHidden/>
+              </w:rPr>
+              <w:fldChar w:fldCharType="begin"/>
+            </w:r>
+            <w:r>
+              <w:rPr>
+                <w:noProof/>
+                <w:webHidden/>
+              </w:rPr>
+              <w:instrText xml:space="preserve"> PAGEREF _Toc223542624 \h </w:instrText>
+            </w:r>
+            <w:r>
+              <w:rPr>
+                <w:noProof/>
+                <w:webHidden/>
+              </w:rPr>
+            </w:r>
+            <w:r>
+              <w:rPr>
+                <w:noProof/>
+                <w:webHidden/>
+              </w:rPr>
+              <w:fldChar w:fldCharType="separate"/>
+            </w:r>
+            <w:r>
+              <w:rPr>
+                <w:noProof/>
+                <w:webHidden/>
+              </w:rPr>
+              <w:t>9</w:t>
+            </w:r>
+            <w:r>
+              <w:rPr>
+                <w:noProof/>
+                <w:webHidden/>
+              </w:rPr>
+              <w:fldChar w:fldCharType="end"/>
+            </w:r>
+          </w:hyperlink>
+        </w:p>
+        <w:p>
+          <w:pPr>
+            <w:pStyle w:val="TOC3"/>
+            <w:tabs>
+              <w:tab w:val="right" w:leader="dot" w:pos="9016"/>
+            </w:tabs>
+            <w:rPr>
+              <w:rFonts w:eastAsiaTheme="minorEastAsia"/>
+              <w:noProof/>
+              <w:kern w:val="2"/>
+              <w:sz w:val="24"/>
+              <w:szCs w:val="24"/>
+              <w:lang w:eastAsia="en-IN"/>
+              <w14:ligatures w14:val="standardContextual"/>
+            </w:rPr>
+          </w:pPr>
+          <w:hyperlink w:anchor="_Toc223542625" w:history="1">
+            <w:r>
+              <w:rPr>
+                <w:rStyle w:val="Hyperlink"/>
+                <w:noProof/>
+              </w:rPr>
+              <w:t>Project Structure</w:t>
+            </w:r>
+            <w:r>
+              <w:rPr>
+                <w:noProof/>
+                <w:webHidden/>
+              </w:rPr>
+              <w:tab/>
+            </w:r>
+            <w:r>
+              <w:rPr>
+                <w:noProof/>
+                <w:webHidden/>
+              </w:rPr>
+              <w:fldChar w:fldCharType="begin"/>
+            </w:r>
+            <w:r>
+              <w:rPr>
+                <w:noProof/>
+                <w:webHidden/>
+              </w:rPr>
+              <w:instrText xml:space="preserve"> PAGEREF _Toc223542625 \h </w:instrText>
+            </w:r>
+            <w:r>
+              <w:rPr>
+                <w:noProof/>
+                <w:webHidden/>
+              </w:rPr>
+            </w:r>
+            <w:r>
+              <w:rPr>
+                <w:noProof/>
+                <w:webHidden/>
+              </w:rPr>
+              <w:fldChar w:fldCharType="separate"/>
+            </w:r>
+            <w:r>
+              <w:rPr>
+                <w:noProof/>
+                <w:webHidden/>
+              </w:rPr>
+              <w:t>9</w:t>
+            </w:r>
+            <w:r>
+              <w:rPr>
+                <w:noProof/>
+                <w:webHidden/>
+              </w:rPr>
+              <w:fldChar w:fldCharType="end"/>
+            </w:r>
+          </w:hyperlink>
+        </w:p>
+        <w:p>
+          <w:pPr>
+            <w:pStyle w:val="TOC3"/>
+            <w:tabs>
+              <w:tab w:val="right" w:leader="dot" w:pos="9016"/>
+            </w:tabs>
+            <w:rPr>
+              <w:rFonts w:eastAsiaTheme="minorEastAsia"/>
+              <w:noProof/>
+              <w:kern w:val="2"/>
+              <w:sz w:val="24"/>
+              <w:szCs w:val="24"/>
+              <w:lang w:eastAsia="en-IN"/>
+              <w14:ligatures w14:val="standardContextual"/>
+            </w:rPr>
+          </w:pPr>
+          <w:hyperlink w:anchor="_Toc223542626" w:history="1">
+            <w:r>
+              <w:rPr>
+                <w:rStyle w:val="Hyperlink"/>
+                <w:noProof/>
+                <w:lang w:val="en-US"/>
+              </w:rPr>
+              <w:t>Steps</w:t>
+            </w:r>
+            <w:r>
+              <w:rPr>
+                <w:noProof/>
+                <w:webHidden/>
+              </w:rPr>
+              <w:tab/>
+            </w:r>
+            <w:r>
+              <w:rPr>
+                <w:noProof/>
+                <w:webHidden/>
+              </w:rPr>
+              <w:fldChar w:fldCharType="begin"/>
+            </w:r>
+            <w:r>
+              <w:rPr>
+                <w:noProof/>
+                <w:webHidden/>
+              </w:rPr>
+              <w:instrText xml:space="preserve"> PAGEREF _Toc223542626 \h </w:instrText>
+            </w:r>
+            <w:r>
+              <w:rPr>
+                <w:noProof/>
+                <w:webHidden/>
+              </w:rPr>
+            </w:r>
+            <w:r>
+              <w:rPr>
+                <w:noProof/>
+                <w:webHidden/>
+              </w:rPr>
+              <w:fldChar w:fldCharType="separate"/>
+            </w:r>
+            <w:r>
+              <w:rPr>
+                <w:noProof/>
+                <w:webHidden/>
+              </w:rPr>
+              <w:t>10</w:t>
+            </w:r>
+            <w:r>
+              <w:rPr>
+                <w:noProof/>
+                <w:webHidden/>
+              </w:rPr>
+              <w:fldChar w:fldCharType="end"/>
+            </w:r>
+          </w:hyperlink>
+        </w:p>
+        <w:p>
+          <w:pPr>
+            <w:pStyle w:val="TOC1"/>
+            <w:tabs>
+              <w:tab w:val="right" w:leader="dot" w:pos="9016"/>
+            </w:tabs>
+            <w:rPr>
+              <w:rFonts w:eastAsiaTheme="minorEastAsia"/>
+              <w:noProof/>
+              <w:kern w:val="2"/>
+              <w:sz w:val="24"/>
+              <w:szCs w:val="24"/>
+              <w:lang w:eastAsia="en-IN"/>
+              <w14:ligatures w14:val="standardContextual"/>
+            </w:rPr>
+          </w:pPr>
+          <w:hyperlink w:anchor="_Toc223542627" w:history="1">
+            <w:r>
+              <w:rPr>
+                <w:rStyle w:val="Hyperlink"/>
+                <w:noProof/>
+                <w:lang w:val="en-US"/>
+              </w:rPr>
+              <w:t>Lab 3: Integrate Log Search Tool</w:t>
+            </w:r>
+            <w:r>
+              <w:rPr>
+                <w:noProof/>
+                <w:webHidden/>
+              </w:rPr>
+              <w:tab/>
+            </w:r>
+            <w:r>
+              <w:rPr>
+                <w:noProof/>
+                <w:webHidden/>
+              </w:rPr>
+              <w:fldChar w:fldCharType="begin"/>
+            </w:r>
+            <w:r>
+              <w:rPr>
+                <w:noProof/>
+                <w:webHidden/>
+              </w:rPr>
+              <w:instrText xml:space="preserve"> PAGEREF _Toc223542627 \h </w:instrText>
+            </w:r>
+            <w:r>
+              <w:rPr>
+                <w:noProof/>
+                <w:webHidden/>
+              </w:rPr>
+            </w:r>
+            <w:r>
+              <w:rPr>
+                <w:noProof/>
+                <w:webHidden/>
+              </w:rPr>
+              <w:fldChar w:fldCharType="separate"/>
+            </w:r>
+            <w:r>
+              <w:rPr>
+                <w:noProof/>
+                <w:webHidden/>
+              </w:rPr>
+              <w:t>11</w:t>
+            </w:r>
+            <w:r>
+              <w:rPr>
+                <w:noProof/>
+                <w:webHidden/>
+              </w:rPr>
+              <w:fldChar w:fldCharType="end"/>
+            </w:r>
+          </w:hyperlink>
+        </w:p>
+        <w:p>
+          <w:pPr>
+            <w:pStyle w:val="TOC3"/>
+            <w:tabs>
+              <w:tab w:val="right" w:leader="dot" w:pos="9016"/>
+            </w:tabs>
+            <w:rPr>
+              <w:rFonts w:eastAsiaTheme="minorEastAsia"/>
+              <w:noProof/>
+              <w:kern w:val="2"/>
+              <w:sz w:val="24"/>
+              <w:szCs w:val="24"/>
+              <w:lang w:eastAsia="en-IN"/>
+              <w14:ligatures w14:val="standardContextual"/>
+            </w:rPr>
+          </w:pPr>
+          <w:hyperlink w:anchor="_Toc223542628" w:history="1">
+            <w:r>
+              <w:rPr>
+                <w:rStyle w:val="Hyperlink"/>
+                <w:noProof/>
+              </w:rPr>
+              <w:t>Goal</w:t>
+            </w:r>
+            <w:r>
+              <w:rPr>
+                <w:noProof/>
+                <w:webHidden/>
+              </w:rPr>
+              <w:tab/>
+            </w:r>
+            <w:r>
+              <w:rPr>
+                <w:noProof/>
+                <w:webHidden/>
+              </w:rPr>
+              <w:fldChar w:fldCharType="begin"/>
+            </w:r>
+            <w:r>
+              <w:rPr>
+                <w:noProof/>
+                <w:webHidden/>
+              </w:rPr>
+              <w:instrText xml:space="preserve"> PAGEREF _Toc223542628 \h </w:instrText>
+            </w:r>
+            <w:r>
+              <w:rPr>
+                <w:noProof/>
+                <w:webHidden/>
+              </w:rPr>
+            </w:r>
+            <w:r>
+              <w:rPr>
+                <w:noProof/>
+                <w:webHidden/>
+              </w:rPr>
+              <w:fldChar w:fldCharType="separate"/>
+            </w:r>
+            <w:r>
+              <w:rPr>
+                <w:noProof/>
+                <w:webHidden/>
+              </w:rPr>
+              <w:t>11</w:t>
+            </w:r>
+            <w:r>
+              <w:rPr>
+                <w:noProof/>
+                <w:webHidden/>
+              </w:rPr>
+              <w:fldChar w:fldCharType="end"/>
+            </w:r>
+          </w:hyperlink>
+        </w:p>
+        <w:p>
+          <w:pPr>
+            <w:pStyle w:val="TOC3"/>
+            <w:tabs>
+              <w:tab w:val="right" w:leader="dot" w:pos="9016"/>
+            </w:tabs>
+            <w:rPr>
+              <w:rFonts w:eastAsiaTheme="minorEastAsia"/>
+              <w:noProof/>
+              <w:kern w:val="2"/>
+              <w:sz w:val="24"/>
+              <w:szCs w:val="24"/>
+              <w:lang w:eastAsia="en-IN"/>
+              <w14:ligatures w14:val="standardContextual"/>
+            </w:rPr>
+          </w:pPr>
+          <w:hyperlink w:anchor="_Toc223542629" w:history="1">
+            <w:r>
+              <w:rPr>
+                <w:rStyle w:val="Hyperlink"/>
+                <w:noProof/>
+              </w:rPr>
+              <w:t>Architecture</w:t>
+            </w:r>
+            <w:r>
+              <w:rPr>
+                <w:noProof/>
+                <w:webHidden/>
+              </w:rPr>
+              <w:tab/>
+            </w:r>
+            <w:r>
+              <w:rPr>
+                <w:noProof/>
+                <w:webHidden/>
+              </w:rPr>
+              <w:fldChar w:fldCharType="begin"/>
+            </w:r>
+            <w:r>
+              <w:rPr>
+                <w:noProof/>
+                <w:webHidden/>
+              </w:rPr>
+              <w:instrText xml:space="preserve"> PAGEREF _Toc223542629 \h </w:instrText>
+            </w:r>
+            <w:r>
+              <w:rPr>
+                <w:noProof/>
+                <w:webHidden/>
+              </w:rPr>
+            </w:r>
+            <w:r>
+              <w:rPr>
+                <w:noProof/>
+                <w:webHidden/>
+              </w:rPr>
+              <w:fldChar w:fldCharType="separate"/>
+            </w:r>
+            <w:r>
+              <w:rPr>
+                <w:noProof/>
+                <w:webHidden/>
+              </w:rPr>
+              <w:t>11</w:t>
+            </w:r>
+            <w:r>
+              <w:rPr>
+                <w:noProof/>
+                <w:webHidden/>
+              </w:rPr>
+              <w:fldChar w:fldCharType="end"/>
+            </w:r>
+          </w:hyperlink>
+        </w:p>
+        <w:p>
+          <w:pPr>
+            <w:pStyle w:val="TOC3"/>
+            <w:tabs>
+              <w:tab w:val="right" w:leader="dot" w:pos="9016"/>
+            </w:tabs>
+            <w:rPr>
+              <w:rFonts w:eastAsiaTheme="minorEastAsia"/>
+              <w:noProof/>
+              <w:kern w:val="2"/>
+              <w:sz w:val="24"/>
+              <w:szCs w:val="24"/>
+              <w:lang w:eastAsia="en-IN"/>
+              <w14:ligatures w14:val="standardContextual"/>
+            </w:rPr>
+          </w:pPr>
+          <w:hyperlink w:anchor="_Toc223542630" w:history="1">
+            <w:r>
+              <w:rPr>
+                <w:rStyle w:val="Hyperlink"/>
+                <w:noProof/>
+              </w:rPr>
+              <w:t>Updated Folder Structure</w:t>
+            </w:r>
+            <w:r>
+              <w:rPr>
+                <w:noProof/>
+                <w:webHidden/>
+              </w:rPr>
+              <w:tab/>
+            </w:r>
+            <w:r>
+              <w:rPr>
+                <w:noProof/>
+                <w:webHidden/>
+              </w:rPr>
+              <w:fldChar w:fldCharType="begin"/>
+            </w:r>
+            <w:r>
+              <w:rPr>
+                <w:noProof/>
+                <w:webHidden/>
+              </w:rPr>
+              <w:instrText xml:space="preserve"> PAGEREF _Toc223542630 \h </w:instrText>
+            </w:r>
+            <w:r>
+              <w:rPr>
+                <w:noProof/>
+                <w:webHidden/>
+              </w:rPr>
+            </w:r>
+            <w:r>
+              <w:rPr>
+                <w:noProof/>
+                <w:webHidden/>
+              </w:rPr>
+              <w:fldChar w:fldCharType="separate"/>
+            </w:r>
+            <w:r>
+              <w:rPr>
+                <w:noProof/>
+                <w:webHidden/>
+              </w:rPr>
+              <w:t>11</w:t>
+            </w:r>
+            <w:r>
+              <w:rPr>
+                <w:noProof/>
+                <w:webHidden/>
+              </w:rPr>
+              <w:fldChar w:fldCharType="end"/>
+            </w:r>
+          </w:hyperlink>
+        </w:p>
+        <w:p>
+          <w:pPr>
+            <w:pStyle w:val="TOC3"/>
+            <w:tabs>
+              <w:tab w:val="right" w:leader="dot" w:pos="9016"/>
+            </w:tabs>
+            <w:rPr>
+              <w:rFonts w:eastAsiaTheme="minorEastAsia"/>
+              <w:noProof/>
+              <w:kern w:val="2"/>
+              <w:sz w:val="24"/>
+              <w:szCs w:val="24"/>
+              <w:lang w:eastAsia="en-IN"/>
+              <w14:ligatures w14:val="standardContextual"/>
+            </w:rPr>
+          </w:pPr>
+          <w:hyperlink w:anchor="_Toc223542631" w:history="1">
+            <w:r>
+              <w:rPr>
+                <w:rStyle w:val="Hyperlink"/>
+                <w:noProof/>
+              </w:rPr>
+              <w:t>Steps</w:t>
+            </w:r>
+            <w:r>
+              <w:rPr>
+                <w:noProof/>
+                <w:webHidden/>
+              </w:rPr>
+              <w:tab/>
+            </w:r>
+            <w:r>
+              <w:rPr>
+                <w:noProof/>
+                <w:webHidden/>
+              </w:rPr>
+              <w:fldChar w:fldCharType="begin"/>
+            </w:r>
+            <w:r>
+              <w:rPr>
+                <w:noProof/>
+                <w:webHidden/>
+              </w:rPr>
+              <w:instrText xml:space="preserve"> PAGEREF _Toc223542631 \h </w:instrText>
+            </w:r>
+            <w:r>
+              <w:rPr>
+                <w:noProof/>
+                <w:webHidden/>
+              </w:rPr>
+            </w:r>
+            <w:r>
+              <w:rPr>
+                <w:noProof/>
+                <w:webHidden/>
+              </w:rPr>
+              <w:fldChar w:fldCharType="separate"/>
+            </w:r>
+            <w:r>
+              <w:rPr>
+                <w:noProof/>
+                <w:webHidden/>
+              </w:rPr>
+              <w:t>12</w:t>
+            </w:r>
+            <w:r>
+              <w:rPr>
+                <w:noProof/>
+                <w:webHidden/>
+              </w:rPr>
+              <w:fldChar w:fldCharType="end"/>
+            </w:r>
+          </w:hyperlink>
+        </w:p>
+        <w:p>
+          <w:pPr>
+            <w:pStyle w:val="TOC1"/>
+            <w:tabs>
+              <w:tab w:val="right" w:leader="dot" w:pos="9016"/>
+            </w:tabs>
+            <w:rPr>
+              <w:rFonts w:eastAsiaTheme="minorEastAsia"/>
+              <w:noProof/>
+              <w:kern w:val="2"/>
+              <w:sz w:val="24"/>
+              <w:szCs w:val="24"/>
+              <w:lang w:eastAsia="en-IN"/>
+              <w14:ligatures w14:val="standardContextual"/>
+            </w:rPr>
+          </w:pPr>
+          <w:hyperlink w:anchor="_Toc223542632" w:history="1">
+            <w:r>
+              <w:rPr>
+                <w:rStyle w:val="Hyperlink"/>
+                <w:noProof/>
+                <w:lang w:val="en-US"/>
+              </w:rPr>
+              <w:t>Lab 4: Multi-Step Agent Workflow</w:t>
+            </w:r>
+            <w:r>
+              <w:rPr>
+                <w:noProof/>
+                <w:webHidden/>
+              </w:rPr>
+              <w:tab/>
+            </w:r>
+            <w:r>
+              <w:rPr>
+                <w:noProof/>
+                <w:webHidden/>
+              </w:rPr>
+              <w:fldChar w:fldCharType="begin"/>
+            </w:r>
+            <w:r>
+              <w:rPr>
+                <w:noProof/>
+                <w:webHidden/>
+              </w:rPr>
+              <w:instrText xml:space="preserve"> PAGEREF _Toc223542632 \h </w:instrText>
+            </w:r>
+            <w:r>
+              <w:rPr>
+                <w:noProof/>
+                <w:webHidden/>
+              </w:rPr>
+            </w:r>
+            <w:r>
+              <w:rPr>
+                <w:noProof/>
+                <w:webHidden/>
+              </w:rPr>
+              <w:fldChar w:fldCharType="separate"/>
+            </w:r>
+            <w:r>
+              <w:rPr>
+                <w:noProof/>
+                <w:webHidden/>
+              </w:rPr>
+              <w:t>14</w:t>
+            </w:r>
+            <w:r>
+              <w:rPr>
+                <w:noProof/>
+                <w:webHidden/>
+              </w:rPr>
+              <w:fldChar w:fldCharType="end"/>
+            </w:r>
+          </w:hyperlink>
+        </w:p>
+        <w:p>
+          <w:pPr>
+            <w:pStyle w:val="TOC3"/>
+            <w:tabs>
+              <w:tab w:val="right" w:leader="dot" w:pos="9016"/>
+            </w:tabs>
+            <w:rPr>
+              <w:rFonts w:eastAsiaTheme="minorEastAsia"/>
+              <w:noProof/>
+              <w:kern w:val="2"/>
+              <w:sz w:val="24"/>
+              <w:szCs w:val="24"/>
+              <w:lang w:eastAsia="en-IN"/>
+              <w14:ligatures w14:val="standardContextual"/>
+            </w:rPr>
+          </w:pPr>
+          <w:hyperlink w:anchor="_Toc223542633" w:history="1">
+            <w:r>
+              <w:rPr>
+                <w:rStyle w:val="Hyperlink"/>
+                <w:noProof/>
+              </w:rPr>
+              <w:t>Architecture</w:t>
+            </w:r>
+            <w:r>
+              <w:rPr>
+                <w:noProof/>
+                <w:webHidden/>
+              </w:rPr>
+              <w:tab/>
+            </w:r>
+            <w:r>
+              <w:rPr>
+                <w:noProof/>
+                <w:webHidden/>
+              </w:rPr>
+              <w:fldChar w:fldCharType="begin"/>
+            </w:r>
+            <w:r>
+              <w:rPr>
+                <w:noProof/>
+                <w:webHidden/>
+              </w:rPr>
+              <w:instrText xml:space="preserve"> PAGEREF _Toc223542633 \h </w:instrText>
+            </w:r>
+            <w:r>
+              <w:rPr>
+                <w:noProof/>
+                <w:webHidden/>
+              </w:rPr>
+            </w:r>
+            <w:r>
+              <w:rPr>
+                <w:noProof/>
+                <w:webHidden/>
+              </w:rPr>
+              <w:fldChar w:fldCharType="separate"/>
+            </w:r>
+            <w:r>
+              <w:rPr>
+                <w:noProof/>
+                <w:webHidden/>
+              </w:rPr>
+              <w:t>14</w:t>
+            </w:r>
+            <w:r>
+              <w:rPr>
+                <w:noProof/>
+                <w:webHidden/>
+              </w:rPr>
+              <w:fldChar w:fldCharType="end"/>
+            </w:r>
+          </w:hyperlink>
+        </w:p>
+        <w:p>
+          <w:pPr>
+            <w:pStyle w:val="TOC3"/>
+            <w:tabs>
+              <w:tab w:val="right" w:leader="dot" w:pos="9016"/>
+            </w:tabs>
+            <w:rPr>
+              <w:rFonts w:eastAsiaTheme="minorEastAsia"/>
+              <w:noProof/>
+              <w:kern w:val="2"/>
+              <w:sz w:val="24"/>
+              <w:szCs w:val="24"/>
+              <w:lang w:eastAsia="en-IN"/>
+              <w14:ligatures w14:val="standardContextual"/>
+            </w:rPr>
+          </w:pPr>
+          <w:hyperlink w:anchor="_Toc223542634" w:history="1">
+            <w:r>
+              <w:rPr>
+                <w:rStyle w:val="Hyperlink"/>
+                <w:noProof/>
+                <w:lang w:val="en-US"/>
+              </w:rPr>
+              <w:t>Steps</w:t>
+            </w:r>
+            <w:r>
+              <w:rPr>
+                <w:noProof/>
+                <w:webHidden/>
+              </w:rPr>
+              <w:tab/>
+            </w:r>
+            <w:r>
+              <w:rPr>
+                <w:noProof/>
+                <w:webHidden/>
+              </w:rPr>
+              <w:fldChar w:fldCharType="begin"/>
+            </w:r>
+            <w:r>
+              <w:rPr>
+                <w:noProof/>
+                <w:webHidden/>
+              </w:rPr>
+              <w:instrText xml:space="preserve"> PAGEREF _Toc223542634 \h </w:instrText>
+            </w:r>
+            <w:r>
+              <w:rPr>
+                <w:noProof/>
+                <w:webHidden/>
+              </w:rPr>
+            </w:r>
+            <w:r>
+              <w:rPr>
+                <w:noProof/>
+                <w:webHidden/>
+              </w:rPr>
+              <w:fldChar w:fldCharType="separate"/>
+            </w:r>
+            <w:r>
+              <w:rPr>
+                <w:noProof/>
+                <w:webHidden/>
+              </w:rPr>
+              <w:t>14</w:t>
+            </w:r>
+            <w:r>
+              <w:rPr>
+                <w:noProof/>
+                <w:webHidden/>
+              </w:rPr>
+              <w:fldChar w:fldCharType="end"/>
+            </w:r>
+          </w:hyperlink>
+        </w:p>
+        <w:p>
+          <w:pPr>
+            <w:pStyle w:val="TOC1"/>
+            <w:tabs>
+              <w:tab w:val="right" w:leader="dot" w:pos="9016"/>
+            </w:tabs>
+            <w:rPr>
+              <w:rFonts w:eastAsiaTheme="minorEastAsia"/>
+              <w:noProof/>
+              <w:kern w:val="2"/>
+              <w:sz w:val="24"/>
+              <w:szCs w:val="24"/>
+              <w:lang w:eastAsia="en-IN"/>
+              <w14:ligatures w14:val="standardContextual"/>
+            </w:rPr>
+          </w:pPr>
+          <w:hyperlink w:anchor="_Toc223542635" w:history="1">
+            <w:r>
+              <w:rPr>
+                <w:rStyle w:val="Hyperlink"/>
+                <w:noProof/>
+              </w:rPr>
+              <w:t>Lab 5: Tool Failure &amp; Fallback Handling</w:t>
+            </w:r>
+            <w:r>
+              <w:rPr>
+                <w:noProof/>
+                <w:webHidden/>
+              </w:rPr>
+              <w:tab/>
+            </w:r>
+            <w:r>
+              <w:rPr>
+                <w:noProof/>
+                <w:webHidden/>
+              </w:rPr>
+              <w:fldChar w:fldCharType="begin"/>
+            </w:r>
+            <w:r>
+              <w:rPr>
+                <w:noProof/>
+                <w:webHidden/>
+              </w:rPr>
+              <w:instrText xml:space="preserve"> PAGEREF _Toc223542635 \h </w:instrText>
+            </w:r>
+            <w:r>
+              <w:rPr>
+                <w:noProof/>
+                <w:webHidden/>
+              </w:rPr>
+            </w:r>
+            <w:r>
+              <w:rPr>
+                <w:noProof/>
+                <w:webHidden/>
+              </w:rPr>
+              <w:fldChar w:fldCharType="separate"/>
+            </w:r>
+            <w:r>
+              <w:rPr>
+                <w:noProof/>
+                <w:webHidden/>
+              </w:rPr>
+              <w:t>16</w:t>
+            </w:r>
+            <w:r>
+              <w:rPr>
+                <w:noProof/>
+                <w:webHidden/>
+              </w:rPr>
+              <w:fldChar w:fldCharType="end"/>
+            </w:r>
+          </w:hyperlink>
+        </w:p>
+        <w:p>
+          <w:pPr>
+            <w:pStyle w:val="TOC3"/>
+            <w:tabs>
+              <w:tab w:val="right" w:leader="dot" w:pos="9016"/>
+            </w:tabs>
+            <w:rPr>
+              <w:rFonts w:eastAsiaTheme="minorEastAsia"/>
+              <w:noProof/>
+              <w:kern w:val="2"/>
+              <w:sz w:val="24"/>
+              <w:szCs w:val="24"/>
+              <w:lang w:eastAsia="en-IN"/>
+              <w14:ligatures w14:val="standardContextual"/>
+            </w:rPr>
+          </w:pPr>
+          <w:hyperlink w:anchor="_Toc223542636" w:history="1">
+            <w:r>
+              <w:rPr>
+                <w:rStyle w:val="Hyperlink"/>
+                <w:noProof/>
+              </w:rPr>
+              <w:t>Architecture</w:t>
+            </w:r>
+            <w:r>
+              <w:rPr>
+                <w:noProof/>
+                <w:webHidden/>
+              </w:rPr>
+              <w:tab/>
+            </w:r>
+            <w:r>
+              <w:rPr>
+                <w:noProof/>
+                <w:webHidden/>
+              </w:rPr>
+              <w:fldChar w:fldCharType="begin"/>
+            </w:r>
+            <w:r>
+              <w:rPr>
+                <w:noProof/>
+                <w:webHidden/>
+              </w:rPr>
+              <w:instrText xml:space="preserve"> PAGEREF _Toc223542636 \h </w:instrText>
+            </w:r>
+            <w:r>
+              <w:rPr>
+                <w:noProof/>
+                <w:webHidden/>
+              </w:rPr>
+            </w:r>
+            <w:r>
+              <w:rPr>
+                <w:noProof/>
+                <w:webHidden/>
+              </w:rPr>
+              <w:fldChar w:fldCharType="separate"/>
+            </w:r>
+            <w:r>
+              <w:rPr>
+                <w:noProof/>
+                <w:webHidden/>
+              </w:rPr>
+              <w:t>16</w:t>
+            </w:r>
+            <w:r>
+              <w:rPr>
+                <w:noProof/>
+                <w:webHidden/>
+              </w:rPr>
+              <w:fldChar w:fldCharType="end"/>
+            </w:r>
+          </w:hyperlink>
+        </w:p>
+        <w:p>
+          <w:pPr>
+            <w:pStyle w:val="TOC3"/>
+            <w:tabs>
+              <w:tab w:val="right" w:leader="dot" w:pos="9016"/>
+            </w:tabs>
+            <w:rPr>
+              <w:rFonts w:eastAsiaTheme="minorEastAsia"/>
+              <w:noProof/>
+              <w:kern w:val="2"/>
+              <w:sz w:val="24"/>
+              <w:szCs w:val="24"/>
+              <w:lang w:eastAsia="en-IN"/>
+              <w14:ligatures w14:val="standardContextual"/>
+            </w:rPr>
+          </w:pPr>
+          <w:hyperlink w:anchor="_Toc223542637" w:history="1">
+            <w:r>
+              <w:rPr>
+                <w:rStyle w:val="Hyperlink"/>
+                <w:noProof/>
+                <w:lang w:val="en-US"/>
+              </w:rPr>
+              <w:t>Steps</w:t>
+            </w:r>
+            <w:r>
+              <w:rPr>
+                <w:noProof/>
+                <w:webHidden/>
+              </w:rPr>
+              <w:tab/>
+            </w:r>
+            <w:r>
+              <w:rPr>
+                <w:noProof/>
+                <w:webHidden/>
+              </w:rPr>
+              <w:fldChar w:fldCharType="begin"/>
+            </w:r>
+            <w:r>
+              <w:rPr>
+                <w:noProof/>
+                <w:webHidden/>
+              </w:rPr>
+              <w:instrText xml:space="preserve"> PAGEREF _Toc223542637 \h </w:instrText>
+            </w:r>
+            <w:r>
+              <w:rPr>
+                <w:noProof/>
+                <w:webHidden/>
+              </w:rPr>
+            </w:r>
+            <w:r>
+              <w:rPr>
+                <w:noProof/>
+                <w:webHidden/>
+              </w:rPr>
+              <w:fldChar w:fldCharType="separate"/>
+            </w:r>
+            <w:r>
+              <w:rPr>
+                <w:noProof/>
+                <w:webHidden/>
+              </w:rPr>
+              <w:t>16</w:t>
             </w:r>
             <w:r>
               <w:rPr>
@@ -884,14 +2297,13 @@
               <w14:ligatures w14:val="standardContextual"/>
             </w:rPr>
           </w:pPr>
-          <w:hyperlink w:anchor="_Toc223537546" w:history="1">
+          <w:hyperlink w:anchor="_Toc223542638" w:history="1">
             <w:r>
               <w:rPr>
                 <w:rStyle w:val="Hyperlink"/>
                 <w:noProof/>
-                <w:lang w:val="en-US"/>
-              </w:rPr>
-              <w:t>Lab 1: Convert RAG Flow into a Simple Agent</w:t>
+              </w:rPr>
+              <w:t>What You Have Now Built</w:t>
             </w:r>
             <w:r>
               <w:rPr>
@@ -912,7 +2324,7 @@
                 <w:noProof/>
                 <w:webHidden/>
               </w:rPr>
-              <w:instrText xml:space="preserve"> PAGEREF _Toc223537546 \h </w:instrText>
+              <w:instrText xml:space="preserve"> PAGEREF _Toc223542638 \h </w:instrText>
             </w:r>
             <w:r>
               <w:rPr>
@@ -932,1494 +2344,7 @@
                 <w:noProof/>
                 <w:webHidden/>
               </w:rPr>
-              <w:t>6</w:t>
-            </w:r>
-            <w:r>
-              <w:rPr>
-                <w:noProof/>
-                <w:webHidden/>
-              </w:rPr>
-              <w:fldChar w:fldCharType="end"/>
-            </w:r>
-          </w:hyperlink>
-        </w:p>
-        <w:p>
-          <w:pPr>
-            <w:pStyle w:val="TOC3"/>
-            <w:tabs>
-              <w:tab w:val="right" w:leader="dot" w:pos="9016"/>
-            </w:tabs>
-            <w:rPr>
-              <w:rFonts w:eastAsiaTheme="minorEastAsia"/>
-              <w:noProof/>
-              <w:kern w:val="2"/>
-              <w:sz w:val="24"/>
-              <w:szCs w:val="24"/>
-              <w:lang w:eastAsia="en-IN"/>
-              <w14:ligatures w14:val="standardContextual"/>
-            </w:rPr>
-          </w:pPr>
-          <w:hyperlink w:anchor="_Toc223537547" w:history="1">
-            <w:r>
-              <w:rPr>
-                <w:rStyle w:val="Hyperlink"/>
-                <w:noProof/>
-              </w:rPr>
-              <w:t>Goal</w:t>
-            </w:r>
-            <w:r>
-              <w:rPr>
-                <w:noProof/>
-                <w:webHidden/>
-              </w:rPr>
-              <w:tab/>
-            </w:r>
-            <w:r>
-              <w:rPr>
-                <w:noProof/>
-                <w:webHidden/>
-              </w:rPr>
-              <w:fldChar w:fldCharType="begin"/>
-            </w:r>
-            <w:r>
-              <w:rPr>
-                <w:noProof/>
-                <w:webHidden/>
-              </w:rPr>
-              <w:instrText xml:space="preserve"> PAGEREF _Toc223537547 \h </w:instrText>
-            </w:r>
-            <w:r>
-              <w:rPr>
-                <w:noProof/>
-                <w:webHidden/>
-              </w:rPr>
-            </w:r>
-            <w:r>
-              <w:rPr>
-                <w:noProof/>
-                <w:webHidden/>
-              </w:rPr>
-              <w:fldChar w:fldCharType="separate"/>
-            </w:r>
-            <w:r>
-              <w:rPr>
-                <w:noProof/>
-                <w:webHidden/>
-              </w:rPr>
-              <w:t>6</w:t>
-            </w:r>
-            <w:r>
-              <w:rPr>
-                <w:noProof/>
-                <w:webHidden/>
-              </w:rPr>
-              <w:fldChar w:fldCharType="end"/>
-            </w:r>
-          </w:hyperlink>
-        </w:p>
-        <w:p>
-          <w:pPr>
-            <w:pStyle w:val="TOC3"/>
-            <w:tabs>
-              <w:tab w:val="right" w:leader="dot" w:pos="9016"/>
-            </w:tabs>
-            <w:rPr>
-              <w:rFonts w:eastAsiaTheme="minorEastAsia"/>
-              <w:noProof/>
-              <w:kern w:val="2"/>
-              <w:sz w:val="24"/>
-              <w:szCs w:val="24"/>
-              <w:lang w:eastAsia="en-IN"/>
-              <w14:ligatures w14:val="standardContextual"/>
-            </w:rPr>
-          </w:pPr>
-          <w:hyperlink w:anchor="_Toc223537548" w:history="1">
-            <w:r>
-              <w:rPr>
-                <w:rStyle w:val="Hyperlink"/>
-                <w:noProof/>
-              </w:rPr>
-              <w:t>Architecture</w:t>
-            </w:r>
-            <w:r>
-              <w:rPr>
-                <w:noProof/>
-                <w:webHidden/>
-              </w:rPr>
-              <w:tab/>
-            </w:r>
-            <w:r>
-              <w:rPr>
-                <w:noProof/>
-                <w:webHidden/>
-              </w:rPr>
-              <w:fldChar w:fldCharType="begin"/>
-            </w:r>
-            <w:r>
-              <w:rPr>
-                <w:noProof/>
-                <w:webHidden/>
-              </w:rPr>
-              <w:instrText xml:space="preserve"> PAGEREF _Toc223537548 \h </w:instrText>
-            </w:r>
-            <w:r>
-              <w:rPr>
-                <w:noProof/>
-                <w:webHidden/>
-              </w:rPr>
-            </w:r>
-            <w:r>
-              <w:rPr>
-                <w:noProof/>
-                <w:webHidden/>
-              </w:rPr>
-              <w:fldChar w:fldCharType="separate"/>
-            </w:r>
-            <w:r>
-              <w:rPr>
-                <w:noProof/>
-                <w:webHidden/>
-              </w:rPr>
-              <w:t>6</w:t>
-            </w:r>
-            <w:r>
-              <w:rPr>
-                <w:noProof/>
-                <w:webHidden/>
-              </w:rPr>
-              <w:fldChar w:fldCharType="end"/>
-            </w:r>
-          </w:hyperlink>
-        </w:p>
-        <w:p>
-          <w:pPr>
-            <w:pStyle w:val="TOC3"/>
-            <w:tabs>
-              <w:tab w:val="right" w:leader="dot" w:pos="9016"/>
-            </w:tabs>
-            <w:rPr>
-              <w:rFonts w:eastAsiaTheme="minorEastAsia"/>
-              <w:noProof/>
-              <w:kern w:val="2"/>
-              <w:sz w:val="24"/>
-              <w:szCs w:val="24"/>
-              <w:lang w:eastAsia="en-IN"/>
-              <w14:ligatures w14:val="standardContextual"/>
-            </w:rPr>
-          </w:pPr>
-          <w:hyperlink w:anchor="_Toc223537549" w:history="1">
-            <w:r>
-              <w:rPr>
-                <w:rStyle w:val="Hyperlink"/>
-                <w:noProof/>
-                <w:lang w:val="en-US"/>
-              </w:rPr>
-              <w:t>Steps</w:t>
-            </w:r>
-            <w:r>
-              <w:rPr>
-                <w:noProof/>
-                <w:webHidden/>
-              </w:rPr>
-              <w:tab/>
-            </w:r>
-            <w:r>
-              <w:rPr>
-                <w:noProof/>
-                <w:webHidden/>
-              </w:rPr>
-              <w:fldChar w:fldCharType="begin"/>
-            </w:r>
-            <w:r>
-              <w:rPr>
-                <w:noProof/>
-                <w:webHidden/>
-              </w:rPr>
-              <w:instrText xml:space="preserve"> PAGEREF _Toc223537549 \h </w:instrText>
-            </w:r>
-            <w:r>
-              <w:rPr>
-                <w:noProof/>
-                <w:webHidden/>
-              </w:rPr>
-            </w:r>
-            <w:r>
-              <w:rPr>
-                <w:noProof/>
-                <w:webHidden/>
-              </w:rPr>
-              <w:fldChar w:fldCharType="separate"/>
-            </w:r>
-            <w:r>
-              <w:rPr>
-                <w:noProof/>
-                <w:webHidden/>
-              </w:rPr>
-              <w:t>6</w:t>
-            </w:r>
-            <w:r>
-              <w:rPr>
-                <w:noProof/>
-                <w:webHidden/>
-              </w:rPr>
-              <w:fldChar w:fldCharType="end"/>
-            </w:r>
-          </w:hyperlink>
-        </w:p>
-        <w:p>
-          <w:pPr>
-            <w:pStyle w:val="TOC2"/>
-            <w:tabs>
-              <w:tab w:val="right" w:leader="dot" w:pos="9016"/>
-            </w:tabs>
-            <w:rPr>
-              <w:rFonts w:eastAsiaTheme="minorEastAsia"/>
-              <w:noProof/>
-              <w:kern w:val="2"/>
-              <w:sz w:val="24"/>
-              <w:szCs w:val="24"/>
-              <w:lang w:eastAsia="en-IN"/>
-              <w14:ligatures w14:val="standardContextual"/>
-            </w:rPr>
-          </w:pPr>
-          <w:hyperlink w:anchor="_Toc223537550" w:history="1">
-            <w:r>
-              <w:rPr>
-                <w:rStyle w:val="Hyperlink"/>
-                <w:noProof/>
-                <w:lang w:val="en-US"/>
-              </w:rPr>
-              <w:t>Lab 2: Integrate SQL Query Tool</w:t>
-            </w:r>
-            <w:r>
-              <w:rPr>
-                <w:noProof/>
-                <w:webHidden/>
-              </w:rPr>
-              <w:tab/>
-            </w:r>
-            <w:r>
-              <w:rPr>
-                <w:noProof/>
-                <w:webHidden/>
-              </w:rPr>
-              <w:fldChar w:fldCharType="begin"/>
-            </w:r>
-            <w:r>
-              <w:rPr>
-                <w:noProof/>
-                <w:webHidden/>
-              </w:rPr>
-              <w:instrText xml:space="preserve"> PAGEREF _Toc223537550 \h </w:instrText>
-            </w:r>
-            <w:r>
-              <w:rPr>
-                <w:noProof/>
-                <w:webHidden/>
-              </w:rPr>
-            </w:r>
-            <w:r>
-              <w:rPr>
-                <w:noProof/>
-                <w:webHidden/>
-              </w:rPr>
-              <w:fldChar w:fldCharType="separate"/>
-            </w:r>
-            <w:r>
-              <w:rPr>
-                <w:noProof/>
-                <w:webHidden/>
-              </w:rPr>
-              <w:t>8</w:t>
-            </w:r>
-            <w:r>
-              <w:rPr>
-                <w:noProof/>
-                <w:webHidden/>
-              </w:rPr>
-              <w:fldChar w:fldCharType="end"/>
-            </w:r>
-          </w:hyperlink>
-        </w:p>
-        <w:p>
-          <w:pPr>
-            <w:pStyle w:val="TOC3"/>
-            <w:tabs>
-              <w:tab w:val="right" w:leader="dot" w:pos="9016"/>
-            </w:tabs>
-            <w:rPr>
-              <w:rFonts w:eastAsiaTheme="minorEastAsia"/>
-              <w:noProof/>
-              <w:kern w:val="2"/>
-              <w:sz w:val="24"/>
-              <w:szCs w:val="24"/>
-              <w:lang w:eastAsia="en-IN"/>
-              <w14:ligatures w14:val="standardContextual"/>
-            </w:rPr>
-          </w:pPr>
-          <w:hyperlink w:anchor="_Toc223537551" w:history="1">
-            <w:r>
-              <w:rPr>
-                <w:rStyle w:val="Hyperlink"/>
-                <w:noProof/>
-              </w:rPr>
-              <w:t>Goal</w:t>
-            </w:r>
-            <w:r>
-              <w:rPr>
-                <w:noProof/>
-                <w:webHidden/>
-              </w:rPr>
-              <w:tab/>
-            </w:r>
-            <w:r>
-              <w:rPr>
-                <w:noProof/>
-                <w:webHidden/>
-              </w:rPr>
-              <w:fldChar w:fldCharType="begin"/>
-            </w:r>
-            <w:r>
-              <w:rPr>
-                <w:noProof/>
-                <w:webHidden/>
-              </w:rPr>
-              <w:instrText xml:space="preserve"> PAGEREF _Toc223537551 \h </w:instrText>
-            </w:r>
-            <w:r>
-              <w:rPr>
-                <w:noProof/>
-                <w:webHidden/>
-              </w:rPr>
-            </w:r>
-            <w:r>
-              <w:rPr>
-                <w:noProof/>
-                <w:webHidden/>
-              </w:rPr>
-              <w:fldChar w:fldCharType="separate"/>
-            </w:r>
-            <w:r>
-              <w:rPr>
-                <w:noProof/>
-                <w:webHidden/>
-              </w:rPr>
-              <w:t>8</w:t>
-            </w:r>
-            <w:r>
-              <w:rPr>
-                <w:noProof/>
-                <w:webHidden/>
-              </w:rPr>
-              <w:fldChar w:fldCharType="end"/>
-            </w:r>
-          </w:hyperlink>
-        </w:p>
-        <w:p>
-          <w:pPr>
-            <w:pStyle w:val="TOC3"/>
-            <w:tabs>
-              <w:tab w:val="right" w:leader="dot" w:pos="9016"/>
-            </w:tabs>
-            <w:rPr>
-              <w:rFonts w:eastAsiaTheme="minorEastAsia"/>
-              <w:noProof/>
-              <w:kern w:val="2"/>
-              <w:sz w:val="24"/>
-              <w:szCs w:val="24"/>
-              <w:lang w:eastAsia="en-IN"/>
-              <w14:ligatures w14:val="standardContextual"/>
-            </w:rPr>
-          </w:pPr>
-          <w:hyperlink w:anchor="_Toc223537552" w:history="1">
-            <w:r>
-              <w:rPr>
-                <w:rStyle w:val="Hyperlink"/>
-                <w:noProof/>
-              </w:rPr>
-              <w:t>Architecture</w:t>
-            </w:r>
-            <w:r>
-              <w:rPr>
-                <w:noProof/>
-                <w:webHidden/>
-              </w:rPr>
-              <w:tab/>
-            </w:r>
-            <w:r>
-              <w:rPr>
-                <w:noProof/>
-                <w:webHidden/>
-              </w:rPr>
-              <w:fldChar w:fldCharType="begin"/>
-            </w:r>
-            <w:r>
-              <w:rPr>
-                <w:noProof/>
-                <w:webHidden/>
-              </w:rPr>
-              <w:instrText xml:space="preserve"> PAGEREF _Toc223537552 \h </w:instrText>
-            </w:r>
-            <w:r>
-              <w:rPr>
-                <w:noProof/>
-                <w:webHidden/>
-              </w:rPr>
-            </w:r>
-            <w:r>
-              <w:rPr>
-                <w:noProof/>
-                <w:webHidden/>
-              </w:rPr>
-              <w:fldChar w:fldCharType="separate"/>
-            </w:r>
-            <w:r>
-              <w:rPr>
-                <w:noProof/>
-                <w:webHidden/>
-              </w:rPr>
-              <w:t>8</w:t>
-            </w:r>
-            <w:r>
-              <w:rPr>
-                <w:noProof/>
-                <w:webHidden/>
-              </w:rPr>
-              <w:fldChar w:fldCharType="end"/>
-            </w:r>
-          </w:hyperlink>
-        </w:p>
-        <w:p>
-          <w:pPr>
-            <w:pStyle w:val="TOC3"/>
-            <w:tabs>
-              <w:tab w:val="right" w:leader="dot" w:pos="9016"/>
-            </w:tabs>
-            <w:rPr>
-              <w:rFonts w:eastAsiaTheme="minorEastAsia"/>
-              <w:noProof/>
-              <w:kern w:val="2"/>
-              <w:sz w:val="24"/>
-              <w:szCs w:val="24"/>
-              <w:lang w:eastAsia="en-IN"/>
-              <w14:ligatures w14:val="standardContextual"/>
-            </w:rPr>
-          </w:pPr>
-          <w:hyperlink w:anchor="_Toc223537553" w:history="1">
-            <w:r>
-              <w:rPr>
-                <w:rStyle w:val="Hyperlink"/>
-                <w:noProof/>
-              </w:rPr>
-              <w:t>Project Structure</w:t>
-            </w:r>
-            <w:r>
-              <w:rPr>
-                <w:noProof/>
-                <w:webHidden/>
-              </w:rPr>
-              <w:tab/>
-            </w:r>
-            <w:r>
-              <w:rPr>
-                <w:noProof/>
-                <w:webHidden/>
-              </w:rPr>
-              <w:fldChar w:fldCharType="begin"/>
-            </w:r>
-            <w:r>
-              <w:rPr>
-                <w:noProof/>
-                <w:webHidden/>
-              </w:rPr>
-              <w:instrText xml:space="preserve"> PAGEREF _Toc223537553 \h </w:instrText>
-            </w:r>
-            <w:r>
-              <w:rPr>
-                <w:noProof/>
-                <w:webHidden/>
-              </w:rPr>
-            </w:r>
-            <w:r>
-              <w:rPr>
-                <w:noProof/>
-                <w:webHidden/>
-              </w:rPr>
-              <w:fldChar w:fldCharType="separate"/>
-            </w:r>
-            <w:r>
-              <w:rPr>
-                <w:noProof/>
-                <w:webHidden/>
-              </w:rPr>
-              <w:t>8</w:t>
-            </w:r>
-            <w:r>
-              <w:rPr>
-                <w:noProof/>
-                <w:webHidden/>
-              </w:rPr>
-              <w:fldChar w:fldCharType="end"/>
-            </w:r>
-          </w:hyperlink>
-        </w:p>
-        <w:p>
-          <w:pPr>
-            <w:pStyle w:val="TOC3"/>
-            <w:tabs>
-              <w:tab w:val="right" w:leader="dot" w:pos="9016"/>
-            </w:tabs>
-            <w:rPr>
-              <w:rFonts w:eastAsiaTheme="minorEastAsia"/>
-              <w:noProof/>
-              <w:kern w:val="2"/>
-              <w:sz w:val="24"/>
-              <w:szCs w:val="24"/>
-              <w:lang w:eastAsia="en-IN"/>
-              <w14:ligatures w14:val="standardContextual"/>
-            </w:rPr>
-          </w:pPr>
-          <w:hyperlink w:anchor="_Toc223537554" w:history="1">
-            <w:r>
-              <w:rPr>
-                <w:rStyle w:val="Hyperlink"/>
-                <w:noProof/>
-                <w:lang w:val="en-US"/>
-              </w:rPr>
-              <w:t>Steps</w:t>
-            </w:r>
-            <w:r>
-              <w:rPr>
-                <w:noProof/>
-                <w:webHidden/>
-              </w:rPr>
-              <w:tab/>
-            </w:r>
-            <w:r>
-              <w:rPr>
-                <w:noProof/>
-                <w:webHidden/>
-              </w:rPr>
-              <w:fldChar w:fldCharType="begin"/>
-            </w:r>
-            <w:r>
-              <w:rPr>
-                <w:noProof/>
-                <w:webHidden/>
-              </w:rPr>
-              <w:instrText xml:space="preserve"> PAGEREF _Toc223537554 \h </w:instrText>
-            </w:r>
-            <w:r>
-              <w:rPr>
-                <w:noProof/>
-                <w:webHidden/>
-              </w:rPr>
-            </w:r>
-            <w:r>
-              <w:rPr>
-                <w:noProof/>
-                <w:webHidden/>
-              </w:rPr>
-              <w:fldChar w:fldCharType="separate"/>
-            </w:r>
-            <w:r>
-              <w:rPr>
-                <w:noProof/>
-                <w:webHidden/>
-              </w:rPr>
-              <w:t>9</w:t>
-            </w:r>
-            <w:r>
-              <w:rPr>
-                <w:noProof/>
-                <w:webHidden/>
-              </w:rPr>
-              <w:fldChar w:fldCharType="end"/>
-            </w:r>
-          </w:hyperlink>
-        </w:p>
-        <w:p>
-          <w:pPr>
-            <w:pStyle w:val="TOC2"/>
-            <w:tabs>
-              <w:tab w:val="right" w:leader="dot" w:pos="9016"/>
-            </w:tabs>
-            <w:rPr>
-              <w:rFonts w:eastAsiaTheme="minorEastAsia"/>
-              <w:noProof/>
-              <w:kern w:val="2"/>
-              <w:sz w:val="24"/>
-              <w:szCs w:val="24"/>
-              <w:lang w:eastAsia="en-IN"/>
-              <w14:ligatures w14:val="standardContextual"/>
-            </w:rPr>
-          </w:pPr>
-          <w:hyperlink w:anchor="_Toc223537555" w:history="1">
-            <w:r>
-              <w:rPr>
-                <w:rStyle w:val="Hyperlink"/>
-                <w:noProof/>
-                <w:lang w:val="en-US"/>
-              </w:rPr>
-              <w:t>Lab 3: Integrate Log Search Tool</w:t>
-            </w:r>
-            <w:r>
-              <w:rPr>
-                <w:noProof/>
-                <w:webHidden/>
-              </w:rPr>
-              <w:tab/>
-            </w:r>
-            <w:r>
-              <w:rPr>
-                <w:noProof/>
-                <w:webHidden/>
-              </w:rPr>
-              <w:fldChar w:fldCharType="begin"/>
-            </w:r>
-            <w:r>
-              <w:rPr>
-                <w:noProof/>
-                <w:webHidden/>
-              </w:rPr>
-              <w:instrText xml:space="preserve"> PAGEREF _Toc223537555 \h </w:instrText>
-            </w:r>
-            <w:r>
-              <w:rPr>
-                <w:noProof/>
-                <w:webHidden/>
-              </w:rPr>
-            </w:r>
-            <w:r>
-              <w:rPr>
-                <w:noProof/>
-                <w:webHidden/>
-              </w:rPr>
-              <w:fldChar w:fldCharType="separate"/>
-            </w:r>
-            <w:r>
-              <w:rPr>
-                <w:noProof/>
-                <w:webHidden/>
-              </w:rPr>
-              <w:t>9</w:t>
-            </w:r>
-            <w:r>
-              <w:rPr>
-                <w:noProof/>
-                <w:webHidden/>
-              </w:rPr>
-              <w:fldChar w:fldCharType="end"/>
-            </w:r>
-          </w:hyperlink>
-        </w:p>
-        <w:p>
-          <w:pPr>
-            <w:pStyle w:val="TOC3"/>
-            <w:tabs>
-              <w:tab w:val="right" w:leader="dot" w:pos="9016"/>
-            </w:tabs>
-            <w:rPr>
-              <w:rFonts w:eastAsiaTheme="minorEastAsia"/>
-              <w:noProof/>
-              <w:kern w:val="2"/>
-              <w:sz w:val="24"/>
-              <w:szCs w:val="24"/>
-              <w:lang w:eastAsia="en-IN"/>
-              <w14:ligatures w14:val="standardContextual"/>
-            </w:rPr>
-          </w:pPr>
-          <w:hyperlink w:anchor="_Toc223537556" w:history="1">
-            <w:r>
-              <w:rPr>
-                <w:rStyle w:val="Hyperlink"/>
-                <w:noProof/>
-              </w:rPr>
-              <w:t>Goal</w:t>
-            </w:r>
-            <w:r>
-              <w:rPr>
-                <w:noProof/>
-                <w:webHidden/>
-              </w:rPr>
-              <w:tab/>
-            </w:r>
-            <w:r>
-              <w:rPr>
-                <w:noProof/>
-                <w:webHidden/>
-              </w:rPr>
-              <w:fldChar w:fldCharType="begin"/>
-            </w:r>
-            <w:r>
-              <w:rPr>
-                <w:noProof/>
-                <w:webHidden/>
-              </w:rPr>
-              <w:instrText xml:space="preserve"> PAGEREF _Toc223537556 \h </w:instrText>
-            </w:r>
-            <w:r>
-              <w:rPr>
-                <w:noProof/>
-                <w:webHidden/>
-              </w:rPr>
-            </w:r>
-            <w:r>
-              <w:rPr>
-                <w:noProof/>
-                <w:webHidden/>
-              </w:rPr>
-              <w:fldChar w:fldCharType="separate"/>
-            </w:r>
-            <w:r>
-              <w:rPr>
-                <w:noProof/>
-                <w:webHidden/>
-              </w:rPr>
-              <w:t>10</w:t>
-            </w:r>
-            <w:r>
-              <w:rPr>
-                <w:noProof/>
-                <w:webHidden/>
-              </w:rPr>
-              <w:fldChar w:fldCharType="end"/>
-            </w:r>
-          </w:hyperlink>
-        </w:p>
-        <w:p>
-          <w:pPr>
-            <w:pStyle w:val="TOC3"/>
-            <w:tabs>
-              <w:tab w:val="right" w:leader="dot" w:pos="9016"/>
-            </w:tabs>
-            <w:rPr>
-              <w:rFonts w:eastAsiaTheme="minorEastAsia"/>
-              <w:noProof/>
-              <w:kern w:val="2"/>
-              <w:sz w:val="24"/>
-              <w:szCs w:val="24"/>
-              <w:lang w:eastAsia="en-IN"/>
-              <w14:ligatures w14:val="standardContextual"/>
-            </w:rPr>
-          </w:pPr>
-          <w:hyperlink w:anchor="_Toc223537557" w:history="1">
-            <w:r>
-              <w:rPr>
-                <w:rStyle w:val="Hyperlink"/>
-                <w:noProof/>
-              </w:rPr>
-              <w:t>Architecture</w:t>
-            </w:r>
-            <w:r>
-              <w:rPr>
-                <w:noProof/>
-                <w:webHidden/>
-              </w:rPr>
-              <w:tab/>
-            </w:r>
-            <w:r>
-              <w:rPr>
-                <w:noProof/>
-                <w:webHidden/>
-              </w:rPr>
-              <w:fldChar w:fldCharType="begin"/>
-            </w:r>
-            <w:r>
-              <w:rPr>
-                <w:noProof/>
-                <w:webHidden/>
-              </w:rPr>
-              <w:instrText xml:space="preserve"> PAGEREF _Toc223537557 \h </w:instrText>
-            </w:r>
-            <w:r>
-              <w:rPr>
-                <w:noProof/>
-                <w:webHidden/>
-              </w:rPr>
-            </w:r>
-            <w:r>
-              <w:rPr>
-                <w:noProof/>
-                <w:webHidden/>
-              </w:rPr>
-              <w:fldChar w:fldCharType="separate"/>
-            </w:r>
-            <w:r>
-              <w:rPr>
-                <w:noProof/>
-                <w:webHidden/>
-              </w:rPr>
-              <w:t>10</w:t>
-            </w:r>
-            <w:r>
-              <w:rPr>
-                <w:noProof/>
-                <w:webHidden/>
-              </w:rPr>
-              <w:fldChar w:fldCharType="end"/>
-            </w:r>
-          </w:hyperlink>
-        </w:p>
-        <w:p>
-          <w:pPr>
-            <w:pStyle w:val="TOC3"/>
-            <w:tabs>
-              <w:tab w:val="right" w:leader="dot" w:pos="9016"/>
-            </w:tabs>
-            <w:rPr>
-              <w:rFonts w:eastAsiaTheme="minorEastAsia"/>
-              <w:noProof/>
-              <w:kern w:val="2"/>
-              <w:sz w:val="24"/>
-              <w:szCs w:val="24"/>
-              <w:lang w:eastAsia="en-IN"/>
-              <w14:ligatures w14:val="standardContextual"/>
-            </w:rPr>
-          </w:pPr>
-          <w:hyperlink w:anchor="_Toc223537558" w:history="1">
-            <w:r>
-              <w:rPr>
-                <w:rStyle w:val="Hyperlink"/>
-                <w:noProof/>
-              </w:rPr>
-              <w:t>Updated Folder Structure</w:t>
-            </w:r>
-            <w:r>
-              <w:rPr>
-                <w:noProof/>
-                <w:webHidden/>
-              </w:rPr>
-              <w:tab/>
-            </w:r>
-            <w:r>
-              <w:rPr>
-                <w:noProof/>
-                <w:webHidden/>
-              </w:rPr>
-              <w:fldChar w:fldCharType="begin"/>
-            </w:r>
-            <w:r>
-              <w:rPr>
-                <w:noProof/>
-                <w:webHidden/>
-              </w:rPr>
-              <w:instrText xml:space="preserve"> PAGEREF _Toc223537558 \h </w:instrText>
-            </w:r>
-            <w:r>
-              <w:rPr>
-                <w:noProof/>
-                <w:webHidden/>
-              </w:rPr>
-            </w:r>
-            <w:r>
-              <w:rPr>
-                <w:noProof/>
-                <w:webHidden/>
-              </w:rPr>
-              <w:fldChar w:fldCharType="separate"/>
-            </w:r>
-            <w:r>
-              <w:rPr>
-                <w:noProof/>
-                <w:webHidden/>
-              </w:rPr>
-              <w:t>10</w:t>
-            </w:r>
-            <w:r>
-              <w:rPr>
-                <w:noProof/>
-                <w:webHidden/>
-              </w:rPr>
-              <w:fldChar w:fldCharType="end"/>
-            </w:r>
-          </w:hyperlink>
-        </w:p>
-        <w:p>
-          <w:pPr>
-            <w:pStyle w:val="TOC3"/>
-            <w:tabs>
-              <w:tab w:val="right" w:leader="dot" w:pos="9016"/>
-            </w:tabs>
-            <w:rPr>
-              <w:rFonts w:eastAsiaTheme="minorEastAsia"/>
-              <w:noProof/>
-              <w:kern w:val="2"/>
-              <w:sz w:val="24"/>
-              <w:szCs w:val="24"/>
-              <w:lang w:eastAsia="en-IN"/>
-              <w14:ligatures w14:val="standardContextual"/>
-            </w:rPr>
-          </w:pPr>
-          <w:hyperlink w:anchor="_Toc223537559" w:history="1">
-            <w:r>
-              <w:rPr>
-                <w:rStyle w:val="Hyperlink"/>
-                <w:noProof/>
-              </w:rPr>
-              <w:t>Steps</w:t>
-            </w:r>
-            <w:r>
-              <w:rPr>
-                <w:noProof/>
-                <w:webHidden/>
-              </w:rPr>
-              <w:tab/>
-            </w:r>
-            <w:r>
-              <w:rPr>
-                <w:noProof/>
-                <w:webHidden/>
-              </w:rPr>
-              <w:fldChar w:fldCharType="begin"/>
-            </w:r>
-            <w:r>
-              <w:rPr>
-                <w:noProof/>
-                <w:webHidden/>
-              </w:rPr>
-              <w:instrText xml:space="preserve"> PAGEREF _Toc223537559 \h </w:instrText>
-            </w:r>
-            <w:r>
-              <w:rPr>
-                <w:noProof/>
-                <w:webHidden/>
-              </w:rPr>
-            </w:r>
-            <w:r>
-              <w:rPr>
-                <w:noProof/>
-                <w:webHidden/>
-              </w:rPr>
-              <w:fldChar w:fldCharType="separate"/>
-            </w:r>
-            <w:r>
-              <w:rPr>
-                <w:noProof/>
-                <w:webHidden/>
-              </w:rPr>
-              <w:t>11</w:t>
-            </w:r>
-            <w:r>
-              <w:rPr>
-                <w:noProof/>
-                <w:webHidden/>
-              </w:rPr>
-              <w:fldChar w:fldCharType="end"/>
-            </w:r>
-          </w:hyperlink>
-        </w:p>
-        <w:p>
-          <w:pPr>
-            <w:pStyle w:val="TOC2"/>
-            <w:tabs>
-              <w:tab w:val="right" w:leader="dot" w:pos="9016"/>
-            </w:tabs>
-            <w:rPr>
-              <w:rFonts w:eastAsiaTheme="minorEastAsia"/>
-              <w:noProof/>
-              <w:kern w:val="2"/>
-              <w:sz w:val="24"/>
-              <w:szCs w:val="24"/>
-              <w:lang w:eastAsia="en-IN"/>
-              <w14:ligatures w14:val="standardContextual"/>
-            </w:rPr>
-          </w:pPr>
-          <w:hyperlink w:anchor="_Toc223537560" w:history="1">
-            <w:r>
-              <w:rPr>
-                <w:rStyle w:val="Hyperlink"/>
-                <w:noProof/>
-                <w:lang w:val="en-US"/>
-              </w:rPr>
-              <w:t>Lab 4: Multi-Step Agent Workflow</w:t>
-            </w:r>
-            <w:r>
-              <w:rPr>
-                <w:noProof/>
-                <w:webHidden/>
-              </w:rPr>
-              <w:tab/>
-            </w:r>
-            <w:r>
-              <w:rPr>
-                <w:noProof/>
-                <w:webHidden/>
-              </w:rPr>
-              <w:fldChar w:fldCharType="begin"/>
-            </w:r>
-            <w:r>
-              <w:rPr>
-                <w:noProof/>
-                <w:webHidden/>
-              </w:rPr>
-              <w:instrText xml:space="preserve"> PAGEREF _Toc223537560 \h </w:instrText>
-            </w:r>
-            <w:r>
-              <w:rPr>
-                <w:noProof/>
-                <w:webHidden/>
-              </w:rPr>
-            </w:r>
-            <w:r>
-              <w:rPr>
-                <w:noProof/>
-                <w:webHidden/>
-              </w:rPr>
-              <w:fldChar w:fldCharType="separate"/>
-            </w:r>
-            <w:r>
-              <w:rPr>
-                <w:noProof/>
-                <w:webHidden/>
-              </w:rPr>
-              <w:t>12</w:t>
-            </w:r>
-            <w:r>
-              <w:rPr>
-                <w:noProof/>
-                <w:webHidden/>
-              </w:rPr>
-              <w:fldChar w:fldCharType="end"/>
-            </w:r>
-          </w:hyperlink>
-        </w:p>
-        <w:p>
-          <w:pPr>
-            <w:pStyle w:val="TOC3"/>
-            <w:tabs>
-              <w:tab w:val="right" w:leader="dot" w:pos="9016"/>
-            </w:tabs>
-            <w:rPr>
-              <w:rFonts w:eastAsiaTheme="minorEastAsia"/>
-              <w:noProof/>
-              <w:kern w:val="2"/>
-              <w:sz w:val="24"/>
-              <w:szCs w:val="24"/>
-              <w:lang w:eastAsia="en-IN"/>
-              <w14:ligatures w14:val="standardContextual"/>
-            </w:rPr>
-          </w:pPr>
-          <w:hyperlink w:anchor="_Toc223537561" w:history="1">
-            <w:r>
-              <w:rPr>
-                <w:rStyle w:val="Hyperlink"/>
-                <w:noProof/>
-              </w:rPr>
-              <w:t>Architecture</w:t>
-            </w:r>
-            <w:r>
-              <w:rPr>
-                <w:noProof/>
-                <w:webHidden/>
-              </w:rPr>
-              <w:tab/>
-            </w:r>
-            <w:r>
-              <w:rPr>
-                <w:noProof/>
-                <w:webHidden/>
-              </w:rPr>
-              <w:fldChar w:fldCharType="begin"/>
-            </w:r>
-            <w:r>
-              <w:rPr>
-                <w:noProof/>
-                <w:webHidden/>
-              </w:rPr>
-              <w:instrText xml:space="preserve"> PAGEREF _Toc223537561 \h </w:instrText>
-            </w:r>
-            <w:r>
-              <w:rPr>
-                <w:noProof/>
-                <w:webHidden/>
-              </w:rPr>
-            </w:r>
-            <w:r>
-              <w:rPr>
-                <w:noProof/>
-                <w:webHidden/>
-              </w:rPr>
-              <w:fldChar w:fldCharType="separate"/>
-            </w:r>
-            <w:r>
-              <w:rPr>
-                <w:noProof/>
-                <w:webHidden/>
-              </w:rPr>
-              <w:t>13</w:t>
-            </w:r>
-            <w:r>
-              <w:rPr>
-                <w:noProof/>
-                <w:webHidden/>
-              </w:rPr>
-              <w:fldChar w:fldCharType="end"/>
-            </w:r>
-          </w:hyperlink>
-        </w:p>
-        <w:p>
-          <w:pPr>
-            <w:pStyle w:val="TOC3"/>
-            <w:tabs>
-              <w:tab w:val="right" w:leader="dot" w:pos="9016"/>
-            </w:tabs>
-            <w:rPr>
-              <w:rFonts w:eastAsiaTheme="minorEastAsia"/>
-              <w:noProof/>
-              <w:kern w:val="2"/>
-              <w:sz w:val="24"/>
-              <w:szCs w:val="24"/>
-              <w:lang w:eastAsia="en-IN"/>
-              <w14:ligatures w14:val="standardContextual"/>
-            </w:rPr>
-          </w:pPr>
-          <w:hyperlink w:anchor="_Toc223537562" w:history="1">
-            <w:r>
-              <w:rPr>
-                <w:rStyle w:val="Hyperlink"/>
-                <w:noProof/>
-                <w:lang w:val="en-US"/>
-              </w:rPr>
-              <w:t>Steps</w:t>
-            </w:r>
-            <w:r>
-              <w:rPr>
-                <w:noProof/>
-                <w:webHidden/>
-              </w:rPr>
-              <w:tab/>
-            </w:r>
-            <w:r>
-              <w:rPr>
-                <w:noProof/>
-                <w:webHidden/>
-              </w:rPr>
-              <w:fldChar w:fldCharType="begin"/>
-            </w:r>
-            <w:r>
-              <w:rPr>
-                <w:noProof/>
-                <w:webHidden/>
-              </w:rPr>
-              <w:instrText xml:space="preserve"> PAGEREF _Toc223537562 \h </w:instrText>
-            </w:r>
-            <w:r>
-              <w:rPr>
-                <w:noProof/>
-                <w:webHidden/>
-              </w:rPr>
-            </w:r>
-            <w:r>
-              <w:rPr>
-                <w:noProof/>
-                <w:webHidden/>
-              </w:rPr>
-              <w:fldChar w:fldCharType="separate"/>
-            </w:r>
-            <w:r>
-              <w:rPr>
-                <w:noProof/>
-                <w:webHidden/>
-              </w:rPr>
-              <w:t>13</w:t>
-            </w:r>
-            <w:r>
-              <w:rPr>
-                <w:noProof/>
-                <w:webHidden/>
-              </w:rPr>
-              <w:fldChar w:fldCharType="end"/>
-            </w:r>
-          </w:hyperlink>
-        </w:p>
-        <w:p>
-          <w:pPr>
-            <w:pStyle w:val="TOC2"/>
-            <w:tabs>
-              <w:tab w:val="right" w:leader="dot" w:pos="9016"/>
-            </w:tabs>
-            <w:rPr>
-              <w:rFonts w:eastAsiaTheme="minorEastAsia"/>
-              <w:noProof/>
-              <w:kern w:val="2"/>
-              <w:sz w:val="24"/>
-              <w:szCs w:val="24"/>
-              <w:lang w:eastAsia="en-IN"/>
-              <w14:ligatures w14:val="standardContextual"/>
-            </w:rPr>
-          </w:pPr>
-          <w:hyperlink w:anchor="_Toc223537563" w:history="1">
-            <w:r>
-              <w:rPr>
-                <w:rStyle w:val="Hyperlink"/>
-                <w:noProof/>
-              </w:rPr>
-              <w:t>Lab 5: Tool Failure &amp; Fallback Handling</w:t>
-            </w:r>
-            <w:r>
-              <w:rPr>
-                <w:noProof/>
-                <w:webHidden/>
-              </w:rPr>
-              <w:tab/>
-            </w:r>
-            <w:r>
-              <w:rPr>
-                <w:noProof/>
-                <w:webHidden/>
-              </w:rPr>
-              <w:fldChar w:fldCharType="begin"/>
-            </w:r>
-            <w:r>
-              <w:rPr>
-                <w:noProof/>
-                <w:webHidden/>
-              </w:rPr>
-              <w:instrText xml:space="preserve"> PAGEREF _Toc223537563 \h </w:instrText>
-            </w:r>
-            <w:r>
-              <w:rPr>
-                <w:noProof/>
-                <w:webHidden/>
-              </w:rPr>
-            </w:r>
-            <w:r>
-              <w:rPr>
-                <w:noProof/>
-                <w:webHidden/>
-              </w:rPr>
-              <w:fldChar w:fldCharType="separate"/>
-            </w:r>
-            <w:r>
-              <w:rPr>
-                <w:noProof/>
-                <w:webHidden/>
-              </w:rPr>
-              <w:t>14</w:t>
-            </w:r>
-            <w:r>
-              <w:rPr>
-                <w:noProof/>
-                <w:webHidden/>
-              </w:rPr>
-              <w:fldChar w:fldCharType="end"/>
-            </w:r>
-          </w:hyperlink>
-        </w:p>
-        <w:p>
-          <w:pPr>
-            <w:pStyle w:val="TOC3"/>
-            <w:tabs>
-              <w:tab w:val="right" w:leader="dot" w:pos="9016"/>
-            </w:tabs>
-            <w:rPr>
-              <w:rFonts w:eastAsiaTheme="minorEastAsia"/>
-              <w:noProof/>
-              <w:kern w:val="2"/>
-              <w:sz w:val="24"/>
-              <w:szCs w:val="24"/>
-              <w:lang w:eastAsia="en-IN"/>
-              <w14:ligatures w14:val="standardContextual"/>
-            </w:rPr>
-          </w:pPr>
-          <w:hyperlink w:anchor="_Toc223537564" w:history="1">
-            <w:r>
-              <w:rPr>
-                <w:rStyle w:val="Hyperlink"/>
-                <w:noProof/>
-              </w:rPr>
-              <w:t>Architecture</w:t>
-            </w:r>
-            <w:r>
-              <w:rPr>
-                <w:noProof/>
-                <w:webHidden/>
-              </w:rPr>
-              <w:tab/>
-            </w:r>
-            <w:r>
-              <w:rPr>
-                <w:noProof/>
-                <w:webHidden/>
-              </w:rPr>
-              <w:fldChar w:fldCharType="begin"/>
-            </w:r>
-            <w:r>
-              <w:rPr>
-                <w:noProof/>
-                <w:webHidden/>
-              </w:rPr>
-              <w:instrText xml:space="preserve"> PAGEREF _Toc223537564 \h </w:instrText>
-            </w:r>
-            <w:r>
-              <w:rPr>
-                <w:noProof/>
-                <w:webHidden/>
-              </w:rPr>
-            </w:r>
-            <w:r>
-              <w:rPr>
-                <w:noProof/>
-                <w:webHidden/>
-              </w:rPr>
-              <w:fldChar w:fldCharType="separate"/>
-            </w:r>
-            <w:r>
-              <w:rPr>
-                <w:noProof/>
-                <w:webHidden/>
-              </w:rPr>
-              <w:t>14</w:t>
-            </w:r>
-            <w:r>
-              <w:rPr>
-                <w:noProof/>
-                <w:webHidden/>
-              </w:rPr>
-              <w:fldChar w:fldCharType="end"/>
-            </w:r>
-          </w:hyperlink>
-        </w:p>
-        <w:p>
-          <w:pPr>
-            <w:pStyle w:val="TOC3"/>
-            <w:tabs>
-              <w:tab w:val="right" w:leader="dot" w:pos="9016"/>
-            </w:tabs>
-            <w:rPr>
-              <w:rFonts w:eastAsiaTheme="minorEastAsia"/>
-              <w:noProof/>
-              <w:kern w:val="2"/>
-              <w:sz w:val="24"/>
-              <w:szCs w:val="24"/>
-              <w:lang w:eastAsia="en-IN"/>
-              <w14:ligatures w14:val="standardContextual"/>
-            </w:rPr>
-          </w:pPr>
-          <w:hyperlink w:anchor="_Toc223537565" w:history="1">
-            <w:r>
-              <w:rPr>
-                <w:rStyle w:val="Hyperlink"/>
-                <w:noProof/>
-                <w:lang w:val="en-US"/>
-              </w:rPr>
-              <w:t>Steps</w:t>
-            </w:r>
-            <w:r>
-              <w:rPr>
-                <w:noProof/>
-                <w:webHidden/>
-              </w:rPr>
-              <w:tab/>
-            </w:r>
-            <w:r>
-              <w:rPr>
-                <w:noProof/>
-                <w:webHidden/>
-              </w:rPr>
-              <w:fldChar w:fldCharType="begin"/>
-            </w:r>
-            <w:r>
-              <w:rPr>
-                <w:noProof/>
-                <w:webHidden/>
-              </w:rPr>
-              <w:instrText xml:space="preserve"> PAGEREF _Toc223537565 \h </w:instrText>
-            </w:r>
-            <w:r>
-              <w:rPr>
-                <w:noProof/>
-                <w:webHidden/>
-              </w:rPr>
-            </w:r>
-            <w:r>
-              <w:rPr>
-                <w:noProof/>
-                <w:webHidden/>
-              </w:rPr>
-              <w:fldChar w:fldCharType="separate"/>
-            </w:r>
-            <w:r>
-              <w:rPr>
-                <w:noProof/>
-                <w:webHidden/>
-              </w:rPr>
-              <w:t>15</w:t>
-            </w:r>
-            <w:r>
-              <w:rPr>
-                <w:noProof/>
-                <w:webHidden/>
-              </w:rPr>
-              <w:fldChar w:fldCharType="end"/>
-            </w:r>
-          </w:hyperlink>
-        </w:p>
-        <w:p>
-          <w:pPr>
-            <w:pStyle w:val="TOC2"/>
-            <w:tabs>
-              <w:tab w:val="right" w:leader="dot" w:pos="9016"/>
-            </w:tabs>
-            <w:rPr>
-              <w:rFonts w:eastAsiaTheme="minorEastAsia"/>
-              <w:noProof/>
-              <w:kern w:val="2"/>
-              <w:sz w:val="24"/>
-              <w:szCs w:val="24"/>
-              <w:lang w:eastAsia="en-IN"/>
-              <w14:ligatures w14:val="standardContextual"/>
-            </w:rPr>
-          </w:pPr>
-          <w:hyperlink w:anchor="_Toc223537566" w:history="1">
-            <w:r>
-              <w:rPr>
-                <w:rStyle w:val="Hyperlink"/>
-                <w:noProof/>
-              </w:rPr>
-              <w:t>What You Have Now Built</w:t>
-            </w:r>
-            <w:r>
-              <w:rPr>
-                <w:noProof/>
-                <w:webHidden/>
-              </w:rPr>
-              <w:tab/>
-            </w:r>
-            <w:r>
-              <w:rPr>
-                <w:noProof/>
-                <w:webHidden/>
-              </w:rPr>
-              <w:fldChar w:fldCharType="begin"/>
-            </w:r>
-            <w:r>
-              <w:rPr>
-                <w:noProof/>
-                <w:webHidden/>
-              </w:rPr>
-              <w:instrText xml:space="preserve"> PAGEREF _Toc223537566 \h </w:instrText>
-            </w:r>
-            <w:r>
-              <w:rPr>
-                <w:noProof/>
-                <w:webHidden/>
-              </w:rPr>
-            </w:r>
-            <w:r>
-              <w:rPr>
-                <w:noProof/>
-                <w:webHidden/>
-              </w:rPr>
-              <w:fldChar w:fldCharType="separate"/>
-            </w:r>
-            <w:r>
-              <w:rPr>
-                <w:noProof/>
-                <w:webHidden/>
-              </w:rPr>
-              <w:t>18</w:t>
+              <w:t>20</w:t>
             </w:r>
             <w:r>
               <w:rPr>
@@ -2463,7 +2388,7 @@
           <w:lang w:val="en-US"/>
         </w:rPr>
       </w:pPr>
-      <w:bookmarkStart w:id="0" w:name="_Toc223537535"/>
+      <w:bookmarkStart w:id="0" w:name="_Toc223542608"/>
       <w:r>
         <w:rPr>
           <w:lang w:val="en-US"/>
@@ -2480,7 +2405,7 @@
           <w:lang w:val="en-US"/>
         </w:rPr>
       </w:pPr>
-      <w:bookmarkStart w:id="1" w:name="_Toc223537536"/>
+      <w:bookmarkStart w:id="1" w:name="_Toc223542609"/>
       <w:r>
         <w:rPr>
           <w:lang w:val="en-US"/>
@@ -2531,7 +2456,7 @@
           <w:lang w:val="en-US"/>
         </w:rPr>
       </w:pPr>
-      <w:bookmarkStart w:id="2" w:name="_Toc223537537"/>
+      <w:bookmarkStart w:id="2" w:name="_Toc223542610"/>
       <w:r>
         <w:rPr>
           <w:lang w:val="en-US"/>
@@ -2648,7 +2573,7 @@
       <w:pPr>
         <w:pStyle w:val="Heading2"/>
       </w:pPr>
-      <w:bookmarkStart w:id="3" w:name="_Toc223537538"/>
+      <w:bookmarkStart w:id="3" w:name="_Toc223542611"/>
       <w:r>
         <w:t>Select the Python Interpreter in VS Code</w:t>
       </w:r>
@@ -2722,7 +2647,7 @@
           <w:lang w:val="en-US"/>
         </w:rPr>
       </w:pPr>
-      <w:bookmarkStart w:id="4" w:name="_Toc223537539"/>
+      <w:bookmarkStart w:id="4" w:name="_Toc223542612"/>
       <w:r>
         <w:rPr>
           <w:lang w:val="en-US"/>
@@ -3022,7 +2947,7 @@
       <w:pPr>
         <w:pStyle w:val="Heading1"/>
       </w:pPr>
-      <w:bookmarkStart w:id="5" w:name="_Toc223537540"/>
+      <w:bookmarkStart w:id="5" w:name="_Toc223542613"/>
       <w:r>
         <w:lastRenderedPageBreak/>
         <w:t>From RAG to Agentic System</w:t>
@@ -3051,7 +2976,7 @@
       <w:pPr>
         <w:pStyle w:val="Heading2"/>
       </w:pPr>
-      <w:bookmarkStart w:id="6" w:name="_Toc223537541"/>
+      <w:bookmarkStart w:id="6" w:name="_Toc223542614"/>
       <w:r>
         <w:t>Goal</w:t>
       </w:r>
@@ -3120,7 +3045,7 @@
       <w:pPr>
         <w:pStyle w:val="Heading2"/>
       </w:pPr>
-      <w:bookmarkStart w:id="7" w:name="_Toc223537542"/>
+      <w:bookmarkStart w:id="7" w:name="_Toc223542615"/>
       <w:r>
         <w:t>Architecture Shift</w:t>
       </w:r>
@@ -3130,7 +3055,7 @@
       <w:pPr>
         <w:pStyle w:val="Heading3"/>
       </w:pPr>
-      <w:bookmarkStart w:id="8" w:name="_Toc223537543"/>
+      <w:bookmarkStart w:id="8" w:name="_Toc223542616"/>
       <w:r>
         <w:t>Old RAG Flow</w:t>
       </w:r>
@@ -3246,7 +3171,7 @@
       <w:pPr>
         <w:pStyle w:val="Heading3"/>
       </w:pPr>
-      <w:bookmarkStart w:id="9" w:name="_Toc223537544"/>
+      <w:bookmarkStart w:id="9" w:name="_Toc223542617"/>
       <w:r>
         <w:t>New Agent Flow</w:t>
       </w:r>
@@ -3501,7 +3426,7 @@
           <w:lang w:val="en-US"/>
         </w:rPr>
       </w:pPr>
-      <w:bookmarkStart w:id="10" w:name="_Toc223537546"/>
+      <w:bookmarkStart w:id="10" w:name="_Toc223542618"/>
       <w:r>
         <w:rPr>
           <w:lang w:val="en-US"/>
@@ -3567,7 +3492,7 @@
       <w:pPr>
         <w:pStyle w:val="Heading3"/>
       </w:pPr>
-      <w:bookmarkStart w:id="11" w:name="_Toc223537547"/>
+      <w:bookmarkStart w:id="11" w:name="_Toc223542619"/>
       <w:r>
         <w:t>Goal</w:t>
       </w:r>
@@ -3792,7 +3717,7 @@
       <w:pPr>
         <w:pStyle w:val="Heading3"/>
       </w:pPr>
-      <w:bookmarkStart w:id="12" w:name="_Toc223537548"/>
+      <w:bookmarkStart w:id="12" w:name="_Toc223542620"/>
       <w:r>
         <w:t>Architecture</w:t>
       </w:r>
@@ -4140,7 +4065,7 @@
           <w:lang w:val="en-US"/>
         </w:rPr>
       </w:pPr>
-      <w:bookmarkStart w:id="13" w:name="_Toc223537549"/>
+      <w:bookmarkStart w:id="13" w:name="_Toc223542621"/>
       <w:r>
         <w:rPr>
           <w:lang w:val="en-US"/>
@@ -5241,7 +5166,7 @@
           <w:lang w:val="en-US"/>
         </w:rPr>
       </w:pPr>
-      <w:bookmarkStart w:id="14" w:name="_Toc223537550"/>
+      <w:bookmarkStart w:id="14" w:name="_Toc223542622"/>
       <w:r>
         <w:rPr>
           <w:lang w:val="en-US"/>
@@ -5322,7 +5247,7 @@
       <w:pPr>
         <w:pStyle w:val="Heading3"/>
       </w:pPr>
-      <w:bookmarkStart w:id="15" w:name="_Toc223537551"/>
+      <w:bookmarkStart w:id="15" w:name="_Toc223542623"/>
       <w:r>
         <w:t>Goal</w:t>
       </w:r>
@@ -5408,7 +5333,7 @@
       <w:pPr>
         <w:pStyle w:val="Heading3"/>
       </w:pPr>
-      <w:bookmarkStart w:id="16" w:name="_Toc223537552"/>
+      <w:bookmarkStart w:id="16" w:name="_Toc223542624"/>
       <w:r>
         <w:t>Architecture</w:t>
       </w:r>
@@ -5646,7 +5571,7 @@
       <w:pPr>
         <w:pStyle w:val="Heading3"/>
       </w:pPr>
-      <w:bookmarkStart w:id="17" w:name="_Toc223537553"/>
+      <w:bookmarkStart w:id="17" w:name="_Toc223542625"/>
       <w:r>
         <w:t>Project Structure</w:t>
       </w:r>
@@ -5989,7 +5914,7 @@
           <w:lang w:val="en-US"/>
         </w:rPr>
       </w:pPr>
-      <w:bookmarkStart w:id="18" w:name="_Toc223537554"/>
+      <w:bookmarkStart w:id="18" w:name="_Toc223542626"/>
       <w:r>
         <w:rPr>
           <w:lang w:val="en-US"/>
@@ -6795,7 +6720,7 @@
           <w:lang w:val="en-US"/>
         </w:rPr>
       </w:pPr>
-      <w:bookmarkStart w:id="19" w:name="_Toc223537555"/>
+      <w:bookmarkStart w:id="19" w:name="_Toc223542627"/>
       <w:r>
         <w:rPr>
           <w:lang w:val="en-US"/>
@@ -6914,7 +6839,7 @@
       <w:pPr>
         <w:pStyle w:val="Heading3"/>
       </w:pPr>
-      <w:bookmarkStart w:id="20" w:name="_Toc223537556"/>
+      <w:bookmarkStart w:id="20" w:name="_Toc223542628"/>
       <w:r>
         <w:t>Goal</w:t>
       </w:r>
@@ -7032,7 +6957,7 @@
       <w:pPr>
         <w:pStyle w:val="Heading3"/>
       </w:pPr>
-      <w:bookmarkStart w:id="21" w:name="_Toc223537557"/>
+      <w:bookmarkStart w:id="21" w:name="_Toc223542629"/>
       <w:r>
         <w:t>Architecture</w:t>
       </w:r>
@@ -7397,7 +7322,7 @@
       <w:pPr>
         <w:pStyle w:val="Heading3"/>
       </w:pPr>
-      <w:bookmarkStart w:id="22" w:name="_Toc223537558"/>
+      <w:bookmarkStart w:id="22" w:name="_Toc223542630"/>
       <w:r>
         <w:t>Updated Folder Structure</w:t>
       </w:r>
@@ -7882,7 +7807,7 @@
       <w:pPr>
         <w:pStyle w:val="Heading3"/>
       </w:pPr>
-      <w:bookmarkStart w:id="23" w:name="_Toc223537559"/>
+      <w:bookmarkStart w:id="23" w:name="_Toc223542631"/>
       <w:r>
         <w:t>Steps</w:t>
       </w:r>
@@ -9311,7 +9236,7 @@
           <w:lang w:val="en-US"/>
         </w:rPr>
       </w:pPr>
-      <w:bookmarkStart w:id="24" w:name="_Toc223537560"/>
+      <w:bookmarkStart w:id="24" w:name="_Toc223542632"/>
       <w:r>
         <w:rPr>
           <w:lang w:val="en-US"/>
@@ -9612,7 +9537,7 @@
       <w:pPr>
         <w:pStyle w:val="Heading3"/>
       </w:pPr>
-      <w:bookmarkStart w:id="25" w:name="_Toc223537561"/>
+      <w:bookmarkStart w:id="25" w:name="_Toc223542633"/>
       <w:r>
         <w:t>Architecture</w:t>
       </w:r>
@@ -9912,7 +9837,7 @@
           <w:lang w:val="en-US"/>
         </w:rPr>
       </w:pPr>
-      <w:bookmarkStart w:id="26" w:name="_Toc223537562"/>
+      <w:bookmarkStart w:id="26" w:name="_Toc223542634"/>
       <w:r>
         <w:rPr>
           <w:lang w:val="en-US"/>
@@ -10794,7 +10719,7 @@
       <w:pPr>
         <w:pStyle w:val="Heading1"/>
       </w:pPr>
-      <w:bookmarkStart w:id="27" w:name="_Toc223537563"/>
+      <w:bookmarkStart w:id="27" w:name="_Toc223542635"/>
       <w:r>
         <w:lastRenderedPageBreak/>
         <w:t>Lab 5: Tool Failure &amp; Fallback Handling</w:t>
@@ -10911,7 +10836,7 @@
       <w:pPr>
         <w:pStyle w:val="Heading3"/>
       </w:pPr>
-      <w:bookmarkStart w:id="28" w:name="_Toc223537564"/>
+      <w:bookmarkStart w:id="28" w:name="_Toc223542636"/>
       <w:r>
         <w:t>Architecture</w:t>
       </w:r>
@@ -11232,7 +11157,7 @@
           <w:lang w:val="en-US"/>
         </w:rPr>
       </w:pPr>
-      <w:bookmarkStart w:id="29" w:name="_Toc223537565"/>
+      <w:bookmarkStart w:id="29" w:name="_Toc223542637"/>
       <w:r>
         <w:rPr>
           <w:lang w:val="en-US"/>
@@ -15291,7 +15216,7 @@
       <w:pPr>
         <w:pStyle w:val="Heading2"/>
       </w:pPr>
-      <w:bookmarkStart w:id="30" w:name="_Toc223537566"/>
+      <w:bookmarkStart w:id="30" w:name="_Toc223542638"/>
       <w:r>
         <w:t>What You Have Now Built</w:t>
       </w:r>
@@ -22524,9 +22449,9 @@
     <w:rsid w:val="001320D7"/>
     <w:rsid w:val="004A39B0"/>
     <w:rsid w:val="0053072C"/>
-    <w:rsid w:val="005A1FFC"/>
     <w:rsid w:val="005F55AC"/>
     <w:rsid w:val="00B52243"/>
+    <w:rsid w:val="00CD2130"/>
     <w:rsid w:val="00EC6EC2"/>
     <w:rsid w:val="00FD5A58"/>
   </w:rsids>

--- a/ResilienceBot-Agent FLAN-T5 Lab Tutorial.docx
+++ b/ResilienceBot-Agent FLAN-T5 Lab Tutorial.docx
@@ -65,7 +65,7 @@
           <w:r>
             <w:fldChar w:fldCharType="separate"/>
           </w:r>
-          <w:hyperlink w:anchor="_Toc223542608" w:history="1">
+          <w:hyperlink w:anchor="_Toc224026323" w:history="1">
             <w:r>
               <w:rPr>
                 <w:rStyle w:val="Hyperlink"/>
@@ -93,7 +93,7 @@
                 <w:noProof/>
                 <w:webHidden/>
               </w:rPr>
-              <w:instrText xml:space="preserve"> PAGEREF _Toc223542608 \h </w:instrText>
+              <w:instrText xml:space="preserve"> PAGEREF _Toc224026323 \h </w:instrText>
             </w:r>
             <w:r>
               <w:rPr>
@@ -140,7 +140,7 @@
               <w14:ligatures w14:val="standardContextual"/>
             </w:rPr>
           </w:pPr>
-          <w:hyperlink w:anchor="_Toc223542609" w:history="1">
+          <w:hyperlink w:anchor="_Toc224026324" w:history="1">
             <w:r>
               <w:rPr>
                 <w:rStyle w:val="Hyperlink"/>
@@ -168,7 +168,7 @@
                 <w:noProof/>
                 <w:webHidden/>
               </w:rPr>
-              <w:instrText xml:space="preserve"> PAGEREF _Toc223542609 \h </w:instrText>
+              <w:instrText xml:space="preserve"> PAGEREF _Toc224026324 \h </w:instrText>
             </w:r>
             <w:r>
               <w:rPr>
@@ -215,7 +215,7 @@
               <w14:ligatures w14:val="standardContextual"/>
             </w:rPr>
           </w:pPr>
-          <w:hyperlink w:anchor="_Toc223542610" w:history="1">
+          <w:hyperlink w:anchor="_Toc224026325" w:history="1">
             <w:r>
               <w:rPr>
                 <w:rStyle w:val="Hyperlink"/>
@@ -243,7 +243,7 @@
                 <w:noProof/>
                 <w:webHidden/>
               </w:rPr>
-              <w:instrText xml:space="preserve"> PAGEREF _Toc223542610 \h </w:instrText>
+              <w:instrText xml:space="preserve"> PAGEREF _Toc224026325 \h </w:instrText>
             </w:r>
             <w:r>
               <w:rPr>
@@ -290,7 +290,7 @@
               <w14:ligatures w14:val="standardContextual"/>
             </w:rPr>
           </w:pPr>
-          <w:hyperlink w:anchor="_Toc223542611" w:history="1">
+          <w:hyperlink w:anchor="_Toc224026326" w:history="1">
             <w:r>
               <w:rPr>
                 <w:rStyle w:val="Hyperlink"/>
@@ -317,7 +317,7 @@
                 <w:noProof/>
                 <w:webHidden/>
               </w:rPr>
-              <w:instrText xml:space="preserve"> PAGEREF _Toc223542611 \h </w:instrText>
+              <w:instrText xml:space="preserve"> PAGEREF _Toc224026326 \h </w:instrText>
             </w:r>
             <w:r>
               <w:rPr>
@@ -364,7 +364,7 @@
               <w14:ligatures w14:val="standardContextual"/>
             </w:rPr>
           </w:pPr>
-          <w:hyperlink w:anchor="_Toc223542612" w:history="1">
+          <w:hyperlink w:anchor="_Toc224026327" w:history="1">
             <w:r>
               <w:rPr>
                 <w:rStyle w:val="Hyperlink"/>
@@ -392,7 +392,7 @@
                 <w:noProof/>
                 <w:webHidden/>
               </w:rPr>
-              <w:instrText xml:space="preserve"> PAGEREF _Toc223542612 \h </w:instrText>
+              <w:instrText xml:space="preserve"> PAGEREF _Toc224026327 \h </w:instrText>
             </w:r>
             <w:r>
               <w:rPr>
@@ -439,7 +439,7 @@
               <w14:ligatures w14:val="standardContextual"/>
             </w:rPr>
           </w:pPr>
-          <w:hyperlink w:anchor="_Toc223542613" w:history="1">
+          <w:hyperlink w:anchor="_Toc224026328" w:history="1">
             <w:r>
               <w:rPr>
                 <w:rStyle w:val="Hyperlink"/>
@@ -466,7 +466,7 @@
                 <w:noProof/>
                 <w:webHidden/>
               </w:rPr>
-              <w:instrText xml:space="preserve"> PAGEREF _Toc223542613 \h </w:instrText>
+              <w:instrText xml:space="preserve"> PAGEREF _Toc224026328 \h </w:instrText>
             </w:r>
             <w:r>
               <w:rPr>
@@ -513,7 +513,7 @@
               <w14:ligatures w14:val="standardContextual"/>
             </w:rPr>
           </w:pPr>
-          <w:hyperlink w:anchor="_Toc223542614" w:history="1">
+          <w:hyperlink w:anchor="_Toc224026329" w:history="1">
             <w:r>
               <w:rPr>
                 <w:rStyle w:val="Hyperlink"/>
@@ -540,7 +540,7 @@
                 <w:noProof/>
                 <w:webHidden/>
               </w:rPr>
-              <w:instrText xml:space="preserve"> PAGEREF _Toc223542614 \h </w:instrText>
+              <w:instrText xml:space="preserve"> PAGEREF _Toc224026329 \h </w:instrText>
             </w:r>
             <w:r>
               <w:rPr>
@@ -587,7 +587,7 @@
               <w14:ligatures w14:val="standardContextual"/>
             </w:rPr>
           </w:pPr>
-          <w:hyperlink w:anchor="_Toc223542615" w:history="1">
+          <w:hyperlink w:anchor="_Toc224026330" w:history="1">
             <w:r>
               <w:rPr>
                 <w:rStyle w:val="Hyperlink"/>
@@ -614,7 +614,7 @@
                 <w:noProof/>
                 <w:webHidden/>
               </w:rPr>
-              <w:instrText xml:space="preserve"> PAGEREF _Toc223542615 \h </w:instrText>
+              <w:instrText xml:space="preserve"> PAGEREF _Toc224026330 \h </w:instrText>
             </w:r>
             <w:r>
               <w:rPr>
@@ -661,7 +661,7 @@
               <w14:ligatures w14:val="standardContextual"/>
             </w:rPr>
           </w:pPr>
-          <w:hyperlink w:anchor="_Toc223542616" w:history="1">
+          <w:hyperlink w:anchor="_Toc224026331" w:history="1">
             <w:r>
               <w:rPr>
                 <w:rStyle w:val="Hyperlink"/>
@@ -688,7 +688,7 @@
                 <w:noProof/>
                 <w:webHidden/>
               </w:rPr>
-              <w:instrText xml:space="preserve"> PAGEREF _Toc223542616 \h </w:instrText>
+              <w:instrText xml:space="preserve"> PAGEREF _Toc224026331 \h </w:instrText>
             </w:r>
             <w:r>
               <w:rPr>
@@ -735,7 +735,7 @@
               <w14:ligatures w14:val="standardContextual"/>
             </w:rPr>
           </w:pPr>
-          <w:hyperlink w:anchor="_Toc223542617" w:history="1">
+          <w:hyperlink w:anchor="_Toc224026332" w:history="1">
             <w:r>
               <w:rPr>
                 <w:rStyle w:val="Hyperlink"/>
@@ -762,7 +762,7 @@
                 <w:noProof/>
                 <w:webHidden/>
               </w:rPr>
-              <w:instrText xml:space="preserve"> PAGEREF _Toc223542617 \h </w:instrText>
+              <w:instrText xml:space="preserve"> PAGEREF _Toc224026332 \h </w:instrText>
             </w:r>
             <w:r>
               <w:rPr>
@@ -809,7 +809,7 @@
               <w14:ligatures w14:val="standardContextual"/>
             </w:rPr>
           </w:pPr>
-          <w:hyperlink w:anchor="_Toc223542618" w:history="1">
+          <w:hyperlink w:anchor="_Toc224026333" w:history="1">
             <w:r>
               <w:rPr>
                 <w:rStyle w:val="Hyperlink"/>
@@ -837,7 +837,7 @@
                 <w:noProof/>
                 <w:webHidden/>
               </w:rPr>
-              <w:instrText xml:space="preserve"> PAGEREF _Toc223542618 \h </w:instrText>
+              <w:instrText xml:space="preserve"> PAGEREF _Toc224026333 \h </w:instrText>
             </w:r>
             <w:r>
               <w:rPr>
@@ -884,7 +884,7 @@
               <w14:ligatures w14:val="standardContextual"/>
             </w:rPr>
           </w:pPr>
-          <w:hyperlink w:anchor="_Toc223542619" w:history="1">
+          <w:hyperlink w:anchor="_Toc224026334" w:history="1">
             <w:r>
               <w:rPr>
                 <w:rStyle w:val="Hyperlink"/>
@@ -911,7 +911,7 @@
                 <w:noProof/>
                 <w:webHidden/>
               </w:rPr>
-              <w:instrText xml:space="preserve"> PAGEREF _Toc223542619 \h </w:instrText>
+              <w:instrText xml:space="preserve"> PAGEREF _Toc224026334 \h </w:instrText>
             </w:r>
             <w:r>
               <w:rPr>
@@ -958,7 +958,7 @@
               <w14:ligatures w14:val="standardContextual"/>
             </w:rPr>
           </w:pPr>
-          <w:hyperlink w:anchor="_Toc223542620" w:history="1">
+          <w:hyperlink w:anchor="_Toc224026335" w:history="1">
             <w:r>
               <w:rPr>
                 <w:rStyle w:val="Hyperlink"/>
@@ -985,7 +985,7 @@
                 <w:noProof/>
                 <w:webHidden/>
               </w:rPr>
-              <w:instrText xml:space="preserve"> PAGEREF _Toc223542620 \h </w:instrText>
+              <w:instrText xml:space="preserve"> PAGEREF _Toc224026335 \h </w:instrText>
             </w:r>
             <w:r>
               <w:rPr>
@@ -1032,7 +1032,7 @@
               <w14:ligatures w14:val="standardContextual"/>
             </w:rPr>
           </w:pPr>
-          <w:hyperlink w:anchor="_Toc223542621" w:history="1">
+          <w:hyperlink w:anchor="_Toc224026336" w:history="1">
             <w:r>
               <w:rPr>
                 <w:rStyle w:val="Hyperlink"/>
@@ -1060,7 +1060,7 @@
                 <w:noProof/>
                 <w:webHidden/>
               </w:rPr>
-              <w:instrText xml:space="preserve"> PAGEREF _Toc223542621 \h </w:instrText>
+              <w:instrText xml:space="preserve"> PAGEREF _Toc224026336 \h </w:instrText>
             </w:r>
             <w:r>
               <w:rPr>
@@ -1107,7 +1107,7 @@
               <w14:ligatures w14:val="standardContextual"/>
             </w:rPr>
           </w:pPr>
-          <w:hyperlink w:anchor="_Toc223542622" w:history="1">
+          <w:hyperlink w:anchor="_Toc224026337" w:history="1">
             <w:r>
               <w:rPr>
                 <w:rStyle w:val="Hyperlink"/>
@@ -1135,7 +1135,7 @@
                 <w:noProof/>
                 <w:webHidden/>
               </w:rPr>
-              <w:instrText xml:space="preserve"> PAGEREF _Toc223542622 \h </w:instrText>
+              <w:instrText xml:space="preserve"> PAGEREF _Toc224026337 \h </w:instrText>
             </w:r>
             <w:r>
               <w:rPr>
@@ -1182,7 +1182,7 @@
               <w14:ligatures w14:val="standardContextual"/>
             </w:rPr>
           </w:pPr>
-          <w:hyperlink w:anchor="_Toc223542623" w:history="1">
+          <w:hyperlink w:anchor="_Toc224026338" w:history="1">
             <w:r>
               <w:rPr>
                 <w:rStyle w:val="Hyperlink"/>
@@ -1209,7 +1209,7 @@
                 <w:noProof/>
                 <w:webHidden/>
               </w:rPr>
-              <w:instrText xml:space="preserve"> PAGEREF _Toc223542623 \h </w:instrText>
+              <w:instrText xml:space="preserve"> PAGEREF _Toc224026338 \h </w:instrText>
             </w:r>
             <w:r>
               <w:rPr>
@@ -1256,7 +1256,7 @@
               <w14:ligatures w14:val="standardContextual"/>
             </w:rPr>
           </w:pPr>
-          <w:hyperlink w:anchor="_Toc223542624" w:history="1">
+          <w:hyperlink w:anchor="_Toc224026339" w:history="1">
             <w:r>
               <w:rPr>
                 <w:rStyle w:val="Hyperlink"/>
@@ -1283,7 +1283,7 @@
                 <w:noProof/>
                 <w:webHidden/>
               </w:rPr>
-              <w:instrText xml:space="preserve"> PAGEREF _Toc223542624 \h </w:instrText>
+              <w:instrText xml:space="preserve"> PAGEREF _Toc224026339 \h </w:instrText>
             </w:r>
             <w:r>
               <w:rPr>
@@ -1330,7 +1330,7 @@
               <w14:ligatures w14:val="standardContextual"/>
             </w:rPr>
           </w:pPr>
-          <w:hyperlink w:anchor="_Toc223542625" w:history="1">
+          <w:hyperlink w:anchor="_Toc224026340" w:history="1">
             <w:r>
               <w:rPr>
                 <w:rStyle w:val="Hyperlink"/>
@@ -1357,7 +1357,7 @@
                 <w:noProof/>
                 <w:webHidden/>
               </w:rPr>
-              <w:instrText xml:space="preserve"> PAGEREF _Toc223542625 \h </w:instrText>
+              <w:instrText xml:space="preserve"> PAGEREF _Toc224026340 \h </w:instrText>
             </w:r>
             <w:r>
               <w:rPr>
@@ -1404,7 +1404,7 @@
               <w14:ligatures w14:val="standardContextual"/>
             </w:rPr>
           </w:pPr>
-          <w:hyperlink w:anchor="_Toc223542626" w:history="1">
+          <w:hyperlink w:anchor="_Toc224026341" w:history="1">
             <w:r>
               <w:rPr>
                 <w:rStyle w:val="Hyperlink"/>
@@ -1432,7 +1432,7 @@
                 <w:noProof/>
                 <w:webHidden/>
               </w:rPr>
-              <w:instrText xml:space="preserve"> PAGEREF _Toc223542626 \h </w:instrText>
+              <w:instrText xml:space="preserve"> PAGEREF _Toc224026341 \h </w:instrText>
             </w:r>
             <w:r>
               <w:rPr>
@@ -1479,7 +1479,7 @@
               <w14:ligatures w14:val="standardContextual"/>
             </w:rPr>
           </w:pPr>
-          <w:hyperlink w:anchor="_Toc223542627" w:history="1">
+          <w:hyperlink w:anchor="_Toc224026342" w:history="1">
             <w:r>
               <w:rPr>
                 <w:rStyle w:val="Hyperlink"/>
@@ -1507,7 +1507,7 @@
                 <w:noProof/>
                 <w:webHidden/>
               </w:rPr>
-              <w:instrText xml:space="preserve"> PAGEREF _Toc223542627 \h </w:instrText>
+              <w:instrText xml:space="preserve"> PAGEREF _Toc224026342 \h </w:instrText>
             </w:r>
             <w:r>
               <w:rPr>
@@ -1554,7 +1554,7 @@
               <w14:ligatures w14:val="standardContextual"/>
             </w:rPr>
           </w:pPr>
-          <w:hyperlink w:anchor="_Toc223542628" w:history="1">
+          <w:hyperlink w:anchor="_Toc224026343" w:history="1">
             <w:r>
               <w:rPr>
                 <w:rStyle w:val="Hyperlink"/>
@@ -1581,7 +1581,7 @@
                 <w:noProof/>
                 <w:webHidden/>
               </w:rPr>
-              <w:instrText xml:space="preserve"> PAGEREF _Toc223542628 \h </w:instrText>
+              <w:instrText xml:space="preserve"> PAGEREF _Toc224026343 \h </w:instrText>
             </w:r>
             <w:r>
               <w:rPr>
@@ -1628,7 +1628,7 @@
               <w14:ligatures w14:val="standardContextual"/>
             </w:rPr>
           </w:pPr>
-          <w:hyperlink w:anchor="_Toc223542629" w:history="1">
+          <w:hyperlink w:anchor="_Toc224026344" w:history="1">
             <w:r>
               <w:rPr>
                 <w:rStyle w:val="Hyperlink"/>
@@ -1655,7 +1655,7 @@
                 <w:noProof/>
                 <w:webHidden/>
               </w:rPr>
-              <w:instrText xml:space="preserve"> PAGEREF _Toc223542629 \h </w:instrText>
+              <w:instrText xml:space="preserve"> PAGEREF _Toc224026344 \h </w:instrText>
             </w:r>
             <w:r>
               <w:rPr>
@@ -1702,7 +1702,7 @@
               <w14:ligatures w14:val="standardContextual"/>
             </w:rPr>
           </w:pPr>
-          <w:hyperlink w:anchor="_Toc223542630" w:history="1">
+          <w:hyperlink w:anchor="_Toc224026345" w:history="1">
             <w:r>
               <w:rPr>
                 <w:rStyle w:val="Hyperlink"/>
@@ -1729,7 +1729,7 @@
                 <w:noProof/>
                 <w:webHidden/>
               </w:rPr>
-              <w:instrText xml:space="preserve"> PAGEREF _Toc223542630 \h </w:instrText>
+              <w:instrText xml:space="preserve"> PAGEREF _Toc224026345 \h </w:instrText>
             </w:r>
             <w:r>
               <w:rPr>
@@ -1776,7 +1776,7 @@
               <w14:ligatures w14:val="standardContextual"/>
             </w:rPr>
           </w:pPr>
-          <w:hyperlink w:anchor="_Toc223542631" w:history="1">
+          <w:hyperlink w:anchor="_Toc224026346" w:history="1">
             <w:r>
               <w:rPr>
                 <w:rStyle w:val="Hyperlink"/>
@@ -1803,7 +1803,7 @@
                 <w:noProof/>
                 <w:webHidden/>
               </w:rPr>
-              <w:instrText xml:space="preserve"> PAGEREF _Toc223542631 \h </w:instrText>
+              <w:instrText xml:space="preserve"> PAGEREF _Toc224026346 \h </w:instrText>
             </w:r>
             <w:r>
               <w:rPr>
@@ -1850,7 +1850,7 @@
               <w14:ligatures w14:val="standardContextual"/>
             </w:rPr>
           </w:pPr>
-          <w:hyperlink w:anchor="_Toc223542632" w:history="1">
+          <w:hyperlink w:anchor="_Toc224026347" w:history="1">
             <w:r>
               <w:rPr>
                 <w:rStyle w:val="Hyperlink"/>
@@ -1878,7 +1878,7 @@
                 <w:noProof/>
                 <w:webHidden/>
               </w:rPr>
-              <w:instrText xml:space="preserve"> PAGEREF _Toc223542632 \h </w:instrText>
+              <w:instrText xml:space="preserve"> PAGEREF _Toc224026347 \h </w:instrText>
             </w:r>
             <w:r>
               <w:rPr>
@@ -1925,7 +1925,7 @@
               <w14:ligatures w14:val="standardContextual"/>
             </w:rPr>
           </w:pPr>
-          <w:hyperlink w:anchor="_Toc223542633" w:history="1">
+          <w:hyperlink w:anchor="_Toc224026348" w:history="1">
             <w:r>
               <w:rPr>
                 <w:rStyle w:val="Hyperlink"/>
@@ -1952,7 +1952,7 @@
                 <w:noProof/>
                 <w:webHidden/>
               </w:rPr>
-              <w:instrText xml:space="preserve"> PAGEREF _Toc223542633 \h </w:instrText>
+              <w:instrText xml:space="preserve"> PAGEREF _Toc224026348 \h </w:instrText>
             </w:r>
             <w:r>
               <w:rPr>
@@ -1999,7 +1999,7 @@
               <w14:ligatures w14:val="standardContextual"/>
             </w:rPr>
           </w:pPr>
-          <w:hyperlink w:anchor="_Toc223542634" w:history="1">
+          <w:hyperlink w:anchor="_Toc224026349" w:history="1">
             <w:r>
               <w:rPr>
                 <w:rStyle w:val="Hyperlink"/>
@@ -2027,7 +2027,7 @@
                 <w:noProof/>
                 <w:webHidden/>
               </w:rPr>
-              <w:instrText xml:space="preserve"> PAGEREF _Toc223542634 \h </w:instrText>
+              <w:instrText xml:space="preserve"> PAGEREF _Toc224026349 \h </w:instrText>
             </w:r>
             <w:r>
               <w:rPr>
@@ -2074,7 +2074,7 @@
               <w14:ligatures w14:val="standardContextual"/>
             </w:rPr>
           </w:pPr>
-          <w:hyperlink w:anchor="_Toc223542635" w:history="1">
+          <w:hyperlink w:anchor="_Toc224026350" w:history="1">
             <w:r>
               <w:rPr>
                 <w:rStyle w:val="Hyperlink"/>
@@ -2101,7 +2101,7 @@
                 <w:noProof/>
                 <w:webHidden/>
               </w:rPr>
-              <w:instrText xml:space="preserve"> PAGEREF _Toc223542635 \h </w:instrText>
+              <w:instrText xml:space="preserve"> PAGEREF _Toc224026350 \h </w:instrText>
             </w:r>
             <w:r>
               <w:rPr>
@@ -2148,7 +2148,7 @@
               <w14:ligatures w14:val="standardContextual"/>
             </w:rPr>
           </w:pPr>
-          <w:hyperlink w:anchor="_Toc223542636" w:history="1">
+          <w:hyperlink w:anchor="_Toc224026351" w:history="1">
             <w:r>
               <w:rPr>
                 <w:rStyle w:val="Hyperlink"/>
@@ -2175,7 +2175,7 @@
                 <w:noProof/>
                 <w:webHidden/>
               </w:rPr>
-              <w:instrText xml:space="preserve"> PAGEREF _Toc223542636 \h </w:instrText>
+              <w:instrText xml:space="preserve"> PAGEREF _Toc224026351 \h </w:instrText>
             </w:r>
             <w:r>
               <w:rPr>
@@ -2222,7 +2222,7 @@
               <w14:ligatures w14:val="standardContextual"/>
             </w:rPr>
           </w:pPr>
-          <w:hyperlink w:anchor="_Toc223542637" w:history="1">
+          <w:hyperlink w:anchor="_Toc224026352" w:history="1">
             <w:r>
               <w:rPr>
                 <w:rStyle w:val="Hyperlink"/>
@@ -2250,7 +2250,7 @@
                 <w:noProof/>
                 <w:webHidden/>
               </w:rPr>
-              <w:instrText xml:space="preserve"> PAGEREF _Toc223542637 \h </w:instrText>
+              <w:instrText xml:space="preserve"> PAGEREF _Toc224026352 \h </w:instrText>
             </w:r>
             <w:r>
               <w:rPr>
@@ -2297,7 +2297,7 @@
               <w14:ligatures w14:val="standardContextual"/>
             </w:rPr>
           </w:pPr>
-          <w:hyperlink w:anchor="_Toc223542638" w:history="1">
+          <w:hyperlink w:anchor="_Toc224026353" w:history="1">
             <w:r>
               <w:rPr>
                 <w:rStyle w:val="Hyperlink"/>
@@ -2324,7 +2324,7 @@
                 <w:noProof/>
                 <w:webHidden/>
               </w:rPr>
-              <w:instrText xml:space="preserve"> PAGEREF _Toc223542638 \h </w:instrText>
+              <w:instrText xml:space="preserve"> PAGEREF _Toc224026353 \h </w:instrText>
             </w:r>
             <w:r>
               <w:rPr>
@@ -2388,7 +2388,7 @@
           <w:lang w:val="en-US"/>
         </w:rPr>
       </w:pPr>
-      <w:bookmarkStart w:id="0" w:name="_Toc223542608"/>
+      <w:bookmarkStart w:id="0" w:name="_Toc224026323"/>
       <w:r>
         <w:rPr>
           <w:lang w:val="en-US"/>
@@ -2405,7 +2405,7 @@
           <w:lang w:val="en-US"/>
         </w:rPr>
       </w:pPr>
-      <w:bookmarkStart w:id="1" w:name="_Toc223542609"/>
+      <w:bookmarkStart w:id="1" w:name="_Toc224026324"/>
       <w:r>
         <w:rPr>
           <w:lang w:val="en-US"/>
@@ -2456,7 +2456,7 @@
           <w:lang w:val="en-US"/>
         </w:rPr>
       </w:pPr>
-      <w:bookmarkStart w:id="2" w:name="_Toc223542610"/>
+      <w:bookmarkStart w:id="2" w:name="_Toc224026325"/>
       <w:r>
         <w:rPr>
           <w:lang w:val="en-US"/>
@@ -2511,7 +2511,6 @@
         <w:t xml:space="preserve">python -m </w:t>
       </w:r>
       <w:proofErr w:type="spellStart"/>
-      <w:proofErr w:type="gramStart"/>
       <w:r>
         <w:rPr>
           <w:rFonts w:ascii="Cascadia Code" w:hAnsi="Cascadia Code"/>
@@ -2533,7 +2532,6 @@
         <w:t>venv</w:t>
       </w:r>
       <w:proofErr w:type="spellEnd"/>
-      <w:proofErr w:type="gramEnd"/>
     </w:p>
     <w:p>
       <w:pPr>
@@ -2573,7 +2571,7 @@
       <w:pPr>
         <w:pStyle w:val="Heading2"/>
       </w:pPr>
-      <w:bookmarkStart w:id="3" w:name="_Toc223542611"/>
+      <w:bookmarkStart w:id="3" w:name="_Toc224026326"/>
       <w:r>
         <w:t>Select the Python Interpreter in VS Code</w:t>
       </w:r>
@@ -2647,7 +2645,7 @@
           <w:lang w:val="en-US"/>
         </w:rPr>
       </w:pPr>
-      <w:bookmarkStart w:id="4" w:name="_Toc223542612"/>
+      <w:bookmarkStart w:id="4" w:name="_Toc224026327"/>
       <w:r>
         <w:rPr>
           <w:lang w:val="en-US"/>
@@ -2812,25 +2810,7 @@
           <w:bCs/>
           <w:lang w:val="en-US"/>
         </w:rPr>
-        <w:t xml:space="preserve">These </w:t>
-      </w:r>
-      <w:proofErr w:type="gramStart"/>
-      <w:r>
-        <w:rPr>
-          <w:b/>
-          <w:bCs/>
-          <w:lang w:val="en-US"/>
-        </w:rPr>
-        <w:t>require</w:t>
-      </w:r>
-      <w:proofErr w:type="gramEnd"/>
-      <w:r>
-        <w:rPr>
-          <w:b/>
-          <w:bCs/>
-          <w:lang w:val="en-US"/>
-        </w:rPr>
-        <w:t>:</w:t>
+        <w:t>These require:</w:t>
       </w:r>
     </w:p>
     <w:p>
@@ -2947,7 +2927,7 @@
       <w:pPr>
         <w:pStyle w:val="Heading1"/>
       </w:pPr>
-      <w:bookmarkStart w:id="5" w:name="_Toc223542613"/>
+      <w:bookmarkStart w:id="5" w:name="_Toc224026328"/>
       <w:r>
         <w:lastRenderedPageBreak/>
         <w:t>From RAG to Agentic System</w:t>
@@ -2976,7 +2956,7 @@
       <w:pPr>
         <w:pStyle w:val="Heading2"/>
       </w:pPr>
-      <w:bookmarkStart w:id="6" w:name="_Toc223542614"/>
+      <w:bookmarkStart w:id="6" w:name="_Toc224026329"/>
       <w:r>
         <w:t>Goal</w:t>
       </w:r>
@@ -3045,7 +3025,7 @@
       <w:pPr>
         <w:pStyle w:val="Heading2"/>
       </w:pPr>
-      <w:bookmarkStart w:id="7" w:name="_Toc223542615"/>
+      <w:bookmarkStart w:id="7" w:name="_Toc224026330"/>
       <w:r>
         <w:t>Architecture Shift</w:t>
       </w:r>
@@ -3055,7 +3035,7 @@
       <w:pPr>
         <w:pStyle w:val="Heading3"/>
       </w:pPr>
-      <w:bookmarkStart w:id="8" w:name="_Toc223542616"/>
+      <w:bookmarkStart w:id="8" w:name="_Toc224026331"/>
       <w:r>
         <w:t>Old RAG Flow</w:t>
       </w:r>
@@ -3171,7 +3151,7 @@
       <w:pPr>
         <w:pStyle w:val="Heading3"/>
       </w:pPr>
-      <w:bookmarkStart w:id="9" w:name="_Toc223542617"/>
+      <w:bookmarkStart w:id="9" w:name="_Toc224026332"/>
       <w:r>
         <w:t>New Agent Flow</w:t>
       </w:r>
@@ -3426,7 +3406,7 @@
           <w:lang w:val="en-US"/>
         </w:rPr>
       </w:pPr>
-      <w:bookmarkStart w:id="10" w:name="_Toc223542618"/>
+      <w:bookmarkStart w:id="10" w:name="_Toc224026333"/>
       <w:r>
         <w:rPr>
           <w:lang w:val="en-US"/>
@@ -3492,7 +3472,7 @@
       <w:pPr>
         <w:pStyle w:val="Heading3"/>
       </w:pPr>
-      <w:bookmarkStart w:id="11" w:name="_Toc223542619"/>
+      <w:bookmarkStart w:id="11" w:name="_Toc224026334"/>
       <w:r>
         <w:t>Goal</w:t>
       </w:r>
@@ -3717,7 +3697,7 @@
       <w:pPr>
         <w:pStyle w:val="Heading3"/>
       </w:pPr>
-      <w:bookmarkStart w:id="12" w:name="_Toc223542620"/>
+      <w:bookmarkStart w:id="12" w:name="_Toc224026335"/>
       <w:r>
         <w:t>Architecture</w:t>
       </w:r>
@@ -3906,16 +3886,8 @@
         <w:rPr>
           <w:rFonts w:ascii="Cascadia Code" w:hAnsi="Cascadia Code"/>
         </w:rPr>
-        <w:t xml:space="preserve">                | (Vector </w:t>
-      </w:r>
-      <w:proofErr w:type="gramStart"/>
-      <w:r>
-        <w:rPr>
-          <w:rFonts w:ascii="Cascadia Code" w:hAnsi="Cascadia Code"/>
-        </w:rPr>
-        <w:t>Search)  |</w:t>
-      </w:r>
-      <w:proofErr w:type="gramEnd"/>
+        <w:t xml:space="preserve">                | (Vector Search)  |</w:t>
+      </w:r>
     </w:p>
     <w:p>
       <w:pPr>
@@ -4065,7 +4037,7 @@
           <w:lang w:val="en-US"/>
         </w:rPr>
       </w:pPr>
-      <w:bookmarkStart w:id="13" w:name="_Toc223542621"/>
+      <w:bookmarkStart w:id="13" w:name="_Toc224026336"/>
       <w:r>
         <w:rPr>
           <w:lang w:val="en-US"/>
@@ -4892,19 +4864,11 @@
           <w:lang w:val="en-US"/>
         </w:rPr>
       </w:pPr>
-      <w:proofErr w:type="gramStart"/>
       <w:r>
         <w:rPr>
           <w:lang w:val="en-US"/>
         </w:rPr>
-        <w:t>Take a look</w:t>
-      </w:r>
-      <w:proofErr w:type="gramEnd"/>
-      <w:r>
-        <w:rPr>
-          <w:lang w:val="en-US"/>
-        </w:rPr>
-        <w:t xml:space="preserve"> at </w:t>
+        <w:t xml:space="preserve">Take a look at </w:t>
       </w:r>
       <w:r>
         <w:rPr>
@@ -5166,7 +5130,7 @@
           <w:lang w:val="en-US"/>
         </w:rPr>
       </w:pPr>
-      <w:bookmarkStart w:id="14" w:name="_Toc223542622"/>
+      <w:bookmarkStart w:id="14" w:name="_Toc224026337"/>
       <w:r>
         <w:rPr>
           <w:lang w:val="en-US"/>
@@ -5247,7 +5211,7 @@
       <w:pPr>
         <w:pStyle w:val="Heading3"/>
       </w:pPr>
-      <w:bookmarkStart w:id="15" w:name="_Toc223542623"/>
+      <w:bookmarkStart w:id="15" w:name="_Toc224026338"/>
       <w:r>
         <w:t>Goal</w:t>
       </w:r>
@@ -5333,7 +5297,7 @@
       <w:pPr>
         <w:pStyle w:val="Heading3"/>
       </w:pPr>
-      <w:bookmarkStart w:id="16" w:name="_Toc223542624"/>
+      <w:bookmarkStart w:id="16" w:name="_Toc224026339"/>
       <w:r>
         <w:t>Architecture</w:t>
       </w:r>
@@ -5571,7 +5535,7 @@
       <w:pPr>
         <w:pStyle w:val="Heading3"/>
       </w:pPr>
-      <w:bookmarkStart w:id="17" w:name="_Toc223542625"/>
+      <w:bookmarkStart w:id="17" w:name="_Toc224026340"/>
       <w:r>
         <w:t>Project Structure</w:t>
       </w:r>
@@ -5914,7 +5878,7 @@
           <w:lang w:val="en-US"/>
         </w:rPr>
       </w:pPr>
-      <w:bookmarkStart w:id="18" w:name="_Toc223542626"/>
+      <w:bookmarkStart w:id="18" w:name="_Toc224026341"/>
       <w:r>
         <w:rPr>
           <w:lang w:val="en-US"/>
@@ -5971,21 +5935,207 @@
         <w:rPr>
           <w:rFonts w:ascii="Cascadia Code" w:hAnsi="Cascadia Code"/>
         </w:rPr>
-        <w:t xml:space="preserve">pip </w:t>
-      </w:r>
-      <w:proofErr w:type="gramStart"/>
-      <w:r>
-        <w:rPr>
-          <w:rFonts w:ascii="Cascadia Code" w:hAnsi="Cascadia Code"/>
-        </w:rPr>
-        <w:t>install</w:t>
-      </w:r>
-      <w:proofErr w:type="gramEnd"/>
-      <w:r>
-        <w:rPr>
-          <w:rFonts w:ascii="Cascadia Code" w:hAnsi="Cascadia Code"/>
-        </w:rPr>
-        <w:t xml:space="preserve"> tabulate</w:t>
+        <w:t xml:space="preserve">pip install </w:t>
+      </w:r>
+      <w:proofErr w:type="spellStart"/>
+      <w:r>
+        <w:rPr>
+          <w:rFonts w:ascii="Cascadia Code" w:hAnsi="Cascadia Code"/>
+        </w:rPr>
+        <w:t>langchain</w:t>
+      </w:r>
+      <w:proofErr w:type="spellEnd"/>
+      <w:r>
+        <w:rPr>
+          <w:rFonts w:ascii="Cascadia Code" w:hAnsi="Cascadia Code"/>
+        </w:rPr>
+        <w:t xml:space="preserve"> </w:t>
+      </w:r>
+      <w:proofErr w:type="spellStart"/>
+      <w:r>
+        <w:rPr>
+          <w:rFonts w:ascii="Cascadia Code" w:hAnsi="Cascadia Code"/>
+        </w:rPr>
+        <w:t>langchain</w:t>
+      </w:r>
+      <w:proofErr w:type="spellEnd"/>
+      <w:r>
+        <w:rPr>
+          <w:rFonts w:ascii="Cascadia Code" w:hAnsi="Cascadia Code"/>
+        </w:rPr>
+        <w:t xml:space="preserve">-community </w:t>
+      </w:r>
+      <w:proofErr w:type="spellStart"/>
+      <w:r>
+        <w:rPr>
+          <w:rFonts w:ascii="Cascadia Code" w:hAnsi="Cascadia Code"/>
+        </w:rPr>
+        <w:t>langgraph</w:t>
+      </w:r>
+      <w:proofErr w:type="spellEnd"/>
+      <w:r>
+        <w:rPr>
+          <w:rFonts w:ascii="Cascadia Code" w:hAnsi="Cascadia Code"/>
+        </w:rPr>
+        <w:t xml:space="preserve"> </w:t>
+      </w:r>
+    </w:p>
+    <w:p>
+      <w:pPr>
+        <w:pStyle w:val="ListParagraph"/>
+        <w:pBdr>
+          <w:top w:val="single" w:sz="4" w:space="1" w:color="auto"/>
+          <w:left w:val="single" w:sz="4" w:space="4" w:color="auto"/>
+          <w:bottom w:val="single" w:sz="4" w:space="1" w:color="auto"/>
+          <w:right w:val="single" w:sz="4" w:space="4" w:color="auto"/>
+        </w:pBdr>
+        <w:spacing w:after="0" w:line="240" w:lineRule="auto"/>
+        <w:ind w:left="0"/>
+        <w:rPr>
+          <w:rFonts w:ascii="Cascadia Code" w:hAnsi="Cascadia Code"/>
+        </w:rPr>
+      </w:pPr>
+      <w:r>
+        <w:rPr>
+          <w:rFonts w:ascii="Cascadia Code" w:hAnsi="Cascadia Code"/>
+        </w:rPr>
+        <w:t xml:space="preserve">pip install </w:t>
+      </w:r>
+      <w:proofErr w:type="spellStart"/>
+      <w:r>
+        <w:rPr>
+          <w:rFonts w:ascii="Cascadia Code" w:hAnsi="Cascadia Code"/>
+        </w:rPr>
+        <w:t>langchain</w:t>
+      </w:r>
+      <w:proofErr w:type="spellEnd"/>
+      <w:r>
+        <w:rPr>
+          <w:rFonts w:ascii="Cascadia Code" w:hAnsi="Cascadia Code"/>
+        </w:rPr>
+        <w:t xml:space="preserve">-text-splitters </w:t>
+      </w:r>
+      <w:proofErr w:type="spellStart"/>
+      <w:r>
+        <w:rPr>
+          <w:rFonts w:ascii="Cascadia Code" w:hAnsi="Cascadia Code"/>
+        </w:rPr>
+        <w:t>langchain-huggingface</w:t>
+      </w:r>
+      <w:proofErr w:type="spellEnd"/>
+      <w:r>
+        <w:rPr>
+          <w:rFonts w:ascii="Cascadia Code" w:hAnsi="Cascadia Code"/>
+        </w:rPr>
+        <w:t xml:space="preserve"> </w:t>
+      </w:r>
+    </w:p>
+    <w:p>
+      <w:pPr>
+        <w:pStyle w:val="ListParagraph"/>
+        <w:pBdr>
+          <w:top w:val="single" w:sz="4" w:space="1" w:color="auto"/>
+          <w:left w:val="single" w:sz="4" w:space="4" w:color="auto"/>
+          <w:bottom w:val="single" w:sz="4" w:space="1" w:color="auto"/>
+          <w:right w:val="single" w:sz="4" w:space="4" w:color="auto"/>
+        </w:pBdr>
+        <w:spacing w:after="0" w:line="240" w:lineRule="auto"/>
+        <w:ind w:left="0"/>
+        <w:rPr>
+          <w:rFonts w:ascii="Cascadia Code" w:hAnsi="Cascadia Code"/>
+        </w:rPr>
+      </w:pPr>
+      <w:r>
+        <w:rPr>
+          <w:rFonts w:ascii="Cascadia Code" w:hAnsi="Cascadia Code"/>
+        </w:rPr>
+        <w:t xml:space="preserve">pip install </w:t>
+      </w:r>
+      <w:proofErr w:type="spellStart"/>
+      <w:r>
+        <w:rPr>
+          <w:rFonts w:ascii="Cascadia Code" w:hAnsi="Cascadia Code"/>
+        </w:rPr>
+        <w:t>langchain</w:t>
+      </w:r>
+      <w:proofErr w:type="spellEnd"/>
+      <w:r>
+        <w:rPr>
+          <w:rFonts w:ascii="Cascadia Code" w:hAnsi="Cascadia Code"/>
+        </w:rPr>
+        <w:t xml:space="preserve">-chroma </w:t>
+      </w:r>
+      <w:proofErr w:type="spellStart"/>
+      <w:r>
+        <w:rPr>
+          <w:rFonts w:ascii="Cascadia Code" w:hAnsi="Cascadia Code"/>
+        </w:rPr>
+        <w:t>chromadb</w:t>
+      </w:r>
+      <w:proofErr w:type="spellEnd"/>
+      <w:r>
+        <w:rPr>
+          <w:rFonts w:ascii="Cascadia Code" w:hAnsi="Cascadia Code"/>
+        </w:rPr>
+        <w:t xml:space="preserve"> </w:t>
+      </w:r>
+    </w:p>
+    <w:p>
+      <w:pPr>
+        <w:pStyle w:val="ListParagraph"/>
+        <w:pBdr>
+          <w:top w:val="single" w:sz="4" w:space="1" w:color="auto"/>
+          <w:left w:val="single" w:sz="4" w:space="4" w:color="auto"/>
+          <w:bottom w:val="single" w:sz="4" w:space="1" w:color="auto"/>
+          <w:right w:val="single" w:sz="4" w:space="4" w:color="auto"/>
+        </w:pBdr>
+        <w:spacing w:after="0" w:line="240" w:lineRule="auto"/>
+        <w:ind w:left="0"/>
+        <w:rPr>
+          <w:rFonts w:ascii="Cascadia Code" w:hAnsi="Cascadia Code"/>
+        </w:rPr>
+      </w:pPr>
+      <w:r>
+        <w:rPr>
+          <w:rFonts w:ascii="Cascadia Code" w:hAnsi="Cascadia Code"/>
+        </w:rPr>
+        <w:t>pip install sentence-transformers transformers torch</w:t>
+      </w:r>
+    </w:p>
+    <w:p>
+      <w:pPr>
+        <w:pBdr>
+          <w:top w:val="single" w:sz="4" w:space="1" w:color="auto"/>
+          <w:left w:val="single" w:sz="4" w:space="4" w:color="auto"/>
+          <w:bottom w:val="single" w:sz="4" w:space="1" w:color="auto"/>
+          <w:right w:val="single" w:sz="4" w:space="4" w:color="auto"/>
+        </w:pBdr>
+        <w:spacing w:after="0" w:line="240" w:lineRule="auto"/>
+        <w:rPr>
+          <w:rFonts w:ascii="Cascadia Code" w:hAnsi="Cascadia Code"/>
+        </w:rPr>
+      </w:pPr>
+    </w:p>
+    <w:p>
+      <w:pPr>
+        <w:pStyle w:val="ListParagraph"/>
+        <w:pBdr>
+          <w:top w:val="single" w:sz="4" w:space="1" w:color="auto"/>
+          <w:left w:val="single" w:sz="4" w:space="4" w:color="auto"/>
+          <w:bottom w:val="single" w:sz="4" w:space="1" w:color="auto"/>
+          <w:right w:val="single" w:sz="4" w:space="4" w:color="auto"/>
+        </w:pBdr>
+        <w:spacing w:after="0" w:line="240" w:lineRule="auto"/>
+        <w:ind w:left="0"/>
+        <w:rPr>
+          <w:rFonts w:ascii="Cascadia Code" w:hAnsi="Cascadia Code"/>
+        </w:rPr>
+      </w:pPr>
+      <w:r>
+        <w:rPr>
+          <w:rFonts w:ascii="Cascadia Code" w:hAnsi="Cascadia Code"/>
+        </w:rPr>
+        <w:t>pip install tabulate</w:t>
       </w:r>
     </w:p>
     <w:p>
@@ -6134,25 +6284,17 @@
           <w:lang w:val="en-US"/>
         </w:rPr>
       </w:pPr>
-      <w:proofErr w:type="gramStart"/>
       <w:r>
         <w:rPr>
           <w:lang w:val="en-US"/>
         </w:rPr>
-        <w:t>Take a look</w:t>
-      </w:r>
-      <w:proofErr w:type="gramEnd"/>
-      <w:r>
-        <w:rPr>
+        <w:t xml:space="preserve">Take a look at code in </w:t>
+      </w:r>
+      <w:r>
+        <w:rPr>
+          <w:rFonts w:ascii="Cascadia Code" w:hAnsi="Cascadia Code"/>
           <w:lang w:val="en-US"/>
         </w:rPr>
-        <w:t xml:space="preserve"> at code in </w:t>
-      </w:r>
-      <w:r>
-        <w:rPr>
-          <w:rFonts w:ascii="Cascadia Code" w:hAnsi="Cascadia Code"/>
-          <w:lang w:val="en-US"/>
-        </w:rPr>
         <w:t>rag_index.py</w:t>
       </w:r>
     </w:p>
@@ -6170,15 +6312,7 @@
         <w:t xml:space="preserve"> — </w:t>
       </w:r>
       <w:r>
-        <w:t xml:space="preserve">Update the RAG tool and </w:t>
-      </w:r>
-      <w:proofErr w:type="gramStart"/>
-      <w:r>
-        <w:t>Create</w:t>
-      </w:r>
-      <w:proofErr w:type="gramEnd"/>
-      <w:r>
-        <w:t xml:space="preserve"> the </w:t>
+        <w:t xml:space="preserve">Update the RAG tool and Create the </w:t>
       </w:r>
       <w:r>
         <w:t>SQL Tool</w:t>
@@ -6274,28 +6408,14 @@
         <w:rPr>
           <w:rFonts w:ascii="Cascadia Code" w:hAnsi="Cascadia Code"/>
         </w:rPr>
-        <w:t>llm_</w:t>
-      </w:r>
-      <w:proofErr w:type="gramStart"/>
-      <w:r>
-        <w:rPr>
-          <w:rFonts w:ascii="Cascadia Code" w:hAnsi="Cascadia Code"/>
-        </w:rPr>
-        <w:t>generate</w:t>
+        <w:t>llm_generate</w:t>
       </w:r>
       <w:proofErr w:type="spellEnd"/>
       <w:r>
         <w:rPr>
           <w:rFonts w:ascii="Cascadia Code" w:hAnsi="Cascadia Code"/>
         </w:rPr>
-        <w:t>(</w:t>
-      </w:r>
-      <w:proofErr w:type="gramEnd"/>
-      <w:r>
-        <w:rPr>
-          <w:rFonts w:ascii="Cascadia Code" w:hAnsi="Cascadia Code"/>
-        </w:rPr>
-        <w:t>)</w:t>
+        <w:t>()</w:t>
       </w:r>
       <w:r>
         <w:t>: Uses the LLM.</w:t>
@@ -6314,28 +6434,14 @@
         <w:rPr>
           <w:rFonts w:ascii="Cascadia Code" w:hAnsi="Cascadia Code"/>
         </w:rPr>
-        <w:t>choose_</w:t>
-      </w:r>
-      <w:proofErr w:type="gramStart"/>
-      <w:r>
-        <w:rPr>
-          <w:rFonts w:ascii="Cascadia Code" w:hAnsi="Cascadia Code"/>
-        </w:rPr>
-        <w:t>tool</w:t>
+        <w:t>choose_tool</w:t>
       </w:r>
       <w:proofErr w:type="spellEnd"/>
       <w:r>
         <w:rPr>
           <w:rFonts w:ascii="Cascadia Code" w:hAnsi="Cascadia Code"/>
         </w:rPr>
-        <w:t>(</w:t>
-      </w:r>
-      <w:proofErr w:type="gramEnd"/>
-      <w:r>
-        <w:rPr>
-          <w:rFonts w:ascii="Cascadia Code" w:hAnsi="Cascadia Code"/>
-        </w:rPr>
-        <w:t>)</w:t>
+        <w:t>()</w:t>
       </w:r>
       <w:r>
         <w:t>: Decides which tool to use, RAG or SQL.</w:t>
@@ -6354,28 +6460,14 @@
         <w:rPr>
           <w:rFonts w:ascii="Cascadia Code" w:hAnsi="Cascadia Code"/>
         </w:rPr>
-        <w:t>run_</w:t>
-      </w:r>
-      <w:proofErr w:type="gramStart"/>
-      <w:r>
-        <w:rPr>
-          <w:rFonts w:ascii="Cascadia Code" w:hAnsi="Cascadia Code"/>
-        </w:rPr>
-        <w:t>agent</w:t>
+        <w:t>run_agent</w:t>
       </w:r>
       <w:proofErr w:type="spellEnd"/>
       <w:r>
         <w:rPr>
           <w:rFonts w:ascii="Cascadia Code" w:hAnsi="Cascadia Code"/>
         </w:rPr>
-        <w:t>(</w:t>
-      </w:r>
-      <w:proofErr w:type="gramEnd"/>
-      <w:r>
-        <w:rPr>
-          <w:rFonts w:ascii="Cascadia Code" w:hAnsi="Cascadia Code"/>
-        </w:rPr>
-        <w:t>)</w:t>
+        <w:t>()</w:t>
       </w:r>
       <w:r>
         <w:t>: Runs the selected tool (RAG or SQL).</w:t>
@@ -6394,28 +6486,14 @@
         <w:rPr>
           <w:rFonts w:ascii="Cascadia Code" w:hAnsi="Cascadia Code"/>
         </w:rPr>
-        <w:t>generate_</w:t>
-      </w:r>
-      <w:proofErr w:type="gramStart"/>
-      <w:r>
-        <w:rPr>
-          <w:rFonts w:ascii="Cascadia Code" w:hAnsi="Cascadia Code"/>
-        </w:rPr>
-        <w:t>sql</w:t>
+        <w:t>generate_sql</w:t>
       </w:r>
       <w:proofErr w:type="spellEnd"/>
       <w:r>
         <w:rPr>
           <w:rFonts w:ascii="Cascadia Code" w:hAnsi="Cascadia Code"/>
         </w:rPr>
-        <w:t>(</w:t>
-      </w:r>
-      <w:proofErr w:type="gramEnd"/>
-      <w:r>
-        <w:rPr>
-          <w:rFonts w:ascii="Cascadia Code" w:hAnsi="Cascadia Code"/>
-        </w:rPr>
-        <w:t>)</w:t>
+        <w:t>()</w:t>
       </w:r>
       <w:r>
         <w:t xml:space="preserve">: </w:t>
@@ -6437,28 +6515,14 @@
         <w:rPr>
           <w:rFonts w:ascii="Cascadia Code" w:hAnsi="Cascadia Code"/>
         </w:rPr>
-        <w:t>final_</w:t>
-      </w:r>
-      <w:proofErr w:type="gramStart"/>
-      <w:r>
-        <w:rPr>
-          <w:rFonts w:ascii="Cascadia Code" w:hAnsi="Cascadia Code"/>
-        </w:rPr>
-        <w:t>answer</w:t>
+        <w:t>final_answer</w:t>
       </w:r>
       <w:proofErr w:type="spellEnd"/>
       <w:r>
         <w:rPr>
           <w:rFonts w:ascii="Cascadia Code" w:hAnsi="Cascadia Code"/>
         </w:rPr>
-        <w:t>(</w:t>
-      </w:r>
-      <w:proofErr w:type="gramEnd"/>
-      <w:r>
-        <w:rPr>
-          <w:rFonts w:ascii="Cascadia Code" w:hAnsi="Cascadia Code"/>
-        </w:rPr>
-        <w:t>)</w:t>
+        <w:t>()</w:t>
       </w:r>
       <w:r>
         <w:t xml:space="preserve">: </w:t>
@@ -6720,7 +6784,7 @@
           <w:lang w:val="en-US"/>
         </w:rPr>
       </w:pPr>
-      <w:bookmarkStart w:id="19" w:name="_Toc223542627"/>
+      <w:bookmarkStart w:id="19" w:name="_Toc224026342"/>
       <w:r>
         <w:rPr>
           <w:lang w:val="en-US"/>
@@ -6839,7 +6903,7 @@
       <w:pPr>
         <w:pStyle w:val="Heading3"/>
       </w:pPr>
-      <w:bookmarkStart w:id="20" w:name="_Toc223542628"/>
+      <w:bookmarkStart w:id="20" w:name="_Toc224026343"/>
       <w:r>
         <w:t>Goal</w:t>
       </w:r>
@@ -6957,7 +7021,7 @@
       <w:pPr>
         <w:pStyle w:val="Heading3"/>
       </w:pPr>
-      <w:bookmarkStart w:id="21" w:name="_Toc223542629"/>
+      <w:bookmarkStart w:id="21" w:name="_Toc224026344"/>
       <w:r>
         <w:t>Architecture</w:t>
       </w:r>
@@ -7322,7 +7386,7 @@
       <w:pPr>
         <w:pStyle w:val="Heading3"/>
       </w:pPr>
-      <w:bookmarkStart w:id="22" w:name="_Toc223542630"/>
+      <w:bookmarkStart w:id="22" w:name="_Toc224026345"/>
       <w:r>
         <w:t>Updated Folder Structure</w:t>
       </w:r>
@@ -7807,7 +7871,7 @@
       <w:pPr>
         <w:pStyle w:val="Heading3"/>
       </w:pPr>
-      <w:bookmarkStart w:id="23" w:name="_Toc223542631"/>
+      <w:bookmarkStart w:id="23" w:name="_Toc224026346"/>
       <w:r>
         <w:t>Steps</w:t>
       </w:r>
@@ -7818,7 +7882,246 @@
         <w:pStyle w:val="Heading4"/>
       </w:pPr>
       <w:r>
-        <w:t xml:space="preserve">Step 1 – </w:t>
+        <w:t xml:space="preserve">Step 1 — Install </w:t>
+      </w:r>
+      <w:r>
+        <w:t>libraries</w:t>
+      </w:r>
+    </w:p>
+    <w:p>
+      <w:pPr>
+        <w:pStyle w:val="ListParagraph"/>
+        <w:pBdr>
+          <w:top w:val="single" w:sz="4" w:space="1" w:color="auto"/>
+          <w:left w:val="single" w:sz="4" w:space="4" w:color="auto"/>
+          <w:bottom w:val="single" w:sz="4" w:space="1" w:color="auto"/>
+          <w:right w:val="single" w:sz="4" w:space="4" w:color="auto"/>
+        </w:pBdr>
+        <w:spacing w:after="0" w:line="240" w:lineRule="auto"/>
+        <w:ind w:left="0"/>
+        <w:rPr>
+          <w:rFonts w:ascii="Cascadia Code" w:hAnsi="Cascadia Code"/>
+        </w:rPr>
+      </w:pPr>
+      <w:r>
+        <w:rPr>
+          <w:rFonts w:ascii="Cascadia Code" w:hAnsi="Cascadia Code"/>
+        </w:rPr>
+        <w:t xml:space="preserve">pip install </w:t>
+      </w:r>
+      <w:proofErr w:type="spellStart"/>
+      <w:r>
+        <w:rPr>
+          <w:rFonts w:ascii="Cascadia Code" w:hAnsi="Cascadia Code"/>
+        </w:rPr>
+        <w:t>langchain</w:t>
+      </w:r>
+      <w:proofErr w:type="spellEnd"/>
+      <w:r>
+        <w:rPr>
+          <w:rFonts w:ascii="Cascadia Code" w:hAnsi="Cascadia Code"/>
+        </w:rPr>
+        <w:t xml:space="preserve"> </w:t>
+      </w:r>
+      <w:proofErr w:type="spellStart"/>
+      <w:r>
+        <w:rPr>
+          <w:rFonts w:ascii="Cascadia Code" w:hAnsi="Cascadia Code"/>
+        </w:rPr>
+        <w:t>langchain</w:t>
+      </w:r>
+      <w:proofErr w:type="spellEnd"/>
+      <w:r>
+        <w:rPr>
+          <w:rFonts w:ascii="Cascadia Code" w:hAnsi="Cascadia Code"/>
+        </w:rPr>
+        <w:t xml:space="preserve">-community </w:t>
+      </w:r>
+      <w:proofErr w:type="spellStart"/>
+      <w:r>
+        <w:rPr>
+          <w:rFonts w:ascii="Cascadia Code" w:hAnsi="Cascadia Code"/>
+        </w:rPr>
+        <w:t>langgraph</w:t>
+      </w:r>
+      <w:proofErr w:type="spellEnd"/>
+      <w:r>
+        <w:rPr>
+          <w:rFonts w:ascii="Cascadia Code" w:hAnsi="Cascadia Code"/>
+        </w:rPr>
+        <w:t xml:space="preserve"> </w:t>
+      </w:r>
+    </w:p>
+    <w:p>
+      <w:pPr>
+        <w:pStyle w:val="ListParagraph"/>
+        <w:pBdr>
+          <w:top w:val="single" w:sz="4" w:space="1" w:color="auto"/>
+          <w:left w:val="single" w:sz="4" w:space="4" w:color="auto"/>
+          <w:bottom w:val="single" w:sz="4" w:space="1" w:color="auto"/>
+          <w:right w:val="single" w:sz="4" w:space="4" w:color="auto"/>
+        </w:pBdr>
+        <w:spacing w:after="0" w:line="240" w:lineRule="auto"/>
+        <w:ind w:left="0"/>
+        <w:rPr>
+          <w:rFonts w:ascii="Cascadia Code" w:hAnsi="Cascadia Code"/>
+        </w:rPr>
+      </w:pPr>
+      <w:r>
+        <w:rPr>
+          <w:rFonts w:ascii="Cascadia Code" w:hAnsi="Cascadia Code"/>
+        </w:rPr>
+        <w:t xml:space="preserve">pip install </w:t>
+      </w:r>
+      <w:proofErr w:type="spellStart"/>
+      <w:r>
+        <w:rPr>
+          <w:rFonts w:ascii="Cascadia Code" w:hAnsi="Cascadia Code"/>
+        </w:rPr>
+        <w:t>langchain</w:t>
+      </w:r>
+      <w:proofErr w:type="spellEnd"/>
+      <w:r>
+        <w:rPr>
+          <w:rFonts w:ascii="Cascadia Code" w:hAnsi="Cascadia Code"/>
+        </w:rPr>
+        <w:t xml:space="preserve">-text-splitters </w:t>
+      </w:r>
+      <w:proofErr w:type="spellStart"/>
+      <w:r>
+        <w:rPr>
+          <w:rFonts w:ascii="Cascadia Code" w:hAnsi="Cascadia Code"/>
+        </w:rPr>
+        <w:t>langchain-huggingface</w:t>
+      </w:r>
+      <w:proofErr w:type="spellEnd"/>
+      <w:r>
+        <w:rPr>
+          <w:rFonts w:ascii="Cascadia Code" w:hAnsi="Cascadia Code"/>
+        </w:rPr>
+        <w:t xml:space="preserve"> </w:t>
+      </w:r>
+    </w:p>
+    <w:p>
+      <w:pPr>
+        <w:pStyle w:val="ListParagraph"/>
+        <w:pBdr>
+          <w:top w:val="single" w:sz="4" w:space="1" w:color="auto"/>
+          <w:left w:val="single" w:sz="4" w:space="4" w:color="auto"/>
+          <w:bottom w:val="single" w:sz="4" w:space="1" w:color="auto"/>
+          <w:right w:val="single" w:sz="4" w:space="4" w:color="auto"/>
+        </w:pBdr>
+        <w:spacing w:after="0" w:line="240" w:lineRule="auto"/>
+        <w:ind w:left="0"/>
+        <w:rPr>
+          <w:rFonts w:ascii="Cascadia Code" w:hAnsi="Cascadia Code"/>
+        </w:rPr>
+      </w:pPr>
+      <w:r>
+        <w:rPr>
+          <w:rFonts w:ascii="Cascadia Code" w:hAnsi="Cascadia Code"/>
+        </w:rPr>
+        <w:t xml:space="preserve">pip install </w:t>
+      </w:r>
+      <w:proofErr w:type="spellStart"/>
+      <w:r>
+        <w:rPr>
+          <w:rFonts w:ascii="Cascadia Code" w:hAnsi="Cascadia Code"/>
+        </w:rPr>
+        <w:t>langchain</w:t>
+      </w:r>
+      <w:proofErr w:type="spellEnd"/>
+      <w:r>
+        <w:rPr>
+          <w:rFonts w:ascii="Cascadia Code" w:hAnsi="Cascadia Code"/>
+        </w:rPr>
+        <w:t xml:space="preserve">-chroma </w:t>
+      </w:r>
+      <w:proofErr w:type="spellStart"/>
+      <w:r>
+        <w:rPr>
+          <w:rFonts w:ascii="Cascadia Code" w:hAnsi="Cascadia Code"/>
+        </w:rPr>
+        <w:t>chromadb</w:t>
+      </w:r>
+      <w:proofErr w:type="spellEnd"/>
+      <w:r>
+        <w:rPr>
+          <w:rFonts w:ascii="Cascadia Code" w:hAnsi="Cascadia Code"/>
+        </w:rPr>
+        <w:t xml:space="preserve"> </w:t>
+      </w:r>
+    </w:p>
+    <w:p>
+      <w:pPr>
+        <w:pStyle w:val="ListParagraph"/>
+        <w:pBdr>
+          <w:top w:val="single" w:sz="4" w:space="1" w:color="auto"/>
+          <w:left w:val="single" w:sz="4" w:space="4" w:color="auto"/>
+          <w:bottom w:val="single" w:sz="4" w:space="1" w:color="auto"/>
+          <w:right w:val="single" w:sz="4" w:space="4" w:color="auto"/>
+        </w:pBdr>
+        <w:spacing w:after="0" w:line="240" w:lineRule="auto"/>
+        <w:ind w:left="0"/>
+        <w:rPr>
+          <w:rFonts w:ascii="Cascadia Code" w:hAnsi="Cascadia Code"/>
+        </w:rPr>
+      </w:pPr>
+      <w:r>
+        <w:rPr>
+          <w:rFonts w:ascii="Cascadia Code" w:hAnsi="Cascadia Code"/>
+        </w:rPr>
+        <w:t>pip install sentence-transformers transformers torch</w:t>
+      </w:r>
+    </w:p>
+    <w:p>
+      <w:pPr>
+        <w:pBdr>
+          <w:top w:val="single" w:sz="4" w:space="1" w:color="auto"/>
+          <w:left w:val="single" w:sz="4" w:space="4" w:color="auto"/>
+          <w:bottom w:val="single" w:sz="4" w:space="1" w:color="auto"/>
+          <w:right w:val="single" w:sz="4" w:space="4" w:color="auto"/>
+        </w:pBdr>
+        <w:spacing w:after="0" w:line="240" w:lineRule="auto"/>
+        <w:rPr>
+          <w:rFonts w:ascii="Cascadia Code" w:hAnsi="Cascadia Code"/>
+        </w:rPr>
+      </w:pPr>
+    </w:p>
+    <w:p>
+      <w:pPr>
+        <w:pStyle w:val="ListParagraph"/>
+        <w:pBdr>
+          <w:top w:val="single" w:sz="4" w:space="1" w:color="auto"/>
+          <w:left w:val="single" w:sz="4" w:space="4" w:color="auto"/>
+          <w:bottom w:val="single" w:sz="4" w:space="1" w:color="auto"/>
+          <w:right w:val="single" w:sz="4" w:space="4" w:color="auto"/>
+        </w:pBdr>
+        <w:spacing w:after="0" w:line="240" w:lineRule="auto"/>
+        <w:ind w:left="0"/>
+        <w:rPr>
+          <w:rFonts w:ascii="Cascadia Code" w:hAnsi="Cascadia Code"/>
+        </w:rPr>
+      </w:pPr>
+      <w:r>
+        <w:rPr>
+          <w:rFonts w:ascii="Cascadia Code" w:hAnsi="Cascadia Code"/>
+        </w:rPr>
+        <w:t>pip install tabulate</w:t>
+      </w:r>
+    </w:p>
+    <w:p>
+      <w:pPr>
+        <w:pStyle w:val="Heading4"/>
+      </w:pPr>
+      <w:r>
+        <w:t xml:space="preserve">Step </w:t>
+      </w:r>
+      <w:r>
+        <w:t>2</w:t>
+      </w:r>
+      <w:r>
+        <w:t xml:space="preserve"> – </w:t>
       </w:r>
       <w:r>
         <w:t>Create</w:t>
@@ -8161,7 +8464,13 @@
         <w:pStyle w:val="Heading4"/>
       </w:pPr>
       <w:r>
-        <w:t>Step 2 — Create the Incident Database</w:t>
+        <w:t xml:space="preserve">Step </w:t>
+      </w:r>
+      <w:r>
+        <w:t>3</w:t>
+      </w:r>
+      <w:r>
+        <w:t xml:space="preserve"> — Create the Incident Database</w:t>
       </w:r>
     </w:p>
     <w:p>
@@ -8282,7 +8591,7 @@
         <w:t xml:space="preserve">Step </w:t>
       </w:r>
       <w:r>
-        <w:t>3</w:t>
+        <w:t>4</w:t>
       </w:r>
       <w:r>
         <w:t xml:space="preserve"> – </w:t>
@@ -8319,6 +8628,7 @@
         </w:numPr>
       </w:pPr>
       <w:r>
+        <w:lastRenderedPageBreak/>
         <w:t>We a</w:t>
       </w:r>
       <w:r>
@@ -8348,7 +8658,7 @@
         <w:t xml:space="preserve">Step </w:t>
       </w:r>
       <w:r>
-        <w:t>4</w:t>
+        <w:t>5</w:t>
       </w:r>
       <w:r>
         <w:t xml:space="preserve"> – Update tools.py</w:t>
@@ -8461,7 +8771,6 @@
         <w:rPr>
           <w:lang w:val="en-US"/>
         </w:rPr>
-        <w:lastRenderedPageBreak/>
         <w:t>Now your available tools are:</w:t>
       </w:r>
     </w:p>
@@ -8540,21 +8849,7 @@
         <w:rPr>
           <w:lang w:val="en-US"/>
         </w:rPr>
-        <w:t xml:space="preserve">No other changes </w:t>
-      </w:r>
-      <w:proofErr w:type="gramStart"/>
-      <w:r>
-        <w:rPr>
-          <w:lang w:val="en-US"/>
-        </w:rPr>
-        <w:t>required</w:t>
-      </w:r>
-      <w:proofErr w:type="gramEnd"/>
-      <w:r>
-        <w:rPr>
-          <w:lang w:val="en-US"/>
-        </w:rPr>
-        <w:t>.</w:t>
+        <w:t>No other changes required.</w:t>
       </w:r>
     </w:p>
     <w:p>
@@ -8565,7 +8860,7 @@
         <w:t xml:space="preserve">Step </w:t>
       </w:r>
       <w:r>
-        <w:t>5</w:t>
+        <w:t>6</w:t>
       </w:r>
       <w:r>
         <w:t xml:space="preserve"> – Update Agent Tool Routing</w:t>
@@ -8614,25 +8909,16 @@
           <w:b/>
           <w:bCs/>
         </w:rPr>
-        <w:t>choose_</w:t>
-      </w:r>
-      <w:proofErr w:type="gramStart"/>
+        <w:t>choose_tool</w:t>
+      </w:r>
+      <w:proofErr w:type="spellEnd"/>
       <w:r>
         <w:rPr>
           <w:b/>
           <w:bCs/>
         </w:rPr>
-        <w:t>tool</w:t>
-      </w:r>
-      <w:proofErr w:type="spellEnd"/>
-      <w:r>
-        <w:rPr>
-          <w:b/>
-          <w:bCs/>
-        </w:rPr>
         <w:t>(</w:t>
       </w:r>
-      <w:proofErr w:type="gramEnd"/>
       <w:r>
         <w:t>)</w:t>
       </w:r>
@@ -8646,18 +8932,10 @@
         </w:numPr>
       </w:pPr>
       <w:r>
-        <w:t xml:space="preserve">We have </w:t>
-      </w:r>
-      <w:proofErr w:type="gramStart"/>
-      <w:r>
-        <w:t>a</w:t>
-      </w:r>
-      <w:r>
-        <w:t>dd</w:t>
-      </w:r>
-      <w:proofErr w:type="gramEnd"/>
-      <w:r>
-        <w:t xml:space="preserve"> code to check for log analysis:</w:t>
+        <w:t>We have a</w:t>
+      </w:r>
+      <w:r>
+        <w:t>dd code to check for log analysis:</w:t>
       </w:r>
     </w:p>
     <w:p>
@@ -8728,26 +9006,18 @@
         <w:t xml:space="preserve">Step </w:t>
       </w:r>
       <w:r>
-        <w:t>6</w:t>
+        <w:t>7</w:t>
       </w:r>
       <w:r>
         <w:t xml:space="preserve"> – Update </w:t>
       </w:r>
       <w:proofErr w:type="spellStart"/>
       <w:r>
-        <w:t>run_</w:t>
-      </w:r>
-      <w:proofErr w:type="gramStart"/>
-      <w:r>
-        <w:t>agent</w:t>
+        <w:t>run_agent</w:t>
       </w:r>
       <w:proofErr w:type="spellEnd"/>
       <w:r>
-        <w:t>(</w:t>
-      </w:r>
-      <w:proofErr w:type="gramEnd"/>
-      <w:r>
-        <w:t>)</w:t>
+        <w:t>()</w:t>
       </w:r>
       <w:r>
         <w:t xml:space="preserve"> </w:t>
@@ -8799,25 +9069,16 @@
           <w:b/>
           <w:bCs/>
         </w:rPr>
-        <w:t>run_</w:t>
-      </w:r>
-      <w:proofErr w:type="gramStart"/>
+        <w:t>run_agent</w:t>
+      </w:r>
+      <w:proofErr w:type="spellEnd"/>
       <w:r>
         <w:rPr>
           <w:b/>
           <w:bCs/>
         </w:rPr>
-        <w:t>agent</w:t>
-      </w:r>
-      <w:proofErr w:type="spellEnd"/>
-      <w:r>
-        <w:rPr>
-          <w:b/>
-          <w:bCs/>
-        </w:rPr>
         <w:t>(</w:t>
       </w:r>
-      <w:proofErr w:type="gramEnd"/>
       <w:r>
         <w:t>)</w:t>
       </w:r>
@@ -8874,21 +9135,7 @@
         <w:rPr>
           <w:rFonts w:ascii="Cascadia Code" w:hAnsi="Cascadia Code"/>
         </w:rPr>
-        <w:t xml:space="preserve">    </w:t>
-      </w:r>
-      <w:proofErr w:type="gramStart"/>
-      <w:r>
-        <w:rPr>
-          <w:rFonts w:ascii="Cascadia Code" w:hAnsi="Cascadia Code"/>
-        </w:rPr>
-        <w:t>print(</w:t>
-      </w:r>
-      <w:proofErr w:type="gramEnd"/>
-      <w:r>
-        <w:rPr>
-          <w:rFonts w:ascii="Cascadia Code" w:hAnsi="Cascadia Code"/>
-        </w:rPr>
-        <w:t>"Searching logs")</w:t>
+        <w:t xml:space="preserve">    print("Searching logs")</w:t>
       </w:r>
     </w:p>
     <w:p>
@@ -8915,17 +9162,9 @@
         <w:rPr>
           <w:rFonts w:ascii="Cascadia Code" w:hAnsi="Cascadia Code"/>
         </w:rPr>
-        <w:t>log_</w:t>
-      </w:r>
-      <w:proofErr w:type="gramStart"/>
-      <w:r>
-        <w:rPr>
-          <w:rFonts w:ascii="Cascadia Code" w:hAnsi="Cascadia Code"/>
-        </w:rPr>
-        <w:t>search.invoke</w:t>
+        <w:t>log_search.invoke</w:t>
       </w:r>
       <w:proofErr w:type="spellEnd"/>
-      <w:proofErr w:type="gramEnd"/>
       <w:r>
         <w:rPr>
           <w:rFonts w:ascii="Cascadia Code" w:hAnsi="Cascadia Code"/>
@@ -8957,28 +9196,14 @@
         <w:rPr>
           <w:rFonts w:ascii="Cascadia Code" w:hAnsi="Cascadia Code"/>
         </w:rPr>
-        <w:t>final_</w:t>
-      </w:r>
-      <w:proofErr w:type="gramStart"/>
-      <w:r>
-        <w:rPr>
-          <w:rFonts w:ascii="Cascadia Code" w:hAnsi="Cascadia Code"/>
-        </w:rPr>
-        <w:t>answer</w:t>
+        <w:t>final_answer</w:t>
       </w:r>
       <w:proofErr w:type="spellEnd"/>
       <w:r>
         <w:rPr>
           <w:rFonts w:ascii="Cascadia Code" w:hAnsi="Cascadia Code"/>
         </w:rPr>
-        <w:t>(</w:t>
-      </w:r>
-      <w:proofErr w:type="gramEnd"/>
-      <w:r>
-        <w:rPr>
-          <w:rFonts w:ascii="Cascadia Code" w:hAnsi="Cascadia Code"/>
-        </w:rPr>
-        <w:t>query, result)</w:t>
+        <w:t>(query, result)</w:t>
       </w:r>
     </w:p>
     <w:p>
@@ -8989,7 +9214,7 @@
         <w:t xml:space="preserve">Step </w:t>
       </w:r>
       <w:r>
-        <w:t>7</w:t>
+        <w:t>8</w:t>
       </w:r>
       <w:r>
         <w:t xml:space="preserve"> — </w:t>
@@ -9236,7 +9461,7 @@
           <w:lang w:val="en-US"/>
         </w:rPr>
       </w:pPr>
-      <w:bookmarkStart w:id="24" w:name="_Toc223542632"/>
+      <w:bookmarkStart w:id="24" w:name="_Toc224026347"/>
       <w:r>
         <w:rPr>
           <w:lang w:val="en-US"/>
@@ -9537,7 +9762,7 @@
       <w:pPr>
         <w:pStyle w:val="Heading3"/>
       </w:pPr>
-      <w:bookmarkStart w:id="25" w:name="_Toc223542633"/>
+      <w:bookmarkStart w:id="25" w:name="_Toc224026348"/>
       <w:r>
         <w:t>Architecture</w:t>
       </w:r>
@@ -9837,7 +10062,7 @@
           <w:lang w:val="en-US"/>
         </w:rPr>
       </w:pPr>
-      <w:bookmarkStart w:id="26" w:name="_Toc223542634"/>
+      <w:bookmarkStart w:id="26" w:name="_Toc224026349"/>
       <w:r>
         <w:rPr>
           <w:lang w:val="en-US"/>
@@ -9851,10 +10076,243 @@
         <w:pStyle w:val="Heading4"/>
       </w:pPr>
       <w:r>
+        <w:t xml:space="preserve">Step 1 — Install </w:t>
+      </w:r>
+      <w:r>
+        <w:t>libraries</w:t>
+      </w:r>
+    </w:p>
+    <w:p>
+      <w:pPr>
+        <w:pStyle w:val="ListParagraph"/>
+        <w:pBdr>
+          <w:top w:val="single" w:sz="4" w:space="1" w:color="auto"/>
+          <w:left w:val="single" w:sz="4" w:space="4" w:color="auto"/>
+          <w:bottom w:val="single" w:sz="4" w:space="1" w:color="auto"/>
+          <w:right w:val="single" w:sz="4" w:space="4" w:color="auto"/>
+        </w:pBdr>
+        <w:spacing w:after="0" w:line="240" w:lineRule="auto"/>
+        <w:ind w:left="0"/>
+        <w:rPr>
+          <w:rFonts w:ascii="Cascadia Code" w:hAnsi="Cascadia Code"/>
+        </w:rPr>
+      </w:pPr>
+      <w:r>
+        <w:rPr>
+          <w:rFonts w:ascii="Cascadia Code" w:hAnsi="Cascadia Code"/>
+        </w:rPr>
+        <w:t xml:space="preserve">pip install </w:t>
+      </w:r>
+      <w:proofErr w:type="spellStart"/>
+      <w:r>
+        <w:rPr>
+          <w:rFonts w:ascii="Cascadia Code" w:hAnsi="Cascadia Code"/>
+        </w:rPr>
+        <w:t>langchain</w:t>
+      </w:r>
+      <w:proofErr w:type="spellEnd"/>
+      <w:r>
+        <w:rPr>
+          <w:rFonts w:ascii="Cascadia Code" w:hAnsi="Cascadia Code"/>
+        </w:rPr>
+        <w:t xml:space="preserve"> </w:t>
+      </w:r>
+      <w:proofErr w:type="spellStart"/>
+      <w:r>
+        <w:rPr>
+          <w:rFonts w:ascii="Cascadia Code" w:hAnsi="Cascadia Code"/>
+        </w:rPr>
+        <w:t>langchain</w:t>
+      </w:r>
+      <w:proofErr w:type="spellEnd"/>
+      <w:r>
+        <w:rPr>
+          <w:rFonts w:ascii="Cascadia Code" w:hAnsi="Cascadia Code"/>
+        </w:rPr>
+        <w:t xml:space="preserve">-community </w:t>
+      </w:r>
+      <w:proofErr w:type="spellStart"/>
+      <w:r>
+        <w:rPr>
+          <w:rFonts w:ascii="Cascadia Code" w:hAnsi="Cascadia Code"/>
+        </w:rPr>
+        <w:t>langgraph</w:t>
+      </w:r>
+      <w:proofErr w:type="spellEnd"/>
+      <w:r>
+        <w:rPr>
+          <w:rFonts w:ascii="Cascadia Code" w:hAnsi="Cascadia Code"/>
+        </w:rPr>
+        <w:t xml:space="preserve"> </w:t>
+      </w:r>
+    </w:p>
+    <w:p>
+      <w:pPr>
+        <w:pStyle w:val="ListParagraph"/>
+        <w:pBdr>
+          <w:top w:val="single" w:sz="4" w:space="1" w:color="auto"/>
+          <w:left w:val="single" w:sz="4" w:space="4" w:color="auto"/>
+          <w:bottom w:val="single" w:sz="4" w:space="1" w:color="auto"/>
+          <w:right w:val="single" w:sz="4" w:space="4" w:color="auto"/>
+        </w:pBdr>
+        <w:spacing w:after="0" w:line="240" w:lineRule="auto"/>
+        <w:ind w:left="0"/>
+        <w:rPr>
+          <w:rFonts w:ascii="Cascadia Code" w:hAnsi="Cascadia Code"/>
+        </w:rPr>
+      </w:pPr>
+      <w:r>
+        <w:rPr>
+          <w:rFonts w:ascii="Cascadia Code" w:hAnsi="Cascadia Code"/>
+        </w:rPr>
+        <w:t xml:space="preserve">pip install </w:t>
+      </w:r>
+      <w:proofErr w:type="spellStart"/>
+      <w:r>
+        <w:rPr>
+          <w:rFonts w:ascii="Cascadia Code" w:hAnsi="Cascadia Code"/>
+        </w:rPr>
+        <w:t>langchain</w:t>
+      </w:r>
+      <w:proofErr w:type="spellEnd"/>
+      <w:r>
+        <w:rPr>
+          <w:rFonts w:ascii="Cascadia Code" w:hAnsi="Cascadia Code"/>
+        </w:rPr>
+        <w:t xml:space="preserve">-text-splitters </w:t>
+      </w:r>
+      <w:proofErr w:type="spellStart"/>
+      <w:r>
+        <w:rPr>
+          <w:rFonts w:ascii="Cascadia Code" w:hAnsi="Cascadia Code"/>
+        </w:rPr>
+        <w:t>langchain-huggingface</w:t>
+      </w:r>
+      <w:proofErr w:type="spellEnd"/>
+      <w:r>
+        <w:rPr>
+          <w:rFonts w:ascii="Cascadia Code" w:hAnsi="Cascadia Code"/>
+        </w:rPr>
+        <w:t xml:space="preserve"> </w:t>
+      </w:r>
+    </w:p>
+    <w:p>
+      <w:pPr>
+        <w:pStyle w:val="ListParagraph"/>
+        <w:pBdr>
+          <w:top w:val="single" w:sz="4" w:space="1" w:color="auto"/>
+          <w:left w:val="single" w:sz="4" w:space="4" w:color="auto"/>
+          <w:bottom w:val="single" w:sz="4" w:space="1" w:color="auto"/>
+          <w:right w:val="single" w:sz="4" w:space="4" w:color="auto"/>
+        </w:pBdr>
+        <w:spacing w:after="0" w:line="240" w:lineRule="auto"/>
+        <w:ind w:left="0"/>
+        <w:rPr>
+          <w:rFonts w:ascii="Cascadia Code" w:hAnsi="Cascadia Code"/>
+        </w:rPr>
+      </w:pPr>
+      <w:r>
+        <w:rPr>
+          <w:rFonts w:ascii="Cascadia Code" w:hAnsi="Cascadia Code"/>
+        </w:rPr>
+        <w:t xml:space="preserve">pip install </w:t>
+      </w:r>
+      <w:proofErr w:type="spellStart"/>
+      <w:r>
+        <w:rPr>
+          <w:rFonts w:ascii="Cascadia Code" w:hAnsi="Cascadia Code"/>
+        </w:rPr>
+        <w:t>langchain</w:t>
+      </w:r>
+      <w:proofErr w:type="spellEnd"/>
+      <w:r>
+        <w:rPr>
+          <w:rFonts w:ascii="Cascadia Code" w:hAnsi="Cascadia Code"/>
+        </w:rPr>
+        <w:t xml:space="preserve">-chroma </w:t>
+      </w:r>
+      <w:proofErr w:type="spellStart"/>
+      <w:r>
+        <w:rPr>
+          <w:rFonts w:ascii="Cascadia Code" w:hAnsi="Cascadia Code"/>
+        </w:rPr>
+        <w:t>chromadb</w:t>
+      </w:r>
+      <w:proofErr w:type="spellEnd"/>
+      <w:r>
+        <w:rPr>
+          <w:rFonts w:ascii="Cascadia Code" w:hAnsi="Cascadia Code"/>
+        </w:rPr>
+        <w:t xml:space="preserve"> </w:t>
+      </w:r>
+    </w:p>
+    <w:p>
+      <w:pPr>
+        <w:pStyle w:val="ListParagraph"/>
+        <w:pBdr>
+          <w:top w:val="single" w:sz="4" w:space="1" w:color="auto"/>
+          <w:left w:val="single" w:sz="4" w:space="4" w:color="auto"/>
+          <w:bottom w:val="single" w:sz="4" w:space="1" w:color="auto"/>
+          <w:right w:val="single" w:sz="4" w:space="4" w:color="auto"/>
+        </w:pBdr>
+        <w:spacing w:after="0" w:line="240" w:lineRule="auto"/>
+        <w:ind w:left="0"/>
+        <w:rPr>
+          <w:rFonts w:ascii="Cascadia Code" w:hAnsi="Cascadia Code"/>
+        </w:rPr>
+      </w:pPr>
+      <w:r>
+        <w:rPr>
+          <w:rFonts w:ascii="Cascadia Code" w:hAnsi="Cascadia Code"/>
+        </w:rPr>
+        <w:t>pip install sentence-transformers transformers torch</w:t>
+      </w:r>
+    </w:p>
+    <w:p>
+      <w:pPr>
+        <w:pBdr>
+          <w:top w:val="single" w:sz="4" w:space="1" w:color="auto"/>
+          <w:left w:val="single" w:sz="4" w:space="4" w:color="auto"/>
+          <w:bottom w:val="single" w:sz="4" w:space="1" w:color="auto"/>
+          <w:right w:val="single" w:sz="4" w:space="4" w:color="auto"/>
+        </w:pBdr>
+        <w:spacing w:after="0" w:line="240" w:lineRule="auto"/>
+        <w:rPr>
+          <w:rFonts w:ascii="Cascadia Code" w:hAnsi="Cascadia Code"/>
+        </w:rPr>
+      </w:pPr>
+    </w:p>
+    <w:p>
+      <w:pPr>
+        <w:pStyle w:val="ListParagraph"/>
+        <w:pBdr>
+          <w:top w:val="single" w:sz="4" w:space="1" w:color="auto"/>
+          <w:left w:val="single" w:sz="4" w:space="4" w:color="auto"/>
+          <w:bottom w:val="single" w:sz="4" w:space="1" w:color="auto"/>
+          <w:right w:val="single" w:sz="4" w:space="4" w:color="auto"/>
+        </w:pBdr>
+        <w:spacing w:after="0" w:line="240" w:lineRule="auto"/>
+        <w:ind w:left="0"/>
+        <w:rPr>
+          <w:rFonts w:ascii="Cascadia Code" w:hAnsi="Cascadia Code"/>
+        </w:rPr>
+      </w:pPr>
+      <w:r>
+        <w:rPr>
+          <w:rFonts w:ascii="Cascadia Code" w:hAnsi="Cascadia Code"/>
+        </w:rPr>
+        <w:t>pip install tabulate</w:t>
+      </w:r>
+    </w:p>
+    <w:p>
+      <w:pPr>
+        <w:pStyle w:val="Heading4"/>
+      </w:pPr>
+      <w:r>
         <w:t xml:space="preserve">Step </w:t>
       </w:r>
       <w:r>
-        <w:t>1</w:t>
+        <w:t>2</w:t>
       </w:r>
       <w:r>
         <w:t xml:space="preserve"> — Create the Incident Database</w:t>
@@ -9897,6 +10355,7 @@
         <w:rPr>
           <w:lang w:eastAsia="en-IN"/>
         </w:rPr>
+        <w:lastRenderedPageBreak/>
         <w:t>Run once:</w:t>
       </w:r>
     </w:p>
@@ -9987,7 +10446,7 @@
         <w:rPr>
           <w:lang w:val="en-US"/>
         </w:rPr>
-        <w:t>2</w:t>
+        <w:t>3</w:t>
       </w:r>
       <w:r>
         <w:rPr>
@@ -10045,7 +10504,6 @@
         </w:numPr>
       </w:pPr>
       <w:r>
-        <w:lastRenderedPageBreak/>
         <w:t xml:space="preserve">File: </w:t>
       </w:r>
       <w:r>
@@ -10067,41 +10525,22 @@
           <w:numId w:val="32"/>
         </w:numPr>
       </w:pPr>
-      <w:proofErr w:type="gramStart"/>
-      <w:r>
-        <w:t>Take a look</w:t>
-      </w:r>
-      <w:proofErr w:type="gramEnd"/>
-      <w:r>
-        <w:t xml:space="preserve"> at the </w:t>
+      <w:r>
+        <w:t xml:space="preserve">Take a look at the </w:t>
       </w:r>
       <w:proofErr w:type="spellStart"/>
       <w:r>
         <w:rPr>
           <w:rFonts w:ascii="Cascadia Code" w:hAnsi="Cascadia Code" w:cs="Cascadia Code"/>
         </w:rPr>
-        <w:t>plan_</w:t>
-      </w:r>
-      <w:proofErr w:type="gramStart"/>
+        <w:t>plan_steps</w:t>
+      </w:r>
+      <w:proofErr w:type="spellEnd"/>
       <w:r>
         <w:rPr>
           <w:rFonts w:ascii="Cascadia Code" w:hAnsi="Cascadia Code" w:cs="Cascadia Code"/>
         </w:rPr>
-        <w:t>steps</w:t>
-      </w:r>
-      <w:proofErr w:type="spellEnd"/>
-      <w:r>
-        <w:rPr>
-          <w:rFonts w:ascii="Cascadia Code" w:hAnsi="Cascadia Code" w:cs="Cascadia Code"/>
-        </w:rPr>
-        <w:t>(</w:t>
-      </w:r>
-      <w:proofErr w:type="gramEnd"/>
-      <w:r>
-        <w:rPr>
-          <w:rFonts w:ascii="Cascadia Code" w:hAnsi="Cascadia Code" w:cs="Cascadia Code"/>
-        </w:rPr>
-        <w:t>)</w:t>
+        <w:t>()</w:t>
       </w:r>
       <w:r>
         <w:t xml:space="preserve"> method.</w:t>
@@ -10115,7 +10554,7 @@
         <w:t xml:space="preserve">Step </w:t>
       </w:r>
       <w:r>
-        <w:t>3</w:t>
+        <w:t>4</w:t>
       </w:r>
       <w:r>
         <w:t xml:space="preserve"> – </w:t>
@@ -10168,28 +10607,14 @@
         <w:rPr>
           <w:rFonts w:ascii="Cascadia Code" w:hAnsi="Cascadia Code" w:cs="Cascadia Code"/>
         </w:rPr>
-        <w:t>run_</w:t>
-      </w:r>
-      <w:proofErr w:type="gramStart"/>
+        <w:t>run_agent</w:t>
+      </w:r>
+      <w:proofErr w:type="spellEnd"/>
       <w:r>
         <w:rPr>
           <w:rFonts w:ascii="Cascadia Code" w:hAnsi="Cascadia Code" w:cs="Cascadia Code"/>
         </w:rPr>
-        <w:t>agent</w:t>
-      </w:r>
-      <w:proofErr w:type="spellEnd"/>
-      <w:r>
-        <w:rPr>
-          <w:rFonts w:ascii="Cascadia Code" w:hAnsi="Cascadia Code" w:cs="Cascadia Code"/>
-        </w:rPr>
-        <w:t>(</w:t>
-      </w:r>
-      <w:proofErr w:type="gramEnd"/>
-      <w:r>
-        <w:rPr>
-          <w:rFonts w:ascii="Cascadia Code" w:hAnsi="Cascadia Code" w:cs="Cascadia Code"/>
-        </w:rPr>
-        <w:t>)</w:t>
+        <w:t>()</w:t>
       </w:r>
       <w:r>
         <w:t xml:space="preserve"> method.</w:t>
@@ -10207,7 +10632,7 @@
         <w:t xml:space="preserve">Step </w:t>
       </w:r>
       <w:r>
-        <w:t>4</w:t>
+        <w:t>5</w:t>
       </w:r>
       <w:r>
         <w:t xml:space="preserve"> – </w:t>
@@ -10250,28 +10675,14 @@
         <w:rPr>
           <w:rFonts w:ascii="Cascadia Code" w:hAnsi="Cascadia Code" w:cs="Cascadia Code"/>
         </w:rPr>
-        <w:t>final_</w:t>
-      </w:r>
-      <w:proofErr w:type="gramStart"/>
+        <w:t>final_answer</w:t>
+      </w:r>
+      <w:proofErr w:type="spellEnd"/>
       <w:r>
         <w:rPr>
           <w:rFonts w:ascii="Cascadia Code" w:hAnsi="Cascadia Code" w:cs="Cascadia Code"/>
         </w:rPr>
-        <w:t>answer</w:t>
-      </w:r>
-      <w:proofErr w:type="spellEnd"/>
-      <w:r>
-        <w:rPr>
-          <w:rFonts w:ascii="Cascadia Code" w:hAnsi="Cascadia Code" w:cs="Cascadia Code"/>
-        </w:rPr>
-        <w:t>(</w:t>
-      </w:r>
-      <w:proofErr w:type="gramEnd"/>
-      <w:r>
-        <w:rPr>
-          <w:rFonts w:ascii="Cascadia Code" w:hAnsi="Cascadia Code" w:cs="Cascadia Code"/>
-        </w:rPr>
-        <w:t>)</w:t>
+        <w:t>()</w:t>
       </w:r>
       <w:r>
         <w:t xml:space="preserve"> method.</w:t>
@@ -10285,7 +10696,7 @@
         <w:t xml:space="preserve">Step </w:t>
       </w:r>
       <w:r>
-        <w:t>5</w:t>
+        <w:t>6</w:t>
       </w:r>
       <w:r>
         <w:t xml:space="preserve"> — </w:t>
@@ -10719,7 +11130,7 @@
       <w:pPr>
         <w:pStyle w:val="Heading1"/>
       </w:pPr>
-      <w:bookmarkStart w:id="27" w:name="_Toc223542635"/>
+      <w:bookmarkStart w:id="27" w:name="_Toc224026350"/>
       <w:r>
         <w:lastRenderedPageBreak/>
         <w:t>Lab 5: Tool Failure &amp; Fallback Handling</w:t>
@@ -10836,7 +11247,7 @@
       <w:pPr>
         <w:pStyle w:val="Heading3"/>
       </w:pPr>
-      <w:bookmarkStart w:id="28" w:name="_Toc223542636"/>
+      <w:bookmarkStart w:id="28" w:name="_Toc224026351"/>
       <w:r>
         <w:t>Architecture</w:t>
       </w:r>
@@ -11157,7 +11568,7 @@
           <w:lang w:val="en-US"/>
         </w:rPr>
       </w:pPr>
-      <w:bookmarkStart w:id="29" w:name="_Toc223542637"/>
+      <w:bookmarkStart w:id="29" w:name="_Toc224026352"/>
       <w:r>
         <w:rPr>
           <w:lang w:val="en-US"/>
@@ -11171,10 +11582,243 @@
         <w:pStyle w:val="Heading4"/>
       </w:pPr>
       <w:r>
+        <w:t xml:space="preserve">Step 1 — Install </w:t>
+      </w:r>
+      <w:r>
+        <w:t>libraries</w:t>
+      </w:r>
+    </w:p>
+    <w:p>
+      <w:pPr>
+        <w:pStyle w:val="ListParagraph"/>
+        <w:pBdr>
+          <w:top w:val="single" w:sz="4" w:space="1" w:color="auto"/>
+          <w:left w:val="single" w:sz="4" w:space="4" w:color="auto"/>
+          <w:bottom w:val="single" w:sz="4" w:space="1" w:color="auto"/>
+          <w:right w:val="single" w:sz="4" w:space="4" w:color="auto"/>
+        </w:pBdr>
+        <w:spacing w:after="0" w:line="240" w:lineRule="auto"/>
+        <w:ind w:left="0"/>
+        <w:rPr>
+          <w:rFonts w:ascii="Cascadia Code" w:hAnsi="Cascadia Code"/>
+        </w:rPr>
+      </w:pPr>
+      <w:r>
+        <w:rPr>
+          <w:rFonts w:ascii="Cascadia Code" w:hAnsi="Cascadia Code"/>
+        </w:rPr>
+        <w:t xml:space="preserve">pip install </w:t>
+      </w:r>
+      <w:proofErr w:type="spellStart"/>
+      <w:r>
+        <w:rPr>
+          <w:rFonts w:ascii="Cascadia Code" w:hAnsi="Cascadia Code"/>
+        </w:rPr>
+        <w:t>langchain</w:t>
+      </w:r>
+      <w:proofErr w:type="spellEnd"/>
+      <w:r>
+        <w:rPr>
+          <w:rFonts w:ascii="Cascadia Code" w:hAnsi="Cascadia Code"/>
+        </w:rPr>
+        <w:t xml:space="preserve"> </w:t>
+      </w:r>
+      <w:proofErr w:type="spellStart"/>
+      <w:r>
+        <w:rPr>
+          <w:rFonts w:ascii="Cascadia Code" w:hAnsi="Cascadia Code"/>
+        </w:rPr>
+        <w:t>langchain</w:t>
+      </w:r>
+      <w:proofErr w:type="spellEnd"/>
+      <w:r>
+        <w:rPr>
+          <w:rFonts w:ascii="Cascadia Code" w:hAnsi="Cascadia Code"/>
+        </w:rPr>
+        <w:t xml:space="preserve">-community </w:t>
+      </w:r>
+      <w:proofErr w:type="spellStart"/>
+      <w:r>
+        <w:rPr>
+          <w:rFonts w:ascii="Cascadia Code" w:hAnsi="Cascadia Code"/>
+        </w:rPr>
+        <w:t>langgraph</w:t>
+      </w:r>
+      <w:proofErr w:type="spellEnd"/>
+      <w:r>
+        <w:rPr>
+          <w:rFonts w:ascii="Cascadia Code" w:hAnsi="Cascadia Code"/>
+        </w:rPr>
+        <w:t xml:space="preserve"> </w:t>
+      </w:r>
+    </w:p>
+    <w:p>
+      <w:pPr>
+        <w:pStyle w:val="ListParagraph"/>
+        <w:pBdr>
+          <w:top w:val="single" w:sz="4" w:space="1" w:color="auto"/>
+          <w:left w:val="single" w:sz="4" w:space="4" w:color="auto"/>
+          <w:bottom w:val="single" w:sz="4" w:space="1" w:color="auto"/>
+          <w:right w:val="single" w:sz="4" w:space="4" w:color="auto"/>
+        </w:pBdr>
+        <w:spacing w:after="0" w:line="240" w:lineRule="auto"/>
+        <w:ind w:left="0"/>
+        <w:rPr>
+          <w:rFonts w:ascii="Cascadia Code" w:hAnsi="Cascadia Code"/>
+        </w:rPr>
+      </w:pPr>
+      <w:r>
+        <w:rPr>
+          <w:rFonts w:ascii="Cascadia Code" w:hAnsi="Cascadia Code"/>
+        </w:rPr>
+        <w:t xml:space="preserve">pip install </w:t>
+      </w:r>
+      <w:proofErr w:type="spellStart"/>
+      <w:r>
+        <w:rPr>
+          <w:rFonts w:ascii="Cascadia Code" w:hAnsi="Cascadia Code"/>
+        </w:rPr>
+        <w:t>langchain</w:t>
+      </w:r>
+      <w:proofErr w:type="spellEnd"/>
+      <w:r>
+        <w:rPr>
+          <w:rFonts w:ascii="Cascadia Code" w:hAnsi="Cascadia Code"/>
+        </w:rPr>
+        <w:t xml:space="preserve">-text-splitters </w:t>
+      </w:r>
+      <w:proofErr w:type="spellStart"/>
+      <w:r>
+        <w:rPr>
+          <w:rFonts w:ascii="Cascadia Code" w:hAnsi="Cascadia Code"/>
+        </w:rPr>
+        <w:t>langchain-huggingface</w:t>
+      </w:r>
+      <w:proofErr w:type="spellEnd"/>
+      <w:r>
+        <w:rPr>
+          <w:rFonts w:ascii="Cascadia Code" w:hAnsi="Cascadia Code"/>
+        </w:rPr>
+        <w:t xml:space="preserve"> </w:t>
+      </w:r>
+    </w:p>
+    <w:p>
+      <w:pPr>
+        <w:pStyle w:val="ListParagraph"/>
+        <w:pBdr>
+          <w:top w:val="single" w:sz="4" w:space="1" w:color="auto"/>
+          <w:left w:val="single" w:sz="4" w:space="4" w:color="auto"/>
+          <w:bottom w:val="single" w:sz="4" w:space="1" w:color="auto"/>
+          <w:right w:val="single" w:sz="4" w:space="4" w:color="auto"/>
+        </w:pBdr>
+        <w:spacing w:after="0" w:line="240" w:lineRule="auto"/>
+        <w:ind w:left="0"/>
+        <w:rPr>
+          <w:rFonts w:ascii="Cascadia Code" w:hAnsi="Cascadia Code"/>
+        </w:rPr>
+      </w:pPr>
+      <w:r>
+        <w:rPr>
+          <w:rFonts w:ascii="Cascadia Code" w:hAnsi="Cascadia Code"/>
+        </w:rPr>
+        <w:t xml:space="preserve">pip install </w:t>
+      </w:r>
+      <w:proofErr w:type="spellStart"/>
+      <w:r>
+        <w:rPr>
+          <w:rFonts w:ascii="Cascadia Code" w:hAnsi="Cascadia Code"/>
+        </w:rPr>
+        <w:t>langchain</w:t>
+      </w:r>
+      <w:proofErr w:type="spellEnd"/>
+      <w:r>
+        <w:rPr>
+          <w:rFonts w:ascii="Cascadia Code" w:hAnsi="Cascadia Code"/>
+        </w:rPr>
+        <w:t xml:space="preserve">-chroma </w:t>
+      </w:r>
+      <w:proofErr w:type="spellStart"/>
+      <w:r>
+        <w:rPr>
+          <w:rFonts w:ascii="Cascadia Code" w:hAnsi="Cascadia Code"/>
+        </w:rPr>
+        <w:t>chromadb</w:t>
+      </w:r>
+      <w:proofErr w:type="spellEnd"/>
+      <w:r>
+        <w:rPr>
+          <w:rFonts w:ascii="Cascadia Code" w:hAnsi="Cascadia Code"/>
+        </w:rPr>
+        <w:t xml:space="preserve"> </w:t>
+      </w:r>
+    </w:p>
+    <w:p>
+      <w:pPr>
+        <w:pStyle w:val="ListParagraph"/>
+        <w:pBdr>
+          <w:top w:val="single" w:sz="4" w:space="1" w:color="auto"/>
+          <w:left w:val="single" w:sz="4" w:space="4" w:color="auto"/>
+          <w:bottom w:val="single" w:sz="4" w:space="1" w:color="auto"/>
+          <w:right w:val="single" w:sz="4" w:space="4" w:color="auto"/>
+        </w:pBdr>
+        <w:spacing w:after="0" w:line="240" w:lineRule="auto"/>
+        <w:ind w:left="0"/>
+        <w:rPr>
+          <w:rFonts w:ascii="Cascadia Code" w:hAnsi="Cascadia Code"/>
+        </w:rPr>
+      </w:pPr>
+      <w:r>
+        <w:rPr>
+          <w:rFonts w:ascii="Cascadia Code" w:hAnsi="Cascadia Code"/>
+        </w:rPr>
+        <w:t>pip install sentence-transformers transformers torch</w:t>
+      </w:r>
+    </w:p>
+    <w:p>
+      <w:pPr>
+        <w:pBdr>
+          <w:top w:val="single" w:sz="4" w:space="1" w:color="auto"/>
+          <w:left w:val="single" w:sz="4" w:space="4" w:color="auto"/>
+          <w:bottom w:val="single" w:sz="4" w:space="1" w:color="auto"/>
+          <w:right w:val="single" w:sz="4" w:space="4" w:color="auto"/>
+        </w:pBdr>
+        <w:spacing w:after="0" w:line="240" w:lineRule="auto"/>
+        <w:rPr>
+          <w:rFonts w:ascii="Cascadia Code" w:hAnsi="Cascadia Code"/>
+        </w:rPr>
+      </w:pPr>
+    </w:p>
+    <w:p>
+      <w:pPr>
+        <w:pStyle w:val="ListParagraph"/>
+        <w:pBdr>
+          <w:top w:val="single" w:sz="4" w:space="1" w:color="auto"/>
+          <w:left w:val="single" w:sz="4" w:space="4" w:color="auto"/>
+          <w:bottom w:val="single" w:sz="4" w:space="1" w:color="auto"/>
+          <w:right w:val="single" w:sz="4" w:space="4" w:color="auto"/>
+        </w:pBdr>
+        <w:spacing w:after="0" w:line="240" w:lineRule="auto"/>
+        <w:ind w:left="0"/>
+        <w:rPr>
+          <w:rFonts w:ascii="Cascadia Code" w:hAnsi="Cascadia Code"/>
+        </w:rPr>
+      </w:pPr>
+      <w:r>
+        <w:rPr>
+          <w:rFonts w:ascii="Cascadia Code" w:hAnsi="Cascadia Code"/>
+        </w:rPr>
+        <w:t>pip install tabulate</w:t>
+      </w:r>
+    </w:p>
+    <w:p>
+      <w:pPr>
+        <w:pStyle w:val="Heading4"/>
+      </w:pPr>
+      <w:r>
         <w:t xml:space="preserve">Step </w:t>
       </w:r>
       <w:r>
-        <w:t>1</w:t>
+        <w:t>2</w:t>
       </w:r>
       <w:r>
         <w:t xml:space="preserve"> — Create the Incident Database</w:t>
@@ -11295,10 +11939,11 @@
         <w:pStyle w:val="Heading4"/>
       </w:pPr>
       <w:r>
+        <w:lastRenderedPageBreak/>
         <w:t xml:space="preserve">Step </w:t>
       </w:r>
       <w:r>
-        <w:t>2</w:t>
+        <w:t>3</w:t>
       </w:r>
       <w:r>
         <w:t xml:space="preserve"> — Add Retry Utility</w:t>
@@ -11332,28 +11977,14 @@
         <w:rPr>
           <w:rFonts w:ascii="Cascadia Code" w:hAnsi="Cascadia Code"/>
         </w:rPr>
-        <w:t>safe_tool_</w:t>
-      </w:r>
-      <w:proofErr w:type="gramStart"/>
-      <w:r>
-        <w:rPr>
-          <w:rFonts w:ascii="Cascadia Code" w:hAnsi="Cascadia Code"/>
-        </w:rPr>
-        <w:t>call</w:t>
+        <w:t>safe_tool_call</w:t>
       </w:r>
       <w:proofErr w:type="spellEnd"/>
       <w:r>
         <w:rPr>
           <w:rFonts w:ascii="Cascadia Code" w:hAnsi="Cascadia Code"/>
         </w:rPr>
-        <w:t>(</w:t>
-      </w:r>
-      <w:proofErr w:type="gramEnd"/>
-      <w:r>
-        <w:rPr>
-          <w:rFonts w:ascii="Cascadia Code" w:hAnsi="Cascadia Code"/>
-        </w:rPr>
-        <w:t>)</w:t>
+        <w:t>()</w:t>
       </w:r>
       <w:r>
         <w:t xml:space="preserve"> to </w:t>
@@ -11407,7 +12038,6 @@
         </w:numPr>
       </w:pPr>
       <w:r>
-        <w:lastRenderedPageBreak/>
         <w:t>retry attempts</w:t>
       </w:r>
     </w:p>
@@ -11419,26 +12049,18 @@
         <w:t xml:space="preserve">Step </w:t>
       </w:r>
       <w:r>
-        <w:t>3</w:t>
+        <w:t>4</w:t>
       </w:r>
       <w:r>
         <w:t xml:space="preserve"> — Update </w:t>
       </w:r>
       <w:proofErr w:type="spellStart"/>
       <w:r>
-        <w:t>run_</w:t>
-      </w:r>
-      <w:proofErr w:type="gramStart"/>
-      <w:r>
-        <w:t>agent</w:t>
+        <w:t>run_agent</w:t>
       </w:r>
       <w:proofErr w:type="spellEnd"/>
       <w:r>
-        <w:t>(</w:t>
-      </w:r>
-      <w:proofErr w:type="gramEnd"/>
-      <w:r>
-        <w:t>) Tool Calls</w:t>
+        <w:t>() Tool Calls</w:t>
       </w:r>
     </w:p>
     <w:p>
@@ -11457,28 +12079,14 @@
         <w:rPr>
           <w:rFonts w:ascii="Cascadia Code" w:hAnsi="Cascadia Code" w:cs="Cascadia Code"/>
         </w:rPr>
-        <w:t>run_</w:t>
-      </w:r>
-      <w:proofErr w:type="gramStart"/>
+        <w:t>run_agent</w:t>
+      </w:r>
+      <w:proofErr w:type="spellEnd"/>
       <w:r>
         <w:rPr>
           <w:rFonts w:ascii="Cascadia Code" w:hAnsi="Cascadia Code" w:cs="Cascadia Code"/>
         </w:rPr>
-        <w:t>agent</w:t>
-      </w:r>
-      <w:proofErr w:type="spellEnd"/>
-      <w:r>
-        <w:rPr>
-          <w:rFonts w:ascii="Cascadia Code" w:hAnsi="Cascadia Code" w:cs="Cascadia Code"/>
-        </w:rPr>
-        <w:t>(</w:t>
-      </w:r>
-      <w:proofErr w:type="gramEnd"/>
-      <w:r>
-        <w:rPr>
-          <w:rFonts w:ascii="Cascadia Code" w:hAnsi="Cascadia Code" w:cs="Cascadia Code"/>
-        </w:rPr>
-        <w:t>)</w:t>
+        <w:t>()</w:t>
       </w:r>
       <w:r>
         <w:t xml:space="preserve"> function, r</w:t>
@@ -11544,17 +12152,9 @@
         <w:rPr>
           <w:rFonts w:ascii="Cascadia Code" w:hAnsi="Cascadia Code"/>
         </w:rPr>
-        <w:t>sql_</w:t>
-      </w:r>
-      <w:proofErr w:type="gramStart"/>
-      <w:r>
-        <w:rPr>
-          <w:rFonts w:ascii="Cascadia Code" w:hAnsi="Cascadia Code"/>
-        </w:rPr>
-        <w:t>query.invoke</w:t>
+        <w:t>sql_query.invoke</w:t>
       </w:r>
       <w:proofErr w:type="spellEnd"/>
-      <w:proofErr w:type="gramEnd"/>
       <w:r>
         <w:rPr>
           <w:rFonts w:ascii="Cascadia Code" w:hAnsi="Cascadia Code"/>
@@ -11641,14 +12241,7 @@
         <w:rPr>
           <w:rFonts w:ascii="Cascadia Code" w:hAnsi="Cascadia Code"/>
         </w:rPr>
-        <w:t>safe_tool_</w:t>
-      </w:r>
-      <w:proofErr w:type="gramStart"/>
-      <w:r>
-        <w:rPr>
-          <w:rFonts w:ascii="Cascadia Code" w:hAnsi="Cascadia Code"/>
-        </w:rPr>
-        <w:t>call</w:t>
+        <w:t>safe_tool_call</w:t>
       </w:r>
       <w:proofErr w:type="spellEnd"/>
       <w:r>
@@ -11657,7 +12250,6 @@
         </w:rPr>
         <w:t>(</w:t>
       </w:r>
-      <w:proofErr w:type="gramEnd"/>
     </w:p>
     <w:p>
       <w:pPr>
@@ -11814,17 +12406,9 @@
         <w:rPr>
           <w:rFonts w:ascii="Cascadia Code" w:hAnsi="Cascadia Code"/>
         </w:rPr>
-        <w:t>log_</w:t>
-      </w:r>
-      <w:proofErr w:type="gramStart"/>
-      <w:r>
-        <w:rPr>
-          <w:rFonts w:ascii="Cascadia Code" w:hAnsi="Cascadia Code"/>
-        </w:rPr>
-        <w:t>search.invoke</w:t>
+        <w:t>log_search.invoke</w:t>
       </w:r>
       <w:proofErr w:type="spellEnd"/>
-      <w:proofErr w:type="gramEnd"/>
       <w:r>
         <w:rPr>
           <w:rFonts w:ascii="Cascadia Code" w:hAnsi="Cascadia Code"/>
@@ -11897,14 +12481,7 @@
         <w:rPr>
           <w:rFonts w:ascii="Cascadia Code" w:hAnsi="Cascadia Code"/>
         </w:rPr>
-        <w:t>safe_tool_</w:t>
-      </w:r>
-      <w:proofErr w:type="gramStart"/>
-      <w:r>
-        <w:rPr>
-          <w:rFonts w:ascii="Cascadia Code" w:hAnsi="Cascadia Code"/>
-        </w:rPr>
-        <w:t>call</w:t>
+        <w:t>safe_tool_call</w:t>
       </w:r>
       <w:proofErr w:type="spellEnd"/>
       <w:r>
@@ -11913,7 +12490,6 @@
         </w:rPr>
         <w:t>(</w:t>
       </w:r>
-      <w:proofErr w:type="gramEnd"/>
     </w:p>
     <w:p>
       <w:pPr>
@@ -12056,17 +12632,9 @@
         <w:rPr>
           <w:rFonts w:ascii="Cascadia Code" w:hAnsi="Cascadia Code"/>
         </w:rPr>
-        <w:t>incident_</w:t>
-      </w:r>
-      <w:proofErr w:type="gramStart"/>
-      <w:r>
-        <w:rPr>
-          <w:rFonts w:ascii="Cascadia Code" w:hAnsi="Cascadia Code"/>
-        </w:rPr>
-        <w:t>search.invoke</w:t>
+        <w:t>incident_search.invoke</w:t>
       </w:r>
       <w:proofErr w:type="spellEnd"/>
-      <w:proofErr w:type="gramEnd"/>
       <w:r>
         <w:rPr>
           <w:rFonts w:ascii="Cascadia Code" w:hAnsi="Cascadia Code"/>
@@ -12139,14 +12707,7 @@
         <w:rPr>
           <w:rFonts w:ascii="Cascadia Code" w:hAnsi="Cascadia Code"/>
         </w:rPr>
-        <w:t>safe_tool_</w:t>
-      </w:r>
-      <w:proofErr w:type="gramStart"/>
-      <w:r>
-        <w:rPr>
-          <w:rFonts w:ascii="Cascadia Code" w:hAnsi="Cascadia Code"/>
-        </w:rPr>
-        <w:t>call</w:t>
+        <w:t>safe_tool_call</w:t>
       </w:r>
       <w:proofErr w:type="spellEnd"/>
       <w:r>
@@ -12155,7 +12716,6 @@
         </w:rPr>
         <w:t>(</w:t>
       </w:r>
-      <w:proofErr w:type="gramEnd"/>
     </w:p>
     <w:p>
       <w:pPr>
@@ -12259,7 +12819,7 @@
         <w:t xml:space="preserve">Step </w:t>
       </w:r>
       <w:r>
-        <w:t>4</w:t>
+        <w:t>5</w:t>
       </w:r>
       <w:r>
         <w:t xml:space="preserve"> — Graceful Degradation</w:t>
@@ -12281,82 +12841,137 @@
         <w:rPr>
           <w:rFonts w:ascii="Cascadia Code" w:hAnsi="Cascadia Code" w:cs="Cascadia Code"/>
         </w:rPr>
-        <w:t>run_</w:t>
-      </w:r>
-      <w:proofErr w:type="gramStart"/>
+        <w:t>run_agent</w:t>
+      </w:r>
+      <w:proofErr w:type="spellEnd"/>
       <w:r>
         <w:rPr>
           <w:rFonts w:ascii="Cascadia Code" w:hAnsi="Cascadia Code" w:cs="Cascadia Code"/>
         </w:rPr>
-        <w:t>agent</w:t>
+        <w:t>()</w:t>
+      </w:r>
+      <w:r>
+        <w:t xml:space="preserve"> function, a</w:t>
+      </w:r>
+      <w:r>
+        <w:t>fter the tool execution loop, add fallback logic.</w:t>
+      </w:r>
+    </w:p>
+    <w:p>
+      <w:r>
+        <w:lastRenderedPageBreak/>
+        <w:t>We r</w:t>
+      </w:r>
+      <w:r>
+        <w:t>eplace:</w:t>
+      </w:r>
+    </w:p>
+    <w:p>
+      <w:pPr>
+        <w:pBdr>
+          <w:top w:val="single" w:sz="4" w:space="1" w:color="auto"/>
+          <w:left w:val="single" w:sz="4" w:space="4" w:color="auto"/>
+          <w:bottom w:val="single" w:sz="4" w:space="1" w:color="auto"/>
+          <w:right w:val="single" w:sz="4" w:space="4" w:color="auto"/>
+        </w:pBdr>
+        <w:spacing w:after="0" w:line="240" w:lineRule="auto"/>
+        <w:rPr>
+          <w:rFonts w:ascii="Cascadia Code" w:hAnsi="Cascadia Code"/>
+        </w:rPr>
+      </w:pPr>
+      <w:r>
+        <w:rPr>
+          <w:rFonts w:ascii="Cascadia Code" w:hAnsi="Cascadia Code"/>
+        </w:rPr>
+        <w:t>    evidence = f"""</w:t>
+      </w:r>
+    </w:p>
+    <w:p>
+      <w:pPr>
+        <w:pBdr>
+          <w:top w:val="single" w:sz="4" w:space="1" w:color="auto"/>
+          <w:left w:val="single" w:sz="4" w:space="4" w:color="auto"/>
+          <w:bottom w:val="single" w:sz="4" w:space="1" w:color="auto"/>
+          <w:right w:val="single" w:sz="4" w:space="4" w:color="auto"/>
+        </w:pBdr>
+        <w:spacing w:after="0" w:line="240" w:lineRule="auto"/>
+        <w:rPr>
+          <w:rFonts w:ascii="Cascadia Code" w:hAnsi="Cascadia Code"/>
+        </w:rPr>
+      </w:pPr>
+      <w:r>
+        <w:rPr>
+          <w:rFonts w:ascii="Cascadia Code" w:hAnsi="Cascadia Code"/>
+        </w:rPr>
+        <w:t>INCIDENT RECORDS (SQL):</w:t>
+      </w:r>
+    </w:p>
+    <w:p>
+      <w:pPr>
+        <w:pBdr>
+          <w:top w:val="single" w:sz="4" w:space="1" w:color="auto"/>
+          <w:left w:val="single" w:sz="4" w:space="4" w:color="auto"/>
+          <w:bottom w:val="single" w:sz="4" w:space="1" w:color="auto"/>
+          <w:right w:val="single" w:sz="4" w:space="4" w:color="auto"/>
+        </w:pBdr>
+        <w:spacing w:after="0" w:line="240" w:lineRule="auto"/>
+        <w:rPr>
+          <w:rFonts w:ascii="Cascadia Code" w:hAnsi="Cascadia Code"/>
+        </w:rPr>
+      </w:pPr>
+      <w:r>
+        <w:rPr>
+          <w:rFonts w:ascii="Cascadia Code" w:hAnsi="Cascadia Code"/>
+        </w:rPr>
+        <w:t>{</w:t>
+      </w:r>
+      <w:proofErr w:type="spellStart"/>
+      <w:r>
+        <w:rPr>
+          <w:rFonts w:ascii="Cascadia Code" w:hAnsi="Cascadia Code"/>
+        </w:rPr>
+        <w:t>sql_data</w:t>
       </w:r>
       <w:proofErr w:type="spellEnd"/>
       <w:r>
         <w:rPr>
-          <w:rFonts w:ascii="Cascadia Code" w:hAnsi="Cascadia Code" w:cs="Cascadia Code"/>
-        </w:rPr>
-        <w:t>(</w:t>
-      </w:r>
-      <w:proofErr w:type="gramEnd"/>
-      <w:r>
-        <w:rPr>
-          <w:rFonts w:ascii="Cascadia Code" w:hAnsi="Cascadia Code" w:cs="Cascadia Code"/>
-        </w:rPr>
-        <w:t>)</w:t>
-      </w:r>
-      <w:r>
-        <w:t xml:space="preserve"> function, a</w:t>
-      </w:r>
-      <w:r>
-        <w:t>fter the tool execution loop, add fallback logic.</w:t>
-      </w:r>
-    </w:p>
-    <w:p>
-      <w:r>
-        <w:t>We r</w:t>
-      </w:r>
-      <w:r>
-        <w:t>eplace:</w:t>
-      </w:r>
-    </w:p>
-    <w:p>
-      <w:pPr>
-        <w:pBdr>
-          <w:top w:val="single" w:sz="4" w:space="1" w:color="auto"/>
-          <w:left w:val="single" w:sz="4" w:space="4" w:color="auto"/>
-          <w:bottom w:val="single" w:sz="4" w:space="1" w:color="auto"/>
-          <w:right w:val="single" w:sz="4" w:space="4" w:color="auto"/>
-        </w:pBdr>
-        <w:spacing w:after="0" w:line="240" w:lineRule="auto"/>
-        <w:rPr>
-          <w:rFonts w:ascii="Cascadia Code" w:hAnsi="Cascadia Code"/>
-        </w:rPr>
-      </w:pPr>
-      <w:r>
-        <w:rPr>
-          <w:rFonts w:ascii="Cascadia Code" w:hAnsi="Cascadia Code"/>
-        </w:rPr>
-        <w:t>    evidence = f"""</w:t>
-      </w:r>
-    </w:p>
-    <w:p>
-      <w:pPr>
-        <w:pBdr>
-          <w:top w:val="single" w:sz="4" w:space="1" w:color="auto"/>
-          <w:left w:val="single" w:sz="4" w:space="4" w:color="auto"/>
-          <w:bottom w:val="single" w:sz="4" w:space="1" w:color="auto"/>
-          <w:right w:val="single" w:sz="4" w:space="4" w:color="auto"/>
-        </w:pBdr>
-        <w:spacing w:after="0" w:line="240" w:lineRule="auto"/>
-        <w:rPr>
-          <w:rFonts w:ascii="Cascadia Code" w:hAnsi="Cascadia Code"/>
-        </w:rPr>
-      </w:pPr>
-      <w:r>
-        <w:rPr>
-          <w:rFonts w:ascii="Cascadia Code" w:hAnsi="Cascadia Code"/>
-        </w:rPr>
-        <w:t>INCIDENT RECORDS (SQL):</w:t>
+          <w:rFonts w:ascii="Cascadia Code" w:hAnsi="Cascadia Code"/>
+        </w:rPr>
+        <w:t>}</w:t>
+      </w:r>
+    </w:p>
+    <w:p>
+      <w:pPr>
+        <w:pBdr>
+          <w:top w:val="single" w:sz="4" w:space="1" w:color="auto"/>
+          <w:left w:val="single" w:sz="4" w:space="4" w:color="auto"/>
+          <w:bottom w:val="single" w:sz="4" w:space="1" w:color="auto"/>
+          <w:right w:val="single" w:sz="4" w:space="4" w:color="auto"/>
+        </w:pBdr>
+        <w:spacing w:after="0" w:line="240" w:lineRule="auto"/>
+        <w:rPr>
+          <w:rFonts w:ascii="Cascadia Code" w:hAnsi="Cascadia Code"/>
+        </w:rPr>
+      </w:pPr>
+    </w:p>
+    <w:p>
+      <w:pPr>
+        <w:pBdr>
+          <w:top w:val="single" w:sz="4" w:space="1" w:color="auto"/>
+          <w:left w:val="single" w:sz="4" w:space="4" w:color="auto"/>
+          <w:bottom w:val="single" w:sz="4" w:space="1" w:color="auto"/>
+          <w:right w:val="single" w:sz="4" w:space="4" w:color="auto"/>
+        </w:pBdr>
+        <w:spacing w:after="0" w:line="240" w:lineRule="auto"/>
+        <w:rPr>
+          <w:rFonts w:ascii="Cascadia Code" w:hAnsi="Cascadia Code"/>
+        </w:rPr>
+      </w:pPr>
+      <w:r>
+        <w:rPr>
+          <w:rFonts w:ascii="Cascadia Code" w:hAnsi="Cascadia Code"/>
+        </w:rPr>
+        <w:t>LOG ANALYSIS:</w:t>
       </w:r>
     </w:p>
     <w:p>
@@ -12383,6 +12998,168 @@
         <w:rPr>
           <w:rFonts w:ascii="Cascadia Code" w:hAnsi="Cascadia Code"/>
         </w:rPr>
+        <w:t>log_data</w:t>
+      </w:r>
+      <w:proofErr w:type="spellEnd"/>
+      <w:r>
+        <w:rPr>
+          <w:rFonts w:ascii="Cascadia Code" w:hAnsi="Cascadia Code"/>
+        </w:rPr>
+        <w:t>}</w:t>
+      </w:r>
+    </w:p>
+    <w:p>
+      <w:pPr>
+        <w:pBdr>
+          <w:top w:val="single" w:sz="4" w:space="1" w:color="auto"/>
+          <w:left w:val="single" w:sz="4" w:space="4" w:color="auto"/>
+          <w:bottom w:val="single" w:sz="4" w:space="1" w:color="auto"/>
+          <w:right w:val="single" w:sz="4" w:space="4" w:color="auto"/>
+        </w:pBdr>
+        <w:spacing w:after="0" w:line="240" w:lineRule="auto"/>
+        <w:rPr>
+          <w:rFonts w:ascii="Cascadia Code" w:hAnsi="Cascadia Code"/>
+        </w:rPr>
+      </w:pPr>
+    </w:p>
+    <w:p>
+      <w:pPr>
+        <w:pBdr>
+          <w:top w:val="single" w:sz="4" w:space="1" w:color="auto"/>
+          <w:left w:val="single" w:sz="4" w:space="4" w:color="auto"/>
+          <w:bottom w:val="single" w:sz="4" w:space="1" w:color="auto"/>
+          <w:right w:val="single" w:sz="4" w:space="4" w:color="auto"/>
+        </w:pBdr>
+        <w:spacing w:after="0" w:line="240" w:lineRule="auto"/>
+        <w:rPr>
+          <w:rFonts w:ascii="Cascadia Code" w:hAnsi="Cascadia Code"/>
+        </w:rPr>
+      </w:pPr>
+      <w:r>
+        <w:rPr>
+          <w:rFonts w:ascii="Cascadia Code" w:hAnsi="Cascadia Code"/>
+        </w:rPr>
+        <w:t>INCIDENT DESCRIPTION (RAG):</w:t>
+      </w:r>
+    </w:p>
+    <w:p>
+      <w:pPr>
+        <w:pBdr>
+          <w:top w:val="single" w:sz="4" w:space="1" w:color="auto"/>
+          <w:left w:val="single" w:sz="4" w:space="4" w:color="auto"/>
+          <w:bottom w:val="single" w:sz="4" w:space="1" w:color="auto"/>
+          <w:right w:val="single" w:sz="4" w:space="4" w:color="auto"/>
+        </w:pBdr>
+        <w:spacing w:after="0" w:line="240" w:lineRule="auto"/>
+        <w:rPr>
+          <w:rFonts w:ascii="Cascadia Code" w:hAnsi="Cascadia Code"/>
+        </w:rPr>
+      </w:pPr>
+      <w:r>
+        <w:rPr>
+          <w:rFonts w:ascii="Cascadia Code" w:hAnsi="Cascadia Code"/>
+        </w:rPr>
+        <w:t>{</w:t>
+      </w:r>
+      <w:proofErr w:type="spellStart"/>
+      <w:r>
+        <w:rPr>
+          <w:rFonts w:ascii="Cascadia Code" w:hAnsi="Cascadia Code"/>
+        </w:rPr>
+        <w:t>rag_data</w:t>
+      </w:r>
+      <w:proofErr w:type="spellEnd"/>
+      <w:r>
+        <w:rPr>
+          <w:rFonts w:ascii="Cascadia Code" w:hAnsi="Cascadia Code"/>
+        </w:rPr>
+        <w:t>}</w:t>
+      </w:r>
+    </w:p>
+    <w:p>
+      <w:pPr>
+        <w:pBdr>
+          <w:top w:val="single" w:sz="4" w:space="1" w:color="auto"/>
+          <w:left w:val="single" w:sz="4" w:space="4" w:color="auto"/>
+          <w:bottom w:val="single" w:sz="4" w:space="1" w:color="auto"/>
+          <w:right w:val="single" w:sz="4" w:space="4" w:color="auto"/>
+        </w:pBdr>
+        <w:spacing w:after="0" w:line="240" w:lineRule="auto"/>
+        <w:rPr>
+          <w:rFonts w:ascii="Cascadia Code" w:hAnsi="Cascadia Code"/>
+        </w:rPr>
+      </w:pPr>
+      <w:r>
+        <w:rPr>
+          <w:rFonts w:ascii="Cascadia Code" w:hAnsi="Cascadia Code"/>
+        </w:rPr>
+        <w:t>"""</w:t>
+      </w:r>
+    </w:p>
+    <w:p/>
+    <w:p>
+      <w:r>
+        <w:t xml:space="preserve"> with:</w:t>
+      </w:r>
+    </w:p>
+    <w:p>
+      <w:pPr>
+        <w:pBdr>
+          <w:top w:val="single" w:sz="4" w:space="1" w:color="auto"/>
+          <w:left w:val="single" w:sz="4" w:space="4" w:color="auto"/>
+          <w:bottom w:val="single" w:sz="4" w:space="1" w:color="auto"/>
+          <w:right w:val="single" w:sz="4" w:space="4" w:color="auto"/>
+        </w:pBdr>
+        <w:spacing w:after="0" w:line="240" w:lineRule="auto"/>
+        <w:rPr>
+          <w:rFonts w:ascii="Cascadia Code" w:hAnsi="Cascadia Code"/>
+        </w:rPr>
+      </w:pPr>
+      <w:r>
+        <w:rPr>
+          <w:rFonts w:ascii="Cascadia Code" w:hAnsi="Cascadia Code"/>
+        </w:rPr>
+        <w:t>    evidence = ""</w:t>
+      </w:r>
+    </w:p>
+    <w:p>
+      <w:pPr>
+        <w:pBdr>
+          <w:top w:val="single" w:sz="4" w:space="1" w:color="auto"/>
+          <w:left w:val="single" w:sz="4" w:space="4" w:color="auto"/>
+          <w:bottom w:val="single" w:sz="4" w:space="1" w:color="auto"/>
+          <w:right w:val="single" w:sz="4" w:space="4" w:color="auto"/>
+        </w:pBdr>
+        <w:spacing w:after="0" w:line="240" w:lineRule="auto"/>
+        <w:rPr>
+          <w:rFonts w:ascii="Cascadia Code" w:hAnsi="Cascadia Code"/>
+        </w:rPr>
+      </w:pPr>
+    </w:p>
+    <w:p>
+      <w:pPr>
+        <w:pBdr>
+          <w:top w:val="single" w:sz="4" w:space="1" w:color="auto"/>
+          <w:left w:val="single" w:sz="4" w:space="4" w:color="auto"/>
+          <w:bottom w:val="single" w:sz="4" w:space="1" w:color="auto"/>
+          <w:right w:val="single" w:sz="4" w:space="4" w:color="auto"/>
+        </w:pBdr>
+        <w:spacing w:after="0" w:line="240" w:lineRule="auto"/>
+        <w:rPr>
+          <w:rFonts w:ascii="Cascadia Code" w:hAnsi="Cascadia Code"/>
+        </w:rPr>
+      </w:pPr>
+      <w:r>
+        <w:rPr>
+          <w:rFonts w:ascii="Cascadia Code" w:hAnsi="Cascadia Code"/>
+        </w:rPr>
+        <w:t xml:space="preserve">    if </w:t>
+      </w:r>
+      <w:proofErr w:type="spellStart"/>
+      <w:r>
+        <w:rPr>
+          <w:rFonts w:ascii="Cascadia Code" w:hAnsi="Cascadia Code"/>
+        </w:rPr>
         <w:t>sql_data</w:t>
       </w:r>
       <w:proofErr w:type="spellEnd"/>
@@ -12390,68 +13167,95 @@
         <w:rPr>
           <w:rFonts w:ascii="Cascadia Code" w:hAnsi="Cascadia Code"/>
         </w:rPr>
-        <w:t>}</w:t>
-      </w:r>
-    </w:p>
-    <w:p>
-      <w:pPr>
-        <w:pBdr>
-          <w:top w:val="single" w:sz="4" w:space="1" w:color="auto"/>
-          <w:left w:val="single" w:sz="4" w:space="4" w:color="auto"/>
-          <w:bottom w:val="single" w:sz="4" w:space="1" w:color="auto"/>
-          <w:right w:val="single" w:sz="4" w:space="4" w:color="auto"/>
-        </w:pBdr>
-        <w:spacing w:after="0" w:line="240" w:lineRule="auto"/>
-        <w:rPr>
-          <w:rFonts w:ascii="Cascadia Code" w:hAnsi="Cascadia Code"/>
-        </w:rPr>
-      </w:pPr>
-    </w:p>
-    <w:p>
-      <w:pPr>
-        <w:pBdr>
-          <w:top w:val="single" w:sz="4" w:space="1" w:color="auto"/>
-          <w:left w:val="single" w:sz="4" w:space="4" w:color="auto"/>
-          <w:bottom w:val="single" w:sz="4" w:space="1" w:color="auto"/>
-          <w:right w:val="single" w:sz="4" w:space="4" w:color="auto"/>
-        </w:pBdr>
-        <w:spacing w:after="0" w:line="240" w:lineRule="auto"/>
-        <w:rPr>
-          <w:rFonts w:ascii="Cascadia Code" w:hAnsi="Cascadia Code"/>
-        </w:rPr>
-      </w:pPr>
-      <w:r>
-        <w:rPr>
-          <w:rFonts w:ascii="Cascadia Code" w:hAnsi="Cascadia Code"/>
-        </w:rPr>
-        <w:t>LOG ANALYSIS:</w:t>
-      </w:r>
-    </w:p>
-    <w:p>
-      <w:pPr>
-        <w:pBdr>
-          <w:top w:val="single" w:sz="4" w:space="1" w:color="auto"/>
-          <w:left w:val="single" w:sz="4" w:space="4" w:color="auto"/>
-          <w:bottom w:val="single" w:sz="4" w:space="1" w:color="auto"/>
-          <w:right w:val="single" w:sz="4" w:space="4" w:color="auto"/>
-        </w:pBdr>
-        <w:spacing w:after="0" w:line="240" w:lineRule="auto"/>
-        <w:rPr>
-          <w:rFonts w:ascii="Cascadia Code" w:hAnsi="Cascadia Code"/>
-        </w:rPr>
-      </w:pPr>
-      <w:r>
-        <w:rPr>
-          <w:rFonts w:ascii="Cascadia Code" w:hAnsi="Cascadia Code"/>
-        </w:rPr>
-        <w:lastRenderedPageBreak/>
-        <w:t>{</w:t>
+        <w:t>:</w:t>
+      </w:r>
+    </w:p>
+    <w:p>
+      <w:pPr>
+        <w:pBdr>
+          <w:top w:val="single" w:sz="4" w:space="1" w:color="auto"/>
+          <w:left w:val="single" w:sz="4" w:space="4" w:color="auto"/>
+          <w:bottom w:val="single" w:sz="4" w:space="1" w:color="auto"/>
+          <w:right w:val="single" w:sz="4" w:space="4" w:color="auto"/>
+        </w:pBdr>
+        <w:spacing w:after="0" w:line="240" w:lineRule="auto"/>
+        <w:rPr>
+          <w:rFonts w:ascii="Cascadia Code" w:hAnsi="Cascadia Code"/>
+        </w:rPr>
+      </w:pPr>
+      <w:r>
+        <w:rPr>
+          <w:rFonts w:ascii="Cascadia Code" w:hAnsi="Cascadia Code"/>
+        </w:rPr>
+        <w:t>        evidence += f"\</w:t>
       </w:r>
       <w:proofErr w:type="spellStart"/>
       <w:r>
         <w:rPr>
           <w:rFonts w:ascii="Cascadia Code" w:hAnsi="Cascadia Code"/>
         </w:rPr>
+        <w:t>nINCIDENT</w:t>
+      </w:r>
+      <w:proofErr w:type="spellEnd"/>
+      <w:r>
+        <w:rPr>
+          <w:rFonts w:ascii="Cascadia Code" w:hAnsi="Cascadia Code"/>
+        </w:rPr>
+        <w:t xml:space="preserve"> RECORDS:\n{</w:t>
+      </w:r>
+      <w:proofErr w:type="spellStart"/>
+      <w:r>
+        <w:rPr>
+          <w:rFonts w:ascii="Cascadia Code" w:hAnsi="Cascadia Code"/>
+        </w:rPr>
+        <w:t>sql_data</w:t>
+      </w:r>
+      <w:proofErr w:type="spellEnd"/>
+      <w:r>
+        <w:rPr>
+          <w:rFonts w:ascii="Cascadia Code" w:hAnsi="Cascadia Code"/>
+        </w:rPr>
+        <w:t>}\n"</w:t>
+      </w:r>
+    </w:p>
+    <w:p>
+      <w:pPr>
+        <w:pBdr>
+          <w:top w:val="single" w:sz="4" w:space="1" w:color="auto"/>
+          <w:left w:val="single" w:sz="4" w:space="4" w:color="auto"/>
+          <w:bottom w:val="single" w:sz="4" w:space="1" w:color="auto"/>
+          <w:right w:val="single" w:sz="4" w:space="4" w:color="auto"/>
+        </w:pBdr>
+        <w:spacing w:after="0" w:line="240" w:lineRule="auto"/>
+        <w:rPr>
+          <w:rFonts w:ascii="Cascadia Code" w:hAnsi="Cascadia Code"/>
+        </w:rPr>
+      </w:pPr>
+    </w:p>
+    <w:p>
+      <w:pPr>
+        <w:pBdr>
+          <w:top w:val="single" w:sz="4" w:space="1" w:color="auto"/>
+          <w:left w:val="single" w:sz="4" w:space="4" w:color="auto"/>
+          <w:bottom w:val="single" w:sz="4" w:space="1" w:color="auto"/>
+          <w:right w:val="single" w:sz="4" w:space="4" w:color="auto"/>
+        </w:pBdr>
+        <w:spacing w:after="0" w:line="240" w:lineRule="auto"/>
+        <w:rPr>
+          <w:rFonts w:ascii="Cascadia Code" w:hAnsi="Cascadia Code"/>
+        </w:rPr>
+      </w:pPr>
+      <w:r>
+        <w:rPr>
+          <w:rFonts w:ascii="Cascadia Code" w:hAnsi="Cascadia Code"/>
+        </w:rPr>
+        <w:t xml:space="preserve">    if </w:t>
+      </w:r>
+      <w:proofErr w:type="spellStart"/>
+      <w:r>
+        <w:rPr>
+          <w:rFonts w:ascii="Cascadia Code" w:hAnsi="Cascadia Code"/>
+        </w:rPr>
         <w:t>log_data</w:t>
       </w:r>
       <w:proofErr w:type="spellEnd"/>
@@ -12459,67 +13263,95 @@
         <w:rPr>
           <w:rFonts w:ascii="Cascadia Code" w:hAnsi="Cascadia Code"/>
         </w:rPr>
-        <w:t>}</w:t>
-      </w:r>
-    </w:p>
-    <w:p>
-      <w:pPr>
-        <w:pBdr>
-          <w:top w:val="single" w:sz="4" w:space="1" w:color="auto"/>
-          <w:left w:val="single" w:sz="4" w:space="4" w:color="auto"/>
-          <w:bottom w:val="single" w:sz="4" w:space="1" w:color="auto"/>
-          <w:right w:val="single" w:sz="4" w:space="4" w:color="auto"/>
-        </w:pBdr>
-        <w:spacing w:after="0" w:line="240" w:lineRule="auto"/>
-        <w:rPr>
-          <w:rFonts w:ascii="Cascadia Code" w:hAnsi="Cascadia Code"/>
-        </w:rPr>
-      </w:pPr>
-    </w:p>
-    <w:p>
-      <w:pPr>
-        <w:pBdr>
-          <w:top w:val="single" w:sz="4" w:space="1" w:color="auto"/>
-          <w:left w:val="single" w:sz="4" w:space="4" w:color="auto"/>
-          <w:bottom w:val="single" w:sz="4" w:space="1" w:color="auto"/>
-          <w:right w:val="single" w:sz="4" w:space="4" w:color="auto"/>
-        </w:pBdr>
-        <w:spacing w:after="0" w:line="240" w:lineRule="auto"/>
-        <w:rPr>
-          <w:rFonts w:ascii="Cascadia Code" w:hAnsi="Cascadia Code"/>
-        </w:rPr>
-      </w:pPr>
-      <w:r>
-        <w:rPr>
-          <w:rFonts w:ascii="Cascadia Code" w:hAnsi="Cascadia Code"/>
-        </w:rPr>
-        <w:t>INCIDENT DESCRIPTION (RAG):</w:t>
-      </w:r>
-    </w:p>
-    <w:p>
-      <w:pPr>
-        <w:pBdr>
-          <w:top w:val="single" w:sz="4" w:space="1" w:color="auto"/>
-          <w:left w:val="single" w:sz="4" w:space="4" w:color="auto"/>
-          <w:bottom w:val="single" w:sz="4" w:space="1" w:color="auto"/>
-          <w:right w:val="single" w:sz="4" w:space="4" w:color="auto"/>
-        </w:pBdr>
-        <w:spacing w:after="0" w:line="240" w:lineRule="auto"/>
-        <w:rPr>
-          <w:rFonts w:ascii="Cascadia Code" w:hAnsi="Cascadia Code"/>
-        </w:rPr>
-      </w:pPr>
-      <w:r>
-        <w:rPr>
-          <w:rFonts w:ascii="Cascadia Code" w:hAnsi="Cascadia Code"/>
-        </w:rPr>
-        <w:t>{</w:t>
+        <w:t>:</w:t>
+      </w:r>
+    </w:p>
+    <w:p>
+      <w:pPr>
+        <w:pBdr>
+          <w:top w:val="single" w:sz="4" w:space="1" w:color="auto"/>
+          <w:left w:val="single" w:sz="4" w:space="4" w:color="auto"/>
+          <w:bottom w:val="single" w:sz="4" w:space="1" w:color="auto"/>
+          <w:right w:val="single" w:sz="4" w:space="4" w:color="auto"/>
+        </w:pBdr>
+        <w:spacing w:after="0" w:line="240" w:lineRule="auto"/>
+        <w:rPr>
+          <w:rFonts w:ascii="Cascadia Code" w:hAnsi="Cascadia Code"/>
+        </w:rPr>
+      </w:pPr>
+      <w:r>
+        <w:rPr>
+          <w:rFonts w:ascii="Cascadia Code" w:hAnsi="Cascadia Code"/>
+        </w:rPr>
+        <w:t>        evidence += f"\</w:t>
       </w:r>
       <w:proofErr w:type="spellStart"/>
       <w:r>
         <w:rPr>
           <w:rFonts w:ascii="Cascadia Code" w:hAnsi="Cascadia Code"/>
         </w:rPr>
+        <w:t>nLOG</w:t>
+      </w:r>
+      <w:proofErr w:type="spellEnd"/>
+      <w:r>
+        <w:rPr>
+          <w:rFonts w:ascii="Cascadia Code" w:hAnsi="Cascadia Code"/>
+        </w:rPr>
+        <w:t xml:space="preserve"> ANALYSIS:\n{</w:t>
+      </w:r>
+      <w:proofErr w:type="spellStart"/>
+      <w:r>
+        <w:rPr>
+          <w:rFonts w:ascii="Cascadia Code" w:hAnsi="Cascadia Code"/>
+        </w:rPr>
+        <w:t>log_data</w:t>
+      </w:r>
+      <w:proofErr w:type="spellEnd"/>
+      <w:r>
+        <w:rPr>
+          <w:rFonts w:ascii="Cascadia Code" w:hAnsi="Cascadia Code"/>
+        </w:rPr>
+        <w:t>}\n"</w:t>
+      </w:r>
+    </w:p>
+    <w:p>
+      <w:pPr>
+        <w:pBdr>
+          <w:top w:val="single" w:sz="4" w:space="1" w:color="auto"/>
+          <w:left w:val="single" w:sz="4" w:space="4" w:color="auto"/>
+          <w:bottom w:val="single" w:sz="4" w:space="1" w:color="auto"/>
+          <w:right w:val="single" w:sz="4" w:space="4" w:color="auto"/>
+        </w:pBdr>
+        <w:spacing w:after="0" w:line="240" w:lineRule="auto"/>
+        <w:rPr>
+          <w:rFonts w:ascii="Cascadia Code" w:hAnsi="Cascadia Code"/>
+        </w:rPr>
+      </w:pPr>
+    </w:p>
+    <w:p>
+      <w:pPr>
+        <w:pBdr>
+          <w:top w:val="single" w:sz="4" w:space="1" w:color="auto"/>
+          <w:left w:val="single" w:sz="4" w:space="4" w:color="auto"/>
+          <w:bottom w:val="single" w:sz="4" w:space="1" w:color="auto"/>
+          <w:right w:val="single" w:sz="4" w:space="4" w:color="auto"/>
+        </w:pBdr>
+        <w:spacing w:after="0" w:line="240" w:lineRule="auto"/>
+        <w:rPr>
+          <w:rFonts w:ascii="Cascadia Code" w:hAnsi="Cascadia Code"/>
+        </w:rPr>
+      </w:pPr>
+      <w:r>
+        <w:rPr>
+          <w:rFonts w:ascii="Cascadia Code" w:hAnsi="Cascadia Code"/>
+        </w:rPr>
+        <w:t xml:space="preserve">    if </w:t>
+      </w:r>
+      <w:proofErr w:type="spellStart"/>
+      <w:r>
+        <w:rPr>
+          <w:rFonts w:ascii="Cascadia Code" w:hAnsi="Cascadia Code"/>
+        </w:rPr>
         <w:t>rag_data</w:t>
       </w:r>
       <w:proofErr w:type="spellEnd"/>
@@ -12527,383 +13359,55 @@
         <w:rPr>
           <w:rFonts w:ascii="Cascadia Code" w:hAnsi="Cascadia Code"/>
         </w:rPr>
-        <w:t>}</w:t>
-      </w:r>
-    </w:p>
-    <w:p>
-      <w:pPr>
-        <w:pBdr>
-          <w:top w:val="single" w:sz="4" w:space="1" w:color="auto"/>
-          <w:left w:val="single" w:sz="4" w:space="4" w:color="auto"/>
-          <w:bottom w:val="single" w:sz="4" w:space="1" w:color="auto"/>
-          <w:right w:val="single" w:sz="4" w:space="4" w:color="auto"/>
-        </w:pBdr>
-        <w:spacing w:after="0" w:line="240" w:lineRule="auto"/>
-        <w:rPr>
-          <w:rFonts w:ascii="Cascadia Code" w:hAnsi="Cascadia Code"/>
-        </w:rPr>
-      </w:pPr>
-      <w:r>
-        <w:rPr>
-          <w:rFonts w:ascii="Cascadia Code" w:hAnsi="Cascadia Code"/>
-        </w:rPr>
-        <w:t>"""</w:t>
-      </w:r>
-    </w:p>
-    <w:p/>
-    <w:p>
-      <w:r>
-        <w:t xml:space="preserve"> with:</w:t>
-      </w:r>
-    </w:p>
-    <w:p>
-      <w:pPr>
-        <w:pBdr>
-          <w:top w:val="single" w:sz="4" w:space="1" w:color="auto"/>
-          <w:left w:val="single" w:sz="4" w:space="4" w:color="auto"/>
-          <w:bottom w:val="single" w:sz="4" w:space="1" w:color="auto"/>
-          <w:right w:val="single" w:sz="4" w:space="4" w:color="auto"/>
-        </w:pBdr>
-        <w:spacing w:after="0" w:line="240" w:lineRule="auto"/>
-        <w:rPr>
-          <w:rFonts w:ascii="Cascadia Code" w:hAnsi="Cascadia Code"/>
-        </w:rPr>
-      </w:pPr>
-      <w:r>
-        <w:rPr>
-          <w:rFonts w:ascii="Cascadia Code" w:hAnsi="Cascadia Code"/>
-        </w:rPr>
-        <w:t>    evidence = ""</w:t>
-      </w:r>
-    </w:p>
-    <w:p>
-      <w:pPr>
-        <w:pBdr>
-          <w:top w:val="single" w:sz="4" w:space="1" w:color="auto"/>
-          <w:left w:val="single" w:sz="4" w:space="4" w:color="auto"/>
-          <w:bottom w:val="single" w:sz="4" w:space="1" w:color="auto"/>
-          <w:right w:val="single" w:sz="4" w:space="4" w:color="auto"/>
-        </w:pBdr>
-        <w:spacing w:after="0" w:line="240" w:lineRule="auto"/>
-        <w:rPr>
-          <w:rFonts w:ascii="Cascadia Code" w:hAnsi="Cascadia Code"/>
-        </w:rPr>
-      </w:pPr>
-    </w:p>
-    <w:p>
-      <w:pPr>
-        <w:pBdr>
-          <w:top w:val="single" w:sz="4" w:space="1" w:color="auto"/>
-          <w:left w:val="single" w:sz="4" w:space="4" w:color="auto"/>
-          <w:bottom w:val="single" w:sz="4" w:space="1" w:color="auto"/>
-          <w:right w:val="single" w:sz="4" w:space="4" w:color="auto"/>
-        </w:pBdr>
-        <w:spacing w:after="0" w:line="240" w:lineRule="auto"/>
-        <w:rPr>
-          <w:rFonts w:ascii="Cascadia Code" w:hAnsi="Cascadia Code"/>
-        </w:rPr>
-      </w:pPr>
-      <w:r>
-        <w:rPr>
-          <w:rFonts w:ascii="Cascadia Code" w:hAnsi="Cascadia Code"/>
-        </w:rPr>
-        <w:t xml:space="preserve">    if </w:t>
+        <w:t>:</w:t>
+      </w:r>
+    </w:p>
+    <w:p>
+      <w:pPr>
+        <w:pBdr>
+          <w:top w:val="single" w:sz="4" w:space="1" w:color="auto"/>
+          <w:left w:val="single" w:sz="4" w:space="4" w:color="auto"/>
+          <w:bottom w:val="single" w:sz="4" w:space="1" w:color="auto"/>
+          <w:right w:val="single" w:sz="4" w:space="4" w:color="auto"/>
+        </w:pBdr>
+        <w:spacing w:after="0" w:line="240" w:lineRule="auto"/>
+        <w:rPr>
+          <w:rFonts w:ascii="Cascadia Code" w:hAnsi="Cascadia Code"/>
+        </w:rPr>
+      </w:pPr>
+      <w:r>
+        <w:rPr>
+          <w:rFonts w:ascii="Cascadia Code" w:hAnsi="Cascadia Code"/>
+        </w:rPr>
+        <w:t>        evidence += f"\</w:t>
       </w:r>
       <w:proofErr w:type="spellStart"/>
       <w:r>
         <w:rPr>
           <w:rFonts w:ascii="Cascadia Code" w:hAnsi="Cascadia Code"/>
         </w:rPr>
-        <w:t>sql_data</w:t>
+        <w:t>nINCIDENT</w:t>
       </w:r>
       <w:proofErr w:type="spellEnd"/>
       <w:r>
         <w:rPr>
           <w:rFonts w:ascii="Cascadia Code" w:hAnsi="Cascadia Code"/>
         </w:rPr>
-        <w:t>:</w:t>
-      </w:r>
-    </w:p>
-    <w:p>
-      <w:pPr>
-        <w:pBdr>
-          <w:top w:val="single" w:sz="4" w:space="1" w:color="auto"/>
-          <w:left w:val="single" w:sz="4" w:space="4" w:color="auto"/>
-          <w:bottom w:val="single" w:sz="4" w:space="1" w:color="auto"/>
-          <w:right w:val="single" w:sz="4" w:space="4" w:color="auto"/>
-        </w:pBdr>
-        <w:spacing w:after="0" w:line="240" w:lineRule="auto"/>
-        <w:rPr>
-          <w:rFonts w:ascii="Cascadia Code" w:hAnsi="Cascadia Code"/>
-        </w:rPr>
-      </w:pPr>
-      <w:r>
-        <w:rPr>
-          <w:rFonts w:ascii="Cascadia Code" w:hAnsi="Cascadia Code"/>
-        </w:rPr>
-        <w:t>        evidence += f"\</w:t>
+        <w:t xml:space="preserve"> DESCRIPTION:\n{</w:t>
       </w:r>
       <w:proofErr w:type="spellStart"/>
       <w:r>
         <w:rPr>
           <w:rFonts w:ascii="Cascadia Code" w:hAnsi="Cascadia Code"/>
         </w:rPr>
-        <w:t>nINCIDENT</w:t>
+        <w:t>rag_data</w:t>
       </w:r>
       <w:proofErr w:type="spellEnd"/>
       <w:r>
         <w:rPr>
           <w:rFonts w:ascii="Cascadia Code" w:hAnsi="Cascadia Code"/>
         </w:rPr>
-        <w:t xml:space="preserve"> RECORDS:\n{</w:t>
-      </w:r>
-      <w:proofErr w:type="spellStart"/>
-      <w:r>
-        <w:rPr>
-          <w:rFonts w:ascii="Cascadia Code" w:hAnsi="Cascadia Code"/>
-        </w:rPr>
-        <w:t>sql_</w:t>
-      </w:r>
-      <w:proofErr w:type="gramStart"/>
-      <w:r>
-        <w:rPr>
-          <w:rFonts w:ascii="Cascadia Code" w:hAnsi="Cascadia Code"/>
-        </w:rPr>
-        <w:t>data</w:t>
-      </w:r>
-      <w:proofErr w:type="spellEnd"/>
-      <w:r>
-        <w:rPr>
-          <w:rFonts w:ascii="Cascadia Code" w:hAnsi="Cascadia Code"/>
-        </w:rPr>
-        <w:t>}\</w:t>
-      </w:r>
-      <w:proofErr w:type="gramEnd"/>
-      <w:r>
-        <w:rPr>
-          <w:rFonts w:ascii="Cascadia Code" w:hAnsi="Cascadia Code"/>
-        </w:rPr>
-        <w:t>n"</w:t>
-      </w:r>
-    </w:p>
-    <w:p>
-      <w:pPr>
-        <w:pBdr>
-          <w:top w:val="single" w:sz="4" w:space="1" w:color="auto"/>
-          <w:left w:val="single" w:sz="4" w:space="4" w:color="auto"/>
-          <w:bottom w:val="single" w:sz="4" w:space="1" w:color="auto"/>
-          <w:right w:val="single" w:sz="4" w:space="4" w:color="auto"/>
-        </w:pBdr>
-        <w:spacing w:after="0" w:line="240" w:lineRule="auto"/>
-        <w:rPr>
-          <w:rFonts w:ascii="Cascadia Code" w:hAnsi="Cascadia Code"/>
-        </w:rPr>
-      </w:pPr>
-    </w:p>
-    <w:p>
-      <w:pPr>
-        <w:pBdr>
-          <w:top w:val="single" w:sz="4" w:space="1" w:color="auto"/>
-          <w:left w:val="single" w:sz="4" w:space="4" w:color="auto"/>
-          <w:bottom w:val="single" w:sz="4" w:space="1" w:color="auto"/>
-          <w:right w:val="single" w:sz="4" w:space="4" w:color="auto"/>
-        </w:pBdr>
-        <w:spacing w:after="0" w:line="240" w:lineRule="auto"/>
-        <w:rPr>
-          <w:rFonts w:ascii="Cascadia Code" w:hAnsi="Cascadia Code"/>
-        </w:rPr>
-      </w:pPr>
-      <w:r>
-        <w:rPr>
-          <w:rFonts w:ascii="Cascadia Code" w:hAnsi="Cascadia Code"/>
-        </w:rPr>
-        <w:t xml:space="preserve">    if </w:t>
-      </w:r>
-      <w:proofErr w:type="spellStart"/>
-      <w:r>
-        <w:rPr>
-          <w:rFonts w:ascii="Cascadia Code" w:hAnsi="Cascadia Code"/>
-        </w:rPr>
-        <w:t>log_data</w:t>
-      </w:r>
-      <w:proofErr w:type="spellEnd"/>
-      <w:r>
-        <w:rPr>
-          <w:rFonts w:ascii="Cascadia Code" w:hAnsi="Cascadia Code"/>
-        </w:rPr>
-        <w:t>:</w:t>
-      </w:r>
-    </w:p>
-    <w:p>
-      <w:pPr>
-        <w:pBdr>
-          <w:top w:val="single" w:sz="4" w:space="1" w:color="auto"/>
-          <w:left w:val="single" w:sz="4" w:space="4" w:color="auto"/>
-          <w:bottom w:val="single" w:sz="4" w:space="1" w:color="auto"/>
-          <w:right w:val="single" w:sz="4" w:space="4" w:color="auto"/>
-        </w:pBdr>
-        <w:spacing w:after="0" w:line="240" w:lineRule="auto"/>
-        <w:rPr>
-          <w:rFonts w:ascii="Cascadia Code" w:hAnsi="Cascadia Code"/>
-        </w:rPr>
-      </w:pPr>
-      <w:r>
-        <w:rPr>
-          <w:rFonts w:ascii="Cascadia Code" w:hAnsi="Cascadia Code"/>
-        </w:rPr>
-        <w:t>        evidence += f"\</w:t>
-      </w:r>
-      <w:proofErr w:type="spellStart"/>
-      <w:r>
-        <w:rPr>
-          <w:rFonts w:ascii="Cascadia Code" w:hAnsi="Cascadia Code"/>
-        </w:rPr>
-        <w:t>nLOG</w:t>
-      </w:r>
-      <w:proofErr w:type="spellEnd"/>
-      <w:r>
-        <w:rPr>
-          <w:rFonts w:ascii="Cascadia Code" w:hAnsi="Cascadia Code"/>
-        </w:rPr>
-        <w:t xml:space="preserve"> ANALYSIS:\n{</w:t>
-      </w:r>
-      <w:proofErr w:type="spellStart"/>
-      <w:r>
-        <w:rPr>
-          <w:rFonts w:ascii="Cascadia Code" w:hAnsi="Cascadia Code"/>
-        </w:rPr>
-        <w:t>log_</w:t>
-      </w:r>
-      <w:proofErr w:type="gramStart"/>
-      <w:r>
-        <w:rPr>
-          <w:rFonts w:ascii="Cascadia Code" w:hAnsi="Cascadia Code"/>
-        </w:rPr>
-        <w:t>data</w:t>
-      </w:r>
-      <w:proofErr w:type="spellEnd"/>
-      <w:r>
-        <w:rPr>
-          <w:rFonts w:ascii="Cascadia Code" w:hAnsi="Cascadia Code"/>
-        </w:rPr>
-        <w:t>}\</w:t>
-      </w:r>
-      <w:proofErr w:type="gramEnd"/>
-      <w:r>
-        <w:rPr>
-          <w:rFonts w:ascii="Cascadia Code" w:hAnsi="Cascadia Code"/>
-        </w:rPr>
-        <w:t>n"</w:t>
-      </w:r>
-    </w:p>
-    <w:p>
-      <w:pPr>
-        <w:pBdr>
-          <w:top w:val="single" w:sz="4" w:space="1" w:color="auto"/>
-          <w:left w:val="single" w:sz="4" w:space="4" w:color="auto"/>
-          <w:bottom w:val="single" w:sz="4" w:space="1" w:color="auto"/>
-          <w:right w:val="single" w:sz="4" w:space="4" w:color="auto"/>
-        </w:pBdr>
-        <w:spacing w:after="0" w:line="240" w:lineRule="auto"/>
-        <w:rPr>
-          <w:rFonts w:ascii="Cascadia Code" w:hAnsi="Cascadia Code"/>
-        </w:rPr>
-      </w:pPr>
-    </w:p>
-    <w:p>
-      <w:pPr>
-        <w:pBdr>
-          <w:top w:val="single" w:sz="4" w:space="1" w:color="auto"/>
-          <w:left w:val="single" w:sz="4" w:space="4" w:color="auto"/>
-          <w:bottom w:val="single" w:sz="4" w:space="1" w:color="auto"/>
-          <w:right w:val="single" w:sz="4" w:space="4" w:color="auto"/>
-        </w:pBdr>
-        <w:spacing w:after="0" w:line="240" w:lineRule="auto"/>
-        <w:rPr>
-          <w:rFonts w:ascii="Cascadia Code" w:hAnsi="Cascadia Code"/>
-        </w:rPr>
-      </w:pPr>
-      <w:r>
-        <w:rPr>
-          <w:rFonts w:ascii="Cascadia Code" w:hAnsi="Cascadia Code"/>
-        </w:rPr>
-        <w:t xml:space="preserve">    if </w:t>
-      </w:r>
-      <w:proofErr w:type="spellStart"/>
-      <w:r>
-        <w:rPr>
-          <w:rFonts w:ascii="Cascadia Code" w:hAnsi="Cascadia Code"/>
-        </w:rPr>
-        <w:t>rag_data</w:t>
-      </w:r>
-      <w:proofErr w:type="spellEnd"/>
-      <w:r>
-        <w:rPr>
-          <w:rFonts w:ascii="Cascadia Code" w:hAnsi="Cascadia Code"/>
-        </w:rPr>
-        <w:t>:</w:t>
-      </w:r>
-    </w:p>
-    <w:p>
-      <w:pPr>
-        <w:pBdr>
-          <w:top w:val="single" w:sz="4" w:space="1" w:color="auto"/>
-          <w:left w:val="single" w:sz="4" w:space="4" w:color="auto"/>
-          <w:bottom w:val="single" w:sz="4" w:space="1" w:color="auto"/>
-          <w:right w:val="single" w:sz="4" w:space="4" w:color="auto"/>
-        </w:pBdr>
-        <w:spacing w:after="0" w:line="240" w:lineRule="auto"/>
-        <w:rPr>
-          <w:rFonts w:ascii="Cascadia Code" w:hAnsi="Cascadia Code"/>
-        </w:rPr>
-      </w:pPr>
-      <w:r>
-        <w:rPr>
-          <w:rFonts w:ascii="Cascadia Code" w:hAnsi="Cascadia Code"/>
-        </w:rPr>
-        <w:t>        evidence += f"\</w:t>
-      </w:r>
-      <w:proofErr w:type="spellStart"/>
-      <w:r>
-        <w:rPr>
-          <w:rFonts w:ascii="Cascadia Code" w:hAnsi="Cascadia Code"/>
-        </w:rPr>
-        <w:t>nINCIDENT</w:t>
-      </w:r>
-      <w:proofErr w:type="spellEnd"/>
-      <w:r>
-        <w:rPr>
-          <w:rFonts w:ascii="Cascadia Code" w:hAnsi="Cascadia Code"/>
-        </w:rPr>
-        <w:t xml:space="preserve"> DESCRIPTION:\n{</w:t>
-      </w:r>
-      <w:proofErr w:type="spellStart"/>
-      <w:r>
-        <w:rPr>
-          <w:rFonts w:ascii="Cascadia Code" w:hAnsi="Cascadia Code"/>
-        </w:rPr>
-        <w:t>rag_</w:t>
-      </w:r>
-      <w:proofErr w:type="gramStart"/>
-      <w:r>
-        <w:rPr>
-          <w:rFonts w:ascii="Cascadia Code" w:hAnsi="Cascadia Code"/>
-        </w:rPr>
-        <w:t>data</w:t>
-      </w:r>
-      <w:proofErr w:type="spellEnd"/>
-      <w:r>
-        <w:rPr>
-          <w:rFonts w:ascii="Cascadia Code" w:hAnsi="Cascadia Code"/>
-        </w:rPr>
-        <w:t>}\</w:t>
-      </w:r>
-      <w:proofErr w:type="gramEnd"/>
-      <w:r>
-        <w:rPr>
-          <w:rFonts w:ascii="Cascadia Code" w:hAnsi="Cascadia Code"/>
-        </w:rPr>
-        <w:t>n"</w:t>
+        <w:t>}\n"</w:t>
       </w:r>
     </w:p>
     <w:p>
@@ -12914,7 +13418,7 @@
         <w:t xml:space="preserve">Step </w:t>
       </w:r>
       <w:r>
-        <w:t>5</w:t>
+        <w:t>6</w:t>
       </w:r>
       <w:r>
         <w:t xml:space="preserve"> — Handle Total Failure</w:t>
@@ -13009,7 +13513,6 @@
         <w:t xml:space="preserve">    if not </w:t>
       </w:r>
       <w:proofErr w:type="spellStart"/>
-      <w:proofErr w:type="gramStart"/>
       <w:r>
         <w:rPr>
           <w:rFonts w:ascii="Cascadia Code" w:hAnsi="Cascadia Code"/>
@@ -13017,7 +13520,6 @@
         <w:t>evidence.strip</w:t>
       </w:r>
       <w:proofErr w:type="spellEnd"/>
-      <w:proofErr w:type="gramEnd"/>
       <w:r>
         <w:rPr>
           <w:rFonts w:ascii="Cascadia Code" w:hAnsi="Cascadia Code"/>
@@ -13062,7 +13564,7 @@
         <w:rPr>
           <w:lang w:val="en-US"/>
         </w:rPr>
-        <w:t>6</w:t>
+        <w:t>7</w:t>
       </w:r>
       <w:r>
         <w:rPr>
@@ -13075,239 +13577,1290 @@
         <w:rPr>
           <w:lang w:val="en-US"/>
         </w:rPr>
-        <w:t>run_</w:t>
-      </w:r>
-      <w:proofErr w:type="gramStart"/>
+        <w:t>run_agent</w:t>
+      </w:r>
+      <w:proofErr w:type="spellEnd"/>
       <w:r>
         <w:rPr>
           <w:lang w:val="en-US"/>
         </w:rPr>
-        <w:t>agent</w:t>
+        <w:t>() function</w:t>
+      </w:r>
+    </w:p>
+    <w:p>
+      <w:pPr>
+        <w:rPr>
+          <w:lang w:val="en-US"/>
+        </w:rPr>
+      </w:pPr>
+      <w:r>
+        <w:rPr>
+          <w:lang w:val="en-US"/>
+        </w:rPr>
+        <w:t xml:space="preserve">The final </w:t>
+      </w:r>
+      <w:proofErr w:type="spellStart"/>
+      <w:r>
+        <w:rPr>
+          <w:lang w:val="en-US"/>
+        </w:rPr>
+        <w:t>run_agent</w:t>
       </w:r>
       <w:proofErr w:type="spellEnd"/>
       <w:r>
         <w:rPr>
           <w:lang w:val="en-US"/>
         </w:rPr>
+        <w:t>() function should look like this:</w:t>
+      </w:r>
+    </w:p>
+    <w:p>
+      <w:pPr>
+        <w:pBdr>
+          <w:top w:val="single" w:sz="4" w:space="1" w:color="auto"/>
+          <w:left w:val="single" w:sz="4" w:space="4" w:color="auto"/>
+          <w:bottom w:val="single" w:sz="4" w:space="1" w:color="auto"/>
+          <w:right w:val="single" w:sz="4" w:space="4" w:color="auto"/>
+        </w:pBdr>
+        <w:spacing w:after="0" w:line="240" w:lineRule="auto"/>
+        <w:rPr>
+          <w:rFonts w:ascii="Cascadia Code" w:hAnsi="Cascadia Code"/>
+        </w:rPr>
+      </w:pPr>
+      <w:r>
+        <w:rPr>
+          <w:rFonts w:ascii="Cascadia Code" w:hAnsi="Cascadia Code"/>
+        </w:rPr>
+        <w:t xml:space="preserve">def </w:t>
+      </w:r>
+      <w:proofErr w:type="spellStart"/>
+      <w:r>
+        <w:rPr>
+          <w:rFonts w:ascii="Cascadia Code" w:hAnsi="Cascadia Code"/>
+        </w:rPr>
+        <w:t>run_agent</w:t>
+      </w:r>
+      <w:proofErr w:type="spellEnd"/>
+      <w:r>
+        <w:rPr>
+          <w:rFonts w:ascii="Cascadia Code" w:hAnsi="Cascadia Code"/>
+        </w:rPr>
+        <w:t>(query):</w:t>
+      </w:r>
+    </w:p>
+    <w:p>
+      <w:pPr>
+        <w:pBdr>
+          <w:top w:val="single" w:sz="4" w:space="1" w:color="auto"/>
+          <w:left w:val="single" w:sz="4" w:space="4" w:color="auto"/>
+          <w:bottom w:val="single" w:sz="4" w:space="1" w:color="auto"/>
+          <w:right w:val="single" w:sz="4" w:space="4" w:color="auto"/>
+        </w:pBdr>
+        <w:spacing w:after="0" w:line="240" w:lineRule="auto"/>
+        <w:rPr>
+          <w:rFonts w:ascii="Cascadia Code" w:hAnsi="Cascadia Code"/>
+        </w:rPr>
+      </w:pPr>
+      <w:r>
+        <w:rPr>
+          <w:rFonts w:ascii="Cascadia Code" w:hAnsi="Cascadia Code"/>
+        </w:rPr>
+        <w:t xml:space="preserve">    steps = </w:t>
+      </w:r>
+      <w:proofErr w:type="spellStart"/>
+      <w:r>
+        <w:rPr>
+          <w:rFonts w:ascii="Cascadia Code" w:hAnsi="Cascadia Code"/>
+        </w:rPr>
+        <w:t>plan_steps</w:t>
+      </w:r>
+      <w:proofErr w:type="spellEnd"/>
+      <w:r>
+        <w:rPr>
+          <w:rFonts w:ascii="Cascadia Code" w:hAnsi="Cascadia Code"/>
+        </w:rPr>
+        <w:t>(query)</w:t>
+      </w:r>
+    </w:p>
+    <w:p>
+      <w:pPr>
+        <w:pBdr>
+          <w:top w:val="single" w:sz="4" w:space="1" w:color="auto"/>
+          <w:left w:val="single" w:sz="4" w:space="4" w:color="auto"/>
+          <w:bottom w:val="single" w:sz="4" w:space="1" w:color="auto"/>
+          <w:right w:val="single" w:sz="4" w:space="4" w:color="auto"/>
+        </w:pBdr>
+        <w:spacing w:after="0" w:line="240" w:lineRule="auto"/>
+        <w:rPr>
+          <w:rFonts w:ascii="Cascadia Code" w:hAnsi="Cascadia Code"/>
+        </w:rPr>
+      </w:pPr>
+      <w:r>
+        <w:rPr>
+          <w:rFonts w:ascii="Cascadia Code" w:hAnsi="Cascadia Code"/>
+        </w:rPr>
+        <w:t>    print("Agent Plan →", " → ".join(steps).upper())</w:t>
+      </w:r>
+    </w:p>
+    <w:p>
+      <w:pPr>
+        <w:pBdr>
+          <w:top w:val="single" w:sz="4" w:space="1" w:color="auto"/>
+          <w:left w:val="single" w:sz="4" w:space="4" w:color="auto"/>
+          <w:bottom w:val="single" w:sz="4" w:space="1" w:color="auto"/>
+          <w:right w:val="single" w:sz="4" w:space="4" w:color="auto"/>
+        </w:pBdr>
+        <w:spacing w:after="0" w:line="240" w:lineRule="auto"/>
+        <w:rPr>
+          <w:rFonts w:ascii="Cascadia Code" w:hAnsi="Cascadia Code"/>
+        </w:rPr>
+      </w:pPr>
+    </w:p>
+    <w:p>
+      <w:pPr>
+        <w:pBdr>
+          <w:top w:val="single" w:sz="4" w:space="1" w:color="auto"/>
+          <w:left w:val="single" w:sz="4" w:space="4" w:color="auto"/>
+          <w:bottom w:val="single" w:sz="4" w:space="1" w:color="auto"/>
+          <w:right w:val="single" w:sz="4" w:space="4" w:color="auto"/>
+        </w:pBdr>
+        <w:spacing w:after="0" w:line="240" w:lineRule="auto"/>
+        <w:rPr>
+          <w:rFonts w:ascii="Cascadia Code" w:hAnsi="Cascadia Code"/>
+        </w:rPr>
+      </w:pPr>
+      <w:r>
+        <w:rPr>
+          <w:rFonts w:ascii="Cascadia Code" w:hAnsi="Cascadia Code"/>
+        </w:rPr>
+        <w:t xml:space="preserve">    </w:t>
+      </w:r>
+      <w:proofErr w:type="spellStart"/>
+      <w:r>
+        <w:rPr>
+          <w:rFonts w:ascii="Cascadia Code" w:hAnsi="Cascadia Code"/>
+        </w:rPr>
+        <w:t>sql_data</w:t>
+      </w:r>
+      <w:proofErr w:type="spellEnd"/>
+      <w:r>
+        <w:rPr>
+          <w:rFonts w:ascii="Cascadia Code" w:hAnsi="Cascadia Code"/>
+        </w:rPr>
+        <w:t xml:space="preserve"> = ""</w:t>
+      </w:r>
+    </w:p>
+    <w:p>
+      <w:pPr>
+        <w:pBdr>
+          <w:top w:val="single" w:sz="4" w:space="1" w:color="auto"/>
+          <w:left w:val="single" w:sz="4" w:space="4" w:color="auto"/>
+          <w:bottom w:val="single" w:sz="4" w:space="1" w:color="auto"/>
+          <w:right w:val="single" w:sz="4" w:space="4" w:color="auto"/>
+        </w:pBdr>
+        <w:spacing w:after="0" w:line="240" w:lineRule="auto"/>
+        <w:rPr>
+          <w:rFonts w:ascii="Cascadia Code" w:hAnsi="Cascadia Code"/>
+        </w:rPr>
+      </w:pPr>
+      <w:r>
+        <w:rPr>
+          <w:rFonts w:ascii="Cascadia Code" w:hAnsi="Cascadia Code"/>
+        </w:rPr>
+        <w:t xml:space="preserve">    </w:t>
+      </w:r>
+      <w:proofErr w:type="spellStart"/>
+      <w:r>
+        <w:rPr>
+          <w:rFonts w:ascii="Cascadia Code" w:hAnsi="Cascadia Code"/>
+        </w:rPr>
+        <w:t>log_data</w:t>
+      </w:r>
+      <w:proofErr w:type="spellEnd"/>
+      <w:r>
+        <w:rPr>
+          <w:rFonts w:ascii="Cascadia Code" w:hAnsi="Cascadia Code"/>
+        </w:rPr>
+        <w:t xml:space="preserve"> = ""</w:t>
+      </w:r>
+    </w:p>
+    <w:p>
+      <w:pPr>
+        <w:pBdr>
+          <w:top w:val="single" w:sz="4" w:space="1" w:color="auto"/>
+          <w:left w:val="single" w:sz="4" w:space="4" w:color="auto"/>
+          <w:bottom w:val="single" w:sz="4" w:space="1" w:color="auto"/>
+          <w:right w:val="single" w:sz="4" w:space="4" w:color="auto"/>
+        </w:pBdr>
+        <w:spacing w:after="0" w:line="240" w:lineRule="auto"/>
+        <w:rPr>
+          <w:rFonts w:ascii="Cascadia Code" w:hAnsi="Cascadia Code"/>
+        </w:rPr>
+      </w:pPr>
+      <w:r>
+        <w:rPr>
+          <w:rFonts w:ascii="Cascadia Code" w:hAnsi="Cascadia Code"/>
+        </w:rPr>
+        <w:t xml:space="preserve">    </w:t>
+      </w:r>
+      <w:proofErr w:type="spellStart"/>
+      <w:r>
+        <w:rPr>
+          <w:rFonts w:ascii="Cascadia Code" w:hAnsi="Cascadia Code"/>
+        </w:rPr>
+        <w:t>rag_data</w:t>
+      </w:r>
+      <w:proofErr w:type="spellEnd"/>
+      <w:r>
+        <w:rPr>
+          <w:rFonts w:ascii="Cascadia Code" w:hAnsi="Cascadia Code"/>
+        </w:rPr>
+        <w:t xml:space="preserve"> = ""</w:t>
+      </w:r>
+    </w:p>
+    <w:p>
+      <w:pPr>
+        <w:pBdr>
+          <w:top w:val="single" w:sz="4" w:space="1" w:color="auto"/>
+          <w:left w:val="single" w:sz="4" w:space="4" w:color="auto"/>
+          <w:bottom w:val="single" w:sz="4" w:space="1" w:color="auto"/>
+          <w:right w:val="single" w:sz="4" w:space="4" w:color="auto"/>
+        </w:pBdr>
+        <w:spacing w:after="0" w:line="240" w:lineRule="auto"/>
+        <w:rPr>
+          <w:rFonts w:ascii="Cascadia Code" w:hAnsi="Cascadia Code"/>
+        </w:rPr>
+      </w:pPr>
+    </w:p>
+    <w:p>
+      <w:pPr>
+        <w:pBdr>
+          <w:top w:val="single" w:sz="4" w:space="1" w:color="auto"/>
+          <w:left w:val="single" w:sz="4" w:space="4" w:color="auto"/>
+          <w:bottom w:val="single" w:sz="4" w:space="1" w:color="auto"/>
+          <w:right w:val="single" w:sz="4" w:space="4" w:color="auto"/>
+        </w:pBdr>
+        <w:spacing w:after="0" w:line="240" w:lineRule="auto"/>
+        <w:rPr>
+          <w:rFonts w:ascii="Cascadia Code" w:hAnsi="Cascadia Code"/>
+        </w:rPr>
+      </w:pPr>
+      <w:r>
+        <w:rPr>
+          <w:rFonts w:ascii="Cascadia Code" w:hAnsi="Cascadia Code"/>
+        </w:rPr>
+        <w:t>    for step in steps:</w:t>
+      </w:r>
+    </w:p>
+    <w:p>
+      <w:pPr>
+        <w:pBdr>
+          <w:top w:val="single" w:sz="4" w:space="1" w:color="auto"/>
+          <w:left w:val="single" w:sz="4" w:space="4" w:color="auto"/>
+          <w:bottom w:val="single" w:sz="4" w:space="1" w:color="auto"/>
+          <w:right w:val="single" w:sz="4" w:space="4" w:color="auto"/>
+        </w:pBdr>
+        <w:spacing w:after="0" w:line="240" w:lineRule="auto"/>
+        <w:rPr>
+          <w:rFonts w:ascii="Cascadia Code" w:hAnsi="Cascadia Code"/>
+        </w:rPr>
+      </w:pPr>
+      <w:r>
+        <w:rPr>
+          <w:rFonts w:ascii="Cascadia Code" w:hAnsi="Cascadia Code"/>
+        </w:rPr>
+        <w:t>        if step == "</w:t>
+      </w:r>
+      <w:proofErr w:type="spellStart"/>
+      <w:r>
+        <w:rPr>
+          <w:rFonts w:ascii="Cascadia Code" w:hAnsi="Cascadia Code"/>
+        </w:rPr>
+        <w:t>sql</w:t>
+      </w:r>
+      <w:proofErr w:type="spellEnd"/>
+      <w:r>
+        <w:rPr>
+          <w:rFonts w:ascii="Cascadia Code" w:hAnsi="Cascadia Code"/>
+        </w:rPr>
+        <w:t>":</w:t>
+      </w:r>
+    </w:p>
+    <w:p>
+      <w:pPr>
+        <w:pBdr>
+          <w:top w:val="single" w:sz="4" w:space="1" w:color="auto"/>
+          <w:left w:val="single" w:sz="4" w:space="4" w:color="auto"/>
+          <w:bottom w:val="single" w:sz="4" w:space="1" w:color="auto"/>
+          <w:right w:val="single" w:sz="4" w:space="4" w:color="auto"/>
+        </w:pBdr>
+        <w:spacing w:after="0" w:line="240" w:lineRule="auto"/>
+        <w:rPr>
+          <w:rFonts w:ascii="Cascadia Code" w:hAnsi="Cascadia Code"/>
+        </w:rPr>
+      </w:pPr>
+      <w:r>
+        <w:rPr>
+          <w:rFonts w:ascii="Cascadia Code" w:hAnsi="Cascadia Code"/>
+        </w:rPr>
+        <w:t xml:space="preserve">            </w:t>
+      </w:r>
+      <w:proofErr w:type="spellStart"/>
+      <w:r>
+        <w:rPr>
+          <w:rFonts w:ascii="Cascadia Code" w:hAnsi="Cascadia Code"/>
+        </w:rPr>
+        <w:t>sql</w:t>
+      </w:r>
+      <w:proofErr w:type="spellEnd"/>
+      <w:r>
+        <w:rPr>
+          <w:rFonts w:ascii="Cascadia Code" w:hAnsi="Cascadia Code"/>
+        </w:rPr>
+        <w:t xml:space="preserve"> = </w:t>
+      </w:r>
+      <w:proofErr w:type="spellStart"/>
+      <w:r>
+        <w:rPr>
+          <w:rFonts w:ascii="Cascadia Code" w:hAnsi="Cascadia Code"/>
+        </w:rPr>
+        <w:t>generate_sql</w:t>
+      </w:r>
+      <w:proofErr w:type="spellEnd"/>
+      <w:r>
+        <w:rPr>
+          <w:rFonts w:ascii="Cascadia Code" w:hAnsi="Cascadia Code"/>
+        </w:rPr>
+        <w:t>(query)</w:t>
+      </w:r>
+    </w:p>
+    <w:p>
+      <w:pPr>
+        <w:pBdr>
+          <w:top w:val="single" w:sz="4" w:space="1" w:color="auto"/>
+          <w:left w:val="single" w:sz="4" w:space="4" w:color="auto"/>
+          <w:bottom w:val="single" w:sz="4" w:space="1" w:color="auto"/>
+          <w:right w:val="single" w:sz="4" w:space="4" w:color="auto"/>
+        </w:pBdr>
+        <w:spacing w:after="0" w:line="240" w:lineRule="auto"/>
+        <w:rPr>
+          <w:rFonts w:ascii="Cascadia Code" w:hAnsi="Cascadia Code"/>
+        </w:rPr>
+      </w:pPr>
+      <w:r>
+        <w:rPr>
+          <w:rFonts w:ascii="Cascadia Code" w:hAnsi="Cascadia Code"/>
+        </w:rPr>
+        <w:t>            print("Running SQL step")</w:t>
+      </w:r>
+    </w:p>
+    <w:p>
+      <w:pPr>
+        <w:pBdr>
+          <w:top w:val="single" w:sz="4" w:space="1" w:color="auto"/>
+          <w:left w:val="single" w:sz="4" w:space="4" w:color="auto"/>
+          <w:bottom w:val="single" w:sz="4" w:space="1" w:color="auto"/>
+          <w:right w:val="single" w:sz="4" w:space="4" w:color="auto"/>
+        </w:pBdr>
+        <w:spacing w:after="0" w:line="240" w:lineRule="auto"/>
+        <w:rPr>
+          <w:rFonts w:ascii="Cascadia Code" w:hAnsi="Cascadia Code"/>
+        </w:rPr>
+      </w:pPr>
+    </w:p>
+    <w:p>
+      <w:pPr>
+        <w:pBdr>
+          <w:top w:val="single" w:sz="4" w:space="1" w:color="auto"/>
+          <w:left w:val="single" w:sz="4" w:space="4" w:color="auto"/>
+          <w:bottom w:val="single" w:sz="4" w:space="1" w:color="auto"/>
+          <w:right w:val="single" w:sz="4" w:space="4" w:color="auto"/>
+        </w:pBdr>
+        <w:spacing w:after="0" w:line="240" w:lineRule="auto"/>
+        <w:rPr>
+          <w:rFonts w:ascii="Cascadia Code" w:hAnsi="Cascadia Code"/>
+        </w:rPr>
+      </w:pPr>
+      <w:r>
+        <w:rPr>
+          <w:rFonts w:ascii="Cascadia Code" w:hAnsi="Cascadia Code"/>
+        </w:rPr>
+        <w:t xml:space="preserve">            # result = </w:t>
+      </w:r>
+      <w:proofErr w:type="spellStart"/>
+      <w:r>
+        <w:rPr>
+          <w:rFonts w:ascii="Cascadia Code" w:hAnsi="Cascadia Code"/>
+        </w:rPr>
+        <w:t>sql_query.invoke</w:t>
+      </w:r>
+      <w:proofErr w:type="spellEnd"/>
+      <w:r>
+        <w:rPr>
+          <w:rFonts w:ascii="Cascadia Code" w:hAnsi="Cascadia Code"/>
+        </w:rPr>
+        <w:t xml:space="preserve">({"query": </w:t>
+      </w:r>
+      <w:proofErr w:type="spellStart"/>
+      <w:r>
+        <w:rPr>
+          <w:rFonts w:ascii="Cascadia Code" w:hAnsi="Cascadia Code"/>
+        </w:rPr>
+        <w:t>sql</w:t>
+      </w:r>
+      <w:proofErr w:type="spellEnd"/>
+      <w:r>
+        <w:rPr>
+          <w:rFonts w:ascii="Cascadia Code" w:hAnsi="Cascadia Code"/>
+        </w:rPr>
+        <w:t>})</w:t>
+      </w:r>
+    </w:p>
+    <w:p>
+      <w:pPr>
+        <w:pBdr>
+          <w:top w:val="single" w:sz="4" w:space="1" w:color="auto"/>
+          <w:left w:val="single" w:sz="4" w:space="4" w:color="auto"/>
+          <w:bottom w:val="single" w:sz="4" w:space="1" w:color="auto"/>
+          <w:right w:val="single" w:sz="4" w:space="4" w:color="auto"/>
+        </w:pBdr>
+        <w:spacing w:after="0" w:line="240" w:lineRule="auto"/>
+        <w:rPr>
+          <w:rFonts w:ascii="Cascadia Code" w:hAnsi="Cascadia Code"/>
+        </w:rPr>
+      </w:pPr>
+      <w:r>
+        <w:rPr>
+          <w:rFonts w:ascii="Cascadia Code" w:hAnsi="Cascadia Code"/>
+        </w:rPr>
+        <w:t xml:space="preserve">            # </w:t>
+      </w:r>
+      <w:proofErr w:type="spellStart"/>
+      <w:r>
+        <w:rPr>
+          <w:rFonts w:ascii="Cascadia Code" w:hAnsi="Cascadia Code"/>
+        </w:rPr>
+        <w:t>sql_data</w:t>
+      </w:r>
+      <w:proofErr w:type="spellEnd"/>
+      <w:r>
+        <w:rPr>
+          <w:rFonts w:ascii="Cascadia Code" w:hAnsi="Cascadia Code"/>
+        </w:rPr>
+        <w:t xml:space="preserve"> = result</w:t>
+      </w:r>
+    </w:p>
+    <w:p>
+      <w:pPr>
+        <w:pBdr>
+          <w:top w:val="single" w:sz="4" w:space="1" w:color="auto"/>
+          <w:left w:val="single" w:sz="4" w:space="4" w:color="auto"/>
+          <w:bottom w:val="single" w:sz="4" w:space="1" w:color="auto"/>
+          <w:right w:val="single" w:sz="4" w:space="4" w:color="auto"/>
+        </w:pBdr>
+        <w:spacing w:after="0" w:line="240" w:lineRule="auto"/>
+        <w:rPr>
+          <w:rFonts w:ascii="Cascadia Code" w:hAnsi="Cascadia Code"/>
+        </w:rPr>
+      </w:pPr>
+      <w:r>
+        <w:rPr>
+          <w:rFonts w:ascii="Cascadia Code" w:hAnsi="Cascadia Code"/>
+        </w:rPr>
+        <w:t xml:space="preserve">            </w:t>
+      </w:r>
+      <w:proofErr w:type="spellStart"/>
+      <w:r>
+        <w:rPr>
+          <w:rFonts w:ascii="Cascadia Code" w:hAnsi="Cascadia Code"/>
+        </w:rPr>
+        <w:t>sql_data</w:t>
+      </w:r>
+      <w:proofErr w:type="spellEnd"/>
+      <w:r>
+        <w:rPr>
+          <w:rFonts w:ascii="Cascadia Code" w:hAnsi="Cascadia Code"/>
+        </w:rPr>
+        <w:t xml:space="preserve"> = </w:t>
+      </w:r>
+      <w:proofErr w:type="spellStart"/>
+      <w:r>
+        <w:rPr>
+          <w:rFonts w:ascii="Cascadia Code" w:hAnsi="Cascadia Code"/>
+        </w:rPr>
+        <w:t>safe_tool_call</w:t>
+      </w:r>
+      <w:proofErr w:type="spellEnd"/>
+      <w:r>
+        <w:rPr>
+          <w:rFonts w:ascii="Cascadia Code" w:hAnsi="Cascadia Code"/>
+        </w:rPr>
         <w:t>(</w:t>
       </w:r>
-      <w:proofErr w:type="gramEnd"/>
-      <w:r>
-        <w:rPr>
-          <w:lang w:val="en-US"/>
-        </w:rPr>
-        <w:t>) function</w:t>
-      </w:r>
-    </w:p>
-    <w:p>
-      <w:pPr>
-        <w:rPr>
-          <w:lang w:val="en-US"/>
-        </w:rPr>
-      </w:pPr>
-      <w:r>
-        <w:rPr>
-          <w:lang w:val="en-US"/>
-        </w:rPr>
-        <w:t xml:space="preserve">The final </w:t>
+    </w:p>
+    <w:p>
+      <w:pPr>
+        <w:pBdr>
+          <w:top w:val="single" w:sz="4" w:space="1" w:color="auto"/>
+          <w:left w:val="single" w:sz="4" w:space="4" w:color="auto"/>
+          <w:bottom w:val="single" w:sz="4" w:space="1" w:color="auto"/>
+          <w:right w:val="single" w:sz="4" w:space="4" w:color="auto"/>
+        </w:pBdr>
+        <w:spacing w:after="0" w:line="240" w:lineRule="auto"/>
+        <w:rPr>
+          <w:rFonts w:ascii="Cascadia Code" w:hAnsi="Cascadia Code"/>
+        </w:rPr>
+      </w:pPr>
+      <w:r>
+        <w:rPr>
+          <w:rFonts w:ascii="Cascadia Code" w:hAnsi="Cascadia Code"/>
+        </w:rPr>
+        <w:lastRenderedPageBreak/>
+        <w:t xml:space="preserve">                </w:t>
       </w:r>
       <w:proofErr w:type="spellStart"/>
       <w:r>
         <w:rPr>
-          <w:lang w:val="en-US"/>
-        </w:rPr>
-        <w:t>run_</w:t>
-      </w:r>
-      <w:proofErr w:type="gramStart"/>
-      <w:r>
-        <w:rPr>
-          <w:lang w:val="en-US"/>
-        </w:rPr>
-        <w:t>agent</w:t>
+          <w:rFonts w:ascii="Cascadia Code" w:hAnsi="Cascadia Code"/>
+        </w:rPr>
+        <w:t>sql_query</w:t>
       </w:r>
       <w:proofErr w:type="spellEnd"/>
       <w:r>
         <w:rPr>
-          <w:lang w:val="en-US"/>
+          <w:rFonts w:ascii="Cascadia Code" w:hAnsi="Cascadia Code"/>
+        </w:rPr>
+        <w:t>,</w:t>
+      </w:r>
+    </w:p>
+    <w:p>
+      <w:pPr>
+        <w:pBdr>
+          <w:top w:val="single" w:sz="4" w:space="1" w:color="auto"/>
+          <w:left w:val="single" w:sz="4" w:space="4" w:color="auto"/>
+          <w:bottom w:val="single" w:sz="4" w:space="1" w:color="auto"/>
+          <w:right w:val="single" w:sz="4" w:space="4" w:color="auto"/>
+        </w:pBdr>
+        <w:spacing w:after="0" w:line="240" w:lineRule="auto"/>
+        <w:rPr>
+          <w:rFonts w:ascii="Cascadia Code" w:hAnsi="Cascadia Code"/>
+        </w:rPr>
+      </w:pPr>
+      <w:r>
+        <w:rPr>
+          <w:rFonts w:ascii="Cascadia Code" w:hAnsi="Cascadia Code"/>
+        </w:rPr>
+        <w:t>                "SQL Tool",</w:t>
+      </w:r>
+    </w:p>
+    <w:p>
+      <w:pPr>
+        <w:pBdr>
+          <w:top w:val="single" w:sz="4" w:space="1" w:color="auto"/>
+          <w:left w:val="single" w:sz="4" w:space="4" w:color="auto"/>
+          <w:bottom w:val="single" w:sz="4" w:space="1" w:color="auto"/>
+          <w:right w:val="single" w:sz="4" w:space="4" w:color="auto"/>
+        </w:pBdr>
+        <w:spacing w:after="0" w:line="240" w:lineRule="auto"/>
+        <w:rPr>
+          <w:rFonts w:ascii="Cascadia Code" w:hAnsi="Cascadia Code"/>
+        </w:rPr>
+      </w:pPr>
+      <w:r>
+        <w:rPr>
+          <w:rFonts w:ascii="Cascadia Code" w:hAnsi="Cascadia Code"/>
+        </w:rPr>
+        <w:t xml:space="preserve">                {"query": </w:t>
+      </w:r>
+      <w:proofErr w:type="spellStart"/>
+      <w:r>
+        <w:rPr>
+          <w:rFonts w:ascii="Cascadia Code" w:hAnsi="Cascadia Code"/>
+        </w:rPr>
+        <w:t>sql</w:t>
+      </w:r>
+      <w:proofErr w:type="spellEnd"/>
+      <w:r>
+        <w:rPr>
+          <w:rFonts w:ascii="Cascadia Code" w:hAnsi="Cascadia Code"/>
+        </w:rPr>
+        <w:t>}</w:t>
+      </w:r>
+    </w:p>
+    <w:p>
+      <w:pPr>
+        <w:pBdr>
+          <w:top w:val="single" w:sz="4" w:space="1" w:color="auto"/>
+          <w:left w:val="single" w:sz="4" w:space="4" w:color="auto"/>
+          <w:bottom w:val="single" w:sz="4" w:space="1" w:color="auto"/>
+          <w:right w:val="single" w:sz="4" w:space="4" w:color="auto"/>
+        </w:pBdr>
+        <w:spacing w:after="0" w:line="240" w:lineRule="auto"/>
+        <w:rPr>
+          <w:rFonts w:ascii="Cascadia Code" w:hAnsi="Cascadia Code"/>
+        </w:rPr>
+      </w:pPr>
+      <w:r>
+        <w:rPr>
+          <w:rFonts w:ascii="Cascadia Code" w:hAnsi="Cascadia Code"/>
+        </w:rPr>
+        <w:t>            )</w:t>
+      </w:r>
+    </w:p>
+    <w:p>
+      <w:pPr>
+        <w:pBdr>
+          <w:top w:val="single" w:sz="4" w:space="1" w:color="auto"/>
+          <w:left w:val="single" w:sz="4" w:space="4" w:color="auto"/>
+          <w:bottom w:val="single" w:sz="4" w:space="1" w:color="auto"/>
+          <w:right w:val="single" w:sz="4" w:space="4" w:color="auto"/>
+        </w:pBdr>
+        <w:spacing w:after="0" w:line="240" w:lineRule="auto"/>
+        <w:rPr>
+          <w:rFonts w:ascii="Cascadia Code" w:hAnsi="Cascadia Code"/>
+        </w:rPr>
+      </w:pPr>
+      <w:r>
+        <w:rPr>
+          <w:rFonts w:ascii="Cascadia Code" w:hAnsi="Cascadia Code"/>
+        </w:rPr>
+        <w:t xml:space="preserve">        </w:t>
+      </w:r>
+      <w:proofErr w:type="spellStart"/>
+      <w:r>
+        <w:rPr>
+          <w:rFonts w:ascii="Cascadia Code" w:hAnsi="Cascadia Code"/>
+        </w:rPr>
+        <w:t>elif</w:t>
+      </w:r>
+      <w:proofErr w:type="spellEnd"/>
+      <w:r>
+        <w:rPr>
+          <w:rFonts w:ascii="Cascadia Code" w:hAnsi="Cascadia Code"/>
+        </w:rPr>
+        <w:t xml:space="preserve"> step == "log":</w:t>
+      </w:r>
+    </w:p>
+    <w:p>
+      <w:pPr>
+        <w:pBdr>
+          <w:top w:val="single" w:sz="4" w:space="1" w:color="auto"/>
+          <w:left w:val="single" w:sz="4" w:space="4" w:color="auto"/>
+          <w:bottom w:val="single" w:sz="4" w:space="1" w:color="auto"/>
+          <w:right w:val="single" w:sz="4" w:space="4" w:color="auto"/>
+        </w:pBdr>
+        <w:spacing w:after="0" w:line="240" w:lineRule="auto"/>
+        <w:rPr>
+          <w:rFonts w:ascii="Cascadia Code" w:hAnsi="Cascadia Code"/>
+        </w:rPr>
+      </w:pPr>
+      <w:r>
+        <w:rPr>
+          <w:rFonts w:ascii="Cascadia Code" w:hAnsi="Cascadia Code"/>
+        </w:rPr>
+        <w:t>            print("</w:t>
+      </w:r>
+      <w:proofErr w:type="spellStart"/>
+      <w:r>
+        <w:rPr>
+          <w:rFonts w:ascii="Cascadia Code" w:hAnsi="Cascadia Code"/>
+        </w:rPr>
+        <w:t>Analyzing</w:t>
+      </w:r>
+      <w:proofErr w:type="spellEnd"/>
+      <w:r>
+        <w:rPr>
+          <w:rFonts w:ascii="Cascadia Code" w:hAnsi="Cascadia Code"/>
+        </w:rPr>
+        <w:t xml:space="preserve"> logs")</w:t>
+      </w:r>
+    </w:p>
+    <w:p>
+      <w:pPr>
+        <w:pBdr>
+          <w:top w:val="single" w:sz="4" w:space="1" w:color="auto"/>
+          <w:left w:val="single" w:sz="4" w:space="4" w:color="auto"/>
+          <w:bottom w:val="single" w:sz="4" w:space="1" w:color="auto"/>
+          <w:right w:val="single" w:sz="4" w:space="4" w:color="auto"/>
+        </w:pBdr>
+        <w:spacing w:after="0" w:line="240" w:lineRule="auto"/>
+        <w:rPr>
+          <w:rFonts w:ascii="Cascadia Code" w:hAnsi="Cascadia Code"/>
+        </w:rPr>
+      </w:pPr>
+    </w:p>
+    <w:p>
+      <w:pPr>
+        <w:pBdr>
+          <w:top w:val="single" w:sz="4" w:space="1" w:color="auto"/>
+          <w:left w:val="single" w:sz="4" w:space="4" w:color="auto"/>
+          <w:bottom w:val="single" w:sz="4" w:space="1" w:color="auto"/>
+          <w:right w:val="single" w:sz="4" w:space="4" w:color="auto"/>
+        </w:pBdr>
+        <w:spacing w:after="0" w:line="240" w:lineRule="auto"/>
+        <w:rPr>
+          <w:rFonts w:ascii="Cascadia Code" w:hAnsi="Cascadia Code"/>
+        </w:rPr>
+      </w:pPr>
+      <w:r>
+        <w:rPr>
+          <w:rFonts w:ascii="Cascadia Code" w:hAnsi="Cascadia Code"/>
+        </w:rPr>
+        <w:t xml:space="preserve">            # result = </w:t>
+      </w:r>
+      <w:proofErr w:type="spellStart"/>
+      <w:r>
+        <w:rPr>
+          <w:rFonts w:ascii="Cascadia Code" w:hAnsi="Cascadia Code"/>
+        </w:rPr>
+        <w:t>log_search.invoke</w:t>
+      </w:r>
+      <w:proofErr w:type="spellEnd"/>
+      <w:r>
+        <w:rPr>
+          <w:rFonts w:ascii="Cascadia Code" w:hAnsi="Cascadia Code"/>
+        </w:rPr>
+        <w:t>({"query": query})</w:t>
+      </w:r>
+    </w:p>
+    <w:p>
+      <w:pPr>
+        <w:pBdr>
+          <w:top w:val="single" w:sz="4" w:space="1" w:color="auto"/>
+          <w:left w:val="single" w:sz="4" w:space="4" w:color="auto"/>
+          <w:bottom w:val="single" w:sz="4" w:space="1" w:color="auto"/>
+          <w:right w:val="single" w:sz="4" w:space="4" w:color="auto"/>
+        </w:pBdr>
+        <w:spacing w:after="0" w:line="240" w:lineRule="auto"/>
+        <w:rPr>
+          <w:rFonts w:ascii="Cascadia Code" w:hAnsi="Cascadia Code"/>
+        </w:rPr>
+      </w:pPr>
+      <w:r>
+        <w:rPr>
+          <w:rFonts w:ascii="Cascadia Code" w:hAnsi="Cascadia Code"/>
+        </w:rPr>
+        <w:t xml:space="preserve">            # </w:t>
+      </w:r>
+      <w:proofErr w:type="spellStart"/>
+      <w:r>
+        <w:rPr>
+          <w:rFonts w:ascii="Cascadia Code" w:hAnsi="Cascadia Code"/>
+        </w:rPr>
+        <w:t>log_data</w:t>
+      </w:r>
+      <w:proofErr w:type="spellEnd"/>
+      <w:r>
+        <w:rPr>
+          <w:rFonts w:ascii="Cascadia Code" w:hAnsi="Cascadia Code"/>
+        </w:rPr>
+        <w:t xml:space="preserve"> = result</w:t>
+      </w:r>
+    </w:p>
+    <w:p>
+      <w:pPr>
+        <w:pBdr>
+          <w:top w:val="single" w:sz="4" w:space="1" w:color="auto"/>
+          <w:left w:val="single" w:sz="4" w:space="4" w:color="auto"/>
+          <w:bottom w:val="single" w:sz="4" w:space="1" w:color="auto"/>
+          <w:right w:val="single" w:sz="4" w:space="4" w:color="auto"/>
+        </w:pBdr>
+        <w:spacing w:after="0" w:line="240" w:lineRule="auto"/>
+        <w:rPr>
+          <w:rFonts w:ascii="Cascadia Code" w:hAnsi="Cascadia Code"/>
+        </w:rPr>
+      </w:pPr>
+      <w:r>
+        <w:rPr>
+          <w:rFonts w:ascii="Cascadia Code" w:hAnsi="Cascadia Code"/>
+        </w:rPr>
+        <w:t xml:space="preserve">            </w:t>
+      </w:r>
+      <w:proofErr w:type="spellStart"/>
+      <w:r>
+        <w:rPr>
+          <w:rFonts w:ascii="Cascadia Code" w:hAnsi="Cascadia Code"/>
+        </w:rPr>
+        <w:t>log_data</w:t>
+      </w:r>
+      <w:proofErr w:type="spellEnd"/>
+      <w:r>
+        <w:rPr>
+          <w:rFonts w:ascii="Cascadia Code" w:hAnsi="Cascadia Code"/>
+        </w:rPr>
+        <w:t xml:space="preserve"> = </w:t>
+      </w:r>
+      <w:proofErr w:type="spellStart"/>
+      <w:r>
+        <w:rPr>
+          <w:rFonts w:ascii="Cascadia Code" w:hAnsi="Cascadia Code"/>
+        </w:rPr>
+        <w:t>safe_tool_call</w:t>
+      </w:r>
+      <w:proofErr w:type="spellEnd"/>
+      <w:r>
+        <w:rPr>
+          <w:rFonts w:ascii="Cascadia Code" w:hAnsi="Cascadia Code"/>
         </w:rPr>
         <w:t>(</w:t>
       </w:r>
-      <w:proofErr w:type="gramEnd"/>
-      <w:r>
-        <w:rPr>
-          <w:lang w:val="en-US"/>
-        </w:rPr>
-        <w:t>) function should look like this:</w:t>
-      </w:r>
-    </w:p>
-    <w:p>
-      <w:pPr>
-        <w:pBdr>
-          <w:top w:val="single" w:sz="4" w:space="1" w:color="auto"/>
-          <w:left w:val="single" w:sz="4" w:space="4" w:color="auto"/>
-          <w:bottom w:val="single" w:sz="4" w:space="1" w:color="auto"/>
-          <w:right w:val="single" w:sz="4" w:space="4" w:color="auto"/>
-        </w:pBdr>
-        <w:spacing w:after="0" w:line="240" w:lineRule="auto"/>
-        <w:rPr>
-          <w:rFonts w:ascii="Cascadia Code" w:hAnsi="Cascadia Code"/>
-        </w:rPr>
-      </w:pPr>
-      <w:r>
-        <w:rPr>
-          <w:rFonts w:ascii="Cascadia Code" w:hAnsi="Cascadia Code"/>
-        </w:rPr>
-        <w:t xml:space="preserve">def </w:t>
+    </w:p>
+    <w:p>
+      <w:pPr>
+        <w:pBdr>
+          <w:top w:val="single" w:sz="4" w:space="1" w:color="auto"/>
+          <w:left w:val="single" w:sz="4" w:space="4" w:color="auto"/>
+          <w:bottom w:val="single" w:sz="4" w:space="1" w:color="auto"/>
+          <w:right w:val="single" w:sz="4" w:space="4" w:color="auto"/>
+        </w:pBdr>
+        <w:spacing w:after="0" w:line="240" w:lineRule="auto"/>
+        <w:rPr>
+          <w:rFonts w:ascii="Cascadia Code" w:hAnsi="Cascadia Code"/>
+        </w:rPr>
+      </w:pPr>
+      <w:r>
+        <w:rPr>
+          <w:rFonts w:ascii="Cascadia Code" w:hAnsi="Cascadia Code"/>
+        </w:rPr>
+        <w:t xml:space="preserve">                </w:t>
       </w:r>
       <w:proofErr w:type="spellStart"/>
       <w:r>
         <w:rPr>
           <w:rFonts w:ascii="Cascadia Code" w:hAnsi="Cascadia Code"/>
         </w:rPr>
-        <w:t>run_agent</w:t>
+        <w:t>log_search</w:t>
       </w:r>
       <w:proofErr w:type="spellEnd"/>
       <w:r>
         <w:rPr>
           <w:rFonts w:ascii="Cascadia Code" w:hAnsi="Cascadia Code"/>
         </w:rPr>
-        <w:t>(query):</w:t>
-      </w:r>
-    </w:p>
-    <w:p>
-      <w:pPr>
-        <w:pBdr>
-          <w:top w:val="single" w:sz="4" w:space="1" w:color="auto"/>
-          <w:left w:val="single" w:sz="4" w:space="4" w:color="auto"/>
-          <w:bottom w:val="single" w:sz="4" w:space="1" w:color="auto"/>
-          <w:right w:val="single" w:sz="4" w:space="4" w:color="auto"/>
-        </w:pBdr>
-        <w:spacing w:after="0" w:line="240" w:lineRule="auto"/>
-        <w:rPr>
-          <w:rFonts w:ascii="Cascadia Code" w:hAnsi="Cascadia Code"/>
-        </w:rPr>
-      </w:pPr>
-      <w:r>
-        <w:rPr>
-          <w:rFonts w:ascii="Cascadia Code" w:hAnsi="Cascadia Code"/>
-        </w:rPr>
-        <w:t xml:space="preserve">    steps = </w:t>
+        <w:t>,</w:t>
+      </w:r>
+    </w:p>
+    <w:p>
+      <w:pPr>
+        <w:pBdr>
+          <w:top w:val="single" w:sz="4" w:space="1" w:color="auto"/>
+          <w:left w:val="single" w:sz="4" w:space="4" w:color="auto"/>
+          <w:bottom w:val="single" w:sz="4" w:space="1" w:color="auto"/>
+          <w:right w:val="single" w:sz="4" w:space="4" w:color="auto"/>
+        </w:pBdr>
+        <w:spacing w:after="0" w:line="240" w:lineRule="auto"/>
+        <w:rPr>
+          <w:rFonts w:ascii="Cascadia Code" w:hAnsi="Cascadia Code"/>
+        </w:rPr>
+      </w:pPr>
+      <w:r>
+        <w:rPr>
+          <w:rFonts w:ascii="Cascadia Code" w:hAnsi="Cascadia Code"/>
+        </w:rPr>
+        <w:t>                "Log Search Tool",</w:t>
+      </w:r>
+    </w:p>
+    <w:p>
+      <w:pPr>
+        <w:pBdr>
+          <w:top w:val="single" w:sz="4" w:space="1" w:color="auto"/>
+          <w:left w:val="single" w:sz="4" w:space="4" w:color="auto"/>
+          <w:bottom w:val="single" w:sz="4" w:space="1" w:color="auto"/>
+          <w:right w:val="single" w:sz="4" w:space="4" w:color="auto"/>
+        </w:pBdr>
+        <w:spacing w:after="0" w:line="240" w:lineRule="auto"/>
+        <w:rPr>
+          <w:rFonts w:ascii="Cascadia Code" w:hAnsi="Cascadia Code"/>
+        </w:rPr>
+      </w:pPr>
+      <w:r>
+        <w:rPr>
+          <w:rFonts w:ascii="Cascadia Code" w:hAnsi="Cascadia Code"/>
+        </w:rPr>
+        <w:t>                {"query": query}</w:t>
+      </w:r>
+    </w:p>
+    <w:p>
+      <w:pPr>
+        <w:pBdr>
+          <w:top w:val="single" w:sz="4" w:space="1" w:color="auto"/>
+          <w:left w:val="single" w:sz="4" w:space="4" w:color="auto"/>
+          <w:bottom w:val="single" w:sz="4" w:space="1" w:color="auto"/>
+          <w:right w:val="single" w:sz="4" w:space="4" w:color="auto"/>
+        </w:pBdr>
+        <w:spacing w:after="0" w:line="240" w:lineRule="auto"/>
+        <w:rPr>
+          <w:rFonts w:ascii="Cascadia Code" w:hAnsi="Cascadia Code"/>
+        </w:rPr>
+      </w:pPr>
+      <w:r>
+        <w:rPr>
+          <w:rFonts w:ascii="Cascadia Code" w:hAnsi="Cascadia Code"/>
+        </w:rPr>
+        <w:t>            )</w:t>
+      </w:r>
+    </w:p>
+    <w:p>
+      <w:pPr>
+        <w:pBdr>
+          <w:top w:val="single" w:sz="4" w:space="1" w:color="auto"/>
+          <w:left w:val="single" w:sz="4" w:space="4" w:color="auto"/>
+          <w:bottom w:val="single" w:sz="4" w:space="1" w:color="auto"/>
+          <w:right w:val="single" w:sz="4" w:space="4" w:color="auto"/>
+        </w:pBdr>
+        <w:spacing w:after="0" w:line="240" w:lineRule="auto"/>
+        <w:rPr>
+          <w:rFonts w:ascii="Cascadia Code" w:hAnsi="Cascadia Code"/>
+        </w:rPr>
+      </w:pPr>
+      <w:r>
+        <w:rPr>
+          <w:rFonts w:ascii="Cascadia Code" w:hAnsi="Cascadia Code"/>
+        </w:rPr>
+        <w:t xml:space="preserve">        </w:t>
       </w:r>
       <w:proofErr w:type="spellStart"/>
       <w:r>
         <w:rPr>
           <w:rFonts w:ascii="Cascadia Code" w:hAnsi="Cascadia Code"/>
         </w:rPr>
-        <w:t>plan_steps</w:t>
+        <w:t>elif</w:t>
       </w:r>
       <w:proofErr w:type="spellEnd"/>
       <w:r>
         <w:rPr>
           <w:rFonts w:ascii="Cascadia Code" w:hAnsi="Cascadia Code"/>
         </w:rPr>
-        <w:t>(query)</w:t>
-      </w:r>
-    </w:p>
-    <w:p>
-      <w:pPr>
-        <w:pBdr>
-          <w:top w:val="single" w:sz="4" w:space="1" w:color="auto"/>
-          <w:left w:val="single" w:sz="4" w:space="4" w:color="auto"/>
-          <w:bottom w:val="single" w:sz="4" w:space="1" w:color="auto"/>
-          <w:right w:val="single" w:sz="4" w:space="4" w:color="auto"/>
-        </w:pBdr>
-        <w:spacing w:after="0" w:line="240" w:lineRule="auto"/>
-        <w:rPr>
-          <w:rFonts w:ascii="Cascadia Code" w:hAnsi="Cascadia Code"/>
-        </w:rPr>
-      </w:pPr>
-      <w:r>
-        <w:rPr>
-          <w:rFonts w:ascii="Cascadia Code" w:hAnsi="Cascadia Code"/>
-        </w:rPr>
-        <w:t xml:space="preserve">    </w:t>
-      </w:r>
-      <w:proofErr w:type="gramStart"/>
-      <w:r>
-        <w:rPr>
-          <w:rFonts w:ascii="Cascadia Code" w:hAnsi="Cascadia Code"/>
-        </w:rPr>
-        <w:t>print(</w:t>
-      </w:r>
-      <w:proofErr w:type="gramEnd"/>
-      <w:r>
-        <w:rPr>
-          <w:rFonts w:ascii="Cascadia Code" w:hAnsi="Cascadia Code"/>
-        </w:rPr>
-        <w:t xml:space="preserve">"Agent Plan →", " → </w:t>
-      </w:r>
-      <w:proofErr w:type="gramStart"/>
-      <w:r>
-        <w:rPr>
-          <w:rFonts w:ascii="Cascadia Code" w:hAnsi="Cascadia Code"/>
-        </w:rPr>
-        <w:t>".join</w:t>
-      </w:r>
-      <w:proofErr w:type="gramEnd"/>
-      <w:r>
-        <w:rPr>
-          <w:rFonts w:ascii="Cascadia Code" w:hAnsi="Cascadia Code"/>
-        </w:rPr>
-        <w:t>(steps</w:t>
-      </w:r>
-      <w:proofErr w:type="gramStart"/>
-      <w:r>
-        <w:rPr>
-          <w:rFonts w:ascii="Cascadia Code" w:hAnsi="Cascadia Code"/>
-        </w:rPr>
-        <w:t>).upper</w:t>
-      </w:r>
-      <w:proofErr w:type="gramEnd"/>
-      <w:r>
-        <w:rPr>
-          <w:rFonts w:ascii="Cascadia Code" w:hAnsi="Cascadia Code"/>
-        </w:rPr>
-        <w:t>())</w:t>
-      </w:r>
-    </w:p>
-    <w:p>
-      <w:pPr>
-        <w:pBdr>
-          <w:top w:val="single" w:sz="4" w:space="1" w:color="auto"/>
-          <w:left w:val="single" w:sz="4" w:space="4" w:color="auto"/>
-          <w:bottom w:val="single" w:sz="4" w:space="1" w:color="auto"/>
-          <w:right w:val="single" w:sz="4" w:space="4" w:color="auto"/>
-        </w:pBdr>
-        <w:spacing w:after="0" w:line="240" w:lineRule="auto"/>
-        <w:rPr>
-          <w:rFonts w:ascii="Cascadia Code" w:hAnsi="Cascadia Code"/>
-        </w:rPr>
-      </w:pPr>
-    </w:p>
-    <w:p>
-      <w:pPr>
-        <w:pBdr>
-          <w:top w:val="single" w:sz="4" w:space="1" w:color="auto"/>
-          <w:left w:val="single" w:sz="4" w:space="4" w:color="auto"/>
-          <w:bottom w:val="single" w:sz="4" w:space="1" w:color="auto"/>
-          <w:right w:val="single" w:sz="4" w:space="4" w:color="auto"/>
-        </w:pBdr>
-        <w:spacing w:after="0" w:line="240" w:lineRule="auto"/>
-        <w:rPr>
-          <w:rFonts w:ascii="Cascadia Code" w:hAnsi="Cascadia Code"/>
-        </w:rPr>
-      </w:pPr>
-      <w:r>
-        <w:rPr>
-          <w:rFonts w:ascii="Cascadia Code" w:hAnsi="Cascadia Code"/>
-        </w:rPr>
-        <w:t xml:space="preserve">    </w:t>
+        <w:t xml:space="preserve"> step == "rag":</w:t>
+      </w:r>
+    </w:p>
+    <w:p>
+      <w:pPr>
+        <w:pBdr>
+          <w:top w:val="single" w:sz="4" w:space="1" w:color="auto"/>
+          <w:left w:val="single" w:sz="4" w:space="4" w:color="auto"/>
+          <w:bottom w:val="single" w:sz="4" w:space="1" w:color="auto"/>
+          <w:right w:val="single" w:sz="4" w:space="4" w:color="auto"/>
+        </w:pBdr>
+        <w:spacing w:after="0" w:line="240" w:lineRule="auto"/>
+        <w:rPr>
+          <w:rFonts w:ascii="Cascadia Code" w:hAnsi="Cascadia Code"/>
+        </w:rPr>
+      </w:pPr>
+      <w:r>
+        <w:rPr>
+          <w:rFonts w:ascii="Cascadia Code" w:hAnsi="Cascadia Code"/>
+        </w:rPr>
+        <w:t>            print("Searching incident knowledge base")</w:t>
+      </w:r>
+    </w:p>
+    <w:p>
+      <w:pPr>
+        <w:pBdr>
+          <w:top w:val="single" w:sz="4" w:space="1" w:color="auto"/>
+          <w:left w:val="single" w:sz="4" w:space="4" w:color="auto"/>
+          <w:bottom w:val="single" w:sz="4" w:space="1" w:color="auto"/>
+          <w:right w:val="single" w:sz="4" w:space="4" w:color="auto"/>
+        </w:pBdr>
+        <w:spacing w:after="0" w:line="240" w:lineRule="auto"/>
+        <w:rPr>
+          <w:rFonts w:ascii="Cascadia Code" w:hAnsi="Cascadia Code"/>
+        </w:rPr>
+      </w:pPr>
+      <w:r>
+        <w:rPr>
+          <w:rFonts w:ascii="Cascadia Code" w:hAnsi="Cascadia Code"/>
+        </w:rPr>
+        <w:t xml:space="preserve">            </w:t>
+      </w:r>
+    </w:p>
+    <w:p>
+      <w:pPr>
+        <w:pBdr>
+          <w:top w:val="single" w:sz="4" w:space="1" w:color="auto"/>
+          <w:left w:val="single" w:sz="4" w:space="4" w:color="auto"/>
+          <w:bottom w:val="single" w:sz="4" w:space="1" w:color="auto"/>
+          <w:right w:val="single" w:sz="4" w:space="4" w:color="auto"/>
+        </w:pBdr>
+        <w:spacing w:after="0" w:line="240" w:lineRule="auto"/>
+        <w:rPr>
+          <w:rFonts w:ascii="Cascadia Code" w:hAnsi="Cascadia Code"/>
+        </w:rPr>
+      </w:pPr>
+      <w:r>
+        <w:rPr>
+          <w:rFonts w:ascii="Cascadia Code" w:hAnsi="Cascadia Code"/>
+        </w:rPr>
+        <w:t xml:space="preserve">            # result = </w:t>
       </w:r>
       <w:proofErr w:type="spellStart"/>
       <w:r>
         <w:rPr>
           <w:rFonts w:ascii="Cascadia Code" w:hAnsi="Cascadia Code"/>
         </w:rPr>
+        <w:t>incident_search.invoke</w:t>
+      </w:r>
+      <w:proofErr w:type="spellEnd"/>
+      <w:r>
+        <w:rPr>
+          <w:rFonts w:ascii="Cascadia Code" w:hAnsi="Cascadia Code"/>
+        </w:rPr>
+        <w:t>({"query": query})</w:t>
+      </w:r>
+    </w:p>
+    <w:p>
+      <w:pPr>
+        <w:pBdr>
+          <w:top w:val="single" w:sz="4" w:space="1" w:color="auto"/>
+          <w:left w:val="single" w:sz="4" w:space="4" w:color="auto"/>
+          <w:bottom w:val="single" w:sz="4" w:space="1" w:color="auto"/>
+          <w:right w:val="single" w:sz="4" w:space="4" w:color="auto"/>
+        </w:pBdr>
+        <w:spacing w:after="0" w:line="240" w:lineRule="auto"/>
+        <w:rPr>
+          <w:rFonts w:ascii="Cascadia Code" w:hAnsi="Cascadia Code"/>
+        </w:rPr>
+      </w:pPr>
+      <w:r>
+        <w:rPr>
+          <w:rFonts w:ascii="Cascadia Code" w:hAnsi="Cascadia Code"/>
+        </w:rPr>
+        <w:t xml:space="preserve">            # </w:t>
+      </w:r>
+      <w:proofErr w:type="spellStart"/>
+      <w:r>
+        <w:rPr>
+          <w:rFonts w:ascii="Cascadia Code" w:hAnsi="Cascadia Code"/>
+        </w:rPr>
+        <w:t>rag_data</w:t>
+      </w:r>
+      <w:proofErr w:type="spellEnd"/>
+      <w:r>
+        <w:rPr>
+          <w:rFonts w:ascii="Cascadia Code" w:hAnsi="Cascadia Code"/>
+        </w:rPr>
+        <w:t xml:space="preserve"> = result</w:t>
+      </w:r>
+    </w:p>
+    <w:p>
+      <w:pPr>
+        <w:pBdr>
+          <w:top w:val="single" w:sz="4" w:space="1" w:color="auto"/>
+          <w:left w:val="single" w:sz="4" w:space="4" w:color="auto"/>
+          <w:bottom w:val="single" w:sz="4" w:space="1" w:color="auto"/>
+          <w:right w:val="single" w:sz="4" w:space="4" w:color="auto"/>
+        </w:pBdr>
+        <w:spacing w:after="0" w:line="240" w:lineRule="auto"/>
+        <w:rPr>
+          <w:rFonts w:ascii="Cascadia Code" w:hAnsi="Cascadia Code"/>
+        </w:rPr>
+      </w:pPr>
+      <w:r>
+        <w:rPr>
+          <w:rFonts w:ascii="Cascadia Code" w:hAnsi="Cascadia Code"/>
+        </w:rPr>
+        <w:t xml:space="preserve">            </w:t>
+      </w:r>
+      <w:proofErr w:type="spellStart"/>
+      <w:r>
+        <w:rPr>
+          <w:rFonts w:ascii="Cascadia Code" w:hAnsi="Cascadia Code"/>
+        </w:rPr>
+        <w:t>rag_data</w:t>
+      </w:r>
+      <w:proofErr w:type="spellEnd"/>
+      <w:r>
+        <w:rPr>
+          <w:rFonts w:ascii="Cascadia Code" w:hAnsi="Cascadia Code"/>
+        </w:rPr>
+        <w:t xml:space="preserve"> = </w:t>
+      </w:r>
+      <w:proofErr w:type="spellStart"/>
+      <w:r>
+        <w:rPr>
+          <w:rFonts w:ascii="Cascadia Code" w:hAnsi="Cascadia Code"/>
+        </w:rPr>
+        <w:t>safe_tool_call</w:t>
+      </w:r>
+      <w:proofErr w:type="spellEnd"/>
+      <w:r>
+        <w:rPr>
+          <w:rFonts w:ascii="Cascadia Code" w:hAnsi="Cascadia Code"/>
+        </w:rPr>
+        <w:t>(</w:t>
+      </w:r>
+    </w:p>
+    <w:p>
+      <w:pPr>
+        <w:pBdr>
+          <w:top w:val="single" w:sz="4" w:space="1" w:color="auto"/>
+          <w:left w:val="single" w:sz="4" w:space="4" w:color="auto"/>
+          <w:bottom w:val="single" w:sz="4" w:space="1" w:color="auto"/>
+          <w:right w:val="single" w:sz="4" w:space="4" w:color="auto"/>
+        </w:pBdr>
+        <w:spacing w:after="0" w:line="240" w:lineRule="auto"/>
+        <w:rPr>
+          <w:rFonts w:ascii="Cascadia Code" w:hAnsi="Cascadia Code"/>
+        </w:rPr>
+      </w:pPr>
+      <w:r>
+        <w:rPr>
+          <w:rFonts w:ascii="Cascadia Code" w:hAnsi="Cascadia Code"/>
+        </w:rPr>
+        <w:t xml:space="preserve">                </w:t>
+      </w:r>
+      <w:proofErr w:type="spellStart"/>
+      <w:r>
+        <w:rPr>
+          <w:rFonts w:ascii="Cascadia Code" w:hAnsi="Cascadia Code"/>
+        </w:rPr>
+        <w:t>incident_search</w:t>
+      </w:r>
+      <w:proofErr w:type="spellEnd"/>
+      <w:r>
+        <w:rPr>
+          <w:rFonts w:ascii="Cascadia Code" w:hAnsi="Cascadia Code"/>
+        </w:rPr>
+        <w:t>,</w:t>
+      </w:r>
+    </w:p>
+    <w:p>
+      <w:pPr>
+        <w:pBdr>
+          <w:top w:val="single" w:sz="4" w:space="1" w:color="auto"/>
+          <w:left w:val="single" w:sz="4" w:space="4" w:color="auto"/>
+          <w:bottom w:val="single" w:sz="4" w:space="1" w:color="auto"/>
+          <w:right w:val="single" w:sz="4" w:space="4" w:color="auto"/>
+        </w:pBdr>
+        <w:spacing w:after="0" w:line="240" w:lineRule="auto"/>
+        <w:rPr>
+          <w:rFonts w:ascii="Cascadia Code" w:hAnsi="Cascadia Code"/>
+        </w:rPr>
+      </w:pPr>
+      <w:r>
+        <w:rPr>
+          <w:rFonts w:ascii="Cascadia Code" w:hAnsi="Cascadia Code"/>
+        </w:rPr>
+        <w:t>                "RAG Tool",</w:t>
+      </w:r>
+    </w:p>
+    <w:p>
+      <w:pPr>
+        <w:pBdr>
+          <w:top w:val="single" w:sz="4" w:space="1" w:color="auto"/>
+          <w:left w:val="single" w:sz="4" w:space="4" w:color="auto"/>
+          <w:bottom w:val="single" w:sz="4" w:space="1" w:color="auto"/>
+          <w:right w:val="single" w:sz="4" w:space="4" w:color="auto"/>
+        </w:pBdr>
+        <w:spacing w:after="0" w:line="240" w:lineRule="auto"/>
+        <w:rPr>
+          <w:rFonts w:ascii="Cascadia Code" w:hAnsi="Cascadia Code"/>
+        </w:rPr>
+      </w:pPr>
+      <w:r>
+        <w:rPr>
+          <w:rFonts w:ascii="Cascadia Code" w:hAnsi="Cascadia Code"/>
+        </w:rPr>
+        <w:t>                {"query": query}</w:t>
+      </w:r>
+    </w:p>
+    <w:p>
+      <w:pPr>
+        <w:pBdr>
+          <w:top w:val="single" w:sz="4" w:space="1" w:color="auto"/>
+          <w:left w:val="single" w:sz="4" w:space="4" w:color="auto"/>
+          <w:bottom w:val="single" w:sz="4" w:space="1" w:color="auto"/>
+          <w:right w:val="single" w:sz="4" w:space="4" w:color="auto"/>
+        </w:pBdr>
+        <w:spacing w:after="0" w:line="240" w:lineRule="auto"/>
+        <w:rPr>
+          <w:rFonts w:ascii="Cascadia Code" w:hAnsi="Cascadia Code"/>
+        </w:rPr>
+      </w:pPr>
+      <w:r>
+        <w:rPr>
+          <w:rFonts w:ascii="Cascadia Code" w:hAnsi="Cascadia Code"/>
+        </w:rPr>
+        <w:t>            )</w:t>
+      </w:r>
+    </w:p>
+    <w:p>
+      <w:pPr>
+        <w:pBdr>
+          <w:top w:val="single" w:sz="4" w:space="1" w:color="auto"/>
+          <w:left w:val="single" w:sz="4" w:space="4" w:color="auto"/>
+          <w:bottom w:val="single" w:sz="4" w:space="1" w:color="auto"/>
+          <w:right w:val="single" w:sz="4" w:space="4" w:color="auto"/>
+        </w:pBdr>
+        <w:spacing w:after="0" w:line="240" w:lineRule="auto"/>
+        <w:rPr>
+          <w:rFonts w:ascii="Cascadia Code" w:hAnsi="Cascadia Code"/>
+        </w:rPr>
+      </w:pPr>
+      <w:r>
+        <w:rPr>
+          <w:rFonts w:ascii="Cascadia Code" w:hAnsi="Cascadia Code"/>
+        </w:rPr>
+        <w:t>    # Structured evidence for reasoning</w:t>
+      </w:r>
+    </w:p>
+    <w:p>
+      <w:pPr>
+        <w:pBdr>
+          <w:top w:val="single" w:sz="4" w:space="1" w:color="auto"/>
+          <w:left w:val="single" w:sz="4" w:space="4" w:color="auto"/>
+          <w:bottom w:val="single" w:sz="4" w:space="1" w:color="auto"/>
+          <w:right w:val="single" w:sz="4" w:space="4" w:color="auto"/>
+        </w:pBdr>
+        <w:spacing w:after="0" w:line="240" w:lineRule="auto"/>
+        <w:rPr>
+          <w:rFonts w:ascii="Cascadia Code" w:hAnsi="Cascadia Code"/>
+        </w:rPr>
+      </w:pPr>
+      <w:r>
+        <w:rPr>
+          <w:rFonts w:ascii="Cascadia Code" w:hAnsi="Cascadia Code"/>
+        </w:rPr>
+        <w:t>    evidence = ""</w:t>
+      </w:r>
+    </w:p>
+    <w:p>
+      <w:pPr>
+        <w:pBdr>
+          <w:top w:val="single" w:sz="4" w:space="1" w:color="auto"/>
+          <w:left w:val="single" w:sz="4" w:space="4" w:color="auto"/>
+          <w:bottom w:val="single" w:sz="4" w:space="1" w:color="auto"/>
+          <w:right w:val="single" w:sz="4" w:space="4" w:color="auto"/>
+        </w:pBdr>
+        <w:spacing w:after="0" w:line="240" w:lineRule="auto"/>
+        <w:rPr>
+          <w:rFonts w:ascii="Cascadia Code" w:hAnsi="Cascadia Code"/>
+        </w:rPr>
+      </w:pPr>
+    </w:p>
+    <w:p>
+      <w:pPr>
+        <w:pBdr>
+          <w:top w:val="single" w:sz="4" w:space="1" w:color="auto"/>
+          <w:left w:val="single" w:sz="4" w:space="4" w:color="auto"/>
+          <w:bottom w:val="single" w:sz="4" w:space="1" w:color="auto"/>
+          <w:right w:val="single" w:sz="4" w:space="4" w:color="auto"/>
+        </w:pBdr>
+        <w:spacing w:after="0" w:line="240" w:lineRule="auto"/>
+        <w:rPr>
+          <w:rFonts w:ascii="Cascadia Code" w:hAnsi="Cascadia Code"/>
+        </w:rPr>
+      </w:pPr>
+      <w:r>
+        <w:rPr>
+          <w:rFonts w:ascii="Cascadia Code" w:hAnsi="Cascadia Code"/>
+        </w:rPr>
+        <w:t xml:space="preserve">    if </w:t>
+      </w:r>
+      <w:proofErr w:type="spellStart"/>
+      <w:r>
+        <w:rPr>
+          <w:rFonts w:ascii="Cascadia Code" w:hAnsi="Cascadia Code"/>
+        </w:rPr>
         <w:t>sql_data</w:t>
       </w:r>
       <w:proofErr w:type="spellEnd"/>
@@ -13315,33 +14868,95 @@
         <w:rPr>
           <w:rFonts w:ascii="Cascadia Code" w:hAnsi="Cascadia Code"/>
         </w:rPr>
-        <w:t xml:space="preserve"> = ""</w:t>
-      </w:r>
-    </w:p>
-    <w:p>
-      <w:pPr>
-        <w:pBdr>
-          <w:top w:val="single" w:sz="4" w:space="1" w:color="auto"/>
-          <w:left w:val="single" w:sz="4" w:space="4" w:color="auto"/>
-          <w:bottom w:val="single" w:sz="4" w:space="1" w:color="auto"/>
-          <w:right w:val="single" w:sz="4" w:space="4" w:color="auto"/>
-        </w:pBdr>
-        <w:spacing w:after="0" w:line="240" w:lineRule="auto"/>
-        <w:rPr>
-          <w:rFonts w:ascii="Cascadia Code" w:hAnsi="Cascadia Code"/>
-        </w:rPr>
-      </w:pPr>
-      <w:r>
-        <w:rPr>
-          <w:rFonts w:ascii="Cascadia Code" w:hAnsi="Cascadia Code"/>
-        </w:rPr>
-        <w:t xml:space="preserve">    </w:t>
+        <w:t>:</w:t>
+      </w:r>
+    </w:p>
+    <w:p>
+      <w:pPr>
+        <w:pBdr>
+          <w:top w:val="single" w:sz="4" w:space="1" w:color="auto"/>
+          <w:left w:val="single" w:sz="4" w:space="4" w:color="auto"/>
+          <w:bottom w:val="single" w:sz="4" w:space="1" w:color="auto"/>
+          <w:right w:val="single" w:sz="4" w:space="4" w:color="auto"/>
+        </w:pBdr>
+        <w:spacing w:after="0" w:line="240" w:lineRule="auto"/>
+        <w:rPr>
+          <w:rFonts w:ascii="Cascadia Code" w:hAnsi="Cascadia Code"/>
+        </w:rPr>
+      </w:pPr>
+      <w:r>
+        <w:rPr>
+          <w:rFonts w:ascii="Cascadia Code" w:hAnsi="Cascadia Code"/>
+        </w:rPr>
+        <w:t>        evidence += f"\</w:t>
       </w:r>
       <w:proofErr w:type="spellStart"/>
       <w:r>
         <w:rPr>
           <w:rFonts w:ascii="Cascadia Code" w:hAnsi="Cascadia Code"/>
         </w:rPr>
+        <w:t>nINCIDENT</w:t>
+      </w:r>
+      <w:proofErr w:type="spellEnd"/>
+      <w:r>
+        <w:rPr>
+          <w:rFonts w:ascii="Cascadia Code" w:hAnsi="Cascadia Code"/>
+        </w:rPr>
+        <w:t xml:space="preserve"> RECORDS:\n{</w:t>
+      </w:r>
+      <w:proofErr w:type="spellStart"/>
+      <w:r>
+        <w:rPr>
+          <w:rFonts w:ascii="Cascadia Code" w:hAnsi="Cascadia Code"/>
+        </w:rPr>
+        <w:t>sql_data</w:t>
+      </w:r>
+      <w:proofErr w:type="spellEnd"/>
+      <w:r>
+        <w:rPr>
+          <w:rFonts w:ascii="Cascadia Code" w:hAnsi="Cascadia Code"/>
+        </w:rPr>
+        <w:t>}\n"</w:t>
+      </w:r>
+    </w:p>
+    <w:p>
+      <w:pPr>
+        <w:pBdr>
+          <w:top w:val="single" w:sz="4" w:space="1" w:color="auto"/>
+          <w:left w:val="single" w:sz="4" w:space="4" w:color="auto"/>
+          <w:bottom w:val="single" w:sz="4" w:space="1" w:color="auto"/>
+          <w:right w:val="single" w:sz="4" w:space="4" w:color="auto"/>
+        </w:pBdr>
+        <w:spacing w:after="0" w:line="240" w:lineRule="auto"/>
+        <w:rPr>
+          <w:rFonts w:ascii="Cascadia Code" w:hAnsi="Cascadia Code"/>
+        </w:rPr>
+      </w:pPr>
+    </w:p>
+    <w:p>
+      <w:pPr>
+        <w:pBdr>
+          <w:top w:val="single" w:sz="4" w:space="1" w:color="auto"/>
+          <w:left w:val="single" w:sz="4" w:space="4" w:color="auto"/>
+          <w:bottom w:val="single" w:sz="4" w:space="1" w:color="auto"/>
+          <w:right w:val="single" w:sz="4" w:space="4" w:color="auto"/>
+        </w:pBdr>
+        <w:spacing w:after="0" w:line="240" w:lineRule="auto"/>
+        <w:rPr>
+          <w:rFonts w:ascii="Cascadia Code" w:hAnsi="Cascadia Code"/>
+        </w:rPr>
+      </w:pPr>
+      <w:r>
+        <w:rPr>
+          <w:rFonts w:ascii="Cascadia Code" w:hAnsi="Cascadia Code"/>
+        </w:rPr>
+        <w:t xml:space="preserve">    if </w:t>
+      </w:r>
+      <w:proofErr w:type="spellStart"/>
+      <w:r>
+        <w:rPr>
+          <w:rFonts w:ascii="Cascadia Code" w:hAnsi="Cascadia Code"/>
+        </w:rPr>
         <w:t>log_data</w:t>
       </w:r>
       <w:proofErr w:type="spellEnd"/>
@@ -13349,33 +14964,95 @@
         <w:rPr>
           <w:rFonts w:ascii="Cascadia Code" w:hAnsi="Cascadia Code"/>
         </w:rPr>
-        <w:t xml:space="preserve"> = ""</w:t>
-      </w:r>
-    </w:p>
-    <w:p>
-      <w:pPr>
-        <w:pBdr>
-          <w:top w:val="single" w:sz="4" w:space="1" w:color="auto"/>
-          <w:left w:val="single" w:sz="4" w:space="4" w:color="auto"/>
-          <w:bottom w:val="single" w:sz="4" w:space="1" w:color="auto"/>
-          <w:right w:val="single" w:sz="4" w:space="4" w:color="auto"/>
-        </w:pBdr>
-        <w:spacing w:after="0" w:line="240" w:lineRule="auto"/>
-        <w:rPr>
-          <w:rFonts w:ascii="Cascadia Code" w:hAnsi="Cascadia Code"/>
-        </w:rPr>
-      </w:pPr>
-      <w:r>
-        <w:rPr>
-          <w:rFonts w:ascii="Cascadia Code" w:hAnsi="Cascadia Code"/>
-        </w:rPr>
-        <w:t xml:space="preserve">    </w:t>
+        <w:t>:</w:t>
+      </w:r>
+    </w:p>
+    <w:p>
+      <w:pPr>
+        <w:pBdr>
+          <w:top w:val="single" w:sz="4" w:space="1" w:color="auto"/>
+          <w:left w:val="single" w:sz="4" w:space="4" w:color="auto"/>
+          <w:bottom w:val="single" w:sz="4" w:space="1" w:color="auto"/>
+          <w:right w:val="single" w:sz="4" w:space="4" w:color="auto"/>
+        </w:pBdr>
+        <w:spacing w:after="0" w:line="240" w:lineRule="auto"/>
+        <w:rPr>
+          <w:rFonts w:ascii="Cascadia Code" w:hAnsi="Cascadia Code"/>
+        </w:rPr>
+      </w:pPr>
+      <w:r>
+        <w:rPr>
+          <w:rFonts w:ascii="Cascadia Code" w:hAnsi="Cascadia Code"/>
+        </w:rPr>
+        <w:t>        evidence += f"\</w:t>
       </w:r>
       <w:proofErr w:type="spellStart"/>
       <w:r>
         <w:rPr>
           <w:rFonts w:ascii="Cascadia Code" w:hAnsi="Cascadia Code"/>
         </w:rPr>
+        <w:t>nLOG</w:t>
+      </w:r>
+      <w:proofErr w:type="spellEnd"/>
+      <w:r>
+        <w:rPr>
+          <w:rFonts w:ascii="Cascadia Code" w:hAnsi="Cascadia Code"/>
+        </w:rPr>
+        <w:t xml:space="preserve"> ANALYSIS:\n{</w:t>
+      </w:r>
+      <w:proofErr w:type="spellStart"/>
+      <w:r>
+        <w:rPr>
+          <w:rFonts w:ascii="Cascadia Code" w:hAnsi="Cascadia Code"/>
+        </w:rPr>
+        <w:t>log_data</w:t>
+      </w:r>
+      <w:proofErr w:type="spellEnd"/>
+      <w:r>
+        <w:rPr>
+          <w:rFonts w:ascii="Cascadia Code" w:hAnsi="Cascadia Code"/>
+        </w:rPr>
+        <w:t>}\n"</w:t>
+      </w:r>
+    </w:p>
+    <w:p>
+      <w:pPr>
+        <w:pBdr>
+          <w:top w:val="single" w:sz="4" w:space="1" w:color="auto"/>
+          <w:left w:val="single" w:sz="4" w:space="4" w:color="auto"/>
+          <w:bottom w:val="single" w:sz="4" w:space="1" w:color="auto"/>
+          <w:right w:val="single" w:sz="4" w:space="4" w:color="auto"/>
+        </w:pBdr>
+        <w:spacing w:after="0" w:line="240" w:lineRule="auto"/>
+        <w:rPr>
+          <w:rFonts w:ascii="Cascadia Code" w:hAnsi="Cascadia Code"/>
+        </w:rPr>
+      </w:pPr>
+    </w:p>
+    <w:p>
+      <w:pPr>
+        <w:pBdr>
+          <w:top w:val="single" w:sz="4" w:space="1" w:color="auto"/>
+          <w:left w:val="single" w:sz="4" w:space="4" w:color="auto"/>
+          <w:bottom w:val="single" w:sz="4" w:space="1" w:color="auto"/>
+          <w:right w:val="single" w:sz="4" w:space="4" w:color="auto"/>
+        </w:pBdr>
+        <w:spacing w:after="0" w:line="240" w:lineRule="auto"/>
+        <w:rPr>
+          <w:rFonts w:ascii="Cascadia Code" w:hAnsi="Cascadia Code"/>
+        </w:rPr>
+      </w:pPr>
+      <w:r>
+        <w:rPr>
+          <w:rFonts w:ascii="Cascadia Code" w:hAnsi="Cascadia Code"/>
+        </w:rPr>
+        <w:t xml:space="preserve">    if </w:t>
+      </w:r>
+      <w:proofErr w:type="spellStart"/>
+      <w:r>
+        <w:rPr>
+          <w:rFonts w:ascii="Cascadia Code" w:hAnsi="Cascadia Code"/>
+        </w:rPr>
         <w:t>rag_data</w:t>
       </w:r>
       <w:proofErr w:type="spellEnd"/>
@@ -13383,1564 +15060,171 @@
         <w:rPr>
           <w:rFonts w:ascii="Cascadia Code" w:hAnsi="Cascadia Code"/>
         </w:rPr>
-        <w:t xml:space="preserve"> = ""</w:t>
-      </w:r>
-    </w:p>
-    <w:p>
-      <w:pPr>
-        <w:pBdr>
-          <w:top w:val="single" w:sz="4" w:space="1" w:color="auto"/>
-          <w:left w:val="single" w:sz="4" w:space="4" w:color="auto"/>
-          <w:bottom w:val="single" w:sz="4" w:space="1" w:color="auto"/>
-          <w:right w:val="single" w:sz="4" w:space="4" w:color="auto"/>
-        </w:pBdr>
-        <w:spacing w:after="0" w:line="240" w:lineRule="auto"/>
-        <w:rPr>
-          <w:rFonts w:ascii="Cascadia Code" w:hAnsi="Cascadia Code"/>
-        </w:rPr>
-      </w:pPr>
-    </w:p>
-    <w:p>
-      <w:pPr>
-        <w:pBdr>
-          <w:top w:val="single" w:sz="4" w:space="1" w:color="auto"/>
-          <w:left w:val="single" w:sz="4" w:space="4" w:color="auto"/>
-          <w:bottom w:val="single" w:sz="4" w:space="1" w:color="auto"/>
-          <w:right w:val="single" w:sz="4" w:space="4" w:color="auto"/>
-        </w:pBdr>
-        <w:spacing w:after="0" w:line="240" w:lineRule="auto"/>
-        <w:rPr>
-          <w:rFonts w:ascii="Cascadia Code" w:hAnsi="Cascadia Code"/>
-        </w:rPr>
-      </w:pPr>
-      <w:r>
-        <w:rPr>
-          <w:rFonts w:ascii="Cascadia Code" w:hAnsi="Cascadia Code"/>
-        </w:rPr>
-        <w:t>    for step in steps:</w:t>
-      </w:r>
-    </w:p>
-    <w:p>
-      <w:pPr>
-        <w:pBdr>
-          <w:top w:val="single" w:sz="4" w:space="1" w:color="auto"/>
-          <w:left w:val="single" w:sz="4" w:space="4" w:color="auto"/>
-          <w:bottom w:val="single" w:sz="4" w:space="1" w:color="auto"/>
-          <w:right w:val="single" w:sz="4" w:space="4" w:color="auto"/>
-        </w:pBdr>
-        <w:spacing w:after="0" w:line="240" w:lineRule="auto"/>
-        <w:rPr>
-          <w:rFonts w:ascii="Cascadia Code" w:hAnsi="Cascadia Code"/>
-        </w:rPr>
-      </w:pPr>
-      <w:r>
-        <w:rPr>
-          <w:rFonts w:ascii="Cascadia Code" w:hAnsi="Cascadia Code"/>
-        </w:rPr>
-        <w:t>        if step == "</w:t>
+        <w:t>:</w:t>
+      </w:r>
+    </w:p>
+    <w:p>
+      <w:pPr>
+        <w:pBdr>
+          <w:top w:val="single" w:sz="4" w:space="1" w:color="auto"/>
+          <w:left w:val="single" w:sz="4" w:space="4" w:color="auto"/>
+          <w:bottom w:val="single" w:sz="4" w:space="1" w:color="auto"/>
+          <w:right w:val="single" w:sz="4" w:space="4" w:color="auto"/>
+        </w:pBdr>
+        <w:spacing w:after="0" w:line="240" w:lineRule="auto"/>
+        <w:rPr>
+          <w:rFonts w:ascii="Cascadia Code" w:hAnsi="Cascadia Code"/>
+        </w:rPr>
+      </w:pPr>
+      <w:r>
+        <w:rPr>
+          <w:rFonts w:ascii="Cascadia Code" w:hAnsi="Cascadia Code"/>
+        </w:rPr>
+        <w:t>        evidence += f"\</w:t>
       </w:r>
       <w:proofErr w:type="spellStart"/>
       <w:r>
         <w:rPr>
           <w:rFonts w:ascii="Cascadia Code" w:hAnsi="Cascadia Code"/>
         </w:rPr>
-        <w:t>sql</w:t>
+        <w:t>nINCIDENT</w:t>
       </w:r>
       <w:proofErr w:type="spellEnd"/>
       <w:r>
         <w:rPr>
           <w:rFonts w:ascii="Cascadia Code" w:hAnsi="Cascadia Code"/>
         </w:rPr>
-        <w:t>":</w:t>
-      </w:r>
-    </w:p>
-    <w:p>
-      <w:pPr>
-        <w:pBdr>
-          <w:top w:val="single" w:sz="4" w:space="1" w:color="auto"/>
-          <w:left w:val="single" w:sz="4" w:space="4" w:color="auto"/>
-          <w:bottom w:val="single" w:sz="4" w:space="1" w:color="auto"/>
-          <w:right w:val="single" w:sz="4" w:space="4" w:color="auto"/>
-        </w:pBdr>
-        <w:spacing w:after="0" w:line="240" w:lineRule="auto"/>
-        <w:rPr>
-          <w:rFonts w:ascii="Cascadia Code" w:hAnsi="Cascadia Code"/>
-        </w:rPr>
-      </w:pPr>
-      <w:r>
-        <w:rPr>
-          <w:rFonts w:ascii="Cascadia Code" w:hAnsi="Cascadia Code"/>
-        </w:rPr>
-        <w:t xml:space="preserve">            </w:t>
+        <w:t xml:space="preserve"> DESCRIPTION:\n{</w:t>
       </w:r>
       <w:proofErr w:type="spellStart"/>
       <w:r>
         <w:rPr>
           <w:rFonts w:ascii="Cascadia Code" w:hAnsi="Cascadia Code"/>
         </w:rPr>
-        <w:t>sql</w:t>
+        <w:t>rag_data</w:t>
       </w:r>
       <w:proofErr w:type="spellEnd"/>
       <w:r>
         <w:rPr>
           <w:rFonts w:ascii="Cascadia Code" w:hAnsi="Cascadia Code"/>
         </w:rPr>
-        <w:t xml:space="preserve"> = </w:t>
+        <w:t>}\n"</w:t>
+      </w:r>
+    </w:p>
+    <w:p>
+      <w:pPr>
+        <w:pBdr>
+          <w:top w:val="single" w:sz="4" w:space="1" w:color="auto"/>
+          <w:left w:val="single" w:sz="4" w:space="4" w:color="auto"/>
+          <w:bottom w:val="single" w:sz="4" w:space="1" w:color="auto"/>
+          <w:right w:val="single" w:sz="4" w:space="4" w:color="auto"/>
+        </w:pBdr>
+        <w:spacing w:after="0" w:line="240" w:lineRule="auto"/>
+        <w:rPr>
+          <w:rFonts w:ascii="Cascadia Code" w:hAnsi="Cascadia Code"/>
+        </w:rPr>
+      </w:pPr>
+    </w:p>
+    <w:p>
+      <w:pPr>
+        <w:pBdr>
+          <w:top w:val="single" w:sz="4" w:space="1" w:color="auto"/>
+          <w:left w:val="single" w:sz="4" w:space="4" w:color="auto"/>
+          <w:bottom w:val="single" w:sz="4" w:space="1" w:color="auto"/>
+          <w:right w:val="single" w:sz="4" w:space="4" w:color="auto"/>
+        </w:pBdr>
+        <w:spacing w:after="0" w:line="240" w:lineRule="auto"/>
+        <w:rPr>
+          <w:rFonts w:ascii="Cascadia Code" w:hAnsi="Cascadia Code"/>
+        </w:rPr>
+      </w:pPr>
+      <w:r>
+        <w:rPr>
+          <w:rFonts w:ascii="Cascadia Code" w:hAnsi="Cascadia Code"/>
+        </w:rPr>
+        <w:t xml:space="preserve">    if not </w:t>
       </w:r>
       <w:proofErr w:type="spellStart"/>
       <w:r>
         <w:rPr>
           <w:rFonts w:ascii="Cascadia Code" w:hAnsi="Cascadia Code"/>
         </w:rPr>
-        <w:t>generate_sql</w:t>
+        <w:t>evidence.strip</w:t>
       </w:r>
       <w:proofErr w:type="spellEnd"/>
       <w:r>
         <w:rPr>
           <w:rFonts w:ascii="Cascadia Code" w:hAnsi="Cascadia Code"/>
         </w:rPr>
-        <w:t>(query)</w:t>
-      </w:r>
-    </w:p>
-    <w:p>
-      <w:pPr>
-        <w:pBdr>
-          <w:top w:val="single" w:sz="4" w:space="1" w:color="auto"/>
-          <w:left w:val="single" w:sz="4" w:space="4" w:color="auto"/>
-          <w:bottom w:val="single" w:sz="4" w:space="1" w:color="auto"/>
-          <w:right w:val="single" w:sz="4" w:space="4" w:color="auto"/>
-        </w:pBdr>
-        <w:spacing w:after="0" w:line="240" w:lineRule="auto"/>
-        <w:rPr>
-          <w:rFonts w:ascii="Cascadia Code" w:hAnsi="Cascadia Code"/>
-        </w:rPr>
-      </w:pPr>
-      <w:r>
-        <w:rPr>
-          <w:rFonts w:ascii="Cascadia Code" w:hAnsi="Cascadia Code"/>
-        </w:rPr>
-        <w:t xml:space="preserve">            </w:t>
-      </w:r>
-      <w:proofErr w:type="gramStart"/>
-      <w:r>
-        <w:rPr>
-          <w:rFonts w:ascii="Cascadia Code" w:hAnsi="Cascadia Code"/>
-        </w:rPr>
-        <w:t>print(</w:t>
-      </w:r>
-      <w:proofErr w:type="gramEnd"/>
-      <w:r>
-        <w:rPr>
-          <w:rFonts w:ascii="Cascadia Code" w:hAnsi="Cascadia Code"/>
-        </w:rPr>
-        <w:t>"Running SQL step")</w:t>
-      </w:r>
-    </w:p>
-    <w:p>
-      <w:pPr>
-        <w:pBdr>
-          <w:top w:val="single" w:sz="4" w:space="1" w:color="auto"/>
-          <w:left w:val="single" w:sz="4" w:space="4" w:color="auto"/>
-          <w:bottom w:val="single" w:sz="4" w:space="1" w:color="auto"/>
-          <w:right w:val="single" w:sz="4" w:space="4" w:color="auto"/>
-        </w:pBdr>
-        <w:spacing w:after="0" w:line="240" w:lineRule="auto"/>
-        <w:rPr>
-          <w:rFonts w:ascii="Cascadia Code" w:hAnsi="Cascadia Code"/>
-        </w:rPr>
-      </w:pPr>
-    </w:p>
-    <w:p>
-      <w:pPr>
-        <w:pBdr>
-          <w:top w:val="single" w:sz="4" w:space="1" w:color="auto"/>
-          <w:left w:val="single" w:sz="4" w:space="4" w:color="auto"/>
-          <w:bottom w:val="single" w:sz="4" w:space="1" w:color="auto"/>
-          <w:right w:val="single" w:sz="4" w:space="4" w:color="auto"/>
-        </w:pBdr>
-        <w:spacing w:after="0" w:line="240" w:lineRule="auto"/>
-        <w:rPr>
-          <w:rFonts w:ascii="Cascadia Code" w:hAnsi="Cascadia Code"/>
-        </w:rPr>
-      </w:pPr>
-      <w:r>
-        <w:rPr>
-          <w:rFonts w:ascii="Cascadia Code" w:hAnsi="Cascadia Code"/>
-        </w:rPr>
-        <w:t xml:space="preserve">            # result = </w:t>
+        <w:t>():</w:t>
+      </w:r>
+    </w:p>
+    <w:p>
+      <w:pPr>
+        <w:pBdr>
+          <w:top w:val="single" w:sz="4" w:space="1" w:color="auto"/>
+          <w:left w:val="single" w:sz="4" w:space="4" w:color="auto"/>
+          <w:bottom w:val="single" w:sz="4" w:space="1" w:color="auto"/>
+          <w:right w:val="single" w:sz="4" w:space="4" w:color="auto"/>
+        </w:pBdr>
+        <w:spacing w:after="0" w:line="240" w:lineRule="auto"/>
+        <w:rPr>
+          <w:rFonts w:ascii="Cascadia Code" w:hAnsi="Cascadia Code"/>
+        </w:rPr>
+      </w:pPr>
+      <w:r>
+        <w:rPr>
+          <w:rFonts w:ascii="Cascadia Code" w:hAnsi="Cascadia Code"/>
+        </w:rPr>
+        <w:t>        return "The system tools did not return sufficient data to answer the question."</w:t>
+      </w:r>
+    </w:p>
+    <w:p>
+      <w:pPr>
+        <w:pBdr>
+          <w:top w:val="single" w:sz="4" w:space="1" w:color="auto"/>
+          <w:left w:val="single" w:sz="4" w:space="4" w:color="auto"/>
+          <w:bottom w:val="single" w:sz="4" w:space="1" w:color="auto"/>
+          <w:right w:val="single" w:sz="4" w:space="4" w:color="auto"/>
+        </w:pBdr>
+        <w:spacing w:after="0" w:line="240" w:lineRule="auto"/>
+        <w:rPr>
+          <w:rFonts w:ascii="Cascadia Code" w:hAnsi="Cascadia Code"/>
+        </w:rPr>
+      </w:pPr>
+    </w:p>
+    <w:p>
+      <w:pPr>
+        <w:pBdr>
+          <w:top w:val="single" w:sz="4" w:space="1" w:color="auto"/>
+          <w:left w:val="single" w:sz="4" w:space="4" w:color="auto"/>
+          <w:bottom w:val="single" w:sz="4" w:space="1" w:color="auto"/>
+          <w:right w:val="single" w:sz="4" w:space="4" w:color="auto"/>
+        </w:pBdr>
+        <w:spacing w:after="0" w:line="240" w:lineRule="auto"/>
+        <w:rPr>
+          <w:rFonts w:ascii="Cascadia Code" w:hAnsi="Cascadia Code"/>
+        </w:rPr>
+      </w:pPr>
+      <w:r>
+        <w:rPr>
+          <w:rFonts w:ascii="Cascadia Code" w:hAnsi="Cascadia Code"/>
+        </w:rPr>
+        <w:t xml:space="preserve">    return </w:t>
       </w:r>
       <w:proofErr w:type="spellStart"/>
       <w:r>
         <w:rPr>
           <w:rFonts w:ascii="Cascadia Code" w:hAnsi="Cascadia Code"/>
         </w:rPr>
-        <w:t>sql_</w:t>
-      </w:r>
-      <w:proofErr w:type="gramStart"/>
-      <w:r>
-        <w:rPr>
-          <w:rFonts w:ascii="Cascadia Code" w:hAnsi="Cascadia Code"/>
-        </w:rPr>
-        <w:t>query.invoke</w:t>
+        <w:t>final_answer</w:t>
       </w:r>
       <w:proofErr w:type="spellEnd"/>
-      <w:proofErr w:type="gramEnd"/>
-      <w:r>
-        <w:rPr>
-          <w:rFonts w:ascii="Cascadia Code" w:hAnsi="Cascadia Code"/>
-        </w:rPr>
-        <w:t xml:space="preserve">({"query": </w:t>
-      </w:r>
-      <w:proofErr w:type="spellStart"/>
-      <w:r>
-        <w:rPr>
-          <w:rFonts w:ascii="Cascadia Code" w:hAnsi="Cascadia Code"/>
-        </w:rPr>
-        <w:t>sql</w:t>
-      </w:r>
-      <w:proofErr w:type="spellEnd"/>
-      <w:r>
-        <w:rPr>
-          <w:rFonts w:ascii="Cascadia Code" w:hAnsi="Cascadia Code"/>
-        </w:rPr>
-        <w:t>})</w:t>
-      </w:r>
-    </w:p>
-    <w:p>
-      <w:pPr>
-        <w:pBdr>
-          <w:top w:val="single" w:sz="4" w:space="1" w:color="auto"/>
-          <w:left w:val="single" w:sz="4" w:space="4" w:color="auto"/>
-          <w:bottom w:val="single" w:sz="4" w:space="1" w:color="auto"/>
-          <w:right w:val="single" w:sz="4" w:space="4" w:color="auto"/>
-        </w:pBdr>
-        <w:spacing w:after="0" w:line="240" w:lineRule="auto"/>
-        <w:rPr>
-          <w:rFonts w:ascii="Cascadia Code" w:hAnsi="Cascadia Code"/>
-        </w:rPr>
-      </w:pPr>
-      <w:r>
-        <w:rPr>
-          <w:rFonts w:ascii="Cascadia Code" w:hAnsi="Cascadia Code"/>
-        </w:rPr>
-        <w:t xml:space="preserve">            # </w:t>
-      </w:r>
-      <w:proofErr w:type="spellStart"/>
-      <w:r>
-        <w:rPr>
-          <w:rFonts w:ascii="Cascadia Code" w:hAnsi="Cascadia Code"/>
-        </w:rPr>
-        <w:t>sql_data</w:t>
-      </w:r>
-      <w:proofErr w:type="spellEnd"/>
-      <w:r>
-        <w:rPr>
-          <w:rFonts w:ascii="Cascadia Code" w:hAnsi="Cascadia Code"/>
-        </w:rPr>
-        <w:t xml:space="preserve"> = result</w:t>
-      </w:r>
-    </w:p>
-    <w:p>
-      <w:pPr>
-        <w:pBdr>
-          <w:top w:val="single" w:sz="4" w:space="1" w:color="auto"/>
-          <w:left w:val="single" w:sz="4" w:space="4" w:color="auto"/>
-          <w:bottom w:val="single" w:sz="4" w:space="1" w:color="auto"/>
-          <w:right w:val="single" w:sz="4" w:space="4" w:color="auto"/>
-        </w:pBdr>
-        <w:spacing w:after="0" w:line="240" w:lineRule="auto"/>
-        <w:rPr>
-          <w:rFonts w:ascii="Cascadia Code" w:hAnsi="Cascadia Code"/>
-        </w:rPr>
-      </w:pPr>
-      <w:r>
-        <w:rPr>
-          <w:rFonts w:ascii="Cascadia Code" w:hAnsi="Cascadia Code"/>
-        </w:rPr>
-        <w:t xml:space="preserve">            </w:t>
-      </w:r>
-      <w:proofErr w:type="spellStart"/>
-      <w:r>
-        <w:rPr>
-          <w:rFonts w:ascii="Cascadia Code" w:hAnsi="Cascadia Code"/>
-        </w:rPr>
-        <w:t>sql_data</w:t>
-      </w:r>
-      <w:proofErr w:type="spellEnd"/>
-      <w:r>
-        <w:rPr>
-          <w:rFonts w:ascii="Cascadia Code" w:hAnsi="Cascadia Code"/>
-        </w:rPr>
-        <w:t xml:space="preserve"> = </w:t>
-      </w:r>
-      <w:proofErr w:type="spellStart"/>
-      <w:r>
-        <w:rPr>
-          <w:rFonts w:ascii="Cascadia Code" w:hAnsi="Cascadia Code"/>
-        </w:rPr>
-        <w:t>safe_tool_</w:t>
-      </w:r>
-      <w:proofErr w:type="gramStart"/>
-      <w:r>
-        <w:rPr>
-          <w:rFonts w:ascii="Cascadia Code" w:hAnsi="Cascadia Code"/>
-        </w:rPr>
-        <w:t>call</w:t>
-      </w:r>
-      <w:proofErr w:type="spellEnd"/>
-      <w:r>
-        <w:rPr>
-          <w:rFonts w:ascii="Cascadia Code" w:hAnsi="Cascadia Code"/>
-        </w:rPr>
-        <w:t>(</w:t>
-      </w:r>
-      <w:proofErr w:type="gramEnd"/>
-    </w:p>
-    <w:p>
-      <w:pPr>
-        <w:pBdr>
-          <w:top w:val="single" w:sz="4" w:space="1" w:color="auto"/>
-          <w:left w:val="single" w:sz="4" w:space="4" w:color="auto"/>
-          <w:bottom w:val="single" w:sz="4" w:space="1" w:color="auto"/>
-          <w:right w:val="single" w:sz="4" w:space="4" w:color="auto"/>
-        </w:pBdr>
-        <w:spacing w:after="0" w:line="240" w:lineRule="auto"/>
-        <w:rPr>
-          <w:rFonts w:ascii="Cascadia Code" w:hAnsi="Cascadia Code"/>
-        </w:rPr>
-      </w:pPr>
-      <w:r>
-        <w:rPr>
-          <w:rFonts w:ascii="Cascadia Code" w:hAnsi="Cascadia Code"/>
-        </w:rPr>
-        <w:t xml:space="preserve">                </w:t>
-      </w:r>
-      <w:proofErr w:type="spellStart"/>
-      <w:r>
-        <w:rPr>
-          <w:rFonts w:ascii="Cascadia Code" w:hAnsi="Cascadia Code"/>
-        </w:rPr>
-        <w:t>sql_query</w:t>
-      </w:r>
-      <w:proofErr w:type="spellEnd"/>
-      <w:r>
-        <w:rPr>
-          <w:rFonts w:ascii="Cascadia Code" w:hAnsi="Cascadia Code"/>
-        </w:rPr>
-        <w:t>,</w:t>
-      </w:r>
-    </w:p>
-    <w:p>
-      <w:pPr>
-        <w:pBdr>
-          <w:top w:val="single" w:sz="4" w:space="1" w:color="auto"/>
-          <w:left w:val="single" w:sz="4" w:space="4" w:color="auto"/>
-          <w:bottom w:val="single" w:sz="4" w:space="1" w:color="auto"/>
-          <w:right w:val="single" w:sz="4" w:space="4" w:color="auto"/>
-        </w:pBdr>
-        <w:spacing w:after="0" w:line="240" w:lineRule="auto"/>
-        <w:rPr>
-          <w:rFonts w:ascii="Cascadia Code" w:hAnsi="Cascadia Code"/>
-        </w:rPr>
-      </w:pPr>
-      <w:r>
-        <w:rPr>
-          <w:rFonts w:ascii="Cascadia Code" w:hAnsi="Cascadia Code"/>
-        </w:rPr>
-        <w:t>                "SQL Tool",</w:t>
-      </w:r>
-    </w:p>
-    <w:p>
-      <w:pPr>
-        <w:pBdr>
-          <w:top w:val="single" w:sz="4" w:space="1" w:color="auto"/>
-          <w:left w:val="single" w:sz="4" w:space="4" w:color="auto"/>
-          <w:bottom w:val="single" w:sz="4" w:space="1" w:color="auto"/>
-          <w:right w:val="single" w:sz="4" w:space="4" w:color="auto"/>
-        </w:pBdr>
-        <w:spacing w:after="0" w:line="240" w:lineRule="auto"/>
-        <w:rPr>
-          <w:rFonts w:ascii="Cascadia Code" w:hAnsi="Cascadia Code"/>
-        </w:rPr>
-      </w:pPr>
-      <w:r>
-        <w:rPr>
-          <w:rFonts w:ascii="Cascadia Code" w:hAnsi="Cascadia Code"/>
-        </w:rPr>
-        <w:t xml:space="preserve">                {"query": </w:t>
-      </w:r>
-      <w:proofErr w:type="spellStart"/>
-      <w:r>
-        <w:rPr>
-          <w:rFonts w:ascii="Cascadia Code" w:hAnsi="Cascadia Code"/>
-        </w:rPr>
-        <w:t>sql</w:t>
-      </w:r>
-      <w:proofErr w:type="spellEnd"/>
-      <w:r>
-        <w:rPr>
-          <w:rFonts w:ascii="Cascadia Code" w:hAnsi="Cascadia Code"/>
-        </w:rPr>
-        <w:t>}</w:t>
-      </w:r>
-    </w:p>
-    <w:p>
-      <w:pPr>
-        <w:pBdr>
-          <w:top w:val="single" w:sz="4" w:space="1" w:color="auto"/>
-          <w:left w:val="single" w:sz="4" w:space="4" w:color="auto"/>
-          <w:bottom w:val="single" w:sz="4" w:space="1" w:color="auto"/>
-          <w:right w:val="single" w:sz="4" w:space="4" w:color="auto"/>
-        </w:pBdr>
-        <w:spacing w:after="0" w:line="240" w:lineRule="auto"/>
-        <w:rPr>
-          <w:rFonts w:ascii="Cascadia Code" w:hAnsi="Cascadia Code"/>
-        </w:rPr>
-      </w:pPr>
-      <w:r>
-        <w:rPr>
-          <w:rFonts w:ascii="Cascadia Code" w:hAnsi="Cascadia Code"/>
-        </w:rPr>
-        <w:t>            )</w:t>
-      </w:r>
-    </w:p>
-    <w:p>
-      <w:pPr>
-        <w:pBdr>
-          <w:top w:val="single" w:sz="4" w:space="1" w:color="auto"/>
-          <w:left w:val="single" w:sz="4" w:space="4" w:color="auto"/>
-          <w:bottom w:val="single" w:sz="4" w:space="1" w:color="auto"/>
-          <w:right w:val="single" w:sz="4" w:space="4" w:color="auto"/>
-        </w:pBdr>
-        <w:spacing w:after="0" w:line="240" w:lineRule="auto"/>
-        <w:rPr>
-          <w:rFonts w:ascii="Cascadia Code" w:hAnsi="Cascadia Code"/>
-        </w:rPr>
-      </w:pPr>
-      <w:r>
-        <w:rPr>
-          <w:rFonts w:ascii="Cascadia Code" w:hAnsi="Cascadia Code"/>
-        </w:rPr>
-        <w:t xml:space="preserve">        </w:t>
-      </w:r>
-      <w:proofErr w:type="spellStart"/>
-      <w:r>
-        <w:rPr>
-          <w:rFonts w:ascii="Cascadia Code" w:hAnsi="Cascadia Code"/>
-        </w:rPr>
-        <w:t>elif</w:t>
-      </w:r>
-      <w:proofErr w:type="spellEnd"/>
-      <w:r>
-        <w:rPr>
-          <w:rFonts w:ascii="Cascadia Code" w:hAnsi="Cascadia Code"/>
-        </w:rPr>
-        <w:t xml:space="preserve"> step == "log":</w:t>
-      </w:r>
-    </w:p>
-    <w:p>
-      <w:pPr>
-        <w:pBdr>
-          <w:top w:val="single" w:sz="4" w:space="1" w:color="auto"/>
-          <w:left w:val="single" w:sz="4" w:space="4" w:color="auto"/>
-          <w:bottom w:val="single" w:sz="4" w:space="1" w:color="auto"/>
-          <w:right w:val="single" w:sz="4" w:space="4" w:color="auto"/>
-        </w:pBdr>
-        <w:spacing w:after="0" w:line="240" w:lineRule="auto"/>
-        <w:rPr>
-          <w:rFonts w:ascii="Cascadia Code" w:hAnsi="Cascadia Code"/>
-        </w:rPr>
-      </w:pPr>
-      <w:r>
-        <w:rPr>
-          <w:rFonts w:ascii="Cascadia Code" w:hAnsi="Cascadia Code"/>
-        </w:rPr>
-        <w:t xml:space="preserve">            </w:t>
-      </w:r>
-      <w:proofErr w:type="gramStart"/>
-      <w:r>
-        <w:rPr>
-          <w:rFonts w:ascii="Cascadia Code" w:hAnsi="Cascadia Code"/>
-        </w:rPr>
-        <w:t>print(</w:t>
-      </w:r>
-      <w:proofErr w:type="gramEnd"/>
-      <w:r>
-        <w:rPr>
-          <w:rFonts w:ascii="Cascadia Code" w:hAnsi="Cascadia Code"/>
-        </w:rPr>
-        <w:t>"</w:t>
-      </w:r>
-      <w:proofErr w:type="spellStart"/>
-      <w:r>
-        <w:rPr>
-          <w:rFonts w:ascii="Cascadia Code" w:hAnsi="Cascadia Code"/>
-        </w:rPr>
-        <w:t>Analyzing</w:t>
-      </w:r>
-      <w:proofErr w:type="spellEnd"/>
-      <w:r>
-        <w:rPr>
-          <w:rFonts w:ascii="Cascadia Code" w:hAnsi="Cascadia Code"/>
-        </w:rPr>
-        <w:t xml:space="preserve"> logs")</w:t>
-      </w:r>
-    </w:p>
-    <w:p>
-      <w:pPr>
-        <w:pBdr>
-          <w:top w:val="single" w:sz="4" w:space="1" w:color="auto"/>
-          <w:left w:val="single" w:sz="4" w:space="4" w:color="auto"/>
-          <w:bottom w:val="single" w:sz="4" w:space="1" w:color="auto"/>
-          <w:right w:val="single" w:sz="4" w:space="4" w:color="auto"/>
-        </w:pBdr>
-        <w:spacing w:after="0" w:line="240" w:lineRule="auto"/>
-        <w:rPr>
-          <w:rFonts w:ascii="Cascadia Code" w:hAnsi="Cascadia Code"/>
-        </w:rPr>
-      </w:pPr>
-    </w:p>
-    <w:p>
-      <w:pPr>
-        <w:pBdr>
-          <w:top w:val="single" w:sz="4" w:space="1" w:color="auto"/>
-          <w:left w:val="single" w:sz="4" w:space="4" w:color="auto"/>
-          <w:bottom w:val="single" w:sz="4" w:space="1" w:color="auto"/>
-          <w:right w:val="single" w:sz="4" w:space="4" w:color="auto"/>
-        </w:pBdr>
-        <w:spacing w:after="0" w:line="240" w:lineRule="auto"/>
-        <w:rPr>
-          <w:rFonts w:ascii="Cascadia Code" w:hAnsi="Cascadia Code"/>
-        </w:rPr>
-      </w:pPr>
-      <w:r>
-        <w:rPr>
-          <w:rFonts w:ascii="Cascadia Code" w:hAnsi="Cascadia Code"/>
-        </w:rPr>
-        <w:lastRenderedPageBreak/>
-        <w:t xml:space="preserve">            # result = </w:t>
-      </w:r>
-      <w:proofErr w:type="spellStart"/>
-      <w:r>
-        <w:rPr>
-          <w:rFonts w:ascii="Cascadia Code" w:hAnsi="Cascadia Code"/>
-        </w:rPr>
-        <w:t>log_</w:t>
-      </w:r>
-      <w:proofErr w:type="gramStart"/>
-      <w:r>
-        <w:rPr>
-          <w:rFonts w:ascii="Cascadia Code" w:hAnsi="Cascadia Code"/>
-        </w:rPr>
-        <w:t>search.invoke</w:t>
-      </w:r>
-      <w:proofErr w:type="spellEnd"/>
-      <w:proofErr w:type="gramEnd"/>
-      <w:r>
-        <w:rPr>
-          <w:rFonts w:ascii="Cascadia Code" w:hAnsi="Cascadia Code"/>
-        </w:rPr>
-        <w:t>({"query": query})</w:t>
-      </w:r>
-    </w:p>
-    <w:p>
-      <w:pPr>
-        <w:pBdr>
-          <w:top w:val="single" w:sz="4" w:space="1" w:color="auto"/>
-          <w:left w:val="single" w:sz="4" w:space="4" w:color="auto"/>
-          <w:bottom w:val="single" w:sz="4" w:space="1" w:color="auto"/>
-          <w:right w:val="single" w:sz="4" w:space="4" w:color="auto"/>
-        </w:pBdr>
-        <w:spacing w:after="0" w:line="240" w:lineRule="auto"/>
-        <w:rPr>
-          <w:rFonts w:ascii="Cascadia Code" w:hAnsi="Cascadia Code"/>
-        </w:rPr>
-      </w:pPr>
-      <w:r>
-        <w:rPr>
-          <w:rFonts w:ascii="Cascadia Code" w:hAnsi="Cascadia Code"/>
-        </w:rPr>
-        <w:t xml:space="preserve">            # </w:t>
-      </w:r>
-      <w:proofErr w:type="spellStart"/>
-      <w:r>
-        <w:rPr>
-          <w:rFonts w:ascii="Cascadia Code" w:hAnsi="Cascadia Code"/>
-        </w:rPr>
-        <w:t>log_data</w:t>
-      </w:r>
-      <w:proofErr w:type="spellEnd"/>
-      <w:r>
-        <w:rPr>
-          <w:rFonts w:ascii="Cascadia Code" w:hAnsi="Cascadia Code"/>
-        </w:rPr>
-        <w:t xml:space="preserve"> = result</w:t>
-      </w:r>
-    </w:p>
-    <w:p>
-      <w:pPr>
-        <w:pBdr>
-          <w:top w:val="single" w:sz="4" w:space="1" w:color="auto"/>
-          <w:left w:val="single" w:sz="4" w:space="4" w:color="auto"/>
-          <w:bottom w:val="single" w:sz="4" w:space="1" w:color="auto"/>
-          <w:right w:val="single" w:sz="4" w:space="4" w:color="auto"/>
-        </w:pBdr>
-        <w:spacing w:after="0" w:line="240" w:lineRule="auto"/>
-        <w:rPr>
-          <w:rFonts w:ascii="Cascadia Code" w:hAnsi="Cascadia Code"/>
-        </w:rPr>
-      </w:pPr>
-      <w:r>
-        <w:rPr>
-          <w:rFonts w:ascii="Cascadia Code" w:hAnsi="Cascadia Code"/>
-        </w:rPr>
-        <w:t xml:space="preserve">            </w:t>
-      </w:r>
-      <w:proofErr w:type="spellStart"/>
-      <w:r>
-        <w:rPr>
-          <w:rFonts w:ascii="Cascadia Code" w:hAnsi="Cascadia Code"/>
-        </w:rPr>
-        <w:t>log_data</w:t>
-      </w:r>
-      <w:proofErr w:type="spellEnd"/>
-      <w:r>
-        <w:rPr>
-          <w:rFonts w:ascii="Cascadia Code" w:hAnsi="Cascadia Code"/>
-        </w:rPr>
-        <w:t xml:space="preserve"> = </w:t>
-      </w:r>
-      <w:proofErr w:type="spellStart"/>
-      <w:r>
-        <w:rPr>
-          <w:rFonts w:ascii="Cascadia Code" w:hAnsi="Cascadia Code"/>
-        </w:rPr>
-        <w:t>safe_tool_</w:t>
-      </w:r>
-      <w:proofErr w:type="gramStart"/>
-      <w:r>
-        <w:rPr>
-          <w:rFonts w:ascii="Cascadia Code" w:hAnsi="Cascadia Code"/>
-        </w:rPr>
-        <w:t>call</w:t>
-      </w:r>
-      <w:proofErr w:type="spellEnd"/>
-      <w:r>
-        <w:rPr>
-          <w:rFonts w:ascii="Cascadia Code" w:hAnsi="Cascadia Code"/>
-        </w:rPr>
-        <w:t>(</w:t>
-      </w:r>
-      <w:proofErr w:type="gramEnd"/>
-    </w:p>
-    <w:p>
-      <w:pPr>
-        <w:pBdr>
-          <w:top w:val="single" w:sz="4" w:space="1" w:color="auto"/>
-          <w:left w:val="single" w:sz="4" w:space="4" w:color="auto"/>
-          <w:bottom w:val="single" w:sz="4" w:space="1" w:color="auto"/>
-          <w:right w:val="single" w:sz="4" w:space="4" w:color="auto"/>
-        </w:pBdr>
-        <w:spacing w:after="0" w:line="240" w:lineRule="auto"/>
-        <w:rPr>
-          <w:rFonts w:ascii="Cascadia Code" w:hAnsi="Cascadia Code"/>
-        </w:rPr>
-      </w:pPr>
-      <w:r>
-        <w:rPr>
-          <w:rFonts w:ascii="Cascadia Code" w:hAnsi="Cascadia Code"/>
-        </w:rPr>
-        <w:t xml:space="preserve">                </w:t>
-      </w:r>
-      <w:proofErr w:type="spellStart"/>
-      <w:r>
-        <w:rPr>
-          <w:rFonts w:ascii="Cascadia Code" w:hAnsi="Cascadia Code"/>
-        </w:rPr>
-        <w:t>log_search</w:t>
-      </w:r>
-      <w:proofErr w:type="spellEnd"/>
-      <w:r>
-        <w:rPr>
-          <w:rFonts w:ascii="Cascadia Code" w:hAnsi="Cascadia Code"/>
-        </w:rPr>
-        <w:t>,</w:t>
-      </w:r>
-    </w:p>
-    <w:p>
-      <w:pPr>
-        <w:pBdr>
-          <w:top w:val="single" w:sz="4" w:space="1" w:color="auto"/>
-          <w:left w:val="single" w:sz="4" w:space="4" w:color="auto"/>
-          <w:bottom w:val="single" w:sz="4" w:space="1" w:color="auto"/>
-          <w:right w:val="single" w:sz="4" w:space="4" w:color="auto"/>
-        </w:pBdr>
-        <w:spacing w:after="0" w:line="240" w:lineRule="auto"/>
-        <w:rPr>
-          <w:rFonts w:ascii="Cascadia Code" w:hAnsi="Cascadia Code"/>
-        </w:rPr>
-      </w:pPr>
-      <w:r>
-        <w:rPr>
-          <w:rFonts w:ascii="Cascadia Code" w:hAnsi="Cascadia Code"/>
-        </w:rPr>
-        <w:t>                "Log Search Tool",</w:t>
-      </w:r>
-    </w:p>
-    <w:p>
-      <w:pPr>
-        <w:pBdr>
-          <w:top w:val="single" w:sz="4" w:space="1" w:color="auto"/>
-          <w:left w:val="single" w:sz="4" w:space="4" w:color="auto"/>
-          <w:bottom w:val="single" w:sz="4" w:space="1" w:color="auto"/>
-          <w:right w:val="single" w:sz="4" w:space="4" w:color="auto"/>
-        </w:pBdr>
-        <w:spacing w:after="0" w:line="240" w:lineRule="auto"/>
-        <w:rPr>
-          <w:rFonts w:ascii="Cascadia Code" w:hAnsi="Cascadia Code"/>
-        </w:rPr>
-      </w:pPr>
-      <w:r>
-        <w:rPr>
-          <w:rFonts w:ascii="Cascadia Code" w:hAnsi="Cascadia Code"/>
-        </w:rPr>
-        <w:t>                {"query": query}</w:t>
-      </w:r>
-    </w:p>
-    <w:p>
-      <w:pPr>
-        <w:pBdr>
-          <w:top w:val="single" w:sz="4" w:space="1" w:color="auto"/>
-          <w:left w:val="single" w:sz="4" w:space="4" w:color="auto"/>
-          <w:bottom w:val="single" w:sz="4" w:space="1" w:color="auto"/>
-          <w:right w:val="single" w:sz="4" w:space="4" w:color="auto"/>
-        </w:pBdr>
-        <w:spacing w:after="0" w:line="240" w:lineRule="auto"/>
-        <w:rPr>
-          <w:rFonts w:ascii="Cascadia Code" w:hAnsi="Cascadia Code"/>
-        </w:rPr>
-      </w:pPr>
-      <w:r>
-        <w:rPr>
-          <w:rFonts w:ascii="Cascadia Code" w:hAnsi="Cascadia Code"/>
-        </w:rPr>
-        <w:t>            )</w:t>
-      </w:r>
-    </w:p>
-    <w:p>
-      <w:pPr>
-        <w:pBdr>
-          <w:top w:val="single" w:sz="4" w:space="1" w:color="auto"/>
-          <w:left w:val="single" w:sz="4" w:space="4" w:color="auto"/>
-          <w:bottom w:val="single" w:sz="4" w:space="1" w:color="auto"/>
-          <w:right w:val="single" w:sz="4" w:space="4" w:color="auto"/>
-        </w:pBdr>
-        <w:spacing w:after="0" w:line="240" w:lineRule="auto"/>
-        <w:rPr>
-          <w:rFonts w:ascii="Cascadia Code" w:hAnsi="Cascadia Code"/>
-        </w:rPr>
-      </w:pPr>
-      <w:r>
-        <w:rPr>
-          <w:rFonts w:ascii="Cascadia Code" w:hAnsi="Cascadia Code"/>
-        </w:rPr>
-        <w:t xml:space="preserve">        </w:t>
-      </w:r>
-      <w:proofErr w:type="spellStart"/>
-      <w:r>
-        <w:rPr>
-          <w:rFonts w:ascii="Cascadia Code" w:hAnsi="Cascadia Code"/>
-        </w:rPr>
-        <w:t>elif</w:t>
-      </w:r>
-      <w:proofErr w:type="spellEnd"/>
-      <w:r>
-        <w:rPr>
-          <w:rFonts w:ascii="Cascadia Code" w:hAnsi="Cascadia Code"/>
-        </w:rPr>
-        <w:t xml:space="preserve"> step == "rag":</w:t>
-      </w:r>
-    </w:p>
-    <w:p>
-      <w:pPr>
-        <w:pBdr>
-          <w:top w:val="single" w:sz="4" w:space="1" w:color="auto"/>
-          <w:left w:val="single" w:sz="4" w:space="4" w:color="auto"/>
-          <w:bottom w:val="single" w:sz="4" w:space="1" w:color="auto"/>
-          <w:right w:val="single" w:sz="4" w:space="4" w:color="auto"/>
-        </w:pBdr>
-        <w:spacing w:after="0" w:line="240" w:lineRule="auto"/>
-        <w:rPr>
-          <w:rFonts w:ascii="Cascadia Code" w:hAnsi="Cascadia Code"/>
-        </w:rPr>
-      </w:pPr>
-      <w:r>
-        <w:rPr>
-          <w:rFonts w:ascii="Cascadia Code" w:hAnsi="Cascadia Code"/>
-        </w:rPr>
-        <w:t xml:space="preserve">            </w:t>
-      </w:r>
-      <w:proofErr w:type="gramStart"/>
-      <w:r>
-        <w:rPr>
-          <w:rFonts w:ascii="Cascadia Code" w:hAnsi="Cascadia Code"/>
-        </w:rPr>
-        <w:t>print(</w:t>
-      </w:r>
-      <w:proofErr w:type="gramEnd"/>
-      <w:r>
-        <w:rPr>
-          <w:rFonts w:ascii="Cascadia Code" w:hAnsi="Cascadia Code"/>
-        </w:rPr>
-        <w:t>"Searching incident knowledge base")</w:t>
-      </w:r>
-    </w:p>
-    <w:p>
-      <w:pPr>
-        <w:pBdr>
-          <w:top w:val="single" w:sz="4" w:space="1" w:color="auto"/>
-          <w:left w:val="single" w:sz="4" w:space="4" w:color="auto"/>
-          <w:bottom w:val="single" w:sz="4" w:space="1" w:color="auto"/>
-          <w:right w:val="single" w:sz="4" w:space="4" w:color="auto"/>
-        </w:pBdr>
-        <w:spacing w:after="0" w:line="240" w:lineRule="auto"/>
-        <w:rPr>
-          <w:rFonts w:ascii="Cascadia Code" w:hAnsi="Cascadia Code"/>
-        </w:rPr>
-      </w:pPr>
-      <w:r>
-        <w:rPr>
-          <w:rFonts w:ascii="Cascadia Code" w:hAnsi="Cascadia Code"/>
-        </w:rPr>
-        <w:t xml:space="preserve">            </w:t>
-      </w:r>
-    </w:p>
-    <w:p>
-      <w:pPr>
-        <w:pBdr>
-          <w:top w:val="single" w:sz="4" w:space="1" w:color="auto"/>
-          <w:left w:val="single" w:sz="4" w:space="4" w:color="auto"/>
-          <w:bottom w:val="single" w:sz="4" w:space="1" w:color="auto"/>
-          <w:right w:val="single" w:sz="4" w:space="4" w:color="auto"/>
-        </w:pBdr>
-        <w:spacing w:after="0" w:line="240" w:lineRule="auto"/>
-        <w:rPr>
-          <w:rFonts w:ascii="Cascadia Code" w:hAnsi="Cascadia Code"/>
-        </w:rPr>
-      </w:pPr>
-      <w:r>
-        <w:rPr>
-          <w:rFonts w:ascii="Cascadia Code" w:hAnsi="Cascadia Code"/>
-        </w:rPr>
-        <w:t xml:space="preserve">            # result = </w:t>
-      </w:r>
-      <w:proofErr w:type="spellStart"/>
-      <w:r>
-        <w:rPr>
-          <w:rFonts w:ascii="Cascadia Code" w:hAnsi="Cascadia Code"/>
-        </w:rPr>
-        <w:t>incident_</w:t>
-      </w:r>
-      <w:proofErr w:type="gramStart"/>
-      <w:r>
-        <w:rPr>
-          <w:rFonts w:ascii="Cascadia Code" w:hAnsi="Cascadia Code"/>
-        </w:rPr>
-        <w:t>search.invoke</w:t>
-      </w:r>
-      <w:proofErr w:type="spellEnd"/>
-      <w:proofErr w:type="gramEnd"/>
-      <w:r>
-        <w:rPr>
-          <w:rFonts w:ascii="Cascadia Code" w:hAnsi="Cascadia Code"/>
-        </w:rPr>
-        <w:t>({"query": query})</w:t>
-      </w:r>
-    </w:p>
-    <w:p>
-      <w:pPr>
-        <w:pBdr>
-          <w:top w:val="single" w:sz="4" w:space="1" w:color="auto"/>
-          <w:left w:val="single" w:sz="4" w:space="4" w:color="auto"/>
-          <w:bottom w:val="single" w:sz="4" w:space="1" w:color="auto"/>
-          <w:right w:val="single" w:sz="4" w:space="4" w:color="auto"/>
-        </w:pBdr>
-        <w:spacing w:after="0" w:line="240" w:lineRule="auto"/>
-        <w:rPr>
-          <w:rFonts w:ascii="Cascadia Code" w:hAnsi="Cascadia Code"/>
-        </w:rPr>
-      </w:pPr>
-      <w:r>
-        <w:rPr>
-          <w:rFonts w:ascii="Cascadia Code" w:hAnsi="Cascadia Code"/>
-        </w:rPr>
-        <w:t xml:space="preserve">            # </w:t>
-      </w:r>
-      <w:proofErr w:type="spellStart"/>
-      <w:r>
-        <w:rPr>
-          <w:rFonts w:ascii="Cascadia Code" w:hAnsi="Cascadia Code"/>
-        </w:rPr>
-        <w:t>rag_data</w:t>
-      </w:r>
-      <w:proofErr w:type="spellEnd"/>
-      <w:r>
-        <w:rPr>
-          <w:rFonts w:ascii="Cascadia Code" w:hAnsi="Cascadia Code"/>
-        </w:rPr>
-        <w:t xml:space="preserve"> = result</w:t>
-      </w:r>
-    </w:p>
-    <w:p>
-      <w:pPr>
-        <w:pBdr>
-          <w:top w:val="single" w:sz="4" w:space="1" w:color="auto"/>
-          <w:left w:val="single" w:sz="4" w:space="4" w:color="auto"/>
-          <w:bottom w:val="single" w:sz="4" w:space="1" w:color="auto"/>
-          <w:right w:val="single" w:sz="4" w:space="4" w:color="auto"/>
-        </w:pBdr>
-        <w:spacing w:after="0" w:line="240" w:lineRule="auto"/>
-        <w:rPr>
-          <w:rFonts w:ascii="Cascadia Code" w:hAnsi="Cascadia Code"/>
-        </w:rPr>
-      </w:pPr>
-      <w:r>
-        <w:rPr>
-          <w:rFonts w:ascii="Cascadia Code" w:hAnsi="Cascadia Code"/>
-        </w:rPr>
-        <w:t xml:space="preserve">            </w:t>
-      </w:r>
-      <w:proofErr w:type="spellStart"/>
-      <w:r>
-        <w:rPr>
-          <w:rFonts w:ascii="Cascadia Code" w:hAnsi="Cascadia Code"/>
-        </w:rPr>
-        <w:t>rag_data</w:t>
-      </w:r>
-      <w:proofErr w:type="spellEnd"/>
-      <w:r>
-        <w:rPr>
-          <w:rFonts w:ascii="Cascadia Code" w:hAnsi="Cascadia Code"/>
-        </w:rPr>
-        <w:t xml:space="preserve"> = </w:t>
-      </w:r>
-      <w:proofErr w:type="spellStart"/>
-      <w:r>
-        <w:rPr>
-          <w:rFonts w:ascii="Cascadia Code" w:hAnsi="Cascadia Code"/>
-        </w:rPr>
-        <w:t>safe_tool_</w:t>
-      </w:r>
-      <w:proofErr w:type="gramStart"/>
-      <w:r>
-        <w:rPr>
-          <w:rFonts w:ascii="Cascadia Code" w:hAnsi="Cascadia Code"/>
-        </w:rPr>
-        <w:t>call</w:t>
-      </w:r>
-      <w:proofErr w:type="spellEnd"/>
-      <w:r>
-        <w:rPr>
-          <w:rFonts w:ascii="Cascadia Code" w:hAnsi="Cascadia Code"/>
-        </w:rPr>
-        <w:t>(</w:t>
-      </w:r>
-      <w:proofErr w:type="gramEnd"/>
-    </w:p>
-    <w:p>
-      <w:pPr>
-        <w:pBdr>
-          <w:top w:val="single" w:sz="4" w:space="1" w:color="auto"/>
-          <w:left w:val="single" w:sz="4" w:space="4" w:color="auto"/>
-          <w:bottom w:val="single" w:sz="4" w:space="1" w:color="auto"/>
-          <w:right w:val="single" w:sz="4" w:space="4" w:color="auto"/>
-        </w:pBdr>
-        <w:spacing w:after="0" w:line="240" w:lineRule="auto"/>
-        <w:rPr>
-          <w:rFonts w:ascii="Cascadia Code" w:hAnsi="Cascadia Code"/>
-        </w:rPr>
-      </w:pPr>
-      <w:r>
-        <w:rPr>
-          <w:rFonts w:ascii="Cascadia Code" w:hAnsi="Cascadia Code"/>
-        </w:rPr>
-        <w:t xml:space="preserve">                </w:t>
-      </w:r>
-      <w:proofErr w:type="spellStart"/>
-      <w:r>
-        <w:rPr>
-          <w:rFonts w:ascii="Cascadia Code" w:hAnsi="Cascadia Code"/>
-        </w:rPr>
-        <w:t>incident_search</w:t>
-      </w:r>
-      <w:proofErr w:type="spellEnd"/>
-      <w:r>
-        <w:rPr>
-          <w:rFonts w:ascii="Cascadia Code" w:hAnsi="Cascadia Code"/>
-        </w:rPr>
-        <w:t>,</w:t>
-      </w:r>
-    </w:p>
-    <w:p>
-      <w:pPr>
-        <w:pBdr>
-          <w:top w:val="single" w:sz="4" w:space="1" w:color="auto"/>
-          <w:left w:val="single" w:sz="4" w:space="4" w:color="auto"/>
-          <w:bottom w:val="single" w:sz="4" w:space="1" w:color="auto"/>
-          <w:right w:val="single" w:sz="4" w:space="4" w:color="auto"/>
-        </w:pBdr>
-        <w:spacing w:after="0" w:line="240" w:lineRule="auto"/>
-        <w:rPr>
-          <w:rFonts w:ascii="Cascadia Code" w:hAnsi="Cascadia Code"/>
-        </w:rPr>
-      </w:pPr>
-      <w:r>
-        <w:rPr>
-          <w:rFonts w:ascii="Cascadia Code" w:hAnsi="Cascadia Code"/>
-        </w:rPr>
-        <w:t>                "RAG Tool",</w:t>
-      </w:r>
-    </w:p>
-    <w:p>
-      <w:pPr>
-        <w:pBdr>
-          <w:top w:val="single" w:sz="4" w:space="1" w:color="auto"/>
-          <w:left w:val="single" w:sz="4" w:space="4" w:color="auto"/>
-          <w:bottom w:val="single" w:sz="4" w:space="1" w:color="auto"/>
-          <w:right w:val="single" w:sz="4" w:space="4" w:color="auto"/>
-        </w:pBdr>
-        <w:spacing w:after="0" w:line="240" w:lineRule="auto"/>
-        <w:rPr>
-          <w:rFonts w:ascii="Cascadia Code" w:hAnsi="Cascadia Code"/>
-        </w:rPr>
-      </w:pPr>
-      <w:r>
-        <w:rPr>
-          <w:rFonts w:ascii="Cascadia Code" w:hAnsi="Cascadia Code"/>
-        </w:rPr>
-        <w:t>                {"query": query}</w:t>
-      </w:r>
-    </w:p>
-    <w:p>
-      <w:pPr>
-        <w:pBdr>
-          <w:top w:val="single" w:sz="4" w:space="1" w:color="auto"/>
-          <w:left w:val="single" w:sz="4" w:space="4" w:color="auto"/>
-          <w:bottom w:val="single" w:sz="4" w:space="1" w:color="auto"/>
-          <w:right w:val="single" w:sz="4" w:space="4" w:color="auto"/>
-        </w:pBdr>
-        <w:spacing w:after="0" w:line="240" w:lineRule="auto"/>
-        <w:rPr>
-          <w:rFonts w:ascii="Cascadia Code" w:hAnsi="Cascadia Code"/>
-        </w:rPr>
-      </w:pPr>
-      <w:r>
-        <w:rPr>
-          <w:rFonts w:ascii="Cascadia Code" w:hAnsi="Cascadia Code"/>
-        </w:rPr>
-        <w:t>            )</w:t>
-      </w:r>
-    </w:p>
-    <w:p>
-      <w:pPr>
-        <w:pBdr>
-          <w:top w:val="single" w:sz="4" w:space="1" w:color="auto"/>
-          <w:left w:val="single" w:sz="4" w:space="4" w:color="auto"/>
-          <w:bottom w:val="single" w:sz="4" w:space="1" w:color="auto"/>
-          <w:right w:val="single" w:sz="4" w:space="4" w:color="auto"/>
-        </w:pBdr>
-        <w:spacing w:after="0" w:line="240" w:lineRule="auto"/>
-        <w:rPr>
-          <w:rFonts w:ascii="Cascadia Code" w:hAnsi="Cascadia Code"/>
-        </w:rPr>
-      </w:pPr>
-      <w:r>
-        <w:rPr>
-          <w:rFonts w:ascii="Cascadia Code" w:hAnsi="Cascadia Code"/>
-        </w:rPr>
-        <w:t>    # Structured evidence for reasoning</w:t>
-      </w:r>
-    </w:p>
-    <w:p>
-      <w:pPr>
-        <w:pBdr>
-          <w:top w:val="single" w:sz="4" w:space="1" w:color="auto"/>
-          <w:left w:val="single" w:sz="4" w:space="4" w:color="auto"/>
-          <w:bottom w:val="single" w:sz="4" w:space="1" w:color="auto"/>
-          <w:right w:val="single" w:sz="4" w:space="4" w:color="auto"/>
-        </w:pBdr>
-        <w:spacing w:after="0" w:line="240" w:lineRule="auto"/>
-        <w:rPr>
-          <w:rFonts w:ascii="Cascadia Code" w:hAnsi="Cascadia Code"/>
-        </w:rPr>
-      </w:pPr>
-      <w:r>
-        <w:rPr>
-          <w:rFonts w:ascii="Cascadia Code" w:hAnsi="Cascadia Code"/>
-        </w:rPr>
-        <w:t>    evidence = ""</w:t>
-      </w:r>
-    </w:p>
-    <w:p>
-      <w:pPr>
-        <w:pBdr>
-          <w:top w:val="single" w:sz="4" w:space="1" w:color="auto"/>
-          <w:left w:val="single" w:sz="4" w:space="4" w:color="auto"/>
-          <w:bottom w:val="single" w:sz="4" w:space="1" w:color="auto"/>
-          <w:right w:val="single" w:sz="4" w:space="4" w:color="auto"/>
-        </w:pBdr>
-        <w:spacing w:after="0" w:line="240" w:lineRule="auto"/>
-        <w:rPr>
-          <w:rFonts w:ascii="Cascadia Code" w:hAnsi="Cascadia Code"/>
-        </w:rPr>
-      </w:pPr>
-    </w:p>
-    <w:p>
-      <w:pPr>
-        <w:pBdr>
-          <w:top w:val="single" w:sz="4" w:space="1" w:color="auto"/>
-          <w:left w:val="single" w:sz="4" w:space="4" w:color="auto"/>
-          <w:bottom w:val="single" w:sz="4" w:space="1" w:color="auto"/>
-          <w:right w:val="single" w:sz="4" w:space="4" w:color="auto"/>
-        </w:pBdr>
-        <w:spacing w:after="0" w:line="240" w:lineRule="auto"/>
-        <w:rPr>
-          <w:rFonts w:ascii="Cascadia Code" w:hAnsi="Cascadia Code"/>
-        </w:rPr>
-      </w:pPr>
-      <w:r>
-        <w:rPr>
-          <w:rFonts w:ascii="Cascadia Code" w:hAnsi="Cascadia Code"/>
-        </w:rPr>
-        <w:t xml:space="preserve">    if </w:t>
-      </w:r>
-      <w:proofErr w:type="spellStart"/>
-      <w:r>
-        <w:rPr>
-          <w:rFonts w:ascii="Cascadia Code" w:hAnsi="Cascadia Code"/>
-        </w:rPr>
-        <w:t>sql_data</w:t>
-      </w:r>
-      <w:proofErr w:type="spellEnd"/>
-      <w:r>
-        <w:rPr>
-          <w:rFonts w:ascii="Cascadia Code" w:hAnsi="Cascadia Code"/>
-        </w:rPr>
-        <w:t>:</w:t>
-      </w:r>
-    </w:p>
-    <w:p>
-      <w:pPr>
-        <w:pBdr>
-          <w:top w:val="single" w:sz="4" w:space="1" w:color="auto"/>
-          <w:left w:val="single" w:sz="4" w:space="4" w:color="auto"/>
-          <w:bottom w:val="single" w:sz="4" w:space="1" w:color="auto"/>
-          <w:right w:val="single" w:sz="4" w:space="4" w:color="auto"/>
-        </w:pBdr>
-        <w:spacing w:after="0" w:line="240" w:lineRule="auto"/>
-        <w:rPr>
-          <w:rFonts w:ascii="Cascadia Code" w:hAnsi="Cascadia Code"/>
-        </w:rPr>
-      </w:pPr>
-      <w:r>
-        <w:rPr>
-          <w:rFonts w:ascii="Cascadia Code" w:hAnsi="Cascadia Code"/>
-        </w:rPr>
-        <w:t>        evidence += f"\</w:t>
-      </w:r>
-      <w:proofErr w:type="spellStart"/>
-      <w:r>
-        <w:rPr>
-          <w:rFonts w:ascii="Cascadia Code" w:hAnsi="Cascadia Code"/>
-        </w:rPr>
-        <w:t>nINCIDENT</w:t>
-      </w:r>
-      <w:proofErr w:type="spellEnd"/>
-      <w:r>
-        <w:rPr>
-          <w:rFonts w:ascii="Cascadia Code" w:hAnsi="Cascadia Code"/>
-        </w:rPr>
-        <w:t xml:space="preserve"> RECORDS:\n{</w:t>
-      </w:r>
-      <w:proofErr w:type="spellStart"/>
-      <w:r>
-        <w:rPr>
-          <w:rFonts w:ascii="Cascadia Code" w:hAnsi="Cascadia Code"/>
-        </w:rPr>
-        <w:t>sql_</w:t>
-      </w:r>
-      <w:proofErr w:type="gramStart"/>
-      <w:r>
-        <w:rPr>
-          <w:rFonts w:ascii="Cascadia Code" w:hAnsi="Cascadia Code"/>
-        </w:rPr>
-        <w:t>data</w:t>
-      </w:r>
-      <w:proofErr w:type="spellEnd"/>
-      <w:r>
-        <w:rPr>
-          <w:rFonts w:ascii="Cascadia Code" w:hAnsi="Cascadia Code"/>
-        </w:rPr>
-        <w:t>}\</w:t>
-      </w:r>
-      <w:proofErr w:type="gramEnd"/>
-      <w:r>
-        <w:rPr>
-          <w:rFonts w:ascii="Cascadia Code" w:hAnsi="Cascadia Code"/>
-        </w:rPr>
-        <w:t>n"</w:t>
-      </w:r>
-    </w:p>
-    <w:p>
-      <w:pPr>
-        <w:pBdr>
-          <w:top w:val="single" w:sz="4" w:space="1" w:color="auto"/>
-          <w:left w:val="single" w:sz="4" w:space="4" w:color="auto"/>
-          <w:bottom w:val="single" w:sz="4" w:space="1" w:color="auto"/>
-          <w:right w:val="single" w:sz="4" w:space="4" w:color="auto"/>
-        </w:pBdr>
-        <w:spacing w:after="0" w:line="240" w:lineRule="auto"/>
-        <w:rPr>
-          <w:rFonts w:ascii="Cascadia Code" w:hAnsi="Cascadia Code"/>
-        </w:rPr>
-      </w:pPr>
-    </w:p>
-    <w:p>
-      <w:pPr>
-        <w:pBdr>
-          <w:top w:val="single" w:sz="4" w:space="1" w:color="auto"/>
-          <w:left w:val="single" w:sz="4" w:space="4" w:color="auto"/>
-          <w:bottom w:val="single" w:sz="4" w:space="1" w:color="auto"/>
-          <w:right w:val="single" w:sz="4" w:space="4" w:color="auto"/>
-        </w:pBdr>
-        <w:spacing w:after="0" w:line="240" w:lineRule="auto"/>
-        <w:rPr>
-          <w:rFonts w:ascii="Cascadia Code" w:hAnsi="Cascadia Code"/>
-        </w:rPr>
-      </w:pPr>
-      <w:r>
-        <w:rPr>
-          <w:rFonts w:ascii="Cascadia Code" w:hAnsi="Cascadia Code"/>
-        </w:rPr>
-        <w:t xml:space="preserve">    if </w:t>
-      </w:r>
-      <w:proofErr w:type="spellStart"/>
-      <w:r>
-        <w:rPr>
-          <w:rFonts w:ascii="Cascadia Code" w:hAnsi="Cascadia Code"/>
-        </w:rPr>
-        <w:t>log_data</w:t>
-      </w:r>
-      <w:proofErr w:type="spellEnd"/>
-      <w:r>
-        <w:rPr>
-          <w:rFonts w:ascii="Cascadia Code" w:hAnsi="Cascadia Code"/>
-        </w:rPr>
-        <w:t>:</w:t>
-      </w:r>
-    </w:p>
-    <w:p>
-      <w:pPr>
-        <w:pBdr>
-          <w:top w:val="single" w:sz="4" w:space="1" w:color="auto"/>
-          <w:left w:val="single" w:sz="4" w:space="4" w:color="auto"/>
-          <w:bottom w:val="single" w:sz="4" w:space="1" w:color="auto"/>
-          <w:right w:val="single" w:sz="4" w:space="4" w:color="auto"/>
-        </w:pBdr>
-        <w:spacing w:after="0" w:line="240" w:lineRule="auto"/>
-        <w:rPr>
-          <w:rFonts w:ascii="Cascadia Code" w:hAnsi="Cascadia Code"/>
-        </w:rPr>
-      </w:pPr>
-      <w:r>
-        <w:rPr>
-          <w:rFonts w:ascii="Cascadia Code" w:hAnsi="Cascadia Code"/>
-        </w:rPr>
-        <w:t>        evidence += f"\</w:t>
-      </w:r>
-      <w:proofErr w:type="spellStart"/>
-      <w:r>
-        <w:rPr>
-          <w:rFonts w:ascii="Cascadia Code" w:hAnsi="Cascadia Code"/>
-        </w:rPr>
-        <w:t>nLOG</w:t>
-      </w:r>
-      <w:proofErr w:type="spellEnd"/>
-      <w:r>
-        <w:rPr>
-          <w:rFonts w:ascii="Cascadia Code" w:hAnsi="Cascadia Code"/>
-        </w:rPr>
-        <w:t xml:space="preserve"> ANALYSIS:\n{</w:t>
-      </w:r>
-      <w:proofErr w:type="spellStart"/>
-      <w:r>
-        <w:rPr>
-          <w:rFonts w:ascii="Cascadia Code" w:hAnsi="Cascadia Code"/>
-        </w:rPr>
-        <w:t>log_</w:t>
-      </w:r>
-      <w:proofErr w:type="gramStart"/>
-      <w:r>
-        <w:rPr>
-          <w:rFonts w:ascii="Cascadia Code" w:hAnsi="Cascadia Code"/>
-        </w:rPr>
-        <w:t>data</w:t>
-      </w:r>
-      <w:proofErr w:type="spellEnd"/>
-      <w:r>
-        <w:rPr>
-          <w:rFonts w:ascii="Cascadia Code" w:hAnsi="Cascadia Code"/>
-        </w:rPr>
-        <w:t>}\</w:t>
-      </w:r>
-      <w:proofErr w:type="gramEnd"/>
-      <w:r>
-        <w:rPr>
-          <w:rFonts w:ascii="Cascadia Code" w:hAnsi="Cascadia Code"/>
-        </w:rPr>
-        <w:t>n"</w:t>
-      </w:r>
-    </w:p>
-    <w:p>
-      <w:pPr>
-        <w:pBdr>
-          <w:top w:val="single" w:sz="4" w:space="1" w:color="auto"/>
-          <w:left w:val="single" w:sz="4" w:space="4" w:color="auto"/>
-          <w:bottom w:val="single" w:sz="4" w:space="1" w:color="auto"/>
-          <w:right w:val="single" w:sz="4" w:space="4" w:color="auto"/>
-        </w:pBdr>
-        <w:spacing w:after="0" w:line="240" w:lineRule="auto"/>
-        <w:rPr>
-          <w:rFonts w:ascii="Cascadia Code" w:hAnsi="Cascadia Code"/>
-        </w:rPr>
-      </w:pPr>
-    </w:p>
-    <w:p>
-      <w:pPr>
-        <w:pBdr>
-          <w:top w:val="single" w:sz="4" w:space="1" w:color="auto"/>
-          <w:left w:val="single" w:sz="4" w:space="4" w:color="auto"/>
-          <w:bottom w:val="single" w:sz="4" w:space="1" w:color="auto"/>
-          <w:right w:val="single" w:sz="4" w:space="4" w:color="auto"/>
-        </w:pBdr>
-        <w:spacing w:after="0" w:line="240" w:lineRule="auto"/>
-        <w:rPr>
-          <w:rFonts w:ascii="Cascadia Code" w:hAnsi="Cascadia Code"/>
-        </w:rPr>
-      </w:pPr>
-      <w:r>
-        <w:rPr>
-          <w:rFonts w:ascii="Cascadia Code" w:hAnsi="Cascadia Code"/>
-        </w:rPr>
-        <w:t xml:space="preserve">    if </w:t>
-      </w:r>
-      <w:proofErr w:type="spellStart"/>
-      <w:r>
-        <w:rPr>
-          <w:rFonts w:ascii="Cascadia Code" w:hAnsi="Cascadia Code"/>
-        </w:rPr>
-        <w:t>rag_data</w:t>
-      </w:r>
-      <w:proofErr w:type="spellEnd"/>
-      <w:r>
-        <w:rPr>
-          <w:rFonts w:ascii="Cascadia Code" w:hAnsi="Cascadia Code"/>
-        </w:rPr>
-        <w:t>:</w:t>
-      </w:r>
-    </w:p>
-    <w:p>
-      <w:pPr>
-        <w:pBdr>
-          <w:top w:val="single" w:sz="4" w:space="1" w:color="auto"/>
-          <w:left w:val="single" w:sz="4" w:space="4" w:color="auto"/>
-          <w:bottom w:val="single" w:sz="4" w:space="1" w:color="auto"/>
-          <w:right w:val="single" w:sz="4" w:space="4" w:color="auto"/>
-        </w:pBdr>
-        <w:spacing w:after="0" w:line="240" w:lineRule="auto"/>
-        <w:rPr>
-          <w:rFonts w:ascii="Cascadia Code" w:hAnsi="Cascadia Code"/>
-        </w:rPr>
-      </w:pPr>
-      <w:r>
-        <w:rPr>
-          <w:rFonts w:ascii="Cascadia Code" w:hAnsi="Cascadia Code"/>
-        </w:rPr>
-        <w:t>        evidence += f"\</w:t>
-      </w:r>
-      <w:proofErr w:type="spellStart"/>
-      <w:r>
-        <w:rPr>
-          <w:rFonts w:ascii="Cascadia Code" w:hAnsi="Cascadia Code"/>
-        </w:rPr>
-        <w:t>nINCIDENT</w:t>
-      </w:r>
-      <w:proofErr w:type="spellEnd"/>
-      <w:r>
-        <w:rPr>
-          <w:rFonts w:ascii="Cascadia Code" w:hAnsi="Cascadia Code"/>
-        </w:rPr>
-        <w:t xml:space="preserve"> DESCRIPTION:\n{</w:t>
-      </w:r>
-      <w:proofErr w:type="spellStart"/>
-      <w:r>
-        <w:rPr>
-          <w:rFonts w:ascii="Cascadia Code" w:hAnsi="Cascadia Code"/>
-        </w:rPr>
-        <w:t>rag_</w:t>
-      </w:r>
-      <w:proofErr w:type="gramStart"/>
-      <w:r>
-        <w:rPr>
-          <w:rFonts w:ascii="Cascadia Code" w:hAnsi="Cascadia Code"/>
-        </w:rPr>
-        <w:t>data</w:t>
-      </w:r>
-      <w:proofErr w:type="spellEnd"/>
-      <w:r>
-        <w:rPr>
-          <w:rFonts w:ascii="Cascadia Code" w:hAnsi="Cascadia Code"/>
-        </w:rPr>
-        <w:t>}\</w:t>
-      </w:r>
-      <w:proofErr w:type="gramEnd"/>
-      <w:r>
-        <w:rPr>
-          <w:rFonts w:ascii="Cascadia Code" w:hAnsi="Cascadia Code"/>
-        </w:rPr>
-        <w:t>n"</w:t>
-      </w:r>
-    </w:p>
-    <w:p>
-      <w:pPr>
-        <w:pBdr>
-          <w:top w:val="single" w:sz="4" w:space="1" w:color="auto"/>
-          <w:left w:val="single" w:sz="4" w:space="4" w:color="auto"/>
-          <w:bottom w:val="single" w:sz="4" w:space="1" w:color="auto"/>
-          <w:right w:val="single" w:sz="4" w:space="4" w:color="auto"/>
-        </w:pBdr>
-        <w:spacing w:after="0" w:line="240" w:lineRule="auto"/>
-        <w:rPr>
-          <w:rFonts w:ascii="Cascadia Code" w:hAnsi="Cascadia Code"/>
-        </w:rPr>
-      </w:pPr>
-    </w:p>
-    <w:p>
-      <w:pPr>
-        <w:pBdr>
-          <w:top w:val="single" w:sz="4" w:space="1" w:color="auto"/>
-          <w:left w:val="single" w:sz="4" w:space="4" w:color="auto"/>
-          <w:bottom w:val="single" w:sz="4" w:space="1" w:color="auto"/>
-          <w:right w:val="single" w:sz="4" w:space="4" w:color="auto"/>
-        </w:pBdr>
-        <w:spacing w:after="0" w:line="240" w:lineRule="auto"/>
-        <w:rPr>
-          <w:rFonts w:ascii="Cascadia Code" w:hAnsi="Cascadia Code"/>
-        </w:rPr>
-      </w:pPr>
-      <w:r>
-        <w:rPr>
-          <w:rFonts w:ascii="Cascadia Code" w:hAnsi="Cascadia Code"/>
-        </w:rPr>
-        <w:t xml:space="preserve">    if not </w:t>
-      </w:r>
-      <w:proofErr w:type="spellStart"/>
-      <w:proofErr w:type="gramStart"/>
-      <w:r>
-        <w:rPr>
-          <w:rFonts w:ascii="Cascadia Code" w:hAnsi="Cascadia Code"/>
-        </w:rPr>
-        <w:t>evidence.strip</w:t>
-      </w:r>
-      <w:proofErr w:type="spellEnd"/>
-      <w:proofErr w:type="gramEnd"/>
-      <w:r>
-        <w:rPr>
-          <w:rFonts w:ascii="Cascadia Code" w:hAnsi="Cascadia Code"/>
-        </w:rPr>
-        <w:t>():</w:t>
-      </w:r>
-    </w:p>
-    <w:p>
-      <w:pPr>
-        <w:pBdr>
-          <w:top w:val="single" w:sz="4" w:space="1" w:color="auto"/>
-          <w:left w:val="single" w:sz="4" w:space="4" w:color="auto"/>
-          <w:bottom w:val="single" w:sz="4" w:space="1" w:color="auto"/>
-          <w:right w:val="single" w:sz="4" w:space="4" w:color="auto"/>
-        </w:pBdr>
-        <w:spacing w:after="0" w:line="240" w:lineRule="auto"/>
-        <w:rPr>
-          <w:rFonts w:ascii="Cascadia Code" w:hAnsi="Cascadia Code"/>
-        </w:rPr>
-      </w:pPr>
-      <w:r>
-        <w:rPr>
-          <w:rFonts w:ascii="Cascadia Code" w:hAnsi="Cascadia Code"/>
-        </w:rPr>
-        <w:t>        return "The system tools did not return sufficient data to answer the question."</w:t>
-      </w:r>
-    </w:p>
-    <w:p>
-      <w:pPr>
-        <w:pBdr>
-          <w:top w:val="single" w:sz="4" w:space="1" w:color="auto"/>
-          <w:left w:val="single" w:sz="4" w:space="4" w:color="auto"/>
-          <w:bottom w:val="single" w:sz="4" w:space="1" w:color="auto"/>
-          <w:right w:val="single" w:sz="4" w:space="4" w:color="auto"/>
-        </w:pBdr>
-        <w:spacing w:after="0" w:line="240" w:lineRule="auto"/>
-        <w:rPr>
-          <w:rFonts w:ascii="Cascadia Code" w:hAnsi="Cascadia Code"/>
-        </w:rPr>
-      </w:pPr>
-    </w:p>
-    <w:p>
-      <w:pPr>
-        <w:pBdr>
-          <w:top w:val="single" w:sz="4" w:space="1" w:color="auto"/>
-          <w:left w:val="single" w:sz="4" w:space="4" w:color="auto"/>
-          <w:bottom w:val="single" w:sz="4" w:space="1" w:color="auto"/>
-          <w:right w:val="single" w:sz="4" w:space="4" w:color="auto"/>
-        </w:pBdr>
-        <w:spacing w:after="0" w:line="240" w:lineRule="auto"/>
-        <w:rPr>
-          <w:rFonts w:ascii="Cascadia Code" w:hAnsi="Cascadia Code"/>
-        </w:rPr>
-      </w:pPr>
-      <w:r>
-        <w:rPr>
-          <w:rFonts w:ascii="Cascadia Code" w:hAnsi="Cascadia Code"/>
-        </w:rPr>
-        <w:t xml:space="preserve">    return </w:t>
-      </w:r>
-      <w:proofErr w:type="spellStart"/>
-      <w:r>
-        <w:rPr>
-          <w:rFonts w:ascii="Cascadia Code" w:hAnsi="Cascadia Code"/>
-        </w:rPr>
-        <w:t>final_</w:t>
-      </w:r>
-      <w:proofErr w:type="gramStart"/>
-      <w:r>
-        <w:rPr>
-          <w:rFonts w:ascii="Cascadia Code" w:hAnsi="Cascadia Code"/>
-        </w:rPr>
-        <w:t>answer</w:t>
-      </w:r>
-      <w:proofErr w:type="spellEnd"/>
-      <w:r>
-        <w:rPr>
-          <w:rFonts w:ascii="Cascadia Code" w:hAnsi="Cascadia Code"/>
-        </w:rPr>
-        <w:t>(</w:t>
-      </w:r>
-      <w:proofErr w:type="gramEnd"/>
-      <w:r>
-        <w:rPr>
-          <w:rFonts w:ascii="Cascadia Code" w:hAnsi="Cascadia Code"/>
-        </w:rPr>
-        <w:t>query, evidence)</w:t>
+      <w:r>
+        <w:rPr>
+          <w:rFonts w:ascii="Cascadia Code" w:hAnsi="Cascadia Code"/>
+        </w:rPr>
+        <w:t>(query, evidence)</w:t>
       </w:r>
     </w:p>
     <w:p/>
@@ -14952,7 +15236,7 @@
         <w:t xml:space="preserve">Step </w:t>
       </w:r>
       <w:r>
-        <w:t>7</w:t>
+        <w:t>8</w:t>
       </w:r>
       <w:r>
         <w:t xml:space="preserve"> — </w:t>
@@ -15124,6 +15408,7 @@
         </w:numPr>
       </w:pPr>
       <w:r>
+        <w:lastRenderedPageBreak/>
         <w:t>Enter the query again.</w:t>
       </w:r>
     </w:p>
@@ -15136,15 +15421,7 @@
         </w:numPr>
       </w:pPr>
       <w:r>
-        <w:t xml:space="preserve">It should a message </w:t>
-      </w:r>
-      <w:proofErr w:type="gramStart"/>
-      <w:r>
-        <w:t>similar to</w:t>
-      </w:r>
-      <w:proofErr w:type="gramEnd"/>
-      <w:r>
-        <w:t>:</w:t>
+        <w:t>It should a message similar to:</w:t>
       </w:r>
     </w:p>
     <w:p>
@@ -15208,7 +15485,6 @@
         </w:numPr>
       </w:pPr>
       <w:r>
-        <w:lastRenderedPageBreak/>
         <w:t>Retry the query, and it should work.</w:t>
       </w:r>
     </w:p>
@@ -15216,7 +15492,7 @@
       <w:pPr>
         <w:pStyle w:val="Heading2"/>
       </w:pPr>
-      <w:bookmarkStart w:id="30" w:name="_Toc223542638"/>
+      <w:bookmarkStart w:id="30" w:name="_Toc224026353"/>
       <w:r>
         <w:t>What You Have Now Built</w:t>
       </w:r>
@@ -22450,7 +22726,9 @@
     <w:rsid w:val="004A39B0"/>
     <w:rsid w:val="0053072C"/>
     <w:rsid w:val="005F55AC"/>
+    <w:rsid w:val="006C63B4"/>
     <w:rsid w:val="00B52243"/>
+    <w:rsid w:val="00BE7BE1"/>
     <w:rsid w:val="00CD2130"/>
     <w:rsid w:val="00EC6EC2"/>
     <w:rsid w:val="00FD5A58"/>

--- a/ResilienceBot-Agent FLAN-T5 Lab Tutorial.docx
+++ b/ResilienceBot-Agent FLAN-T5 Lab Tutorial.docx
@@ -2434,60 +2434,52 @@
         </w:rPr>
         <w:t xml:space="preserve">: </w:t>
       </w:r>
-      <w:proofErr w:type="spellStart"/>
       <w:r>
         <w:rPr>
           <w:lang w:val="en-US"/>
         </w:rPr>
-        <w:t>ResilienceBot</w:t>
-      </w:r>
-      <w:proofErr w:type="spellEnd"/>
-      <w:r>
+        <w:t>ResilienceBot-Agent-FlanT5</w:t>
+      </w:r>
+    </w:p>
+    <w:p>
+      <w:pPr>
+        <w:pStyle w:val="Heading2"/>
         <w:rPr>
           <w:lang w:val="en-US"/>
         </w:rPr>
-        <w:t>-Agent</w:t>
-      </w:r>
-    </w:p>
-    <w:p>
-      <w:pPr>
-        <w:pStyle w:val="Heading2"/>
+      </w:pPr>
+      <w:bookmarkStart w:id="2" w:name="_Toc224026325"/>
+      <w:r>
         <w:rPr>
           <w:lang w:val="en-US"/>
         </w:rPr>
-      </w:pPr>
-      <w:bookmarkStart w:id="2" w:name="_Toc224026325"/>
-      <w:r>
+        <w:t>Create Local Environment</w:t>
+      </w:r>
+      <w:bookmarkEnd w:id="2"/>
+    </w:p>
+    <w:p>
+      <w:pPr>
         <w:rPr>
           <w:lang w:val="en-US"/>
         </w:rPr>
-        <w:t>Create Local Environment</w:t>
-      </w:r>
-      <w:bookmarkEnd w:id="2"/>
-    </w:p>
-    <w:p>
-      <w:pPr>
+      </w:pPr>
+      <w:r>
         <w:rPr>
           <w:lang w:val="en-US"/>
         </w:rPr>
-      </w:pPr>
-      <w:r>
+        <w:t>We will be using Python 3.11.9.</w:t>
+      </w:r>
+    </w:p>
+    <w:p>
+      <w:pPr>
         <w:rPr>
           <w:lang w:val="en-US"/>
         </w:rPr>
-        <w:t>We will be using Python 3.11.9.</w:t>
-      </w:r>
-    </w:p>
-    <w:p>
-      <w:pPr>
+      </w:pPr>
+      <w:r>
         <w:rPr>
           <w:lang w:val="en-US"/>
         </w:rPr>
-      </w:pPr>
-      <w:r>
-        <w:rPr>
-          <w:lang w:val="en-US"/>
-        </w:rPr>
         <w:t>In the root directory of your project, run:</w:t>
       </w:r>
     </w:p>
@@ -2508,63 +2500,27 @@
         <w:rPr>
           <w:rFonts w:ascii="Cascadia Code" w:hAnsi="Cascadia Code"/>
         </w:rPr>
-        <w:t xml:space="preserve">python -m </w:t>
-      </w:r>
-      <w:proofErr w:type="spellStart"/>
-      <w:r>
-        <w:rPr>
-          <w:rFonts w:ascii="Cascadia Code" w:hAnsi="Cascadia Code"/>
-        </w:rPr>
-        <w:t>venv</w:t>
-      </w:r>
-      <w:proofErr w:type="spellEnd"/>
-      <w:r>
-        <w:rPr>
-          <w:rFonts w:ascii="Cascadia Code" w:hAnsi="Cascadia Code"/>
-        </w:rPr>
-        <w:t xml:space="preserve"> .</w:t>
-      </w:r>
-      <w:proofErr w:type="spellStart"/>
-      <w:r>
-        <w:rPr>
-          <w:rFonts w:ascii="Cascadia Code" w:hAnsi="Cascadia Code"/>
-        </w:rPr>
-        <w:t>venv</w:t>
-      </w:r>
-      <w:proofErr w:type="spellEnd"/>
-    </w:p>
-    <w:p>
-      <w:pPr>
-        <w:pBdr>
-          <w:top w:val="single" w:sz="4" w:space="1" w:color="auto"/>
-          <w:left w:val="single" w:sz="4" w:space="4" w:color="auto"/>
-          <w:bottom w:val="single" w:sz="4" w:space="1" w:color="auto"/>
-          <w:right w:val="single" w:sz="4" w:space="4" w:color="auto"/>
-        </w:pBdr>
-        <w:spacing w:after="0" w:line="240" w:lineRule="auto"/>
-        <w:rPr>
-          <w:rFonts w:ascii="Cascadia Code" w:hAnsi="Cascadia Code"/>
-        </w:rPr>
-      </w:pPr>
-      <w:r>
-        <w:rPr>
-          <w:rFonts w:ascii="Cascadia Code" w:hAnsi="Cascadia Code"/>
-        </w:rPr>
-        <w:t>.</w:t>
-      </w:r>
-      <w:proofErr w:type="spellStart"/>
-      <w:r>
-        <w:rPr>
-          <w:rFonts w:ascii="Cascadia Code" w:hAnsi="Cascadia Code"/>
-        </w:rPr>
-        <w:t>venv</w:t>
-      </w:r>
-      <w:proofErr w:type="spellEnd"/>
-      <w:r>
-        <w:rPr>
-          <w:rFonts w:ascii="Cascadia Code" w:hAnsi="Cascadia Code"/>
-        </w:rPr>
-        <w:t>\Scripts\Activate.ps1</w:t>
+        <w:t>python -m venv .venv</w:t>
+      </w:r>
+    </w:p>
+    <w:p>
+      <w:pPr>
+        <w:pBdr>
+          <w:top w:val="single" w:sz="4" w:space="1" w:color="auto"/>
+          <w:left w:val="single" w:sz="4" w:space="4" w:color="auto"/>
+          <w:bottom w:val="single" w:sz="4" w:space="1" w:color="auto"/>
+          <w:right w:val="single" w:sz="4" w:space="4" w:color="auto"/>
+        </w:pBdr>
+        <w:spacing w:after="0" w:line="240" w:lineRule="auto"/>
+        <w:rPr>
+          <w:rFonts w:ascii="Cascadia Code" w:hAnsi="Cascadia Code"/>
+        </w:rPr>
+      </w:pPr>
+      <w:r>
+        <w:rPr>
+          <w:rFonts w:ascii="Cascadia Code" w:hAnsi="Cascadia Code"/>
+        </w:rPr>
+        <w:t>.venv\Scripts\Activate.ps1</w:t>
       </w:r>
     </w:p>
     <w:p>
@@ -2673,42 +2629,20 @@
         <w:rPr>
           <w:lang w:val="en-US"/>
         </w:rPr>
-        <w:t xml:space="preserve">: </w:t>
-      </w:r>
-      <w:proofErr w:type="spellStart"/>
-      <w:r>
+        <w:t>: ResilienceBot (Unified Scenario – Day 4)</w:t>
+      </w:r>
+    </w:p>
+    <w:p>
+      <w:pPr>
         <w:rPr>
           <w:lang w:val="en-US"/>
         </w:rPr>
-        <w:t>ResilienceBot</w:t>
-      </w:r>
-      <w:proofErr w:type="spellEnd"/>
+      </w:pPr>
       <w:r>
         <w:rPr>
           <w:lang w:val="en-US"/>
         </w:rPr>
-        <w:t xml:space="preserve"> (Unified Scenario – Day 4)</w:t>
-      </w:r>
-    </w:p>
-    <w:p>
-      <w:pPr>
-        <w:rPr>
-          <w:lang w:val="en-US"/>
-        </w:rPr>
-      </w:pPr>
-      <w:proofErr w:type="spellStart"/>
-      <w:r>
-        <w:rPr>
-          <w:lang w:val="en-US"/>
-        </w:rPr>
-        <w:t>ResilienceBot</w:t>
-      </w:r>
-      <w:proofErr w:type="spellEnd"/>
-      <w:r>
-        <w:rPr>
-          <w:lang w:val="en-US"/>
-        </w:rPr>
-        <w:t xml:space="preserve"> now provides high-quality RAG responses.</w:t>
+        <w:t>ResilienceBot now provides high-quality RAG responses.</w:t>
       </w:r>
     </w:p>
     <w:p>
@@ -2899,21 +2833,7 @@
         <w:rPr>
           <w:lang w:val="en-US"/>
         </w:rPr>
-        <w:t xml:space="preserve">Evolving </w:t>
-      </w:r>
-      <w:proofErr w:type="spellStart"/>
-      <w:r>
-        <w:rPr>
-          <w:lang w:val="en-US"/>
-        </w:rPr>
-        <w:t>ResilienceBot</w:t>
-      </w:r>
-      <w:proofErr w:type="spellEnd"/>
-      <w:r>
-        <w:rPr>
-          <w:lang w:val="en-US"/>
-        </w:rPr>
-        <w:t xml:space="preserve"> into an Agentic System that can use tools and produce grounded response</w:t>
+        <w:t>Evolving ResilienceBot into an Agentic System that can use tools and produce grounded response</w:t>
       </w:r>
     </w:p>
     <w:p>
@@ -2964,15 +2884,7 @@
     </w:p>
     <w:p>
       <w:r>
-        <w:t xml:space="preserve">Transform </w:t>
-      </w:r>
-      <w:proofErr w:type="spellStart"/>
-      <w:r>
-        <w:t>ResilienceBot</w:t>
-      </w:r>
-      <w:proofErr w:type="spellEnd"/>
-      <w:r>
-        <w:t xml:space="preserve"> from:</w:t>
+        <w:t>Transform ResilienceBot from:</w:t>
       </w:r>
     </w:p>
     <w:p>
@@ -4129,145 +4041,53 @@
           <w:rFonts w:ascii="Cascadia Code" w:hAnsi="Cascadia Code"/>
         </w:rPr>
         <w:lastRenderedPageBreak/>
+        <w:t xml:space="preserve">pip install langchain langchain-community langgraph </w:t>
+      </w:r>
+    </w:p>
+    <w:p>
+      <w:pPr>
+        <w:pBdr>
+          <w:top w:val="single" w:sz="4" w:space="1" w:color="auto"/>
+          <w:left w:val="single" w:sz="4" w:space="4" w:color="auto"/>
+          <w:bottom w:val="single" w:sz="4" w:space="1" w:color="auto"/>
+          <w:right w:val="single" w:sz="4" w:space="4" w:color="auto"/>
+        </w:pBdr>
+        <w:spacing w:after="0" w:line="240" w:lineRule="auto"/>
+        <w:rPr>
+          <w:rFonts w:ascii="Cascadia Code" w:hAnsi="Cascadia Code"/>
+        </w:rPr>
+      </w:pPr>
+      <w:r>
+        <w:rPr>
+          <w:rFonts w:ascii="Cascadia Code" w:hAnsi="Cascadia Code"/>
+        </w:rPr>
         <w:t xml:space="preserve">pip install </w:t>
       </w:r>
-      <w:proofErr w:type="spellStart"/>
-      <w:r>
-        <w:rPr>
-          <w:rFonts w:ascii="Cascadia Code" w:hAnsi="Cascadia Code"/>
-        </w:rPr>
-        <w:t>langchain</w:t>
-      </w:r>
-      <w:proofErr w:type="spellEnd"/>
-      <w:r>
-        <w:rPr>
-          <w:rFonts w:ascii="Cascadia Code" w:hAnsi="Cascadia Code"/>
-        </w:rPr>
-        <w:t xml:space="preserve"> </w:t>
-      </w:r>
-      <w:proofErr w:type="spellStart"/>
-      <w:r>
-        <w:rPr>
-          <w:rFonts w:ascii="Cascadia Code" w:hAnsi="Cascadia Code"/>
-        </w:rPr>
-        <w:t>langchain</w:t>
-      </w:r>
-      <w:proofErr w:type="spellEnd"/>
-      <w:r>
-        <w:rPr>
-          <w:rFonts w:ascii="Cascadia Code" w:hAnsi="Cascadia Code"/>
-        </w:rPr>
-        <w:t xml:space="preserve">-community </w:t>
-      </w:r>
-      <w:proofErr w:type="spellStart"/>
-      <w:r>
-        <w:rPr>
-          <w:rFonts w:ascii="Cascadia Code" w:hAnsi="Cascadia Code"/>
-        </w:rPr>
-        <w:t>langgraph</w:t>
-      </w:r>
-      <w:proofErr w:type="spellEnd"/>
-      <w:r>
-        <w:rPr>
-          <w:rFonts w:ascii="Cascadia Code" w:hAnsi="Cascadia Code"/>
-        </w:rPr>
-        <w:t xml:space="preserve"> </w:t>
-      </w:r>
-    </w:p>
-    <w:p>
-      <w:pPr>
-        <w:pBdr>
-          <w:top w:val="single" w:sz="4" w:space="1" w:color="auto"/>
-          <w:left w:val="single" w:sz="4" w:space="4" w:color="auto"/>
-          <w:bottom w:val="single" w:sz="4" w:space="1" w:color="auto"/>
-          <w:right w:val="single" w:sz="4" w:space="4" w:color="auto"/>
-        </w:pBdr>
-        <w:spacing w:after="0" w:line="240" w:lineRule="auto"/>
-        <w:rPr>
-          <w:rFonts w:ascii="Cascadia Code" w:hAnsi="Cascadia Code"/>
-        </w:rPr>
-      </w:pPr>
-      <w:r>
-        <w:rPr>
-          <w:rFonts w:ascii="Cascadia Code" w:hAnsi="Cascadia Code"/>
-        </w:rPr>
-        <w:t xml:space="preserve">pip install </w:t>
-      </w:r>
-      <w:proofErr w:type="spellStart"/>
-      <w:r>
-        <w:rPr>
-          <w:rFonts w:ascii="Cascadia Code" w:hAnsi="Cascadia Code"/>
-        </w:rPr>
-        <w:t>langchain</w:t>
-      </w:r>
-      <w:proofErr w:type="spellEnd"/>
-      <w:r>
-        <w:rPr>
-          <w:rFonts w:ascii="Cascadia Code" w:hAnsi="Cascadia Code"/>
-        </w:rPr>
-        <w:t xml:space="preserve">-text-splitters </w:t>
-      </w:r>
-      <w:proofErr w:type="spellStart"/>
-      <w:r>
-        <w:rPr>
-          <w:rFonts w:ascii="Cascadia Code" w:hAnsi="Cascadia Code"/>
-        </w:rPr>
-        <w:t>langchain-huggingface</w:t>
-      </w:r>
-      <w:proofErr w:type="spellEnd"/>
-      <w:r>
-        <w:rPr>
-          <w:rFonts w:ascii="Cascadia Code" w:hAnsi="Cascadia Code"/>
-        </w:rPr>
-        <w:t xml:space="preserve"> </w:t>
-      </w:r>
-    </w:p>
-    <w:p>
-      <w:pPr>
-        <w:pBdr>
-          <w:top w:val="single" w:sz="4" w:space="1" w:color="auto"/>
-          <w:left w:val="single" w:sz="4" w:space="4" w:color="auto"/>
-          <w:bottom w:val="single" w:sz="4" w:space="1" w:color="auto"/>
-          <w:right w:val="single" w:sz="4" w:space="4" w:color="auto"/>
-        </w:pBdr>
-        <w:spacing w:after="0" w:line="240" w:lineRule="auto"/>
-        <w:rPr>
-          <w:rFonts w:ascii="Cascadia Code" w:hAnsi="Cascadia Code"/>
-        </w:rPr>
-      </w:pPr>
-      <w:r>
-        <w:rPr>
-          <w:rFonts w:ascii="Cascadia Code" w:hAnsi="Cascadia Code"/>
-        </w:rPr>
-        <w:t xml:space="preserve">pip install </w:t>
-      </w:r>
-      <w:proofErr w:type="spellStart"/>
-      <w:r>
-        <w:rPr>
-          <w:rFonts w:ascii="Cascadia Code" w:hAnsi="Cascadia Code"/>
-        </w:rPr>
-        <w:t>langchain</w:t>
-      </w:r>
-      <w:proofErr w:type="spellEnd"/>
-      <w:r>
-        <w:rPr>
-          <w:rFonts w:ascii="Cascadia Code" w:hAnsi="Cascadia Code"/>
-        </w:rPr>
-        <w:t xml:space="preserve">-chroma </w:t>
-      </w:r>
-      <w:proofErr w:type="spellStart"/>
-      <w:r>
-        <w:rPr>
-          <w:rFonts w:ascii="Cascadia Code" w:hAnsi="Cascadia Code"/>
-        </w:rPr>
-        <w:t>chromadb</w:t>
-      </w:r>
-      <w:proofErr w:type="spellEnd"/>
-      <w:r>
-        <w:rPr>
-          <w:rFonts w:ascii="Cascadia Code" w:hAnsi="Cascadia Code"/>
-        </w:rPr>
-        <w:t xml:space="preserve"> </w:t>
+      <w:r>
+        <w:rPr>
+          <w:rFonts w:ascii="Cascadia Code" w:hAnsi="Cascadia Code"/>
+        </w:rPr>
+        <w:t xml:space="preserve">langchain-text-splitters langchain-huggingface </w:t>
+      </w:r>
+    </w:p>
+    <w:p>
+      <w:pPr>
+        <w:pBdr>
+          <w:top w:val="single" w:sz="4" w:space="1" w:color="auto"/>
+          <w:left w:val="single" w:sz="4" w:space="4" w:color="auto"/>
+          <w:bottom w:val="single" w:sz="4" w:space="1" w:color="auto"/>
+          <w:right w:val="single" w:sz="4" w:space="4" w:color="auto"/>
+        </w:pBdr>
+        <w:spacing w:after="0" w:line="240" w:lineRule="auto"/>
+        <w:rPr>
+          <w:rFonts w:ascii="Cascadia Code" w:hAnsi="Cascadia Code"/>
+        </w:rPr>
+      </w:pPr>
+      <w:r>
+        <w:rPr>
+          <w:rFonts w:ascii="Cascadia Code" w:hAnsi="Cascadia Code"/>
+        </w:rPr>
+        <w:t xml:space="preserve">pip install langchain-chroma chromadb </w:t>
       </w:r>
     </w:p>
     <w:p>
@@ -4505,7 +4325,19 @@
         <w:rPr>
           <w:rFonts w:ascii="Cascadia Code" w:hAnsi="Cascadia Code"/>
         </w:rPr>
-        <w:t>└── main.py</w:t>
+        <w:t>└─</w:t>
+      </w:r>
+      <w:r>
+        <w:rPr>
+          <w:rFonts w:ascii="Cascadia Code" w:hAnsi="Cascadia Code"/>
+        </w:rPr>
+        <w:t>──</w:t>
+      </w:r>
+      <w:r>
+        <w:rPr>
+          <w:rFonts w:ascii="Cascadia Code" w:hAnsi="Cascadia Code"/>
+        </w:rPr>
+        <w:t xml:space="preserve"> main.py</w:t>
       </w:r>
     </w:p>
     <w:p>
@@ -5219,15 +5051,7 @@
     </w:p>
     <w:p>
       <w:r>
-        <w:t xml:space="preserve">The goal is for </w:t>
-      </w:r>
-      <w:proofErr w:type="spellStart"/>
-      <w:r>
-        <w:t>ResilienceBot</w:t>
-      </w:r>
-      <w:proofErr w:type="spellEnd"/>
-      <w:r>
-        <w:t xml:space="preserve"> to answer questions like:</w:t>
+        <w:t>The goal is for ResilienceBot to answer questions like:</w:t>
       </w:r>
     </w:p>
     <w:p>
@@ -5420,21 +5244,7 @@
           <w:rFonts w:ascii="Cascadia Code" w:hAnsi="Cascadia Code"/>
         </w:rPr>
         <w:br/>
-        <w:t xml:space="preserve">Tool 1: </w:t>
-      </w:r>
-      <w:proofErr w:type="spellStart"/>
-      <w:r>
-        <w:rPr>
-          <w:rFonts w:ascii="Cascadia Code" w:hAnsi="Cascadia Code"/>
-        </w:rPr>
-        <w:t>incident_search</w:t>
-      </w:r>
-      <w:proofErr w:type="spellEnd"/>
-      <w:r>
-        <w:rPr>
-          <w:rFonts w:ascii="Cascadia Code" w:hAnsi="Cascadia Code"/>
-        </w:rPr>
-        <w:t xml:space="preserve"> (RAG)</w:t>
+        <w:t>Tool 1: incident_search (RAG)</w:t>
       </w:r>
     </w:p>
     <w:p>
@@ -5456,21 +5266,7 @@
         <w:rPr>
           <w:rFonts w:ascii="Cascadia Code" w:hAnsi="Cascadia Code"/>
         </w:rPr>
-        <w:t xml:space="preserve">Tool 2: </w:t>
-      </w:r>
-      <w:proofErr w:type="spellStart"/>
-      <w:r>
-        <w:rPr>
-          <w:rFonts w:ascii="Cascadia Code" w:hAnsi="Cascadia Code"/>
-        </w:rPr>
-        <w:t>sql_query</w:t>
-      </w:r>
-      <w:proofErr w:type="spellEnd"/>
-      <w:r>
-        <w:rPr>
-          <w:rFonts w:ascii="Cascadia Code" w:hAnsi="Cascadia Code"/>
-        </w:rPr>
-        <w:t xml:space="preserve"> (structured DB)</w:t>
+        <w:t>Tool 2: sql_query (structured DB)</w:t>
       </w:r>
     </w:p>
     <w:p>
@@ -5704,16 +5500,8 @@
         <w:rPr>
           <w:rFonts w:ascii="Cascadia Code" w:hAnsi="Cascadia Code"/>
         </w:rPr>
-        <w:t xml:space="preserve">│     </w:t>
-      </w:r>
-      <w:proofErr w:type="spellStart"/>
-      <w:r>
-        <w:rPr>
-          <w:rFonts w:ascii="Cascadia Code" w:hAnsi="Cascadia Code"/>
-        </w:rPr>
-        <w:t>incidents.db</w:t>
-      </w:r>
-      <w:proofErr w:type="spellEnd"/>
+        <w:t>│     incidents.db</w:t>
+      </w:r>
     </w:p>
     <w:p>
       <w:pPr>
@@ -5935,49 +5723,7 @@
         <w:rPr>
           <w:rFonts w:ascii="Cascadia Code" w:hAnsi="Cascadia Code"/>
         </w:rPr>
-        <w:t xml:space="preserve">pip install </w:t>
-      </w:r>
-      <w:proofErr w:type="spellStart"/>
-      <w:r>
-        <w:rPr>
-          <w:rFonts w:ascii="Cascadia Code" w:hAnsi="Cascadia Code"/>
-        </w:rPr>
-        <w:t>langchain</w:t>
-      </w:r>
-      <w:proofErr w:type="spellEnd"/>
-      <w:r>
-        <w:rPr>
-          <w:rFonts w:ascii="Cascadia Code" w:hAnsi="Cascadia Code"/>
-        </w:rPr>
-        <w:t xml:space="preserve"> </w:t>
-      </w:r>
-      <w:proofErr w:type="spellStart"/>
-      <w:r>
-        <w:rPr>
-          <w:rFonts w:ascii="Cascadia Code" w:hAnsi="Cascadia Code"/>
-        </w:rPr>
-        <w:t>langchain</w:t>
-      </w:r>
-      <w:proofErr w:type="spellEnd"/>
-      <w:r>
-        <w:rPr>
-          <w:rFonts w:ascii="Cascadia Code" w:hAnsi="Cascadia Code"/>
-        </w:rPr>
-        <w:t xml:space="preserve">-community </w:t>
-      </w:r>
-      <w:proofErr w:type="spellStart"/>
-      <w:r>
-        <w:rPr>
-          <w:rFonts w:ascii="Cascadia Code" w:hAnsi="Cascadia Code"/>
-        </w:rPr>
-        <w:t>langgraph</w:t>
-      </w:r>
-      <w:proofErr w:type="spellEnd"/>
-      <w:r>
-        <w:rPr>
-          <w:rFonts w:ascii="Cascadia Code" w:hAnsi="Cascadia Code"/>
-        </w:rPr>
-        <w:t xml:space="preserve"> </w:t>
+        <w:t xml:space="preserve">pip install langchain langchain-community langgraph </w:t>
       </w:r>
     </w:p>
     <w:p>
@@ -5999,35 +5745,7 @@
         <w:rPr>
           <w:rFonts w:ascii="Cascadia Code" w:hAnsi="Cascadia Code"/>
         </w:rPr>
-        <w:t xml:space="preserve">pip install </w:t>
-      </w:r>
-      <w:proofErr w:type="spellStart"/>
-      <w:r>
-        <w:rPr>
-          <w:rFonts w:ascii="Cascadia Code" w:hAnsi="Cascadia Code"/>
-        </w:rPr>
-        <w:t>langchain</w:t>
-      </w:r>
-      <w:proofErr w:type="spellEnd"/>
-      <w:r>
-        <w:rPr>
-          <w:rFonts w:ascii="Cascadia Code" w:hAnsi="Cascadia Code"/>
-        </w:rPr>
-        <w:t xml:space="preserve">-text-splitters </w:t>
-      </w:r>
-      <w:proofErr w:type="spellStart"/>
-      <w:r>
-        <w:rPr>
-          <w:rFonts w:ascii="Cascadia Code" w:hAnsi="Cascadia Code"/>
-        </w:rPr>
-        <w:t>langchain-huggingface</w:t>
-      </w:r>
-      <w:proofErr w:type="spellEnd"/>
-      <w:r>
-        <w:rPr>
-          <w:rFonts w:ascii="Cascadia Code" w:hAnsi="Cascadia Code"/>
-        </w:rPr>
-        <w:t xml:space="preserve"> </w:t>
+        <w:t xml:space="preserve">pip install langchain-text-splitters langchain-huggingface </w:t>
       </w:r>
     </w:p>
     <w:p>
@@ -6049,35 +5767,7 @@
         <w:rPr>
           <w:rFonts w:ascii="Cascadia Code" w:hAnsi="Cascadia Code"/>
         </w:rPr>
-        <w:t xml:space="preserve">pip install </w:t>
-      </w:r>
-      <w:proofErr w:type="spellStart"/>
-      <w:r>
-        <w:rPr>
-          <w:rFonts w:ascii="Cascadia Code" w:hAnsi="Cascadia Code"/>
-        </w:rPr>
-        <w:t>langchain</w:t>
-      </w:r>
-      <w:proofErr w:type="spellEnd"/>
-      <w:r>
-        <w:rPr>
-          <w:rFonts w:ascii="Cascadia Code" w:hAnsi="Cascadia Code"/>
-        </w:rPr>
-        <w:t xml:space="preserve">-chroma </w:t>
-      </w:r>
-      <w:proofErr w:type="spellStart"/>
-      <w:r>
-        <w:rPr>
-          <w:rFonts w:ascii="Cascadia Code" w:hAnsi="Cascadia Code"/>
-        </w:rPr>
-        <w:t>chromadb</w:t>
-      </w:r>
-      <w:proofErr w:type="spellEnd"/>
-      <w:r>
-        <w:rPr>
-          <w:rFonts w:ascii="Cascadia Code" w:hAnsi="Cascadia Code"/>
-        </w:rPr>
-        <w:t xml:space="preserve"> </w:t>
+        <w:t xml:space="preserve">pip install langchain-chroma chromadb </w:t>
       </w:r>
     </w:p>
     <w:p>
@@ -6245,16 +5935,8 @@
         <w:rPr>
           <w:rFonts w:ascii="Cascadia Code" w:hAnsi="Cascadia Code"/>
         </w:rPr>
-        <w:t>database/</w:t>
-      </w:r>
-      <w:proofErr w:type="spellStart"/>
-      <w:r>
-        <w:rPr>
-          <w:rFonts w:ascii="Cascadia Code" w:hAnsi="Cascadia Code"/>
-        </w:rPr>
-        <w:t>incidents.db</w:t>
-      </w:r>
-      <w:proofErr w:type="spellEnd"/>
+        <w:t>database/incidents.db</w:t>
+      </w:r>
     </w:p>
     <w:p>
       <w:pPr>
@@ -6403,19 +6085,11 @@
           <w:numId w:val="21"/>
         </w:numPr>
       </w:pPr>
-      <w:proofErr w:type="spellStart"/>
-      <w:r>
-        <w:rPr>
-          <w:rFonts w:ascii="Cascadia Code" w:hAnsi="Cascadia Code"/>
-        </w:rPr>
-        <w:t>llm_generate</w:t>
-      </w:r>
-      <w:proofErr w:type="spellEnd"/>
-      <w:r>
-        <w:rPr>
-          <w:rFonts w:ascii="Cascadia Code" w:hAnsi="Cascadia Code"/>
-        </w:rPr>
-        <w:t>()</w:t>
+      <w:r>
+        <w:rPr>
+          <w:rFonts w:ascii="Cascadia Code" w:hAnsi="Cascadia Code"/>
+        </w:rPr>
+        <w:t>llm_generate()</w:t>
       </w:r>
       <w:r>
         <w:t>: Uses the LLM.</w:t>
@@ -6429,19 +6103,11 @@
           <w:numId w:val="21"/>
         </w:numPr>
       </w:pPr>
-      <w:proofErr w:type="spellStart"/>
-      <w:r>
-        <w:rPr>
-          <w:rFonts w:ascii="Cascadia Code" w:hAnsi="Cascadia Code"/>
-        </w:rPr>
-        <w:t>choose_tool</w:t>
-      </w:r>
-      <w:proofErr w:type="spellEnd"/>
-      <w:r>
-        <w:rPr>
-          <w:rFonts w:ascii="Cascadia Code" w:hAnsi="Cascadia Code"/>
-        </w:rPr>
-        <w:t>()</w:t>
+      <w:r>
+        <w:rPr>
+          <w:rFonts w:ascii="Cascadia Code" w:hAnsi="Cascadia Code"/>
+        </w:rPr>
+        <w:t>choose_tool()</w:t>
       </w:r>
       <w:r>
         <w:t>: Decides which tool to use, RAG or SQL.</w:t>
@@ -6455,19 +6121,11 @@
           <w:numId w:val="21"/>
         </w:numPr>
       </w:pPr>
-      <w:proofErr w:type="spellStart"/>
-      <w:r>
-        <w:rPr>
-          <w:rFonts w:ascii="Cascadia Code" w:hAnsi="Cascadia Code"/>
-        </w:rPr>
-        <w:t>run_agent</w:t>
-      </w:r>
-      <w:proofErr w:type="spellEnd"/>
-      <w:r>
-        <w:rPr>
-          <w:rFonts w:ascii="Cascadia Code" w:hAnsi="Cascadia Code"/>
-        </w:rPr>
-        <w:t>()</w:t>
+      <w:r>
+        <w:rPr>
+          <w:rFonts w:ascii="Cascadia Code" w:hAnsi="Cascadia Code"/>
+        </w:rPr>
+        <w:t>run_agent()</w:t>
       </w:r>
       <w:r>
         <w:t>: Runs the selected tool (RAG or SQL).</w:t>
@@ -6481,19 +6139,11 @@
           <w:numId w:val="21"/>
         </w:numPr>
       </w:pPr>
-      <w:proofErr w:type="spellStart"/>
-      <w:r>
-        <w:rPr>
-          <w:rFonts w:ascii="Cascadia Code" w:hAnsi="Cascadia Code"/>
-        </w:rPr>
-        <w:t>generate_sql</w:t>
-      </w:r>
-      <w:proofErr w:type="spellEnd"/>
-      <w:r>
-        <w:rPr>
-          <w:rFonts w:ascii="Cascadia Code" w:hAnsi="Cascadia Code"/>
-        </w:rPr>
-        <w:t>()</w:t>
+      <w:r>
+        <w:rPr>
+          <w:rFonts w:ascii="Cascadia Code" w:hAnsi="Cascadia Code"/>
+        </w:rPr>
+        <w:t>generate_sql()</w:t>
       </w:r>
       <w:r>
         <w:t xml:space="preserve">: </w:t>
@@ -6510,19 +6160,11 @@
           <w:numId w:val="21"/>
         </w:numPr>
       </w:pPr>
-      <w:proofErr w:type="spellStart"/>
-      <w:r>
-        <w:rPr>
-          <w:rFonts w:ascii="Cascadia Code" w:hAnsi="Cascadia Code"/>
-        </w:rPr>
-        <w:t>final_answer</w:t>
-      </w:r>
-      <w:proofErr w:type="spellEnd"/>
-      <w:r>
-        <w:rPr>
-          <w:rFonts w:ascii="Cascadia Code" w:hAnsi="Cascadia Code"/>
-        </w:rPr>
-        <w:t>()</w:t>
+      <w:r>
+        <w:rPr>
+          <w:rFonts w:ascii="Cascadia Code" w:hAnsi="Cascadia Code"/>
+        </w:rPr>
+        <w:t>final_answer()</w:t>
       </w:r>
       <w:r>
         <w:t xml:space="preserve">: </w:t>
@@ -6911,15 +6553,7 @@
     </w:p>
     <w:p>
       <w:r>
-        <w:t xml:space="preserve">The goal is for </w:t>
-      </w:r>
-      <w:proofErr w:type="spellStart"/>
-      <w:r>
-        <w:t>ResilienceBot</w:t>
-      </w:r>
-      <w:proofErr w:type="spellEnd"/>
-      <w:r>
-        <w:t xml:space="preserve"> to answer questions like:</w:t>
+        <w:t>The goal is for ResilienceBot to answer questions like:</w:t>
       </w:r>
     </w:p>
     <w:p>
@@ -7287,19 +6921,11 @@
           <w:rFonts w:ascii="Cascadia Code" w:hAnsi="Cascadia Code"/>
         </w:rPr>
       </w:pPr>
-      <w:proofErr w:type="spellStart"/>
-      <w:r>
-        <w:rPr>
-          <w:rFonts w:ascii="Cascadia Code" w:hAnsi="Cascadia Code"/>
-        </w:rPr>
-        <w:t>ChromaDB</w:t>
-      </w:r>
-      <w:proofErr w:type="spellEnd"/>
-      <w:r>
-        <w:rPr>
-          <w:rFonts w:ascii="Cascadia Code" w:hAnsi="Cascadia Code"/>
-        </w:rPr>
-        <w:t xml:space="preserve">       SQLite         Log Parser</w:t>
+      <w:r>
+        <w:rPr>
+          <w:rFonts w:ascii="Cascadia Code" w:hAnsi="Cascadia Code"/>
+        </w:rPr>
+        <w:t>ChromaDB       SQLite         Log Parser</w:t>
       </w:r>
     </w:p>
     <w:p>
@@ -7626,16 +7252,8 @@
           <w:rFonts w:ascii="Cascadia Code" w:hAnsi="Cascadia Code"/>
         </w:rPr>
         <w:lastRenderedPageBreak/>
-        <w:t xml:space="preserve">│     </w:t>
-      </w:r>
-      <w:proofErr w:type="spellStart"/>
-      <w:r>
-        <w:rPr>
-          <w:rFonts w:ascii="Cascadia Code" w:hAnsi="Cascadia Code"/>
-        </w:rPr>
-        <w:t>incidents.db</w:t>
-      </w:r>
-      <w:proofErr w:type="spellEnd"/>
+        <w:t>│     incidents.db</w:t>
+      </w:r>
     </w:p>
     <w:p>
       <w:pPr>
@@ -7680,21 +7298,7 @@
         <w:rPr>
           <w:rFonts w:ascii="Cascadia Code" w:hAnsi="Cascadia Code"/>
         </w:rPr>
-        <w:t xml:space="preserve">── </w:t>
-      </w:r>
-      <w:proofErr w:type="spellStart"/>
-      <w:r>
-        <w:rPr>
-          <w:rFonts w:ascii="Cascadia Code" w:hAnsi="Cascadia Code"/>
-        </w:rPr>
-        <w:t>chroma_db</w:t>
-      </w:r>
-      <w:proofErr w:type="spellEnd"/>
-      <w:r>
-        <w:rPr>
-          <w:rFonts w:ascii="Cascadia Code" w:hAnsi="Cascadia Code"/>
-        </w:rPr>
-        <w:t>/</w:t>
+        <w:t>── chroma_db/</w:t>
       </w:r>
     </w:p>
     <w:p>
@@ -7907,49 +7511,7 @@
         <w:rPr>
           <w:rFonts w:ascii="Cascadia Code" w:hAnsi="Cascadia Code"/>
         </w:rPr>
-        <w:t xml:space="preserve">pip install </w:t>
-      </w:r>
-      <w:proofErr w:type="spellStart"/>
-      <w:r>
-        <w:rPr>
-          <w:rFonts w:ascii="Cascadia Code" w:hAnsi="Cascadia Code"/>
-        </w:rPr>
-        <w:t>langchain</w:t>
-      </w:r>
-      <w:proofErr w:type="spellEnd"/>
-      <w:r>
-        <w:rPr>
-          <w:rFonts w:ascii="Cascadia Code" w:hAnsi="Cascadia Code"/>
-        </w:rPr>
-        <w:t xml:space="preserve"> </w:t>
-      </w:r>
-      <w:proofErr w:type="spellStart"/>
-      <w:r>
-        <w:rPr>
-          <w:rFonts w:ascii="Cascadia Code" w:hAnsi="Cascadia Code"/>
-        </w:rPr>
-        <w:t>langchain</w:t>
-      </w:r>
-      <w:proofErr w:type="spellEnd"/>
-      <w:r>
-        <w:rPr>
-          <w:rFonts w:ascii="Cascadia Code" w:hAnsi="Cascadia Code"/>
-        </w:rPr>
-        <w:t xml:space="preserve">-community </w:t>
-      </w:r>
-      <w:proofErr w:type="spellStart"/>
-      <w:r>
-        <w:rPr>
-          <w:rFonts w:ascii="Cascadia Code" w:hAnsi="Cascadia Code"/>
-        </w:rPr>
-        <w:t>langgraph</w:t>
-      </w:r>
-      <w:proofErr w:type="spellEnd"/>
-      <w:r>
-        <w:rPr>
-          <w:rFonts w:ascii="Cascadia Code" w:hAnsi="Cascadia Code"/>
-        </w:rPr>
-        <w:t xml:space="preserve"> </w:t>
+        <w:t xml:space="preserve">pip install langchain langchain-community langgraph </w:t>
       </w:r>
     </w:p>
     <w:p>
@@ -7971,35 +7533,7 @@
         <w:rPr>
           <w:rFonts w:ascii="Cascadia Code" w:hAnsi="Cascadia Code"/>
         </w:rPr>
-        <w:t xml:space="preserve">pip install </w:t>
-      </w:r>
-      <w:proofErr w:type="spellStart"/>
-      <w:r>
-        <w:rPr>
-          <w:rFonts w:ascii="Cascadia Code" w:hAnsi="Cascadia Code"/>
-        </w:rPr>
-        <w:t>langchain</w:t>
-      </w:r>
-      <w:proofErr w:type="spellEnd"/>
-      <w:r>
-        <w:rPr>
-          <w:rFonts w:ascii="Cascadia Code" w:hAnsi="Cascadia Code"/>
-        </w:rPr>
-        <w:t xml:space="preserve">-text-splitters </w:t>
-      </w:r>
-      <w:proofErr w:type="spellStart"/>
-      <w:r>
-        <w:rPr>
-          <w:rFonts w:ascii="Cascadia Code" w:hAnsi="Cascadia Code"/>
-        </w:rPr>
-        <w:t>langchain-huggingface</w:t>
-      </w:r>
-      <w:proofErr w:type="spellEnd"/>
-      <w:r>
-        <w:rPr>
-          <w:rFonts w:ascii="Cascadia Code" w:hAnsi="Cascadia Code"/>
-        </w:rPr>
-        <w:t xml:space="preserve"> </w:t>
+        <w:t xml:space="preserve">pip install langchain-text-splitters langchain-huggingface </w:t>
       </w:r>
     </w:p>
     <w:p>
@@ -8021,35 +7555,7 @@
         <w:rPr>
           <w:rFonts w:ascii="Cascadia Code" w:hAnsi="Cascadia Code"/>
         </w:rPr>
-        <w:t xml:space="preserve">pip install </w:t>
-      </w:r>
-      <w:proofErr w:type="spellStart"/>
-      <w:r>
-        <w:rPr>
-          <w:rFonts w:ascii="Cascadia Code" w:hAnsi="Cascadia Code"/>
-        </w:rPr>
-        <w:t>langchain</w:t>
-      </w:r>
-      <w:proofErr w:type="spellEnd"/>
-      <w:r>
-        <w:rPr>
-          <w:rFonts w:ascii="Cascadia Code" w:hAnsi="Cascadia Code"/>
-        </w:rPr>
-        <w:t xml:space="preserve">-chroma </w:t>
-      </w:r>
-      <w:proofErr w:type="spellStart"/>
-      <w:r>
-        <w:rPr>
-          <w:rFonts w:ascii="Cascadia Code" w:hAnsi="Cascadia Code"/>
-        </w:rPr>
-        <w:t>chromadb</w:t>
-      </w:r>
-      <w:proofErr w:type="spellEnd"/>
-      <w:r>
-        <w:rPr>
-          <w:rFonts w:ascii="Cascadia Code" w:hAnsi="Cascadia Code"/>
-        </w:rPr>
-        <w:t xml:space="preserve"> </w:t>
+        <w:t xml:space="preserve">pip install langchain-chroma chromadb </w:t>
       </w:r>
     </w:p>
     <w:p>
@@ -8572,16 +8078,8 @@
         <w:rPr>
           <w:rFonts w:ascii="Cascadia Code" w:hAnsi="Cascadia Code"/>
         </w:rPr>
-        <w:t>database/</w:t>
-      </w:r>
-      <w:proofErr w:type="spellStart"/>
-      <w:r>
-        <w:rPr>
-          <w:rFonts w:ascii="Cascadia Code" w:hAnsi="Cascadia Code"/>
-        </w:rPr>
-        <w:t>incidents.db</w:t>
-      </w:r>
-      <w:proofErr w:type="spellEnd"/>
+        <w:t>database/incidents.db</w:t>
+      </w:r>
     </w:p>
     <w:p>
       <w:pPr>
@@ -8731,30 +8229,8 @@
         <w:rPr>
           <w:rFonts w:ascii="Cascadia Code" w:hAnsi="Cascadia Code"/>
         </w:rPr>
-        <w:t xml:space="preserve">from </w:t>
-      </w:r>
-      <w:proofErr w:type="spellStart"/>
-      <w:r>
-        <w:rPr>
-          <w:rFonts w:ascii="Cascadia Code" w:hAnsi="Cascadia Code"/>
-        </w:rPr>
-        <w:t>log_tool</w:t>
-      </w:r>
-      <w:proofErr w:type="spellEnd"/>
-      <w:r>
-        <w:rPr>
-          <w:rFonts w:ascii="Cascadia Code" w:hAnsi="Cascadia Code"/>
-        </w:rPr>
-        <w:t xml:space="preserve"> import </w:t>
-      </w:r>
-      <w:proofErr w:type="spellStart"/>
-      <w:r>
-        <w:rPr>
-          <w:rFonts w:ascii="Cascadia Code" w:hAnsi="Cascadia Code"/>
-        </w:rPr>
-        <w:t>log_search</w:t>
-      </w:r>
-      <w:proofErr w:type="spellEnd"/>
+        <w:t>from log_tool import log_search</w:t>
+      </w:r>
     </w:p>
     <w:p>
       <w:pPr>
@@ -8785,14 +8261,12 @@
           <w:lang w:val="en-US"/>
         </w:rPr>
       </w:pPr>
-      <w:proofErr w:type="spellStart"/>
       <w:r>
         <w:rPr>
           <w:lang w:val="en-US"/>
         </w:rPr>
         <w:t>incident_search</w:t>
       </w:r>
-      <w:proofErr w:type="spellEnd"/>
     </w:p>
     <w:p>
       <w:pPr>
@@ -8805,14 +8279,12 @@
           <w:lang w:val="en-US"/>
         </w:rPr>
       </w:pPr>
-      <w:proofErr w:type="spellStart"/>
       <w:r>
         <w:rPr>
           <w:lang w:val="en-US"/>
         </w:rPr>
         <w:t>sql_query</w:t>
       </w:r>
-      <w:proofErr w:type="spellEnd"/>
     </w:p>
     <w:p>
       <w:pPr>
@@ -8825,14 +8297,12 @@
           <w:lang w:val="en-US"/>
         </w:rPr>
       </w:pPr>
-      <w:proofErr w:type="spellStart"/>
       <w:r>
         <w:rPr>
           <w:lang w:val="en-US"/>
         </w:rPr>
         <w:t>log_search</w:t>
       </w:r>
-      <w:proofErr w:type="spellEnd"/>
     </w:p>
     <w:p>
       <w:pPr>
@@ -8903,21 +8373,12 @@
       <w:r>
         <w:t xml:space="preserve">Method: </w:t>
       </w:r>
-      <w:proofErr w:type="spellStart"/>
       <w:r>
         <w:rPr>
           <w:b/>
           <w:bCs/>
         </w:rPr>
-        <w:t>choose_tool</w:t>
-      </w:r>
-      <w:proofErr w:type="spellEnd"/>
-      <w:r>
-        <w:rPr>
-          <w:b/>
-          <w:bCs/>
-        </w:rPr>
-        <w:t>(</w:t>
+        <w:t>choose_tool(</w:t>
       </w:r>
       <w:r>
         <w:t>)</w:t>
@@ -9009,15 +8470,7 @@
         <w:t>7</w:t>
       </w:r>
       <w:r>
-        <w:t xml:space="preserve"> – Update </w:t>
-      </w:r>
-      <w:proofErr w:type="spellStart"/>
-      <w:r>
-        <w:t>run_agent</w:t>
-      </w:r>
-      <w:proofErr w:type="spellEnd"/>
-      <w:r>
-        <w:t>()</w:t>
+        <w:t xml:space="preserve"> – Update run_agent()</w:t>
       </w:r>
       <w:r>
         <w:t xml:space="preserve"> </w:t>
@@ -9063,7 +8516,6 @@
       <w:r>
         <w:t xml:space="preserve">Method: </w:t>
       </w:r>
-      <w:proofErr w:type="spellStart"/>
       <w:r>
         <w:rPr>
           <w:b/>
@@ -9071,7 +8523,6 @@
         </w:rPr>
         <w:t>run_agent</w:t>
       </w:r>
-      <w:proofErr w:type="spellEnd"/>
       <w:r>
         <w:rPr>
           <w:b/>
@@ -9155,55 +8606,27 @@
         <w:rPr>
           <w:rFonts w:ascii="Cascadia Code" w:hAnsi="Cascadia Code"/>
         </w:rPr>
-        <w:t xml:space="preserve">    result = </w:t>
-      </w:r>
-      <w:proofErr w:type="spellStart"/>
-      <w:r>
-        <w:rPr>
-          <w:rFonts w:ascii="Cascadia Code" w:hAnsi="Cascadia Code"/>
-        </w:rPr>
-        <w:t>log_search.invoke</w:t>
-      </w:r>
-      <w:proofErr w:type="spellEnd"/>
-      <w:r>
-        <w:rPr>
-          <w:rFonts w:ascii="Cascadia Code" w:hAnsi="Cascadia Code"/>
-        </w:rPr>
-        <w:t>({"query": query})</w:t>
-      </w:r>
-    </w:p>
-    <w:p>
-      <w:pPr>
-        <w:pBdr>
-          <w:top w:val="single" w:sz="4" w:space="1" w:color="auto"/>
-          <w:left w:val="single" w:sz="4" w:space="4" w:color="auto"/>
-          <w:bottom w:val="single" w:sz="4" w:space="1" w:color="auto"/>
-          <w:right w:val="single" w:sz="4" w:space="4" w:color="auto"/>
-        </w:pBdr>
-        <w:spacing w:after="0" w:line="240" w:lineRule="auto"/>
-        <w:rPr>
-          <w:rFonts w:ascii="Cascadia Code" w:hAnsi="Cascadia Code"/>
-        </w:rPr>
-      </w:pPr>
-      <w:r>
-        <w:rPr>
-          <w:rFonts w:ascii="Cascadia Code" w:hAnsi="Cascadia Code"/>
-        </w:rPr>
-        <w:t xml:space="preserve">    return </w:t>
-      </w:r>
-      <w:proofErr w:type="spellStart"/>
-      <w:r>
-        <w:rPr>
-          <w:rFonts w:ascii="Cascadia Code" w:hAnsi="Cascadia Code"/>
-        </w:rPr>
-        <w:t>final_answer</w:t>
-      </w:r>
-      <w:proofErr w:type="spellEnd"/>
-      <w:r>
-        <w:rPr>
-          <w:rFonts w:ascii="Cascadia Code" w:hAnsi="Cascadia Code"/>
-        </w:rPr>
-        <w:t>(query, result)</w:t>
+        <w:t xml:space="preserve">    result = log_search.invoke({"query": query})</w:t>
+      </w:r>
+    </w:p>
+    <w:p>
+      <w:pPr>
+        <w:pBdr>
+          <w:top w:val="single" w:sz="4" w:space="1" w:color="auto"/>
+          <w:left w:val="single" w:sz="4" w:space="4" w:color="auto"/>
+          <w:bottom w:val="single" w:sz="4" w:space="1" w:color="auto"/>
+          <w:right w:val="single" w:sz="4" w:space="4" w:color="auto"/>
+        </w:pBdr>
+        <w:spacing w:after="0" w:line="240" w:lineRule="auto"/>
+        <w:rPr>
+          <w:rFonts w:ascii="Cascadia Code" w:hAnsi="Cascadia Code"/>
+        </w:rPr>
+      </w:pPr>
+      <w:r>
+        <w:rPr>
+          <w:rFonts w:ascii="Cascadia Code" w:hAnsi="Cascadia Code"/>
+        </w:rPr>
+        <w:t xml:space="preserve">    return final_answer(query, result)</w:t>
       </w:r>
     </w:p>
     <w:p>
@@ -9646,21 +9069,7 @@
         <w:rPr>
           <w:rFonts w:ascii="Cascadia Code" w:hAnsi="Cascadia Code"/>
         </w:rPr>
-        <w:t xml:space="preserve">Step 2 → Logs: </w:t>
-      </w:r>
-      <w:proofErr w:type="spellStart"/>
-      <w:r>
-        <w:rPr>
-          <w:rFonts w:ascii="Cascadia Code" w:hAnsi="Cascadia Code"/>
-        </w:rPr>
-        <w:t>analyze</w:t>
-      </w:r>
-      <w:proofErr w:type="spellEnd"/>
-      <w:r>
-        <w:rPr>
-          <w:rFonts w:ascii="Cascadia Code" w:hAnsi="Cascadia Code"/>
-        </w:rPr>
-        <w:t xml:space="preserve"> errors around that time</w:t>
+        <w:t>Step 2 → Logs: analyze errors around that time</w:t>
       </w:r>
     </w:p>
     <w:p>
@@ -9971,16 +9380,8 @@
         <w:rPr>
           <w:rFonts w:ascii="Cascadia Code" w:hAnsi="Cascadia Code"/>
         </w:rPr>
-        <w:t xml:space="preserve">SQLite DB    Log Parser   </w:t>
-      </w:r>
-      <w:proofErr w:type="spellStart"/>
-      <w:r>
-        <w:rPr>
-          <w:rFonts w:ascii="Cascadia Code" w:hAnsi="Cascadia Code"/>
-        </w:rPr>
-        <w:t>ChromaDB</w:t>
-      </w:r>
-      <w:proofErr w:type="spellEnd"/>
+        <w:t>SQLite DB    Log Parser   ChromaDB</w:t>
+      </w:r>
     </w:p>
     <w:p>
       <w:pPr>
@@ -10101,49 +9502,7 @@
         <w:rPr>
           <w:rFonts w:ascii="Cascadia Code" w:hAnsi="Cascadia Code"/>
         </w:rPr>
-        <w:t xml:space="preserve">pip install </w:t>
-      </w:r>
-      <w:proofErr w:type="spellStart"/>
-      <w:r>
-        <w:rPr>
-          <w:rFonts w:ascii="Cascadia Code" w:hAnsi="Cascadia Code"/>
-        </w:rPr>
-        <w:t>langchain</w:t>
-      </w:r>
-      <w:proofErr w:type="spellEnd"/>
-      <w:r>
-        <w:rPr>
-          <w:rFonts w:ascii="Cascadia Code" w:hAnsi="Cascadia Code"/>
-        </w:rPr>
-        <w:t xml:space="preserve"> </w:t>
-      </w:r>
-      <w:proofErr w:type="spellStart"/>
-      <w:r>
-        <w:rPr>
-          <w:rFonts w:ascii="Cascadia Code" w:hAnsi="Cascadia Code"/>
-        </w:rPr>
-        <w:t>langchain</w:t>
-      </w:r>
-      <w:proofErr w:type="spellEnd"/>
-      <w:r>
-        <w:rPr>
-          <w:rFonts w:ascii="Cascadia Code" w:hAnsi="Cascadia Code"/>
-        </w:rPr>
-        <w:t xml:space="preserve">-community </w:t>
-      </w:r>
-      <w:proofErr w:type="spellStart"/>
-      <w:r>
-        <w:rPr>
-          <w:rFonts w:ascii="Cascadia Code" w:hAnsi="Cascadia Code"/>
-        </w:rPr>
-        <w:t>langgraph</w:t>
-      </w:r>
-      <w:proofErr w:type="spellEnd"/>
-      <w:r>
-        <w:rPr>
-          <w:rFonts w:ascii="Cascadia Code" w:hAnsi="Cascadia Code"/>
-        </w:rPr>
-        <w:t xml:space="preserve"> </w:t>
+        <w:t xml:space="preserve">pip install langchain langchain-community langgraph </w:t>
       </w:r>
     </w:p>
     <w:p>
@@ -10165,35 +9524,7 @@
         <w:rPr>
           <w:rFonts w:ascii="Cascadia Code" w:hAnsi="Cascadia Code"/>
         </w:rPr>
-        <w:t xml:space="preserve">pip install </w:t>
-      </w:r>
-      <w:proofErr w:type="spellStart"/>
-      <w:r>
-        <w:rPr>
-          <w:rFonts w:ascii="Cascadia Code" w:hAnsi="Cascadia Code"/>
-        </w:rPr>
-        <w:t>langchain</w:t>
-      </w:r>
-      <w:proofErr w:type="spellEnd"/>
-      <w:r>
-        <w:rPr>
-          <w:rFonts w:ascii="Cascadia Code" w:hAnsi="Cascadia Code"/>
-        </w:rPr>
-        <w:t xml:space="preserve">-text-splitters </w:t>
-      </w:r>
-      <w:proofErr w:type="spellStart"/>
-      <w:r>
-        <w:rPr>
-          <w:rFonts w:ascii="Cascadia Code" w:hAnsi="Cascadia Code"/>
-        </w:rPr>
-        <w:t>langchain-huggingface</w:t>
-      </w:r>
-      <w:proofErr w:type="spellEnd"/>
-      <w:r>
-        <w:rPr>
-          <w:rFonts w:ascii="Cascadia Code" w:hAnsi="Cascadia Code"/>
-        </w:rPr>
-        <w:t xml:space="preserve"> </w:t>
+        <w:t xml:space="preserve">pip install langchain-text-splitters langchain-huggingface </w:t>
       </w:r>
     </w:p>
     <w:p>
@@ -10215,35 +9546,7 @@
         <w:rPr>
           <w:rFonts w:ascii="Cascadia Code" w:hAnsi="Cascadia Code"/>
         </w:rPr>
-        <w:t xml:space="preserve">pip install </w:t>
-      </w:r>
-      <w:proofErr w:type="spellStart"/>
-      <w:r>
-        <w:rPr>
-          <w:rFonts w:ascii="Cascadia Code" w:hAnsi="Cascadia Code"/>
-        </w:rPr>
-        <w:t>langchain</w:t>
-      </w:r>
-      <w:proofErr w:type="spellEnd"/>
-      <w:r>
-        <w:rPr>
-          <w:rFonts w:ascii="Cascadia Code" w:hAnsi="Cascadia Code"/>
-        </w:rPr>
-        <w:t xml:space="preserve">-chroma </w:t>
-      </w:r>
-      <w:proofErr w:type="spellStart"/>
-      <w:r>
-        <w:rPr>
-          <w:rFonts w:ascii="Cascadia Code" w:hAnsi="Cascadia Code"/>
-        </w:rPr>
-        <w:t>chromadb</w:t>
-      </w:r>
-      <w:proofErr w:type="spellEnd"/>
-      <w:r>
-        <w:rPr>
-          <w:rFonts w:ascii="Cascadia Code" w:hAnsi="Cascadia Code"/>
-        </w:rPr>
-        <w:t xml:space="preserve"> </w:t>
+        <w:t xml:space="preserve">pip install langchain-chroma chromadb </w:t>
       </w:r>
     </w:p>
     <w:p>
@@ -10418,16 +9721,8 @@
         <w:rPr>
           <w:rFonts w:ascii="Cascadia Code" w:hAnsi="Cascadia Code"/>
         </w:rPr>
-        <w:t>database/</w:t>
-      </w:r>
-      <w:proofErr w:type="spellStart"/>
-      <w:r>
-        <w:rPr>
-          <w:rFonts w:ascii="Cascadia Code" w:hAnsi="Cascadia Code"/>
-        </w:rPr>
-        <w:t>incidents.db</w:t>
-      </w:r>
-      <w:proofErr w:type="spellEnd"/>
+        <w:t>database/incidents.db</w:t>
+      </w:r>
     </w:p>
     <w:p>
       <w:pPr>
@@ -10528,19 +9823,11 @@
       <w:r>
         <w:t xml:space="preserve">Take a look at the </w:t>
       </w:r>
-      <w:proofErr w:type="spellStart"/>
       <w:r>
         <w:rPr>
           <w:rFonts w:ascii="Cascadia Code" w:hAnsi="Cascadia Code" w:cs="Cascadia Code"/>
         </w:rPr>
-        <w:t>plan_steps</w:t>
-      </w:r>
-      <w:proofErr w:type="spellEnd"/>
-      <w:r>
-        <w:rPr>
-          <w:rFonts w:ascii="Cascadia Code" w:hAnsi="Cascadia Code" w:cs="Cascadia Code"/>
-        </w:rPr>
-        <w:t>()</w:t>
+        <w:t>plan_steps()</w:t>
       </w:r>
       <w:r>
         <w:t xml:space="preserve"> method.</w:t>
@@ -10602,19 +9889,11 @@
       <w:r>
         <w:t xml:space="preserve">Look at the </w:t>
       </w:r>
-      <w:proofErr w:type="spellStart"/>
       <w:r>
         <w:rPr>
           <w:rFonts w:ascii="Cascadia Code" w:hAnsi="Cascadia Code" w:cs="Cascadia Code"/>
         </w:rPr>
-        <w:t>run_agent</w:t>
-      </w:r>
-      <w:proofErr w:type="spellEnd"/>
-      <w:r>
-        <w:rPr>
-          <w:rFonts w:ascii="Cascadia Code" w:hAnsi="Cascadia Code" w:cs="Cascadia Code"/>
-        </w:rPr>
-        <w:t>()</w:t>
+        <w:t>run_agent()</w:t>
       </w:r>
       <w:r>
         <w:t xml:space="preserve"> method.</w:t>
@@ -10670,19 +9949,11 @@
       <w:r>
         <w:t xml:space="preserve">Look at the </w:t>
       </w:r>
-      <w:proofErr w:type="spellStart"/>
       <w:r>
         <w:rPr>
           <w:rFonts w:ascii="Cascadia Code" w:hAnsi="Cascadia Code" w:cs="Cascadia Code"/>
         </w:rPr>
-        <w:t>final_answer</w:t>
-      </w:r>
-      <w:proofErr w:type="spellEnd"/>
-      <w:r>
-        <w:rPr>
-          <w:rFonts w:ascii="Cascadia Code" w:hAnsi="Cascadia Code" w:cs="Cascadia Code"/>
-        </w:rPr>
-        <w:t>()</w:t>
+        <w:t>final_answer()</w:t>
       </w:r>
       <w:r>
         <w:t xml:space="preserve"> method.</w:t>
@@ -11607,49 +10878,7 @@
         <w:rPr>
           <w:rFonts w:ascii="Cascadia Code" w:hAnsi="Cascadia Code"/>
         </w:rPr>
-        <w:t xml:space="preserve">pip install </w:t>
-      </w:r>
-      <w:proofErr w:type="spellStart"/>
-      <w:r>
-        <w:rPr>
-          <w:rFonts w:ascii="Cascadia Code" w:hAnsi="Cascadia Code"/>
-        </w:rPr>
-        <w:t>langchain</w:t>
-      </w:r>
-      <w:proofErr w:type="spellEnd"/>
-      <w:r>
-        <w:rPr>
-          <w:rFonts w:ascii="Cascadia Code" w:hAnsi="Cascadia Code"/>
-        </w:rPr>
-        <w:t xml:space="preserve"> </w:t>
-      </w:r>
-      <w:proofErr w:type="spellStart"/>
-      <w:r>
-        <w:rPr>
-          <w:rFonts w:ascii="Cascadia Code" w:hAnsi="Cascadia Code"/>
-        </w:rPr>
-        <w:t>langchain</w:t>
-      </w:r>
-      <w:proofErr w:type="spellEnd"/>
-      <w:r>
-        <w:rPr>
-          <w:rFonts w:ascii="Cascadia Code" w:hAnsi="Cascadia Code"/>
-        </w:rPr>
-        <w:t xml:space="preserve">-community </w:t>
-      </w:r>
-      <w:proofErr w:type="spellStart"/>
-      <w:r>
-        <w:rPr>
-          <w:rFonts w:ascii="Cascadia Code" w:hAnsi="Cascadia Code"/>
-        </w:rPr>
-        <w:t>langgraph</w:t>
-      </w:r>
-      <w:proofErr w:type="spellEnd"/>
-      <w:r>
-        <w:rPr>
-          <w:rFonts w:ascii="Cascadia Code" w:hAnsi="Cascadia Code"/>
-        </w:rPr>
-        <w:t xml:space="preserve"> </w:t>
+        <w:t xml:space="preserve">pip install langchain langchain-community langgraph </w:t>
       </w:r>
     </w:p>
     <w:p>
@@ -11671,35 +10900,7 @@
         <w:rPr>
           <w:rFonts w:ascii="Cascadia Code" w:hAnsi="Cascadia Code"/>
         </w:rPr>
-        <w:t xml:space="preserve">pip install </w:t>
-      </w:r>
-      <w:proofErr w:type="spellStart"/>
-      <w:r>
-        <w:rPr>
-          <w:rFonts w:ascii="Cascadia Code" w:hAnsi="Cascadia Code"/>
-        </w:rPr>
-        <w:t>langchain</w:t>
-      </w:r>
-      <w:proofErr w:type="spellEnd"/>
-      <w:r>
-        <w:rPr>
-          <w:rFonts w:ascii="Cascadia Code" w:hAnsi="Cascadia Code"/>
-        </w:rPr>
-        <w:t xml:space="preserve">-text-splitters </w:t>
-      </w:r>
-      <w:proofErr w:type="spellStart"/>
-      <w:r>
-        <w:rPr>
-          <w:rFonts w:ascii="Cascadia Code" w:hAnsi="Cascadia Code"/>
-        </w:rPr>
-        <w:t>langchain-huggingface</w:t>
-      </w:r>
-      <w:proofErr w:type="spellEnd"/>
-      <w:r>
-        <w:rPr>
-          <w:rFonts w:ascii="Cascadia Code" w:hAnsi="Cascadia Code"/>
-        </w:rPr>
-        <w:t xml:space="preserve"> </w:t>
+        <w:t xml:space="preserve">pip install langchain-text-splitters langchain-huggingface </w:t>
       </w:r>
     </w:p>
     <w:p>
@@ -11721,35 +10922,7 @@
         <w:rPr>
           <w:rFonts w:ascii="Cascadia Code" w:hAnsi="Cascadia Code"/>
         </w:rPr>
-        <w:t xml:space="preserve">pip install </w:t>
-      </w:r>
-      <w:proofErr w:type="spellStart"/>
-      <w:r>
-        <w:rPr>
-          <w:rFonts w:ascii="Cascadia Code" w:hAnsi="Cascadia Code"/>
-        </w:rPr>
-        <w:t>langchain</w:t>
-      </w:r>
-      <w:proofErr w:type="spellEnd"/>
-      <w:r>
-        <w:rPr>
-          <w:rFonts w:ascii="Cascadia Code" w:hAnsi="Cascadia Code"/>
-        </w:rPr>
-        <w:t xml:space="preserve">-chroma </w:t>
-      </w:r>
-      <w:proofErr w:type="spellStart"/>
-      <w:r>
-        <w:rPr>
-          <w:rFonts w:ascii="Cascadia Code" w:hAnsi="Cascadia Code"/>
-        </w:rPr>
-        <w:t>chromadb</w:t>
-      </w:r>
-      <w:proofErr w:type="spellEnd"/>
-      <w:r>
-        <w:rPr>
-          <w:rFonts w:ascii="Cascadia Code" w:hAnsi="Cascadia Code"/>
-        </w:rPr>
-        <w:t xml:space="preserve"> </w:t>
+        <w:t xml:space="preserve">pip install langchain-chroma chromadb </w:t>
       </w:r>
     </w:p>
     <w:p>
@@ -11923,16 +11096,8 @@
         <w:rPr>
           <w:rFonts w:ascii="Cascadia Code" w:hAnsi="Cascadia Code"/>
         </w:rPr>
-        <w:t>database/</w:t>
-      </w:r>
-      <w:proofErr w:type="spellStart"/>
-      <w:r>
-        <w:rPr>
-          <w:rFonts w:ascii="Cascadia Code" w:hAnsi="Cascadia Code"/>
-        </w:rPr>
-        <w:t>incidents.db</w:t>
-      </w:r>
-      <w:proofErr w:type="spellEnd"/>
+        <w:t>database/incidents.db</w:t>
+      </w:r>
     </w:p>
     <w:p>
       <w:pPr>
@@ -11972,14 +11137,12 @@
       <w:r>
         <w:t xml:space="preserve"> </w:t>
       </w:r>
-      <w:proofErr w:type="spellStart"/>
       <w:r>
         <w:rPr>
           <w:rFonts w:ascii="Cascadia Code" w:hAnsi="Cascadia Code"/>
         </w:rPr>
         <w:t>safe_tool_call</w:t>
       </w:r>
-      <w:proofErr w:type="spellEnd"/>
       <w:r>
         <w:rPr>
           <w:rFonts w:ascii="Cascadia Code" w:hAnsi="Cascadia Code"/>
@@ -12052,15 +11215,7 @@
         <w:t>4</w:t>
       </w:r>
       <w:r>
-        <w:t xml:space="preserve"> — Update </w:t>
-      </w:r>
-      <w:proofErr w:type="spellStart"/>
-      <w:r>
-        <w:t>run_agent</w:t>
-      </w:r>
-      <w:proofErr w:type="spellEnd"/>
-      <w:r>
-        <w:t>() Tool Calls</w:t>
+        <w:t xml:space="preserve"> — Update run_agent() Tool Calls</w:t>
       </w:r>
     </w:p>
     <w:p>
@@ -12074,19 +11229,11 @@
       <w:r>
         <w:t xml:space="preserve">In the </w:t>
       </w:r>
-      <w:proofErr w:type="spellStart"/>
       <w:r>
         <w:rPr>
           <w:rFonts w:ascii="Cascadia Code" w:hAnsi="Cascadia Code" w:cs="Cascadia Code"/>
         </w:rPr>
-        <w:t>run_agent</w:t>
-      </w:r>
-      <w:proofErr w:type="spellEnd"/>
-      <w:r>
-        <w:rPr>
-          <w:rFonts w:ascii="Cascadia Code" w:hAnsi="Cascadia Code" w:cs="Cascadia Code"/>
-        </w:rPr>
-        <w:t>()</w:t>
+        <w:t>run_agent()</w:t>
       </w:r>
       <w:r>
         <w:t xml:space="preserve"> function, r</w:t>
@@ -12145,63 +11292,27 @@
         <w:rPr>
           <w:rFonts w:ascii="Cascadia Code" w:hAnsi="Cascadia Code"/>
         </w:rPr>
-        <w:t xml:space="preserve">result = </w:t>
-      </w:r>
-      <w:proofErr w:type="spellStart"/>
-      <w:r>
-        <w:rPr>
-          <w:rFonts w:ascii="Cascadia Code" w:hAnsi="Cascadia Code"/>
-        </w:rPr>
-        <w:t>sql_query.invoke</w:t>
-      </w:r>
-      <w:proofErr w:type="spellEnd"/>
-      <w:r>
-        <w:rPr>
-          <w:rFonts w:ascii="Cascadia Code" w:hAnsi="Cascadia Code"/>
-        </w:rPr>
-        <w:t xml:space="preserve">({"query": </w:t>
-      </w:r>
-      <w:proofErr w:type="spellStart"/>
-      <w:r>
-        <w:rPr>
-          <w:rFonts w:ascii="Cascadia Code" w:hAnsi="Cascadia Code"/>
-        </w:rPr>
-        <w:t>sql</w:t>
-      </w:r>
-      <w:proofErr w:type="spellEnd"/>
-      <w:r>
-        <w:rPr>
-          <w:rFonts w:ascii="Cascadia Code" w:hAnsi="Cascadia Code"/>
-        </w:rPr>
-        <w:t>})</w:t>
-      </w:r>
-    </w:p>
-    <w:p>
-      <w:pPr>
-        <w:pBdr>
-          <w:top w:val="single" w:sz="4" w:space="1" w:color="auto"/>
-          <w:left w:val="single" w:sz="4" w:space="4" w:color="auto"/>
-          <w:bottom w:val="single" w:sz="4" w:space="1" w:color="auto"/>
-          <w:right w:val="single" w:sz="4" w:space="4" w:color="auto"/>
-        </w:pBdr>
-        <w:spacing w:after="0" w:line="240" w:lineRule="auto"/>
-        <w:rPr>
-          <w:rFonts w:ascii="Cascadia Code" w:hAnsi="Cascadia Code"/>
-        </w:rPr>
-      </w:pPr>
-      <w:proofErr w:type="spellStart"/>
-      <w:r>
-        <w:rPr>
-          <w:rFonts w:ascii="Cascadia Code" w:hAnsi="Cascadia Code"/>
-        </w:rPr>
-        <w:t>sql_data</w:t>
-      </w:r>
-      <w:proofErr w:type="spellEnd"/>
-      <w:r>
-        <w:rPr>
-          <w:rFonts w:ascii="Cascadia Code" w:hAnsi="Cascadia Code"/>
-        </w:rPr>
-        <w:t xml:space="preserve"> = result</w:t>
+        <w:t>result = sql_query.invoke({"query": sql})</w:t>
+      </w:r>
+    </w:p>
+    <w:p>
+      <w:pPr>
+        <w:pBdr>
+          <w:top w:val="single" w:sz="4" w:space="1" w:color="auto"/>
+          <w:left w:val="single" w:sz="4" w:space="4" w:color="auto"/>
+          <w:bottom w:val="single" w:sz="4" w:space="1" w:color="auto"/>
+          <w:right w:val="single" w:sz="4" w:space="4" w:color="auto"/>
+        </w:pBdr>
+        <w:spacing w:after="0" w:line="240" w:lineRule="auto"/>
+        <w:rPr>
+          <w:rFonts w:ascii="Cascadia Code" w:hAnsi="Cascadia Code"/>
+        </w:rPr>
+      </w:pPr>
+      <w:r>
+        <w:rPr>
+          <w:rFonts w:ascii="Cascadia Code" w:hAnsi="Cascadia Code"/>
+        </w:rPr>
+        <w:t>sql_data = result</w:t>
       </w:r>
     </w:p>
     <w:p>
@@ -12222,67 +11333,31 @@
           <w:rFonts w:ascii="Cascadia Code" w:hAnsi="Cascadia Code"/>
         </w:rPr>
       </w:pPr>
-      <w:proofErr w:type="spellStart"/>
-      <w:r>
-        <w:rPr>
-          <w:rFonts w:ascii="Cascadia Code" w:hAnsi="Cascadia Code"/>
-        </w:rPr>
-        <w:t>sql_data</w:t>
-      </w:r>
-      <w:proofErr w:type="spellEnd"/>
-      <w:r>
-        <w:rPr>
-          <w:rFonts w:ascii="Cascadia Code" w:hAnsi="Cascadia Code"/>
-        </w:rPr>
-        <w:t xml:space="preserve"> = </w:t>
-      </w:r>
-      <w:proofErr w:type="spellStart"/>
-      <w:r>
-        <w:rPr>
-          <w:rFonts w:ascii="Cascadia Code" w:hAnsi="Cascadia Code"/>
-        </w:rPr>
-        <w:t>safe_tool_call</w:t>
-      </w:r>
-      <w:proofErr w:type="spellEnd"/>
-      <w:r>
-        <w:rPr>
-          <w:rFonts w:ascii="Cascadia Code" w:hAnsi="Cascadia Code"/>
-        </w:rPr>
-        <w:t>(</w:t>
-      </w:r>
-    </w:p>
-    <w:p>
-      <w:pPr>
-        <w:pBdr>
-          <w:top w:val="single" w:sz="4" w:space="1" w:color="auto"/>
-          <w:left w:val="single" w:sz="4" w:space="4" w:color="auto"/>
-          <w:bottom w:val="single" w:sz="4" w:space="1" w:color="auto"/>
-          <w:right w:val="single" w:sz="4" w:space="4" w:color="auto"/>
-        </w:pBdr>
-        <w:spacing w:after="0" w:line="240" w:lineRule="auto"/>
-        <w:rPr>
-          <w:rFonts w:ascii="Cascadia Code" w:hAnsi="Cascadia Code"/>
-        </w:rPr>
-      </w:pPr>
-      <w:r>
-        <w:rPr>
-          <w:rFonts w:ascii="Cascadia Code" w:hAnsi="Cascadia Code"/>
-        </w:rPr>
-        <w:t xml:space="preserve">    </w:t>
-      </w:r>
-      <w:proofErr w:type="spellStart"/>
-      <w:r>
-        <w:rPr>
-          <w:rFonts w:ascii="Cascadia Code" w:hAnsi="Cascadia Code"/>
-        </w:rPr>
-        <w:t>sql_query</w:t>
-      </w:r>
-      <w:proofErr w:type="spellEnd"/>
-      <w:r>
-        <w:rPr>
-          <w:rFonts w:ascii="Cascadia Code" w:hAnsi="Cascadia Code"/>
-        </w:rPr>
-        <w:t>,</w:t>
+      <w:r>
+        <w:rPr>
+          <w:rFonts w:ascii="Cascadia Code" w:hAnsi="Cascadia Code"/>
+        </w:rPr>
+        <w:t>sql_data = safe_tool_call(</w:t>
+      </w:r>
+    </w:p>
+    <w:p>
+      <w:pPr>
+        <w:pBdr>
+          <w:top w:val="single" w:sz="4" w:space="1" w:color="auto"/>
+          <w:left w:val="single" w:sz="4" w:space="4" w:color="auto"/>
+          <w:bottom w:val="single" w:sz="4" w:space="1" w:color="auto"/>
+          <w:right w:val="single" w:sz="4" w:space="4" w:color="auto"/>
+        </w:pBdr>
+        <w:spacing w:after="0" w:line="240" w:lineRule="auto"/>
+        <w:rPr>
+          <w:rFonts w:ascii="Cascadia Code" w:hAnsi="Cascadia Code"/>
+        </w:rPr>
+      </w:pPr>
+      <w:r>
+        <w:rPr>
+          <w:rFonts w:ascii="Cascadia Code" w:hAnsi="Cascadia Code"/>
+        </w:rPr>
+        <w:t xml:space="preserve">    sql_query,</w:t>
       </w:r>
     </w:p>
     <w:p>
@@ -12322,21 +11397,7 @@
         <w:rPr>
           <w:rFonts w:ascii="Cascadia Code" w:hAnsi="Cascadia Code"/>
         </w:rPr>
-        <w:t xml:space="preserve">    {"query": </w:t>
-      </w:r>
-      <w:proofErr w:type="spellStart"/>
-      <w:r>
-        <w:rPr>
-          <w:rFonts w:ascii="Cascadia Code" w:hAnsi="Cascadia Code"/>
-        </w:rPr>
-        <w:t>sql</w:t>
-      </w:r>
-      <w:proofErr w:type="spellEnd"/>
-      <w:r>
-        <w:rPr>
-          <w:rFonts w:ascii="Cascadia Code" w:hAnsi="Cascadia Code"/>
-        </w:rPr>
-        <w:t>}</w:t>
+        <w:t xml:space="preserve">    {"query": sql}</w:t>
       </w:r>
     </w:p>
     <w:p>
@@ -12399,49 +11460,27 @@
         <w:rPr>
           <w:rFonts w:ascii="Cascadia Code" w:hAnsi="Cascadia Code"/>
         </w:rPr>
-        <w:t xml:space="preserve">result = </w:t>
-      </w:r>
-      <w:proofErr w:type="spellStart"/>
-      <w:r>
-        <w:rPr>
-          <w:rFonts w:ascii="Cascadia Code" w:hAnsi="Cascadia Code"/>
-        </w:rPr>
-        <w:t>log_search.invoke</w:t>
-      </w:r>
-      <w:proofErr w:type="spellEnd"/>
-      <w:r>
-        <w:rPr>
-          <w:rFonts w:ascii="Cascadia Code" w:hAnsi="Cascadia Code"/>
-        </w:rPr>
-        <w:t>({"query": query})</w:t>
-      </w:r>
-    </w:p>
-    <w:p>
-      <w:pPr>
-        <w:pBdr>
-          <w:top w:val="single" w:sz="4" w:space="1" w:color="auto"/>
-          <w:left w:val="single" w:sz="4" w:space="4" w:color="auto"/>
-          <w:bottom w:val="single" w:sz="4" w:space="1" w:color="auto"/>
-          <w:right w:val="single" w:sz="4" w:space="4" w:color="auto"/>
-        </w:pBdr>
-        <w:spacing w:after="0" w:line="240" w:lineRule="auto"/>
-        <w:rPr>
-          <w:rFonts w:ascii="Cascadia Code" w:hAnsi="Cascadia Code"/>
-        </w:rPr>
-      </w:pPr>
-      <w:proofErr w:type="spellStart"/>
-      <w:r>
-        <w:rPr>
-          <w:rFonts w:ascii="Cascadia Code" w:hAnsi="Cascadia Code"/>
-        </w:rPr>
-        <w:t>log_data</w:t>
-      </w:r>
-      <w:proofErr w:type="spellEnd"/>
-      <w:r>
-        <w:rPr>
-          <w:rFonts w:ascii="Cascadia Code" w:hAnsi="Cascadia Code"/>
-        </w:rPr>
-        <w:t xml:space="preserve"> = result</w:t>
+        <w:t>result = log_search.invoke({"query": query})</w:t>
+      </w:r>
+    </w:p>
+    <w:p>
+      <w:pPr>
+        <w:pBdr>
+          <w:top w:val="single" w:sz="4" w:space="1" w:color="auto"/>
+          <w:left w:val="single" w:sz="4" w:space="4" w:color="auto"/>
+          <w:bottom w:val="single" w:sz="4" w:space="1" w:color="auto"/>
+          <w:right w:val="single" w:sz="4" w:space="4" w:color="auto"/>
+        </w:pBdr>
+        <w:spacing w:after="0" w:line="240" w:lineRule="auto"/>
+        <w:rPr>
+          <w:rFonts w:ascii="Cascadia Code" w:hAnsi="Cascadia Code"/>
+        </w:rPr>
+      </w:pPr>
+      <w:r>
+        <w:rPr>
+          <w:rFonts w:ascii="Cascadia Code" w:hAnsi="Cascadia Code"/>
+        </w:rPr>
+        <w:t>log_data = result</w:t>
       </w:r>
     </w:p>
     <w:p>
@@ -12462,67 +11501,31 @@
           <w:rFonts w:ascii="Cascadia Code" w:hAnsi="Cascadia Code"/>
         </w:rPr>
       </w:pPr>
-      <w:proofErr w:type="spellStart"/>
-      <w:r>
-        <w:rPr>
-          <w:rFonts w:ascii="Cascadia Code" w:hAnsi="Cascadia Code"/>
-        </w:rPr>
-        <w:t>log_data</w:t>
-      </w:r>
-      <w:proofErr w:type="spellEnd"/>
-      <w:r>
-        <w:rPr>
-          <w:rFonts w:ascii="Cascadia Code" w:hAnsi="Cascadia Code"/>
-        </w:rPr>
-        <w:t xml:space="preserve"> = </w:t>
-      </w:r>
-      <w:proofErr w:type="spellStart"/>
-      <w:r>
-        <w:rPr>
-          <w:rFonts w:ascii="Cascadia Code" w:hAnsi="Cascadia Code"/>
-        </w:rPr>
-        <w:t>safe_tool_call</w:t>
-      </w:r>
-      <w:proofErr w:type="spellEnd"/>
-      <w:r>
-        <w:rPr>
-          <w:rFonts w:ascii="Cascadia Code" w:hAnsi="Cascadia Code"/>
-        </w:rPr>
-        <w:t>(</w:t>
-      </w:r>
-    </w:p>
-    <w:p>
-      <w:pPr>
-        <w:pBdr>
-          <w:top w:val="single" w:sz="4" w:space="1" w:color="auto"/>
-          <w:left w:val="single" w:sz="4" w:space="4" w:color="auto"/>
-          <w:bottom w:val="single" w:sz="4" w:space="1" w:color="auto"/>
-          <w:right w:val="single" w:sz="4" w:space="4" w:color="auto"/>
-        </w:pBdr>
-        <w:spacing w:after="0" w:line="240" w:lineRule="auto"/>
-        <w:rPr>
-          <w:rFonts w:ascii="Cascadia Code" w:hAnsi="Cascadia Code"/>
-        </w:rPr>
-      </w:pPr>
-      <w:r>
-        <w:rPr>
-          <w:rFonts w:ascii="Cascadia Code" w:hAnsi="Cascadia Code"/>
-        </w:rPr>
-        <w:t xml:space="preserve">    </w:t>
-      </w:r>
-      <w:proofErr w:type="spellStart"/>
-      <w:r>
-        <w:rPr>
-          <w:rFonts w:ascii="Cascadia Code" w:hAnsi="Cascadia Code"/>
-        </w:rPr>
-        <w:t>log_search</w:t>
-      </w:r>
-      <w:proofErr w:type="spellEnd"/>
-      <w:r>
-        <w:rPr>
-          <w:rFonts w:ascii="Cascadia Code" w:hAnsi="Cascadia Code"/>
-        </w:rPr>
-        <w:t>,</w:t>
+      <w:r>
+        <w:rPr>
+          <w:rFonts w:ascii="Cascadia Code" w:hAnsi="Cascadia Code"/>
+        </w:rPr>
+        <w:t>log_data = safe_tool_call(</w:t>
+      </w:r>
+    </w:p>
+    <w:p>
+      <w:pPr>
+        <w:pBdr>
+          <w:top w:val="single" w:sz="4" w:space="1" w:color="auto"/>
+          <w:left w:val="single" w:sz="4" w:space="4" w:color="auto"/>
+          <w:bottom w:val="single" w:sz="4" w:space="1" w:color="auto"/>
+          <w:right w:val="single" w:sz="4" w:space="4" w:color="auto"/>
+        </w:pBdr>
+        <w:spacing w:after="0" w:line="240" w:lineRule="auto"/>
+        <w:rPr>
+          <w:rFonts w:ascii="Cascadia Code" w:hAnsi="Cascadia Code"/>
+        </w:rPr>
+      </w:pPr>
+      <w:r>
+        <w:rPr>
+          <w:rFonts w:ascii="Cascadia Code" w:hAnsi="Cascadia Code"/>
+        </w:rPr>
+        <w:t xml:space="preserve">    log_search,</w:t>
       </w:r>
     </w:p>
     <w:p>
@@ -12625,49 +11628,27 @@
         <w:rPr>
           <w:rFonts w:ascii="Cascadia Code" w:hAnsi="Cascadia Code"/>
         </w:rPr>
-        <w:t xml:space="preserve">result = </w:t>
-      </w:r>
-      <w:proofErr w:type="spellStart"/>
-      <w:r>
-        <w:rPr>
-          <w:rFonts w:ascii="Cascadia Code" w:hAnsi="Cascadia Code"/>
-        </w:rPr>
-        <w:t>incident_search.invoke</w:t>
-      </w:r>
-      <w:proofErr w:type="spellEnd"/>
-      <w:r>
-        <w:rPr>
-          <w:rFonts w:ascii="Cascadia Code" w:hAnsi="Cascadia Code"/>
-        </w:rPr>
-        <w:t>({"query": query})</w:t>
-      </w:r>
-    </w:p>
-    <w:p>
-      <w:pPr>
-        <w:pBdr>
-          <w:top w:val="single" w:sz="4" w:space="1" w:color="auto"/>
-          <w:left w:val="single" w:sz="4" w:space="4" w:color="auto"/>
-          <w:bottom w:val="single" w:sz="4" w:space="1" w:color="auto"/>
-          <w:right w:val="single" w:sz="4" w:space="4" w:color="auto"/>
-        </w:pBdr>
-        <w:spacing w:after="0" w:line="240" w:lineRule="auto"/>
-        <w:rPr>
-          <w:rFonts w:ascii="Cascadia Code" w:hAnsi="Cascadia Code"/>
-        </w:rPr>
-      </w:pPr>
-      <w:proofErr w:type="spellStart"/>
-      <w:r>
-        <w:rPr>
-          <w:rFonts w:ascii="Cascadia Code" w:hAnsi="Cascadia Code"/>
-        </w:rPr>
-        <w:t>rag_data</w:t>
-      </w:r>
-      <w:proofErr w:type="spellEnd"/>
-      <w:r>
-        <w:rPr>
-          <w:rFonts w:ascii="Cascadia Code" w:hAnsi="Cascadia Code"/>
-        </w:rPr>
-        <w:t xml:space="preserve"> = result</w:t>
+        <w:t>result = incident_search.invoke({"query": query})</w:t>
+      </w:r>
+    </w:p>
+    <w:p>
+      <w:pPr>
+        <w:pBdr>
+          <w:top w:val="single" w:sz="4" w:space="1" w:color="auto"/>
+          <w:left w:val="single" w:sz="4" w:space="4" w:color="auto"/>
+          <w:bottom w:val="single" w:sz="4" w:space="1" w:color="auto"/>
+          <w:right w:val="single" w:sz="4" w:space="4" w:color="auto"/>
+        </w:pBdr>
+        <w:spacing w:after="0" w:line="240" w:lineRule="auto"/>
+        <w:rPr>
+          <w:rFonts w:ascii="Cascadia Code" w:hAnsi="Cascadia Code"/>
+        </w:rPr>
+      </w:pPr>
+      <w:r>
+        <w:rPr>
+          <w:rFonts w:ascii="Cascadia Code" w:hAnsi="Cascadia Code"/>
+        </w:rPr>
+        <w:t>rag_data = result</w:t>
       </w:r>
     </w:p>
     <w:p>
@@ -12688,67 +11669,31 @@
           <w:rFonts w:ascii="Cascadia Code" w:hAnsi="Cascadia Code"/>
         </w:rPr>
       </w:pPr>
-      <w:proofErr w:type="spellStart"/>
-      <w:r>
-        <w:rPr>
-          <w:rFonts w:ascii="Cascadia Code" w:hAnsi="Cascadia Code"/>
-        </w:rPr>
-        <w:t>rag_data</w:t>
-      </w:r>
-      <w:proofErr w:type="spellEnd"/>
-      <w:r>
-        <w:rPr>
-          <w:rFonts w:ascii="Cascadia Code" w:hAnsi="Cascadia Code"/>
-        </w:rPr>
-        <w:t xml:space="preserve"> = </w:t>
-      </w:r>
-      <w:proofErr w:type="spellStart"/>
-      <w:r>
-        <w:rPr>
-          <w:rFonts w:ascii="Cascadia Code" w:hAnsi="Cascadia Code"/>
-        </w:rPr>
-        <w:t>safe_tool_call</w:t>
-      </w:r>
-      <w:proofErr w:type="spellEnd"/>
-      <w:r>
-        <w:rPr>
-          <w:rFonts w:ascii="Cascadia Code" w:hAnsi="Cascadia Code"/>
-        </w:rPr>
-        <w:t>(</w:t>
-      </w:r>
-    </w:p>
-    <w:p>
-      <w:pPr>
-        <w:pBdr>
-          <w:top w:val="single" w:sz="4" w:space="1" w:color="auto"/>
-          <w:left w:val="single" w:sz="4" w:space="4" w:color="auto"/>
-          <w:bottom w:val="single" w:sz="4" w:space="1" w:color="auto"/>
-          <w:right w:val="single" w:sz="4" w:space="4" w:color="auto"/>
-        </w:pBdr>
-        <w:spacing w:after="0" w:line="240" w:lineRule="auto"/>
-        <w:rPr>
-          <w:rFonts w:ascii="Cascadia Code" w:hAnsi="Cascadia Code"/>
-        </w:rPr>
-      </w:pPr>
-      <w:r>
-        <w:rPr>
-          <w:rFonts w:ascii="Cascadia Code" w:hAnsi="Cascadia Code"/>
-        </w:rPr>
-        <w:t xml:space="preserve">    </w:t>
-      </w:r>
-      <w:proofErr w:type="spellStart"/>
-      <w:r>
-        <w:rPr>
-          <w:rFonts w:ascii="Cascadia Code" w:hAnsi="Cascadia Code"/>
-        </w:rPr>
-        <w:t>incident_search</w:t>
-      </w:r>
-      <w:proofErr w:type="spellEnd"/>
-      <w:r>
-        <w:rPr>
-          <w:rFonts w:ascii="Cascadia Code" w:hAnsi="Cascadia Code"/>
-        </w:rPr>
-        <w:t>,</w:t>
+      <w:r>
+        <w:rPr>
+          <w:rFonts w:ascii="Cascadia Code" w:hAnsi="Cascadia Code"/>
+        </w:rPr>
+        <w:t>rag_data = safe_tool_call(</w:t>
+      </w:r>
+    </w:p>
+    <w:p>
+      <w:pPr>
+        <w:pBdr>
+          <w:top w:val="single" w:sz="4" w:space="1" w:color="auto"/>
+          <w:left w:val="single" w:sz="4" w:space="4" w:color="auto"/>
+          <w:bottom w:val="single" w:sz="4" w:space="1" w:color="auto"/>
+          <w:right w:val="single" w:sz="4" w:space="4" w:color="auto"/>
+        </w:pBdr>
+        <w:spacing w:after="0" w:line="240" w:lineRule="auto"/>
+        <w:rPr>
+          <w:rFonts w:ascii="Cascadia Code" w:hAnsi="Cascadia Code"/>
+        </w:rPr>
+      </w:pPr>
+      <w:r>
+        <w:rPr>
+          <w:rFonts w:ascii="Cascadia Code" w:hAnsi="Cascadia Code"/>
+        </w:rPr>
+        <w:t xml:space="preserve">    incident_search,</w:t>
       </w:r>
     </w:p>
     <w:p>
@@ -12836,19 +11781,11 @@
       <w:r>
         <w:t xml:space="preserve">In the same </w:t>
       </w:r>
-      <w:proofErr w:type="spellStart"/>
       <w:r>
         <w:rPr>
           <w:rFonts w:ascii="Cascadia Code" w:hAnsi="Cascadia Code" w:cs="Cascadia Code"/>
         </w:rPr>
-        <w:t>run_agent</w:t>
-      </w:r>
-      <w:proofErr w:type="spellEnd"/>
-      <w:r>
-        <w:rPr>
-          <w:rFonts w:ascii="Cascadia Code" w:hAnsi="Cascadia Code" w:cs="Cascadia Code"/>
-        </w:rPr>
-        <w:t>()</w:t>
+        <w:t>run_agent()</w:t>
       </w:r>
       <w:r>
         <w:t xml:space="preserve"> function, a</w:t>
@@ -12923,21 +11860,7 @@
         <w:rPr>
           <w:rFonts w:ascii="Cascadia Code" w:hAnsi="Cascadia Code"/>
         </w:rPr>
-        <w:t>{</w:t>
-      </w:r>
-      <w:proofErr w:type="spellStart"/>
-      <w:r>
-        <w:rPr>
-          <w:rFonts w:ascii="Cascadia Code" w:hAnsi="Cascadia Code"/>
-        </w:rPr>
-        <w:t>sql_data</w:t>
-      </w:r>
-      <w:proofErr w:type="spellEnd"/>
-      <w:r>
-        <w:rPr>
-          <w:rFonts w:ascii="Cascadia Code" w:hAnsi="Cascadia Code"/>
-        </w:rPr>
-        <w:t>}</w:t>
+        <w:t>{sql_data}</w:t>
       </w:r>
     </w:p>
     <w:p>
@@ -12991,21 +11914,7 @@
         <w:rPr>
           <w:rFonts w:ascii="Cascadia Code" w:hAnsi="Cascadia Code"/>
         </w:rPr>
-        <w:t>{</w:t>
-      </w:r>
-      <w:proofErr w:type="spellStart"/>
-      <w:r>
-        <w:rPr>
-          <w:rFonts w:ascii="Cascadia Code" w:hAnsi="Cascadia Code"/>
-        </w:rPr>
-        <w:t>log_data</w:t>
-      </w:r>
-      <w:proofErr w:type="spellEnd"/>
-      <w:r>
-        <w:rPr>
-          <w:rFonts w:ascii="Cascadia Code" w:hAnsi="Cascadia Code"/>
-        </w:rPr>
-        <w:t>}</w:t>
+        <w:t>{log_data}</w:t>
       </w:r>
     </w:p>
     <w:p>
@@ -13059,21 +11968,7 @@
         <w:rPr>
           <w:rFonts w:ascii="Cascadia Code" w:hAnsi="Cascadia Code"/>
         </w:rPr>
-        <w:t>{</w:t>
-      </w:r>
-      <w:proofErr w:type="spellStart"/>
-      <w:r>
-        <w:rPr>
-          <w:rFonts w:ascii="Cascadia Code" w:hAnsi="Cascadia Code"/>
-        </w:rPr>
-        <w:t>rag_data</w:t>
-      </w:r>
-      <w:proofErr w:type="spellEnd"/>
-      <w:r>
-        <w:rPr>
-          <w:rFonts w:ascii="Cascadia Code" w:hAnsi="Cascadia Code"/>
-        </w:rPr>
-        <w:t>}</w:t>
+        <w:t>{rag_data}</w:t>
       </w:r>
     </w:p>
     <w:p>
@@ -13153,261 +12048,135 @@
         <w:rPr>
           <w:rFonts w:ascii="Cascadia Code" w:hAnsi="Cascadia Code"/>
         </w:rPr>
-        <w:t xml:space="preserve">    if </w:t>
-      </w:r>
-      <w:proofErr w:type="spellStart"/>
-      <w:r>
-        <w:rPr>
-          <w:rFonts w:ascii="Cascadia Code" w:hAnsi="Cascadia Code"/>
-        </w:rPr>
-        <w:t>sql_data</w:t>
-      </w:r>
-      <w:proofErr w:type="spellEnd"/>
-      <w:r>
-        <w:rPr>
-          <w:rFonts w:ascii="Cascadia Code" w:hAnsi="Cascadia Code"/>
-        </w:rPr>
-        <w:t>:</w:t>
-      </w:r>
-    </w:p>
-    <w:p>
-      <w:pPr>
-        <w:pBdr>
-          <w:top w:val="single" w:sz="4" w:space="1" w:color="auto"/>
-          <w:left w:val="single" w:sz="4" w:space="4" w:color="auto"/>
-          <w:bottom w:val="single" w:sz="4" w:space="1" w:color="auto"/>
-          <w:right w:val="single" w:sz="4" w:space="4" w:color="auto"/>
-        </w:pBdr>
-        <w:spacing w:after="0" w:line="240" w:lineRule="auto"/>
-        <w:rPr>
-          <w:rFonts w:ascii="Cascadia Code" w:hAnsi="Cascadia Code"/>
-        </w:rPr>
-      </w:pPr>
-      <w:r>
-        <w:rPr>
-          <w:rFonts w:ascii="Cascadia Code" w:hAnsi="Cascadia Code"/>
-        </w:rPr>
-        <w:t>        evidence += f"\</w:t>
-      </w:r>
-      <w:proofErr w:type="spellStart"/>
-      <w:r>
-        <w:rPr>
-          <w:rFonts w:ascii="Cascadia Code" w:hAnsi="Cascadia Code"/>
-        </w:rPr>
-        <w:t>nINCIDENT</w:t>
-      </w:r>
-      <w:proofErr w:type="spellEnd"/>
-      <w:r>
-        <w:rPr>
-          <w:rFonts w:ascii="Cascadia Code" w:hAnsi="Cascadia Code"/>
-        </w:rPr>
-        <w:t xml:space="preserve"> RECORDS:\n{</w:t>
-      </w:r>
-      <w:proofErr w:type="spellStart"/>
-      <w:r>
-        <w:rPr>
-          <w:rFonts w:ascii="Cascadia Code" w:hAnsi="Cascadia Code"/>
-        </w:rPr>
-        <w:t>sql_data</w:t>
-      </w:r>
-      <w:proofErr w:type="spellEnd"/>
-      <w:r>
-        <w:rPr>
-          <w:rFonts w:ascii="Cascadia Code" w:hAnsi="Cascadia Code"/>
-        </w:rPr>
-        <w:t>}\n"</w:t>
-      </w:r>
-    </w:p>
-    <w:p>
-      <w:pPr>
-        <w:pBdr>
-          <w:top w:val="single" w:sz="4" w:space="1" w:color="auto"/>
-          <w:left w:val="single" w:sz="4" w:space="4" w:color="auto"/>
-          <w:bottom w:val="single" w:sz="4" w:space="1" w:color="auto"/>
-          <w:right w:val="single" w:sz="4" w:space="4" w:color="auto"/>
-        </w:pBdr>
-        <w:spacing w:after="0" w:line="240" w:lineRule="auto"/>
-        <w:rPr>
-          <w:rFonts w:ascii="Cascadia Code" w:hAnsi="Cascadia Code"/>
-        </w:rPr>
-      </w:pPr>
-    </w:p>
-    <w:p>
-      <w:pPr>
-        <w:pBdr>
-          <w:top w:val="single" w:sz="4" w:space="1" w:color="auto"/>
-          <w:left w:val="single" w:sz="4" w:space="4" w:color="auto"/>
-          <w:bottom w:val="single" w:sz="4" w:space="1" w:color="auto"/>
-          <w:right w:val="single" w:sz="4" w:space="4" w:color="auto"/>
-        </w:pBdr>
-        <w:spacing w:after="0" w:line="240" w:lineRule="auto"/>
-        <w:rPr>
-          <w:rFonts w:ascii="Cascadia Code" w:hAnsi="Cascadia Code"/>
-        </w:rPr>
-      </w:pPr>
-      <w:r>
-        <w:rPr>
-          <w:rFonts w:ascii="Cascadia Code" w:hAnsi="Cascadia Code"/>
-        </w:rPr>
-        <w:t xml:space="preserve">    if </w:t>
-      </w:r>
-      <w:proofErr w:type="spellStart"/>
-      <w:r>
-        <w:rPr>
-          <w:rFonts w:ascii="Cascadia Code" w:hAnsi="Cascadia Code"/>
-        </w:rPr>
-        <w:t>log_data</w:t>
-      </w:r>
-      <w:proofErr w:type="spellEnd"/>
-      <w:r>
-        <w:rPr>
-          <w:rFonts w:ascii="Cascadia Code" w:hAnsi="Cascadia Code"/>
-        </w:rPr>
-        <w:t>:</w:t>
-      </w:r>
-    </w:p>
-    <w:p>
-      <w:pPr>
-        <w:pBdr>
-          <w:top w:val="single" w:sz="4" w:space="1" w:color="auto"/>
-          <w:left w:val="single" w:sz="4" w:space="4" w:color="auto"/>
-          <w:bottom w:val="single" w:sz="4" w:space="1" w:color="auto"/>
-          <w:right w:val="single" w:sz="4" w:space="4" w:color="auto"/>
-        </w:pBdr>
-        <w:spacing w:after="0" w:line="240" w:lineRule="auto"/>
-        <w:rPr>
-          <w:rFonts w:ascii="Cascadia Code" w:hAnsi="Cascadia Code"/>
-        </w:rPr>
-      </w:pPr>
-      <w:r>
-        <w:rPr>
-          <w:rFonts w:ascii="Cascadia Code" w:hAnsi="Cascadia Code"/>
-        </w:rPr>
-        <w:t>        evidence += f"\</w:t>
-      </w:r>
-      <w:proofErr w:type="spellStart"/>
-      <w:r>
-        <w:rPr>
-          <w:rFonts w:ascii="Cascadia Code" w:hAnsi="Cascadia Code"/>
-        </w:rPr>
-        <w:t>nLOG</w:t>
-      </w:r>
-      <w:proofErr w:type="spellEnd"/>
-      <w:r>
-        <w:rPr>
-          <w:rFonts w:ascii="Cascadia Code" w:hAnsi="Cascadia Code"/>
-        </w:rPr>
-        <w:t xml:space="preserve"> ANALYSIS:\n{</w:t>
-      </w:r>
-      <w:proofErr w:type="spellStart"/>
-      <w:r>
-        <w:rPr>
-          <w:rFonts w:ascii="Cascadia Code" w:hAnsi="Cascadia Code"/>
-        </w:rPr>
-        <w:t>log_data</w:t>
-      </w:r>
-      <w:proofErr w:type="spellEnd"/>
-      <w:r>
-        <w:rPr>
-          <w:rFonts w:ascii="Cascadia Code" w:hAnsi="Cascadia Code"/>
-        </w:rPr>
-        <w:t>}\n"</w:t>
-      </w:r>
-    </w:p>
-    <w:p>
-      <w:pPr>
-        <w:pBdr>
-          <w:top w:val="single" w:sz="4" w:space="1" w:color="auto"/>
-          <w:left w:val="single" w:sz="4" w:space="4" w:color="auto"/>
-          <w:bottom w:val="single" w:sz="4" w:space="1" w:color="auto"/>
-          <w:right w:val="single" w:sz="4" w:space="4" w:color="auto"/>
-        </w:pBdr>
-        <w:spacing w:after="0" w:line="240" w:lineRule="auto"/>
-        <w:rPr>
-          <w:rFonts w:ascii="Cascadia Code" w:hAnsi="Cascadia Code"/>
-        </w:rPr>
-      </w:pPr>
-    </w:p>
-    <w:p>
-      <w:pPr>
-        <w:pBdr>
-          <w:top w:val="single" w:sz="4" w:space="1" w:color="auto"/>
-          <w:left w:val="single" w:sz="4" w:space="4" w:color="auto"/>
-          <w:bottom w:val="single" w:sz="4" w:space="1" w:color="auto"/>
-          <w:right w:val="single" w:sz="4" w:space="4" w:color="auto"/>
-        </w:pBdr>
-        <w:spacing w:after="0" w:line="240" w:lineRule="auto"/>
-        <w:rPr>
-          <w:rFonts w:ascii="Cascadia Code" w:hAnsi="Cascadia Code"/>
-        </w:rPr>
-      </w:pPr>
-      <w:r>
-        <w:rPr>
-          <w:rFonts w:ascii="Cascadia Code" w:hAnsi="Cascadia Code"/>
-        </w:rPr>
-        <w:t xml:space="preserve">    if </w:t>
-      </w:r>
-      <w:proofErr w:type="spellStart"/>
-      <w:r>
-        <w:rPr>
-          <w:rFonts w:ascii="Cascadia Code" w:hAnsi="Cascadia Code"/>
-        </w:rPr>
-        <w:t>rag_data</w:t>
-      </w:r>
-      <w:proofErr w:type="spellEnd"/>
-      <w:r>
-        <w:rPr>
-          <w:rFonts w:ascii="Cascadia Code" w:hAnsi="Cascadia Code"/>
-        </w:rPr>
-        <w:t>:</w:t>
-      </w:r>
-    </w:p>
-    <w:p>
-      <w:pPr>
-        <w:pBdr>
-          <w:top w:val="single" w:sz="4" w:space="1" w:color="auto"/>
-          <w:left w:val="single" w:sz="4" w:space="4" w:color="auto"/>
-          <w:bottom w:val="single" w:sz="4" w:space="1" w:color="auto"/>
-          <w:right w:val="single" w:sz="4" w:space="4" w:color="auto"/>
-        </w:pBdr>
-        <w:spacing w:after="0" w:line="240" w:lineRule="auto"/>
-        <w:rPr>
-          <w:rFonts w:ascii="Cascadia Code" w:hAnsi="Cascadia Code"/>
-        </w:rPr>
-      </w:pPr>
-      <w:r>
-        <w:rPr>
-          <w:rFonts w:ascii="Cascadia Code" w:hAnsi="Cascadia Code"/>
-        </w:rPr>
-        <w:t>        evidence += f"\</w:t>
-      </w:r>
-      <w:proofErr w:type="spellStart"/>
-      <w:r>
-        <w:rPr>
-          <w:rFonts w:ascii="Cascadia Code" w:hAnsi="Cascadia Code"/>
-        </w:rPr>
-        <w:t>nINCIDENT</w:t>
-      </w:r>
-      <w:proofErr w:type="spellEnd"/>
-      <w:r>
-        <w:rPr>
-          <w:rFonts w:ascii="Cascadia Code" w:hAnsi="Cascadia Code"/>
-        </w:rPr>
-        <w:t xml:space="preserve"> DESCRIPTION:\n{</w:t>
-      </w:r>
-      <w:proofErr w:type="spellStart"/>
-      <w:r>
-        <w:rPr>
-          <w:rFonts w:ascii="Cascadia Code" w:hAnsi="Cascadia Code"/>
-        </w:rPr>
-        <w:t>rag_data</w:t>
-      </w:r>
-      <w:proofErr w:type="spellEnd"/>
-      <w:r>
-        <w:rPr>
-          <w:rFonts w:ascii="Cascadia Code" w:hAnsi="Cascadia Code"/>
-        </w:rPr>
-        <w:t>}\n"</w:t>
+        <w:t>    if sql_data:</w:t>
+      </w:r>
+    </w:p>
+    <w:p>
+      <w:pPr>
+        <w:pBdr>
+          <w:top w:val="single" w:sz="4" w:space="1" w:color="auto"/>
+          <w:left w:val="single" w:sz="4" w:space="4" w:color="auto"/>
+          <w:bottom w:val="single" w:sz="4" w:space="1" w:color="auto"/>
+          <w:right w:val="single" w:sz="4" w:space="4" w:color="auto"/>
+        </w:pBdr>
+        <w:spacing w:after="0" w:line="240" w:lineRule="auto"/>
+        <w:rPr>
+          <w:rFonts w:ascii="Cascadia Code" w:hAnsi="Cascadia Code"/>
+        </w:rPr>
+      </w:pPr>
+      <w:r>
+        <w:rPr>
+          <w:rFonts w:ascii="Cascadia Code" w:hAnsi="Cascadia Code"/>
+        </w:rPr>
+        <w:t>        evidence += f"\nINCIDENT RECORDS:\n{sql_data}\n"</w:t>
+      </w:r>
+    </w:p>
+    <w:p>
+      <w:pPr>
+        <w:pBdr>
+          <w:top w:val="single" w:sz="4" w:space="1" w:color="auto"/>
+          <w:left w:val="single" w:sz="4" w:space="4" w:color="auto"/>
+          <w:bottom w:val="single" w:sz="4" w:space="1" w:color="auto"/>
+          <w:right w:val="single" w:sz="4" w:space="4" w:color="auto"/>
+        </w:pBdr>
+        <w:spacing w:after="0" w:line="240" w:lineRule="auto"/>
+        <w:rPr>
+          <w:rFonts w:ascii="Cascadia Code" w:hAnsi="Cascadia Code"/>
+        </w:rPr>
+      </w:pPr>
+    </w:p>
+    <w:p>
+      <w:pPr>
+        <w:pBdr>
+          <w:top w:val="single" w:sz="4" w:space="1" w:color="auto"/>
+          <w:left w:val="single" w:sz="4" w:space="4" w:color="auto"/>
+          <w:bottom w:val="single" w:sz="4" w:space="1" w:color="auto"/>
+          <w:right w:val="single" w:sz="4" w:space="4" w:color="auto"/>
+        </w:pBdr>
+        <w:spacing w:after="0" w:line="240" w:lineRule="auto"/>
+        <w:rPr>
+          <w:rFonts w:ascii="Cascadia Code" w:hAnsi="Cascadia Code"/>
+        </w:rPr>
+      </w:pPr>
+      <w:r>
+        <w:rPr>
+          <w:rFonts w:ascii="Cascadia Code" w:hAnsi="Cascadia Code"/>
+        </w:rPr>
+        <w:t>    if log_data:</w:t>
+      </w:r>
+    </w:p>
+    <w:p>
+      <w:pPr>
+        <w:pBdr>
+          <w:top w:val="single" w:sz="4" w:space="1" w:color="auto"/>
+          <w:left w:val="single" w:sz="4" w:space="4" w:color="auto"/>
+          <w:bottom w:val="single" w:sz="4" w:space="1" w:color="auto"/>
+          <w:right w:val="single" w:sz="4" w:space="4" w:color="auto"/>
+        </w:pBdr>
+        <w:spacing w:after="0" w:line="240" w:lineRule="auto"/>
+        <w:rPr>
+          <w:rFonts w:ascii="Cascadia Code" w:hAnsi="Cascadia Code"/>
+        </w:rPr>
+      </w:pPr>
+      <w:r>
+        <w:rPr>
+          <w:rFonts w:ascii="Cascadia Code" w:hAnsi="Cascadia Code"/>
+        </w:rPr>
+        <w:t>        evidence += f"\nLOG ANALYSIS:\n{log_data}\n"</w:t>
+      </w:r>
+    </w:p>
+    <w:p>
+      <w:pPr>
+        <w:pBdr>
+          <w:top w:val="single" w:sz="4" w:space="1" w:color="auto"/>
+          <w:left w:val="single" w:sz="4" w:space="4" w:color="auto"/>
+          <w:bottom w:val="single" w:sz="4" w:space="1" w:color="auto"/>
+          <w:right w:val="single" w:sz="4" w:space="4" w:color="auto"/>
+        </w:pBdr>
+        <w:spacing w:after="0" w:line="240" w:lineRule="auto"/>
+        <w:rPr>
+          <w:rFonts w:ascii="Cascadia Code" w:hAnsi="Cascadia Code"/>
+        </w:rPr>
+      </w:pPr>
+    </w:p>
+    <w:p>
+      <w:pPr>
+        <w:pBdr>
+          <w:top w:val="single" w:sz="4" w:space="1" w:color="auto"/>
+          <w:left w:val="single" w:sz="4" w:space="4" w:color="auto"/>
+          <w:bottom w:val="single" w:sz="4" w:space="1" w:color="auto"/>
+          <w:right w:val="single" w:sz="4" w:space="4" w:color="auto"/>
+        </w:pBdr>
+        <w:spacing w:after="0" w:line="240" w:lineRule="auto"/>
+        <w:rPr>
+          <w:rFonts w:ascii="Cascadia Code" w:hAnsi="Cascadia Code"/>
+        </w:rPr>
+      </w:pPr>
+      <w:r>
+        <w:rPr>
+          <w:rFonts w:ascii="Cascadia Code" w:hAnsi="Cascadia Code"/>
+        </w:rPr>
+        <w:t>    if rag_data:</w:t>
+      </w:r>
+    </w:p>
+    <w:p>
+      <w:pPr>
+        <w:pBdr>
+          <w:top w:val="single" w:sz="4" w:space="1" w:color="auto"/>
+          <w:left w:val="single" w:sz="4" w:space="4" w:color="auto"/>
+          <w:bottom w:val="single" w:sz="4" w:space="1" w:color="auto"/>
+          <w:right w:val="single" w:sz="4" w:space="4" w:color="auto"/>
+        </w:pBdr>
+        <w:spacing w:after="0" w:line="240" w:lineRule="auto"/>
+        <w:rPr>
+          <w:rFonts w:ascii="Cascadia Code" w:hAnsi="Cascadia Code"/>
+        </w:rPr>
+      </w:pPr>
+      <w:r>
+        <w:rPr>
+          <w:rFonts w:ascii="Cascadia Code" w:hAnsi="Cascadia Code"/>
+        </w:rPr>
+        <w:t>        evidence += f"\nINCIDENT DESCRIPTION:\n{rag_data}\n"</w:t>
       </w:r>
     </w:p>
     <w:p>
@@ -13464,21 +12233,7 @@
         <w:rPr>
           <w:rFonts w:ascii="Cascadia Code" w:hAnsi="Cascadia Code"/>
         </w:rPr>
-        <w:t xml:space="preserve">if </w:t>
-      </w:r>
-      <w:proofErr w:type="spellStart"/>
-      <w:r>
-        <w:rPr>
-          <w:rFonts w:ascii="Cascadia Code" w:hAnsi="Cascadia Code"/>
-        </w:rPr>
-        <w:t>rag_data</w:t>
-      </w:r>
-      <w:proofErr w:type="spellEnd"/>
-      <w:r>
-        <w:rPr>
-          <w:rFonts w:ascii="Cascadia Code" w:hAnsi="Cascadia Code"/>
-        </w:rPr>
-        <w:t>:</w:t>
+        <w:t>if rag_data:</w:t>
       </w:r>
       <w:r>
         <w:t xml:space="preserve"> block,</w:t>
@@ -13510,21 +12265,7 @@
         <w:rPr>
           <w:rFonts w:ascii="Cascadia Code" w:hAnsi="Cascadia Code"/>
         </w:rPr>
-        <w:t xml:space="preserve">    if not </w:t>
-      </w:r>
-      <w:proofErr w:type="spellStart"/>
-      <w:r>
-        <w:rPr>
-          <w:rFonts w:ascii="Cascadia Code" w:hAnsi="Cascadia Code"/>
-        </w:rPr>
-        <w:t>evidence.strip</w:t>
-      </w:r>
-      <w:proofErr w:type="spellEnd"/>
-      <w:r>
-        <w:rPr>
-          <w:rFonts w:ascii="Cascadia Code" w:hAnsi="Cascadia Code"/>
-        </w:rPr>
-        <w:t>():</w:t>
+        <w:t>    if not evidence.strip():</w:t>
       </w:r>
     </w:p>
     <w:p>
@@ -13570,116 +12311,60 @@
         <w:rPr>
           <w:lang w:val="en-US"/>
         </w:rPr>
-        <w:t xml:space="preserve"> – The final </w:t>
-      </w:r>
-      <w:proofErr w:type="spellStart"/>
-      <w:r>
+        <w:t xml:space="preserve"> – The final run_agent() function</w:t>
+      </w:r>
+    </w:p>
+    <w:p>
+      <w:pPr>
         <w:rPr>
           <w:lang w:val="en-US"/>
         </w:rPr>
-        <w:t>run_agent</w:t>
-      </w:r>
-      <w:proofErr w:type="spellEnd"/>
+      </w:pPr>
       <w:r>
         <w:rPr>
           <w:lang w:val="en-US"/>
         </w:rPr>
-        <w:t>() function</w:t>
-      </w:r>
-    </w:p>
-    <w:p>
-      <w:pPr>
-        <w:rPr>
-          <w:lang w:val="en-US"/>
-        </w:rPr>
-      </w:pPr>
-      <w:r>
-        <w:rPr>
-          <w:lang w:val="en-US"/>
-        </w:rPr>
-        <w:t xml:space="preserve">The final </w:t>
-      </w:r>
-      <w:proofErr w:type="spellStart"/>
-      <w:r>
-        <w:rPr>
-          <w:lang w:val="en-US"/>
-        </w:rPr>
-        <w:t>run_agent</w:t>
-      </w:r>
-      <w:proofErr w:type="spellEnd"/>
-      <w:r>
-        <w:rPr>
-          <w:lang w:val="en-US"/>
-        </w:rPr>
-        <w:t>() function should look like this:</w:t>
-      </w:r>
-    </w:p>
-    <w:p>
-      <w:pPr>
-        <w:pBdr>
-          <w:top w:val="single" w:sz="4" w:space="1" w:color="auto"/>
-          <w:left w:val="single" w:sz="4" w:space="4" w:color="auto"/>
-          <w:bottom w:val="single" w:sz="4" w:space="1" w:color="auto"/>
-          <w:right w:val="single" w:sz="4" w:space="4" w:color="auto"/>
-        </w:pBdr>
-        <w:spacing w:after="0" w:line="240" w:lineRule="auto"/>
-        <w:rPr>
-          <w:rFonts w:ascii="Cascadia Code" w:hAnsi="Cascadia Code"/>
-        </w:rPr>
-      </w:pPr>
-      <w:r>
-        <w:rPr>
-          <w:rFonts w:ascii="Cascadia Code" w:hAnsi="Cascadia Code"/>
-        </w:rPr>
-        <w:t xml:space="preserve">def </w:t>
-      </w:r>
-      <w:proofErr w:type="spellStart"/>
-      <w:r>
-        <w:rPr>
-          <w:rFonts w:ascii="Cascadia Code" w:hAnsi="Cascadia Code"/>
-        </w:rPr>
-        <w:t>run_agent</w:t>
-      </w:r>
-      <w:proofErr w:type="spellEnd"/>
-      <w:r>
-        <w:rPr>
-          <w:rFonts w:ascii="Cascadia Code" w:hAnsi="Cascadia Code"/>
-        </w:rPr>
-        <w:t>(query):</w:t>
-      </w:r>
-    </w:p>
-    <w:p>
-      <w:pPr>
-        <w:pBdr>
-          <w:top w:val="single" w:sz="4" w:space="1" w:color="auto"/>
-          <w:left w:val="single" w:sz="4" w:space="4" w:color="auto"/>
-          <w:bottom w:val="single" w:sz="4" w:space="1" w:color="auto"/>
-          <w:right w:val="single" w:sz="4" w:space="4" w:color="auto"/>
-        </w:pBdr>
-        <w:spacing w:after="0" w:line="240" w:lineRule="auto"/>
-        <w:rPr>
-          <w:rFonts w:ascii="Cascadia Code" w:hAnsi="Cascadia Code"/>
-        </w:rPr>
-      </w:pPr>
-      <w:r>
-        <w:rPr>
-          <w:rFonts w:ascii="Cascadia Code" w:hAnsi="Cascadia Code"/>
-        </w:rPr>
-        <w:t xml:space="preserve">    steps = </w:t>
-      </w:r>
-      <w:proofErr w:type="spellStart"/>
-      <w:r>
-        <w:rPr>
-          <w:rFonts w:ascii="Cascadia Code" w:hAnsi="Cascadia Code"/>
-        </w:rPr>
-        <w:t>plan_steps</w:t>
-      </w:r>
-      <w:proofErr w:type="spellEnd"/>
-      <w:r>
-        <w:rPr>
-          <w:rFonts w:ascii="Cascadia Code" w:hAnsi="Cascadia Code"/>
-        </w:rPr>
-        <w:t>(query)</w:t>
+        <w:t>The final run_agent() function should look like this:</w:t>
+      </w:r>
+    </w:p>
+    <w:p>
+      <w:pPr>
+        <w:pBdr>
+          <w:top w:val="single" w:sz="4" w:space="1" w:color="auto"/>
+          <w:left w:val="single" w:sz="4" w:space="4" w:color="auto"/>
+          <w:bottom w:val="single" w:sz="4" w:space="1" w:color="auto"/>
+          <w:right w:val="single" w:sz="4" w:space="4" w:color="auto"/>
+        </w:pBdr>
+        <w:spacing w:after="0" w:line="240" w:lineRule="auto"/>
+        <w:rPr>
+          <w:rFonts w:ascii="Cascadia Code" w:hAnsi="Cascadia Code"/>
+        </w:rPr>
+      </w:pPr>
+      <w:r>
+        <w:rPr>
+          <w:rFonts w:ascii="Cascadia Code" w:hAnsi="Cascadia Code"/>
+        </w:rPr>
+        <w:t>def run_agent(query):</w:t>
+      </w:r>
+    </w:p>
+    <w:p>
+      <w:pPr>
+        <w:pBdr>
+          <w:top w:val="single" w:sz="4" w:space="1" w:color="auto"/>
+          <w:left w:val="single" w:sz="4" w:space="4" w:color="auto"/>
+          <w:bottom w:val="single" w:sz="4" w:space="1" w:color="auto"/>
+          <w:right w:val="single" w:sz="4" w:space="4" w:color="auto"/>
+        </w:pBdr>
+        <w:spacing w:after="0" w:line="240" w:lineRule="auto"/>
+        <w:rPr>
+          <w:rFonts w:ascii="Cascadia Code" w:hAnsi="Cascadia Code"/>
+        </w:rPr>
+      </w:pPr>
+      <w:r>
+        <w:rPr>
+          <w:rFonts w:ascii="Cascadia Code" w:hAnsi="Cascadia Code"/>
+        </w:rPr>
+        <w:t>    steps = plan_steps(query)</w:t>
       </w:r>
     </w:p>
     <w:p>
@@ -13733,89 +12418,47 @@
         <w:rPr>
           <w:rFonts w:ascii="Cascadia Code" w:hAnsi="Cascadia Code"/>
         </w:rPr>
-        <w:t xml:space="preserve">    </w:t>
-      </w:r>
-      <w:proofErr w:type="spellStart"/>
-      <w:r>
-        <w:rPr>
-          <w:rFonts w:ascii="Cascadia Code" w:hAnsi="Cascadia Code"/>
-        </w:rPr>
-        <w:t>sql_data</w:t>
-      </w:r>
-      <w:proofErr w:type="spellEnd"/>
-      <w:r>
-        <w:rPr>
-          <w:rFonts w:ascii="Cascadia Code" w:hAnsi="Cascadia Code"/>
-        </w:rPr>
-        <w:t xml:space="preserve"> = ""</w:t>
-      </w:r>
-    </w:p>
-    <w:p>
-      <w:pPr>
-        <w:pBdr>
-          <w:top w:val="single" w:sz="4" w:space="1" w:color="auto"/>
-          <w:left w:val="single" w:sz="4" w:space="4" w:color="auto"/>
-          <w:bottom w:val="single" w:sz="4" w:space="1" w:color="auto"/>
-          <w:right w:val="single" w:sz="4" w:space="4" w:color="auto"/>
-        </w:pBdr>
-        <w:spacing w:after="0" w:line="240" w:lineRule="auto"/>
-        <w:rPr>
-          <w:rFonts w:ascii="Cascadia Code" w:hAnsi="Cascadia Code"/>
-        </w:rPr>
-      </w:pPr>
-      <w:r>
-        <w:rPr>
-          <w:rFonts w:ascii="Cascadia Code" w:hAnsi="Cascadia Code"/>
-        </w:rPr>
-        <w:t xml:space="preserve">    </w:t>
-      </w:r>
-      <w:proofErr w:type="spellStart"/>
-      <w:r>
-        <w:rPr>
-          <w:rFonts w:ascii="Cascadia Code" w:hAnsi="Cascadia Code"/>
-        </w:rPr>
-        <w:t>log_data</w:t>
-      </w:r>
-      <w:proofErr w:type="spellEnd"/>
-      <w:r>
-        <w:rPr>
-          <w:rFonts w:ascii="Cascadia Code" w:hAnsi="Cascadia Code"/>
-        </w:rPr>
-        <w:t xml:space="preserve"> = ""</w:t>
-      </w:r>
-    </w:p>
-    <w:p>
-      <w:pPr>
-        <w:pBdr>
-          <w:top w:val="single" w:sz="4" w:space="1" w:color="auto"/>
-          <w:left w:val="single" w:sz="4" w:space="4" w:color="auto"/>
-          <w:bottom w:val="single" w:sz="4" w:space="1" w:color="auto"/>
-          <w:right w:val="single" w:sz="4" w:space="4" w:color="auto"/>
-        </w:pBdr>
-        <w:spacing w:after="0" w:line="240" w:lineRule="auto"/>
-        <w:rPr>
-          <w:rFonts w:ascii="Cascadia Code" w:hAnsi="Cascadia Code"/>
-        </w:rPr>
-      </w:pPr>
-      <w:r>
-        <w:rPr>
-          <w:rFonts w:ascii="Cascadia Code" w:hAnsi="Cascadia Code"/>
-        </w:rPr>
-        <w:t xml:space="preserve">    </w:t>
-      </w:r>
-      <w:proofErr w:type="spellStart"/>
-      <w:r>
-        <w:rPr>
-          <w:rFonts w:ascii="Cascadia Code" w:hAnsi="Cascadia Code"/>
-        </w:rPr>
-        <w:t>rag_data</w:t>
-      </w:r>
-      <w:proofErr w:type="spellEnd"/>
-      <w:r>
-        <w:rPr>
-          <w:rFonts w:ascii="Cascadia Code" w:hAnsi="Cascadia Code"/>
-        </w:rPr>
-        <w:t xml:space="preserve"> = ""</w:t>
+        <w:t>    sql_data = ""</w:t>
+      </w:r>
+    </w:p>
+    <w:p>
+      <w:pPr>
+        <w:pBdr>
+          <w:top w:val="single" w:sz="4" w:space="1" w:color="auto"/>
+          <w:left w:val="single" w:sz="4" w:space="4" w:color="auto"/>
+          <w:bottom w:val="single" w:sz="4" w:space="1" w:color="auto"/>
+          <w:right w:val="single" w:sz="4" w:space="4" w:color="auto"/>
+        </w:pBdr>
+        <w:spacing w:after="0" w:line="240" w:lineRule="auto"/>
+        <w:rPr>
+          <w:rFonts w:ascii="Cascadia Code" w:hAnsi="Cascadia Code"/>
+        </w:rPr>
+      </w:pPr>
+      <w:r>
+        <w:rPr>
+          <w:rFonts w:ascii="Cascadia Code" w:hAnsi="Cascadia Code"/>
+        </w:rPr>
+        <w:t>    log_data = ""</w:t>
+      </w:r>
+    </w:p>
+    <w:p>
+      <w:pPr>
+        <w:pBdr>
+          <w:top w:val="single" w:sz="4" w:space="1" w:color="auto"/>
+          <w:left w:val="single" w:sz="4" w:space="4" w:color="auto"/>
+          <w:bottom w:val="single" w:sz="4" w:space="1" w:color="auto"/>
+          <w:right w:val="single" w:sz="4" w:space="4" w:color="auto"/>
+        </w:pBdr>
+        <w:spacing w:after="0" w:line="240" w:lineRule="auto"/>
+        <w:rPr>
+          <w:rFonts w:ascii="Cascadia Code" w:hAnsi="Cascadia Code"/>
+        </w:rPr>
+      </w:pPr>
+      <w:r>
+        <w:rPr>
+          <w:rFonts w:ascii="Cascadia Code" w:hAnsi="Cascadia Code"/>
+        </w:rPr>
+        <w:t>    rag_data = ""</w:t>
       </w:r>
     </w:p>
     <w:p>
@@ -13869,21 +12512,436 @@
         <w:rPr>
           <w:rFonts w:ascii="Cascadia Code" w:hAnsi="Cascadia Code"/>
         </w:rPr>
-        <w:t>        if step == "</w:t>
-      </w:r>
-      <w:proofErr w:type="spellStart"/>
-      <w:r>
-        <w:rPr>
-          <w:rFonts w:ascii="Cascadia Code" w:hAnsi="Cascadia Code"/>
-        </w:rPr>
-        <w:t>sql</w:t>
-      </w:r>
-      <w:proofErr w:type="spellEnd"/>
-      <w:r>
-        <w:rPr>
-          <w:rFonts w:ascii="Cascadia Code" w:hAnsi="Cascadia Code"/>
-        </w:rPr>
-        <w:t>":</w:t>
+        <w:t>        if step == "sql":</w:t>
+      </w:r>
+    </w:p>
+    <w:p>
+      <w:pPr>
+        <w:pBdr>
+          <w:top w:val="single" w:sz="4" w:space="1" w:color="auto"/>
+          <w:left w:val="single" w:sz="4" w:space="4" w:color="auto"/>
+          <w:bottom w:val="single" w:sz="4" w:space="1" w:color="auto"/>
+          <w:right w:val="single" w:sz="4" w:space="4" w:color="auto"/>
+        </w:pBdr>
+        <w:spacing w:after="0" w:line="240" w:lineRule="auto"/>
+        <w:rPr>
+          <w:rFonts w:ascii="Cascadia Code" w:hAnsi="Cascadia Code"/>
+        </w:rPr>
+      </w:pPr>
+      <w:r>
+        <w:rPr>
+          <w:rFonts w:ascii="Cascadia Code" w:hAnsi="Cascadia Code"/>
+        </w:rPr>
+        <w:t>            sql = generate_sql(query)</w:t>
+      </w:r>
+    </w:p>
+    <w:p>
+      <w:pPr>
+        <w:pBdr>
+          <w:top w:val="single" w:sz="4" w:space="1" w:color="auto"/>
+          <w:left w:val="single" w:sz="4" w:space="4" w:color="auto"/>
+          <w:bottom w:val="single" w:sz="4" w:space="1" w:color="auto"/>
+          <w:right w:val="single" w:sz="4" w:space="4" w:color="auto"/>
+        </w:pBdr>
+        <w:spacing w:after="0" w:line="240" w:lineRule="auto"/>
+        <w:rPr>
+          <w:rFonts w:ascii="Cascadia Code" w:hAnsi="Cascadia Code"/>
+        </w:rPr>
+      </w:pPr>
+      <w:r>
+        <w:rPr>
+          <w:rFonts w:ascii="Cascadia Code" w:hAnsi="Cascadia Code"/>
+        </w:rPr>
+        <w:t>            print("Running SQL step")</w:t>
+      </w:r>
+    </w:p>
+    <w:p>
+      <w:pPr>
+        <w:pBdr>
+          <w:top w:val="single" w:sz="4" w:space="1" w:color="auto"/>
+          <w:left w:val="single" w:sz="4" w:space="4" w:color="auto"/>
+          <w:bottom w:val="single" w:sz="4" w:space="1" w:color="auto"/>
+          <w:right w:val="single" w:sz="4" w:space="4" w:color="auto"/>
+        </w:pBdr>
+        <w:spacing w:after="0" w:line="240" w:lineRule="auto"/>
+        <w:rPr>
+          <w:rFonts w:ascii="Cascadia Code" w:hAnsi="Cascadia Code"/>
+        </w:rPr>
+      </w:pPr>
+    </w:p>
+    <w:p>
+      <w:pPr>
+        <w:pBdr>
+          <w:top w:val="single" w:sz="4" w:space="1" w:color="auto"/>
+          <w:left w:val="single" w:sz="4" w:space="4" w:color="auto"/>
+          <w:bottom w:val="single" w:sz="4" w:space="1" w:color="auto"/>
+          <w:right w:val="single" w:sz="4" w:space="4" w:color="auto"/>
+        </w:pBdr>
+        <w:spacing w:after="0" w:line="240" w:lineRule="auto"/>
+        <w:rPr>
+          <w:rFonts w:ascii="Cascadia Code" w:hAnsi="Cascadia Code"/>
+        </w:rPr>
+      </w:pPr>
+      <w:r>
+        <w:rPr>
+          <w:rFonts w:ascii="Cascadia Code" w:hAnsi="Cascadia Code"/>
+        </w:rPr>
+        <w:t>            # result = sql_query.invoke({"query": sql})</w:t>
+      </w:r>
+    </w:p>
+    <w:p>
+      <w:pPr>
+        <w:pBdr>
+          <w:top w:val="single" w:sz="4" w:space="1" w:color="auto"/>
+          <w:left w:val="single" w:sz="4" w:space="4" w:color="auto"/>
+          <w:bottom w:val="single" w:sz="4" w:space="1" w:color="auto"/>
+          <w:right w:val="single" w:sz="4" w:space="4" w:color="auto"/>
+        </w:pBdr>
+        <w:spacing w:after="0" w:line="240" w:lineRule="auto"/>
+        <w:rPr>
+          <w:rFonts w:ascii="Cascadia Code" w:hAnsi="Cascadia Code"/>
+        </w:rPr>
+      </w:pPr>
+      <w:r>
+        <w:rPr>
+          <w:rFonts w:ascii="Cascadia Code" w:hAnsi="Cascadia Code"/>
+        </w:rPr>
+        <w:t>            # sql_data = result</w:t>
+      </w:r>
+    </w:p>
+    <w:p>
+      <w:pPr>
+        <w:pBdr>
+          <w:top w:val="single" w:sz="4" w:space="1" w:color="auto"/>
+          <w:left w:val="single" w:sz="4" w:space="4" w:color="auto"/>
+          <w:bottom w:val="single" w:sz="4" w:space="1" w:color="auto"/>
+          <w:right w:val="single" w:sz="4" w:space="4" w:color="auto"/>
+        </w:pBdr>
+        <w:spacing w:after="0" w:line="240" w:lineRule="auto"/>
+        <w:rPr>
+          <w:rFonts w:ascii="Cascadia Code" w:hAnsi="Cascadia Code"/>
+        </w:rPr>
+      </w:pPr>
+      <w:r>
+        <w:rPr>
+          <w:rFonts w:ascii="Cascadia Code" w:hAnsi="Cascadia Code"/>
+        </w:rPr>
+        <w:t>            sql_data = safe_tool_call(</w:t>
+      </w:r>
+    </w:p>
+    <w:p>
+      <w:pPr>
+        <w:pBdr>
+          <w:top w:val="single" w:sz="4" w:space="1" w:color="auto"/>
+          <w:left w:val="single" w:sz="4" w:space="4" w:color="auto"/>
+          <w:bottom w:val="single" w:sz="4" w:space="1" w:color="auto"/>
+          <w:right w:val="single" w:sz="4" w:space="4" w:color="auto"/>
+        </w:pBdr>
+        <w:spacing w:after="0" w:line="240" w:lineRule="auto"/>
+        <w:rPr>
+          <w:rFonts w:ascii="Cascadia Code" w:hAnsi="Cascadia Code"/>
+        </w:rPr>
+      </w:pPr>
+      <w:r>
+        <w:rPr>
+          <w:rFonts w:ascii="Cascadia Code" w:hAnsi="Cascadia Code"/>
+        </w:rPr>
+        <w:lastRenderedPageBreak/>
+        <w:t>                sql_query,</w:t>
+      </w:r>
+    </w:p>
+    <w:p>
+      <w:pPr>
+        <w:pBdr>
+          <w:top w:val="single" w:sz="4" w:space="1" w:color="auto"/>
+          <w:left w:val="single" w:sz="4" w:space="4" w:color="auto"/>
+          <w:bottom w:val="single" w:sz="4" w:space="1" w:color="auto"/>
+          <w:right w:val="single" w:sz="4" w:space="4" w:color="auto"/>
+        </w:pBdr>
+        <w:spacing w:after="0" w:line="240" w:lineRule="auto"/>
+        <w:rPr>
+          <w:rFonts w:ascii="Cascadia Code" w:hAnsi="Cascadia Code"/>
+        </w:rPr>
+      </w:pPr>
+      <w:r>
+        <w:rPr>
+          <w:rFonts w:ascii="Cascadia Code" w:hAnsi="Cascadia Code"/>
+        </w:rPr>
+        <w:t>                "SQL Tool",</w:t>
+      </w:r>
+    </w:p>
+    <w:p>
+      <w:pPr>
+        <w:pBdr>
+          <w:top w:val="single" w:sz="4" w:space="1" w:color="auto"/>
+          <w:left w:val="single" w:sz="4" w:space="4" w:color="auto"/>
+          <w:bottom w:val="single" w:sz="4" w:space="1" w:color="auto"/>
+          <w:right w:val="single" w:sz="4" w:space="4" w:color="auto"/>
+        </w:pBdr>
+        <w:spacing w:after="0" w:line="240" w:lineRule="auto"/>
+        <w:rPr>
+          <w:rFonts w:ascii="Cascadia Code" w:hAnsi="Cascadia Code"/>
+        </w:rPr>
+      </w:pPr>
+      <w:r>
+        <w:rPr>
+          <w:rFonts w:ascii="Cascadia Code" w:hAnsi="Cascadia Code"/>
+        </w:rPr>
+        <w:t>                {"query": sql}</w:t>
+      </w:r>
+    </w:p>
+    <w:p>
+      <w:pPr>
+        <w:pBdr>
+          <w:top w:val="single" w:sz="4" w:space="1" w:color="auto"/>
+          <w:left w:val="single" w:sz="4" w:space="4" w:color="auto"/>
+          <w:bottom w:val="single" w:sz="4" w:space="1" w:color="auto"/>
+          <w:right w:val="single" w:sz="4" w:space="4" w:color="auto"/>
+        </w:pBdr>
+        <w:spacing w:after="0" w:line="240" w:lineRule="auto"/>
+        <w:rPr>
+          <w:rFonts w:ascii="Cascadia Code" w:hAnsi="Cascadia Code"/>
+        </w:rPr>
+      </w:pPr>
+      <w:r>
+        <w:rPr>
+          <w:rFonts w:ascii="Cascadia Code" w:hAnsi="Cascadia Code"/>
+        </w:rPr>
+        <w:t>            )</w:t>
+      </w:r>
+    </w:p>
+    <w:p>
+      <w:pPr>
+        <w:pBdr>
+          <w:top w:val="single" w:sz="4" w:space="1" w:color="auto"/>
+          <w:left w:val="single" w:sz="4" w:space="4" w:color="auto"/>
+          <w:bottom w:val="single" w:sz="4" w:space="1" w:color="auto"/>
+          <w:right w:val="single" w:sz="4" w:space="4" w:color="auto"/>
+        </w:pBdr>
+        <w:spacing w:after="0" w:line="240" w:lineRule="auto"/>
+        <w:rPr>
+          <w:rFonts w:ascii="Cascadia Code" w:hAnsi="Cascadia Code"/>
+        </w:rPr>
+      </w:pPr>
+      <w:r>
+        <w:rPr>
+          <w:rFonts w:ascii="Cascadia Code" w:hAnsi="Cascadia Code"/>
+        </w:rPr>
+        <w:t>        elif step == "log":</w:t>
+      </w:r>
+    </w:p>
+    <w:p>
+      <w:pPr>
+        <w:pBdr>
+          <w:top w:val="single" w:sz="4" w:space="1" w:color="auto"/>
+          <w:left w:val="single" w:sz="4" w:space="4" w:color="auto"/>
+          <w:bottom w:val="single" w:sz="4" w:space="1" w:color="auto"/>
+          <w:right w:val="single" w:sz="4" w:space="4" w:color="auto"/>
+        </w:pBdr>
+        <w:spacing w:after="0" w:line="240" w:lineRule="auto"/>
+        <w:rPr>
+          <w:rFonts w:ascii="Cascadia Code" w:hAnsi="Cascadia Code"/>
+        </w:rPr>
+      </w:pPr>
+      <w:r>
+        <w:rPr>
+          <w:rFonts w:ascii="Cascadia Code" w:hAnsi="Cascadia Code"/>
+        </w:rPr>
+        <w:t>            print("Analyzing logs")</w:t>
+      </w:r>
+    </w:p>
+    <w:p>
+      <w:pPr>
+        <w:pBdr>
+          <w:top w:val="single" w:sz="4" w:space="1" w:color="auto"/>
+          <w:left w:val="single" w:sz="4" w:space="4" w:color="auto"/>
+          <w:bottom w:val="single" w:sz="4" w:space="1" w:color="auto"/>
+          <w:right w:val="single" w:sz="4" w:space="4" w:color="auto"/>
+        </w:pBdr>
+        <w:spacing w:after="0" w:line="240" w:lineRule="auto"/>
+        <w:rPr>
+          <w:rFonts w:ascii="Cascadia Code" w:hAnsi="Cascadia Code"/>
+        </w:rPr>
+      </w:pPr>
+    </w:p>
+    <w:p>
+      <w:pPr>
+        <w:pBdr>
+          <w:top w:val="single" w:sz="4" w:space="1" w:color="auto"/>
+          <w:left w:val="single" w:sz="4" w:space="4" w:color="auto"/>
+          <w:bottom w:val="single" w:sz="4" w:space="1" w:color="auto"/>
+          <w:right w:val="single" w:sz="4" w:space="4" w:color="auto"/>
+        </w:pBdr>
+        <w:spacing w:after="0" w:line="240" w:lineRule="auto"/>
+        <w:rPr>
+          <w:rFonts w:ascii="Cascadia Code" w:hAnsi="Cascadia Code"/>
+        </w:rPr>
+      </w:pPr>
+      <w:r>
+        <w:rPr>
+          <w:rFonts w:ascii="Cascadia Code" w:hAnsi="Cascadia Code"/>
+        </w:rPr>
+        <w:t>            # result = log_search.invoke({"query": query})</w:t>
+      </w:r>
+    </w:p>
+    <w:p>
+      <w:pPr>
+        <w:pBdr>
+          <w:top w:val="single" w:sz="4" w:space="1" w:color="auto"/>
+          <w:left w:val="single" w:sz="4" w:space="4" w:color="auto"/>
+          <w:bottom w:val="single" w:sz="4" w:space="1" w:color="auto"/>
+          <w:right w:val="single" w:sz="4" w:space="4" w:color="auto"/>
+        </w:pBdr>
+        <w:spacing w:after="0" w:line="240" w:lineRule="auto"/>
+        <w:rPr>
+          <w:rFonts w:ascii="Cascadia Code" w:hAnsi="Cascadia Code"/>
+        </w:rPr>
+      </w:pPr>
+      <w:r>
+        <w:rPr>
+          <w:rFonts w:ascii="Cascadia Code" w:hAnsi="Cascadia Code"/>
+        </w:rPr>
+        <w:t>            # log_data = result</w:t>
+      </w:r>
+    </w:p>
+    <w:p>
+      <w:pPr>
+        <w:pBdr>
+          <w:top w:val="single" w:sz="4" w:space="1" w:color="auto"/>
+          <w:left w:val="single" w:sz="4" w:space="4" w:color="auto"/>
+          <w:bottom w:val="single" w:sz="4" w:space="1" w:color="auto"/>
+          <w:right w:val="single" w:sz="4" w:space="4" w:color="auto"/>
+        </w:pBdr>
+        <w:spacing w:after="0" w:line="240" w:lineRule="auto"/>
+        <w:rPr>
+          <w:rFonts w:ascii="Cascadia Code" w:hAnsi="Cascadia Code"/>
+        </w:rPr>
+      </w:pPr>
+      <w:r>
+        <w:rPr>
+          <w:rFonts w:ascii="Cascadia Code" w:hAnsi="Cascadia Code"/>
+        </w:rPr>
+        <w:t>            log_data = safe_tool_call(</w:t>
+      </w:r>
+    </w:p>
+    <w:p>
+      <w:pPr>
+        <w:pBdr>
+          <w:top w:val="single" w:sz="4" w:space="1" w:color="auto"/>
+          <w:left w:val="single" w:sz="4" w:space="4" w:color="auto"/>
+          <w:bottom w:val="single" w:sz="4" w:space="1" w:color="auto"/>
+          <w:right w:val="single" w:sz="4" w:space="4" w:color="auto"/>
+        </w:pBdr>
+        <w:spacing w:after="0" w:line="240" w:lineRule="auto"/>
+        <w:rPr>
+          <w:rFonts w:ascii="Cascadia Code" w:hAnsi="Cascadia Code"/>
+        </w:rPr>
+      </w:pPr>
+      <w:r>
+        <w:rPr>
+          <w:rFonts w:ascii="Cascadia Code" w:hAnsi="Cascadia Code"/>
+        </w:rPr>
+        <w:t>                log_search,</w:t>
+      </w:r>
+    </w:p>
+    <w:p>
+      <w:pPr>
+        <w:pBdr>
+          <w:top w:val="single" w:sz="4" w:space="1" w:color="auto"/>
+          <w:left w:val="single" w:sz="4" w:space="4" w:color="auto"/>
+          <w:bottom w:val="single" w:sz="4" w:space="1" w:color="auto"/>
+          <w:right w:val="single" w:sz="4" w:space="4" w:color="auto"/>
+        </w:pBdr>
+        <w:spacing w:after="0" w:line="240" w:lineRule="auto"/>
+        <w:rPr>
+          <w:rFonts w:ascii="Cascadia Code" w:hAnsi="Cascadia Code"/>
+        </w:rPr>
+      </w:pPr>
+      <w:r>
+        <w:rPr>
+          <w:rFonts w:ascii="Cascadia Code" w:hAnsi="Cascadia Code"/>
+        </w:rPr>
+        <w:t>                "Log Search Tool",</w:t>
+      </w:r>
+    </w:p>
+    <w:p>
+      <w:pPr>
+        <w:pBdr>
+          <w:top w:val="single" w:sz="4" w:space="1" w:color="auto"/>
+          <w:left w:val="single" w:sz="4" w:space="4" w:color="auto"/>
+          <w:bottom w:val="single" w:sz="4" w:space="1" w:color="auto"/>
+          <w:right w:val="single" w:sz="4" w:space="4" w:color="auto"/>
+        </w:pBdr>
+        <w:spacing w:after="0" w:line="240" w:lineRule="auto"/>
+        <w:rPr>
+          <w:rFonts w:ascii="Cascadia Code" w:hAnsi="Cascadia Code"/>
+        </w:rPr>
+      </w:pPr>
+      <w:r>
+        <w:rPr>
+          <w:rFonts w:ascii="Cascadia Code" w:hAnsi="Cascadia Code"/>
+        </w:rPr>
+        <w:t>                {"query": query}</w:t>
+      </w:r>
+    </w:p>
+    <w:p>
+      <w:pPr>
+        <w:pBdr>
+          <w:top w:val="single" w:sz="4" w:space="1" w:color="auto"/>
+          <w:left w:val="single" w:sz="4" w:space="4" w:color="auto"/>
+          <w:bottom w:val="single" w:sz="4" w:space="1" w:color="auto"/>
+          <w:right w:val="single" w:sz="4" w:space="4" w:color="auto"/>
+        </w:pBdr>
+        <w:spacing w:after="0" w:line="240" w:lineRule="auto"/>
+        <w:rPr>
+          <w:rFonts w:ascii="Cascadia Code" w:hAnsi="Cascadia Code"/>
+        </w:rPr>
+      </w:pPr>
+      <w:r>
+        <w:rPr>
+          <w:rFonts w:ascii="Cascadia Code" w:hAnsi="Cascadia Code"/>
+        </w:rPr>
+        <w:t>            )</w:t>
+      </w:r>
+    </w:p>
+    <w:p>
+      <w:pPr>
+        <w:pBdr>
+          <w:top w:val="single" w:sz="4" w:space="1" w:color="auto"/>
+          <w:left w:val="single" w:sz="4" w:space="4" w:color="auto"/>
+          <w:bottom w:val="single" w:sz="4" w:space="1" w:color="auto"/>
+          <w:right w:val="single" w:sz="4" w:space="4" w:color="auto"/>
+        </w:pBdr>
+        <w:spacing w:after="0" w:line="240" w:lineRule="auto"/>
+        <w:rPr>
+          <w:rFonts w:ascii="Cascadia Code" w:hAnsi="Cascadia Code"/>
+        </w:rPr>
+      </w:pPr>
+      <w:r>
+        <w:rPr>
+          <w:rFonts w:ascii="Cascadia Code" w:hAnsi="Cascadia Code"/>
+        </w:rPr>
+        <w:t>        elif step == "rag":</w:t>
+      </w:r>
+    </w:p>
+    <w:p>
+      <w:pPr>
+        <w:pBdr>
+          <w:top w:val="single" w:sz="4" w:space="1" w:color="auto"/>
+          <w:left w:val="single" w:sz="4" w:space="4" w:color="auto"/>
+          <w:bottom w:val="single" w:sz="4" w:space="1" w:color="auto"/>
+          <w:right w:val="single" w:sz="4" w:space="4" w:color="auto"/>
+        </w:pBdr>
+        <w:spacing w:after="0" w:line="240" w:lineRule="auto"/>
+        <w:rPr>
+          <w:rFonts w:ascii="Cascadia Code" w:hAnsi="Cascadia Code"/>
+        </w:rPr>
+      </w:pPr>
+      <w:r>
+        <w:rPr>
+          <w:rFonts w:ascii="Cascadia Code" w:hAnsi="Cascadia Code"/>
+        </w:rPr>
+        <w:t>            print("Searching incident knowledge base")</w:t>
       </w:r>
     </w:p>
     <w:p>
@@ -13905,286 +12963,125 @@
         </w:rPr>
         <w:t xml:space="preserve">            </w:t>
       </w:r>
-      <w:proofErr w:type="spellStart"/>
-      <w:r>
-        <w:rPr>
-          <w:rFonts w:ascii="Cascadia Code" w:hAnsi="Cascadia Code"/>
-        </w:rPr>
-        <w:t>sql</w:t>
-      </w:r>
-      <w:proofErr w:type="spellEnd"/>
-      <w:r>
-        <w:rPr>
-          <w:rFonts w:ascii="Cascadia Code" w:hAnsi="Cascadia Code"/>
-        </w:rPr>
-        <w:t xml:space="preserve"> = </w:t>
-      </w:r>
-      <w:proofErr w:type="spellStart"/>
-      <w:r>
-        <w:rPr>
-          <w:rFonts w:ascii="Cascadia Code" w:hAnsi="Cascadia Code"/>
-        </w:rPr>
-        <w:t>generate_sql</w:t>
-      </w:r>
-      <w:proofErr w:type="spellEnd"/>
-      <w:r>
-        <w:rPr>
-          <w:rFonts w:ascii="Cascadia Code" w:hAnsi="Cascadia Code"/>
-        </w:rPr>
-        <w:t>(query)</w:t>
-      </w:r>
-    </w:p>
-    <w:p>
-      <w:pPr>
-        <w:pBdr>
-          <w:top w:val="single" w:sz="4" w:space="1" w:color="auto"/>
-          <w:left w:val="single" w:sz="4" w:space="4" w:color="auto"/>
-          <w:bottom w:val="single" w:sz="4" w:space="1" w:color="auto"/>
-          <w:right w:val="single" w:sz="4" w:space="4" w:color="auto"/>
-        </w:pBdr>
-        <w:spacing w:after="0" w:line="240" w:lineRule="auto"/>
-        <w:rPr>
-          <w:rFonts w:ascii="Cascadia Code" w:hAnsi="Cascadia Code"/>
-        </w:rPr>
-      </w:pPr>
-      <w:r>
-        <w:rPr>
-          <w:rFonts w:ascii="Cascadia Code" w:hAnsi="Cascadia Code"/>
-        </w:rPr>
-        <w:t>            print("Running SQL step")</w:t>
-      </w:r>
-    </w:p>
-    <w:p>
-      <w:pPr>
-        <w:pBdr>
-          <w:top w:val="single" w:sz="4" w:space="1" w:color="auto"/>
-          <w:left w:val="single" w:sz="4" w:space="4" w:color="auto"/>
-          <w:bottom w:val="single" w:sz="4" w:space="1" w:color="auto"/>
-          <w:right w:val="single" w:sz="4" w:space="4" w:color="auto"/>
-        </w:pBdr>
-        <w:spacing w:after="0" w:line="240" w:lineRule="auto"/>
-        <w:rPr>
-          <w:rFonts w:ascii="Cascadia Code" w:hAnsi="Cascadia Code"/>
-        </w:rPr>
-      </w:pPr>
-    </w:p>
-    <w:p>
-      <w:pPr>
-        <w:pBdr>
-          <w:top w:val="single" w:sz="4" w:space="1" w:color="auto"/>
-          <w:left w:val="single" w:sz="4" w:space="4" w:color="auto"/>
-          <w:bottom w:val="single" w:sz="4" w:space="1" w:color="auto"/>
-          <w:right w:val="single" w:sz="4" w:space="4" w:color="auto"/>
-        </w:pBdr>
-        <w:spacing w:after="0" w:line="240" w:lineRule="auto"/>
-        <w:rPr>
-          <w:rFonts w:ascii="Cascadia Code" w:hAnsi="Cascadia Code"/>
-        </w:rPr>
-      </w:pPr>
-      <w:r>
-        <w:rPr>
-          <w:rFonts w:ascii="Cascadia Code" w:hAnsi="Cascadia Code"/>
-        </w:rPr>
-        <w:t xml:space="preserve">            # result = </w:t>
-      </w:r>
-      <w:proofErr w:type="spellStart"/>
-      <w:r>
-        <w:rPr>
-          <w:rFonts w:ascii="Cascadia Code" w:hAnsi="Cascadia Code"/>
-        </w:rPr>
-        <w:t>sql_query.invoke</w:t>
-      </w:r>
-      <w:proofErr w:type="spellEnd"/>
-      <w:r>
-        <w:rPr>
-          <w:rFonts w:ascii="Cascadia Code" w:hAnsi="Cascadia Code"/>
-        </w:rPr>
-        <w:t xml:space="preserve">({"query": </w:t>
-      </w:r>
-      <w:proofErr w:type="spellStart"/>
-      <w:r>
-        <w:rPr>
-          <w:rFonts w:ascii="Cascadia Code" w:hAnsi="Cascadia Code"/>
-        </w:rPr>
-        <w:t>sql</w:t>
-      </w:r>
-      <w:proofErr w:type="spellEnd"/>
-      <w:r>
-        <w:rPr>
-          <w:rFonts w:ascii="Cascadia Code" w:hAnsi="Cascadia Code"/>
-        </w:rPr>
-        <w:t>})</w:t>
-      </w:r>
-    </w:p>
-    <w:p>
-      <w:pPr>
-        <w:pBdr>
-          <w:top w:val="single" w:sz="4" w:space="1" w:color="auto"/>
-          <w:left w:val="single" w:sz="4" w:space="4" w:color="auto"/>
-          <w:bottom w:val="single" w:sz="4" w:space="1" w:color="auto"/>
-          <w:right w:val="single" w:sz="4" w:space="4" w:color="auto"/>
-        </w:pBdr>
-        <w:spacing w:after="0" w:line="240" w:lineRule="auto"/>
-        <w:rPr>
-          <w:rFonts w:ascii="Cascadia Code" w:hAnsi="Cascadia Code"/>
-        </w:rPr>
-      </w:pPr>
-      <w:r>
-        <w:rPr>
-          <w:rFonts w:ascii="Cascadia Code" w:hAnsi="Cascadia Code"/>
-        </w:rPr>
-        <w:t xml:space="preserve">            # </w:t>
-      </w:r>
-      <w:proofErr w:type="spellStart"/>
-      <w:r>
-        <w:rPr>
-          <w:rFonts w:ascii="Cascadia Code" w:hAnsi="Cascadia Code"/>
-        </w:rPr>
-        <w:t>sql_data</w:t>
-      </w:r>
-      <w:proofErr w:type="spellEnd"/>
-      <w:r>
-        <w:rPr>
-          <w:rFonts w:ascii="Cascadia Code" w:hAnsi="Cascadia Code"/>
-        </w:rPr>
-        <w:t xml:space="preserve"> = result</w:t>
-      </w:r>
-    </w:p>
-    <w:p>
-      <w:pPr>
-        <w:pBdr>
-          <w:top w:val="single" w:sz="4" w:space="1" w:color="auto"/>
-          <w:left w:val="single" w:sz="4" w:space="4" w:color="auto"/>
-          <w:bottom w:val="single" w:sz="4" w:space="1" w:color="auto"/>
-          <w:right w:val="single" w:sz="4" w:space="4" w:color="auto"/>
-        </w:pBdr>
-        <w:spacing w:after="0" w:line="240" w:lineRule="auto"/>
-        <w:rPr>
-          <w:rFonts w:ascii="Cascadia Code" w:hAnsi="Cascadia Code"/>
-        </w:rPr>
-      </w:pPr>
-      <w:r>
-        <w:rPr>
-          <w:rFonts w:ascii="Cascadia Code" w:hAnsi="Cascadia Code"/>
-        </w:rPr>
-        <w:t xml:space="preserve">            </w:t>
-      </w:r>
-      <w:proofErr w:type="spellStart"/>
-      <w:r>
-        <w:rPr>
-          <w:rFonts w:ascii="Cascadia Code" w:hAnsi="Cascadia Code"/>
-        </w:rPr>
-        <w:t>sql_data</w:t>
-      </w:r>
-      <w:proofErr w:type="spellEnd"/>
-      <w:r>
-        <w:rPr>
-          <w:rFonts w:ascii="Cascadia Code" w:hAnsi="Cascadia Code"/>
-        </w:rPr>
-        <w:t xml:space="preserve"> = </w:t>
-      </w:r>
-      <w:proofErr w:type="spellStart"/>
-      <w:r>
-        <w:rPr>
-          <w:rFonts w:ascii="Cascadia Code" w:hAnsi="Cascadia Code"/>
-        </w:rPr>
-        <w:t>safe_tool_call</w:t>
-      </w:r>
-      <w:proofErr w:type="spellEnd"/>
-      <w:r>
-        <w:rPr>
-          <w:rFonts w:ascii="Cascadia Code" w:hAnsi="Cascadia Code"/>
-        </w:rPr>
-        <w:t>(</w:t>
-      </w:r>
-    </w:p>
-    <w:p>
-      <w:pPr>
-        <w:pBdr>
-          <w:top w:val="single" w:sz="4" w:space="1" w:color="auto"/>
-          <w:left w:val="single" w:sz="4" w:space="4" w:color="auto"/>
-          <w:bottom w:val="single" w:sz="4" w:space="1" w:color="auto"/>
-          <w:right w:val="single" w:sz="4" w:space="4" w:color="auto"/>
-        </w:pBdr>
-        <w:spacing w:after="0" w:line="240" w:lineRule="auto"/>
-        <w:rPr>
-          <w:rFonts w:ascii="Cascadia Code" w:hAnsi="Cascadia Code"/>
-        </w:rPr>
-      </w:pPr>
-      <w:r>
-        <w:rPr>
-          <w:rFonts w:ascii="Cascadia Code" w:hAnsi="Cascadia Code"/>
-        </w:rPr>
-        <w:lastRenderedPageBreak/>
-        <w:t xml:space="preserve">                </w:t>
-      </w:r>
-      <w:proofErr w:type="spellStart"/>
-      <w:r>
-        <w:rPr>
-          <w:rFonts w:ascii="Cascadia Code" w:hAnsi="Cascadia Code"/>
-        </w:rPr>
-        <w:t>sql_query</w:t>
-      </w:r>
-      <w:proofErr w:type="spellEnd"/>
-      <w:r>
-        <w:rPr>
-          <w:rFonts w:ascii="Cascadia Code" w:hAnsi="Cascadia Code"/>
-        </w:rPr>
-        <w:t>,</w:t>
-      </w:r>
-    </w:p>
-    <w:p>
-      <w:pPr>
-        <w:pBdr>
-          <w:top w:val="single" w:sz="4" w:space="1" w:color="auto"/>
-          <w:left w:val="single" w:sz="4" w:space="4" w:color="auto"/>
-          <w:bottom w:val="single" w:sz="4" w:space="1" w:color="auto"/>
-          <w:right w:val="single" w:sz="4" w:space="4" w:color="auto"/>
-        </w:pBdr>
-        <w:spacing w:after="0" w:line="240" w:lineRule="auto"/>
-        <w:rPr>
-          <w:rFonts w:ascii="Cascadia Code" w:hAnsi="Cascadia Code"/>
-        </w:rPr>
-      </w:pPr>
-      <w:r>
-        <w:rPr>
-          <w:rFonts w:ascii="Cascadia Code" w:hAnsi="Cascadia Code"/>
-        </w:rPr>
-        <w:t>                "SQL Tool",</w:t>
-      </w:r>
-    </w:p>
-    <w:p>
-      <w:pPr>
-        <w:pBdr>
-          <w:top w:val="single" w:sz="4" w:space="1" w:color="auto"/>
-          <w:left w:val="single" w:sz="4" w:space="4" w:color="auto"/>
-          <w:bottom w:val="single" w:sz="4" w:space="1" w:color="auto"/>
-          <w:right w:val="single" w:sz="4" w:space="4" w:color="auto"/>
-        </w:pBdr>
-        <w:spacing w:after="0" w:line="240" w:lineRule="auto"/>
-        <w:rPr>
-          <w:rFonts w:ascii="Cascadia Code" w:hAnsi="Cascadia Code"/>
-        </w:rPr>
-      </w:pPr>
-      <w:r>
-        <w:rPr>
-          <w:rFonts w:ascii="Cascadia Code" w:hAnsi="Cascadia Code"/>
-        </w:rPr>
-        <w:t xml:space="preserve">                {"query": </w:t>
-      </w:r>
-      <w:proofErr w:type="spellStart"/>
-      <w:r>
-        <w:rPr>
-          <w:rFonts w:ascii="Cascadia Code" w:hAnsi="Cascadia Code"/>
-        </w:rPr>
-        <w:t>sql</w:t>
-      </w:r>
-      <w:proofErr w:type="spellEnd"/>
-      <w:r>
-        <w:rPr>
-          <w:rFonts w:ascii="Cascadia Code" w:hAnsi="Cascadia Code"/>
-        </w:rPr>
-        <w:t>}</w:t>
+    </w:p>
+    <w:p>
+      <w:pPr>
+        <w:pBdr>
+          <w:top w:val="single" w:sz="4" w:space="1" w:color="auto"/>
+          <w:left w:val="single" w:sz="4" w:space="4" w:color="auto"/>
+          <w:bottom w:val="single" w:sz="4" w:space="1" w:color="auto"/>
+          <w:right w:val="single" w:sz="4" w:space="4" w:color="auto"/>
+        </w:pBdr>
+        <w:spacing w:after="0" w:line="240" w:lineRule="auto"/>
+        <w:rPr>
+          <w:rFonts w:ascii="Cascadia Code" w:hAnsi="Cascadia Code"/>
+        </w:rPr>
+      </w:pPr>
+      <w:r>
+        <w:rPr>
+          <w:rFonts w:ascii="Cascadia Code" w:hAnsi="Cascadia Code"/>
+        </w:rPr>
+        <w:t>            # result = incident_search.invoke({"query": query})</w:t>
+      </w:r>
+    </w:p>
+    <w:p>
+      <w:pPr>
+        <w:pBdr>
+          <w:top w:val="single" w:sz="4" w:space="1" w:color="auto"/>
+          <w:left w:val="single" w:sz="4" w:space="4" w:color="auto"/>
+          <w:bottom w:val="single" w:sz="4" w:space="1" w:color="auto"/>
+          <w:right w:val="single" w:sz="4" w:space="4" w:color="auto"/>
+        </w:pBdr>
+        <w:spacing w:after="0" w:line="240" w:lineRule="auto"/>
+        <w:rPr>
+          <w:rFonts w:ascii="Cascadia Code" w:hAnsi="Cascadia Code"/>
+        </w:rPr>
+      </w:pPr>
+      <w:r>
+        <w:rPr>
+          <w:rFonts w:ascii="Cascadia Code" w:hAnsi="Cascadia Code"/>
+        </w:rPr>
+        <w:t>            # rag_data = result</w:t>
+      </w:r>
+    </w:p>
+    <w:p>
+      <w:pPr>
+        <w:pBdr>
+          <w:top w:val="single" w:sz="4" w:space="1" w:color="auto"/>
+          <w:left w:val="single" w:sz="4" w:space="4" w:color="auto"/>
+          <w:bottom w:val="single" w:sz="4" w:space="1" w:color="auto"/>
+          <w:right w:val="single" w:sz="4" w:space="4" w:color="auto"/>
+        </w:pBdr>
+        <w:spacing w:after="0" w:line="240" w:lineRule="auto"/>
+        <w:rPr>
+          <w:rFonts w:ascii="Cascadia Code" w:hAnsi="Cascadia Code"/>
+        </w:rPr>
+      </w:pPr>
+      <w:r>
+        <w:rPr>
+          <w:rFonts w:ascii="Cascadia Code" w:hAnsi="Cascadia Code"/>
+        </w:rPr>
+        <w:t>            rag_data = safe_tool_call(</w:t>
+      </w:r>
+    </w:p>
+    <w:p>
+      <w:pPr>
+        <w:pBdr>
+          <w:top w:val="single" w:sz="4" w:space="1" w:color="auto"/>
+          <w:left w:val="single" w:sz="4" w:space="4" w:color="auto"/>
+          <w:bottom w:val="single" w:sz="4" w:space="1" w:color="auto"/>
+          <w:right w:val="single" w:sz="4" w:space="4" w:color="auto"/>
+        </w:pBdr>
+        <w:spacing w:after="0" w:line="240" w:lineRule="auto"/>
+        <w:rPr>
+          <w:rFonts w:ascii="Cascadia Code" w:hAnsi="Cascadia Code"/>
+        </w:rPr>
+      </w:pPr>
+      <w:r>
+        <w:rPr>
+          <w:rFonts w:ascii="Cascadia Code" w:hAnsi="Cascadia Code"/>
+        </w:rPr>
+        <w:t>                incident_search,</w:t>
+      </w:r>
+    </w:p>
+    <w:p>
+      <w:pPr>
+        <w:pBdr>
+          <w:top w:val="single" w:sz="4" w:space="1" w:color="auto"/>
+          <w:left w:val="single" w:sz="4" w:space="4" w:color="auto"/>
+          <w:bottom w:val="single" w:sz="4" w:space="1" w:color="auto"/>
+          <w:right w:val="single" w:sz="4" w:space="4" w:color="auto"/>
+        </w:pBdr>
+        <w:spacing w:after="0" w:line="240" w:lineRule="auto"/>
+        <w:rPr>
+          <w:rFonts w:ascii="Cascadia Code" w:hAnsi="Cascadia Code"/>
+        </w:rPr>
+      </w:pPr>
+      <w:r>
+        <w:rPr>
+          <w:rFonts w:ascii="Cascadia Code" w:hAnsi="Cascadia Code"/>
+        </w:rPr>
+        <w:t>                "RAG Tool",</w:t>
+      </w:r>
+    </w:p>
+    <w:p>
+      <w:pPr>
+        <w:pBdr>
+          <w:top w:val="single" w:sz="4" w:space="1" w:color="auto"/>
+          <w:left w:val="single" w:sz="4" w:space="4" w:color="auto"/>
+          <w:bottom w:val="single" w:sz="4" w:space="1" w:color="auto"/>
+          <w:right w:val="single" w:sz="4" w:space="4" w:color="auto"/>
+        </w:pBdr>
+        <w:spacing w:after="0" w:line="240" w:lineRule="auto"/>
+        <w:rPr>
+          <w:rFonts w:ascii="Cascadia Code" w:hAnsi="Cascadia Code"/>
+        </w:rPr>
+      </w:pPr>
+      <w:r>
+        <w:rPr>
+          <w:rFonts w:ascii="Cascadia Code" w:hAnsi="Cascadia Code"/>
+        </w:rPr>
+        <w:t>                {"query": query}</w:t>
       </w:r>
     </w:p>
     <w:p>
@@ -14224,582 +13121,6 @@
         <w:rPr>
           <w:rFonts w:ascii="Cascadia Code" w:hAnsi="Cascadia Code"/>
         </w:rPr>
-        <w:t xml:space="preserve">        </w:t>
-      </w:r>
-      <w:proofErr w:type="spellStart"/>
-      <w:r>
-        <w:rPr>
-          <w:rFonts w:ascii="Cascadia Code" w:hAnsi="Cascadia Code"/>
-        </w:rPr>
-        <w:t>elif</w:t>
-      </w:r>
-      <w:proofErr w:type="spellEnd"/>
-      <w:r>
-        <w:rPr>
-          <w:rFonts w:ascii="Cascadia Code" w:hAnsi="Cascadia Code"/>
-        </w:rPr>
-        <w:t xml:space="preserve"> step == "log":</w:t>
-      </w:r>
-    </w:p>
-    <w:p>
-      <w:pPr>
-        <w:pBdr>
-          <w:top w:val="single" w:sz="4" w:space="1" w:color="auto"/>
-          <w:left w:val="single" w:sz="4" w:space="4" w:color="auto"/>
-          <w:bottom w:val="single" w:sz="4" w:space="1" w:color="auto"/>
-          <w:right w:val="single" w:sz="4" w:space="4" w:color="auto"/>
-        </w:pBdr>
-        <w:spacing w:after="0" w:line="240" w:lineRule="auto"/>
-        <w:rPr>
-          <w:rFonts w:ascii="Cascadia Code" w:hAnsi="Cascadia Code"/>
-        </w:rPr>
-      </w:pPr>
-      <w:r>
-        <w:rPr>
-          <w:rFonts w:ascii="Cascadia Code" w:hAnsi="Cascadia Code"/>
-        </w:rPr>
-        <w:t>            print("</w:t>
-      </w:r>
-      <w:proofErr w:type="spellStart"/>
-      <w:r>
-        <w:rPr>
-          <w:rFonts w:ascii="Cascadia Code" w:hAnsi="Cascadia Code"/>
-        </w:rPr>
-        <w:t>Analyzing</w:t>
-      </w:r>
-      <w:proofErr w:type="spellEnd"/>
-      <w:r>
-        <w:rPr>
-          <w:rFonts w:ascii="Cascadia Code" w:hAnsi="Cascadia Code"/>
-        </w:rPr>
-        <w:t xml:space="preserve"> logs")</w:t>
-      </w:r>
-    </w:p>
-    <w:p>
-      <w:pPr>
-        <w:pBdr>
-          <w:top w:val="single" w:sz="4" w:space="1" w:color="auto"/>
-          <w:left w:val="single" w:sz="4" w:space="4" w:color="auto"/>
-          <w:bottom w:val="single" w:sz="4" w:space="1" w:color="auto"/>
-          <w:right w:val="single" w:sz="4" w:space="4" w:color="auto"/>
-        </w:pBdr>
-        <w:spacing w:after="0" w:line="240" w:lineRule="auto"/>
-        <w:rPr>
-          <w:rFonts w:ascii="Cascadia Code" w:hAnsi="Cascadia Code"/>
-        </w:rPr>
-      </w:pPr>
-    </w:p>
-    <w:p>
-      <w:pPr>
-        <w:pBdr>
-          <w:top w:val="single" w:sz="4" w:space="1" w:color="auto"/>
-          <w:left w:val="single" w:sz="4" w:space="4" w:color="auto"/>
-          <w:bottom w:val="single" w:sz="4" w:space="1" w:color="auto"/>
-          <w:right w:val="single" w:sz="4" w:space="4" w:color="auto"/>
-        </w:pBdr>
-        <w:spacing w:after="0" w:line="240" w:lineRule="auto"/>
-        <w:rPr>
-          <w:rFonts w:ascii="Cascadia Code" w:hAnsi="Cascadia Code"/>
-        </w:rPr>
-      </w:pPr>
-      <w:r>
-        <w:rPr>
-          <w:rFonts w:ascii="Cascadia Code" w:hAnsi="Cascadia Code"/>
-        </w:rPr>
-        <w:t xml:space="preserve">            # result = </w:t>
-      </w:r>
-      <w:proofErr w:type="spellStart"/>
-      <w:r>
-        <w:rPr>
-          <w:rFonts w:ascii="Cascadia Code" w:hAnsi="Cascadia Code"/>
-        </w:rPr>
-        <w:t>log_search.invoke</w:t>
-      </w:r>
-      <w:proofErr w:type="spellEnd"/>
-      <w:r>
-        <w:rPr>
-          <w:rFonts w:ascii="Cascadia Code" w:hAnsi="Cascadia Code"/>
-        </w:rPr>
-        <w:t>({"query": query})</w:t>
-      </w:r>
-    </w:p>
-    <w:p>
-      <w:pPr>
-        <w:pBdr>
-          <w:top w:val="single" w:sz="4" w:space="1" w:color="auto"/>
-          <w:left w:val="single" w:sz="4" w:space="4" w:color="auto"/>
-          <w:bottom w:val="single" w:sz="4" w:space="1" w:color="auto"/>
-          <w:right w:val="single" w:sz="4" w:space="4" w:color="auto"/>
-        </w:pBdr>
-        <w:spacing w:after="0" w:line="240" w:lineRule="auto"/>
-        <w:rPr>
-          <w:rFonts w:ascii="Cascadia Code" w:hAnsi="Cascadia Code"/>
-        </w:rPr>
-      </w:pPr>
-      <w:r>
-        <w:rPr>
-          <w:rFonts w:ascii="Cascadia Code" w:hAnsi="Cascadia Code"/>
-        </w:rPr>
-        <w:t xml:space="preserve">            # </w:t>
-      </w:r>
-      <w:proofErr w:type="spellStart"/>
-      <w:r>
-        <w:rPr>
-          <w:rFonts w:ascii="Cascadia Code" w:hAnsi="Cascadia Code"/>
-        </w:rPr>
-        <w:t>log_data</w:t>
-      </w:r>
-      <w:proofErr w:type="spellEnd"/>
-      <w:r>
-        <w:rPr>
-          <w:rFonts w:ascii="Cascadia Code" w:hAnsi="Cascadia Code"/>
-        </w:rPr>
-        <w:t xml:space="preserve"> = result</w:t>
-      </w:r>
-    </w:p>
-    <w:p>
-      <w:pPr>
-        <w:pBdr>
-          <w:top w:val="single" w:sz="4" w:space="1" w:color="auto"/>
-          <w:left w:val="single" w:sz="4" w:space="4" w:color="auto"/>
-          <w:bottom w:val="single" w:sz="4" w:space="1" w:color="auto"/>
-          <w:right w:val="single" w:sz="4" w:space="4" w:color="auto"/>
-        </w:pBdr>
-        <w:spacing w:after="0" w:line="240" w:lineRule="auto"/>
-        <w:rPr>
-          <w:rFonts w:ascii="Cascadia Code" w:hAnsi="Cascadia Code"/>
-        </w:rPr>
-      </w:pPr>
-      <w:r>
-        <w:rPr>
-          <w:rFonts w:ascii="Cascadia Code" w:hAnsi="Cascadia Code"/>
-        </w:rPr>
-        <w:t xml:space="preserve">            </w:t>
-      </w:r>
-      <w:proofErr w:type="spellStart"/>
-      <w:r>
-        <w:rPr>
-          <w:rFonts w:ascii="Cascadia Code" w:hAnsi="Cascadia Code"/>
-        </w:rPr>
-        <w:t>log_data</w:t>
-      </w:r>
-      <w:proofErr w:type="spellEnd"/>
-      <w:r>
-        <w:rPr>
-          <w:rFonts w:ascii="Cascadia Code" w:hAnsi="Cascadia Code"/>
-        </w:rPr>
-        <w:t xml:space="preserve"> = </w:t>
-      </w:r>
-      <w:proofErr w:type="spellStart"/>
-      <w:r>
-        <w:rPr>
-          <w:rFonts w:ascii="Cascadia Code" w:hAnsi="Cascadia Code"/>
-        </w:rPr>
-        <w:t>safe_tool_call</w:t>
-      </w:r>
-      <w:proofErr w:type="spellEnd"/>
-      <w:r>
-        <w:rPr>
-          <w:rFonts w:ascii="Cascadia Code" w:hAnsi="Cascadia Code"/>
-        </w:rPr>
-        <w:t>(</w:t>
-      </w:r>
-    </w:p>
-    <w:p>
-      <w:pPr>
-        <w:pBdr>
-          <w:top w:val="single" w:sz="4" w:space="1" w:color="auto"/>
-          <w:left w:val="single" w:sz="4" w:space="4" w:color="auto"/>
-          <w:bottom w:val="single" w:sz="4" w:space="1" w:color="auto"/>
-          <w:right w:val="single" w:sz="4" w:space="4" w:color="auto"/>
-        </w:pBdr>
-        <w:spacing w:after="0" w:line="240" w:lineRule="auto"/>
-        <w:rPr>
-          <w:rFonts w:ascii="Cascadia Code" w:hAnsi="Cascadia Code"/>
-        </w:rPr>
-      </w:pPr>
-      <w:r>
-        <w:rPr>
-          <w:rFonts w:ascii="Cascadia Code" w:hAnsi="Cascadia Code"/>
-        </w:rPr>
-        <w:t xml:space="preserve">                </w:t>
-      </w:r>
-      <w:proofErr w:type="spellStart"/>
-      <w:r>
-        <w:rPr>
-          <w:rFonts w:ascii="Cascadia Code" w:hAnsi="Cascadia Code"/>
-        </w:rPr>
-        <w:t>log_search</w:t>
-      </w:r>
-      <w:proofErr w:type="spellEnd"/>
-      <w:r>
-        <w:rPr>
-          <w:rFonts w:ascii="Cascadia Code" w:hAnsi="Cascadia Code"/>
-        </w:rPr>
-        <w:t>,</w:t>
-      </w:r>
-    </w:p>
-    <w:p>
-      <w:pPr>
-        <w:pBdr>
-          <w:top w:val="single" w:sz="4" w:space="1" w:color="auto"/>
-          <w:left w:val="single" w:sz="4" w:space="4" w:color="auto"/>
-          <w:bottom w:val="single" w:sz="4" w:space="1" w:color="auto"/>
-          <w:right w:val="single" w:sz="4" w:space="4" w:color="auto"/>
-        </w:pBdr>
-        <w:spacing w:after="0" w:line="240" w:lineRule="auto"/>
-        <w:rPr>
-          <w:rFonts w:ascii="Cascadia Code" w:hAnsi="Cascadia Code"/>
-        </w:rPr>
-      </w:pPr>
-      <w:r>
-        <w:rPr>
-          <w:rFonts w:ascii="Cascadia Code" w:hAnsi="Cascadia Code"/>
-        </w:rPr>
-        <w:t>                "Log Search Tool",</w:t>
-      </w:r>
-    </w:p>
-    <w:p>
-      <w:pPr>
-        <w:pBdr>
-          <w:top w:val="single" w:sz="4" w:space="1" w:color="auto"/>
-          <w:left w:val="single" w:sz="4" w:space="4" w:color="auto"/>
-          <w:bottom w:val="single" w:sz="4" w:space="1" w:color="auto"/>
-          <w:right w:val="single" w:sz="4" w:space="4" w:color="auto"/>
-        </w:pBdr>
-        <w:spacing w:after="0" w:line="240" w:lineRule="auto"/>
-        <w:rPr>
-          <w:rFonts w:ascii="Cascadia Code" w:hAnsi="Cascadia Code"/>
-        </w:rPr>
-      </w:pPr>
-      <w:r>
-        <w:rPr>
-          <w:rFonts w:ascii="Cascadia Code" w:hAnsi="Cascadia Code"/>
-        </w:rPr>
-        <w:t>                {"query": query}</w:t>
-      </w:r>
-    </w:p>
-    <w:p>
-      <w:pPr>
-        <w:pBdr>
-          <w:top w:val="single" w:sz="4" w:space="1" w:color="auto"/>
-          <w:left w:val="single" w:sz="4" w:space="4" w:color="auto"/>
-          <w:bottom w:val="single" w:sz="4" w:space="1" w:color="auto"/>
-          <w:right w:val="single" w:sz="4" w:space="4" w:color="auto"/>
-        </w:pBdr>
-        <w:spacing w:after="0" w:line="240" w:lineRule="auto"/>
-        <w:rPr>
-          <w:rFonts w:ascii="Cascadia Code" w:hAnsi="Cascadia Code"/>
-        </w:rPr>
-      </w:pPr>
-      <w:r>
-        <w:rPr>
-          <w:rFonts w:ascii="Cascadia Code" w:hAnsi="Cascadia Code"/>
-        </w:rPr>
-        <w:t>            )</w:t>
-      </w:r>
-    </w:p>
-    <w:p>
-      <w:pPr>
-        <w:pBdr>
-          <w:top w:val="single" w:sz="4" w:space="1" w:color="auto"/>
-          <w:left w:val="single" w:sz="4" w:space="4" w:color="auto"/>
-          <w:bottom w:val="single" w:sz="4" w:space="1" w:color="auto"/>
-          <w:right w:val="single" w:sz="4" w:space="4" w:color="auto"/>
-        </w:pBdr>
-        <w:spacing w:after="0" w:line="240" w:lineRule="auto"/>
-        <w:rPr>
-          <w:rFonts w:ascii="Cascadia Code" w:hAnsi="Cascadia Code"/>
-        </w:rPr>
-      </w:pPr>
-      <w:r>
-        <w:rPr>
-          <w:rFonts w:ascii="Cascadia Code" w:hAnsi="Cascadia Code"/>
-        </w:rPr>
-        <w:t xml:space="preserve">        </w:t>
-      </w:r>
-      <w:proofErr w:type="spellStart"/>
-      <w:r>
-        <w:rPr>
-          <w:rFonts w:ascii="Cascadia Code" w:hAnsi="Cascadia Code"/>
-        </w:rPr>
-        <w:t>elif</w:t>
-      </w:r>
-      <w:proofErr w:type="spellEnd"/>
-      <w:r>
-        <w:rPr>
-          <w:rFonts w:ascii="Cascadia Code" w:hAnsi="Cascadia Code"/>
-        </w:rPr>
-        <w:t xml:space="preserve"> step == "rag":</w:t>
-      </w:r>
-    </w:p>
-    <w:p>
-      <w:pPr>
-        <w:pBdr>
-          <w:top w:val="single" w:sz="4" w:space="1" w:color="auto"/>
-          <w:left w:val="single" w:sz="4" w:space="4" w:color="auto"/>
-          <w:bottom w:val="single" w:sz="4" w:space="1" w:color="auto"/>
-          <w:right w:val="single" w:sz="4" w:space="4" w:color="auto"/>
-        </w:pBdr>
-        <w:spacing w:after="0" w:line="240" w:lineRule="auto"/>
-        <w:rPr>
-          <w:rFonts w:ascii="Cascadia Code" w:hAnsi="Cascadia Code"/>
-        </w:rPr>
-      </w:pPr>
-      <w:r>
-        <w:rPr>
-          <w:rFonts w:ascii="Cascadia Code" w:hAnsi="Cascadia Code"/>
-        </w:rPr>
-        <w:t>            print("Searching incident knowledge base")</w:t>
-      </w:r>
-    </w:p>
-    <w:p>
-      <w:pPr>
-        <w:pBdr>
-          <w:top w:val="single" w:sz="4" w:space="1" w:color="auto"/>
-          <w:left w:val="single" w:sz="4" w:space="4" w:color="auto"/>
-          <w:bottom w:val="single" w:sz="4" w:space="1" w:color="auto"/>
-          <w:right w:val="single" w:sz="4" w:space="4" w:color="auto"/>
-        </w:pBdr>
-        <w:spacing w:after="0" w:line="240" w:lineRule="auto"/>
-        <w:rPr>
-          <w:rFonts w:ascii="Cascadia Code" w:hAnsi="Cascadia Code"/>
-        </w:rPr>
-      </w:pPr>
-      <w:r>
-        <w:rPr>
-          <w:rFonts w:ascii="Cascadia Code" w:hAnsi="Cascadia Code"/>
-        </w:rPr>
-        <w:t xml:space="preserve">            </w:t>
-      </w:r>
-    </w:p>
-    <w:p>
-      <w:pPr>
-        <w:pBdr>
-          <w:top w:val="single" w:sz="4" w:space="1" w:color="auto"/>
-          <w:left w:val="single" w:sz="4" w:space="4" w:color="auto"/>
-          <w:bottom w:val="single" w:sz="4" w:space="1" w:color="auto"/>
-          <w:right w:val="single" w:sz="4" w:space="4" w:color="auto"/>
-        </w:pBdr>
-        <w:spacing w:after="0" w:line="240" w:lineRule="auto"/>
-        <w:rPr>
-          <w:rFonts w:ascii="Cascadia Code" w:hAnsi="Cascadia Code"/>
-        </w:rPr>
-      </w:pPr>
-      <w:r>
-        <w:rPr>
-          <w:rFonts w:ascii="Cascadia Code" w:hAnsi="Cascadia Code"/>
-        </w:rPr>
-        <w:t xml:space="preserve">            # result = </w:t>
-      </w:r>
-      <w:proofErr w:type="spellStart"/>
-      <w:r>
-        <w:rPr>
-          <w:rFonts w:ascii="Cascadia Code" w:hAnsi="Cascadia Code"/>
-        </w:rPr>
-        <w:t>incident_search.invoke</w:t>
-      </w:r>
-      <w:proofErr w:type="spellEnd"/>
-      <w:r>
-        <w:rPr>
-          <w:rFonts w:ascii="Cascadia Code" w:hAnsi="Cascadia Code"/>
-        </w:rPr>
-        <w:t>({"query": query})</w:t>
-      </w:r>
-    </w:p>
-    <w:p>
-      <w:pPr>
-        <w:pBdr>
-          <w:top w:val="single" w:sz="4" w:space="1" w:color="auto"/>
-          <w:left w:val="single" w:sz="4" w:space="4" w:color="auto"/>
-          <w:bottom w:val="single" w:sz="4" w:space="1" w:color="auto"/>
-          <w:right w:val="single" w:sz="4" w:space="4" w:color="auto"/>
-        </w:pBdr>
-        <w:spacing w:after="0" w:line="240" w:lineRule="auto"/>
-        <w:rPr>
-          <w:rFonts w:ascii="Cascadia Code" w:hAnsi="Cascadia Code"/>
-        </w:rPr>
-      </w:pPr>
-      <w:r>
-        <w:rPr>
-          <w:rFonts w:ascii="Cascadia Code" w:hAnsi="Cascadia Code"/>
-        </w:rPr>
-        <w:t xml:space="preserve">            # </w:t>
-      </w:r>
-      <w:proofErr w:type="spellStart"/>
-      <w:r>
-        <w:rPr>
-          <w:rFonts w:ascii="Cascadia Code" w:hAnsi="Cascadia Code"/>
-        </w:rPr>
-        <w:t>rag_data</w:t>
-      </w:r>
-      <w:proofErr w:type="spellEnd"/>
-      <w:r>
-        <w:rPr>
-          <w:rFonts w:ascii="Cascadia Code" w:hAnsi="Cascadia Code"/>
-        </w:rPr>
-        <w:t xml:space="preserve"> = result</w:t>
-      </w:r>
-    </w:p>
-    <w:p>
-      <w:pPr>
-        <w:pBdr>
-          <w:top w:val="single" w:sz="4" w:space="1" w:color="auto"/>
-          <w:left w:val="single" w:sz="4" w:space="4" w:color="auto"/>
-          <w:bottom w:val="single" w:sz="4" w:space="1" w:color="auto"/>
-          <w:right w:val="single" w:sz="4" w:space="4" w:color="auto"/>
-        </w:pBdr>
-        <w:spacing w:after="0" w:line="240" w:lineRule="auto"/>
-        <w:rPr>
-          <w:rFonts w:ascii="Cascadia Code" w:hAnsi="Cascadia Code"/>
-        </w:rPr>
-      </w:pPr>
-      <w:r>
-        <w:rPr>
-          <w:rFonts w:ascii="Cascadia Code" w:hAnsi="Cascadia Code"/>
-        </w:rPr>
-        <w:t xml:space="preserve">            </w:t>
-      </w:r>
-      <w:proofErr w:type="spellStart"/>
-      <w:r>
-        <w:rPr>
-          <w:rFonts w:ascii="Cascadia Code" w:hAnsi="Cascadia Code"/>
-        </w:rPr>
-        <w:t>rag_data</w:t>
-      </w:r>
-      <w:proofErr w:type="spellEnd"/>
-      <w:r>
-        <w:rPr>
-          <w:rFonts w:ascii="Cascadia Code" w:hAnsi="Cascadia Code"/>
-        </w:rPr>
-        <w:t xml:space="preserve"> = </w:t>
-      </w:r>
-      <w:proofErr w:type="spellStart"/>
-      <w:r>
-        <w:rPr>
-          <w:rFonts w:ascii="Cascadia Code" w:hAnsi="Cascadia Code"/>
-        </w:rPr>
-        <w:t>safe_tool_call</w:t>
-      </w:r>
-      <w:proofErr w:type="spellEnd"/>
-      <w:r>
-        <w:rPr>
-          <w:rFonts w:ascii="Cascadia Code" w:hAnsi="Cascadia Code"/>
-        </w:rPr>
-        <w:t>(</w:t>
-      </w:r>
-    </w:p>
-    <w:p>
-      <w:pPr>
-        <w:pBdr>
-          <w:top w:val="single" w:sz="4" w:space="1" w:color="auto"/>
-          <w:left w:val="single" w:sz="4" w:space="4" w:color="auto"/>
-          <w:bottom w:val="single" w:sz="4" w:space="1" w:color="auto"/>
-          <w:right w:val="single" w:sz="4" w:space="4" w:color="auto"/>
-        </w:pBdr>
-        <w:spacing w:after="0" w:line="240" w:lineRule="auto"/>
-        <w:rPr>
-          <w:rFonts w:ascii="Cascadia Code" w:hAnsi="Cascadia Code"/>
-        </w:rPr>
-      </w:pPr>
-      <w:r>
-        <w:rPr>
-          <w:rFonts w:ascii="Cascadia Code" w:hAnsi="Cascadia Code"/>
-        </w:rPr>
-        <w:t xml:space="preserve">                </w:t>
-      </w:r>
-      <w:proofErr w:type="spellStart"/>
-      <w:r>
-        <w:rPr>
-          <w:rFonts w:ascii="Cascadia Code" w:hAnsi="Cascadia Code"/>
-        </w:rPr>
-        <w:t>incident_search</w:t>
-      </w:r>
-      <w:proofErr w:type="spellEnd"/>
-      <w:r>
-        <w:rPr>
-          <w:rFonts w:ascii="Cascadia Code" w:hAnsi="Cascadia Code"/>
-        </w:rPr>
-        <w:t>,</w:t>
-      </w:r>
-    </w:p>
-    <w:p>
-      <w:pPr>
-        <w:pBdr>
-          <w:top w:val="single" w:sz="4" w:space="1" w:color="auto"/>
-          <w:left w:val="single" w:sz="4" w:space="4" w:color="auto"/>
-          <w:bottom w:val="single" w:sz="4" w:space="1" w:color="auto"/>
-          <w:right w:val="single" w:sz="4" w:space="4" w:color="auto"/>
-        </w:pBdr>
-        <w:spacing w:after="0" w:line="240" w:lineRule="auto"/>
-        <w:rPr>
-          <w:rFonts w:ascii="Cascadia Code" w:hAnsi="Cascadia Code"/>
-        </w:rPr>
-      </w:pPr>
-      <w:r>
-        <w:rPr>
-          <w:rFonts w:ascii="Cascadia Code" w:hAnsi="Cascadia Code"/>
-        </w:rPr>
-        <w:t>                "RAG Tool",</w:t>
-      </w:r>
-    </w:p>
-    <w:p>
-      <w:pPr>
-        <w:pBdr>
-          <w:top w:val="single" w:sz="4" w:space="1" w:color="auto"/>
-          <w:left w:val="single" w:sz="4" w:space="4" w:color="auto"/>
-          <w:bottom w:val="single" w:sz="4" w:space="1" w:color="auto"/>
-          <w:right w:val="single" w:sz="4" w:space="4" w:color="auto"/>
-        </w:pBdr>
-        <w:spacing w:after="0" w:line="240" w:lineRule="auto"/>
-        <w:rPr>
-          <w:rFonts w:ascii="Cascadia Code" w:hAnsi="Cascadia Code"/>
-        </w:rPr>
-      </w:pPr>
-      <w:r>
-        <w:rPr>
-          <w:rFonts w:ascii="Cascadia Code" w:hAnsi="Cascadia Code"/>
-        </w:rPr>
-        <w:t>                {"query": query}</w:t>
-      </w:r>
-    </w:p>
-    <w:p>
-      <w:pPr>
-        <w:pBdr>
-          <w:top w:val="single" w:sz="4" w:space="1" w:color="auto"/>
-          <w:left w:val="single" w:sz="4" w:space="4" w:color="auto"/>
-          <w:bottom w:val="single" w:sz="4" w:space="1" w:color="auto"/>
-          <w:right w:val="single" w:sz="4" w:space="4" w:color="auto"/>
-        </w:pBdr>
-        <w:spacing w:after="0" w:line="240" w:lineRule="auto"/>
-        <w:rPr>
-          <w:rFonts w:ascii="Cascadia Code" w:hAnsi="Cascadia Code"/>
-        </w:rPr>
-      </w:pPr>
-      <w:r>
-        <w:rPr>
-          <w:rFonts w:ascii="Cascadia Code" w:hAnsi="Cascadia Code"/>
-        </w:rPr>
-        <w:t>            )</w:t>
-      </w:r>
-    </w:p>
-    <w:p>
-      <w:pPr>
-        <w:pBdr>
-          <w:top w:val="single" w:sz="4" w:space="1" w:color="auto"/>
-          <w:left w:val="single" w:sz="4" w:space="4" w:color="auto"/>
-          <w:bottom w:val="single" w:sz="4" w:space="1" w:color="auto"/>
-          <w:right w:val="single" w:sz="4" w:space="4" w:color="auto"/>
-        </w:pBdr>
-        <w:spacing w:after="0" w:line="240" w:lineRule="auto"/>
-        <w:rPr>
-          <w:rFonts w:ascii="Cascadia Code" w:hAnsi="Cascadia Code"/>
-        </w:rPr>
-      </w:pPr>
-      <w:r>
-        <w:rPr>
-          <w:rFonts w:ascii="Cascadia Code" w:hAnsi="Cascadia Code"/>
-        </w:rPr>
         <w:t>    # Structured evidence for reasoning</w:t>
       </w:r>
     </w:p>
@@ -14854,309 +13175,169 @@
         <w:rPr>
           <w:rFonts w:ascii="Cascadia Code" w:hAnsi="Cascadia Code"/>
         </w:rPr>
-        <w:t xml:space="preserve">    if </w:t>
-      </w:r>
-      <w:proofErr w:type="spellStart"/>
-      <w:r>
-        <w:rPr>
-          <w:rFonts w:ascii="Cascadia Code" w:hAnsi="Cascadia Code"/>
-        </w:rPr>
-        <w:t>sql_data</w:t>
-      </w:r>
-      <w:proofErr w:type="spellEnd"/>
-      <w:r>
-        <w:rPr>
-          <w:rFonts w:ascii="Cascadia Code" w:hAnsi="Cascadia Code"/>
-        </w:rPr>
-        <w:t>:</w:t>
-      </w:r>
-    </w:p>
-    <w:p>
-      <w:pPr>
-        <w:pBdr>
-          <w:top w:val="single" w:sz="4" w:space="1" w:color="auto"/>
-          <w:left w:val="single" w:sz="4" w:space="4" w:color="auto"/>
-          <w:bottom w:val="single" w:sz="4" w:space="1" w:color="auto"/>
-          <w:right w:val="single" w:sz="4" w:space="4" w:color="auto"/>
-        </w:pBdr>
-        <w:spacing w:after="0" w:line="240" w:lineRule="auto"/>
-        <w:rPr>
-          <w:rFonts w:ascii="Cascadia Code" w:hAnsi="Cascadia Code"/>
-        </w:rPr>
-      </w:pPr>
-      <w:r>
-        <w:rPr>
-          <w:rFonts w:ascii="Cascadia Code" w:hAnsi="Cascadia Code"/>
-        </w:rPr>
-        <w:t>        evidence += f"\</w:t>
-      </w:r>
-      <w:proofErr w:type="spellStart"/>
-      <w:r>
-        <w:rPr>
-          <w:rFonts w:ascii="Cascadia Code" w:hAnsi="Cascadia Code"/>
-        </w:rPr>
-        <w:t>nINCIDENT</w:t>
-      </w:r>
-      <w:proofErr w:type="spellEnd"/>
-      <w:r>
-        <w:rPr>
-          <w:rFonts w:ascii="Cascadia Code" w:hAnsi="Cascadia Code"/>
-        </w:rPr>
-        <w:t xml:space="preserve"> RECORDS:\n{</w:t>
-      </w:r>
-      <w:proofErr w:type="spellStart"/>
-      <w:r>
-        <w:rPr>
-          <w:rFonts w:ascii="Cascadia Code" w:hAnsi="Cascadia Code"/>
-        </w:rPr>
-        <w:t>sql_data</w:t>
-      </w:r>
-      <w:proofErr w:type="spellEnd"/>
-      <w:r>
-        <w:rPr>
-          <w:rFonts w:ascii="Cascadia Code" w:hAnsi="Cascadia Code"/>
-        </w:rPr>
-        <w:t>}\n"</w:t>
-      </w:r>
-    </w:p>
-    <w:p>
-      <w:pPr>
-        <w:pBdr>
-          <w:top w:val="single" w:sz="4" w:space="1" w:color="auto"/>
-          <w:left w:val="single" w:sz="4" w:space="4" w:color="auto"/>
-          <w:bottom w:val="single" w:sz="4" w:space="1" w:color="auto"/>
-          <w:right w:val="single" w:sz="4" w:space="4" w:color="auto"/>
-        </w:pBdr>
-        <w:spacing w:after="0" w:line="240" w:lineRule="auto"/>
-        <w:rPr>
-          <w:rFonts w:ascii="Cascadia Code" w:hAnsi="Cascadia Code"/>
-        </w:rPr>
-      </w:pPr>
-    </w:p>
-    <w:p>
-      <w:pPr>
-        <w:pBdr>
-          <w:top w:val="single" w:sz="4" w:space="1" w:color="auto"/>
-          <w:left w:val="single" w:sz="4" w:space="4" w:color="auto"/>
-          <w:bottom w:val="single" w:sz="4" w:space="1" w:color="auto"/>
-          <w:right w:val="single" w:sz="4" w:space="4" w:color="auto"/>
-        </w:pBdr>
-        <w:spacing w:after="0" w:line="240" w:lineRule="auto"/>
-        <w:rPr>
-          <w:rFonts w:ascii="Cascadia Code" w:hAnsi="Cascadia Code"/>
-        </w:rPr>
-      </w:pPr>
-      <w:r>
-        <w:rPr>
-          <w:rFonts w:ascii="Cascadia Code" w:hAnsi="Cascadia Code"/>
-        </w:rPr>
-        <w:t xml:space="preserve">    if </w:t>
-      </w:r>
-      <w:proofErr w:type="spellStart"/>
-      <w:r>
-        <w:rPr>
-          <w:rFonts w:ascii="Cascadia Code" w:hAnsi="Cascadia Code"/>
-        </w:rPr>
-        <w:t>log_data</w:t>
-      </w:r>
-      <w:proofErr w:type="spellEnd"/>
-      <w:r>
-        <w:rPr>
-          <w:rFonts w:ascii="Cascadia Code" w:hAnsi="Cascadia Code"/>
-        </w:rPr>
-        <w:t>:</w:t>
-      </w:r>
-    </w:p>
-    <w:p>
-      <w:pPr>
-        <w:pBdr>
-          <w:top w:val="single" w:sz="4" w:space="1" w:color="auto"/>
-          <w:left w:val="single" w:sz="4" w:space="4" w:color="auto"/>
-          <w:bottom w:val="single" w:sz="4" w:space="1" w:color="auto"/>
-          <w:right w:val="single" w:sz="4" w:space="4" w:color="auto"/>
-        </w:pBdr>
-        <w:spacing w:after="0" w:line="240" w:lineRule="auto"/>
-        <w:rPr>
-          <w:rFonts w:ascii="Cascadia Code" w:hAnsi="Cascadia Code"/>
-        </w:rPr>
-      </w:pPr>
-      <w:r>
-        <w:rPr>
-          <w:rFonts w:ascii="Cascadia Code" w:hAnsi="Cascadia Code"/>
-        </w:rPr>
-        <w:t>        evidence += f"\</w:t>
-      </w:r>
-      <w:proofErr w:type="spellStart"/>
-      <w:r>
-        <w:rPr>
-          <w:rFonts w:ascii="Cascadia Code" w:hAnsi="Cascadia Code"/>
-        </w:rPr>
-        <w:t>nLOG</w:t>
-      </w:r>
-      <w:proofErr w:type="spellEnd"/>
-      <w:r>
-        <w:rPr>
-          <w:rFonts w:ascii="Cascadia Code" w:hAnsi="Cascadia Code"/>
-        </w:rPr>
-        <w:t xml:space="preserve"> ANALYSIS:\n{</w:t>
-      </w:r>
-      <w:proofErr w:type="spellStart"/>
-      <w:r>
-        <w:rPr>
-          <w:rFonts w:ascii="Cascadia Code" w:hAnsi="Cascadia Code"/>
-        </w:rPr>
-        <w:t>log_data</w:t>
-      </w:r>
-      <w:proofErr w:type="spellEnd"/>
-      <w:r>
-        <w:rPr>
-          <w:rFonts w:ascii="Cascadia Code" w:hAnsi="Cascadia Code"/>
-        </w:rPr>
-        <w:t>}\n"</w:t>
-      </w:r>
-    </w:p>
-    <w:p>
-      <w:pPr>
-        <w:pBdr>
-          <w:top w:val="single" w:sz="4" w:space="1" w:color="auto"/>
-          <w:left w:val="single" w:sz="4" w:space="4" w:color="auto"/>
-          <w:bottom w:val="single" w:sz="4" w:space="1" w:color="auto"/>
-          <w:right w:val="single" w:sz="4" w:space="4" w:color="auto"/>
-        </w:pBdr>
-        <w:spacing w:after="0" w:line="240" w:lineRule="auto"/>
-        <w:rPr>
-          <w:rFonts w:ascii="Cascadia Code" w:hAnsi="Cascadia Code"/>
-        </w:rPr>
-      </w:pPr>
-    </w:p>
-    <w:p>
-      <w:pPr>
-        <w:pBdr>
-          <w:top w:val="single" w:sz="4" w:space="1" w:color="auto"/>
-          <w:left w:val="single" w:sz="4" w:space="4" w:color="auto"/>
-          <w:bottom w:val="single" w:sz="4" w:space="1" w:color="auto"/>
-          <w:right w:val="single" w:sz="4" w:space="4" w:color="auto"/>
-        </w:pBdr>
-        <w:spacing w:after="0" w:line="240" w:lineRule="auto"/>
-        <w:rPr>
-          <w:rFonts w:ascii="Cascadia Code" w:hAnsi="Cascadia Code"/>
-        </w:rPr>
-      </w:pPr>
-      <w:r>
-        <w:rPr>
-          <w:rFonts w:ascii="Cascadia Code" w:hAnsi="Cascadia Code"/>
-        </w:rPr>
-        <w:t xml:space="preserve">    if </w:t>
-      </w:r>
-      <w:proofErr w:type="spellStart"/>
-      <w:r>
-        <w:rPr>
-          <w:rFonts w:ascii="Cascadia Code" w:hAnsi="Cascadia Code"/>
-        </w:rPr>
-        <w:t>rag_data</w:t>
-      </w:r>
-      <w:proofErr w:type="spellEnd"/>
-      <w:r>
-        <w:rPr>
-          <w:rFonts w:ascii="Cascadia Code" w:hAnsi="Cascadia Code"/>
-        </w:rPr>
-        <w:t>:</w:t>
-      </w:r>
-    </w:p>
-    <w:p>
-      <w:pPr>
-        <w:pBdr>
-          <w:top w:val="single" w:sz="4" w:space="1" w:color="auto"/>
-          <w:left w:val="single" w:sz="4" w:space="4" w:color="auto"/>
-          <w:bottom w:val="single" w:sz="4" w:space="1" w:color="auto"/>
-          <w:right w:val="single" w:sz="4" w:space="4" w:color="auto"/>
-        </w:pBdr>
-        <w:spacing w:after="0" w:line="240" w:lineRule="auto"/>
-        <w:rPr>
-          <w:rFonts w:ascii="Cascadia Code" w:hAnsi="Cascadia Code"/>
-        </w:rPr>
-      </w:pPr>
-      <w:r>
-        <w:rPr>
-          <w:rFonts w:ascii="Cascadia Code" w:hAnsi="Cascadia Code"/>
-        </w:rPr>
-        <w:t>        evidence += f"\</w:t>
-      </w:r>
-      <w:proofErr w:type="spellStart"/>
-      <w:r>
-        <w:rPr>
-          <w:rFonts w:ascii="Cascadia Code" w:hAnsi="Cascadia Code"/>
-        </w:rPr>
-        <w:t>nINCIDENT</w:t>
-      </w:r>
-      <w:proofErr w:type="spellEnd"/>
-      <w:r>
-        <w:rPr>
-          <w:rFonts w:ascii="Cascadia Code" w:hAnsi="Cascadia Code"/>
-        </w:rPr>
-        <w:t xml:space="preserve"> DESCRIPTION:\n{</w:t>
-      </w:r>
-      <w:proofErr w:type="spellStart"/>
-      <w:r>
-        <w:rPr>
-          <w:rFonts w:ascii="Cascadia Code" w:hAnsi="Cascadia Code"/>
-        </w:rPr>
-        <w:t>rag_data</w:t>
-      </w:r>
-      <w:proofErr w:type="spellEnd"/>
-      <w:r>
-        <w:rPr>
-          <w:rFonts w:ascii="Cascadia Code" w:hAnsi="Cascadia Code"/>
-        </w:rPr>
-        <w:t>}\n"</w:t>
-      </w:r>
-    </w:p>
-    <w:p>
-      <w:pPr>
-        <w:pBdr>
-          <w:top w:val="single" w:sz="4" w:space="1" w:color="auto"/>
-          <w:left w:val="single" w:sz="4" w:space="4" w:color="auto"/>
-          <w:bottom w:val="single" w:sz="4" w:space="1" w:color="auto"/>
-          <w:right w:val="single" w:sz="4" w:space="4" w:color="auto"/>
-        </w:pBdr>
-        <w:spacing w:after="0" w:line="240" w:lineRule="auto"/>
-        <w:rPr>
-          <w:rFonts w:ascii="Cascadia Code" w:hAnsi="Cascadia Code"/>
-        </w:rPr>
-      </w:pPr>
-    </w:p>
-    <w:p>
-      <w:pPr>
-        <w:pBdr>
-          <w:top w:val="single" w:sz="4" w:space="1" w:color="auto"/>
-          <w:left w:val="single" w:sz="4" w:space="4" w:color="auto"/>
-          <w:bottom w:val="single" w:sz="4" w:space="1" w:color="auto"/>
-          <w:right w:val="single" w:sz="4" w:space="4" w:color="auto"/>
-        </w:pBdr>
-        <w:spacing w:after="0" w:line="240" w:lineRule="auto"/>
-        <w:rPr>
-          <w:rFonts w:ascii="Cascadia Code" w:hAnsi="Cascadia Code"/>
-        </w:rPr>
-      </w:pPr>
-      <w:r>
-        <w:rPr>
-          <w:rFonts w:ascii="Cascadia Code" w:hAnsi="Cascadia Code"/>
-        </w:rPr>
-        <w:t xml:space="preserve">    if not </w:t>
-      </w:r>
-      <w:proofErr w:type="spellStart"/>
-      <w:r>
-        <w:rPr>
-          <w:rFonts w:ascii="Cascadia Code" w:hAnsi="Cascadia Code"/>
-        </w:rPr>
-        <w:t>evidence.strip</w:t>
-      </w:r>
-      <w:proofErr w:type="spellEnd"/>
-      <w:r>
-        <w:rPr>
-          <w:rFonts w:ascii="Cascadia Code" w:hAnsi="Cascadia Code"/>
-        </w:rPr>
-        <w:t>():</w:t>
+        <w:t>    if sql_data:</w:t>
+      </w:r>
+    </w:p>
+    <w:p>
+      <w:pPr>
+        <w:pBdr>
+          <w:top w:val="single" w:sz="4" w:space="1" w:color="auto"/>
+          <w:left w:val="single" w:sz="4" w:space="4" w:color="auto"/>
+          <w:bottom w:val="single" w:sz="4" w:space="1" w:color="auto"/>
+          <w:right w:val="single" w:sz="4" w:space="4" w:color="auto"/>
+        </w:pBdr>
+        <w:spacing w:after="0" w:line="240" w:lineRule="auto"/>
+        <w:rPr>
+          <w:rFonts w:ascii="Cascadia Code" w:hAnsi="Cascadia Code"/>
+        </w:rPr>
+      </w:pPr>
+      <w:r>
+        <w:rPr>
+          <w:rFonts w:ascii="Cascadia Code" w:hAnsi="Cascadia Code"/>
+        </w:rPr>
+        <w:t>        evidence += f"\nINCIDENT RECORDS:\n{sql_data}\n"</w:t>
+      </w:r>
+    </w:p>
+    <w:p>
+      <w:pPr>
+        <w:pBdr>
+          <w:top w:val="single" w:sz="4" w:space="1" w:color="auto"/>
+          <w:left w:val="single" w:sz="4" w:space="4" w:color="auto"/>
+          <w:bottom w:val="single" w:sz="4" w:space="1" w:color="auto"/>
+          <w:right w:val="single" w:sz="4" w:space="4" w:color="auto"/>
+        </w:pBdr>
+        <w:spacing w:after="0" w:line="240" w:lineRule="auto"/>
+        <w:rPr>
+          <w:rFonts w:ascii="Cascadia Code" w:hAnsi="Cascadia Code"/>
+        </w:rPr>
+      </w:pPr>
+    </w:p>
+    <w:p>
+      <w:pPr>
+        <w:pBdr>
+          <w:top w:val="single" w:sz="4" w:space="1" w:color="auto"/>
+          <w:left w:val="single" w:sz="4" w:space="4" w:color="auto"/>
+          <w:bottom w:val="single" w:sz="4" w:space="1" w:color="auto"/>
+          <w:right w:val="single" w:sz="4" w:space="4" w:color="auto"/>
+        </w:pBdr>
+        <w:spacing w:after="0" w:line="240" w:lineRule="auto"/>
+        <w:rPr>
+          <w:rFonts w:ascii="Cascadia Code" w:hAnsi="Cascadia Code"/>
+        </w:rPr>
+      </w:pPr>
+      <w:r>
+        <w:rPr>
+          <w:rFonts w:ascii="Cascadia Code" w:hAnsi="Cascadia Code"/>
+        </w:rPr>
+        <w:t>    if log_data:</w:t>
+      </w:r>
+    </w:p>
+    <w:p>
+      <w:pPr>
+        <w:pBdr>
+          <w:top w:val="single" w:sz="4" w:space="1" w:color="auto"/>
+          <w:left w:val="single" w:sz="4" w:space="4" w:color="auto"/>
+          <w:bottom w:val="single" w:sz="4" w:space="1" w:color="auto"/>
+          <w:right w:val="single" w:sz="4" w:space="4" w:color="auto"/>
+        </w:pBdr>
+        <w:spacing w:after="0" w:line="240" w:lineRule="auto"/>
+        <w:rPr>
+          <w:rFonts w:ascii="Cascadia Code" w:hAnsi="Cascadia Code"/>
+        </w:rPr>
+      </w:pPr>
+      <w:r>
+        <w:rPr>
+          <w:rFonts w:ascii="Cascadia Code" w:hAnsi="Cascadia Code"/>
+        </w:rPr>
+        <w:t>        evidence += f"\nLOG ANALYSIS:\n{log_data}\n"</w:t>
+      </w:r>
+    </w:p>
+    <w:p>
+      <w:pPr>
+        <w:pBdr>
+          <w:top w:val="single" w:sz="4" w:space="1" w:color="auto"/>
+          <w:left w:val="single" w:sz="4" w:space="4" w:color="auto"/>
+          <w:bottom w:val="single" w:sz="4" w:space="1" w:color="auto"/>
+          <w:right w:val="single" w:sz="4" w:space="4" w:color="auto"/>
+        </w:pBdr>
+        <w:spacing w:after="0" w:line="240" w:lineRule="auto"/>
+        <w:rPr>
+          <w:rFonts w:ascii="Cascadia Code" w:hAnsi="Cascadia Code"/>
+        </w:rPr>
+      </w:pPr>
+    </w:p>
+    <w:p>
+      <w:pPr>
+        <w:pBdr>
+          <w:top w:val="single" w:sz="4" w:space="1" w:color="auto"/>
+          <w:left w:val="single" w:sz="4" w:space="4" w:color="auto"/>
+          <w:bottom w:val="single" w:sz="4" w:space="1" w:color="auto"/>
+          <w:right w:val="single" w:sz="4" w:space="4" w:color="auto"/>
+        </w:pBdr>
+        <w:spacing w:after="0" w:line="240" w:lineRule="auto"/>
+        <w:rPr>
+          <w:rFonts w:ascii="Cascadia Code" w:hAnsi="Cascadia Code"/>
+        </w:rPr>
+      </w:pPr>
+      <w:r>
+        <w:rPr>
+          <w:rFonts w:ascii="Cascadia Code" w:hAnsi="Cascadia Code"/>
+        </w:rPr>
+        <w:t>    if rag_data:</w:t>
+      </w:r>
+    </w:p>
+    <w:p>
+      <w:pPr>
+        <w:pBdr>
+          <w:top w:val="single" w:sz="4" w:space="1" w:color="auto"/>
+          <w:left w:val="single" w:sz="4" w:space="4" w:color="auto"/>
+          <w:bottom w:val="single" w:sz="4" w:space="1" w:color="auto"/>
+          <w:right w:val="single" w:sz="4" w:space="4" w:color="auto"/>
+        </w:pBdr>
+        <w:spacing w:after="0" w:line="240" w:lineRule="auto"/>
+        <w:rPr>
+          <w:rFonts w:ascii="Cascadia Code" w:hAnsi="Cascadia Code"/>
+        </w:rPr>
+      </w:pPr>
+      <w:r>
+        <w:rPr>
+          <w:rFonts w:ascii="Cascadia Code" w:hAnsi="Cascadia Code"/>
+        </w:rPr>
+        <w:t>        evidence += f"\nINCIDENT DESCRIPTION:\n{rag_data}\n"</w:t>
+      </w:r>
+    </w:p>
+    <w:p>
+      <w:pPr>
+        <w:pBdr>
+          <w:top w:val="single" w:sz="4" w:space="1" w:color="auto"/>
+          <w:left w:val="single" w:sz="4" w:space="4" w:color="auto"/>
+          <w:bottom w:val="single" w:sz="4" w:space="1" w:color="auto"/>
+          <w:right w:val="single" w:sz="4" w:space="4" w:color="auto"/>
+        </w:pBdr>
+        <w:spacing w:after="0" w:line="240" w:lineRule="auto"/>
+        <w:rPr>
+          <w:rFonts w:ascii="Cascadia Code" w:hAnsi="Cascadia Code"/>
+        </w:rPr>
+      </w:pPr>
+    </w:p>
+    <w:p>
+      <w:pPr>
+        <w:pBdr>
+          <w:top w:val="single" w:sz="4" w:space="1" w:color="auto"/>
+          <w:left w:val="single" w:sz="4" w:space="4" w:color="auto"/>
+          <w:bottom w:val="single" w:sz="4" w:space="1" w:color="auto"/>
+          <w:right w:val="single" w:sz="4" w:space="4" w:color="auto"/>
+        </w:pBdr>
+        <w:spacing w:after="0" w:line="240" w:lineRule="auto"/>
+        <w:rPr>
+          <w:rFonts w:ascii="Cascadia Code" w:hAnsi="Cascadia Code"/>
+        </w:rPr>
+      </w:pPr>
+      <w:r>
+        <w:rPr>
+          <w:rFonts w:ascii="Cascadia Code" w:hAnsi="Cascadia Code"/>
+        </w:rPr>
+        <w:t>    if not evidence.strip():</w:t>
       </w:r>
     </w:p>
     <w:p>
@@ -15210,21 +13391,7 @@
         <w:rPr>
           <w:rFonts w:ascii="Cascadia Code" w:hAnsi="Cascadia Code"/>
         </w:rPr>
-        <w:t xml:space="preserve">    return </w:t>
-      </w:r>
-      <w:proofErr w:type="spellStart"/>
-      <w:r>
-        <w:rPr>
-          <w:rFonts w:ascii="Cascadia Code" w:hAnsi="Cascadia Code"/>
-        </w:rPr>
-        <w:t>final_answer</w:t>
-      </w:r>
-      <w:proofErr w:type="spellEnd"/>
-      <w:r>
-        <w:rPr>
-          <w:rFonts w:ascii="Cascadia Code" w:hAnsi="Cascadia Code"/>
-        </w:rPr>
-        <w:t>(query, evidence)</w:t>
+        <w:t>    return final_answer(query, evidence)</w:t>
       </w:r>
     </w:p>
     <w:p/>
@@ -15382,14 +13549,7 @@
         <w:rPr>
           <w:rFonts w:ascii="Cascadia Code" w:hAnsi="Cascadia Code"/>
         </w:rPr>
-        <w:t>logs/</w:t>
-      </w:r>
-      <w:proofErr w:type="spellStart"/>
-      <w:r>
-        <w:rPr>
-          <w:rFonts w:ascii="Cascadia Code" w:hAnsi="Cascadia Code"/>
-        </w:rPr>
-        <w:t>system_logs.</w:t>
+        <w:t>logs/system_logs.</w:t>
       </w:r>
       <w:r>
         <w:rPr>
@@ -15397,7 +13557,6 @@
         </w:rPr>
         <w:t>tmp</w:t>
       </w:r>
-      <w:proofErr w:type="spellEnd"/>
     </w:p>
     <w:p>
       <w:pPr>
@@ -15441,21 +13600,7 @@
         <w:rPr>
           <w:rFonts w:ascii="Cascadia Code" w:hAnsi="Cascadia Code"/>
         </w:rPr>
-        <w:t>Log Search Tool failed (attempt 1): [</w:t>
-      </w:r>
-      <w:proofErr w:type="spellStart"/>
-      <w:r>
-        <w:rPr>
-          <w:rFonts w:ascii="Cascadia Code" w:hAnsi="Cascadia Code"/>
-        </w:rPr>
-        <w:t>Errno</w:t>
-      </w:r>
-      <w:proofErr w:type="spellEnd"/>
-      <w:r>
-        <w:rPr>
-          <w:rFonts w:ascii="Cascadia Code" w:hAnsi="Cascadia Code"/>
-        </w:rPr>
-        <w:t xml:space="preserve"> 2] No such file or directory: 'logs/system_logs.txt'</w:t>
+        <w:t>Log Search Tool failed (attempt 1): [Errno 2] No such file or directory: 'logs/system_logs.txt'</w:t>
       </w:r>
     </w:p>
     <w:p>
@@ -16086,7 +14231,6 @@
         <w:szCs w:val="32"/>
       </w:rPr>
     </w:pPr>
-    <w:proofErr w:type="spellStart"/>
     <w:r>
       <w:rPr>
         <w:b/>
@@ -16094,17 +14238,7 @@
         <w:sz w:val="32"/>
         <w:szCs w:val="32"/>
       </w:rPr>
-      <w:t>ResilienceBot</w:t>
-    </w:r>
-    <w:proofErr w:type="spellEnd"/>
-    <w:r>
-      <w:rPr>
-        <w:b/>
-        <w:bCs/>
-        <w:sz w:val="32"/>
-        <w:szCs w:val="32"/>
-      </w:rPr>
-      <w:t>-Agent Lab Tutorial</w:t>
+      <w:t>ResilienceBot-Agent Lab Tutorial</w:t>
     </w:r>
   </w:p>
 </w:hdr>
@@ -22726,8 +20860,8 @@
     <w:rsid w:val="004A39B0"/>
     <w:rsid w:val="0053072C"/>
     <w:rsid w:val="005F55AC"/>
-    <w:rsid w:val="006C63B4"/>
     <w:rsid w:val="00B52243"/>
+    <w:rsid w:val="00BA351E"/>
     <w:rsid w:val="00BE7BE1"/>
     <w:rsid w:val="00CD2130"/>
     <w:rsid w:val="00EC6EC2"/>
